--- a/REQUIREMENTS.docx
+++ b/REQUIREMENTS.docx
@@ -2481,7 +2481,33 @@
         <w:t xml:space="preserve">CSV export</w:t>
       </w:r>
       <w:r>
-        <w:t xml:space="preserve">.</w:t>
+        <w:t xml:space="preserve">, and</w:t>
+      </w:r>
+      <w:r>
+        <w:t xml:space="preserve"> </w:t>
+      </w:r>
+      <w:r>
+        <w:rPr>
+          <w:i/>
+          <w:iCs/>
+        </w:rPr>
+        <w:t xml:space="preserve">(v1.3)</w:t>
+      </w:r>
+      <w:r>
+        <w:t xml:space="preserve"> </w:t>
+      </w:r>
+      <w:r>
+        <w:rPr>
+          <w:b/>
+          <w:bCs/>
+        </w:rPr>
+        <w:t xml:space="preserve">CSV import</w:t>
+      </w:r>
+      <w:r>
+        <w:t xml:space="preserve"> </w:t>
+      </w:r>
+      <w:r>
+        <w:t xml:space="preserve">for onboarding an existing cap table: downloadable template, row-by-row validation as a dry run (nothing written), then an atomic apply that creates missing share classes and stakeholders and appends the issuances to the ledger; warns when the ledger already has entries.</w:t>
       </w:r>
     </w:p>
     <w:bookmarkEnd w:id="21"/>
@@ -3321,7 +3347,23 @@
         <w:t xml:space="preserve"> </w:t>
       </w:r>
       <w:r>
-        <w:t xml:space="preserve">entity/round/grant data merged into templates; append-only versions; regenerate blocked after signing.</w:t>
+        <w:t xml:space="preserve">entity/round/grant data merged into templates; append-only versions; regenerate blocked after signing;</w:t>
+      </w:r>
+      <w:r>
+        <w:t xml:space="preserve"> </w:t>
+      </w:r>
+      <w:r>
+        <w:rPr>
+          <w:b/>
+          <w:bCs/>
+        </w:rPr>
+        <w:t xml:space="preserve">PDF download for every generated document</w:t>
+      </w:r>
+      <w:r>
+        <w:t xml:space="preserve"> </w:t>
+      </w:r>
+      <w:r>
+        <w:t xml:space="preserve">(members via Documents; LPs download their own statements/Form 64C from the portal).</w:t>
       </w:r>
       <w:r>
         <w:t xml:space="preserve"> </w:t>
@@ -3337,7 +3379,7 @@
         <w:t xml:space="preserve"> </w:t>
       </w:r>
       <w:r>
-        <w:t xml:space="preserve">redline comparison.</w:t>
+        <w:t xml:space="preserve">redline comparison; richer PDF layouts.</w:t>
       </w:r>
     </w:p>
     <w:p>
@@ -5954,7 +5996,35 @@
         <w:t xml:space="preserve"> </w:t>
       </w:r>
       <w:r>
-        <w:t xml:space="preserve">✅ Provider directory: CS / CA / lawyer / registered valuer / RTA / fund admin, category-filterable.</w:t>
+        <w:t xml:space="preserve">✅ Provider directory: CS / CA / lawyer / registered valuer / RTA / fund admin, category-filterable, with</w:t>
+      </w:r>
+      <w:r>
+        <w:t xml:space="preserve"> </w:t>
+      </w:r>
+      <w:r>
+        <w:rPr>
+          <w:b/>
+          <w:bCs/>
+        </w:rPr>
+        <w:t xml:space="preserve">platform verification</w:t>
+      </w:r>
+      <w:r>
+        <w:t xml:space="preserve"> </w:t>
+      </w:r>
+      <w:r>
+        <w:t xml:space="preserve">— anyone may register a listing but only platform-verified providers can be engaged (admin allowlist via</w:t>
+      </w:r>
+      <w:r>
+        <w:t xml:space="preserve"> </w:t>
+      </w:r>
+      <w:r>
+        <w:rPr>
+          <w:rStyle w:val="VerbatimChar"/>
+        </w:rPr>
+        <w:t xml:space="preserve">PAPER_PLATFORM_ADMIN_EMAILS</w:t>
+      </w:r>
+      <w:r>
+        <w:t xml:space="preserve">).</w:t>
       </w:r>
     </w:p>
     <w:p>
@@ -13469,7 +13539,79 @@
         <w:t xml:space="preserve">c1f3b5d7e9a1</w:t>
       </w:r>
       <w:r>
-        <w:t xml:space="preserve">. 174 backend tests.</w:t>
+        <w:t xml:space="preserve">.</w:t>
+      </w:r>
+    </w:p>
+    <w:p>
+      <w:pPr>
+        <w:pStyle w:val="Compact"/>
+        <w:numPr>
+          <w:ilvl w:val="0"/>
+          <w:numId w:val="1030"/>
+        </w:numPr>
+      </w:pPr>
+      <w:r>
+        <w:rPr>
+          <w:b/>
+          <w:bCs/>
+        </w:rPr>
+        <w:t xml:space="preserve">PDF rendering</w:t>
+      </w:r>
+      <w:r>
+        <w:t xml:space="preserve"> </w:t>
+      </w:r>
+      <w:r>
+        <w:t xml:space="preserve">for all generated documents incl. portal downloads (FR-F-2) and</w:t>
+      </w:r>
+      <w:r>
+        <w:t xml:space="preserve"> </w:t>
+      </w:r>
+      <w:r>
+        <w:rPr>
+          <w:b/>
+          <w:bCs/>
+        </w:rPr>
+        <w:t xml:space="preserve">cap-table CSV import</w:t>
+      </w:r>
+      <w:r>
+        <w:t xml:space="preserve"> </w:t>
+      </w:r>
+      <w:r>
+        <w:t xml:space="preserve">with dry-run validation (FR-C-12).</w:t>
+      </w:r>
+    </w:p>
+    <w:p>
+      <w:pPr>
+        <w:pStyle w:val="Compact"/>
+        <w:numPr>
+          <w:ilvl w:val="0"/>
+          <w:numId w:val="1030"/>
+        </w:numPr>
+      </w:pPr>
+      <w:r>
+        <w:rPr>
+          <w:b/>
+          <w:bCs/>
+        </w:rPr>
+        <w:t xml:space="preserve">Security hardening batch</w:t>
+      </w:r>
+      <w:r>
+        <w:t xml:space="preserve"> </w:t>
+      </w:r>
+      <w:r>
+        <w:t xml:space="preserve">(whole-code review): provider verification gate (FR-O-1, Alembic</w:t>
+      </w:r>
+      <w:r>
+        <w:t xml:space="preserve"> </w:t>
+      </w:r>
+      <w:r>
+        <w:rPr>
+          <w:rStyle w:val="VerbatimChar"/>
+        </w:rPr>
+        <w:t xml:space="preserve">d3a5c7e9f1b3</w:t>
+      </w:r>
+      <w:r>
+        <w:t xml:space="preserve">), bounds on money/percentage inputs (negative principals, carry ≥ 100% etc. now 422), fee charging clamped to accrued-to-date, signup rate limiting, spreadsheet-formula neutralisation on CSV exports, import size/row caps. 185 backend tests.</w:t>
       </w:r>
     </w:p>
     <w:p>

--- a/REQUIREMENTS.docx
+++ b/REQUIREMENTS.docx
@@ -86,7 +86,7 @@
         <w:t xml:space="preserve"> </w:t>
       </w:r>
       <w:r>
-        <w:t xml:space="preserve">· Date: 2026-07-14 · Supersedes: v1.2 (2026-07-08), v1.1 (2026-07-03), v1.0 (2026-06-28), Draft v0.1 (2026-06-25)</w:t>
+        <w:t xml:space="preserve">· Date: 2026-07-15 · Supersedes: v1.2 (2026-07-08), v1.1 (2026-07-03), v1.0 (2026-06-28), Draft v0.1 (2026-06-25)</w:t>
       </w:r>
     </w:p>
     <w:p>
@@ -1633,6 +1633,44 @@
         <w:t xml:space="preserve"> </w:t>
       </w:r>
       <w:r>
+        <w:t xml:space="preserve">the</w:t>
+      </w:r>
+      <w:r>
+        <w:t xml:space="preserve"> </w:t>
+      </w:r>
+      <w:r>
+        <w:rPr>
+          <w:b/>
+          <w:bCs/>
+        </w:rPr>
+        <w:t xml:space="preserve">incorporation wizard</w:t>
+      </w:r>
+      <w:r>
+        <w:t xml:space="preserve"> </w:t>
+      </w:r>
+      <w:r>
+        <w:t xml:space="preserve">(Atlas-style, v1.3) — one intake (name options for RUN, capital, registered office, founders with DIN/shares/director flags, validated: ≥2 directors, subscription within authorised capital) generates the SPICe+/eMoA/eAoA filing pack</w:t>
+      </w:r>
+      <w:r>
+        <w:t xml:space="preserve"> </w:t>
+      </w:r>
+      <w:r>
+        <w:rPr>
+          <w:b/>
+          <w:bCs/>
+        </w:rPr>
+        <w:t xml:space="preserve">plus a founder IP assignment per founder</w:t>
+      </w:r>
+      <w:r>
+        <w:t xml:space="preserve"> </w:t>
+      </w:r>
+      <w:r>
+        <w:t xml:space="preserve">(v1.3) against a pre-registration entity; record the SRN, then the CIN — at which point founder shares are allotted at par, first directors registered and the compliance calendar generated, handing straight into the stage guide. Also the original</w:t>
+      </w:r>
+      <w:r>
+        <w:t xml:space="preserve"> </w:t>
+      </w:r>
+      <w:r>
         <w:rPr>
           <w:rStyle w:val="VerbatimChar"/>
         </w:rPr>
@@ -1642,7 +1680,7 @@
         <w:t xml:space="preserve"> </w:t>
       </w:r>
       <w:r>
-        <w:t xml:space="preserve">workflow (collect promoters → KYC step → generate docs → e-sign → file), entity types PvtLtd/LLP/OPC/Fund/SPV.</w:t>
+        <w:t xml:space="preserve">workflow.</w:t>
       </w:r>
       <w:r>
         <w:t xml:space="preserve"> </w:t>
@@ -1658,7 +1696,7 @@
         <w:t xml:space="preserve"> </w:t>
       </w:r>
       <w:r>
-        <w:t xml:space="preserve">richer guided data capture; LLP/OPC-specific branches.</w:t>
+        <w:t xml:space="preserve">KYC/e-sign integration in the pack (⛔ credentials); LLP/OPC-specific branches.</w:t>
       </w:r>
     </w:p>
     <w:p>
@@ -2093,7 +2131,23 @@
         <w:t xml:space="preserve"> </w:t>
       </w:r>
       <w:r>
-        <w:t xml:space="preserve">◐ Round modelling.</w:t>
+        <w:t xml:space="preserve">✅ Round modelling: pre/post-money, committed vs target, new-share and dilution computation per round;</w:t>
+      </w:r>
+      <w:r>
+        <w:t xml:space="preserve"> </w:t>
+      </w:r>
+      <w:r>
+        <w:rPr>
+          <w:b/>
+          <w:bCs/>
+        </w:rPr>
+        <w:t xml:space="preserve">scenario modeling</w:t>
+      </w:r>
+      <w:r>
+        <w:t xml:space="preserve"> </w:t>
+      </w:r>
+      <w:r>
+        <w:t xml:space="preserve">(v1.3) — pro-forma cap table for a</w:t>
       </w:r>
       <w:r>
         <w:t xml:space="preserve"> </w:t>
@@ -2103,13 +2157,35 @@
           <w:i/>
           <w:iCs/>
         </w:rPr>
-        <w:t xml:space="preserve">Built:</w:t>
-      </w:r>
-      <w:r>
-        <w:t xml:space="preserve"> </w:t>
-      </w:r>
-      <w:r>
-        <w:t xml:space="preserve">pre/post-money, committed vs target, new-share and dilution computation per round.</w:t>
+        <w:t xml:space="preserve">hypothetical</w:t>
+      </w:r>
+      <w:r>
+        <w:t xml:space="preserve"> </w:t>
+      </w:r>
+      <w:r>
+        <w:t xml:space="preserve">round (new money, pre-money or price, pool top-up created pre-money, SAFEs converting at the scenario price) with per-holder before/after/dilution, side-by-side comparison in the UI, nothing written to the ledger.</w:t>
+      </w:r>
+    </w:p>
+    <w:p>
+      <w:pPr>
+        <w:pStyle w:val="Compact"/>
+        <w:numPr>
+          <w:ilvl w:val="0"/>
+          <w:numId w:val="1006"/>
+        </w:numPr>
+      </w:pPr>
+      <w:r>
+        <w:rPr>
+          <w:b/>
+          <w:bCs/>
+        </w:rPr>
+        <w:t xml:space="preserve">FR-C-5 (M)</w:t>
+      </w:r>
+      <w:r>
+        <w:t xml:space="preserve"> </w:t>
+      </w:r>
+      <w:r>
+        <w:t xml:space="preserve">◐ Liquidation waterfall.</w:t>
       </w:r>
       <w:r>
         <w:t xml:space="preserve"> </w:t>
@@ -2119,35 +2195,29 @@
           <w:i/>
           <w:iCs/>
         </w:rPr>
-        <w:t xml:space="preserve">Remaining:</w:t>
-      </w:r>
-      <w:r>
-        <w:t xml:space="preserve"> </w:t>
-      </w:r>
-      <w:r>
-        <w:t xml:space="preserve">pool top-up modelling, multi-scenario what-ifs.</w:t>
-      </w:r>
-    </w:p>
-    <w:p>
-      <w:pPr>
-        <w:pStyle w:val="Compact"/>
-        <w:numPr>
-          <w:ilvl w:val="0"/>
-          <w:numId w:val="1006"/>
-        </w:numPr>
-      </w:pPr>
-      <w:r>
-        <w:rPr>
-          <w:b/>
-          <w:bCs/>
-        </w:rPr>
-        <w:t xml:space="preserve">FR-C-5 (M)</w:t>
-      </w:r>
-      <w:r>
-        <w:t xml:space="preserve"> </w:t>
-      </w:r>
-      <w:r>
-        <w:t xml:space="preserve">◐ Liquidation waterfall.</w:t>
+        <w:t xml:space="preserve">Built:</w:t>
+      </w:r>
+      <w:r>
+        <w:t xml:space="preserve"> </w:t>
+      </w:r>
+      <w:r>
+        <w:t xml:space="preserve">preference stacks by seniority (pro-rated within a tier when short), participating and non-participating preferred, remainder pro-rata;</w:t>
+      </w:r>
+      <w:r>
+        <w:t xml:space="preserve"> </w:t>
+      </w:r>
+      <w:r>
+        <w:rPr>
+          <w:b/>
+          <w:bCs/>
+        </w:rPr>
+        <w:t xml:space="preserve">exit comparison</w:t>
+      </w:r>
+      <w:r>
+        <w:t xml:space="preserve"> </w:t>
+      </w:r>
+      <w:r>
+        <w:t xml:space="preserve">(v1.3) — per-holder proceeds across several exit values, showing where the preference stack flips to pro-rata.</w:t>
       </w:r>
       <w:r>
         <w:t xml:space="preserve"> </w:t>
@@ -2157,13 +2227,35 @@
           <w:i/>
           <w:iCs/>
         </w:rPr>
-        <w:t xml:space="preserve">Built:</w:t>
-      </w:r>
-      <w:r>
-        <w:t xml:space="preserve"> </w:t>
-      </w:r>
-      <w:r>
-        <w:t xml:space="preserve">preference stacks by seniority (pro-rated within a tier when short), participating and non-participating preferred, remainder pro-rata.</w:t>
+        <w:t xml:space="preserve">Remaining:</w:t>
+      </w:r>
+      <w:r>
+        <w:t xml:space="preserve"> </w:t>
+      </w:r>
+      <w:r>
+        <w:t xml:space="preserve">the as-converted election for non-participating preferred (take-preference vs convert optimisation).</w:t>
+      </w:r>
+    </w:p>
+    <w:p>
+      <w:pPr>
+        <w:pStyle w:val="Compact"/>
+        <w:numPr>
+          <w:ilvl w:val="0"/>
+          <w:numId w:val="1006"/>
+        </w:numPr>
+      </w:pPr>
+      <w:r>
+        <w:rPr>
+          <w:b/>
+          <w:bCs/>
+        </w:rPr>
+        <w:t xml:space="preserve">FR-C-6 (M)</w:t>
+      </w:r>
+      <w:r>
+        <w:t xml:space="preserve"> </w:t>
+      </w:r>
+      <w:r>
+        <w:t xml:space="preserve">◐ Issuance lifecycle.</w:t>
       </w:r>
       <w:r>
         <w:t xml:space="preserve"> </w:t>
@@ -2173,35 +2265,13 @@
           <w:i/>
           <w:iCs/>
         </w:rPr>
-        <w:t xml:space="preserve">Remaining:</w:t>
-      </w:r>
-      <w:r>
-        <w:t xml:space="preserve"> </w:t>
-      </w:r>
-      <w:r>
-        <w:t xml:space="preserve">the as-converted election for non-participating preferred (take-preference vs convert optimisation).</w:t>
-      </w:r>
-    </w:p>
-    <w:p>
-      <w:pPr>
-        <w:pStyle w:val="Compact"/>
-        <w:numPr>
-          <w:ilvl w:val="0"/>
-          <w:numId w:val="1006"/>
-        </w:numPr>
-      </w:pPr>
-      <w:r>
-        <w:rPr>
-          <w:b/>
-          <w:bCs/>
-        </w:rPr>
-        <w:t xml:space="preserve">FR-C-6 (M)</w:t>
-      </w:r>
-      <w:r>
-        <w:t xml:space="preserve"> </w:t>
-      </w:r>
-      <w:r>
-        <w:t xml:space="preserve">◐ Issuance lifecycle.</w:t>
+        <w:t xml:space="preserve">Built:</w:t>
+      </w:r>
+      <w:r>
+        <w:t xml:space="preserve"> </w:t>
+      </w:r>
+      <w:r>
+        <w:t xml:space="preserve">issuance → ledger → Register of Members; share-certificate template; certificate-number field.</w:t>
       </w:r>
       <w:r>
         <w:t xml:space="preserve"> </w:t>
@@ -2211,13 +2281,99 @@
           <w:i/>
           <w:iCs/>
         </w:rPr>
-        <w:t xml:space="preserve">Built:</w:t>
-      </w:r>
-      <w:r>
-        <w:t xml:space="preserve"> </w:t>
-      </w:r>
-      <w:r>
-        <w:t xml:space="preserve">issuance → ledger → Register of Members; share-certificate template; certificate-number field.</w:t>
+        <w:t xml:space="preserve">Remaining:</w:t>
+      </w:r>
+      <w:r>
+        <w:t xml:space="preserve"> </w:t>
+      </w:r>
+      <w:r>
+        <w:t xml:space="preserve">board-approval gating on allotment; auto certificate generation per issuance.</w:t>
+      </w:r>
+    </w:p>
+    <w:p>
+      <w:pPr>
+        <w:pStyle w:val="Compact"/>
+        <w:numPr>
+          <w:ilvl w:val="0"/>
+          <w:numId w:val="1006"/>
+        </w:numPr>
+      </w:pPr>
+      <w:r>
+        <w:rPr>
+          <w:b/>
+          <w:bCs/>
+        </w:rPr>
+        <w:t xml:space="preserve">FR-C-7 (M)</w:t>
+      </w:r>
+      <w:r>
+        <w:t xml:space="preserve"> </w:t>
+      </w:r>
+      <w:r>
+        <w:t xml:space="preserve">✅ Corporate actions: transfers (SH-4) with holding validation, buy-backs,</w:t>
+      </w:r>
+      <w:r>
+        <w:t xml:space="preserve"> </w:t>
+      </w:r>
+      <w:r>
+        <w:rPr>
+          <w:b/>
+          <w:bCs/>
+        </w:rPr>
+        <w:t xml:space="preserve">stock splits</w:t>
+      </w:r>
+      <w:r>
+        <w:t xml:space="preserve">,</w:t>
+      </w:r>
+      <w:r>
+        <w:t xml:space="preserve"> </w:t>
+      </w:r>
+      <w:r>
+        <w:rPr>
+          <w:b/>
+          <w:bCs/>
+        </w:rPr>
+        <w:t xml:space="preserve">bonus issues</w:t>
+      </w:r>
+      <w:r>
+        <w:t xml:space="preserve">, and</w:t>
+      </w:r>
+      <w:r>
+        <w:t xml:space="preserve"> </w:t>
+      </w:r>
+      <w:r>
+        <w:rPr>
+          <w:b/>
+          <w:bCs/>
+        </w:rPr>
+        <w:t xml:space="preserve">rights issues</w:t>
+      </w:r>
+      <w:r>
+        <w:t xml:space="preserve"> </w:t>
+      </w:r>
+      <w:r>
+        <w:t xml:space="preserve">(pro-rata entitlements → subscriptions → close-and-issue), all effective-dated on the ledger with deterministic ordering.</w:t>
+      </w:r>
+    </w:p>
+    <w:p>
+      <w:pPr>
+        <w:pStyle w:val="Compact"/>
+        <w:numPr>
+          <w:ilvl w:val="0"/>
+          <w:numId w:val="1006"/>
+        </w:numPr>
+      </w:pPr>
+      <w:r>
+        <w:rPr>
+          <w:b/>
+          <w:bCs/>
+        </w:rPr>
+        <w:t xml:space="preserve">FR-C-8 (M)</w:t>
+      </w:r>
+      <w:r>
+        <w:t xml:space="preserve"> </w:t>
+      </w:r>
+      <w:r>
+        <w:t xml:space="preserve">◐ Stamp duty.</w:t>
       </w:r>
       <w:r>
         <w:t xml:space="preserve"> </w:t>
@@ -2227,99 +2383,13 @@
           <w:i/>
           <w:iCs/>
         </w:rPr>
-        <w:t xml:space="preserve">Remaining:</w:t>
-      </w:r>
-      <w:r>
-        <w:t xml:space="preserve"> </w:t>
-      </w:r>
-      <w:r>
-        <w:t xml:space="preserve">board-approval gating on allotment; auto certificate generation per issuance.</w:t>
-      </w:r>
-    </w:p>
-    <w:p>
-      <w:pPr>
-        <w:pStyle w:val="Compact"/>
-        <w:numPr>
-          <w:ilvl w:val="0"/>
-          <w:numId w:val="1006"/>
-        </w:numPr>
-      </w:pPr>
-      <w:r>
-        <w:rPr>
-          <w:b/>
-          <w:bCs/>
-        </w:rPr>
-        <w:t xml:space="preserve">FR-C-7 (M)</w:t>
-      </w:r>
-      <w:r>
-        <w:t xml:space="preserve"> </w:t>
-      </w:r>
-      <w:r>
-        <w:t xml:space="preserve">✅ Corporate actions: transfers (SH-4) with holding validation, buy-backs,</w:t>
-      </w:r>
-      <w:r>
-        <w:t xml:space="preserve"> </w:t>
-      </w:r>
-      <w:r>
-        <w:rPr>
-          <w:b/>
-          <w:bCs/>
-        </w:rPr>
-        <w:t xml:space="preserve">stock splits</w:t>
-      </w:r>
-      <w:r>
-        <w:t xml:space="preserve">,</w:t>
-      </w:r>
-      <w:r>
-        <w:t xml:space="preserve"> </w:t>
-      </w:r>
-      <w:r>
-        <w:rPr>
-          <w:b/>
-          <w:bCs/>
-        </w:rPr>
-        <w:t xml:space="preserve">bonus issues</w:t>
-      </w:r>
-      <w:r>
-        <w:t xml:space="preserve">, and</w:t>
-      </w:r>
-      <w:r>
-        <w:t xml:space="preserve"> </w:t>
-      </w:r>
-      <w:r>
-        <w:rPr>
-          <w:b/>
-          <w:bCs/>
-        </w:rPr>
-        <w:t xml:space="preserve">rights issues</w:t>
-      </w:r>
-      <w:r>
-        <w:t xml:space="preserve"> </w:t>
-      </w:r>
-      <w:r>
-        <w:t xml:space="preserve">(pro-rata entitlements → subscriptions → close-and-issue), all effective-dated on the ledger with deterministic ordering.</w:t>
-      </w:r>
-    </w:p>
-    <w:p>
-      <w:pPr>
-        <w:pStyle w:val="Compact"/>
-        <w:numPr>
-          <w:ilvl w:val="0"/>
-          <w:numId w:val="1006"/>
-        </w:numPr>
-      </w:pPr>
-      <w:r>
-        <w:rPr>
-          <w:b/>
-          <w:bCs/>
-        </w:rPr>
-        <w:t xml:space="preserve">FR-C-8 (M)</w:t>
-      </w:r>
-      <w:r>
-        <w:t xml:space="preserve"> </w:t>
-      </w:r>
-      <w:r>
-        <w:t xml:space="preserve">◐ Stamp duty.</w:t>
+        <w:t xml:space="preserve">Built:</w:t>
+      </w:r>
+      <w:r>
+        <w:t xml:space="preserve"> </w:t>
+      </w:r>
+      <w:r>
+        <w:t xml:space="preserve">transfer stamp duty at the uniform 0.015% of consideration, computed per transfer.</w:t>
       </w:r>
       <w:r>
         <w:t xml:space="preserve"> </w:t>
@@ -2329,13 +2399,35 @@
           <w:i/>
           <w:iCs/>
         </w:rPr>
-        <w:t xml:space="preserve">Built:</w:t>
-      </w:r>
-      <w:r>
-        <w:t xml:space="preserve"> </w:t>
-      </w:r>
-      <w:r>
-        <w:t xml:space="preserve">transfer stamp duty at the uniform 0.015% of consideration, computed per transfer.</w:t>
+        <w:t xml:space="preserve">Remaining:</w:t>
+      </w:r>
+      <w:r>
+        <w:t xml:space="preserve"> </w:t>
+      </w:r>
+      <w:r>
+        <w:t xml:space="preserve">issue-side duty, state-wise rates table, e-stamp reference. ⛔ e-stamp integration.</w:t>
+      </w:r>
+    </w:p>
+    <w:p>
+      <w:pPr>
+        <w:pStyle w:val="Compact"/>
+        <w:numPr>
+          <w:ilvl w:val="0"/>
+          <w:numId w:val="1006"/>
+        </w:numPr>
+      </w:pPr>
+      <w:r>
+        <w:rPr>
+          <w:b/>
+          <w:bCs/>
+        </w:rPr>
+        <w:t xml:space="preserve">FR-C-9 (P2)</w:t>
+      </w:r>
+      <w:r>
+        <w:t xml:space="preserve"> </w:t>
+      </w:r>
+      <w:r>
+        <w:t xml:space="preserve">◐ Demat: ISIN + depository (NSDL/CDSL) + status tracked per security class.</w:t>
       </w:r>
       <w:r>
         <w:t xml:space="preserve"> </w:t>
@@ -2351,7 +2443,7 @@
         <w:t xml:space="preserve"> </w:t>
       </w:r>
       <w:r>
-        <w:t xml:space="preserve">issue-side duty, state-wise rates table, e-stamp reference. ⛔ e-stamp integration.</w:t>
+        <w:t xml:space="preserve">RTA hand-off. ⛔</w:t>
       </w:r>
     </w:p>
     <w:p>
@@ -2367,13 +2459,83 @@
           <w:b/>
           <w:bCs/>
         </w:rPr>
-        <w:t xml:space="preserve">FR-C-9 (P2)</w:t>
-      </w:r>
-      <w:r>
-        <w:t xml:space="preserve"> </w:t>
-      </w:r>
-      <w:r>
-        <w:t xml:space="preserve">◐ Demat: ISIN + depository (NSDL/CDSL) + status tracked per security class.</w:t>
+        <w:t xml:space="preserve">FR-C-10 (M)</w:t>
+      </w:r>
+      <w:r>
+        <w:t xml:space="preserve"> </w:t>
+      </w:r>
+      <w:r>
+        <w:t xml:space="preserve">✅ Effective-dated, append-only ledger; positions recomputable as of any date; microsecond-ordered events.</w:t>
+      </w:r>
+    </w:p>
+    <w:p>
+      <w:pPr>
+        <w:pStyle w:val="Compact"/>
+        <w:numPr>
+          <w:ilvl w:val="0"/>
+          <w:numId w:val="1006"/>
+        </w:numPr>
+      </w:pPr>
+      <w:r>
+        <w:rPr>
+          <w:b/>
+          <w:bCs/>
+        </w:rPr>
+        <w:t xml:space="preserve">FR-C-11 (M — added v1.0)</w:t>
+      </w:r>
+      <w:r>
+        <w:t xml:space="preserve"> </w:t>
+      </w:r>
+      <w:r>
+        <w:t xml:space="preserve">✅</w:t>
+      </w:r>
+      <w:r>
+        <w:t xml:space="preserve"> </w:t>
+      </w:r>
+      <w:r>
+        <w:rPr>
+          <w:b/>
+          <w:bCs/>
+        </w:rPr>
+        <w:t xml:space="preserve">Founder reverse-vesting / restricted stock</w:t>
+      </w:r>
+      <w:r>
+        <w:t xml:space="preserve">: cliff-then-monthly schedule over issued founder shares; unvested shares repurchasable (buy-back at nil) on early exit.</w:t>
+      </w:r>
+    </w:p>
+    <w:p>
+      <w:pPr>
+        <w:pStyle w:val="Compact"/>
+        <w:numPr>
+          <w:ilvl w:val="0"/>
+          <w:numId w:val="1006"/>
+        </w:numPr>
+      </w:pPr>
+      <w:r>
+        <w:rPr>
+          <w:b/>
+          <w:bCs/>
+        </w:rPr>
+        <w:t xml:space="preserve">FR-C-12 (M — added v1.0)</w:t>
+      </w:r>
+      <w:r>
+        <w:t xml:space="preserve"> </w:t>
+      </w:r>
+      <w:r>
+        <w:t xml:space="preserve">✅ Cap-table</w:t>
+      </w:r>
+      <w:r>
+        <w:t xml:space="preserve"> </w:t>
+      </w:r>
+      <w:r>
+        <w:rPr>
+          <w:b/>
+          <w:bCs/>
+        </w:rPr>
+        <w:t xml:space="preserve">CSV export</w:t>
+      </w:r>
+      <w:r>
+        <w:t xml:space="preserve">, and</w:t>
       </w:r>
       <w:r>
         <w:t xml:space="preserve"> </w:t>
@@ -2383,105 +2545,55 @@
           <w:i/>
           <w:iCs/>
         </w:rPr>
-        <w:t xml:space="preserve">Remaining:</w:t>
-      </w:r>
-      <w:r>
-        <w:t xml:space="preserve"> </w:t>
-      </w:r>
-      <w:r>
-        <w:t xml:space="preserve">RTA hand-off. ⛔</w:t>
-      </w:r>
-    </w:p>
-    <w:p>
-      <w:pPr>
-        <w:pStyle w:val="Compact"/>
-        <w:numPr>
-          <w:ilvl w:val="0"/>
-          <w:numId w:val="1006"/>
-        </w:numPr>
-      </w:pPr>
-      <w:r>
-        <w:rPr>
-          <w:b/>
-          <w:bCs/>
-        </w:rPr>
-        <w:t xml:space="preserve">FR-C-10 (M)</w:t>
-      </w:r>
-      <w:r>
-        <w:t xml:space="preserve"> </w:t>
-      </w:r>
-      <w:r>
-        <w:t xml:space="preserve">✅ Effective-dated, append-only ledger; positions recomputable as of any date; microsecond-ordered events.</w:t>
-      </w:r>
-    </w:p>
-    <w:p>
-      <w:pPr>
-        <w:pStyle w:val="Compact"/>
-        <w:numPr>
-          <w:ilvl w:val="0"/>
-          <w:numId w:val="1006"/>
-        </w:numPr>
-      </w:pPr>
-      <w:r>
-        <w:rPr>
-          <w:b/>
-          <w:bCs/>
-        </w:rPr>
-        <w:t xml:space="preserve">FR-C-11 (M — added v1.0)</w:t>
-      </w:r>
-      <w:r>
-        <w:t xml:space="preserve"> </w:t>
-      </w:r>
-      <w:r>
-        <w:t xml:space="preserve">✅</w:t>
-      </w:r>
-      <w:r>
-        <w:t xml:space="preserve"> </w:t>
-      </w:r>
-      <w:r>
-        <w:rPr>
-          <w:b/>
-          <w:bCs/>
-        </w:rPr>
-        <w:t xml:space="preserve">Founder reverse-vesting / restricted stock</w:t>
-      </w:r>
-      <w:r>
-        <w:t xml:space="preserve">: cliff-then-monthly schedule over issued founder shares; unvested shares repurchasable (buy-back at nil) on early exit.</w:t>
-      </w:r>
-    </w:p>
-    <w:p>
-      <w:pPr>
-        <w:pStyle w:val="Compact"/>
-        <w:numPr>
-          <w:ilvl w:val="0"/>
-          <w:numId w:val="1006"/>
-        </w:numPr>
-      </w:pPr>
-      <w:r>
-        <w:rPr>
-          <w:b/>
-          <w:bCs/>
-        </w:rPr>
-        <w:t xml:space="preserve">FR-C-12 (M — added v1.0)</w:t>
-      </w:r>
-      <w:r>
-        <w:t xml:space="preserve"> </w:t>
-      </w:r>
-      <w:r>
-        <w:t xml:space="preserve">✅ Cap-table</w:t>
-      </w:r>
-      <w:r>
-        <w:t xml:space="preserve"> </w:t>
-      </w:r>
-      <w:r>
-        <w:rPr>
-          <w:b/>
-          <w:bCs/>
-        </w:rPr>
-        <w:t xml:space="preserve">CSV export</w:t>
-      </w:r>
-      <w:r>
-        <w:t xml:space="preserve">, and</w:t>
+        <w:t xml:space="preserve">(v1.3)</w:t>
+      </w:r>
+      <w:r>
+        <w:t xml:space="preserve"> </w:t>
+      </w:r>
+      <w:r>
+        <w:rPr>
+          <w:b/>
+          <w:bCs/>
+        </w:rPr>
+        <w:t xml:space="preserve">CSV import</w:t>
+      </w:r>
+      <w:r>
+        <w:t xml:space="preserve"> </w:t>
+      </w:r>
+      <w:r>
+        <w:t xml:space="preserve">for onboarding an existing cap table: downloadable template, row-by-row validation as a dry run (nothing written), then an atomic apply that creates missing share classes and stakeholders and appends the issuances to the ledger; warns when the ledger already has entries.</w:t>
+      </w:r>
+    </w:p>
+    <w:bookmarkEnd w:id="21"/>
+    <w:bookmarkStart w:id="22" w:name="d-esop--equity-incentive-administration"/>
+    <w:p>
+      <w:pPr>
+        <w:pStyle w:val="Heading3"/>
+      </w:pPr>
+      <w:r>
+        <w:t xml:space="preserve">D. ESOP / Equity Incentive Administration</w:t>
+      </w:r>
+    </w:p>
+    <w:p>
+      <w:pPr>
+        <w:pStyle w:val="Compact"/>
+        <w:numPr>
+          <w:ilvl w:val="0"/>
+          <w:numId w:val="1007"/>
+        </w:numPr>
+      </w:pPr>
+      <w:r>
+        <w:rPr>
+          <w:b/>
+          <w:bCs/>
+        </w:rPr>
+        <w:t xml:space="preserve">FR-D-1 (M)</w:t>
+      </w:r>
+      <w:r>
+        <w:t xml:space="preserve"> </w:t>
+      </w:r>
+      <w:r>
+        <w:t xml:space="preserve">◐ Schemes.</w:t>
       </w:r>
       <w:r>
         <w:t xml:space="preserve"> </w:t>
@@ -2491,55 +2603,13 @@
           <w:i/>
           <w:iCs/>
         </w:rPr>
-        <w:t xml:space="preserve">(v1.3)</w:t>
-      </w:r>
-      <w:r>
-        <w:t xml:space="preserve"> </w:t>
-      </w:r>
-      <w:r>
-        <w:rPr>
-          <w:b/>
-          <w:bCs/>
-        </w:rPr>
-        <w:t xml:space="preserve">CSV import</w:t>
-      </w:r>
-      <w:r>
-        <w:t xml:space="preserve"> </w:t>
-      </w:r>
-      <w:r>
-        <w:t xml:space="preserve">for onboarding an existing cap table: downloadable template, row-by-row validation as a dry run (nothing written), then an atomic apply that creates missing share classes and stakeholders and appends the issuances to the ledger; warns when the ledger already has entries.</w:t>
-      </w:r>
-    </w:p>
-    <w:bookmarkEnd w:id="21"/>
-    <w:bookmarkStart w:id="22" w:name="d-esop--equity-incentive-administration"/>
-    <w:p>
-      <w:pPr>
-        <w:pStyle w:val="Heading3"/>
-      </w:pPr>
-      <w:r>
-        <w:t xml:space="preserve">D. ESOP / Equity Incentive Administration</w:t>
-      </w:r>
-    </w:p>
-    <w:p>
-      <w:pPr>
-        <w:pStyle w:val="Compact"/>
-        <w:numPr>
-          <w:ilvl w:val="0"/>
-          <w:numId w:val="1007"/>
-        </w:numPr>
-      </w:pPr>
-      <w:r>
-        <w:rPr>
-          <w:b/>
-          <w:bCs/>
-        </w:rPr>
-        <w:t xml:space="preserve">FR-D-1 (M)</w:t>
-      </w:r>
-      <w:r>
-        <w:t xml:space="preserve"> </w:t>
-      </w:r>
-      <w:r>
-        <w:t xml:space="preserve">◐ Schemes.</w:t>
+        <w:t xml:space="preserve">Built:</w:t>
+      </w:r>
+      <w:r>
+        <w:t xml:space="preserve"> </w:t>
+      </w:r>
+      <w:r>
+        <w:t xml:space="preserve">scheme with pool size and pool-limit enforcement on grants.</w:t>
       </w:r>
       <w:r>
         <w:t xml:space="preserve"> </w:t>
@@ -2549,13 +2619,35 @@
           <w:i/>
           <w:iCs/>
         </w:rPr>
-        <w:t xml:space="preserve">Built:</w:t>
-      </w:r>
-      <w:r>
-        <w:t xml:space="preserve"> </w:t>
-      </w:r>
-      <w:r>
-        <w:t xml:space="preserve">scheme with pool size and pool-limit enforcement on grants.</w:t>
+        <w:t xml:space="preserve">Remaining:</w:t>
+      </w:r>
+      <w:r>
+        <w:t xml:space="preserve"> </w:t>
+      </w:r>
+      <w:r>
+        <w:t xml:space="preserve">scheme versioning, exercise-window rules, SEBI SBEB variants.</w:t>
+      </w:r>
+    </w:p>
+    <w:p>
+      <w:pPr>
+        <w:pStyle w:val="Compact"/>
+        <w:numPr>
+          <w:ilvl w:val="0"/>
+          <w:numId w:val="1007"/>
+        </w:numPr>
+      </w:pPr>
+      <w:r>
+        <w:rPr>
+          <w:b/>
+          <w:bCs/>
+        </w:rPr>
+        <w:t xml:space="preserve">FR-D-2 (M)</w:t>
+      </w:r>
+      <w:r>
+        <w:t xml:space="preserve"> </w:t>
+      </w:r>
+      <w:r>
+        <w:t xml:space="preserve">◐ Grants.</w:t>
       </w:r>
       <w:r>
         <w:t xml:space="preserve"> </w:t>
@@ -2565,35 +2657,13 @@
           <w:i/>
           <w:iCs/>
         </w:rPr>
-        <w:t xml:space="preserve">Remaining:</w:t>
-      </w:r>
-      <w:r>
-        <w:t xml:space="preserve"> </w:t>
-      </w:r>
-      <w:r>
-        <w:t xml:space="preserve">scheme versioning, exercise-window rules, SEBI SBEB variants.</w:t>
-      </w:r>
-    </w:p>
-    <w:p>
-      <w:pPr>
-        <w:pStyle w:val="Compact"/>
-        <w:numPr>
-          <w:ilvl w:val="0"/>
-          <w:numId w:val="1007"/>
-        </w:numPr>
-      </w:pPr>
-      <w:r>
-        <w:rPr>
-          <w:b/>
-          <w:bCs/>
-        </w:rPr>
-        <w:t xml:space="preserve">FR-D-2 (M)</w:t>
-      </w:r>
-      <w:r>
-        <w:t xml:space="preserve"> </w:t>
-      </w:r>
-      <w:r>
-        <w:t xml:space="preserve">◐ Grants.</w:t>
+        <w:t xml:space="preserve">Built:</w:t>
+      </w:r>
+      <w:r>
+        <w:t xml:space="preserve"> </w:t>
+      </w:r>
+      <w:r>
+        <w:t xml:space="preserve">per-employee grants, cliff + linear monthly vesting, time-based tracking.</w:t>
       </w:r>
       <w:r>
         <w:t xml:space="preserve"> </w:t>
@@ -2603,13 +2673,73 @@
           <w:i/>
           <w:iCs/>
         </w:rPr>
-        <w:t xml:space="preserve">Built:</w:t>
-      </w:r>
-      <w:r>
-        <w:t xml:space="preserve"> </w:t>
-      </w:r>
-      <w:r>
-        <w:t xml:space="preserve">per-employee grants, cliff + linear monthly vesting, time-based tracking.</w:t>
+        <w:t xml:space="preserve">Remaining:</w:t>
+      </w:r>
+      <w:r>
+        <w:t xml:space="preserve"> </w:t>
+      </w:r>
+      <w:r>
+        <w:t xml:space="preserve">grant letters, milestone vesting, acceleration on exit.</w:t>
+      </w:r>
+    </w:p>
+    <w:p>
+      <w:pPr>
+        <w:pStyle w:val="Compact"/>
+        <w:numPr>
+          <w:ilvl w:val="0"/>
+          <w:numId w:val="1007"/>
+        </w:numPr>
+      </w:pPr>
+      <w:r>
+        <w:rPr>
+          <w:b/>
+          <w:bCs/>
+        </w:rPr>
+        <w:t xml:space="preserve">FR-D-3 (M)</w:t>
+      </w:r>
+      <w:r>
+        <w:t xml:space="preserve"> </w:t>
+      </w:r>
+      <w:r>
+        <w:t xml:space="preserve">✅ Employee self-service: portal shows granted/vested/exercised/exercisable, strike, current FMV and unrealised gain;</w:t>
+      </w:r>
+      <w:r>
+        <w:t xml:space="preserve"> </w:t>
+      </w:r>
+      <w:r>
+        <w:rPr>
+          <w:b/>
+          <w:bCs/>
+        </w:rPr>
+        <w:t xml:space="preserve">self-serve exercise requests</w:t>
+      </w:r>
+      <w:r>
+        <w:t xml:space="preserve"> </w:t>
+      </w:r>
+      <w:r>
+        <w:t xml:space="preserve">(v1.3) — employees request exercise in the portal (validated against vested-minus-exercised-minus-pending), the company approves into a chosen class (the real exercise lands on the ledger, perquisite computed) or rejects; perquisite (FMV − strike) computed on exercise.</w:t>
+      </w:r>
+    </w:p>
+    <w:p>
+      <w:pPr>
+        <w:pStyle w:val="Compact"/>
+        <w:numPr>
+          <w:ilvl w:val="0"/>
+          <w:numId w:val="1007"/>
+        </w:numPr>
+      </w:pPr>
+      <w:r>
+        <w:rPr>
+          <w:b/>
+          <w:bCs/>
+        </w:rPr>
+        <w:t xml:space="preserve">FR-D-4 (P2)</w:t>
+      </w:r>
+      <w:r>
+        <w:t xml:space="preserve"> </w:t>
+      </w:r>
+      <w:r>
+        <w:t xml:space="preserve">◐</w:t>
       </w:r>
       <w:r>
         <w:t xml:space="preserve"> </w:t>
@@ -2619,57 +2749,13 @@
           <w:i/>
           <w:iCs/>
         </w:rPr>
-        <w:t xml:space="preserve">Remaining:</w:t>
-      </w:r>
-      <w:r>
-        <w:t xml:space="preserve"> </w:t>
-      </w:r>
-      <w:r>
-        <w:t xml:space="preserve">grant letters, milestone vesting, acceleration on exit.</w:t>
-      </w:r>
-    </w:p>
-    <w:p>
-      <w:pPr>
-        <w:pStyle w:val="Compact"/>
-        <w:numPr>
-          <w:ilvl w:val="0"/>
-          <w:numId w:val="1007"/>
-        </w:numPr>
-      </w:pPr>
-      <w:r>
-        <w:rPr>
-          <w:b/>
-          <w:bCs/>
-        </w:rPr>
-        <w:t xml:space="preserve">FR-D-3 (M)</w:t>
-      </w:r>
-      <w:r>
-        <w:t xml:space="preserve"> </w:t>
-      </w:r>
-      <w:r>
-        <w:t xml:space="preserve">✅ Employee self-service: portal shows granted/vested/exercised/exercisable, strike, current FMV and unrealised gain; perquisite (FMV − strike) computed on exercise.</w:t>
-      </w:r>
-    </w:p>
-    <w:p>
-      <w:pPr>
-        <w:pStyle w:val="Compact"/>
-        <w:numPr>
-          <w:ilvl w:val="0"/>
-          <w:numId w:val="1007"/>
-        </w:numPr>
-      </w:pPr>
-      <w:r>
-        <w:rPr>
-          <w:b/>
-          <w:bCs/>
-        </w:rPr>
-        <w:t xml:space="preserve">FR-D-4 (P2)</w:t>
-      </w:r>
-      <w:r>
-        <w:t xml:space="preserve"> </w:t>
-      </w:r>
-      <w:r>
-        <w:t xml:space="preserve">◐</w:t>
+        <w:t xml:space="preserve">(largely promoted)</w:t>
+      </w:r>
+      <w:r>
+        <w:t xml:space="preserve"> </w:t>
+      </w:r>
+      <w:r>
+        <w:t xml:space="preserve">Exercise.</w:t>
       </w:r>
       <w:r>
         <w:t xml:space="preserve"> </w:t>
@@ -2679,13 +2765,29 @@
           <w:i/>
           <w:iCs/>
         </w:rPr>
-        <w:t xml:space="preserve">(largely promoted)</w:t>
-      </w:r>
-      <w:r>
-        <w:t xml:space="preserve"> </w:t>
-      </w:r>
-      <w:r>
-        <w:t xml:space="preserve">Exercise.</w:t>
+        <w:t xml:space="preserve">Built:</w:t>
+      </w:r>
+      <w:r>
+        <w:t xml:space="preserve"> </w:t>
+      </w:r>
+      <w:r>
+        <w:t xml:space="preserve">exercise → cap-table issuance;</w:t>
+      </w:r>
+      <w:r>
+        <w:t xml:space="preserve"> </w:t>
+      </w:r>
+      <w:r>
+        <w:rPr>
+          <w:b/>
+          <w:bCs/>
+        </w:rPr>
+        <w:t xml:space="preserve">cashless exercise</w:t>
+      </w:r>
+      <w:r>
+        <w:t xml:space="preserve"> </w:t>
+      </w:r>
+      <w:r>
+        <w:t xml:space="preserve">(net shares after withholding to cover strike; gross consumed from grant).</w:t>
       </w:r>
       <w:r>
         <w:t xml:space="preserve"> </w:t>
@@ -2695,29 +2797,35 @@
           <w:i/>
           <w:iCs/>
         </w:rPr>
-        <w:t xml:space="preserve">Built:</w:t>
-      </w:r>
-      <w:r>
-        <w:t xml:space="preserve"> </w:t>
-      </w:r>
-      <w:r>
-        <w:t xml:space="preserve">exercise → cap-table issuance;</w:t>
-      </w:r>
-      <w:r>
-        <w:t xml:space="preserve"> </w:t>
-      </w:r>
-      <w:r>
-        <w:rPr>
-          <w:b/>
-          <w:bCs/>
-        </w:rPr>
-        <w:t xml:space="preserve">cashless exercise</w:t>
-      </w:r>
-      <w:r>
-        <w:t xml:space="preserve"> </w:t>
-      </w:r>
-      <w:r>
-        <w:t xml:space="preserve">(net shares after withholding to cover strike; gross consumed from grant).</w:t>
+        <w:t xml:space="preserve">Remaining:</w:t>
+      </w:r>
+      <w:r>
+        <w:t xml:space="preserve"> </w:t>
+      </w:r>
+      <w:r>
+        <w:t xml:space="preserve">loan-funded and leaver scenarios.</w:t>
+      </w:r>
+    </w:p>
+    <w:p>
+      <w:pPr>
+        <w:pStyle w:val="Compact"/>
+        <w:numPr>
+          <w:ilvl w:val="0"/>
+          <w:numId w:val="1007"/>
+        </w:numPr>
+      </w:pPr>
+      <w:r>
+        <w:rPr>
+          <w:b/>
+          <w:bCs/>
+        </w:rPr>
+        <w:t xml:space="preserve">FR-D-5 (P2)</w:t>
+      </w:r>
+      <w:r>
+        <w:t xml:space="preserve"> </w:t>
+      </w:r>
+      <w:r>
+        <w:t xml:space="preserve">✅</w:t>
       </w:r>
       <w:r>
         <w:t xml:space="preserve"> </w:t>
@@ -2727,13 +2835,13 @@
           <w:i/>
           <w:iCs/>
         </w:rPr>
-        <w:t xml:space="preserve">Remaining:</w:t>
-      </w:r>
-      <w:r>
-        <w:t xml:space="preserve"> </w:t>
-      </w:r>
-      <w:r>
-        <w:t xml:space="preserve">loan-funded and leaver scenarios.</w:t>
+        <w:t xml:space="preserve">(promoted — implemented)</w:t>
+      </w:r>
+      <w:r>
+        <w:t xml:space="preserve"> </w:t>
+      </w:r>
+      <w:r>
+        <w:t xml:space="preserve">Valuation linkage: exercise falls back to the entity's current effective valuation when FMV isn't supplied; UI prefills current FMV.</w:t>
       </w:r>
     </w:p>
     <w:p>
@@ -2749,13 +2857,67 @@
           <w:b/>
           <w:bCs/>
         </w:rPr>
-        <w:t xml:space="preserve">FR-D-5 (P2)</w:t>
-      </w:r>
-      <w:r>
-        <w:t xml:space="preserve"> </w:t>
-      </w:r>
-      <w:r>
-        <w:t xml:space="preserve">✅</w:t>
+        <w:t xml:space="preserve">FR-D-6 (P2)</w:t>
+      </w:r>
+      <w:r>
+        <w:t xml:space="preserve"> </w:t>
+      </w:r>
+      <w:r>
+        <w:t xml:space="preserve">○ Option-holder buyback / liquidity events.</w:t>
+      </w:r>
+    </w:p>
+    <w:bookmarkEnd w:id="22"/>
+    <w:bookmarkStart w:id="23" w:name="e-fundraising-deal-room--investor-crm"/>
+    <w:p>
+      <w:pPr>
+        <w:pStyle w:val="Heading3"/>
+      </w:pPr>
+      <w:r>
+        <w:t xml:space="preserve">E. Fundraising, Deal Room &amp; Investor CRM</w:t>
+      </w:r>
+    </w:p>
+    <w:p>
+      <w:pPr>
+        <w:pStyle w:val="Compact"/>
+        <w:numPr>
+          <w:ilvl w:val="0"/>
+          <w:numId w:val="1008"/>
+        </w:numPr>
+      </w:pPr>
+      <w:r>
+        <w:rPr>
+          <w:b/>
+          <w:bCs/>
+        </w:rPr>
+        <w:t xml:space="preserve">FR-E-1 (M)</w:t>
+      </w:r>
+      <w:r>
+        <w:t xml:space="preserve"> </w:t>
+      </w:r>
+      <w:r>
+        <w:t xml:space="preserve">✅ Round workspace: define round (instrument, pre-money, target, price, class), add commitments (soft → signed → funded), close.</w:t>
+      </w:r>
+    </w:p>
+    <w:p>
+      <w:pPr>
+        <w:pStyle w:val="Compact"/>
+        <w:numPr>
+          <w:ilvl w:val="0"/>
+          <w:numId w:val="1008"/>
+        </w:numPr>
+      </w:pPr>
+      <w:r>
+        <w:rPr>
+          <w:b/>
+          <w:bCs/>
+        </w:rPr>
+        <w:t xml:space="preserve">FR-E-2 (M)</w:t>
+      </w:r>
+      <w:r>
+        <w:t xml:space="preserve"> </w:t>
+      </w:r>
+      <w:r>
+        <w:t xml:space="preserve">◐ Term sheets.</w:t>
       </w:r>
       <w:r>
         <w:t xml:space="preserve"> </w:t>
@@ -2765,89 +2927,13 @@
           <w:i/>
           <w:iCs/>
         </w:rPr>
-        <w:t xml:space="preserve">(promoted — implemented)</w:t>
-      </w:r>
-      <w:r>
-        <w:t xml:space="preserve"> </w:t>
-      </w:r>
-      <w:r>
-        <w:t xml:space="preserve">Valuation linkage: exercise falls back to the entity's current effective valuation when FMV isn't supplied; UI prefills current FMV.</w:t>
-      </w:r>
-    </w:p>
-    <w:p>
-      <w:pPr>
-        <w:pStyle w:val="Compact"/>
-        <w:numPr>
-          <w:ilvl w:val="0"/>
-          <w:numId w:val="1007"/>
-        </w:numPr>
-      </w:pPr>
-      <w:r>
-        <w:rPr>
-          <w:b/>
-          <w:bCs/>
-        </w:rPr>
-        <w:t xml:space="preserve">FR-D-6 (P2)</w:t>
-      </w:r>
-      <w:r>
-        <w:t xml:space="preserve"> </w:t>
-      </w:r>
-      <w:r>
-        <w:t xml:space="preserve">○ Option-holder buyback / liquidity events.</w:t>
-      </w:r>
-    </w:p>
-    <w:bookmarkEnd w:id="22"/>
-    <w:bookmarkStart w:id="23" w:name="e-fundraising-deal-room--investor-crm"/>
-    <w:p>
-      <w:pPr>
-        <w:pStyle w:val="Heading3"/>
-      </w:pPr>
-      <w:r>
-        <w:t xml:space="preserve">E. Fundraising, Deal Room &amp; Investor CRM</w:t>
-      </w:r>
-    </w:p>
-    <w:p>
-      <w:pPr>
-        <w:pStyle w:val="Compact"/>
-        <w:numPr>
-          <w:ilvl w:val="0"/>
-          <w:numId w:val="1008"/>
-        </w:numPr>
-      </w:pPr>
-      <w:r>
-        <w:rPr>
-          <w:b/>
-          <w:bCs/>
-        </w:rPr>
-        <w:t xml:space="preserve">FR-E-1 (M)</w:t>
-      </w:r>
-      <w:r>
-        <w:t xml:space="preserve"> </w:t>
-      </w:r>
-      <w:r>
-        <w:t xml:space="preserve">✅ Round workspace: define round (instrument, pre-money, target, price, class), add commitments (soft → signed → funded), close.</w:t>
-      </w:r>
-    </w:p>
-    <w:p>
-      <w:pPr>
-        <w:pStyle w:val="Compact"/>
-        <w:numPr>
-          <w:ilvl w:val="0"/>
-          <w:numId w:val="1008"/>
-        </w:numPr>
-      </w:pPr>
-      <w:r>
-        <w:rPr>
-          <w:b/>
-          <w:bCs/>
-        </w:rPr>
-        <w:t xml:space="preserve">FR-E-2 (M)</w:t>
-      </w:r>
-      <w:r>
-        <w:t xml:space="preserve"> </w:t>
-      </w:r>
-      <w:r>
-        <w:t xml:space="preserve">◐ Term sheets.</w:t>
+        <w:t xml:space="preserve">Built:</w:t>
+      </w:r>
+      <w:r>
+        <w:t xml:space="preserve"> </w:t>
+      </w:r>
+      <w:r>
+        <w:t xml:space="preserve">term-sheet generation from round data, document versioning.</w:t>
       </w:r>
       <w:r>
         <w:t xml:space="preserve"> </w:t>
@@ -2857,13 +2943,35 @@
           <w:i/>
           <w:iCs/>
         </w:rPr>
-        <w:t xml:space="preserve">Built:</w:t>
-      </w:r>
-      <w:r>
-        <w:t xml:space="preserve"> </w:t>
-      </w:r>
-      <w:r>
-        <w:t xml:space="preserve">term-sheet generation from round data, document versioning.</w:t>
+        <w:t xml:space="preserve">Remaining:</w:t>
+      </w:r>
+      <w:r>
+        <w:t xml:space="preserve"> </w:t>
+      </w:r>
+      <w:r>
+        <w:t xml:space="preserve">negotiated-term tracking/redlines.</w:t>
+      </w:r>
+    </w:p>
+    <w:p>
+      <w:pPr>
+        <w:pStyle w:val="Compact"/>
+        <w:numPr>
+          <w:ilvl w:val="0"/>
+          <w:numId w:val="1008"/>
+        </w:numPr>
+      </w:pPr>
+      <w:r>
+        <w:rPr>
+          <w:b/>
+          <w:bCs/>
+        </w:rPr>
+        <w:t xml:space="preserve">FR-E-3 (M)</w:t>
+      </w:r>
+      <w:r>
+        <w:t xml:space="preserve"> </w:t>
+      </w:r>
+      <w:r>
+        <w:t xml:space="preserve">◐ Round document set.</w:t>
       </w:r>
       <w:r>
         <w:t xml:space="preserve"> </w:t>
@@ -2873,35 +2981,13 @@
           <w:i/>
           <w:iCs/>
         </w:rPr>
-        <w:t xml:space="preserve">Remaining:</w:t>
-      </w:r>
-      <w:r>
-        <w:t xml:space="preserve"> </w:t>
-      </w:r>
-      <w:r>
-        <w:t xml:space="preserve">negotiated-term tracking/redlines.</w:t>
-      </w:r>
-    </w:p>
-    <w:p>
-      <w:pPr>
-        <w:pStyle w:val="Compact"/>
-        <w:numPr>
-          <w:ilvl w:val="0"/>
-          <w:numId w:val="1008"/>
-        </w:numPr>
-      </w:pPr>
-      <w:r>
-        <w:rPr>
-          <w:b/>
-          <w:bCs/>
-        </w:rPr>
-        <w:t xml:space="preserve">FR-E-3 (M)</w:t>
-      </w:r>
-      <w:r>
-        <w:t xml:space="preserve"> </w:t>
-      </w:r>
-      <w:r>
-        <w:t xml:space="preserve">◐ Round document set.</w:t>
+        <w:t xml:space="preserve">Built:</w:t>
+      </w:r>
+      <w:r>
+        <w:t xml:space="preserve"> </w:t>
+      </w:r>
+      <w:r>
+        <w:t xml:space="preserve">SHA (summary), PAS-4, board-resolution templates generated and linked.</w:t>
       </w:r>
       <w:r>
         <w:t xml:space="preserve"> </w:t>
@@ -2911,13 +2997,57 @@
           <w:i/>
           <w:iCs/>
         </w:rPr>
-        <w:t xml:space="preserve">Built:</w:t>
-      </w:r>
-      <w:r>
-        <w:t xml:space="preserve"> </w:t>
-      </w:r>
-      <w:r>
-        <w:t xml:space="preserve">SHA (summary), PAS-4, board-resolution templates generated and linked.</w:t>
+        <w:t xml:space="preserve">Remaining:</w:t>
+      </w:r>
+      <w:r>
+        <w:t xml:space="preserve"> </w:t>
+      </w:r>
+      <w:r>
+        <w:t xml:space="preserve">SSA; full India-grade legal drafts.</w:t>
+      </w:r>
+    </w:p>
+    <w:p>
+      <w:pPr>
+        <w:pStyle w:val="Compact"/>
+        <w:numPr>
+          <w:ilvl w:val="0"/>
+          <w:numId w:val="1008"/>
+        </w:numPr>
+      </w:pPr>
+      <w:r>
+        <w:rPr>
+          <w:b/>
+          <w:bCs/>
+        </w:rPr>
+        <w:t xml:space="preserve">FR-E-4 (M)</w:t>
+      </w:r>
+      <w:r>
+        <w:t xml:space="preserve"> </w:t>
+      </w:r>
+      <w:r>
+        <w:t xml:space="preserve">◐ Round data room: rooms exist with grants/analytics; per-round auto-scoping remains manual.</w:t>
+      </w:r>
+    </w:p>
+    <w:p>
+      <w:pPr>
+        <w:pStyle w:val="Compact"/>
+        <w:numPr>
+          <w:ilvl w:val="0"/>
+          <w:numId w:val="1008"/>
+        </w:numPr>
+      </w:pPr>
+      <w:r>
+        <w:rPr>
+          <w:b/>
+          <w:bCs/>
+        </w:rPr>
+        <w:t xml:space="preserve">FR-E-5 (P2)</w:t>
+      </w:r>
+      <w:r>
+        <w:t xml:space="preserve"> </w:t>
+      </w:r>
+      <w:r>
+        <w:t xml:space="preserve">◐ Private placement.</w:t>
       </w:r>
       <w:r>
         <w:t xml:space="preserve"> </w:t>
@@ -2927,57 +3057,45 @@
           <w:i/>
           <w:iCs/>
         </w:rPr>
-        <w:t xml:space="preserve">Remaining:</w:t>
-      </w:r>
-      <w:r>
-        <w:t xml:space="preserve"> </w:t>
-      </w:r>
-      <w:r>
-        <w:t xml:space="preserve">SSA; full India-grade legal drafts.</w:t>
-      </w:r>
-    </w:p>
-    <w:p>
-      <w:pPr>
-        <w:pStyle w:val="Compact"/>
-        <w:numPr>
-          <w:ilvl w:val="0"/>
-          <w:numId w:val="1008"/>
-        </w:numPr>
-      </w:pPr>
-      <w:r>
-        <w:rPr>
-          <w:b/>
-          <w:bCs/>
-        </w:rPr>
-        <w:t xml:space="preserve">FR-E-4 (M)</w:t>
-      </w:r>
-      <w:r>
-        <w:t xml:space="preserve"> </w:t>
-      </w:r>
-      <w:r>
-        <w:t xml:space="preserve">◐ Round data room: rooms exist with grants/analytics; per-round auto-scoping remains manual.</w:t>
-      </w:r>
-    </w:p>
-    <w:p>
-      <w:pPr>
-        <w:pStyle w:val="Compact"/>
-        <w:numPr>
-          <w:ilvl w:val="0"/>
-          <w:numId w:val="1008"/>
-        </w:numPr>
-      </w:pPr>
-      <w:r>
-        <w:rPr>
-          <w:b/>
-          <w:bCs/>
-        </w:rPr>
-        <w:t xml:space="preserve">FR-E-5 (P2)</w:t>
-      </w:r>
-      <w:r>
-        <w:t xml:space="preserve"> </w:t>
-      </w:r>
-      <w:r>
-        <w:t xml:space="preserve">◐ Private placement.</w:t>
+        <w:t xml:space="preserve">Built:</w:t>
+      </w:r>
+      <w:r>
+        <w:t xml:space="preserve"> </w:t>
+      </w:r>
+      <w:r>
+        <w:t xml:space="preserve">PAS-4 template;</w:t>
+      </w:r>
+      <w:r>
+        <w:t xml:space="preserve"> </w:t>
+      </w:r>
+      <w:r>
+        <w:rPr>
+          <w:b/>
+          <w:bCs/>
+        </w:rPr>
+        <w:t xml:space="preserve">PAS-3 filing obligation auto-created on close</w:t>
+      </w:r>
+      <w:r>
+        <w:t xml:space="preserve"> </w:t>
+      </w:r>
+      <w:r>
+        <w:t xml:space="preserve">(30-day due date);</w:t>
+      </w:r>
+      <w:r>
+        <w:t xml:space="preserve"> </w:t>
+      </w:r>
+      <w:r>
+        <w:rPr>
+          <w:b/>
+          <w:bCs/>
+        </w:rPr>
+        <w:t xml:space="preserve">Sec 42 offeree guardrail</w:t>
+      </w:r>
+      <w:r>
+        <w:t xml:space="preserve"> </w:t>
+      </w:r>
+      <w:r>
+        <w:t xml:space="preserve">— offers (SAFEs + commitments) capped at 200 distinct persons per FY, enforced at entry.</w:t>
       </w:r>
       <w:r>
         <w:t xml:space="preserve"> </w:t>
@@ -2987,45 +3105,35 @@
           <w:i/>
           <w:iCs/>
         </w:rPr>
-        <w:t xml:space="preserve">Built:</w:t>
-      </w:r>
-      <w:r>
-        <w:t xml:space="preserve"> </w:t>
-      </w:r>
-      <w:r>
-        <w:t xml:space="preserve">PAS-4 template;</w:t>
-      </w:r>
-      <w:r>
-        <w:t xml:space="preserve"> </w:t>
-      </w:r>
-      <w:r>
-        <w:rPr>
-          <w:b/>
-          <w:bCs/>
-        </w:rPr>
-        <w:t xml:space="preserve">PAS-3 filing obligation auto-created on close</w:t>
-      </w:r>
-      <w:r>
-        <w:t xml:space="preserve"> </w:t>
-      </w:r>
-      <w:r>
-        <w:t xml:space="preserve">(30-day due date);</w:t>
-      </w:r>
-      <w:r>
-        <w:t xml:space="preserve"> </w:t>
-      </w:r>
-      <w:r>
-        <w:rPr>
-          <w:b/>
-          <w:bCs/>
-        </w:rPr>
-        <w:t xml:space="preserve">Sec 42 offeree guardrail</w:t>
-      </w:r>
-      <w:r>
-        <w:t xml:space="preserve"> </w:t>
-      </w:r>
-      <w:r>
-        <w:t xml:space="preserve">— offers (SAFEs + commitments) capped at 200 distinct persons per FY, enforced at entry.</w:t>
+        <w:t xml:space="preserve">Remaining:</w:t>
+      </w:r>
+      <w:r>
+        <w:t xml:space="preserve"> </w:t>
+      </w:r>
+      <w:r>
+        <w:t xml:space="preserve">separate-bank-account tracking, QIB/ESOP offeree exclusions, full Section 42 pack.</w:t>
+      </w:r>
+    </w:p>
+    <w:p>
+      <w:pPr>
+        <w:pStyle w:val="Compact"/>
+        <w:numPr>
+          <w:ilvl w:val="0"/>
+          <w:numId w:val="1008"/>
+        </w:numPr>
+      </w:pPr>
+      <w:r>
+        <w:rPr>
+          <w:b/>
+          <w:bCs/>
+        </w:rPr>
+        <w:t xml:space="preserve">FR-E-6 (P2)</w:t>
+      </w:r>
+      <w:r>
+        <w:t xml:space="preserve"> </w:t>
+      </w:r>
+      <w:r>
+        <w:t xml:space="preserve">✅</w:t>
       </w:r>
       <w:r>
         <w:t xml:space="preserve"> </w:t>
@@ -3035,13 +3143,42 @@
           <w:i/>
           <w:iCs/>
         </w:rPr>
-        <w:t xml:space="preserve">Remaining:</w:t>
-      </w:r>
-      <w:r>
-        <w:t xml:space="preserve"> </w:t>
-      </w:r>
-      <w:r>
-        <w:t xml:space="preserve">separate-bank-account tracking, QIB/ESOP offeree exclusions, full Section 42 pack.</w:t>
+        <w:t xml:space="preserve">(promoted — implemented)</w:t>
+      </w:r>
+      <w:r>
+        <w:t xml:space="preserve"> </w:t>
+      </w:r>
+      <w:r>
+        <w:t xml:space="preserve">Closing mechanics: on close,</w:t>
+      </w:r>
+      <w:r>
+        <w:t xml:space="preserve"> </w:t>
+      </w:r>
+      <w:r>
+        <w:rPr>
+          <w:b/>
+          <w:bCs/>
+        </w:rPr>
+        <w:t xml:space="preserve">outstanding SAFEs/notes convert automatically</w:t>
+      </w:r>
+      <w:r>
+        <w:t xml:space="preserve"> </w:t>
+      </w:r>
+      <w:r>
+        <w:t xml:space="preserve">at the round price into the round's class (valuation caps priced off the pre-financing cap table; an instrument that can't convert is left outstanding rather than blocking the close), then funded commitments are issued into the cap-table ledger;</w:t>
+      </w:r>
+      <w:r>
+        <w:t xml:space="preserve"> </w:t>
+      </w:r>
+      <w:r>
+        <w:rPr>
+          <w:b/>
+          <w:bCs/>
+        </w:rPr>
+        <w:t xml:space="preserve">FC-GPR FEMA obligation auto-created when any investor is foreign</w:t>
+      </w:r>
+      <w:r>
+        <w:t xml:space="preserve">; investor portal reflects holdings.</w:t>
       </w:r>
     </w:p>
     <w:p>
@@ -3057,13 +3194,13 @@
           <w:b/>
           <w:bCs/>
         </w:rPr>
-        <w:t xml:space="preserve">FR-E-6 (P2)</w:t>
-      </w:r>
-      <w:r>
-        <w:t xml:space="preserve"> </w:t>
-      </w:r>
-      <w:r>
-        <w:t xml:space="preserve">✅</w:t>
+        <w:t xml:space="preserve">FR-E-7 (P3)</w:t>
+      </w:r>
+      <w:r>
+        <w:t xml:space="preserve"> </w:t>
+      </w:r>
+      <w:r>
+        <w:t xml:space="preserve">◐</w:t>
       </w:r>
       <w:r>
         <w:t xml:space="preserve"> </w:t>
@@ -3073,64 +3210,13 @@
           <w:i/>
           <w:iCs/>
         </w:rPr>
-        <w:t xml:space="preserve">(promoted — implemented)</w:t>
-      </w:r>
-      <w:r>
-        <w:t xml:space="preserve"> </w:t>
-      </w:r>
-      <w:r>
-        <w:t xml:space="preserve">Closing mechanics: on close,</w:t>
-      </w:r>
-      <w:r>
-        <w:t xml:space="preserve"> </w:t>
-      </w:r>
-      <w:r>
-        <w:rPr>
-          <w:b/>
-          <w:bCs/>
-        </w:rPr>
-        <w:t xml:space="preserve">outstanding SAFEs/notes convert automatically</w:t>
-      </w:r>
-      <w:r>
-        <w:t xml:space="preserve"> </w:t>
-      </w:r>
-      <w:r>
-        <w:t xml:space="preserve">at the round price into the round's class (valuation caps priced off the pre-financing cap table; an instrument that can't convert is left outstanding rather than blocking the close), then funded commitments are issued into the cap-table ledger;</w:t>
-      </w:r>
-      <w:r>
-        <w:t xml:space="preserve"> </w:t>
-      </w:r>
-      <w:r>
-        <w:rPr>
-          <w:b/>
-          <w:bCs/>
-        </w:rPr>
-        <w:t xml:space="preserve">FC-GPR FEMA obligation auto-created when any investor is foreign</w:t>
-      </w:r>
-      <w:r>
-        <w:t xml:space="preserve">; investor portal reflects holdings.</w:t>
-      </w:r>
-    </w:p>
-    <w:p>
-      <w:pPr>
-        <w:pStyle w:val="Compact"/>
-        <w:numPr>
-          <w:ilvl w:val="0"/>
-          <w:numId w:val="1008"/>
-        </w:numPr>
-      </w:pPr>
-      <w:r>
-        <w:rPr>
-          <w:b/>
-          <w:bCs/>
-        </w:rPr>
-        <w:t xml:space="preserve">FR-E-7 (P3)</w:t>
-      </w:r>
-      <w:r>
-        <w:t xml:space="preserve"> </w:t>
-      </w:r>
-      <w:r>
-        <w:t xml:space="preserve">◐</w:t>
+        <w:t xml:space="preserve">(promoted v1.3)</w:t>
+      </w:r>
+      <w:r>
+        <w:t xml:space="preserve"> </w:t>
+      </w:r>
+      <w:r>
+        <w:t xml:space="preserve">Secondary sales with ROFR.</w:t>
       </w:r>
       <w:r>
         <w:t xml:space="preserve"> </w:t>
@@ -3140,13 +3226,13 @@
           <w:i/>
           <w:iCs/>
         </w:rPr>
-        <w:t xml:space="preserve">(promoted v1.3)</w:t>
-      </w:r>
-      <w:r>
-        <w:t xml:space="preserve"> </w:t>
-      </w:r>
-      <w:r>
-        <w:t xml:space="preserve">Secondary sales with ROFR.</w:t>
+        <w:t xml:space="preserve">Built:</w:t>
+      </w:r>
+      <w:r>
+        <w:t xml:space="preserve"> </w:t>
+      </w:r>
+      <w:r>
+        <w:t xml:space="preserve">an investor requests a sale from their portal (holding-validated); the company exercises its right of first refusal by choosing the buyer — approval executes a stamp-dutied transfer on the cap-table ledger; reject path; status visible to the seller.</w:t>
       </w:r>
       <w:r>
         <w:t xml:space="preserve"> </w:t>
@@ -3156,13 +3242,182 @@
           <w:i/>
           <w:iCs/>
         </w:rPr>
-        <w:t xml:space="preserve">Built:</w:t>
-      </w:r>
-      <w:r>
-        <w:t xml:space="preserve"> </w:t>
-      </w:r>
-      <w:r>
-        <w:t xml:space="preserve">an investor requests a sale from their portal (holding-validated); the company exercises its right of first refusal by choosing the buyer — approval executes a stamp-dutied transfer on the cap-table ledger; reject path; status visible to the seller.</w:t>
+        <w:t xml:space="preserve">Remaining:</w:t>
+      </w:r>
+      <w:r>
+        <w:t xml:space="preserve"> </w:t>
+      </w:r>
+      <w:r>
+        <w:t xml:space="preserve">open marketplace / multi-bidder allocation.</w:t>
+      </w:r>
+    </w:p>
+    <w:p>
+      <w:pPr>
+        <w:pStyle w:val="Compact"/>
+        <w:numPr>
+          <w:ilvl w:val="0"/>
+          <w:numId w:val="1008"/>
+        </w:numPr>
+      </w:pPr>
+      <w:r>
+        <w:rPr>
+          <w:b/>
+          <w:bCs/>
+        </w:rPr>
+        <w:t xml:space="preserve">FR-E-8 (M — added v1.0)</w:t>
+      </w:r>
+      <w:r>
+        <w:t xml:space="preserve"> </w:t>
+      </w:r>
+      <w:r>
+        <w:t xml:space="preserve">✅</w:t>
+      </w:r>
+      <w:r>
+        <w:t xml:space="preserve"> </w:t>
+      </w:r>
+      <w:r>
+        <w:rPr>
+          <w:b/>
+          <w:bCs/>
+        </w:rPr>
+        <w:t xml:space="preserve">Investor CRM / fundraising pipeline</w:t>
+      </w:r>
+      <w:r>
+        <w:t xml:space="preserve">: prospects with stages (contacted → meeting → diligence → term-sheet → committed/passed), firm, check size, notes; pipeline summary (open vs committed value by stage);</w:t>
+      </w:r>
+      <w:r>
+        <w:t xml:space="preserve"> </w:t>
+      </w:r>
+      <w:r>
+        <w:rPr>
+          <w:b/>
+          <w:bCs/>
+        </w:rPr>
+        <w:t xml:space="preserve">one-click conversion of a prospect into a round commitment</w:t>
+      </w:r>
+      <w:r>
+        <w:t xml:space="preserve">;</w:t>
+      </w:r>
+      <w:r>
+        <w:t xml:space="preserve"> </w:t>
+      </w:r>
+      <w:r>
+        <w:rPr>
+          <w:b/>
+          <w:bCs/>
+        </w:rPr>
+        <w:t xml:space="preserve">public funnel link</w:t>
+      </w:r>
+      <w:r>
+        <w:t xml:space="preserve"> </w:t>
+      </w:r>
+      <w:r>
+        <w:t xml:space="preserve">(v1.3) — one shareable URL per round where prospective investors register interest (rate-limited, unauthenticated) landing directly in the CRM, optionally auto-granting data-room access; admin funnel view joins prospects × data-room engagement × commitments.</w:t>
+      </w:r>
+    </w:p>
+    <w:p>
+      <w:pPr>
+        <w:pStyle w:val="Compact"/>
+        <w:numPr>
+          <w:ilvl w:val="0"/>
+          <w:numId w:val="1008"/>
+        </w:numPr>
+      </w:pPr>
+      <w:r>
+        <w:rPr>
+          <w:b/>
+          <w:bCs/>
+        </w:rPr>
+        <w:t xml:space="preserve">FR-E-10 (M — added v1.3)</w:t>
+      </w:r>
+      <w:r>
+        <w:t xml:space="preserve"> </w:t>
+      </w:r>
+      <w:r>
+        <w:t xml:space="preserve">✅</w:t>
+      </w:r>
+      <w:r>
+        <w:t xml:space="preserve"> </w:t>
+      </w:r>
+      <w:r>
+        <w:rPr>
+          <w:b/>
+          <w:bCs/>
+        </w:rPr>
+        <w:t xml:space="preserve">PAS-4 private placement offer letter</w:t>
+      </w:r>
+      <w:r>
+        <w:t xml:space="preserve"> </w:t>
+      </w:r>
+      <w:r>
+        <w:t xml:space="preserve">per commitment (Sec 42 / rule 14(3)): named offeree, shares derived from the round price, generated into Documents.</w:t>
+      </w:r>
+    </w:p>
+    <w:p>
+      <w:pPr>
+        <w:pStyle w:val="Compact"/>
+        <w:numPr>
+          <w:ilvl w:val="0"/>
+          <w:numId w:val="1008"/>
+        </w:numPr>
+      </w:pPr>
+      <w:r>
+        <w:rPr>
+          <w:b/>
+          <w:bCs/>
+        </w:rPr>
+        <w:t xml:space="preserve">FR-E-9 (M — added v1.2)</w:t>
+      </w:r>
+      <w:r>
+        <w:t xml:space="preserve"> </w:t>
+      </w:r>
+      <w:r>
+        <w:t xml:space="preserve">✅</w:t>
+      </w:r>
+      <w:r>
+        <w:t xml:space="preserve"> </w:t>
+      </w:r>
+      <w:r>
+        <w:rPr>
+          <w:b/>
+          <w:bCs/>
+        </w:rPr>
+        <w:t xml:space="preserve">Family &amp; friends investing</w:t>
+      </w:r>
+      <w:r>
+        <w:t xml:space="preserve">: every SAFE/note and round commitment carries an investor kind (friends &amp; family / angel / institutional) shown across fundraising views; F&amp;F investors given an email see their instruments in the investor portal automatically (no explicit grant needed); the Pre-seed stage guide walks founders through it with the Sec 42 guardrail (FR-E-5) enforcing the 200-offeree/FY limit.</w:t>
+      </w:r>
+    </w:p>
+    <w:bookmarkEnd w:id="23"/>
+    <w:bookmarkStart w:id="24" w:name="f-document-automation--e-signature"/>
+    <w:p>
+      <w:pPr>
+        <w:pStyle w:val="Heading3"/>
+      </w:pPr>
+      <w:r>
+        <w:t xml:space="preserve">F. Document Automation &amp; e-Signature</w:t>
+      </w:r>
+    </w:p>
+    <w:p>
+      <w:pPr>
+        <w:pStyle w:val="Compact"/>
+        <w:numPr>
+          <w:ilvl w:val="0"/>
+          <w:numId w:val="1009"/>
+        </w:numPr>
+      </w:pPr>
+      <w:r>
+        <w:rPr>
+          <w:b/>
+          <w:bCs/>
+        </w:rPr>
+        <w:t xml:space="preserve">FR-F-1 (M)</w:t>
+      </w:r>
+      <w:r>
+        <w:t xml:space="preserve"> </w:t>
+      </w:r>
+      <w:r>
+        <w:t xml:space="preserve">✅ Template library (~20 India-specific templates): incorporation (SPICe+/eMoA/eAoA), board resolution, share certificate, SHA, PAS-4, term sheet, meeting notice, D&amp;O indemnification, offer letter, IP assignment, NDA, MSA, SOW, fund/SPV docs.</w:t>
       </w:r>
       <w:r>
         <w:t xml:space="preserve"> </w:t>
@@ -3172,106 +3427,13 @@
           <w:i/>
           <w:iCs/>
         </w:rPr>
-        <w:t xml:space="preserve">Remaining:</w:t>
-      </w:r>
-      <w:r>
-        <w:t xml:space="preserve"> </w:t>
-      </w:r>
-      <w:r>
-        <w:t xml:space="preserve">open marketplace / multi-bidder allocation.</w:t>
-      </w:r>
-    </w:p>
-    <w:p>
-      <w:pPr>
-        <w:pStyle w:val="Compact"/>
-        <w:numPr>
-          <w:ilvl w:val="0"/>
-          <w:numId w:val="1008"/>
-        </w:numPr>
-      </w:pPr>
-      <w:r>
-        <w:rPr>
-          <w:b/>
-          <w:bCs/>
-        </w:rPr>
-        <w:t xml:space="preserve">FR-E-8 (M — added v1.0)</w:t>
-      </w:r>
-      <w:r>
-        <w:t xml:space="preserve"> </w:t>
-      </w:r>
-      <w:r>
-        <w:t xml:space="preserve">✅</w:t>
-      </w:r>
-      <w:r>
-        <w:t xml:space="preserve"> </w:t>
-      </w:r>
-      <w:r>
-        <w:rPr>
-          <w:b/>
-          <w:bCs/>
-        </w:rPr>
-        <w:t xml:space="preserve">Investor CRM / fundraising pipeline</w:t>
-      </w:r>
-      <w:r>
-        <w:t xml:space="preserve">: prospects with stages (contacted → meeting → diligence → term-sheet → committed/passed), firm, check size, notes; pipeline summary (open vs committed value by stage);</w:t>
-      </w:r>
-      <w:r>
-        <w:t xml:space="preserve"> </w:t>
-      </w:r>
-      <w:r>
-        <w:rPr>
-          <w:b/>
-          <w:bCs/>
-        </w:rPr>
-        <w:t xml:space="preserve">one-click conversion of a prospect into a round commitment</w:t>
-      </w:r>
-      <w:r>
-        <w:t xml:space="preserve">.</w:t>
-      </w:r>
-    </w:p>
-    <w:p>
-      <w:pPr>
-        <w:pStyle w:val="Compact"/>
-        <w:numPr>
-          <w:ilvl w:val="0"/>
-          <w:numId w:val="1008"/>
-        </w:numPr>
-      </w:pPr>
-      <w:r>
-        <w:rPr>
-          <w:b/>
-          <w:bCs/>
-        </w:rPr>
-        <w:t xml:space="preserve">FR-E-9 (M — added v1.2)</w:t>
-      </w:r>
-      <w:r>
-        <w:t xml:space="preserve"> </w:t>
-      </w:r>
-      <w:r>
-        <w:t xml:space="preserve">✅</w:t>
-      </w:r>
-      <w:r>
-        <w:t xml:space="preserve"> </w:t>
-      </w:r>
-      <w:r>
-        <w:rPr>
-          <w:b/>
-          <w:bCs/>
-        </w:rPr>
-        <w:t xml:space="preserve">Family &amp; friends investing</w:t>
-      </w:r>
-      <w:r>
-        <w:t xml:space="preserve">: every SAFE/note and round commitment carries an investor kind (friends &amp; family / angel / institutional) shown across fundraising views; F&amp;F investors given an email see their instruments in the investor portal automatically (no explicit grant needed); the Pre-seed stage guide walks founders through it with the Sec 42 guardrail (FR-E-5) enforcing the 200-offeree/FY limit.</w:t>
-      </w:r>
-    </w:p>
-    <w:bookmarkEnd w:id="23"/>
-    <w:bookmarkStart w:id="24" w:name="f-document-automation--e-signature"/>
-    <w:p>
-      <w:pPr>
-        <w:pStyle w:val="Heading3"/>
-      </w:pPr>
-      <w:r>
-        <w:t xml:space="preserve">F. Document Automation &amp; e-Signature</w:t>
+        <w:t xml:space="preserve">Note:</w:t>
+      </w:r>
+      <w:r>
+        <w:t xml:space="preserve"> </w:t>
+      </w:r>
+      <w:r>
+        <w:t xml:space="preserve">parameterised merge; clause-level composition remains open.</w:t>
       </w:r>
     </w:p>
     <w:p>
@@ -3287,13 +3449,13 @@
           <w:b/>
           <w:bCs/>
         </w:rPr>
-        <w:t xml:space="preserve">FR-F-1 (M)</w:t>
-      </w:r>
-      <w:r>
-        <w:t xml:space="preserve"> </w:t>
-      </w:r>
-      <w:r>
-        <w:t xml:space="preserve">✅ Template library (~20 India-specific templates): incorporation (SPICe+/eMoA/eAoA), board resolution, share certificate, SHA, PAS-4, term sheet, meeting notice, D&amp;O indemnification, offer letter, IP assignment, NDA, MSA, SOW, fund/SPV docs.</w:t>
+        <w:t xml:space="preserve">FR-F-2 (M)</w:t>
+      </w:r>
+      <w:r>
+        <w:t xml:space="preserve"> </w:t>
+      </w:r>
+      <w:r>
+        <w:t xml:space="preserve">◐ Data merge + versioning.</w:t>
       </w:r>
       <w:r>
         <w:t xml:space="preserve"> </w:t>
@@ -3303,35 +3465,29 @@
           <w:i/>
           <w:iCs/>
         </w:rPr>
-        <w:t xml:space="preserve">Note:</w:t>
-      </w:r>
-      <w:r>
-        <w:t xml:space="preserve"> </w:t>
-      </w:r>
-      <w:r>
-        <w:t xml:space="preserve">parameterised merge; clause-level composition remains open.</w:t>
-      </w:r>
-    </w:p>
-    <w:p>
-      <w:pPr>
-        <w:pStyle w:val="Compact"/>
-        <w:numPr>
-          <w:ilvl w:val="0"/>
-          <w:numId w:val="1009"/>
-        </w:numPr>
-      </w:pPr>
-      <w:r>
-        <w:rPr>
-          <w:b/>
-          <w:bCs/>
-        </w:rPr>
-        <w:t xml:space="preserve">FR-F-2 (M)</w:t>
-      </w:r>
-      <w:r>
-        <w:t xml:space="preserve"> </w:t>
-      </w:r>
-      <w:r>
-        <w:t xml:space="preserve">◐ Data merge + versioning.</w:t>
+        <w:t xml:space="preserve">Built:</w:t>
+      </w:r>
+      <w:r>
+        <w:t xml:space="preserve"> </w:t>
+      </w:r>
+      <w:r>
+        <w:t xml:space="preserve">entity/round/grant data merged into templates; append-only versions; regenerate blocked after signing;</w:t>
+      </w:r>
+      <w:r>
+        <w:t xml:space="preserve"> </w:t>
+      </w:r>
+      <w:r>
+        <w:rPr>
+          <w:b/>
+          <w:bCs/>
+        </w:rPr>
+        <w:t xml:space="preserve">PDF download for every generated document</w:t>
+      </w:r>
+      <w:r>
+        <w:t xml:space="preserve"> </w:t>
+      </w:r>
+      <w:r>
+        <w:t xml:space="preserve">(members via Documents; LPs download their own statements/Form 64C from the portal).</w:t>
       </w:r>
       <w:r>
         <w:t xml:space="preserve"> </w:t>
@@ -3341,29 +3497,35 @@
           <w:i/>
           <w:iCs/>
         </w:rPr>
-        <w:t xml:space="preserve">Built:</w:t>
-      </w:r>
-      <w:r>
-        <w:t xml:space="preserve"> </w:t>
-      </w:r>
-      <w:r>
-        <w:t xml:space="preserve">entity/round/grant data merged into templates; append-only versions; regenerate blocked after signing;</w:t>
-      </w:r>
-      <w:r>
-        <w:t xml:space="preserve"> </w:t>
-      </w:r>
-      <w:r>
-        <w:rPr>
-          <w:b/>
-          <w:bCs/>
-        </w:rPr>
-        <w:t xml:space="preserve">PDF download for every generated document</w:t>
-      </w:r>
-      <w:r>
-        <w:t xml:space="preserve"> </w:t>
-      </w:r>
-      <w:r>
-        <w:t xml:space="preserve">(members via Documents; LPs download their own statements/Form 64C from the portal).</w:t>
+        <w:t xml:space="preserve">Remaining:</w:t>
+      </w:r>
+      <w:r>
+        <w:t xml:space="preserve"> </w:t>
+      </w:r>
+      <w:r>
+        <w:t xml:space="preserve">redline comparison; richer PDF layouts.</w:t>
+      </w:r>
+    </w:p>
+    <w:p>
+      <w:pPr>
+        <w:pStyle w:val="Compact"/>
+        <w:numPr>
+          <w:ilvl w:val="0"/>
+          <w:numId w:val="1009"/>
+        </w:numPr>
+      </w:pPr>
+      <w:r>
+        <w:rPr>
+          <w:b/>
+          <w:bCs/>
+        </w:rPr>
+        <w:t xml:space="preserve">FR-F-3 (M)</w:t>
+      </w:r>
+      <w:r>
+        <w:t xml:space="preserve"> </w:t>
+      </w:r>
+      <w:r>
+        <w:t xml:space="preserve">◐ e-Signature.</w:t>
       </w:r>
       <w:r>
         <w:t xml:space="preserve"> </w:t>
@@ -3373,35 +3535,13 @@
           <w:i/>
           <w:iCs/>
         </w:rPr>
-        <w:t xml:space="preserve">Remaining:</w:t>
-      </w:r>
-      <w:r>
-        <w:t xml:space="preserve"> </w:t>
-      </w:r>
-      <w:r>
-        <w:t xml:space="preserve">redline comparison; richer PDF layouts.</w:t>
-      </w:r>
-    </w:p>
-    <w:p>
-      <w:pPr>
-        <w:pStyle w:val="Compact"/>
-        <w:numPr>
-          <w:ilvl w:val="0"/>
-          <w:numId w:val="1009"/>
-        </w:numPr>
-      </w:pPr>
-      <w:r>
-        <w:rPr>
-          <w:b/>
-          <w:bCs/>
-        </w:rPr>
-        <w:t xml:space="preserve">FR-F-3 (M)</w:t>
-      </w:r>
-      <w:r>
-        <w:t xml:space="preserve"> </w:t>
-      </w:r>
-      <w:r>
-        <w:t xml:space="preserve">◐ e-Signature.</w:t>
+        <w:t xml:space="preserve">Built:</w:t>
+      </w:r>
+      <w:r>
+        <w:t xml:space="preserve"> </w:t>
+      </w:r>
+      <w:r>
+        <w:t xml:space="preserve">full signing lifecycle (request → signatories → provider-callback → signed, tamper-lock) with a simulated provider.</w:t>
       </w:r>
       <w:r>
         <w:t xml:space="preserve"> </w:t>
@@ -3411,13 +3551,213 @@
           <w:i/>
           <w:iCs/>
         </w:rPr>
-        <w:t xml:space="preserve">Built:</w:t>
-      </w:r>
-      <w:r>
-        <w:t xml:space="preserve"> </w:t>
-      </w:r>
-      <w:r>
-        <w:t xml:space="preserve">full signing lifecycle (request → signatories → provider-callback → signed, tamper-lock) with a simulated provider.</w:t>
+        <w:t xml:space="preserve">Remaining:</w:t>
+      </w:r>
+      <w:r>
+        <w:t xml:space="preserve"> </w:t>
+      </w:r>
+      <w:r>
+        <w:t xml:space="preserve">⛔ real Aadhaar eSign (eMudhra/NSDL) / Leegality / DocuSign adapters.</w:t>
+      </w:r>
+    </w:p>
+    <w:p>
+      <w:pPr>
+        <w:pStyle w:val="Compact"/>
+        <w:numPr>
+          <w:ilvl w:val="0"/>
+          <w:numId w:val="1009"/>
+        </w:numPr>
+      </w:pPr>
+      <w:r>
+        <w:rPr>
+          <w:b/>
+          <w:bCs/>
+        </w:rPr>
+        <w:t xml:space="preserve">FR-F-4 (M)</w:t>
+      </w:r>
+      <w:r>
+        <w:t xml:space="preserve"> </w:t>
+      </w:r>
+      <w:r>
+        <w:t xml:space="preserve">✅ Document as first-class object with polymorphic links (round, resolution, meeting, contract, team member, workflow run, director…).</w:t>
+      </w:r>
+    </w:p>
+    <w:p>
+      <w:pPr>
+        <w:pStyle w:val="Compact"/>
+        <w:numPr>
+          <w:ilvl w:val="0"/>
+          <w:numId w:val="1009"/>
+        </w:numPr>
+      </w:pPr>
+      <w:r>
+        <w:rPr>
+          <w:b/>
+          <w:bCs/>
+        </w:rPr>
+        <w:t xml:space="preserve">FR-F-5 (P2)</w:t>
+      </w:r>
+      <w:r>
+        <w:t xml:space="preserve"> </w:t>
+      </w:r>
+      <w:r>
+        <w:t xml:space="preserve">○ Clause library + AI-assisted drafting/review.</w:t>
+      </w:r>
+    </w:p>
+    <w:p>
+      <w:pPr>
+        <w:pStyle w:val="Compact"/>
+        <w:numPr>
+          <w:ilvl w:val="0"/>
+          <w:numId w:val="1009"/>
+        </w:numPr>
+      </w:pPr>
+      <w:r>
+        <w:rPr>
+          <w:b/>
+          <w:bCs/>
+        </w:rPr>
+        <w:t xml:space="preserve">FR-F-6 (P2)</w:t>
+      </w:r>
+      <w:r>
+        <w:t xml:space="preserve"> </w:t>
+      </w:r>
+      <w:r>
+        <w:t xml:space="preserve">○ ⛔ e-stamp/SHCIL and notarisation hand-off.</w:t>
+      </w:r>
+    </w:p>
+    <w:bookmarkEnd w:id="24"/>
+    <w:bookmarkStart w:id="25" w:name="Xbeea2f57b1b60c38ee240abe92ab280ab33633d"/>
+    <w:p>
+      <w:pPr>
+        <w:pStyle w:val="Heading3"/>
+      </w:pPr>
+      <w:r>
+        <w:t xml:space="preserve">G. Governance (Board, Shareholders, Directors)</w:t>
+      </w:r>
+    </w:p>
+    <w:p>
+      <w:pPr>
+        <w:pStyle w:val="Compact"/>
+        <w:numPr>
+          <w:ilvl w:val="0"/>
+          <w:numId w:val="1010"/>
+        </w:numPr>
+      </w:pPr>
+      <w:r>
+        <w:rPr>
+          <w:b/>
+          <w:bCs/>
+        </w:rPr>
+        <w:t xml:space="preserve">FR-G-1 (M)</w:t>
+      </w:r>
+      <w:r>
+        <w:t xml:space="preserve"> </w:t>
+      </w:r>
+      <w:r>
+        <w:t xml:space="preserve">✅ Meetings: board/AGM/EGM with date, venue, quorum;</w:t>
+      </w:r>
+      <w:r>
+        <w:t xml:space="preserve"> </w:t>
+      </w:r>
+      <w:r>
+        <w:rPr>
+          <w:b/>
+          <w:bCs/>
+        </w:rPr>
+        <w:t xml:space="preserve">agenda items</w:t>
+      </w:r>
+      <w:r>
+        <w:t xml:space="preserve">;</w:t>
+      </w:r>
+      <w:r>
+        <w:t xml:space="preserve"> </w:t>
+      </w:r>
+      <w:r>
+        <w:rPr>
+          <w:b/>
+          <w:bCs/>
+        </w:rPr>
+        <w:t xml:space="preserve">notice generation</w:t>
+      </w:r>
+      <w:r>
+        <w:t xml:space="preserve"> </w:t>
+      </w:r>
+      <w:r>
+        <w:t xml:space="preserve">(agenda + quorum merged into a linked notice document); minutes + held/cancelled status.</w:t>
+      </w:r>
+    </w:p>
+    <w:p>
+      <w:pPr>
+        <w:pStyle w:val="Compact"/>
+        <w:numPr>
+          <w:ilvl w:val="0"/>
+          <w:numId w:val="1010"/>
+        </w:numPr>
+      </w:pPr>
+      <w:r>
+        <w:rPr>
+          <w:b/>
+          <w:bCs/>
+        </w:rPr>
+        <w:t xml:space="preserve">FR-G-2 (M)</w:t>
+      </w:r>
+      <w:r>
+        <w:t xml:space="preserve"> </w:t>
+      </w:r>
+      <w:r>
+        <w:t xml:space="preserve">✅ Resolutions: board/ordinary/special/circular; pass/fail with dates; board-resolution document generation;</w:t>
+      </w:r>
+      <w:r>
+        <w:t xml:space="preserve"> </w:t>
+      </w:r>
+      <w:r>
+        <w:rPr>
+          <w:b/>
+          <w:bCs/>
+        </w:rPr>
+        <w:t xml:space="preserve">MGT-14 filing obligation auto-created when a special/circular resolution passes</w:t>
+      </w:r>
+      <w:r>
+        <w:t xml:space="preserve">;</w:t>
+      </w:r>
+      <w:r>
+        <w:t xml:space="preserve"> </w:t>
+      </w:r>
+      <w:r>
+        <w:rPr>
+          <w:b/>
+          <w:bCs/>
+        </w:rPr>
+        <w:t xml:space="preserve">charter amendment</w:t>
+      </w:r>
+      <w:r>
+        <w:t xml:space="preserve"> </w:t>
+      </w:r>
+      <w:r>
+        <w:t xml:space="preserve">(v1.3) — one step drafts the MoA/AoA alteration as a special resolution plus a linked document, feeding the same MGT-14 hook on passing.</w:t>
+      </w:r>
+    </w:p>
+    <w:p>
+      <w:pPr>
+        <w:pStyle w:val="Compact"/>
+        <w:numPr>
+          <w:ilvl w:val="0"/>
+          <w:numId w:val="1010"/>
+        </w:numPr>
+      </w:pPr>
+      <w:r>
+        <w:rPr>
+          <w:b/>
+          <w:bCs/>
+        </w:rPr>
+        <w:t xml:space="preserve">FR-G-3 (M)</w:t>
+      </w:r>
+      <w:r>
+        <w:t xml:space="preserve"> </w:t>
+      </w:r>
+      <w:r>
+        <w:t xml:space="preserve">◐ Consents: circular resolutions serve the written-consent path.</w:t>
       </w:r>
       <w:r>
         <w:t xml:space="preserve"> </w:t>
@@ -3433,83 +3773,7 @@
         <w:t xml:space="preserve"> </w:t>
       </w:r>
       <w:r>
-        <w:t xml:space="preserve">⛔ real Aadhaar eSign (eMudhra/NSDL) / Leegality / DocuSign adapters.</w:t>
-      </w:r>
-    </w:p>
-    <w:p>
-      <w:pPr>
-        <w:pStyle w:val="Compact"/>
-        <w:numPr>
-          <w:ilvl w:val="0"/>
-          <w:numId w:val="1009"/>
-        </w:numPr>
-      </w:pPr>
-      <w:r>
-        <w:rPr>
-          <w:b/>
-          <w:bCs/>
-        </w:rPr>
-        <w:t xml:space="preserve">FR-F-4 (M)</w:t>
-      </w:r>
-      <w:r>
-        <w:t xml:space="preserve"> </w:t>
-      </w:r>
-      <w:r>
-        <w:t xml:space="preserve">✅ Document as first-class object with polymorphic links (round, resolution, meeting, contract, team member, workflow run, director…).</w:t>
-      </w:r>
-    </w:p>
-    <w:p>
-      <w:pPr>
-        <w:pStyle w:val="Compact"/>
-        <w:numPr>
-          <w:ilvl w:val="0"/>
-          <w:numId w:val="1009"/>
-        </w:numPr>
-      </w:pPr>
-      <w:r>
-        <w:rPr>
-          <w:b/>
-          <w:bCs/>
-        </w:rPr>
-        <w:t xml:space="preserve">FR-F-5 (P2)</w:t>
-      </w:r>
-      <w:r>
-        <w:t xml:space="preserve"> </w:t>
-      </w:r>
-      <w:r>
-        <w:t xml:space="preserve">○ Clause library + AI-assisted drafting/review.</w:t>
-      </w:r>
-    </w:p>
-    <w:p>
-      <w:pPr>
-        <w:pStyle w:val="Compact"/>
-        <w:numPr>
-          <w:ilvl w:val="0"/>
-          <w:numId w:val="1009"/>
-        </w:numPr>
-      </w:pPr>
-      <w:r>
-        <w:rPr>
-          <w:b/>
-          <w:bCs/>
-        </w:rPr>
-        <w:t xml:space="preserve">FR-F-6 (P2)</w:t>
-      </w:r>
-      <w:r>
-        <w:t xml:space="preserve"> </w:t>
-      </w:r>
-      <w:r>
-        <w:t xml:space="preserve">○ ⛔ e-stamp/SHCIL and notarisation hand-off.</w:t>
-      </w:r>
-    </w:p>
-    <w:bookmarkEnd w:id="24"/>
-    <w:bookmarkStart w:id="25" w:name="Xbeea2f57b1b60c38ee240abe92ab280ab33633d"/>
-    <w:p>
-      <w:pPr>
-        <w:pStyle w:val="Heading3"/>
-      </w:pPr>
-      <w:r>
-        <w:t xml:space="preserve">G. Governance (Board, Shareholders, Directors)</w:t>
+        <w:t xml:space="preserve">formal consent object with per-party sign-off and statutory-validity checks.</w:t>
       </w:r>
     </w:p>
     <w:p>
@@ -3525,99 +3789,13 @@
           <w:b/>
           <w:bCs/>
         </w:rPr>
-        <w:t xml:space="preserve">FR-G-1 (M)</w:t>
-      </w:r>
-      <w:r>
-        <w:t xml:space="preserve"> </w:t>
-      </w:r>
-      <w:r>
-        <w:t xml:space="preserve">✅ Meetings: board/AGM/EGM with date, venue, quorum;</w:t>
-      </w:r>
-      <w:r>
-        <w:t xml:space="preserve"> </w:t>
-      </w:r>
-      <w:r>
-        <w:rPr>
-          <w:b/>
-          <w:bCs/>
-        </w:rPr>
-        <w:t xml:space="preserve">agenda items</w:t>
-      </w:r>
-      <w:r>
-        <w:t xml:space="preserve">;</w:t>
-      </w:r>
-      <w:r>
-        <w:t xml:space="preserve"> </w:t>
-      </w:r>
-      <w:r>
-        <w:rPr>
-          <w:b/>
-          <w:bCs/>
-        </w:rPr>
-        <w:t xml:space="preserve">notice generation</w:t>
-      </w:r>
-      <w:r>
-        <w:t xml:space="preserve"> </w:t>
-      </w:r>
-      <w:r>
-        <w:t xml:space="preserve">(agenda + quorum merged into a linked notice document); minutes + held/cancelled status.</w:t>
-      </w:r>
-    </w:p>
-    <w:p>
-      <w:pPr>
-        <w:pStyle w:val="Compact"/>
-        <w:numPr>
-          <w:ilvl w:val="0"/>
-          <w:numId w:val="1010"/>
-        </w:numPr>
-      </w:pPr>
-      <w:r>
-        <w:rPr>
-          <w:b/>
-          <w:bCs/>
-        </w:rPr>
-        <w:t xml:space="preserve">FR-G-2 (M)</w:t>
-      </w:r>
-      <w:r>
-        <w:t xml:space="preserve"> </w:t>
-      </w:r>
-      <w:r>
-        <w:t xml:space="preserve">✅ Resolutions: board/ordinary/special/circular; pass/fail with dates; board-resolution document generation;</w:t>
-      </w:r>
-      <w:r>
-        <w:t xml:space="preserve"> </w:t>
-      </w:r>
-      <w:r>
-        <w:rPr>
-          <w:b/>
-          <w:bCs/>
-        </w:rPr>
-        <w:t xml:space="preserve">MGT-14 filing obligation auto-created when a special/circular resolution passes</w:t>
-      </w:r>
-      <w:r>
-        <w:t xml:space="preserve">.</w:t>
-      </w:r>
-    </w:p>
-    <w:p>
-      <w:pPr>
-        <w:pStyle w:val="Compact"/>
-        <w:numPr>
-          <w:ilvl w:val="0"/>
-          <w:numId w:val="1010"/>
-        </w:numPr>
-      </w:pPr>
-      <w:r>
-        <w:rPr>
-          <w:b/>
-          <w:bCs/>
-        </w:rPr>
-        <w:t xml:space="preserve">FR-G-3 (M)</w:t>
-      </w:r>
-      <w:r>
-        <w:t xml:space="preserve"> </w:t>
-      </w:r>
-      <w:r>
-        <w:t xml:space="preserve">◐ Consents: circular resolutions serve the written-consent path.</w:t>
+        <w:t xml:space="preserve">FR-G-4 (P2)</w:t>
+      </w:r>
+      <w:r>
+        <w:t xml:space="preserve"> </w:t>
+      </w:r>
+      <w:r>
+        <w:t xml:space="preserve">✅</w:t>
       </w:r>
       <w:r>
         <w:t xml:space="preserve"> </w:t>
@@ -3627,35 +3805,29 @@
           <w:i/>
           <w:iCs/>
         </w:rPr>
-        <w:t xml:space="preserve">Remaining:</w:t>
-      </w:r>
-      <w:r>
-        <w:t xml:space="preserve"> </w:t>
-      </w:r>
-      <w:r>
-        <w:t xml:space="preserve">formal consent object with per-party sign-off and statutory-validity checks.</w:t>
-      </w:r>
-    </w:p>
-    <w:p>
-      <w:pPr>
-        <w:pStyle w:val="Compact"/>
-        <w:numPr>
-          <w:ilvl w:val="0"/>
-          <w:numId w:val="1010"/>
-        </w:numPr>
-      </w:pPr>
-      <w:r>
-        <w:rPr>
-          <w:b/>
-          <w:bCs/>
-        </w:rPr>
-        <w:t xml:space="preserve">FR-G-4 (P2)</w:t>
-      </w:r>
-      <w:r>
-        <w:t xml:space="preserve"> </w:t>
-      </w:r>
-      <w:r>
-        <w:t xml:space="preserve">✅</w:t>
+        <w:t xml:space="preserve">(promoted — implemented)</w:t>
+      </w:r>
+      <w:r>
+        <w:t xml:space="preserve"> </w:t>
+      </w:r>
+      <w:r>
+        <w:t xml:space="preserve">Director/KMP register: designations (MD/WTD/independent/nominee/CS/CFO), DIN, appointment/resignation with</w:t>
+      </w:r>
+      <w:r>
+        <w:t xml:space="preserve"> </w:t>
+      </w:r>
+      <w:r>
+        <w:rPr>
+          <w:b/>
+          <w:bCs/>
+        </w:rPr>
+        <w:t xml:space="preserve">DIR-12 obligations auto-created</w:t>
+      </w:r>
+      <w:r>
+        <w:t xml:space="preserve"> </w:t>
+      </w:r>
+      <w:r>
+        <w:t xml:space="preserve">on both events.</w:t>
       </w:r>
       <w:r>
         <w:t xml:space="preserve"> </w:t>
@@ -3665,29 +3837,57 @@
           <w:i/>
           <w:iCs/>
         </w:rPr>
-        <w:t xml:space="preserve">(promoted — implemented)</w:t>
-      </w:r>
-      <w:r>
-        <w:t xml:space="preserve"> </w:t>
-      </w:r>
-      <w:r>
-        <w:t xml:space="preserve">Director/KMP register: designations (MD/WTD/independent/nominee/CS/CFO), DIN, appointment/resignation with</w:t>
-      </w:r>
-      <w:r>
-        <w:t xml:space="preserve"> </w:t>
-      </w:r>
-      <w:r>
-        <w:rPr>
-          <w:b/>
-          <w:bCs/>
-        </w:rPr>
-        <w:t xml:space="preserve">DIR-12 obligations auto-created</w:t>
-      </w:r>
-      <w:r>
-        <w:t xml:space="preserve"> </w:t>
-      </w:r>
-      <w:r>
-        <w:t xml:space="preserve">on both events.</w:t>
+        <w:t xml:space="preserve">Remaining:</w:t>
+      </w:r>
+      <w:r>
+        <w:t xml:space="preserve"> </w:t>
+      </w:r>
+      <w:r>
+        <w:t xml:space="preserve">disqualification checks.</w:t>
+      </w:r>
+    </w:p>
+    <w:p>
+      <w:pPr>
+        <w:pStyle w:val="Compact"/>
+        <w:numPr>
+          <w:ilvl w:val="0"/>
+          <w:numId w:val="1010"/>
+        </w:numPr>
+      </w:pPr>
+      <w:r>
+        <w:rPr>
+          <w:b/>
+          <w:bCs/>
+        </w:rPr>
+        <w:t xml:space="preserve">FR-G-5 (P2)</w:t>
+      </w:r>
+      <w:r>
+        <w:t xml:space="preserve"> </w:t>
+      </w:r>
+      <w:r>
+        <w:t xml:space="preserve">○ Board portal (pre-reads, voting, action items).</w:t>
+      </w:r>
+    </w:p>
+    <w:p>
+      <w:pPr>
+        <w:pStyle w:val="Compact"/>
+        <w:numPr>
+          <w:ilvl w:val="0"/>
+          <w:numId w:val="1010"/>
+        </w:numPr>
+      </w:pPr>
+      <w:r>
+        <w:rPr>
+          <w:b/>
+          <w:bCs/>
+        </w:rPr>
+        <w:t xml:space="preserve">FR-G-6 (P2)</w:t>
+      </w:r>
+      <w:r>
+        <w:t xml:space="preserve"> </w:t>
+      </w:r>
+      <w:r>
+        <w:t xml:space="preserve">✅</w:t>
       </w:r>
       <w:r>
         <w:t xml:space="preserve"> </w:t>
@@ -3697,57 +3897,115 @@
           <w:i/>
           <w:iCs/>
         </w:rPr>
-        <w:t xml:space="preserve">Remaining:</w:t>
-      </w:r>
-      <w:r>
-        <w:t xml:space="preserve"> </w:t>
-      </w:r>
-      <w:r>
-        <w:t xml:space="preserve">disqualification checks.</w:t>
-      </w:r>
-    </w:p>
-    <w:p>
-      <w:pPr>
-        <w:pStyle w:val="Compact"/>
-        <w:numPr>
-          <w:ilvl w:val="0"/>
-          <w:numId w:val="1010"/>
-        </w:numPr>
-      </w:pPr>
-      <w:r>
-        <w:rPr>
-          <w:b/>
-          <w:bCs/>
-        </w:rPr>
-        <w:t xml:space="preserve">FR-G-5 (P2)</w:t>
-      </w:r>
-      <w:r>
-        <w:t xml:space="preserve"> </w:t>
-      </w:r>
-      <w:r>
-        <w:t xml:space="preserve">○ Board portal (pre-reads, voting, action items).</w:t>
-      </w:r>
-    </w:p>
-    <w:p>
-      <w:pPr>
-        <w:pStyle w:val="Compact"/>
-        <w:numPr>
-          <w:ilvl w:val="0"/>
-          <w:numId w:val="1010"/>
-        </w:numPr>
-      </w:pPr>
-      <w:r>
-        <w:rPr>
-          <w:b/>
-          <w:bCs/>
-        </w:rPr>
-        <w:t xml:space="preserve">FR-G-6 (P2)</w:t>
-      </w:r>
-      <w:r>
-        <w:t xml:space="preserve"> </w:t>
-      </w:r>
-      <w:r>
-        <w:t xml:space="preserve">✅</w:t>
+        <w:t xml:space="preserve">(promoted — implemented)</w:t>
+      </w:r>
+      <w:r>
+        <w:t xml:space="preserve"> </w:t>
+      </w:r>
+      <w:r>
+        <w:t xml:space="preserve">D&amp;O indemnification agreement generation per director.</w:t>
+      </w:r>
+    </w:p>
+    <w:bookmarkEnd w:id="25"/>
+    <w:bookmarkStart w:id="26" w:name="Xcbf93e9c8d60f447df98c342401dfe903786502"/>
+    <w:p>
+      <w:pPr>
+        <w:pStyle w:val="Heading3"/>
+      </w:pPr>
+      <w:r>
+        <w:t xml:space="preserve">H. Compliance Engine (MCA/ROC, FEMA/RBI, GST/TDS)</w:t>
+      </w:r>
+    </w:p>
+    <w:p>
+      <w:pPr>
+        <w:pStyle w:val="Compact"/>
+        <w:numPr>
+          <w:ilvl w:val="0"/>
+          <w:numId w:val="1011"/>
+        </w:numPr>
+      </w:pPr>
+      <w:r>
+        <w:rPr>
+          <w:b/>
+          <w:bCs/>
+        </w:rPr>
+        <w:t xml:space="preserve">FR-H-1 (M)</w:t>
+      </w:r>
+      <w:r>
+        <w:t xml:space="preserve"> </w:t>
+      </w:r>
+      <w:r>
+        <w:t xml:space="preserve">✅ Compliance calendar, three generators:</w:t>
+      </w:r>
+      <w:r>
+        <w:t xml:space="preserve"> </w:t>
+      </w:r>
+      <w:r>
+        <w:rPr>
+          <w:b/>
+          <w:bCs/>
+        </w:rPr>
+        <w:t xml:space="preserve">annual ROC</w:t>
+      </w:r>
+      <w:r>
+        <w:t xml:space="preserve"> </w:t>
+      </w:r>
+      <w:r>
+        <w:t xml:space="preserve">(AOC-4, MGT-7, DIR-3 KYC, DPT-3, ADT-1 from FY end, rules-as-data),</w:t>
+      </w:r>
+      <w:r>
+        <w:t xml:space="preserve"> </w:t>
+      </w:r>
+      <w:r>
+        <w:rPr>
+          <w:b/>
+          <w:bCs/>
+        </w:rPr>
+        <w:t xml:space="preserve">event-based</w:t>
+      </w:r>
+      <w:r>
+        <w:t xml:space="preserve"> </w:t>
+      </w:r>
+      <w:r>
+        <w:t xml:space="preserve">(PAS-3 on allotment, MGT-14 on special resolution, DIR-12 on director change, FC-GPR on foreign allotment — auto-created by the triggering action), and</w:t>
+      </w:r>
+      <w:r>
+        <w:t xml:space="preserve"> </w:t>
+      </w:r>
+      <w:r>
+        <w:rPr>
+          <w:b/>
+          <w:bCs/>
+        </w:rPr>
+        <w:t xml:space="preserve">recurring</w:t>
+      </w:r>
+      <w:r>
+        <w:t xml:space="preserve"> </w:t>
+      </w:r>
+      <w:r>
+        <w:t xml:space="preserve">(12× monthly GSTR-3B due the 20th following, 4× quarterly TDS 26Q). All idempotent.</w:t>
+      </w:r>
+    </w:p>
+    <w:p>
+      <w:pPr>
+        <w:pStyle w:val="Compact"/>
+        <w:numPr>
+          <w:ilvl w:val="0"/>
+          <w:numId w:val="1011"/>
+        </w:numPr>
+      </w:pPr>
+      <w:r>
+        <w:rPr>
+          <w:b/>
+          <w:bCs/>
+        </w:rPr>
+        <w:t xml:space="preserve">FR-H-2 (M)</w:t>
+      </w:r>
+      <w:r>
+        <w:t xml:space="preserve"> </w:t>
+      </w:r>
+      <w:r>
+        <w:t xml:space="preserve">◐ Filing prep.</w:t>
       </w:r>
       <w:r>
         <w:t xml:space="preserve"> </w:t>
@@ -3757,115 +4015,13 @@
           <w:i/>
           <w:iCs/>
         </w:rPr>
-        <w:t xml:space="preserve">(promoted — implemented)</w:t>
-      </w:r>
-      <w:r>
-        <w:t xml:space="preserve"> </w:t>
-      </w:r>
-      <w:r>
-        <w:t xml:space="preserve">D&amp;O indemnification agreement generation per director.</w:t>
-      </w:r>
-    </w:p>
-    <w:bookmarkEnd w:id="25"/>
-    <w:bookmarkStart w:id="26" w:name="Xcbf93e9c8d60f447df98c342401dfe903786502"/>
-    <w:p>
-      <w:pPr>
-        <w:pStyle w:val="Heading3"/>
-      </w:pPr>
-      <w:r>
-        <w:t xml:space="preserve">H. Compliance Engine (MCA/ROC, FEMA/RBI, GST/TDS)</w:t>
-      </w:r>
-    </w:p>
-    <w:p>
-      <w:pPr>
-        <w:pStyle w:val="Compact"/>
-        <w:numPr>
-          <w:ilvl w:val="0"/>
-          <w:numId w:val="1011"/>
-        </w:numPr>
-      </w:pPr>
-      <w:r>
-        <w:rPr>
-          <w:b/>
-          <w:bCs/>
-        </w:rPr>
-        <w:t xml:space="preserve">FR-H-1 (M)</w:t>
-      </w:r>
-      <w:r>
-        <w:t xml:space="preserve"> </w:t>
-      </w:r>
-      <w:r>
-        <w:t xml:space="preserve">✅ Compliance calendar, three generators:</w:t>
-      </w:r>
-      <w:r>
-        <w:t xml:space="preserve"> </w:t>
-      </w:r>
-      <w:r>
-        <w:rPr>
-          <w:b/>
-          <w:bCs/>
-        </w:rPr>
-        <w:t xml:space="preserve">annual ROC</w:t>
-      </w:r>
-      <w:r>
-        <w:t xml:space="preserve"> </w:t>
-      </w:r>
-      <w:r>
-        <w:t xml:space="preserve">(AOC-4, MGT-7, DIR-3 KYC, DPT-3, ADT-1 from FY end, rules-as-data),</w:t>
-      </w:r>
-      <w:r>
-        <w:t xml:space="preserve"> </w:t>
-      </w:r>
-      <w:r>
-        <w:rPr>
-          <w:b/>
-          <w:bCs/>
-        </w:rPr>
-        <w:t xml:space="preserve">event-based</w:t>
-      </w:r>
-      <w:r>
-        <w:t xml:space="preserve"> </w:t>
-      </w:r>
-      <w:r>
-        <w:t xml:space="preserve">(PAS-3 on allotment, MGT-14 on special resolution, DIR-12 on director change, FC-GPR on foreign allotment — auto-created by the triggering action), and</w:t>
-      </w:r>
-      <w:r>
-        <w:t xml:space="preserve"> </w:t>
-      </w:r>
-      <w:r>
-        <w:rPr>
-          <w:b/>
-          <w:bCs/>
-        </w:rPr>
-        <w:t xml:space="preserve">recurring</w:t>
-      </w:r>
-      <w:r>
-        <w:t xml:space="preserve"> </w:t>
-      </w:r>
-      <w:r>
-        <w:t xml:space="preserve">(12× monthly GSTR-3B due the 20th following, 4× quarterly TDS 26Q). All idempotent.</w:t>
-      </w:r>
-    </w:p>
-    <w:p>
-      <w:pPr>
-        <w:pStyle w:val="Compact"/>
-        <w:numPr>
-          <w:ilvl w:val="0"/>
-          <w:numId w:val="1011"/>
-        </w:numPr>
-      </w:pPr>
-      <w:r>
-        <w:rPr>
-          <w:b/>
-          <w:bCs/>
-        </w:rPr>
-        <w:t xml:space="preserve">FR-H-2 (M)</w:t>
-      </w:r>
-      <w:r>
-        <w:t xml:space="preserve"> </w:t>
-      </w:r>
-      <w:r>
-        <w:t xml:space="preserve">◐ Filing prep.</w:t>
+        <w:t xml:space="preserve">Built:</w:t>
+      </w:r>
+      <w:r>
+        <w:t xml:space="preserve"> </w:t>
+      </w:r>
+      <w:r>
+        <w:t xml:space="preserve">status lifecycle (due → in-prep → filed → acknowledged) with SRN capture and assignee.</w:t>
       </w:r>
       <w:r>
         <w:t xml:space="preserve"> </w:t>
@@ -3875,13 +4031,35 @@
           <w:i/>
           <w:iCs/>
         </w:rPr>
-        <w:t xml:space="preserve">Built:</w:t>
-      </w:r>
-      <w:r>
-        <w:t xml:space="preserve"> </w:t>
-      </w:r>
-      <w:r>
-        <w:t xml:space="preserve">status lifecycle (due → in-prep → filed → acknowledged) with SRN capture and assignee.</w:t>
+        <w:t xml:space="preserve">Remaining:</w:t>
+      </w:r>
+      <w:r>
+        <w:t xml:space="preserve"> </w:t>
+      </w:r>
+      <w:r>
+        <w:t xml:space="preserve">validated filing packages per form. ⛔ MCA21 submission.</w:t>
+      </w:r>
+    </w:p>
+    <w:p>
+      <w:pPr>
+        <w:pStyle w:val="Compact"/>
+        <w:numPr>
+          <w:ilvl w:val="0"/>
+          <w:numId w:val="1011"/>
+        </w:numPr>
+      </w:pPr>
+      <w:r>
+        <w:rPr>
+          <w:b/>
+          <w:bCs/>
+        </w:rPr>
+        <w:t xml:space="preserve">FR-H-3 (M)</w:t>
+      </w:r>
+      <w:r>
+        <w:t xml:space="preserve"> </w:t>
+      </w:r>
+      <w:r>
+        <w:t xml:space="preserve">◐ FEMA.</w:t>
       </w:r>
       <w:r>
         <w:t xml:space="preserve"> </w:t>
@@ -3891,35 +4069,13 @@
           <w:i/>
           <w:iCs/>
         </w:rPr>
-        <w:t xml:space="preserve">Remaining:</w:t>
-      </w:r>
-      <w:r>
-        <w:t xml:space="preserve"> </w:t>
-      </w:r>
-      <w:r>
-        <w:t xml:space="preserve">validated filing packages per form. ⛔ MCA21 submission.</w:t>
-      </w:r>
-    </w:p>
-    <w:p>
-      <w:pPr>
-        <w:pStyle w:val="Compact"/>
-        <w:numPr>
-          <w:ilvl w:val="0"/>
-          <w:numId w:val="1011"/>
-        </w:numPr>
-      </w:pPr>
-      <w:r>
-        <w:rPr>
-          <w:b/>
-          <w:bCs/>
-        </w:rPr>
-        <w:t xml:space="preserve">FR-H-3 (M)</w:t>
-      </w:r>
-      <w:r>
-        <w:t xml:space="preserve"> </w:t>
-      </w:r>
-      <w:r>
-        <w:t xml:space="preserve">◐ FEMA.</w:t>
+        <w:t xml:space="preserve">Built:</w:t>
+      </w:r>
+      <w:r>
+        <w:t xml:space="preserve"> </w:t>
+      </w:r>
+      <w:r>
+        <w:t xml:space="preserve">FC-GPR obligation auto-created with 30-day due date on foreign allotment.</w:t>
       </w:r>
       <w:r>
         <w:t xml:space="preserve"> </w:t>
@@ -3929,13 +4085,57 @@
           <w:i/>
           <w:iCs/>
         </w:rPr>
-        <w:t xml:space="preserve">Built:</w:t>
-      </w:r>
-      <w:r>
-        <w:t xml:space="preserve"> </w:t>
-      </w:r>
-      <w:r>
-        <w:t xml:space="preserve">FC-GPR obligation auto-created with 30-day due date on foreign allotment.</w:t>
+        <w:t xml:space="preserve">Remaining:</w:t>
+      </w:r>
+      <w:r>
+        <w:t xml:space="preserve"> </w:t>
+      </w:r>
+      <w:r>
+        <w:t xml:space="preserve">FC-TRS on transfers to/from non-residents, FLA annual reminder, filing-pack artifacts (valuation + CS cert + FIRC). ⛔ FIRMS portal.</w:t>
+      </w:r>
+    </w:p>
+    <w:p>
+      <w:pPr>
+        <w:pStyle w:val="Compact"/>
+        <w:numPr>
+          <w:ilvl w:val="0"/>
+          <w:numId w:val="1011"/>
+        </w:numPr>
+      </w:pPr>
+      <w:r>
+        <w:rPr>
+          <w:b/>
+          <w:bCs/>
+        </w:rPr>
+        <w:t xml:space="preserve">FR-H-3a (P2)</w:t>
+      </w:r>
+      <w:r>
+        <w:t xml:space="preserve"> </w:t>
+      </w:r>
+      <w:r>
+        <w:t xml:space="preserve">○ ODI / overseas-investment tracking.</w:t>
+      </w:r>
+    </w:p>
+    <w:p>
+      <w:pPr>
+        <w:pStyle w:val="Compact"/>
+        <w:numPr>
+          <w:ilvl w:val="0"/>
+          <w:numId w:val="1011"/>
+        </w:numPr>
+      </w:pPr>
+      <w:r>
+        <w:rPr>
+          <w:b/>
+          <w:bCs/>
+        </w:rPr>
+        <w:t xml:space="preserve">FR-H-4 (M)</w:t>
+      </w:r>
+      <w:r>
+        <w:t xml:space="preserve"> </w:t>
+      </w:r>
+      <w:r>
+        <w:t xml:space="preserve">◐ Reminders.</w:t>
       </w:r>
       <w:r>
         <w:t xml:space="preserve"> </w:t>
@@ -3945,57 +4145,23 @@
           <w:i/>
           <w:iCs/>
         </w:rPr>
-        <w:t xml:space="preserve">Remaining:</w:t>
-      </w:r>
-      <w:r>
-        <w:t xml:space="preserve"> </w:t>
-      </w:r>
-      <w:r>
-        <w:t xml:space="preserve">FC-TRS on transfers to/from non-residents, FLA annual reminder, filing-pack artifacts (valuation + CS cert + FIRC). ⛔ FIRMS portal.</w:t>
-      </w:r>
-    </w:p>
-    <w:p>
-      <w:pPr>
-        <w:pStyle w:val="Compact"/>
-        <w:numPr>
-          <w:ilvl w:val="0"/>
-          <w:numId w:val="1011"/>
-        </w:numPr>
-      </w:pPr>
-      <w:r>
-        <w:rPr>
-          <w:b/>
-          <w:bCs/>
-        </w:rPr>
-        <w:t xml:space="preserve">FR-H-3a (P2)</w:t>
-      </w:r>
-      <w:r>
-        <w:t xml:space="preserve"> </w:t>
-      </w:r>
-      <w:r>
-        <w:t xml:space="preserve">○ ODI / overseas-investment tracking.</w:t>
-      </w:r>
-    </w:p>
-    <w:p>
-      <w:pPr>
-        <w:pStyle w:val="Compact"/>
-        <w:numPr>
-          <w:ilvl w:val="0"/>
-          <w:numId w:val="1011"/>
-        </w:numPr>
-      </w:pPr>
-      <w:r>
-        <w:rPr>
-          <w:b/>
-          <w:bCs/>
-        </w:rPr>
-        <w:t xml:space="preserve">FR-H-4 (M)</w:t>
-      </w:r>
-      <w:r>
-        <w:t xml:space="preserve"> </w:t>
-      </w:r>
-      <w:r>
-        <w:t xml:space="preserve">◐ Reminders.</w:t>
+        <w:t xml:space="preserve">Built:</w:t>
+      </w:r>
+      <w:r>
+        <w:t xml:space="preserve"> </w:t>
+      </w:r>
+      <w:r>
+        <w:rPr>
+          <w:b/>
+          <w:bCs/>
+        </w:rPr>
+        <w:t xml:space="preserve">alerts engine</w:t>
+      </w:r>
+      <w:r>
+        <w:t xml:space="preserve"> </w:t>
+      </w:r>
+      <w:r>
+        <w:t xml:space="preserve">— due-soon/overdue obligations and contract renewals aggregated across a user's entities; sweep converts alerts to in-app notifications (deduped).</w:t>
       </w:r>
       <w:r>
         <w:t xml:space="preserve"> </w:t>
@@ -4005,23 +4171,35 @@
           <w:i/>
           <w:iCs/>
         </w:rPr>
-        <w:t xml:space="preserve">Built:</w:t>
-      </w:r>
-      <w:r>
-        <w:t xml:space="preserve"> </w:t>
-      </w:r>
-      <w:r>
-        <w:rPr>
-          <w:b/>
-          <w:bCs/>
-        </w:rPr>
-        <w:t xml:space="preserve">alerts engine</w:t>
-      </w:r>
-      <w:r>
-        <w:t xml:space="preserve"> </w:t>
-      </w:r>
-      <w:r>
-        <w:t xml:space="preserve">— due-soon/overdue obligations and contract renewals aggregated across a user's entities; sweep converts alerts to in-app notifications (deduped).</w:t>
+        <w:t xml:space="preserve">Remaining:</w:t>
+      </w:r>
+      <w:r>
+        <w:t xml:space="preserve"> </w:t>
+      </w:r>
+      <w:r>
+        <w:t xml:space="preserve">⛔ email/SMS/WhatsApp delivery; scheduled (cron) sweep.</w:t>
+      </w:r>
+    </w:p>
+    <w:p>
+      <w:pPr>
+        <w:pStyle w:val="Compact"/>
+        <w:numPr>
+          <w:ilvl w:val="0"/>
+          <w:numId w:val="1011"/>
+        </w:numPr>
+      </w:pPr>
+      <w:r>
+        <w:rPr>
+          <w:b/>
+          <w:bCs/>
+        </w:rPr>
+        <w:t xml:space="preserve">FR-H-5 (P2)</w:t>
+      </w:r>
+      <w:r>
+        <w:t xml:space="preserve"> </w:t>
+      </w:r>
+      <w:r>
+        <w:t xml:space="preserve">◐ Tax hooks.</w:t>
       </w:r>
       <w:r>
         <w:t xml:space="preserve"> </w:t>
@@ -4031,35 +4209,13 @@
           <w:i/>
           <w:iCs/>
         </w:rPr>
-        <w:t xml:space="preserve">Remaining:</w:t>
-      </w:r>
-      <w:r>
-        <w:t xml:space="preserve"> </w:t>
-      </w:r>
-      <w:r>
-        <w:t xml:space="preserve">⛔ email/SMS/WhatsApp delivery; scheduled (cron) sweep.</w:t>
-      </w:r>
-    </w:p>
-    <w:p>
-      <w:pPr>
-        <w:pStyle w:val="Compact"/>
-        <w:numPr>
-          <w:ilvl w:val="0"/>
-          <w:numId w:val="1011"/>
-        </w:numPr>
-      </w:pPr>
-      <w:r>
-        <w:rPr>
-          <w:b/>
-          <w:bCs/>
-        </w:rPr>
-        <w:t xml:space="preserve">FR-H-5 (P2)</w:t>
-      </w:r>
-      <w:r>
-        <w:t xml:space="preserve"> </w:t>
-      </w:r>
-      <w:r>
-        <w:t xml:space="preserve">◐ Tax hooks.</w:t>
+        <w:t xml:space="preserve">Built:</w:t>
+      </w:r>
+      <w:r>
+        <w:t xml:space="preserve"> </w:t>
+      </w:r>
+      <w:r>
+        <w:t xml:space="preserve">ESOP perquisite computation; 80-IAC and angel-tax exemption tracked in the Startup India module; GST/TDS return calendar.</w:t>
       </w:r>
       <w:r>
         <w:t xml:space="preserve"> </w:t>
@@ -4069,13 +4225,35 @@
           <w:i/>
           <w:iCs/>
         </w:rPr>
-        <w:t xml:space="preserve">Built:</w:t>
-      </w:r>
-      <w:r>
-        <w:t xml:space="preserve"> </w:t>
-      </w:r>
-      <w:r>
-        <w:t xml:space="preserve">ESOP perquisite computation; 80-IAC and angel-tax exemption tracked in the Startup India module; GST/TDS return calendar.</w:t>
+        <w:t xml:space="preserve">Remaining:</w:t>
+      </w:r>
+      <w:r>
+        <w:t xml:space="preserve"> </w:t>
+      </w:r>
+      <w:r>
+        <w:t xml:space="preserve">TDS-deposit tracking tied to exercises; accounting hand-off.</w:t>
+      </w:r>
+    </w:p>
+    <w:p>
+      <w:pPr>
+        <w:pStyle w:val="Compact"/>
+        <w:numPr>
+          <w:ilvl w:val="0"/>
+          <w:numId w:val="1011"/>
+        </w:numPr>
+      </w:pPr>
+      <w:r>
+        <w:rPr>
+          <w:b/>
+          <w:bCs/>
+        </w:rPr>
+        <w:t xml:space="preserve">FR-H-6 (P2)</w:t>
+      </w:r>
+      <w:r>
+        <w:t xml:space="preserve"> </w:t>
+      </w:r>
+      <w:r>
+        <w:t xml:space="preserve">✅</w:t>
       </w:r>
       <w:r>
         <w:t xml:space="preserve"> </w:t>
@@ -4085,35 +4263,74 @@
           <w:i/>
           <w:iCs/>
         </w:rPr>
-        <w:t xml:space="preserve">Remaining:</w:t>
-      </w:r>
-      <w:r>
-        <w:t xml:space="preserve"> </w:t>
-      </w:r>
-      <w:r>
-        <w:t xml:space="preserve">TDS-deposit tracking tied to exercises; accounting hand-off.</w:t>
-      </w:r>
-    </w:p>
-    <w:p>
-      <w:pPr>
-        <w:pStyle w:val="Compact"/>
-        <w:numPr>
-          <w:ilvl w:val="0"/>
-          <w:numId w:val="1011"/>
-        </w:numPr>
-      </w:pPr>
-      <w:r>
-        <w:rPr>
-          <w:b/>
-          <w:bCs/>
-        </w:rPr>
-        <w:t xml:space="preserve">FR-H-6 (P2)</w:t>
-      </w:r>
-      <w:r>
-        <w:t xml:space="preserve"> </w:t>
-      </w:r>
-      <w:r>
-        <w:t xml:space="preserve">✅</w:t>
+        <w:t xml:space="preserve">(promoted — implemented)</w:t>
+      </w:r>
+      <w:r>
+        <w:t xml:space="preserve"> </w:t>
+      </w:r>
+      <w:r>
+        <w:t xml:space="preserve">Compliance</w:t>
+      </w:r>
+      <w:r>
+        <w:t xml:space="preserve"> </w:t>
+      </w:r>
+      <w:r>
+        <w:rPr>
+          <w:b/>
+          <w:bCs/>
+        </w:rPr>
+        <w:t xml:space="preserve">health score</w:t>
+      </w:r>
+      <w:r>
+        <w:t xml:space="preserve"> </w:t>
+      </w:r>
+      <w:r>
+        <w:t xml:space="preserve">(filed/total %, overdue count) surfaced per entity; compliance</w:t>
+      </w:r>
+      <w:r>
+        <w:t xml:space="preserve"> </w:t>
+      </w:r>
+      <w:r>
+        <w:rPr>
+          <w:b/>
+          <w:bCs/>
+        </w:rPr>
+        <w:t xml:space="preserve">CSV export</w:t>
+      </w:r>
+      <w:r>
+        <w:t xml:space="preserve">.</w:t>
+      </w:r>
+    </w:p>
+    <w:bookmarkEnd w:id="26"/>
+    <w:bookmarkStart w:id="27" w:name="i-data-room--diligence"/>
+    <w:p>
+      <w:pPr>
+        <w:pStyle w:val="Heading3"/>
+      </w:pPr>
+      <w:r>
+        <w:t xml:space="preserve">I. Data Room &amp; Diligence</w:t>
+      </w:r>
+    </w:p>
+    <w:p>
+      <w:pPr>
+        <w:pStyle w:val="Compact"/>
+        <w:numPr>
+          <w:ilvl w:val="0"/>
+          <w:numId w:val="1012"/>
+        </w:numPr>
+      </w:pPr>
+      <w:r>
+        <w:rPr>
+          <w:b/>
+          <w:bCs/>
+        </w:rPr>
+        <w:t xml:space="preserve">FR-I-1 (M)</w:t>
+      </w:r>
+      <w:r>
+        <w:t xml:space="preserve"> </w:t>
+      </w:r>
+      <w:r>
+        <w:t xml:space="preserve">◐ Data rooms.</w:t>
       </w:r>
       <w:r>
         <w:t xml:space="preserve"> </w:t>
@@ -4123,74 +4340,42 @@
           <w:i/>
           <w:iCs/>
         </w:rPr>
-        <w:t xml:space="preserve">(promoted — implemented)</w:t>
-      </w:r>
-      <w:r>
-        <w:t xml:space="preserve"> </w:t>
-      </w:r>
-      <w:r>
-        <w:t xml:space="preserve">Compliance</w:t>
-      </w:r>
-      <w:r>
-        <w:t xml:space="preserve"> </w:t>
-      </w:r>
-      <w:r>
-        <w:rPr>
-          <w:b/>
-          <w:bCs/>
-        </w:rPr>
-        <w:t xml:space="preserve">health score</w:t>
-      </w:r>
-      <w:r>
-        <w:t xml:space="preserve"> </w:t>
-      </w:r>
-      <w:r>
-        <w:t xml:space="preserve">(filed/total %, overdue count) surfaced per entity; compliance</w:t>
-      </w:r>
-      <w:r>
-        <w:t xml:space="preserve"> </w:t>
-      </w:r>
-      <w:r>
-        <w:rPr>
-          <w:b/>
-          <w:bCs/>
-        </w:rPr>
-        <w:t xml:space="preserve">CSV export</w:t>
-      </w:r>
-      <w:r>
-        <w:t xml:space="preserve">.</w:t>
-      </w:r>
-    </w:p>
-    <w:bookmarkEnd w:id="26"/>
-    <w:bookmarkStart w:id="27" w:name="i-data-room--diligence"/>
-    <w:p>
-      <w:pPr>
-        <w:pStyle w:val="Heading3"/>
-      </w:pPr>
-      <w:r>
-        <w:t xml:space="preserve">I. Data Room &amp; Diligence</w:t>
-      </w:r>
-    </w:p>
-    <w:p>
-      <w:pPr>
-        <w:pStyle w:val="Compact"/>
-        <w:numPr>
-          <w:ilvl w:val="0"/>
-          <w:numId w:val="1012"/>
-        </w:numPr>
-      </w:pPr>
-      <w:r>
-        <w:rPr>
-          <w:b/>
-          <w:bCs/>
-        </w:rPr>
-        <w:t xml:space="preserve">FR-I-1 (M)</w:t>
-      </w:r>
-      <w:r>
-        <w:t xml:space="preserve"> </w:t>
-      </w:r>
-      <w:r>
-        <w:t xml:space="preserve">◐ Data rooms.</w:t>
+        <w:t xml:space="preserve">Built:</w:t>
+      </w:r>
+      <w:r>
+        <w:t xml:space="preserve"> </w:t>
+      </w:r>
+      <w:r>
+        <w:t xml:space="preserve">rooms with folders, per-email access grants with</w:t>
+      </w:r>
+      <w:r>
+        <w:t xml:space="preserve"> </w:t>
+      </w:r>
+      <w:r>
+        <w:rPr>
+          <w:b/>
+          <w:bCs/>
+        </w:rPr>
+        <w:t xml:space="preserve">enforced expiry</w:t>
+      </w:r>
+      <w:r>
+        <w:t xml:space="preserve">,</w:t>
+      </w:r>
+      <w:r>
+        <w:t xml:space="preserve"> </w:t>
+      </w:r>
+      <w:r>
+        <w:rPr>
+          <w:b/>
+          <w:bCs/>
+        </w:rPr>
+        <w:t xml:space="preserve">text watermarking</w:t>
+      </w:r>
+      <w:r>
+        <w:t xml:space="preserve"> </w:t>
+      </w:r>
+      <w:r>
+        <w:t xml:space="preserve">on every viewed document (room + viewer stamped).</w:t>
       </w:r>
       <w:r>
         <w:t xml:space="preserve"> </w:t>
@@ -4200,42 +4385,79 @@
           <w:i/>
           <w:iCs/>
         </w:rPr>
-        <w:t xml:space="preserve">Built:</w:t>
-      </w:r>
-      <w:r>
-        <w:t xml:space="preserve"> </w:t>
-      </w:r>
-      <w:r>
-        <w:t xml:space="preserve">rooms with folders, per-email access grants with</w:t>
-      </w:r>
-      <w:r>
-        <w:t xml:space="preserve"> </w:t>
-      </w:r>
-      <w:r>
-        <w:rPr>
-          <w:b/>
-          <w:bCs/>
-        </w:rPr>
-        <w:t xml:space="preserve">enforced expiry</w:t>
-      </w:r>
-      <w:r>
-        <w:t xml:space="preserve">,</w:t>
-      </w:r>
-      <w:r>
-        <w:t xml:space="preserve"> </w:t>
-      </w:r>
-      <w:r>
-        <w:rPr>
-          <w:b/>
-          <w:bCs/>
-        </w:rPr>
-        <w:t xml:space="preserve">text watermarking</w:t>
-      </w:r>
-      <w:r>
-        <w:t xml:space="preserve"> </w:t>
-      </w:r>
-      <w:r>
-        <w:t xml:space="preserve">on every viewed document (room + viewer stamped).</w:t>
+        <w:t xml:space="preserve">Remaining:</w:t>
+      </w:r>
+      <w:r>
+        <w:t xml:space="preserve"> </w:t>
+      </w:r>
+      <w:r>
+        <w:t xml:space="preserve">download controls, PDF watermarking.</w:t>
+      </w:r>
+    </w:p>
+    <w:p>
+      <w:pPr>
+        <w:pStyle w:val="Compact"/>
+        <w:numPr>
+          <w:ilvl w:val="0"/>
+          <w:numId w:val="1012"/>
+        </w:numPr>
+      </w:pPr>
+      <w:r>
+        <w:rPr>
+          <w:b/>
+          <w:bCs/>
+        </w:rPr>
+        <w:t xml:space="preserve">FR-I-2 (M)</w:t>
+      </w:r>
+      <w:r>
+        <w:t xml:space="preserve"> </w:t>
+      </w:r>
+      <w:r>
+        <w:t xml:space="preserve">◐ Population: any entity document can be added; auto-populate from the corporate record remains open.</w:t>
+      </w:r>
+    </w:p>
+    <w:p>
+      <w:pPr>
+        <w:pStyle w:val="Compact"/>
+        <w:numPr>
+          <w:ilvl w:val="0"/>
+          <w:numId w:val="1012"/>
+        </w:numPr>
+      </w:pPr>
+      <w:r>
+        <w:rPr>
+          <w:b/>
+          <w:bCs/>
+        </w:rPr>
+        <w:t xml:space="preserve">FR-I-3 (M)</w:t>
+      </w:r>
+      <w:r>
+        <w:t xml:space="preserve"> </w:t>
+      </w:r>
+      <w:r>
+        <w:t xml:space="preserve">✅ Engagement analytics: per-actor, per-document view counts.</w:t>
+      </w:r>
+    </w:p>
+    <w:p>
+      <w:pPr>
+        <w:pStyle w:val="Compact"/>
+        <w:numPr>
+          <w:ilvl w:val="0"/>
+          <w:numId w:val="1012"/>
+        </w:numPr>
+      </w:pPr>
+      <w:r>
+        <w:rPr>
+          <w:b/>
+          <w:bCs/>
+        </w:rPr>
+        <w:t xml:space="preserve">FR-I-4 (P2)</w:t>
+      </w:r>
+      <w:r>
+        <w:t xml:space="preserve"> </w:t>
+      </w:r>
+      <w:r>
+        <w:t xml:space="preserve">◐</w:t>
       </w:r>
       <w:r>
         <w:t xml:space="preserve"> </w:t>
@@ -4245,79 +4467,20 @@
           <w:i/>
           <w:iCs/>
         </w:rPr>
-        <w:t xml:space="preserve">Remaining:</w:t>
-      </w:r>
-      <w:r>
-        <w:t xml:space="preserve"> </w:t>
-      </w:r>
-      <w:r>
-        <w:t xml:space="preserve">download controls, PDF watermarking.</w:t>
-      </w:r>
-    </w:p>
-    <w:p>
-      <w:pPr>
-        <w:pStyle w:val="Compact"/>
-        <w:numPr>
-          <w:ilvl w:val="0"/>
-          <w:numId w:val="1012"/>
-        </w:numPr>
-      </w:pPr>
-      <w:r>
-        <w:rPr>
-          <w:b/>
-          <w:bCs/>
-        </w:rPr>
-        <w:t xml:space="preserve">FR-I-2 (M)</w:t>
-      </w:r>
-      <w:r>
-        <w:t xml:space="preserve"> </w:t>
-      </w:r>
-      <w:r>
-        <w:t xml:space="preserve">◐ Population: any entity document can be added; auto-populate from the corporate record remains open.</w:t>
-      </w:r>
-    </w:p>
-    <w:p>
-      <w:pPr>
-        <w:pStyle w:val="Compact"/>
-        <w:numPr>
-          <w:ilvl w:val="0"/>
-          <w:numId w:val="1012"/>
-        </w:numPr>
-      </w:pPr>
-      <w:r>
-        <w:rPr>
-          <w:b/>
-          <w:bCs/>
-        </w:rPr>
-        <w:t xml:space="preserve">FR-I-3 (M)</w:t>
-      </w:r>
-      <w:r>
-        <w:t xml:space="preserve"> </w:t>
-      </w:r>
-      <w:r>
-        <w:t xml:space="preserve">✅ Engagement analytics: per-actor, per-document view counts.</w:t>
-      </w:r>
-    </w:p>
-    <w:p>
-      <w:pPr>
-        <w:pStyle w:val="Compact"/>
-        <w:numPr>
-          <w:ilvl w:val="0"/>
-          <w:numId w:val="1012"/>
-        </w:numPr>
-      </w:pPr>
-      <w:r>
-        <w:rPr>
-          <w:b/>
-          <w:bCs/>
-        </w:rPr>
-        <w:t xml:space="preserve">FR-I-4 (P2)</w:t>
-      </w:r>
-      <w:r>
-        <w:t xml:space="preserve"> </w:t>
-      </w:r>
-      <w:r>
-        <w:t xml:space="preserve">◐</w:t>
+        <w:t xml:space="preserve">(largely promoted)</w:t>
+      </w:r>
+      <w:r>
+        <w:t xml:space="preserve"> </w:t>
+      </w:r>
+      <w:r>
+        <w:rPr>
+          <w:b/>
+          <w:bCs/>
+        </w:rPr>
+        <w:t xml:space="preserve">Diligence Q&amp;A</w:t>
+      </w:r>
+      <w:r>
+        <w:t xml:space="preserve">: ask/answer threads per room.</w:t>
       </w:r>
       <w:r>
         <w:t xml:space="preserve"> </w:t>
@@ -4327,20 +4490,51 @@
           <w:i/>
           <w:iCs/>
         </w:rPr>
-        <w:t xml:space="preserve">(largely promoted)</w:t>
-      </w:r>
-      <w:r>
-        <w:t xml:space="preserve"> </w:t>
-      </w:r>
-      <w:r>
-        <w:rPr>
-          <w:b/>
-          <w:bCs/>
-        </w:rPr>
-        <w:t xml:space="preserve">Diligence Q&amp;A</w:t>
-      </w:r>
-      <w:r>
-        <w:t xml:space="preserve">: ask/answer threads per room.</w:t>
+        <w:t xml:space="preserve">Remaining:</w:t>
+      </w:r>
+      <w:r>
+        <w:t xml:space="preserve"> </w:t>
+      </w:r>
+      <w:r>
+        <w:t xml:space="preserve">request-list checklists, redaction.</w:t>
+      </w:r>
+    </w:p>
+    <w:p>
+      <w:pPr>
+        <w:pStyle w:val="Compact"/>
+        <w:numPr>
+          <w:ilvl w:val="0"/>
+          <w:numId w:val="1012"/>
+        </w:numPr>
+      </w:pPr>
+      <w:r>
+        <w:rPr>
+          <w:b/>
+          <w:bCs/>
+        </w:rPr>
+        <w:t xml:space="preserve">FR-I-5 (P2)</w:t>
+      </w:r>
+      <w:r>
+        <w:t xml:space="preserve"> </w:t>
+      </w:r>
+      <w:r>
+        <w:t xml:space="preserve">◐</w:t>
+      </w:r>
+      <w:r>
+        <w:t xml:space="preserve"> </w:t>
+      </w:r>
+      <w:r>
+        <w:rPr>
+          <w:b/>
+          <w:bCs/>
+        </w:rPr>
+        <w:t xml:space="preserve">Diligence readiness engine</w:t>
+      </w:r>
+      <w:r>
+        <w:t xml:space="preserve"> </w:t>
+      </w:r>
+      <w:r>
+        <w:t xml:space="preserve">(v1.3): 11 rules-as-data checks sweep the entity's own records (founder/team IP assignments, founder vesting, pending signatures, issuances without board approval, ESOP-vs-valuation, pool overruns, overdue filings, director register, expired data-room grants, stakeholder emails) → severity-weighted score + findings with deep links; report saved as a document.</w:t>
       </w:r>
       <w:r>
         <w:t xml:space="preserve"> </w:t>
@@ -4356,29 +4550,7 @@
         <w:t xml:space="preserve"> </w:t>
       </w:r>
       <w:r>
-        <w:t xml:space="preserve">request-list checklists, redaction.</w:t>
-      </w:r>
-    </w:p>
-    <w:p>
-      <w:pPr>
-        <w:pStyle w:val="Compact"/>
-        <w:numPr>
-          <w:ilvl w:val="0"/>
-          <w:numId w:val="1012"/>
-        </w:numPr>
-      </w:pPr>
-      <w:r>
-        <w:rPr>
-          <w:b/>
-          <w:bCs/>
-        </w:rPr>
-        <w:t xml:space="preserve">FR-I-5 (P2)</w:t>
-      </w:r>
-      <w:r>
-        <w:t xml:space="preserve"> </w:t>
-      </w:r>
-      <w:r>
-        <w:t xml:space="preserve">○ One-click diligence-ready export package.</w:t>
+        <w:t xml:space="preserve">one-click export package of the underlying documents.</w:t>
       </w:r>
     </w:p>
     <w:bookmarkEnd w:id="27"/>
@@ -5996,7 +6168,23 @@
         <w:t xml:space="preserve"> </w:t>
       </w:r>
       <w:r>
-        <w:t xml:space="preserve">✅ Provider directory: CS / CA / lawyer / registered valuer / RTA / fund admin, category-filterable, with</w:t>
+        <w:t xml:space="preserve">✅ Provider directory: CS / CA / lawyer / registered valuer / RTA / fund admin /</w:t>
+      </w:r>
+      <w:r>
+        <w:t xml:space="preserve"> </w:t>
+      </w:r>
+      <w:r>
+        <w:rPr>
+          <w:b/>
+          <w:bCs/>
+        </w:rPr>
+        <w:t xml:space="preserve">registered-office &amp; virtual-CFO providers</w:t>
+      </w:r>
+      <w:r>
+        <w:t xml:space="preserve"> </w:t>
+      </w:r>
+      <w:r>
+        <w:t xml:space="preserve">(v1.3), category-filterable, with</w:t>
       </w:r>
       <w:r>
         <w:t xml:space="preserve"> </w:t>
@@ -6474,7 +6662,71 @@
         <w:t xml:space="preserve"> </w:t>
       </w:r>
       <w:r>
-        <w:t xml:space="preserve">◐ Joiner/leaver: onboarding links the stakeholder; exit marks status.</w:t>
+        <w:t xml:space="preserve">✅ Joiner/leaver: onboarding links the stakeholder;</w:t>
+      </w:r>
+      <w:r>
+        <w:t xml:space="preserve"> </w:t>
+      </w:r>
+      <w:r>
+        <w:rPr>
+          <w:b/>
+          <w:bCs/>
+        </w:rPr>
+        <w:t xml:space="preserve">offboarding</w:t>
+      </w:r>
+      <w:r>
+        <w:t xml:space="preserve"> </w:t>
+      </w:r>
+      <w:r>
+        <w:t xml:space="preserve">(v1.3) exits the member and automatically lapses unvested options back to the scheme pool (vesting frozen at the leaving date).</w:t>
+      </w:r>
+    </w:p>
+    <w:bookmarkEnd w:id="36"/>
+    <w:bookmarkStart w:id="37" w:name="s-spv--co-investment-vehicles"/>
+    <w:p>
+      <w:pPr>
+        <w:pStyle w:val="Heading3"/>
+      </w:pPr>
+      <w:r>
+        <w:t xml:space="preserve">S. SPV / Co-Investment Vehicles</w:t>
+      </w:r>
+    </w:p>
+    <w:p>
+      <w:pPr>
+        <w:pStyle w:val="Compact"/>
+        <w:numPr>
+          <w:ilvl w:val="0"/>
+          <w:numId w:val="1022"/>
+        </w:numPr>
+      </w:pPr>
+      <w:r>
+        <w:rPr>
+          <w:b/>
+          <w:bCs/>
+        </w:rPr>
+        <w:t xml:space="preserve">FR-S-1 (P2)</w:t>
+      </w:r>
+      <w:r>
+        <w:t xml:space="preserve"> </w:t>
+      </w:r>
+      <w:r>
+        <w:t xml:space="preserve">◐ SPV creation: sponsor, target company, structure, optional portco link (same-tenant; cross-tenant consent model deferred);</w:t>
+      </w:r>
+      <w:r>
+        <w:t xml:space="preserve"> </w:t>
+      </w:r>
+      <w:r>
+        <w:rPr>
+          <w:b/>
+          <w:bCs/>
+        </w:rPr>
+        <w:t xml:space="preserve">subscription agreements</w:t>
+      </w:r>
+      <w:r>
+        <w:t xml:space="preserve"> </w:t>
+      </w:r>
+      <w:r>
+        <w:t xml:space="preserve">(v1.3) auto-generated per co-investor on commitment (re-versioned on revision, immutable once signed) and downloadable from the backer's portal.</w:t>
       </w:r>
       <w:r>
         <w:t xml:space="preserve"> </w:t>
@@ -6490,17 +6742,7 @@
         <w:t xml:space="preserve"> </w:t>
       </w:r>
       <w:r>
-        <w:t xml:space="preserve">automatic option-lapse on leaver.</w:t>
-      </w:r>
-    </w:p>
-    <w:bookmarkEnd w:id="36"/>
-    <w:bookmarkStart w:id="37" w:name="s-spv--co-investment-vehicles"/>
-    <w:p>
-      <w:pPr>
-        <w:pStyle w:val="Heading3"/>
-      </w:pPr>
-      <w:r>
-        <w:t xml:space="preserve">S. SPV / Co-Investment Vehicles</w:t>
+        <w:t xml:space="preserve">SPV operating-agreement generation.</w:t>
       </w:r>
     </w:p>
     <w:p>
@@ -6516,13 +6758,70 @@
           <w:b/>
           <w:bCs/>
         </w:rPr>
-        <w:t xml:space="preserve">FR-S-1 (P2)</w:t>
-      </w:r>
-      <w:r>
-        <w:t xml:space="preserve"> </w:t>
-      </w:r>
-      <w:r>
-        <w:t xml:space="preserve">◐ SPV creation: sponsor, target company, structure, optional portco link (same-tenant; cross-tenant consent model deferred).</w:t>
+        <w:t xml:space="preserve">FR-S-2 (P2)</w:t>
+      </w:r>
+      <w:r>
+        <w:t xml:space="preserve"> </w:t>
+      </w:r>
+      <w:r>
+        <w:t xml:space="preserve">✅ Co-investor register (commitment/contribution/paid) +</w:t>
+      </w:r>
+      <w:r>
+        <w:t xml:space="preserve"> </w:t>
+      </w:r>
+      <w:r>
+        <w:rPr>
+          <w:b/>
+          <w:bCs/>
+        </w:rPr>
+        <w:t xml:space="preserve">sweep</w:t>
+      </w:r>
+      <w:r>
+        <w:t xml:space="preserve">: the SPV's combined position issues into the portco cap table as a single ENTITY stakeholder.</w:t>
+      </w:r>
+    </w:p>
+    <w:p>
+      <w:pPr>
+        <w:pStyle w:val="Compact"/>
+        <w:numPr>
+          <w:ilvl w:val="0"/>
+          <w:numId w:val="1022"/>
+        </w:numPr>
+      </w:pPr>
+      <w:r>
+        <w:rPr>
+          <w:b/>
+          <w:bCs/>
+        </w:rPr>
+        <w:t xml:space="preserve">FR-S-3 (P2)</w:t>
+      </w:r>
+      <w:r>
+        <w:t xml:space="preserve"> </w:t>
+      </w:r>
+      <w:r>
+        <w:t xml:space="preserve">◐</w:t>
+      </w:r>
+      <w:r>
+        <w:t xml:space="preserve"> </w:t>
+      </w:r>
+      <w:r>
+        <w:rPr>
+          <w:b/>
+          <w:bCs/>
+        </w:rPr>
+        <w:t xml:space="preserve">Syndicate subscription flow</w:t>
+      </w:r>
+      <w:r>
+        <w:t xml:space="preserve">: the lead invites backers by email; the deal appears in their investor portal (terms, target, sponsor, status) where they commit — minimum ticket enforced — and the lead marks money received (</w:t>
+      </w:r>
+      <w:r>
+        <w:rPr>
+          <w:rStyle w:val="VerbatimChar"/>
+        </w:rPr>
+        <w:t xml:space="preserve">invited → committed → funded</w:t>
+      </w:r>
+      <w:r>
+        <w:t xml:space="preserve">).</w:t>
       </w:r>
       <w:r>
         <w:t xml:space="preserve"> </w:t>
@@ -6538,7 +6837,7 @@
         <w:t xml:space="preserve"> </w:t>
       </w:r>
       <w:r>
-        <w:t xml:space="preserve">SPV operating/subscription agreement generation.</w:t>
+        <w:t xml:space="preserve">distributions back to co-investors.</w:t>
       </w:r>
     </w:p>
     <w:p>
@@ -6554,26 +6853,26 @@
           <w:b/>
           <w:bCs/>
         </w:rPr>
-        <w:t xml:space="preserve">FR-S-2 (P2)</w:t>
-      </w:r>
-      <w:r>
-        <w:t xml:space="preserve"> </w:t>
-      </w:r>
-      <w:r>
-        <w:t xml:space="preserve">✅ Co-investor register (commitment/contribution/paid) +</w:t>
-      </w:r>
-      <w:r>
-        <w:t xml:space="preserve"> </w:t>
-      </w:r>
-      <w:r>
-        <w:rPr>
-          <w:b/>
-          <w:bCs/>
-        </w:rPr>
-        <w:t xml:space="preserve">sweep</w:t>
-      </w:r>
-      <w:r>
-        <w:t xml:space="preserve">: the SPV's combined position issues into the portco cap table as a single ENTITY stakeholder.</w:t>
+        <w:t xml:space="preserve">FR-S-4 (P2)</w:t>
+      </w:r>
+      <w:r>
+        <w:t xml:space="preserve"> </w:t>
+      </w:r>
+      <w:r>
+        <w:t xml:space="preserve">✅</w:t>
+      </w:r>
+      <w:r>
+        <w:t xml:space="preserve"> </w:t>
+      </w:r>
+      <w:r>
+        <w:rPr>
+          <w:b/>
+          <w:bCs/>
+        </w:rPr>
+        <w:t xml:space="preserve">Deal economics</w:t>
+      </w:r>
+      <w:r>
+        <w:t xml:space="preserve">: carry % + minimum ticket per SPV; saving terms provisions the fund profile on the SPV entity (carry mirrored, zero hurdle/management fee) so the capital-call and distribution-waterfall machinery applies to the vehicle.</w:t>
       </w:r>
     </w:p>
     <w:p>
@@ -6589,45 +6888,7 @@
           <w:b/>
           <w:bCs/>
         </w:rPr>
-        <w:t xml:space="preserve">FR-S-3 (P2)</w:t>
-      </w:r>
-      <w:r>
-        <w:t xml:space="preserve"> </w:t>
-      </w:r>
-      <w:r>
-        <w:t xml:space="preserve">◐ SPV ops: contributions tracked.</w:t>
-      </w:r>
-      <w:r>
-        <w:t xml:space="preserve"> </w:t>
-      </w:r>
-      <w:r>
-        <w:rPr>
-          <w:i/>
-          <w:iCs/>
-        </w:rPr>
-        <w:t xml:space="preserve">Remaining:</w:t>
-      </w:r>
-      <w:r>
-        <w:t xml:space="preserve"> </w:t>
-      </w:r>
-      <w:r>
-        <w:t xml:space="preserve">distributions back to co-investors.</w:t>
-      </w:r>
-    </w:p>
-    <w:p>
-      <w:pPr>
-        <w:pStyle w:val="Compact"/>
-        <w:numPr>
-          <w:ilvl w:val="0"/>
-          <w:numId w:val="1022"/>
-        </w:numPr>
-      </w:pPr>
-      <w:r>
-        <w:rPr>
-          <w:b/>
-          <w:bCs/>
-        </w:rPr>
-        <w:t xml:space="preserve">FR-S-4 (P3)</w:t>
+        <w:t xml:space="preserve">FR-S-5 (P3)</w:t>
       </w:r>
       <w:r>
         <w:t xml:space="preserve"> </w:t>
@@ -13611,7 +13872,251 @@
         <w:t xml:space="preserve">d3a5c7e9f1b3</w:t>
       </w:r>
       <w:r>
-        <w:t xml:space="preserve">), bounds on money/percentage inputs (negative principals, carry ≥ 100% etc. now 422), fee charging clamped to accrued-to-date, signup rate limiting, spreadsheet-formula neutralisation on CSV exports, import size/row caps. 185 backend tests.</w:t>
+        <w:t xml:space="preserve">), bounds on money/percentage inputs (negative principals, carry ≥ 100% etc. now 422), fee charging clamped to accrued-to-date, signup rate limiting, spreadsheet-formula neutralisation on CSV exports, import size/row caps.</w:t>
+      </w:r>
+    </w:p>
+    <w:p>
+      <w:pPr>
+        <w:pStyle w:val="Compact"/>
+        <w:numPr>
+          <w:ilvl w:val="0"/>
+          <w:numId w:val="1030"/>
+        </w:numPr>
+      </w:pPr>
+      <w:r>
+        <w:rPr>
+          <w:b/>
+          <w:bCs/>
+        </w:rPr>
+        <w:t xml:space="preserve">Incorporation wizard</w:t>
+      </w:r>
+      <w:r>
+        <w:t xml:space="preserve"> </w:t>
+      </w:r>
+      <w:r>
+        <w:t xml:space="preserve">(FR-B-1, Atlas gap analysis): intake → SPICe+/eMoA/eAoA pack → SRN → CIN with automatic allotment, director register and compliance calendar (Alembic</w:t>
+      </w:r>
+      <w:r>
+        <w:t xml:space="preserve"> </w:t>
+      </w:r>
+      <w:r>
+        <w:rPr>
+          <w:rStyle w:val="VerbatimChar"/>
+        </w:rPr>
+        <w:t xml:space="preserve">e5c7a9b1d3f5</w:t>
+      </w:r>
+      <w:r>
+        <w:t xml:space="preserve">); marketplace gains registered-office and virtual-CFO categories.</w:t>
+      </w:r>
+    </w:p>
+    <w:p>
+      <w:pPr>
+        <w:pStyle w:val="Compact"/>
+        <w:numPr>
+          <w:ilvl w:val="0"/>
+          <w:numId w:val="1030"/>
+        </w:numPr>
+      </w:pPr>
+      <w:r>
+        <w:rPr>
+          <w:b/>
+          <w:bCs/>
+        </w:rPr>
+        <w:t xml:space="preserve">Carta gap batch</w:t>
+      </w:r>
+      <w:r>
+        <w:t xml:space="preserve">: scenario modeling (FR-C-4 ✅), employee self-serve exercise requests (FR-D-3, Alembic</w:t>
+      </w:r>
+      <w:r>
+        <w:t xml:space="preserve"> </w:t>
+      </w:r>
+      <w:r>
+        <w:rPr>
+          <w:rStyle w:val="VerbatimChar"/>
+        </w:rPr>
+        <w:t xml:space="preserve">f7d9b1c3e5a7</w:t>
+      </w:r>
+      <w:r>
+        <w:t xml:space="preserve">), waterfall exit comparison (FR-C-5). 191 backend tests.</w:t>
+      </w:r>
+    </w:p>
+    <w:p>
+      <w:pPr>
+        <w:pStyle w:val="Compact"/>
+        <w:numPr>
+          <w:ilvl w:val="0"/>
+          <w:numId w:val="1030"/>
+        </w:numPr>
+      </w:pPr>
+      <w:r>
+        <w:rPr>
+          <w:b/>
+          <w:bCs/>
+        </w:rPr>
+        <w:t xml:space="preserve">Sydecar gap batch</w:t>
+      </w:r>
+      <w:r>
+        <w:t xml:space="preserve"> </w:t>
+      </w:r>
+      <w:r>
+        <w:t xml:space="preserve">(2026-07-15):</w:t>
+      </w:r>
+      <w:r>
+        <w:t xml:space="preserve"> </w:t>
+      </w:r>
+      <w:r>
+        <w:rPr>
+          <w:b/>
+          <w:bCs/>
+        </w:rPr>
+        <w:t xml:space="preserve">syndicate subscription flow</w:t>
+      </w:r>
+      <w:r>
+        <w:t xml:space="preserve"> </w:t>
+      </w:r>
+      <w:r>
+        <w:t xml:space="preserve">(FR-S-3 ◐) — invite co-investors by email, deal appears in their portal, portal commitments with minimum-ticket enforcement,</w:t>
+      </w:r>
+      <w:r>
+        <w:t xml:space="preserve"> </w:t>
+      </w:r>
+      <w:r>
+        <w:rPr>
+          <w:rStyle w:val="VerbatimChar"/>
+        </w:rPr>
+        <w:t xml:space="preserve">invited → committed → funded</w:t>
+      </w:r>
+      <w:r>
+        <w:t xml:space="preserve"> </w:t>
+      </w:r>
+      <w:r>
+        <w:t xml:space="preserve">lifecycle;</w:t>
+      </w:r>
+      <w:r>
+        <w:t xml:space="preserve"> </w:t>
+      </w:r>
+      <w:r>
+        <w:rPr>
+          <w:b/>
+          <w:bCs/>
+        </w:rPr>
+        <w:t xml:space="preserve">SPV deal economics</w:t>
+      </w:r>
+      <w:r>
+        <w:t xml:space="preserve"> </w:t>
+      </w:r>
+      <w:r>
+        <w:t xml:space="preserve">(new FR-S-4 ✅) — carry % + minimum ticket, terms provision the fund profile on the SPV entity; co-investor SPV positions and updates in the investor portal with portfolio aggregation. Alembic</w:t>
+      </w:r>
+      <w:r>
+        <w:t xml:space="preserve"> </w:t>
+      </w:r>
+      <w:r>
+        <w:rPr>
+          <w:rStyle w:val="VerbatimChar"/>
+        </w:rPr>
+        <w:t xml:space="preserve">a8f0c2d4e6b8</w:t>
+      </w:r>
+      <w:r>
+        <w:t xml:space="preserve">; 195 backend tests.</w:t>
+      </w:r>
+    </w:p>
+    <w:p>
+      <w:pPr>
+        <w:pStyle w:val="Compact"/>
+        <w:numPr>
+          <w:ilvl w:val="0"/>
+          <w:numId w:val="1030"/>
+        </w:numPr>
+      </w:pPr>
+      <w:r>
+        <w:rPr>
+          <w:b/>
+          <w:bCs/>
+        </w:rPr>
+        <w:t xml:space="preserve">Savvi/PaperOS gap batch</w:t>
+      </w:r>
+      <w:r>
+        <w:t xml:space="preserve"> </w:t>
+      </w:r>
+      <w:r>
+        <w:t xml:space="preserve">(2026-07-15):</w:t>
+      </w:r>
+      <w:r>
+        <w:t xml:space="preserve"> </w:t>
+      </w:r>
+      <w:r>
+        <w:rPr>
+          <w:b/>
+          <w:bCs/>
+        </w:rPr>
+        <w:t xml:space="preserve">diligence readiness engine</w:t>
+      </w:r>
+      <w:r>
+        <w:t xml:space="preserve"> </w:t>
+      </w:r>
+      <w:r>
+        <w:t xml:space="preserve">(FR-I-5 ◐) — 11 rules-as-data checks, severity-weighted score, findings with deep links, report-as-document;</w:t>
+      </w:r>
+      <w:r>
+        <w:t xml:space="preserve"> </w:t>
+      </w:r>
+      <w:r>
+        <w:rPr>
+          <w:b/>
+          <w:bCs/>
+        </w:rPr>
+        <w:t xml:space="preserve">public fundraising funnel</w:t>
+      </w:r>
+      <w:r>
+        <w:t xml:space="preserve"> </w:t>
+      </w:r>
+      <w:r>
+        <w:t xml:space="preserve">(FR-E-8) — shareable opt-in link per round (unauthenticated, rate-limited), prospects land in the CRM with optional automatic data-room access, admin funnel view;</w:t>
+      </w:r>
+      <w:r>
+        <w:t xml:space="preserve"> </w:t>
+      </w:r>
+      <w:r>
+        <w:rPr>
+          <w:b/>
+          <w:bCs/>
+        </w:rPr>
+        <w:t xml:space="preserve">financing doc automation</w:t>
+      </w:r>
+      <w:r>
+        <w:t xml:space="preserve"> </w:t>
+      </w:r>
+      <w:r>
+        <w:t xml:space="preserve">— SPV subscription agreements generated on commitment + portal PDF download (FR-S-1), PAS-4 offer letters per round commitment (new FR-E-10 ✅);</w:t>
+      </w:r>
+      <w:r>
+        <w:t xml:space="preserve"> </w:t>
+      </w:r>
+      <w:r>
+        <w:rPr>
+          <w:b/>
+          <w:bCs/>
+        </w:rPr>
+        <w:t xml:space="preserve">small fills</w:t>
+      </w:r>
+      <w:r>
+        <w:t xml:space="preserve"> </w:t>
+      </w:r>
+      <w:r>
+        <w:t xml:space="preserve">— founder IP assignments in the incorporation pack (FR-B-1), charter-amendment one-step (FR-G-2), offboarding with automatic option lapse (FR-R-4 ✅). Alembic</w:t>
+      </w:r>
+      <w:r>
+        <w:t xml:space="preserve"> </w:t>
+      </w:r>
+      <w:r>
+        <w:rPr>
+          <w:rStyle w:val="VerbatimChar"/>
+        </w:rPr>
+        <w:t xml:space="preserve">b9a1d3e5f7c9</w:t>
+      </w:r>
+      <w:r>
+        <w:t xml:space="preserve">; 204 backend tests.</w:t>
       </w:r>
     </w:p>
     <w:p>

--- a/REQUIREMENTS.docx
+++ b/REQUIREMENTS.docx
@@ -2071,7 +2071,38 @@
         <w:t xml:space="preserve"> </w:t>
       </w:r>
       <w:r>
-        <w:t xml:space="preserve">with valuation cap, discount, MFN flag, and interest accrual (notes).</w:t>
+        <w:t xml:space="preserve">with valuation cap, discount, MFN flag, and interest accrual (notes);</w:t>
+      </w:r>
+      <w:r>
+        <w:t xml:space="preserve"> </w:t>
+      </w:r>
+      <w:r>
+        <w:rPr>
+          <w:b/>
+          <w:bCs/>
+        </w:rPr>
+        <w:t xml:space="preserve">execution flow</w:t>
+      </w:r>
+      <w:r>
+        <w:t xml:space="preserve"> </w:t>
+      </w:r>
+      <w:r>
+        <w:t xml:space="preserve">(v1.3) — each instrument carries its paper trail: one-click circular board resolution (passes through the standard resolution machinery), agreement document generated from the recorded terms (re-versioned until signed, immutable after), e-signature via the platform flow, with</w:t>
+      </w:r>
+      <w:r>
+        <w:t xml:space="preserve"> </w:t>
+      </w:r>
+      <w:r>
+        <w:rPr>
+          <w:rStyle w:val="VerbatimChar"/>
+        </w:rPr>
+        <w:t xml:space="preserve">board / doc / e-sign</w:t>
+      </w:r>
+      <w:r>
+        <w:t xml:space="preserve"> </w:t>
+      </w:r>
+      <w:r>
+        <w:t xml:space="preserve">status surfaced on the instrument row.</w:t>
       </w:r>
     </w:p>
     <w:p>
@@ -3351,6 +3382,41 @@
       </w:r>
       <w:r>
         <w:t xml:space="preserve">per commitment (Sec 42 / rule 14(3)): named offeree, shares derived from the round price, generated into Documents.</w:t>
+      </w:r>
+    </w:p>
+    <w:p>
+      <w:pPr>
+        <w:pStyle w:val="Compact"/>
+        <w:numPr>
+          <w:ilvl w:val="0"/>
+          <w:numId w:val="1008"/>
+        </w:numPr>
+      </w:pPr>
+      <w:r>
+        <w:rPr>
+          <w:b/>
+          <w:bCs/>
+        </w:rPr>
+        <w:t xml:space="preserve">FR-E-11 (P2 — added v1.3)</w:t>
+      </w:r>
+      <w:r>
+        <w:t xml:space="preserve"> </w:t>
+      </w:r>
+      <w:r>
+        <w:t xml:space="preserve">✅</w:t>
+      </w:r>
+      <w:r>
+        <w:t xml:space="preserve"> </w:t>
+      </w:r>
+      <w:r>
+        <w:rPr>
+          <w:b/>
+          <w:bCs/>
+        </w:rPr>
+        <w:t xml:space="preserve">Term sheet scanner</w:t>
+      </w:r>
+      <w:r>
+        <w:t xml:space="preserve">: paste a term sheet and a rules-as-data reviewer flags off-market terms against the India-market standard (liquidation multiples above 1x, participating preferred, full ratchet, long exclusivity, oversized pre-money pools, redemption/put rights, cumulative dividends, personal guarantees, low drag thresholds) with matched snippets and founder-readable explanations; customary terms are confirmed as standard. Deliberately rules-based — explainable and testable; information, not legal advice.</w:t>
       </w:r>
     </w:p>
     <w:p>
@@ -14019,6 +14085,358 @@
       </w:r>
       <w:r>
         <w:t xml:space="preserve">; 195 backend tests.</w:t>
+      </w:r>
+    </w:p>
+    <w:p>
+      <w:pPr>
+        <w:pStyle w:val="Compact"/>
+        <w:numPr>
+          <w:ilvl w:val="0"/>
+          <w:numId w:val="1030"/>
+        </w:numPr>
+      </w:pPr>
+      <w:r>
+        <w:rPr>
+          <w:b/>
+          <w:bCs/>
+        </w:rPr>
+        <w:t xml:space="preserve">Pulley gap batch</w:t>
+      </w:r>
+      <w:r>
+        <w:t xml:space="preserve"> </w:t>
+      </w:r>
+      <w:r>
+        <w:t xml:space="preserve">(2026-07-15):</w:t>
+      </w:r>
+      <w:r>
+        <w:t xml:space="preserve"> </w:t>
+      </w:r>
+      <w:r>
+        <w:rPr>
+          <w:b/>
+          <w:bCs/>
+        </w:rPr>
+        <w:t xml:space="preserve">term sheet scanner</w:t>
+      </w:r>
+      <w:r>
+        <w:t xml:space="preserve"> </w:t>
+      </w:r>
+      <w:r>
+        <w:t xml:space="preserve">(new FR-E-11 ✅) — rules-based off-market-term detection with snippets and India-standard explanations;</w:t>
+      </w:r>
+      <w:r>
+        <w:t xml:space="preserve"> </w:t>
+      </w:r>
+      <w:r>
+        <w:rPr>
+          <w:b/>
+          <w:bCs/>
+        </w:rPr>
+        <w:t xml:space="preserve">SAFE execution flow</w:t>
+      </w:r>
+      <w:r>
+        <w:t xml:space="preserve"> </w:t>
+      </w:r>
+      <w:r>
+        <w:t xml:space="preserve">(FR-C-2) — board-approval circular resolution, agreement generation from recorded terms, in-platform e-sign, per-instrument</w:t>
+      </w:r>
+      <w:r>
+        <w:t xml:space="preserve"> </w:t>
+      </w:r>
+      <w:r>
+        <w:rPr>
+          <w:rStyle w:val="VerbatimChar"/>
+        </w:rPr>
+        <w:t xml:space="preserve">board / doc / e-sign</w:t>
+      </w:r>
+      <w:r>
+        <w:t xml:space="preserve"> </w:t>
+      </w:r>
+      <w:r>
+        <w:t xml:space="preserve">status dashboard. Alembic</w:t>
+      </w:r>
+      <w:r>
+        <w:t xml:space="preserve"> </w:t>
+      </w:r>
+      <w:r>
+        <w:rPr>
+          <w:rStyle w:val="VerbatimChar"/>
+        </w:rPr>
+        <w:t xml:space="preserve">c2e4a6b8d0f2</w:t>
+      </w:r>
+      <w:r>
+        <w:t xml:space="preserve">; 208 backend tests.</w:t>
+      </w:r>
+    </w:p>
+    <w:p>
+      <w:pPr>
+        <w:pStyle w:val="Compact"/>
+        <w:numPr>
+          <w:ilvl w:val="0"/>
+          <w:numId w:val="1030"/>
+        </w:numPr>
+      </w:pPr>
+      <w:r>
+        <w:rPr>
+          <w:b/>
+          <w:bCs/>
+        </w:rPr>
+        <w:t xml:space="preserve">UI polish batch</w:t>
+      </w:r>
+      <w:r>
+        <w:t xml:space="preserve"> </w:t>
+      </w:r>
+      <w:r>
+        <w:t xml:space="preserve">(2026-07-15, presentation-only): Fundraising and Cap Table tabs became sub-tab hubs (rounds/modeler/scanner/SAFEs/pipeline; holdings/transactions/rights) replacing long stacked scrolls; scenario modeler shows red ▼ / green ▲ ownership-change chips per holder; generated documents preview as a serif "paper sheet" instead of a code block; instrument execution renders as a three-step progress stepper; finding severities are colour-coded.</w:t>
+      </w:r>
+    </w:p>
+    <w:p>
+      <w:pPr>
+        <w:pStyle w:val="Compact"/>
+        <w:numPr>
+          <w:ilvl w:val="0"/>
+          <w:numId w:val="1030"/>
+        </w:numPr>
+      </w:pPr>
+      <w:r>
+        <w:rPr>
+          <w:b/>
+          <w:bCs/>
+        </w:rPr>
+        <w:t xml:space="preserve">UI polish batch 2</w:t>
+      </w:r>
+      <w:r>
+        <w:t xml:space="preserve"> </w:t>
+      </w:r>
+      <w:r>
+        <w:t xml:space="preserve">(2026-07-15):</w:t>
+      </w:r>
+      <w:r>
+        <w:t xml:space="preserve"> </w:t>
+      </w:r>
+      <w:r>
+        <w:rPr>
+          <w:b/>
+          <w:bCs/>
+        </w:rPr>
+        <w:t xml:space="preserve">Ctrl/⌘-K command palette</w:t>
+      </w:r>
+      <w:r>
+        <w:t xml:space="preserve"> </w:t>
+      </w:r>
+      <w:r>
+        <w:t xml:space="preserve">— jump to any entity, any tab of the current workspace (via new</w:t>
+      </w:r>
+      <w:r>
+        <w:t xml:space="preserve"> </w:t>
+      </w:r>
+      <w:r>
+        <w:rPr>
+          <w:rStyle w:val="VerbatimChar"/>
+        </w:rPr>
+        <w:t xml:space="preserve">?tab=</w:t>
+      </w:r>
+      <w:r>
+        <w:t xml:space="preserve"> </w:t>
+      </w:r>
+      <w:r>
+        <w:t xml:space="preserve">deep links), or search the entity's documents;</w:t>
+      </w:r>
+      <w:r>
+        <w:t xml:space="preserve"> </w:t>
+      </w:r>
+      <w:r>
+        <w:rPr>
+          <w:b/>
+          <w:bCs/>
+        </w:rPr>
+        <w:t xml:space="preserve">document generation redesigned</w:t>
+      </w:r>
+      <w:r>
+        <w:t xml:space="preserve"> </w:t>
+      </w:r>
+      <w:r>
+        <w:t xml:space="preserve">— template placeholders become individual form fields with a live paper-sheet preview and a missing-fields notice (templates now expose their body via the API); cap-table exports consolidated into an</w:t>
+      </w:r>
+      <w:r>
+        <w:t xml:space="preserve"> </w:t>
+      </w:r>
+      <w:r>
+        <w:rPr>
+          <w:b/>
+          <w:bCs/>
+        </w:rPr>
+        <w:t xml:space="preserve">Actions ▾</w:t>
+      </w:r>
+      <w:r>
+        <w:t xml:space="preserve"> </w:t>
+      </w:r>
+      <w:r>
+        <w:t xml:space="preserve">menu;</w:t>
+      </w:r>
+      <w:r>
+        <w:t xml:space="preserve"> </w:t>
+      </w:r>
+      <w:r>
+        <w:rPr>
+          <w:b/>
+          <w:bCs/>
+        </w:rPr>
+        <w:t xml:space="preserve">visual identity refresh</w:t>
+      </w:r>
+      <w:r>
+        <w:t xml:space="preserve"> </w:t>
+      </w:r>
+      <w:r>
+        <w:t xml:space="preserve">— warm cream background, deep-green accent, serif display headings.</w:t>
+      </w:r>
+    </w:p>
+    <w:p>
+      <w:pPr>
+        <w:pStyle w:val="Compact"/>
+        <w:numPr>
+          <w:ilvl w:val="0"/>
+          <w:numId w:val="1030"/>
+        </w:numPr>
+      </w:pPr>
+      <w:r>
+        <w:rPr>
+          <w:b/>
+          <w:bCs/>
+        </w:rPr>
+        <w:t xml:space="preserve">UI polish batch 3</w:t>
+      </w:r>
+      <w:r>
+        <w:t xml:space="preserve"> </w:t>
+      </w:r>
+      <w:r>
+        <w:t xml:space="preserve">(2026-07-15, completes the Pulley visual list): term-sheet scanner shows the</w:t>
+      </w:r>
+      <w:r>
+        <w:t xml:space="preserve"> </w:t>
+      </w:r>
+      <w:r>
+        <w:rPr>
+          <w:b/>
+          <w:bCs/>
+        </w:rPr>
+        <w:t xml:space="preserve">pasted document with flagged clauses highlighted</w:t>
+      </w:r>
+      <w:r>
+        <w:t xml:space="preserve"> </w:t>
+      </w:r>
+      <w:r>
+        <w:t xml:space="preserve">beside the findings (overlapping matches merged by severity); scenario modeler gains a</w:t>
+      </w:r>
+      <w:r>
+        <w:t xml:space="preserve"> </w:t>
+      </w:r>
+      <w:r>
+        <w:rPr>
+          <w:b/>
+          <w:bCs/>
+        </w:rPr>
+        <w:t xml:space="preserve">stage matrix</w:t>
+      </w:r>
+      <w:r>
+        <w:t xml:space="preserve"> </w:t>
+      </w:r>
+      <w:r>
+        <w:t xml:space="preserve">— Today → After SAFEs convert → After the round with per-stage deltas (new</w:t>
+      </w:r>
+      <w:r>
+        <w:t xml:space="preserve"> </w:t>
+      </w:r>
+      <w:r>
+        <w:rPr>
+          <w:rStyle w:val="VerbatimChar"/>
+        </w:rPr>
+        <w:t xml:space="preserve">after_safes_pct</w:t>
+      </w:r>
+      <w:r>
+        <w:t xml:space="preserve"> </w:t>
+      </w:r>
+      <w:r>
+        <w:t xml:space="preserve">on scenario rows); the</w:t>
+      </w:r>
+      <w:r>
+        <w:t xml:space="preserve"> </w:t>
+      </w:r>
+      <w:r>
+        <w:rPr>
+          <w:b/>
+          <w:bCs/>
+        </w:rPr>
+        <w:t xml:space="preserve">incorporation wizard</w:t>
+      </w:r>
+      <w:r>
+        <w:t xml:space="preserve"> </w:t>
+      </w:r>
+      <w:r>
+        <w:t xml:space="preserve">gets a live SPICe+ summary preview with a pending-items notice; progress</w:t>
+      </w:r>
+      <w:r>
+        <w:t xml:space="preserve"> </w:t>
+      </w:r>
+      <w:r>
+        <w:rPr>
+          <w:b/>
+          <w:bCs/>
+        </w:rPr>
+        <w:t xml:space="preserve">steppers</w:t>
+      </w:r>
+      <w:r>
+        <w:t xml:space="preserve"> </w:t>
+      </w:r>
+      <w:r>
+        <w:t xml:space="preserve">on funnel prospects and SPV co-investor lifecycles; a</w:t>
+      </w:r>
+      <w:r>
+        <w:t xml:space="preserve"> </w:t>
+      </w:r>
+      <w:r>
+        <w:rPr>
+          <w:b/>
+          <w:bCs/>
+        </w:rPr>
+        <w:t xml:space="preserve">workspace switcher</w:t>
+      </w:r>
+      <w:r>
+        <w:t xml:space="preserve"> </w:t>
+      </w:r>
+      <w:r>
+        <w:t xml:space="preserve">with avatar initials in the top bar; and an</w:t>
+      </w:r>
+      <w:r>
+        <w:t xml:space="preserve"> </w:t>
+      </w:r>
+      <w:r>
+        <w:rPr>
+          <w:b/>
+          <w:bCs/>
+        </w:rPr>
+        <w:t xml:space="preserve">offer builder</w:t>
+      </w:r>
+      <w:r>
+        <w:t xml:space="preserve"> </w:t>
+      </w:r>
+      <w:r>
+        <w:t xml:space="preserve">(FR-R-2 adjunct) — 1–3 compensation packages with Pulley-style package cards, an illustrative equity-value projection at FMV multiples, and one-click offer-letter generation (new</w:t>
+      </w:r>
+      <w:r>
+        <w:t xml:space="preserve"> </w:t>
+      </w:r>
+      <w:r>
+        <w:rPr>
+          <w:rStyle w:val="VerbatimChar"/>
+        </w:rPr>
+        <w:t xml:space="preserve">offer_letter_packages</w:t>
+      </w:r>
+      <w:r>
+        <w:t xml:space="preserve"> </w:t>
+      </w:r>
+      <w:r>
+        <w:t xml:space="preserve">template). 209 backend tests.</w:t>
       </w:r>
     </w:p>
     <w:p>

--- a/REQUIREMENTS.docx
+++ b/REQUIREMENTS.docx
@@ -2498,76 +2498,6 @@
       <w:r>
         <w:t xml:space="preserve">✅ Effective-dated, append-only ledger; positions recomputable as of any date; microsecond-ordered events.</w:t>
       </w:r>
-    </w:p>
-    <w:p>
-      <w:pPr>
-        <w:pStyle w:val="Compact"/>
-        <w:numPr>
-          <w:ilvl w:val="0"/>
-          <w:numId w:val="1006"/>
-        </w:numPr>
-      </w:pPr>
-      <w:r>
-        <w:rPr>
-          <w:b/>
-          <w:bCs/>
-        </w:rPr>
-        <w:t xml:space="preserve">FR-C-11 (M — added v1.0)</w:t>
-      </w:r>
-      <w:r>
-        <w:t xml:space="preserve"> </w:t>
-      </w:r>
-      <w:r>
-        <w:t xml:space="preserve">✅</w:t>
-      </w:r>
-      <w:r>
-        <w:t xml:space="preserve"> </w:t>
-      </w:r>
-      <w:r>
-        <w:rPr>
-          <w:b/>
-          <w:bCs/>
-        </w:rPr>
-        <w:t xml:space="preserve">Founder reverse-vesting / restricted stock</w:t>
-      </w:r>
-      <w:r>
-        <w:t xml:space="preserve">: cliff-then-monthly schedule over issued founder shares; unvested shares repurchasable (buy-back at nil) on early exit.</w:t>
-      </w:r>
-    </w:p>
-    <w:p>
-      <w:pPr>
-        <w:pStyle w:val="Compact"/>
-        <w:numPr>
-          <w:ilvl w:val="0"/>
-          <w:numId w:val="1006"/>
-        </w:numPr>
-      </w:pPr>
-      <w:r>
-        <w:rPr>
-          <w:b/>
-          <w:bCs/>
-        </w:rPr>
-        <w:t xml:space="preserve">FR-C-12 (M — added v1.0)</w:t>
-      </w:r>
-      <w:r>
-        <w:t xml:space="preserve"> </w:t>
-      </w:r>
-      <w:r>
-        <w:t xml:space="preserve">✅ Cap-table</w:t>
-      </w:r>
-      <w:r>
-        <w:t xml:space="preserve"> </w:t>
-      </w:r>
-      <w:r>
-        <w:rPr>
-          <w:b/>
-          <w:bCs/>
-        </w:rPr>
-        <w:t xml:space="preserve">CSV export</w:t>
-      </w:r>
-      <w:r>
-        <w:t xml:space="preserve">, and</w:t>
-      </w:r>
       <w:r>
         <w:t xml:space="preserve"> </w:t>
       </w:r>
@@ -2586,6 +2516,111 @@
           <w:b/>
           <w:bCs/>
         </w:rPr>
+        <w:t xml:space="preserve">Narrative timeline</w:t>
+      </w:r>
+      <w:r>
+        <w:t xml:space="preserve"> </w:t>
+      </w:r>
+      <w:r>
+        <w:t xml:space="preserve">— every equity event (issuances, transfers, conversions, buy-backs, corporate actions, SAFEs/notes, grants, exercises, valuations, rounds) rendered as a human-readable sentence, newest first, as a Cap Table sub-tab (</w:t>
+      </w:r>
+      <w:r>
+        <w:rPr>
+          <w:rStyle w:val="VerbatimChar"/>
+        </w:rPr>
+        <w:t xml:space="preserve">GET /entities/{id}/timeline</w:t>
+      </w:r>
+      <w:r>
+        <w:t xml:space="preserve">).</w:t>
+      </w:r>
+    </w:p>
+    <w:p>
+      <w:pPr>
+        <w:pStyle w:val="Compact"/>
+        <w:numPr>
+          <w:ilvl w:val="0"/>
+          <w:numId w:val="1006"/>
+        </w:numPr>
+      </w:pPr>
+      <w:r>
+        <w:rPr>
+          <w:b/>
+          <w:bCs/>
+        </w:rPr>
+        <w:t xml:space="preserve">FR-C-11 (M — added v1.0)</w:t>
+      </w:r>
+      <w:r>
+        <w:t xml:space="preserve"> </w:t>
+      </w:r>
+      <w:r>
+        <w:t xml:space="preserve">✅</w:t>
+      </w:r>
+      <w:r>
+        <w:t xml:space="preserve"> </w:t>
+      </w:r>
+      <w:r>
+        <w:rPr>
+          <w:b/>
+          <w:bCs/>
+        </w:rPr>
+        <w:t xml:space="preserve">Founder reverse-vesting / restricted stock</w:t>
+      </w:r>
+      <w:r>
+        <w:t xml:space="preserve">: cliff-then-monthly schedule over issued founder shares; unvested shares repurchasable (buy-back at nil) on early exit.</w:t>
+      </w:r>
+    </w:p>
+    <w:p>
+      <w:pPr>
+        <w:pStyle w:val="Compact"/>
+        <w:numPr>
+          <w:ilvl w:val="0"/>
+          <w:numId w:val="1006"/>
+        </w:numPr>
+      </w:pPr>
+      <w:r>
+        <w:rPr>
+          <w:b/>
+          <w:bCs/>
+        </w:rPr>
+        <w:t xml:space="preserve">FR-C-12 (M — added v1.0)</w:t>
+      </w:r>
+      <w:r>
+        <w:t xml:space="preserve"> </w:t>
+      </w:r>
+      <w:r>
+        <w:t xml:space="preserve">✅ Cap-table</w:t>
+      </w:r>
+      <w:r>
+        <w:t xml:space="preserve"> </w:t>
+      </w:r>
+      <w:r>
+        <w:rPr>
+          <w:b/>
+          <w:bCs/>
+        </w:rPr>
+        <w:t xml:space="preserve">CSV export</w:t>
+      </w:r>
+      <w:r>
+        <w:t xml:space="preserve">, and</w:t>
+      </w:r>
+      <w:r>
+        <w:t xml:space="preserve"> </w:t>
+      </w:r>
+      <w:r>
+        <w:rPr>
+          <w:i/>
+          <w:iCs/>
+        </w:rPr>
+        <w:t xml:space="preserve">(v1.3)</w:t>
+      </w:r>
+      <w:r>
+        <w:t xml:space="preserve"> </w:t>
+      </w:r>
+      <w:r>
+        <w:rPr>
+          <w:b/>
+          <w:bCs/>
+        </w:rPr>
         <w:t xml:space="preserve">CSV import</w:t>
       </w:r>
       <w:r>
@@ -2750,28 +2785,6 @@
       <w:r>
         <w:t xml:space="preserve">(v1.3) — employees request exercise in the portal (validated against vested-minus-exercised-minus-pending), the company approves into a chosen class (the real exercise lands on the ledger, perquisite computed) or rejects; perquisite (FMV − strike) computed on exercise.</w:t>
       </w:r>
-    </w:p>
-    <w:p>
-      <w:pPr>
-        <w:pStyle w:val="Compact"/>
-        <w:numPr>
-          <w:ilvl w:val="0"/>
-          <w:numId w:val="1007"/>
-        </w:numPr>
-      </w:pPr>
-      <w:r>
-        <w:rPr>
-          <w:b/>
-          <w:bCs/>
-        </w:rPr>
-        <w:t xml:space="preserve">FR-D-4 (P2)</w:t>
-      </w:r>
-      <w:r>
-        <w:t xml:space="preserve"> </w:t>
-      </w:r>
-      <w:r>
-        <w:t xml:space="preserve">◐</w:t>
-      </w:r>
       <w:r>
         <w:t xml:space="preserve"> </w:t>
       </w:r>
@@ -2780,13 +2793,45 @@
           <w:i/>
           <w:iCs/>
         </w:rPr>
-        <w:t xml:space="preserve">(largely promoted)</w:t>
-      </w:r>
-      <w:r>
-        <w:t xml:space="preserve"> </w:t>
-      </w:r>
-      <w:r>
-        <w:t xml:space="preserve">Exercise.</w:t>
+        <w:t xml:space="preserve">(v1.3)</w:t>
+      </w:r>
+      <w:r>
+        <w:t xml:space="preserve"> </w:t>
+      </w:r>
+      <w:r>
+        <w:rPr>
+          <w:b/>
+          <w:bCs/>
+        </w:rPr>
+        <w:t xml:space="preserve">Vesting projection</w:t>
+      </w:r>
+      <w:r>
+        <w:t xml:space="preserve"> </w:t>
+      </w:r>
+      <w:r>
+        <w:t xml:space="preserve">— the portal equity view leads with vesting-progress %, a vested/unvested progress bar, the estimated 100%-vesting date, and the next scheduled vest events per grant.</w:t>
+      </w:r>
+    </w:p>
+    <w:p>
+      <w:pPr>
+        <w:pStyle w:val="Compact"/>
+        <w:numPr>
+          <w:ilvl w:val="0"/>
+          <w:numId w:val="1007"/>
+        </w:numPr>
+      </w:pPr>
+      <w:r>
+        <w:rPr>
+          <w:b/>
+          <w:bCs/>
+        </w:rPr>
+        <w:t xml:space="preserve">FR-D-4 (P2)</w:t>
+      </w:r>
+      <w:r>
+        <w:t xml:space="preserve"> </w:t>
+      </w:r>
+      <w:r>
+        <w:t xml:space="preserve">◐</w:t>
       </w:r>
       <w:r>
         <w:t xml:space="preserve"> </w:t>
@@ -2796,29 +2841,13 @@
           <w:i/>
           <w:iCs/>
         </w:rPr>
-        <w:t xml:space="preserve">Built:</w:t>
-      </w:r>
-      <w:r>
-        <w:t xml:space="preserve"> </w:t>
-      </w:r>
-      <w:r>
-        <w:t xml:space="preserve">exercise → cap-table issuance;</w:t>
-      </w:r>
-      <w:r>
-        <w:t xml:space="preserve"> </w:t>
-      </w:r>
-      <w:r>
-        <w:rPr>
-          <w:b/>
-          <w:bCs/>
-        </w:rPr>
-        <w:t xml:space="preserve">cashless exercise</w:t>
-      </w:r>
-      <w:r>
-        <w:t xml:space="preserve"> </w:t>
-      </w:r>
-      <w:r>
-        <w:t xml:space="preserve">(net shares after withholding to cover strike; gross consumed from grant).</w:t>
+        <w:t xml:space="preserve">(largely promoted)</w:t>
+      </w:r>
+      <w:r>
+        <w:t xml:space="preserve"> </w:t>
+      </w:r>
+      <w:r>
+        <w:t xml:space="preserve">Exercise.</w:t>
       </w:r>
       <w:r>
         <w:t xml:space="preserve"> </w:t>
@@ -2828,35 +2857,29 @@
           <w:i/>
           <w:iCs/>
         </w:rPr>
-        <w:t xml:space="preserve">Remaining:</w:t>
-      </w:r>
-      <w:r>
-        <w:t xml:space="preserve"> </w:t>
-      </w:r>
-      <w:r>
-        <w:t xml:space="preserve">loan-funded and leaver scenarios.</w:t>
-      </w:r>
-    </w:p>
-    <w:p>
-      <w:pPr>
-        <w:pStyle w:val="Compact"/>
-        <w:numPr>
-          <w:ilvl w:val="0"/>
-          <w:numId w:val="1007"/>
-        </w:numPr>
-      </w:pPr>
-      <w:r>
-        <w:rPr>
-          <w:b/>
-          <w:bCs/>
-        </w:rPr>
-        <w:t xml:space="preserve">FR-D-5 (P2)</w:t>
-      </w:r>
-      <w:r>
-        <w:t xml:space="preserve"> </w:t>
-      </w:r>
-      <w:r>
-        <w:t xml:space="preserve">✅</w:t>
+        <w:t xml:space="preserve">Built:</w:t>
+      </w:r>
+      <w:r>
+        <w:t xml:space="preserve"> </w:t>
+      </w:r>
+      <w:r>
+        <w:t xml:space="preserve">exercise → cap-table issuance;</w:t>
+      </w:r>
+      <w:r>
+        <w:t xml:space="preserve"> </w:t>
+      </w:r>
+      <w:r>
+        <w:rPr>
+          <w:b/>
+          <w:bCs/>
+        </w:rPr>
+        <w:t xml:space="preserve">cashless exercise</w:t>
+      </w:r>
+      <w:r>
+        <w:t xml:space="preserve"> </w:t>
+      </w:r>
+      <w:r>
+        <w:t xml:space="preserve">(net shares after withholding to cover strike; gross consumed from grant).</w:t>
       </w:r>
       <w:r>
         <w:t xml:space="preserve"> </w:t>
@@ -2866,6 +2889,44 @@
           <w:i/>
           <w:iCs/>
         </w:rPr>
+        <w:t xml:space="preserve">Remaining:</w:t>
+      </w:r>
+      <w:r>
+        <w:t xml:space="preserve"> </w:t>
+      </w:r>
+      <w:r>
+        <w:t xml:space="preserve">loan-funded and leaver scenarios.</w:t>
+      </w:r>
+    </w:p>
+    <w:p>
+      <w:pPr>
+        <w:pStyle w:val="Compact"/>
+        <w:numPr>
+          <w:ilvl w:val="0"/>
+          <w:numId w:val="1007"/>
+        </w:numPr>
+      </w:pPr>
+      <w:r>
+        <w:rPr>
+          <w:b/>
+          <w:bCs/>
+        </w:rPr>
+        <w:t xml:space="preserve">FR-D-5 (P2)</w:t>
+      </w:r>
+      <w:r>
+        <w:t xml:space="preserve"> </w:t>
+      </w:r>
+      <w:r>
+        <w:t xml:space="preserve">✅</w:t>
+      </w:r>
+      <w:r>
+        <w:t xml:space="preserve"> </w:t>
+      </w:r>
+      <w:r>
+        <w:rPr>
+          <w:i/>
+          <w:iCs/>
+        </w:rPr>
         <w:t xml:space="preserve">(promoted — implemented)</w:t>
       </w:r>
       <w:r>
@@ -7069,6 +7130,96 @@
       </w:r>
       <w:r>
         <w:t xml:space="preserve">✅ Unified per-entity dashboard: cap table, fundraising, compliance (incl. overdue), ESOP, governance, documents, data rooms — plus a fund block for fund entities. Default landing tab.</w:t>
+      </w:r>
+      <w:r>
+        <w:t xml:space="preserve"> </w:t>
+      </w:r>
+      <w:r>
+        <w:rPr>
+          <w:i/>
+          <w:iCs/>
+        </w:rPr>
+        <w:t xml:space="preserve">(v1.3)</w:t>
+      </w:r>
+      <w:r>
+        <w:t xml:space="preserve"> </w:t>
+      </w:r>
+      <w:r>
+        <w:rPr>
+          <w:b/>
+          <w:bCs/>
+        </w:rPr>
+        <w:t xml:space="preserve">Visual overview</w:t>
+      </w:r>
+      <w:r>
+        <w:t xml:space="preserve"> </w:t>
+      </w:r>
+      <w:r>
+        <w:t xml:space="preserve">— class-ownership and share-usage</w:t>
+      </w:r>
+      <w:r>
+        <w:t xml:space="preserve"> </w:t>
+      </w:r>
+      <w:r>
+        <w:rPr>
+          <w:b/>
+          <w:bCs/>
+        </w:rPr>
+        <w:t xml:space="preserve">donut charts</w:t>
+      </w:r>
+      <w:r>
+        <w:t xml:space="preserve"> </w:t>
+      </w:r>
+      <w:r>
+        <w:t xml:space="preserve">(dependency-free SVG), a general-details panel with</w:t>
+      </w:r>
+      <w:r>
+        <w:t xml:space="preserve"> </w:t>
+      </w:r>
+      <w:r>
+        <w:rPr>
+          <w:b/>
+          <w:bCs/>
+        </w:rPr>
+        <w:t xml:space="preserve">authorized vs issued vs available</w:t>
+      </w:r>
+      <w:r>
+        <w:t xml:space="preserve"> </w:t>
+      </w:r>
+      <w:r>
+        <w:t xml:space="preserve">shares (authorized derived from the incorporation charter when present), a</w:t>
+      </w:r>
+      <w:r>
+        <w:t xml:space="preserve"> </w:t>
+      </w:r>
+      <w:r>
+        <w:rPr>
+          <w:b/>
+          <w:bCs/>
+        </w:rPr>
+        <w:t xml:space="preserve">valuation status card</w:t>
+      </w:r>
+      <w:r>
+        <w:t xml:space="preserve"> </w:t>
+      </w:r>
+      <w:r>
+        <w:t xml:space="preserve">(active with FMV/method/dates, or action-needed when missing/expired), and a</w:t>
+      </w:r>
+      <w:r>
+        <w:t xml:space="preserve"> </w:t>
+      </w:r>
+      <w:r>
+        <w:rPr>
+          <w:b/>
+          <w:bCs/>
+        </w:rPr>
+        <w:t xml:space="preserve">quick-actions row</w:t>
+      </w:r>
+      <w:r>
+        <w:t xml:space="preserve"> </w:t>
+      </w:r>
+      <w:r>
+        <w:t xml:space="preserve">deep-linking to issue shares / grant options / raise / pass a resolution.</w:t>
       </w:r>
     </w:p>
     <w:p>
@@ -14437,6 +14588,152 @@
       </w:r>
       <w:r>
         <w:t xml:space="preserve">template). 209 backend tests.</w:t>
+      </w:r>
+    </w:p>
+    <w:p>
+      <w:pPr>
+        <w:pStyle w:val="Compact"/>
+        <w:numPr>
+          <w:ilvl w:val="0"/>
+          <w:numId w:val="1030"/>
+        </w:numPr>
+      </w:pPr>
+      <w:r>
+        <w:rPr>
+          <w:b/>
+          <w:bCs/>
+        </w:rPr>
+        <w:t xml:space="preserve">Eqvista visual batch</w:t>
+      </w:r>
+      <w:r>
+        <w:t xml:space="preserve"> </w:t>
+      </w:r>
+      <w:r>
+        <w:t xml:space="preserve">(2026-07-15, read-only API + presentation): dashboard</w:t>
+      </w:r>
+      <w:r>
+        <w:t xml:space="preserve"> </w:t>
+      </w:r>
+      <w:r>
+        <w:rPr>
+          <w:b/>
+          <w:bCs/>
+        </w:rPr>
+        <w:t xml:space="preserve">donut charts</w:t>
+      </w:r>
+      <w:r>
+        <w:t xml:space="preserve"> </w:t>
+      </w:r>
+      <w:r>
+        <w:t xml:space="preserve">for class ownership and share usage with an authorized/issued/available capital panel (authorized derived from the incorporation charter) and a</w:t>
+      </w:r>
+      <w:r>
+        <w:t xml:space="preserve"> </w:t>
+      </w:r>
+      <w:r>
+        <w:rPr>
+          <w:b/>
+          <w:bCs/>
+        </w:rPr>
+        <w:t xml:space="preserve">valuation status card</w:t>
+      </w:r>
+      <w:r>
+        <w:t xml:space="preserve"> </w:t>
+      </w:r>
+      <w:r>
+        <w:t xml:space="preserve">(active / expired / missing, FR-T-3);</w:t>
+      </w:r>
+      <w:r>
+        <w:t xml:space="preserve"> </w:t>
+      </w:r>
+      <w:r>
+        <w:rPr>
+          <w:b/>
+          <w:bCs/>
+        </w:rPr>
+        <w:t xml:space="preserve">quick-actions row</w:t>
+      </w:r>
+      <w:r>
+        <w:t xml:space="preserve"> </w:t>
+      </w:r>
+      <w:r>
+        <w:t xml:space="preserve">deep-linking via</w:t>
+      </w:r>
+      <w:r>
+        <w:t xml:space="preserve"> </w:t>
+      </w:r>
+      <w:r>
+        <w:rPr>
+          <w:rStyle w:val="VerbatimChar"/>
+        </w:rPr>
+        <w:t xml:space="preserve">?tab=</w:t>
+      </w:r>
+      <w:r>
+        <w:t xml:space="preserve">;</w:t>
+      </w:r>
+      <w:r>
+        <w:t xml:space="preserve"> </w:t>
+      </w:r>
+      <w:r>
+        <w:rPr>
+          <w:b/>
+          <w:bCs/>
+        </w:rPr>
+        <w:t xml:space="preserve">narrative equity timeline</w:t>
+      </w:r>
+      <w:r>
+        <w:t xml:space="preserve"> </w:t>
+      </w:r>
+      <w:r>
+        <w:t xml:space="preserve">(FR-C-10) — every ledger/equity event as a plain-language sentence, newest first, on a new Cap Table sub-tab;</w:t>
+      </w:r>
+      <w:r>
+        <w:t xml:space="preserve"> </w:t>
+      </w:r>
+      <w:r>
+        <w:rPr>
+          <w:b/>
+          <w:bCs/>
+        </w:rPr>
+        <w:t xml:space="preserve">tinted security-class chips</w:t>
+      </w:r>
+      <w:r>
+        <w:t xml:space="preserve"> </w:t>
+      </w:r>
+      <w:r>
+        <w:t xml:space="preserve">(coloured by class kind) across cap-table and portal holdings tables;</w:t>
+      </w:r>
+      <w:r>
+        <w:t xml:space="preserve"> </w:t>
+      </w:r>
+      <w:r>
+        <w:rPr>
+          <w:b/>
+          <w:bCs/>
+        </w:rPr>
+        <w:t xml:space="preserve">holdings pivot</w:t>
+      </w:r>
+      <w:r>
+        <w:t xml:space="preserve"> </w:t>
+      </w:r>
+      <w:r>
+        <w:t xml:space="preserve">— the cap table re-slices client-side as Positions | By stakeholder | By class;</w:t>
+      </w:r>
+      <w:r>
+        <w:t xml:space="preserve"> </w:t>
+      </w:r>
+      <w:r>
+        <w:rPr>
+          <w:b/>
+          <w:bCs/>
+        </w:rPr>
+        <w:t xml:space="preserve">portal vesting projection</w:t>
+      </w:r>
+      <w:r>
+        <w:t xml:space="preserve"> </w:t>
+      </w:r>
+      <w:r>
+        <w:t xml:space="preserve">(FR-D-3) — vesting-progress stat cards, vested/unvested progress bar, estimated full-vest date and upcoming vest events. No schema changes. 215 backend tests.</w:t>
       </w:r>
     </w:p>
     <w:p>

--- a/REQUIREMENTS.docx
+++ b/REQUIREMENTS.docx
@@ -1443,35 +1443,100 @@
           <w:i/>
           <w:iCs/>
         </w:rPr>
-        <w:t xml:space="preserve">Remaining:</w:t>
-      </w:r>
-      <w:r>
-        <w:t xml:space="preserve"> </w:t>
-      </w:r>
-      <w:r>
-        <w:t xml:space="preserve">fine-grained per-document/per-section permissions.</w:t>
-      </w:r>
-    </w:p>
-    <w:p>
-      <w:pPr>
-        <w:pStyle w:val="Compact"/>
-        <w:numPr>
-          <w:ilvl w:val="0"/>
-          <w:numId w:val="1004"/>
-        </w:numPr>
-      </w:pPr>
-      <w:r>
-        <w:rPr>
-          <w:b/>
-          <w:bCs/>
-        </w:rPr>
-        <w:t xml:space="preserve">FR-A-3 (M)</w:t>
-      </w:r>
-      <w:r>
-        <w:t xml:space="preserve"> </w:t>
-      </w:r>
-      <w:r>
-        <w:t xml:space="preserve">◐ Onboarding.</w:t>
+        <w:t xml:space="preserve">(v1.4)</w:t>
+      </w:r>
+      <w:r>
+        <w:t xml:space="preserve"> </w:t>
+      </w:r>
+      <w:r>
+        <w:rPr>
+          <w:b/>
+          <w:bCs/>
+        </w:rPr>
+        <w:t xml:space="preserve">External advisor access</w:t>
+      </w:r>
+      <w:r>
+        <w:t xml:space="preserve"> </w:t>
+      </w:r>
+      <w:r>
+        <w:t xml:space="preserve">(</w:t>
+      </w:r>
+      <w:r>
+        <w:rPr>
+          <w:rStyle w:val="VerbatimChar"/>
+        </w:rPr>
+        <w:t xml:space="preserve">AdvisorAccess</w:t>
+      </w:r>
+      <w:r>
+        <w:t xml:space="preserve">, Alembic</w:t>
+      </w:r>
+      <w:r>
+        <w:t xml:space="preserve"> </w:t>
+      </w:r>
+      <w:r>
+        <w:rPr>
+          <w:rStyle w:val="VerbatimChar"/>
+        </w:rPr>
+        <w:t xml:space="preserve">e2b4d6c8f0a2</w:t>
+      </w:r>
+      <w:r>
+        <w:t xml:space="preserve">): a company grants a law firm / CA / CS scoped,</w:t>
+      </w:r>
+      <w:r>
+        <w:t xml:space="preserve"> </w:t>
+      </w:r>
+      <w:r>
+        <w:rPr>
+          <w:b/>
+          <w:bCs/>
+        </w:rPr>
+        <w:t xml:space="preserve">cross-tenant</w:t>
+      </w:r>
+      <w:r>
+        <w:t xml:space="preserve"> </w:t>
+      </w:r>
+      <w:r>
+        <w:t xml:space="preserve">access to a single entity by email — viewer (read-only) or member (acting) — resolved in</w:t>
+      </w:r>
+      <w:r>
+        <w:t xml:space="preserve"> </w:t>
+      </w:r>
+      <w:r>
+        <w:rPr>
+          <w:rStyle w:val="VerbatimChar"/>
+        </w:rPr>
+        <w:t xml:space="preserve">deps._entity_role</w:t>
+      </w:r>
+      <w:r>
+        <w:t xml:space="preserve"> </w:t>
+      </w:r>
+      <w:r>
+        <w:t xml:space="preserve">alongside tenant membership, so the advisor reaches the normal entity workspace at their granted level without any membership in the client's organisation. Advisors get a consolidated</w:t>
+      </w:r>
+      <w:r>
+        <w:t xml:space="preserve"> </w:t>
+      </w:r>
+      <w:r>
+        <w:rPr>
+          <w:b/>
+          <w:bCs/>
+        </w:rPr>
+        <w:t xml:space="preserve">advisor console</w:t>
+      </w:r>
+      <w:r>
+        <w:t xml:space="preserve"> </w:t>
+      </w:r>
+      <w:r>
+        <w:t xml:space="preserve">(</w:t>
+      </w:r>
+      <w:r>
+        <w:rPr>
+          <w:rStyle w:val="VerbatimChar"/>
+        </w:rPr>
+        <w:t xml:space="preserve">/advisor</w:t>
+      </w:r>
+      <w:r>
+        <w:t xml:space="preserve">) listing every client entity they can act on.</w:t>
       </w:r>
       <w:r>
         <w:t xml:space="preserve"> </w:t>
@@ -1481,13 +1546,35 @@
           <w:i/>
           <w:iCs/>
         </w:rPr>
-        <w:t xml:space="preserve">Built:</w:t>
-      </w:r>
-      <w:r>
-        <w:t xml:space="preserve"> </w:t>
-      </w:r>
-      <w:r>
-        <w:t xml:space="preserve">email+password JWT auth (signup/login/me/refresh) with password policy (min 8), failed-login rate limiting (5 per 5 min, reset on success), and fail-fast boot if the default JWT secret is used outside dev/test; investor/LP/employee access granted by email match without tenant membership.</w:t>
+        <w:t xml:space="preserve">Remaining:</w:t>
+      </w:r>
+      <w:r>
+        <w:t xml:space="preserve"> </w:t>
+      </w:r>
+      <w:r>
+        <w:t xml:space="preserve">fine-grained per-document/per-section permissions.</w:t>
+      </w:r>
+    </w:p>
+    <w:p>
+      <w:pPr>
+        <w:pStyle w:val="Compact"/>
+        <w:numPr>
+          <w:ilvl w:val="0"/>
+          <w:numId w:val="1004"/>
+        </w:numPr>
+      </w:pPr>
+      <w:r>
+        <w:rPr>
+          <w:b/>
+          <w:bCs/>
+        </w:rPr>
+        <w:t xml:space="preserve">FR-A-3 (M)</w:t>
+      </w:r>
+      <w:r>
+        <w:t xml:space="preserve"> </w:t>
+      </w:r>
+      <w:r>
+        <w:t xml:space="preserve">◐ Onboarding.</w:t>
       </w:r>
       <w:r>
         <w:t xml:space="preserve"> </w:t>
@@ -1497,57 +1584,13 @@
           <w:i/>
           <w:iCs/>
         </w:rPr>
-        <w:t xml:space="preserve">Remaining:</w:t>
-      </w:r>
-      <w:r>
-        <w:t xml:space="preserve"> </w:t>
-      </w:r>
-      <w:r>
-        <w:t xml:space="preserve">OTP/SSO (OIDC), invite emails. ⛔ partially (SSO/OTP need providers).</w:t>
-      </w:r>
-    </w:p>
-    <w:p>
-      <w:pPr>
-        <w:pStyle w:val="Compact"/>
-        <w:numPr>
-          <w:ilvl w:val="0"/>
-          <w:numId w:val="1004"/>
-        </w:numPr>
-      </w:pPr>
-      <w:r>
-        <w:rPr>
-          <w:b/>
-          <w:bCs/>
-        </w:rPr>
-        <w:t xml:space="preserve">FR-A-4 (M)</w:t>
-      </w:r>
-      <w:r>
-        <w:t xml:space="preserve"> </w:t>
-      </w:r>
-      <w:r>
-        <w:t xml:space="preserve">○ ⛔ KYC/identity capture (PAN, Aadhaar/DigiLocker, CKYC) — needs live KYC providers.</w:t>
-      </w:r>
-    </w:p>
-    <w:p>
-      <w:pPr>
-        <w:pStyle w:val="Compact"/>
-        <w:numPr>
-          <w:ilvl w:val="0"/>
-          <w:numId w:val="1004"/>
-        </w:numPr>
-      </w:pPr>
-      <w:r>
-        <w:rPr>
-          <w:b/>
-          <w:bCs/>
-        </w:rPr>
-        <w:t xml:space="preserve">FR-A-5 (P2)</w:t>
-      </w:r>
-      <w:r>
-        <w:t xml:space="preserve"> </w:t>
-      </w:r>
-      <w:r>
-        <w:t xml:space="preserve">✅</w:t>
+        <w:t xml:space="preserve">Built:</w:t>
+      </w:r>
+      <w:r>
+        <w:t xml:space="preserve"> </w:t>
+      </w:r>
+      <w:r>
+        <w:t xml:space="preserve">email+password JWT auth (signup/login/me/refresh) with password policy (min 8), failed-login rate limiting (5 per 5 min, reset on success), and fail-fast boot if the default JWT secret is used outside dev/test; investor/LP/employee access granted by email match without tenant membership.</w:t>
       </w:r>
       <w:r>
         <w:t xml:space="preserve"> </w:t>
@@ -1557,6 +1600,66 @@
           <w:i/>
           <w:iCs/>
         </w:rPr>
+        <w:t xml:space="preserve">Remaining:</w:t>
+      </w:r>
+      <w:r>
+        <w:t xml:space="preserve"> </w:t>
+      </w:r>
+      <w:r>
+        <w:t xml:space="preserve">OTP/SSO (OIDC), invite emails. ⛔ partially (SSO/OTP need providers).</w:t>
+      </w:r>
+    </w:p>
+    <w:p>
+      <w:pPr>
+        <w:pStyle w:val="Compact"/>
+        <w:numPr>
+          <w:ilvl w:val="0"/>
+          <w:numId w:val="1004"/>
+        </w:numPr>
+      </w:pPr>
+      <w:r>
+        <w:rPr>
+          <w:b/>
+          <w:bCs/>
+        </w:rPr>
+        <w:t xml:space="preserve">FR-A-4 (M)</w:t>
+      </w:r>
+      <w:r>
+        <w:t xml:space="preserve"> </w:t>
+      </w:r>
+      <w:r>
+        <w:t xml:space="preserve">○ ⛔ KYC/identity capture (PAN, Aadhaar/DigiLocker, CKYC) — needs live KYC providers.</w:t>
+      </w:r>
+    </w:p>
+    <w:p>
+      <w:pPr>
+        <w:pStyle w:val="Compact"/>
+        <w:numPr>
+          <w:ilvl w:val="0"/>
+          <w:numId w:val="1004"/>
+        </w:numPr>
+      </w:pPr>
+      <w:r>
+        <w:rPr>
+          <w:b/>
+          <w:bCs/>
+        </w:rPr>
+        <w:t xml:space="preserve">FR-A-5 (P2)</w:t>
+      </w:r>
+      <w:r>
+        <w:t xml:space="preserve"> </w:t>
+      </w:r>
+      <w:r>
+        <w:t xml:space="preserve">✅</w:t>
+      </w:r>
+      <w:r>
+        <w:t xml:space="preserve"> </w:t>
+      </w:r>
+      <w:r>
+        <w:rPr>
+          <w:i/>
+          <w:iCs/>
+        </w:rPr>
         <w:t xml:space="preserve">(promoted in practice)</w:t>
       </w:r>
       <w:r>
@@ -2739,51 +2842,92 @@
           <w:i/>
           <w:iCs/>
         </w:rPr>
-        <w:t xml:space="preserve">Remaining:</w:t>
-      </w:r>
-      <w:r>
-        <w:t xml:space="preserve"> </w:t>
-      </w:r>
-      <w:r>
-        <w:t xml:space="preserve">grant letters, milestone vesting, acceleration on exit.</w:t>
-      </w:r>
-    </w:p>
-    <w:p>
-      <w:pPr>
-        <w:pStyle w:val="Compact"/>
-        <w:numPr>
-          <w:ilvl w:val="0"/>
-          <w:numId w:val="1007"/>
-        </w:numPr>
-      </w:pPr>
-      <w:r>
-        <w:rPr>
-          <w:b/>
-          <w:bCs/>
-        </w:rPr>
-        <w:t xml:space="preserve">FR-D-3 (M)</w:t>
-      </w:r>
-      <w:r>
-        <w:t xml:space="preserve"> </w:t>
-      </w:r>
-      <w:r>
-        <w:t xml:space="preserve">✅ Employee self-service: portal shows granted/vested/exercised/exercisable, strike, current FMV and unrealised gain;</w:t>
-      </w:r>
-      <w:r>
-        <w:t xml:space="preserve"> </w:t>
-      </w:r>
-      <w:r>
-        <w:rPr>
-          <w:b/>
-          <w:bCs/>
-        </w:rPr>
-        <w:t xml:space="preserve">self-serve exercise requests</w:t>
-      </w:r>
-      <w:r>
-        <w:t xml:space="preserve"> </w:t>
-      </w:r>
-      <w:r>
-        <w:t xml:space="preserve">(v1.3) — employees request exercise in the portal (validated against vested-minus-exercised-minus-pending), the company approves into a chosen class (the real exercise lands on the ledger, perquisite computed) or rejects; perquisite (FMV − strike) computed on exercise.</w:t>
+        <w:t xml:space="preserve">(v1.4)</w:t>
+      </w:r>
+      <w:r>
+        <w:t xml:space="preserve"> </w:t>
+      </w:r>
+      <w:r>
+        <w:rPr>
+          <w:b/>
+          <w:bCs/>
+        </w:rPr>
+        <w:t xml:space="preserve">Three award types</w:t>
+      </w:r>
+      <w:r>
+        <w:t xml:space="preserve"> </w:t>
+      </w:r>
+      <w:r>
+        <w:t xml:space="preserve">on one vesting model (</w:t>
+      </w:r>
+      <w:r>
+        <w:rPr>
+          <w:rStyle w:val="VerbatimChar"/>
+        </w:rPr>
+        <w:t xml:space="preserve">grant_type</w:t>
+      </w:r>
+      <w:r>
+        <w:t xml:space="preserve">, Alembic</w:t>
+      </w:r>
+      <w:r>
+        <w:t xml:space="preserve"> </w:t>
+      </w:r>
+      <w:r>
+        <w:rPr>
+          <w:rStyle w:val="VerbatimChar"/>
+        </w:rPr>
+        <w:t xml:space="preserve">e1a3c5b7d9f0</w:t>
+      </w:r>
+      <w:r>
+        <w:t xml:space="preserve">):</w:t>
+      </w:r>
+      <w:r>
+        <w:t xml:space="preserve"> </w:t>
+      </w:r>
+      <w:r>
+        <w:rPr>
+          <w:b/>
+          <w:bCs/>
+        </w:rPr>
+        <w:t xml:space="preserve">options</w:t>
+      </w:r>
+      <w:r>
+        <w:t xml:space="preserve"> </w:t>
+      </w:r>
+      <w:r>
+        <w:t xml:space="preserve">(vest → exercise at strike; perquisite = FMV−strike at exercise),</w:t>
+      </w:r>
+      <w:r>
+        <w:t xml:space="preserve"> </w:t>
+      </w:r>
+      <w:r>
+        <w:rPr>
+          <w:b/>
+          <w:bCs/>
+        </w:rPr>
+        <w:t xml:space="preserve">RSUs</w:t>
+      </w:r>
+      <w:r>
+        <w:t xml:space="preserve"> </w:t>
+      </w:r>
+      <w:r>
+        <w:t xml:space="preserve">(no strike; vest → settle to shares for no consideration; perquisite = full FMV at settlement, per Sec 17(2) at vesting), and</w:t>
+      </w:r>
+      <w:r>
+        <w:t xml:space="preserve"> </w:t>
+      </w:r>
+      <w:r>
+        <w:rPr>
+          <w:b/>
+          <w:bCs/>
+        </w:rPr>
+        <w:t xml:space="preserve">RSAs</w:t>
+      </w:r>
+      <w:r>
+        <w:t xml:space="preserve"> </w:t>
+      </w:r>
+      <w:r>
+        <w:t xml:space="preserve">(shares issued upfront at grant, unvested portion subject to repurchase; perquisite = FMV−price at allotment).</w:t>
       </w:r>
       <w:r>
         <w:t xml:space="preserve"> </w:t>
@@ -2793,23 +2937,13 @@
           <w:i/>
           <w:iCs/>
         </w:rPr>
-        <w:t xml:space="preserve">(v1.3)</w:t>
-      </w:r>
-      <w:r>
-        <w:t xml:space="preserve"> </w:t>
-      </w:r>
-      <w:r>
-        <w:rPr>
-          <w:b/>
-          <w:bCs/>
-        </w:rPr>
-        <w:t xml:space="preserve">Vesting projection</w:t>
-      </w:r>
-      <w:r>
-        <w:t xml:space="preserve"> </w:t>
-      </w:r>
-      <w:r>
-        <w:t xml:space="preserve">— the portal equity view leads with vesting-progress %, a vested/unvested progress bar, the estimated 100%-vesting date, and the next scheduled vest events per grant.</w:t>
+        <w:t xml:space="preserve">Remaining:</w:t>
+      </w:r>
+      <w:r>
+        <w:t xml:space="preserve"> </w:t>
+      </w:r>
+      <w:r>
+        <w:t xml:space="preserve">grant letters, milestone vesting, acceleration on exit, RSA repurchase-on-exit automation.</w:t>
       </w:r>
     </w:p>
     <w:p>
@@ -2825,13 +2959,29 @@
           <w:b/>
           <w:bCs/>
         </w:rPr>
-        <w:t xml:space="preserve">FR-D-4 (P2)</w:t>
-      </w:r>
-      <w:r>
-        <w:t xml:space="preserve"> </w:t>
-      </w:r>
-      <w:r>
-        <w:t xml:space="preserve">◐</w:t>
+        <w:t xml:space="preserve">FR-D-3 (M)</w:t>
+      </w:r>
+      <w:r>
+        <w:t xml:space="preserve"> </w:t>
+      </w:r>
+      <w:r>
+        <w:t xml:space="preserve">✅ Employee self-service: portal shows granted/vested/exercised/exercisable, strike, current FMV and unrealised gain;</w:t>
+      </w:r>
+      <w:r>
+        <w:t xml:space="preserve"> </w:t>
+      </w:r>
+      <w:r>
+        <w:rPr>
+          <w:b/>
+          <w:bCs/>
+        </w:rPr>
+        <w:t xml:space="preserve">self-serve exercise requests</w:t>
+      </w:r>
+      <w:r>
+        <w:t xml:space="preserve"> </w:t>
+      </w:r>
+      <w:r>
+        <w:t xml:space="preserve">(v1.3) — employees request exercise in the portal (validated against vested-minus-exercised-minus-pending), the company approves into a chosen class (the real exercise lands on the ledger, perquisite computed) or rejects; perquisite (FMV − strike) computed on exercise.</w:t>
       </w:r>
       <w:r>
         <w:t xml:space="preserve"> </w:t>
@@ -2841,13 +2991,45 @@
           <w:i/>
           <w:iCs/>
         </w:rPr>
-        <w:t xml:space="preserve">(largely promoted)</w:t>
-      </w:r>
-      <w:r>
-        <w:t xml:space="preserve"> </w:t>
-      </w:r>
-      <w:r>
-        <w:t xml:space="preserve">Exercise.</w:t>
+        <w:t xml:space="preserve">(v1.3)</w:t>
+      </w:r>
+      <w:r>
+        <w:t xml:space="preserve"> </w:t>
+      </w:r>
+      <w:r>
+        <w:rPr>
+          <w:b/>
+          <w:bCs/>
+        </w:rPr>
+        <w:t xml:space="preserve">Vesting projection</w:t>
+      </w:r>
+      <w:r>
+        <w:t xml:space="preserve"> </w:t>
+      </w:r>
+      <w:r>
+        <w:t xml:space="preserve">— the portal equity view leads with vesting-progress %, a vested/unvested progress bar, the estimated 100%-vesting date, and the next scheduled vest events per grant.</w:t>
+      </w:r>
+    </w:p>
+    <w:p>
+      <w:pPr>
+        <w:pStyle w:val="Compact"/>
+        <w:numPr>
+          <w:ilvl w:val="0"/>
+          <w:numId w:val="1007"/>
+        </w:numPr>
+      </w:pPr>
+      <w:r>
+        <w:rPr>
+          <w:b/>
+          <w:bCs/>
+        </w:rPr>
+        <w:t xml:space="preserve">FR-D-4 (P2)</w:t>
+      </w:r>
+      <w:r>
+        <w:t xml:space="preserve"> </w:t>
+      </w:r>
+      <w:r>
+        <w:t xml:space="preserve">◐</w:t>
       </w:r>
       <w:r>
         <w:t xml:space="preserve"> </w:t>
@@ -2857,29 +3039,13 @@
           <w:i/>
           <w:iCs/>
         </w:rPr>
-        <w:t xml:space="preserve">Built:</w:t>
-      </w:r>
-      <w:r>
-        <w:t xml:space="preserve"> </w:t>
-      </w:r>
-      <w:r>
-        <w:t xml:space="preserve">exercise → cap-table issuance;</w:t>
-      </w:r>
-      <w:r>
-        <w:t xml:space="preserve"> </w:t>
-      </w:r>
-      <w:r>
-        <w:rPr>
-          <w:b/>
-          <w:bCs/>
-        </w:rPr>
-        <w:t xml:space="preserve">cashless exercise</w:t>
-      </w:r>
-      <w:r>
-        <w:t xml:space="preserve"> </w:t>
-      </w:r>
-      <w:r>
-        <w:t xml:space="preserve">(net shares after withholding to cover strike; gross consumed from grant).</w:t>
+        <w:t xml:space="preserve">(largely promoted)</w:t>
+      </w:r>
+      <w:r>
+        <w:t xml:space="preserve"> </w:t>
+      </w:r>
+      <w:r>
+        <w:t xml:space="preserve">Exercise.</w:t>
       </w:r>
       <w:r>
         <w:t xml:space="preserve"> </w:t>
@@ -2889,35 +3055,29 @@
           <w:i/>
           <w:iCs/>
         </w:rPr>
-        <w:t xml:space="preserve">Remaining:</w:t>
-      </w:r>
-      <w:r>
-        <w:t xml:space="preserve"> </w:t>
-      </w:r>
-      <w:r>
-        <w:t xml:space="preserve">loan-funded and leaver scenarios.</w:t>
-      </w:r>
-    </w:p>
-    <w:p>
-      <w:pPr>
-        <w:pStyle w:val="Compact"/>
-        <w:numPr>
-          <w:ilvl w:val="0"/>
-          <w:numId w:val="1007"/>
-        </w:numPr>
-      </w:pPr>
-      <w:r>
-        <w:rPr>
-          <w:b/>
-          <w:bCs/>
-        </w:rPr>
-        <w:t xml:space="preserve">FR-D-5 (P2)</w:t>
-      </w:r>
-      <w:r>
-        <w:t xml:space="preserve"> </w:t>
-      </w:r>
-      <w:r>
-        <w:t xml:space="preserve">✅</w:t>
+        <w:t xml:space="preserve">Built:</w:t>
+      </w:r>
+      <w:r>
+        <w:t xml:space="preserve"> </w:t>
+      </w:r>
+      <w:r>
+        <w:t xml:space="preserve">exercise → cap-table issuance;</w:t>
+      </w:r>
+      <w:r>
+        <w:t xml:space="preserve"> </w:t>
+      </w:r>
+      <w:r>
+        <w:rPr>
+          <w:b/>
+          <w:bCs/>
+        </w:rPr>
+        <w:t xml:space="preserve">cashless exercise</w:t>
+      </w:r>
+      <w:r>
+        <w:t xml:space="preserve"> </w:t>
+      </w:r>
+      <w:r>
+        <w:t xml:space="preserve">(net shares after withholding to cover strike; gross consumed from grant).</w:t>
       </w:r>
       <w:r>
         <w:t xml:space="preserve"> </w:t>
@@ -2927,6 +3087,44 @@
           <w:i/>
           <w:iCs/>
         </w:rPr>
+        <w:t xml:space="preserve">Remaining:</w:t>
+      </w:r>
+      <w:r>
+        <w:t xml:space="preserve"> </w:t>
+      </w:r>
+      <w:r>
+        <w:t xml:space="preserve">loan-funded and leaver scenarios.</w:t>
+      </w:r>
+    </w:p>
+    <w:p>
+      <w:pPr>
+        <w:pStyle w:val="Compact"/>
+        <w:numPr>
+          <w:ilvl w:val="0"/>
+          <w:numId w:val="1007"/>
+        </w:numPr>
+      </w:pPr>
+      <w:r>
+        <w:rPr>
+          <w:b/>
+          <w:bCs/>
+        </w:rPr>
+        <w:t xml:space="preserve">FR-D-5 (P2)</w:t>
+      </w:r>
+      <w:r>
+        <w:t xml:space="preserve"> </w:t>
+      </w:r>
+      <w:r>
+        <w:t xml:space="preserve">✅</w:t>
+      </w:r>
+      <w:r>
+        <w:t xml:space="preserve"> </w:t>
+      </w:r>
+      <w:r>
+        <w:rPr>
+          <w:i/>
+          <w:iCs/>
+        </w:rPr>
         <w:t xml:space="preserve">(promoted — implemented)</w:t>
       </w:r>
       <w:r>
@@ -5348,28 +5546,6 @@
       <w:r>
         <w:t xml:space="preserve">) showing company holdings (own stakeholder only), fund capital accounts, documents shared via data rooms, and a portfolio summary (companies, funds, total invested, total committed).</w:t>
       </w:r>
-    </w:p>
-    <w:p>
-      <w:pPr>
-        <w:pStyle w:val="Compact"/>
-        <w:numPr>
-          <w:ilvl w:val="0"/>
-          <w:numId w:val="1014"/>
-        </w:numPr>
-      </w:pPr>
-      <w:r>
-        <w:rPr>
-          <w:b/>
-          <w:bCs/>
-        </w:rPr>
-        <w:t xml:space="preserve">FR-K-2 (M)</w:t>
-      </w:r>
-      <w:r>
-        <w:t xml:space="preserve"> </w:t>
-      </w:r>
-      <w:r>
-        <w:t xml:space="preserve">◐ Investor updates: publish + view per entity.</w:t>
-      </w:r>
       <w:r>
         <w:t xml:space="preserve"> </w:t>
       </w:r>
@@ -5378,13 +5554,39 @@
           <w:i/>
           <w:iCs/>
         </w:rPr>
-        <w:t xml:space="preserve">Remaining:</w:t>
-      </w:r>
-      <w:r>
-        <w:t xml:space="preserve"> </w:t>
-      </w:r>
-      <w:r>
-        <w:t xml:space="preserve">acknowledgement tracking.</w:t>
+        <w:t xml:space="preserve">(v1.4)</w:t>
+      </w:r>
+      <w:r>
+        <w:t xml:space="preserve"> </w:t>
+      </w:r>
+      <w:r>
+        <w:rPr>
+          <w:b/>
+          <w:bCs/>
+        </w:rPr>
+        <w:t xml:space="preserve">Value hero</w:t>
+      </w:r>
+      <w:r>
+        <w:t xml:space="preserve"> </w:t>
+      </w:r>
+      <w:r>
+        <w:t xml:space="preserve">— a big current marked-value figure over a</w:t>
+      </w:r>
+      <w:r>
+        <w:t xml:space="preserve"> </w:t>
+      </w:r>
+      <w:r>
+        <w:rPr>
+          <w:b/>
+          <w:bCs/>
+        </w:rPr>
+        <w:t xml:space="preserve">value-over-time line chart</w:t>
+      </w:r>
+      <w:r>
+        <w:t xml:space="preserve"> </w:t>
+      </w:r>
+      <w:r>
+        <w:t xml:space="preserve">with 3M/6M/1Y/All range toggles, reconstructed from each company's FMV history (holdings × FMV at each valuation date, held at cost before the first valuation; equity-holdings series only, labelled distinct from the all-in portfolio stat).</w:t>
       </w:r>
     </w:p>
     <w:p>
@@ -5400,13 +5602,13 @@
           <w:b/>
           <w:bCs/>
         </w:rPr>
-        <w:t xml:space="preserve">FR-K-3 (P2)</w:t>
-      </w:r>
-      <w:r>
-        <w:t xml:space="preserve"> </w:t>
-      </w:r>
-      <w:r>
-        <w:t xml:space="preserve">◐ Self-service documents: shared data-room documents listed in the portal (expiry-enforced).</w:t>
+        <w:t xml:space="preserve">FR-K-2 (M)</w:t>
+      </w:r>
+      <w:r>
+        <w:t xml:space="preserve"> </w:t>
+      </w:r>
+      <w:r>
+        <w:t xml:space="preserve">◐ Investor updates: publish + view per entity.</w:t>
       </w:r>
       <w:r>
         <w:t xml:space="preserve"> </w:t>
@@ -5422,7 +5624,7 @@
         <w:t xml:space="preserve"> </w:t>
       </w:r>
       <w:r>
-        <w:t xml:space="preserve">statements/certificates/tax-doc downloads.</w:t>
+        <w:t xml:space="preserve">acknowledgement tracking.</w:t>
       </w:r>
     </w:p>
     <w:p>
@@ -5438,13 +5640,13 @@
           <w:b/>
           <w:bCs/>
         </w:rPr>
-        <w:t xml:space="preserve">FR-K-4 (P2)</w:t>
-      </w:r>
-      <w:r>
-        <w:t xml:space="preserve"> </w:t>
-      </w:r>
-      <w:r>
-        <w:t xml:space="preserve">◐ Q&amp;A: data-room diligence Q&amp;A.</w:t>
+        <w:t xml:space="preserve">FR-K-3 (P2)</w:t>
+      </w:r>
+      <w:r>
+        <w:t xml:space="preserve"> </w:t>
+      </w:r>
+      <w:r>
+        <w:t xml:space="preserve">◐ Self-service documents: shared data-room documents listed in the portal (expiry-enforced).</w:t>
       </w:r>
       <w:r>
         <w:t xml:space="preserve"> </w:t>
@@ -5460,6 +5662,44 @@
         <w:t xml:space="preserve"> </w:t>
       </w:r>
       <w:r>
+        <w:t xml:space="preserve">statements/certificates/tax-doc downloads.</w:t>
+      </w:r>
+    </w:p>
+    <w:p>
+      <w:pPr>
+        <w:pStyle w:val="Compact"/>
+        <w:numPr>
+          <w:ilvl w:val="0"/>
+          <w:numId w:val="1014"/>
+        </w:numPr>
+      </w:pPr>
+      <w:r>
+        <w:rPr>
+          <w:b/>
+          <w:bCs/>
+        </w:rPr>
+        <w:t xml:space="preserve">FR-K-4 (P2)</w:t>
+      </w:r>
+      <w:r>
+        <w:t xml:space="preserve"> </w:t>
+      </w:r>
+      <w:r>
+        <w:t xml:space="preserve">◐ Q&amp;A: data-room diligence Q&amp;A.</w:t>
+      </w:r>
+      <w:r>
+        <w:t xml:space="preserve"> </w:t>
+      </w:r>
+      <w:r>
+        <w:rPr>
+          <w:i/>
+          <w:iCs/>
+        </w:rPr>
+        <w:t xml:space="preserve">Remaining:</w:t>
+      </w:r>
+      <w:r>
+        <w:t xml:space="preserve"> </w:t>
+      </w:r>
+      <w:r>
         <w:t xml:space="preserve">general secure messaging.</w:t>
       </w:r>
     </w:p>
@@ -5669,50 +5909,6 @@
       <w:r>
         <w:t xml:space="preserve">= latest final, effective, unexpired report as of a date.</w:t>
       </w:r>
-    </w:p>
-    <w:p>
-      <w:pPr>
-        <w:pStyle w:val="Compact"/>
-        <w:numPr>
-          <w:ilvl w:val="0"/>
-          <w:numId w:val="1015"/>
-        </w:numPr>
-      </w:pPr>
-      <w:r>
-        <w:rPr>
-          <w:b/>
-          <w:bCs/>
-        </w:rPr>
-        <w:t xml:space="preserve">FR-L-3 (P2)</w:t>
-      </w:r>
-      <w:r>
-        <w:t xml:space="preserve"> </w:t>
-      </w:r>
-      <w:r>
-        <w:t xml:space="preserve">○ In-app DCF/comparables modelling.</w:t>
-      </w:r>
-    </w:p>
-    <w:p>
-      <w:pPr>
-        <w:pStyle w:val="Compact"/>
-        <w:numPr>
-          <w:ilvl w:val="0"/>
-          <w:numId w:val="1015"/>
-        </w:numPr>
-      </w:pPr>
-      <w:r>
-        <w:rPr>
-          <w:b/>
-          <w:bCs/>
-        </w:rPr>
-        <w:t xml:space="preserve">FR-L-4 (P2)</w:t>
-      </w:r>
-      <w:r>
-        <w:t xml:space="preserve"> </w:t>
-      </w:r>
-      <w:r>
-        <w:t xml:space="preserve">◐ Expiry: validity honoured in current-FMV resolution.</w:t>
-      </w:r>
       <w:r>
         <w:t xml:space="preserve"> </w:t>
       </w:r>
@@ -5721,6 +5917,142 @@
           <w:i/>
           <w:iCs/>
         </w:rPr>
+        <w:t xml:space="preserve">(v1.3)</w:t>
+      </w:r>
+      <w:r>
+        <w:t xml:space="preserve"> </w:t>
+      </w:r>
+      <w:r>
+        <w:rPr>
+          <w:b/>
+          <w:bCs/>
+        </w:rPr>
+        <w:t xml:space="preserve">FMV-over-time chart</w:t>
+      </w:r>
+      <w:r>
+        <w:t xml:space="preserve"> </w:t>
+      </w:r>
+      <w:r>
+        <w:t xml:space="preserve">— registered valuations plotted as a line series, overlaid with saved indicative per-share estimates.</w:t>
+      </w:r>
+    </w:p>
+    <w:p>
+      <w:pPr>
+        <w:pStyle w:val="Compact"/>
+        <w:numPr>
+          <w:ilvl w:val="0"/>
+          <w:numId w:val="1015"/>
+        </w:numPr>
+      </w:pPr>
+      <w:r>
+        <w:rPr>
+          <w:b/>
+          <w:bCs/>
+        </w:rPr>
+        <w:t xml:space="preserve">FR-L-3 (P2)</w:t>
+      </w:r>
+      <w:r>
+        <w:t xml:space="preserve"> </w:t>
+      </w:r>
+      <w:r>
+        <w:t xml:space="preserve">✅</w:t>
+      </w:r>
+      <w:r>
+        <w:t xml:space="preserve"> </w:t>
+      </w:r>
+      <w:r>
+        <w:rPr>
+          <w:i/>
+          <w:iCs/>
+        </w:rPr>
+        <w:t xml:space="preserve">(v1.3, Eqvista gap analysis)</w:t>
+      </w:r>
+      <w:r>
+        <w:t xml:space="preserve"> </w:t>
+      </w:r>
+      <w:r>
+        <w:rPr>
+          <w:b/>
+          <w:bCs/>
+        </w:rPr>
+        <w:t xml:space="preserve">Self-serve indicative valuation</w:t>
+      </w:r>
+      <w:r>
+        <w:t xml:space="preserve">: scorecard (Bill Payne weighted factors over a benchmark pre-money), VC method (exit ÷ target multiple − planned raise), and DCF-lite (discounted projection cash flows + terminal value) — any subset blended by custom weights, translated to a per-share value on the fully-diluted count,</w:t>
+      </w:r>
+      <w:r>
+        <w:t xml:space="preserve"> </w:t>
+      </w:r>
+      <w:r>
+        <w:rPr>
+          <w:b/>
+          <w:bCs/>
+        </w:rPr>
+        <w:t xml:space="preserve">smartfilled</w:t>
+      </w:r>
+      <w:r>
+        <w:t xml:space="preserve"> </w:t>
+      </w:r>
+      <w:r>
+        <w:t xml:space="preserve">from the entity's financial snapshots, saved as reusable scenarios, and exported as an indicative-valuation workpaper document. Indicative only (disclaimer travels with every result); not a registered-valuer report.</w:t>
+      </w:r>
+      <w:r>
+        <w:t xml:space="preserve"> </w:t>
+      </w:r>
+      <w:r>
+        <w:rPr>
+          <w:rStyle w:val="VerbatimChar"/>
+        </w:rPr>
+        <w:t xml:space="preserve">ValuationEstimate</w:t>
+      </w:r>
+      <w:r>
+        <w:t xml:space="preserve"> </w:t>
+      </w:r>
+      <w:r>
+        <w:t xml:space="preserve">model, Alembic</w:t>
+      </w:r>
+      <w:r>
+        <w:t xml:space="preserve"> </w:t>
+      </w:r>
+      <w:r>
+        <w:rPr>
+          <w:rStyle w:val="VerbatimChar"/>
+        </w:rPr>
+        <w:t xml:space="preserve">d4f6a8c0b2e4</w:t>
+      </w:r>
+      <w:r>
+        <w:t xml:space="preserve">.</w:t>
+      </w:r>
+    </w:p>
+    <w:p>
+      <w:pPr>
+        <w:pStyle w:val="Compact"/>
+        <w:numPr>
+          <w:ilvl w:val="0"/>
+          <w:numId w:val="1015"/>
+        </w:numPr>
+      </w:pPr>
+      <w:r>
+        <w:rPr>
+          <w:b/>
+          <w:bCs/>
+        </w:rPr>
+        <w:t xml:space="preserve">FR-L-4 (P2)</w:t>
+      </w:r>
+      <w:r>
+        <w:t xml:space="preserve"> </w:t>
+      </w:r>
+      <w:r>
+        <w:t xml:space="preserve">◐ Expiry: validity honoured in current-FMV resolution.</w:t>
+      </w:r>
+      <w:r>
+        <w:t xml:space="preserve"> </w:t>
+      </w:r>
+      <w:r>
+        <w:rPr>
+          <w:i/>
+          <w:iCs/>
+        </w:rPr>
         <w:t xml:space="preserve">Remaining:</w:t>
       </w:r>
       <w:r>
@@ -7220,6 +7552,112 @@
       </w:r>
       <w:r>
         <w:t xml:space="preserve">deep-linking to issue shares / grant options / raise / pass a resolution.</w:t>
+      </w:r>
+      <w:r>
+        <w:t xml:space="preserve"> </w:t>
+      </w:r>
+      <w:r>
+        <w:rPr>
+          <w:i/>
+          <w:iCs/>
+        </w:rPr>
+        <w:t xml:space="preserve">(v1.4)</w:t>
+      </w:r>
+      <w:r>
+        <w:t xml:space="preserve"> </w:t>
+      </w:r>
+      <w:r>
+        <w:rPr>
+          <w:b/>
+          <w:bCs/>
+        </w:rPr>
+        <w:t xml:space="preserve">Tasks hub</w:t>
+      </w:r>
+      <w:r>
+        <w:t xml:space="preserve"> </w:t>
+      </w:r>
+      <w:r>
+        <w:t xml:space="preserve">— a Home-group tab aggregating everything actionable for the entity (pending e-signatures, open option-exercise requests, overdue compliance filings, outstanding investor consents), ranked with overdue first, each row deep-linking to the tab that resolves it.</w:t>
+      </w:r>
+    </w:p>
+    <w:p>
+      <w:pPr>
+        <w:pStyle w:val="Compact"/>
+        <w:numPr>
+          <w:ilvl w:val="0"/>
+          <w:numId w:val="1023"/>
+        </w:numPr>
+      </w:pPr>
+      <w:r>
+        <w:rPr>
+          <w:b/>
+          <w:bCs/>
+        </w:rPr>
+        <w:t xml:space="preserve">FR-T-9 (M)</w:t>
+      </w:r>
+      <w:r>
+        <w:t xml:space="preserve"> </w:t>
+      </w:r>
+      <w:r>
+        <w:t xml:space="preserve">✅</w:t>
+      </w:r>
+      <w:r>
+        <w:t xml:space="preserve"> </w:t>
+      </w:r>
+      <w:r>
+        <w:rPr>
+          <w:i/>
+          <w:iCs/>
+        </w:rPr>
+        <w:t xml:space="preserve">(v1.4, Mantle gap analysis)</w:t>
+      </w:r>
+      <w:r>
+        <w:t xml:space="preserve"> </w:t>
+      </w:r>
+      <w:r>
+        <w:rPr>
+          <w:b/>
+          <w:bCs/>
+        </w:rPr>
+        <w:t xml:space="preserve">Cap-table ownership bar</w:t>
+      </w:r>
+      <w:r>
+        <w:t xml:space="preserve"> </w:t>
+      </w:r>
+      <w:r>
+        <w:t xml:space="preserve">— a 100%-stacked horizontal share-class bar above the holdings table;</w:t>
+      </w:r>
+      <w:r>
+        <w:t xml:space="preserve"> </w:t>
+      </w:r>
+      <w:r>
+        <w:rPr>
+          <w:b/>
+          <w:bCs/>
+        </w:rPr>
+        <w:t xml:space="preserve">avatar initials chips</w:t>
+      </w:r>
+      <w:r>
+        <w:t xml:space="preserve"> </w:t>
+      </w:r>
+      <w:r>
+        <w:t xml:space="preserve">on stakeholder/holder rows;</w:t>
+      </w:r>
+      <w:r>
+        <w:t xml:space="preserve"> </w:t>
+      </w:r>
+      <w:r>
+        <w:rPr>
+          <w:b/>
+          <w:bCs/>
+        </w:rPr>
+        <w:t xml:space="preserve">document card grid</w:t>
+      </w:r>
+      <w:r>
+        <w:t xml:space="preserve"> </w:t>
+      </w:r>
+      <w:r>
+        <w:t xml:space="preserve">with per-type tag chips replacing the flat document list.</w:t>
       </w:r>
     </w:p>
     <w:p>
@@ -14588,6 +15026,408 @@
       </w:r>
       <w:r>
         <w:t xml:space="preserve">template). 209 backend tests.</w:t>
+      </w:r>
+    </w:p>
+    <w:p>
+      <w:pPr>
+        <w:pStyle w:val="Compact"/>
+        <w:numPr>
+          <w:ilvl w:val="0"/>
+          <w:numId w:val="1030"/>
+        </w:numPr>
+      </w:pPr>
+      <w:r>
+        <w:rPr>
+          <w:b/>
+          <w:bCs/>
+        </w:rPr>
+        <w:t xml:space="preserve">Mantle functional batch</w:t>
+      </w:r>
+      <w:r>
+        <w:t xml:space="preserve"> </w:t>
+      </w:r>
+      <w:r>
+        <w:t xml:space="preserve">(2026-07-15):</w:t>
+      </w:r>
+      <w:r>
+        <w:t xml:space="preserve"> </w:t>
+      </w:r>
+      <w:r>
+        <w:rPr>
+          <w:b/>
+          <w:bCs/>
+        </w:rPr>
+        <w:t xml:space="preserve">RSU / RSA instruments</w:t>
+      </w:r>
+      <w:r>
+        <w:t xml:space="preserve"> </w:t>
+      </w:r>
+      <w:r>
+        <w:t xml:space="preserve">(FR-D-2) — the ESOP grant model gained a</w:t>
+      </w:r>
+      <w:r>
+        <w:t xml:space="preserve"> </w:t>
+      </w:r>
+      <w:r>
+        <w:rPr>
+          <w:rStyle w:val="VerbatimChar"/>
+        </w:rPr>
+        <w:t xml:space="preserve">grant_type</w:t>
+      </w:r>
+      <w:r>
+        <w:t xml:space="preserve"> </w:t>
+      </w:r>
+      <w:r>
+        <w:t xml:space="preserve">(option | rsu | rsa) sharing the vesting engine: RSUs settle to shares at vest for no strike with full-FMV perquisite, RSAs issue shares upfront with perquisite at allotment and an unvested-at-repurchase-risk figure; Alembic</w:t>
+      </w:r>
+      <w:r>
+        <w:t xml:space="preserve"> </w:t>
+      </w:r>
+      <w:r>
+        <w:rPr>
+          <w:rStyle w:val="VerbatimChar"/>
+        </w:rPr>
+        <w:t xml:space="preserve">e1a3c5b7d9f0</w:t>
+      </w:r>
+      <w:r>
+        <w:t xml:space="preserve">; grant-type tabs + type-aware table in the ESOP screen.</w:t>
+      </w:r>
+      <w:r>
+        <w:t xml:space="preserve"> </w:t>
+      </w:r>
+      <w:r>
+        <w:rPr>
+          <w:b/>
+          <w:bCs/>
+        </w:rPr>
+        <w:t xml:space="preserve">External advisor workspace</w:t>
+      </w:r>
+      <w:r>
+        <w:t xml:space="preserve"> </w:t>
+      </w:r>
+      <w:r>
+        <w:t xml:space="preserve">(FR-A-2) —</w:t>
+      </w:r>
+      <w:r>
+        <w:t xml:space="preserve"> </w:t>
+      </w:r>
+      <w:r>
+        <w:rPr>
+          <w:rStyle w:val="VerbatimChar"/>
+        </w:rPr>
+        <w:t xml:space="preserve">AdvisorAccess</w:t>
+      </w:r>
+      <w:r>
+        <w:t xml:space="preserve"> </w:t>
+      </w:r>
+      <w:r>
+        <w:t xml:space="preserve">grants a law firm / CA / CS scoped cross-tenant access (viewer/member) enforced via a shared</w:t>
+      </w:r>
+      <w:r>
+        <w:t xml:space="preserve"> </w:t>
+      </w:r>
+      <w:r>
+        <w:rPr>
+          <w:rStyle w:val="VerbatimChar"/>
+        </w:rPr>
+        <w:t xml:space="preserve">deps._entity_role</w:t>
+      </w:r>
+      <w:r>
+        <w:t xml:space="preserve">, an entity-side Advisors management tab, and a</w:t>
+      </w:r>
+      <w:r>
+        <w:t xml:space="preserve"> </w:t>
+      </w:r>
+      <w:r>
+        <w:rPr>
+          <w:rStyle w:val="VerbatimChar"/>
+        </w:rPr>
+        <w:t xml:space="preserve">/advisor</w:t>
+      </w:r>
+      <w:r>
+        <w:t xml:space="preserve"> </w:t>
+      </w:r>
+      <w:r>
+        <w:t xml:space="preserve">console listing all client entities; Alembic</w:t>
+      </w:r>
+      <w:r>
+        <w:t xml:space="preserve"> </w:t>
+      </w:r>
+      <w:r>
+        <w:rPr>
+          <w:rStyle w:val="VerbatimChar"/>
+        </w:rPr>
+        <w:t xml:space="preserve">e2b4d6c8f0a2</w:t>
+      </w:r>
+      <w:r>
+        <w:t xml:space="preserve">. 238 backend tests.</w:t>
+      </w:r>
+    </w:p>
+    <w:p>
+      <w:pPr>
+        <w:pStyle w:val="Compact"/>
+        <w:numPr>
+          <w:ilvl w:val="0"/>
+          <w:numId w:val="1030"/>
+        </w:numPr>
+      </w:pPr>
+      <w:r>
+        <w:rPr>
+          <w:b/>
+          <w:bCs/>
+        </w:rPr>
+        <w:t xml:space="preserve">Mantle visual batch</w:t>
+      </w:r>
+      <w:r>
+        <w:t xml:space="preserve"> </w:t>
+      </w:r>
+      <w:r>
+        <w:t xml:space="preserve">(2026-07-15):</w:t>
+      </w:r>
+      <w:r>
+        <w:t xml:space="preserve"> </w:t>
+      </w:r>
+      <w:r>
+        <w:rPr>
+          <w:b/>
+          <w:bCs/>
+        </w:rPr>
+        <w:t xml:space="preserve">100%-stacked ownership bar</w:t>
+      </w:r>
+      <w:r>
+        <w:t xml:space="preserve"> </w:t>
+      </w:r>
+      <w:r>
+        <w:t xml:space="preserve">above the cap-table holdings (FR-T-9 ✅);</w:t>
+      </w:r>
+      <w:r>
+        <w:t xml:space="preserve"> </w:t>
+      </w:r>
+      <w:r>
+        <w:rPr>
+          <w:b/>
+          <w:bCs/>
+        </w:rPr>
+        <w:t xml:space="preserve">avatar-initials chips</w:t>
+      </w:r>
+      <w:r>
+        <w:t xml:space="preserve"> </w:t>
+      </w:r>
+      <w:r>
+        <w:t xml:space="preserve">on stakeholder/holder rows;</w:t>
+      </w:r>
+      <w:r>
+        <w:t xml:space="preserve"> </w:t>
+      </w:r>
+      <w:r>
+        <w:rPr>
+          <w:b/>
+          <w:bCs/>
+        </w:rPr>
+        <w:t xml:space="preserve">document card grid</w:t>
+      </w:r>
+      <w:r>
+        <w:t xml:space="preserve"> </w:t>
+      </w:r>
+      <w:r>
+        <w:t xml:space="preserve">with per-type tag chips (replacing the flat list);</w:t>
+      </w:r>
+      <w:r>
+        <w:t xml:space="preserve"> </w:t>
+      </w:r>
+      <w:r>
+        <w:rPr>
+          <w:b/>
+          <w:bCs/>
+        </w:rPr>
+        <w:t xml:space="preserve">portal value hero</w:t>
+      </w:r>
+      <w:r>
+        <w:t xml:space="preserve"> </w:t>
+      </w:r>
+      <w:r>
+        <w:t xml:space="preserve">(FR-K-1) — big current marked value over a value-over-time line chart with 3M/6M/1Y/All range toggles, from a new read-only</w:t>
+      </w:r>
+      <w:r>
+        <w:t xml:space="preserve"> </w:t>
+      </w:r>
+      <w:r>
+        <w:rPr>
+          <w:rStyle w:val="VerbatimChar"/>
+        </w:rPr>
+        <w:t xml:space="preserve">/portal/value-history</w:t>
+      </w:r>
+      <w:r>
+        <w:t xml:space="preserve"> </w:t>
+      </w:r>
+      <w:r>
+        <w:t xml:space="preserve">(holdings × FMV at each valuation date);</w:t>
+      </w:r>
+      <w:r>
+        <w:t xml:space="preserve"> </w:t>
+      </w:r>
+      <w:r>
+        <w:rPr>
+          <w:b/>
+          <w:bCs/>
+        </w:rPr>
+        <w:t xml:space="preserve">app-wide Tasks hub</w:t>
+      </w:r>
+      <w:r>
+        <w:t xml:space="preserve"> </w:t>
+      </w:r>
+      <w:r>
+        <w:t xml:space="preserve">(FR-T-3) —</w:t>
+      </w:r>
+      <w:r>
+        <w:t xml:space="preserve"> </w:t>
+      </w:r>
+      <w:r>
+        <w:rPr>
+          <w:rStyle w:val="VerbatimChar"/>
+        </w:rPr>
+        <w:t xml:space="preserve">/entities/{id}/tasks</w:t>
+      </w:r>
+      <w:r>
+        <w:t xml:space="preserve"> </w:t>
+      </w:r>
+      <w:r>
+        <w:t xml:space="preserve">aggregating pending signatures, open exercise requests, overdue compliance and outstanding consents, ranked, deep-linking to the resolving tab. Reusable</w:t>
+      </w:r>
+      <w:r>
+        <w:t xml:space="preserve"> </w:t>
+      </w:r>
+      <w:r>
+        <w:rPr>
+          <w:rStyle w:val="VerbatimChar"/>
+        </w:rPr>
+        <w:t xml:space="preserve">StackedBar</w:t>
+      </w:r>
+      <w:r>
+        <w:t xml:space="preserve"> </w:t>
+      </w:r>
+      <w:r>
+        <w:t xml:space="preserve">/</w:t>
+      </w:r>
+      <w:r>
+        <w:t xml:space="preserve"> </w:t>
+      </w:r>
+      <w:r>
+        <w:rPr>
+          <w:rStyle w:val="VerbatimChar"/>
+        </w:rPr>
+        <w:t xml:space="preserve">Avatar</w:t>
+      </w:r>
+      <w:r>
+        <w:t xml:space="preserve"> </w:t>
+      </w:r>
+      <w:r>
+        <w:t xml:space="preserve">components; no schema changes. 229 backend tests.</w:t>
+      </w:r>
+    </w:p>
+    <w:p>
+      <w:pPr>
+        <w:pStyle w:val="Compact"/>
+        <w:numPr>
+          <w:ilvl w:val="0"/>
+          <w:numId w:val="1030"/>
+        </w:numPr>
+      </w:pPr>
+      <w:r>
+        <w:rPr>
+          <w:b/>
+          <w:bCs/>
+        </w:rPr>
+        <w:t xml:space="preserve">Eqvista functional batch</w:t>
+      </w:r>
+      <w:r>
+        <w:t xml:space="preserve"> </w:t>
+      </w:r>
+      <w:r>
+        <w:t xml:space="preserve">(2026-07-15):</w:t>
+      </w:r>
+      <w:r>
+        <w:t xml:space="preserve"> </w:t>
+      </w:r>
+      <w:r>
+        <w:rPr>
+          <w:b/>
+          <w:bCs/>
+        </w:rPr>
+        <w:t xml:space="preserve">self-serve indicative valuation</w:t>
+      </w:r>
+      <w:r>
+        <w:t xml:space="preserve"> </w:t>
+      </w:r>
+      <w:r>
+        <w:t xml:space="preserve">(FR-L-3 ✅) — scorecard / VC-method / DCF-lite blended by custom weights, per-share on the fully-diluted count, smartfill from financial snapshots, saved scenarios, and a workpaper document (</w:t>
+      </w:r>
+      <w:r>
+        <w:rPr>
+          <w:rStyle w:val="VerbatimChar"/>
+        </w:rPr>
+        <w:t xml:space="preserve">ValuationEstimate</w:t>
+      </w:r>
+      <w:r>
+        <w:t xml:space="preserve">, Alembic</w:t>
+      </w:r>
+      <w:r>
+        <w:t xml:space="preserve"> </w:t>
+      </w:r>
+      <w:r>
+        <w:rPr>
+          <w:rStyle w:val="VerbatimChar"/>
+        </w:rPr>
+        <w:t xml:space="preserve">d4f6a8c0b2e4</w:t>
+      </w:r>
+      <w:r>
+        <w:t xml:space="preserve">, new</w:t>
+      </w:r>
+      <w:r>
+        <w:t xml:space="preserve"> </w:t>
+      </w:r>
+      <w:r>
+        <w:rPr>
+          <w:rStyle w:val="VerbatimChar"/>
+        </w:rPr>
+        <w:t xml:space="preserve">valuation_estimate</w:t>
+      </w:r>
+      <w:r>
+        <w:t xml:space="preserve"> </w:t>
+      </w:r>
+      <w:r>
+        <w:t xml:space="preserve">template);</w:t>
+      </w:r>
+      <w:r>
+        <w:t xml:space="preserve"> </w:t>
+      </w:r>
+      <w:r>
+        <w:rPr>
+          <w:b/>
+          <w:bCs/>
+        </w:rPr>
+        <w:t xml:space="preserve">FMV-over-time line chart</w:t>
+      </w:r>
+      <w:r>
+        <w:t xml:space="preserve"> </w:t>
+      </w:r>
+      <w:r>
+        <w:t xml:space="preserve">(FR-L-2) — registered valuations plus saved indicative estimates as two series. Dependency-free SVG</w:t>
+      </w:r>
+      <w:r>
+        <w:t xml:space="preserve"> </w:t>
+      </w:r>
+      <w:r>
+        <w:rPr>
+          <w:rStyle w:val="VerbatimChar"/>
+        </w:rPr>
+        <w:t xml:space="preserve">LineChart</w:t>
+      </w:r>
+      <w:r>
+        <w:t xml:space="preserve"> </w:t>
+      </w:r>
+      <w:r>
+        <w:t xml:space="preserve">component; Valuations tab split into Reports &amp; FMV | Indicative estimate sub-tabs. 225 backend tests.</w:t>
       </w:r>
     </w:p>
     <w:p>

--- a/REQUIREMENTS.docx
+++ b/REQUIREMENTS.docx
@@ -2685,26 +2685,88 @@
           <w:b/>
           <w:bCs/>
         </w:rPr>
-        <w:t xml:space="preserve">FR-C-12 (M — added v1.0)</w:t>
-      </w:r>
-      <w:r>
-        <w:t xml:space="preserve"> </w:t>
-      </w:r>
-      <w:r>
-        <w:t xml:space="preserve">✅ Cap-table</w:t>
-      </w:r>
-      <w:r>
-        <w:t xml:space="preserve"> </w:t>
-      </w:r>
-      <w:r>
-        <w:rPr>
-          <w:b/>
-          <w:bCs/>
-        </w:rPr>
-        <w:t xml:space="preserve">CSV export</w:t>
-      </w:r>
-      <w:r>
-        <w:t xml:space="preserve">, and</w:t>
+        <w:t xml:space="preserve">FR-C-13 (M — added v1.4, Ledgy gap)</w:t>
+      </w:r>
+      <w:r>
+        <w:t xml:space="preserve"> </w:t>
+      </w:r>
+      <w:r>
+        <w:t xml:space="preserve">✅</w:t>
+      </w:r>
+      <w:r>
+        <w:t xml:space="preserve"> </w:t>
+      </w:r>
+      <w:r>
+        <w:rPr>
+          <w:b/>
+          <w:bCs/>
+        </w:rPr>
+        <w:t xml:space="preserve">Company liquidity windows (buyback / tender)</w:t>
+      </w:r>
+      <w:r>
+        <w:t xml:space="preserve">: the company opens a fixed-price window over a period (</w:t>
+      </w:r>
+      <w:r>
+        <w:rPr>
+          <w:rStyle w:val="VerbatimChar"/>
+        </w:rPr>
+        <w:t xml:space="preserve">liquidity_events</w:t>
+      </w:r>
+      <w:r>
+        <w:t xml:space="preserve">); shareholders</w:t>
+      </w:r>
+      <w:r>
+        <w:t xml:space="preserve"> </w:t>
+      </w:r>
+      <w:r>
+        <w:rPr>
+          <w:b/>
+          <w:bCs/>
+        </w:rPr>
+        <w:t xml:space="preserve">tender</w:t>
+      </w:r>
+      <w:r>
+        <w:t xml:space="preserve"> </w:t>
+      </w:r>
+      <w:r>
+        <w:t xml:space="preserve">shares from their portal (</w:t>
+      </w:r>
+      <w:r>
+        <w:rPr>
+          <w:rStyle w:val="VerbatimChar"/>
+        </w:rPr>
+        <w:t xml:space="preserve">tenders</w:t>
+      </w:r>
+      <w:r>
+        <w:t xml:space="preserve">, validated against holdings);</w:t>
+      </w:r>
+      <w:r>
+        <w:t xml:space="preserve"> </w:t>
+      </w:r>
+      <w:r>
+        <w:rPr>
+          <w:b/>
+          <w:bCs/>
+        </w:rPr>
+        <w:t xml:space="preserve">settlement</w:t>
+      </w:r>
+      <w:r>
+        <w:t xml:space="preserve"> </w:t>
+      </w:r>
+      <w:r>
+        <w:t xml:space="preserve">buys back every accepted tender at the event price as append-only cap-table</w:t>
+      </w:r>
+      <w:r>
+        <w:t xml:space="preserve"> </w:t>
+      </w:r>
+      <w:r>
+        <w:rPr>
+          <w:rStyle w:val="VerbatimChar"/>
+        </w:rPr>
+        <w:t xml:space="preserve">BuybackTransaction</w:t>
+      </w:r>
+      <w:r>
+        <w:t xml:space="preserve">s (skipping any holder who no longer has the shares). Admin sees tender counts and an indicative payout; the portal surfaces open windows across every entity where the user holds shares.</w:t>
       </w:r>
       <w:r>
         <w:t xml:space="preserve"> </w:t>
@@ -2714,6 +2776,57 @@
           <w:i/>
           <w:iCs/>
         </w:rPr>
+        <w:t xml:space="preserve">Remaining:</w:t>
+      </w:r>
+      <w:r>
+        <w:t xml:space="preserve"> </w:t>
+      </w:r>
+      <w:r>
+        <w:t xml:space="preserve">per-tender accept/reject, proration on oversubscription, external-buyer (secondary) settlement.</w:t>
+      </w:r>
+    </w:p>
+    <w:p>
+      <w:pPr>
+        <w:pStyle w:val="Compact"/>
+        <w:numPr>
+          <w:ilvl w:val="0"/>
+          <w:numId w:val="1006"/>
+        </w:numPr>
+      </w:pPr>
+      <w:r>
+        <w:rPr>
+          <w:b/>
+          <w:bCs/>
+        </w:rPr>
+        <w:t xml:space="preserve">FR-C-12 (M — added v1.0)</w:t>
+      </w:r>
+      <w:r>
+        <w:t xml:space="preserve"> </w:t>
+      </w:r>
+      <w:r>
+        <w:t xml:space="preserve">✅ Cap-table</w:t>
+      </w:r>
+      <w:r>
+        <w:t xml:space="preserve"> </w:t>
+      </w:r>
+      <w:r>
+        <w:rPr>
+          <w:b/>
+          <w:bCs/>
+        </w:rPr>
+        <w:t xml:space="preserve">CSV export</w:t>
+      </w:r>
+      <w:r>
+        <w:t xml:space="preserve">, and</w:t>
+      </w:r>
+      <w:r>
+        <w:t xml:space="preserve"> </w:t>
+      </w:r>
+      <w:r>
+        <w:rPr>
+          <w:i/>
+          <w:iCs/>
+        </w:rPr>
         <w:t xml:space="preserve">(v1.3)</w:t>
       </w:r>
       <w:r>
@@ -2778,7 +2891,7 @@
         <w:t xml:space="preserve"> </w:t>
       </w:r>
       <w:r>
-        <w:t xml:space="preserve">scheme with pool size and pool-limit enforcement on grants.</w:t>
+        <w:t xml:space="preserve">scheme with pool size and pool-limit enforcement on grants;</w:t>
       </w:r>
       <w:r>
         <w:t xml:space="preserve"> </w:t>
@@ -2788,35 +2901,48 @@
           <w:i/>
           <w:iCs/>
         </w:rPr>
-        <w:t xml:space="preserve">Remaining:</w:t>
-      </w:r>
-      <w:r>
-        <w:t xml:space="preserve"> </w:t>
-      </w:r>
-      <w:r>
-        <w:t xml:space="preserve">scheme versioning, exercise-window rules, SEBI SBEB variants.</w:t>
-      </w:r>
-    </w:p>
-    <w:p>
-      <w:pPr>
-        <w:pStyle w:val="Compact"/>
-        <w:numPr>
-          <w:ilvl w:val="0"/>
-          <w:numId w:val="1007"/>
-        </w:numPr>
-      </w:pPr>
-      <w:r>
-        <w:rPr>
-          <w:b/>
-          <w:bCs/>
-        </w:rPr>
-        <w:t xml:space="preserve">FR-D-2 (M)</w:t>
-      </w:r>
-      <w:r>
-        <w:t xml:space="preserve"> </w:t>
-      </w:r>
-      <w:r>
-        <w:t xml:space="preserve">◐ Grants.</w:t>
+        <w:t xml:space="preserve">(v1.4)</w:t>
+      </w:r>
+      <w:r>
+        <w:t xml:space="preserve"> </w:t>
+      </w:r>
+      <w:r>
+        <w:rPr>
+          <w:b/>
+          <w:bCs/>
+        </w:rPr>
+        <w:t xml:space="preserve">adoption pack</w:t>
+      </w:r>
+      <w:r>
+        <w:t xml:space="preserve"> </w:t>
+      </w:r>
+      <w:r>
+        <w:t xml:space="preserve">— one-click generation of the statutory documents to adopt a scheme (board resolution, EGM notice with the s.62(1)(b) special resolution, and the ESOP policy);</w:t>
+      </w:r>
+      <w:r>
+        <w:t xml:space="preserve"> </w:t>
+      </w:r>
+      <w:r>
+        <w:rPr>
+          <w:b/>
+          <w:bCs/>
+        </w:rPr>
+        <w:t xml:space="preserve">ESOP overview dashboard</w:t>
+      </w:r>
+      <w:r>
+        <w:t xml:space="preserve"> </w:t>
+      </w:r>
+      <w:r>
+        <w:t xml:space="preserve">— pool size / granted / available + used %, option states (vested / exercised / exercisable / unvested), grantee count, a pool-composition donut and a top-grants leaderboard (</w:t>
+      </w:r>
+      <w:r>
+        <w:rPr>
+          <w:rStyle w:val="VerbatimChar"/>
+        </w:rPr>
+        <w:t xml:space="preserve">GET /esop/overview</w:t>
+      </w:r>
+      <w:r>
+        <w:t xml:space="preserve">, read-only).</w:t>
       </w:r>
       <w:r>
         <w:t xml:space="preserve"> </w:t>
@@ -2826,13 +2952,35 @@
           <w:i/>
           <w:iCs/>
         </w:rPr>
-        <w:t xml:space="preserve">Built:</w:t>
-      </w:r>
-      <w:r>
-        <w:t xml:space="preserve"> </w:t>
-      </w:r>
-      <w:r>
-        <w:t xml:space="preserve">per-employee grants, cliff + linear monthly vesting, time-based tracking.</w:t>
+        <w:t xml:space="preserve">Remaining:</w:t>
+      </w:r>
+      <w:r>
+        <w:t xml:space="preserve"> </w:t>
+      </w:r>
+      <w:r>
+        <w:t xml:space="preserve">scheme versioning, SEBI SBEB variants.</w:t>
+      </w:r>
+    </w:p>
+    <w:p>
+      <w:pPr>
+        <w:pStyle w:val="Compact"/>
+        <w:numPr>
+          <w:ilvl w:val="0"/>
+          <w:numId w:val="1007"/>
+        </w:numPr>
+      </w:pPr>
+      <w:r>
+        <w:rPr>
+          <w:b/>
+          <w:bCs/>
+        </w:rPr>
+        <w:t xml:space="preserve">FR-D-2 (M)</w:t>
+      </w:r>
+      <w:r>
+        <w:t xml:space="preserve"> </w:t>
+      </w:r>
+      <w:r>
+        <w:t xml:space="preserve">◐ Grants.</w:t>
       </w:r>
       <w:r>
         <w:t xml:space="preserve"> </w:t>
@@ -2842,92 +2990,13 @@
           <w:i/>
           <w:iCs/>
         </w:rPr>
-        <w:t xml:space="preserve">(v1.4)</w:t>
-      </w:r>
-      <w:r>
-        <w:t xml:space="preserve"> </w:t>
-      </w:r>
-      <w:r>
-        <w:rPr>
-          <w:b/>
-          <w:bCs/>
-        </w:rPr>
-        <w:t xml:space="preserve">Three award types</w:t>
-      </w:r>
-      <w:r>
-        <w:t xml:space="preserve"> </w:t>
-      </w:r>
-      <w:r>
-        <w:t xml:space="preserve">on one vesting model (</w:t>
-      </w:r>
-      <w:r>
-        <w:rPr>
-          <w:rStyle w:val="VerbatimChar"/>
-        </w:rPr>
-        <w:t xml:space="preserve">grant_type</w:t>
-      </w:r>
-      <w:r>
-        <w:t xml:space="preserve">, Alembic</w:t>
-      </w:r>
-      <w:r>
-        <w:t xml:space="preserve"> </w:t>
-      </w:r>
-      <w:r>
-        <w:rPr>
-          <w:rStyle w:val="VerbatimChar"/>
-        </w:rPr>
-        <w:t xml:space="preserve">e1a3c5b7d9f0</w:t>
-      </w:r>
-      <w:r>
-        <w:t xml:space="preserve">):</w:t>
-      </w:r>
-      <w:r>
-        <w:t xml:space="preserve"> </w:t>
-      </w:r>
-      <w:r>
-        <w:rPr>
-          <w:b/>
-          <w:bCs/>
-        </w:rPr>
-        <w:t xml:space="preserve">options</w:t>
-      </w:r>
-      <w:r>
-        <w:t xml:space="preserve"> </w:t>
-      </w:r>
-      <w:r>
-        <w:t xml:space="preserve">(vest → exercise at strike; perquisite = FMV−strike at exercise),</w:t>
-      </w:r>
-      <w:r>
-        <w:t xml:space="preserve"> </w:t>
-      </w:r>
-      <w:r>
-        <w:rPr>
-          <w:b/>
-          <w:bCs/>
-        </w:rPr>
-        <w:t xml:space="preserve">RSUs</w:t>
-      </w:r>
-      <w:r>
-        <w:t xml:space="preserve"> </w:t>
-      </w:r>
-      <w:r>
-        <w:t xml:space="preserve">(no strike; vest → settle to shares for no consideration; perquisite = full FMV at settlement, per Sec 17(2) at vesting), and</w:t>
-      </w:r>
-      <w:r>
-        <w:t xml:space="preserve"> </w:t>
-      </w:r>
-      <w:r>
-        <w:rPr>
-          <w:b/>
-          <w:bCs/>
-        </w:rPr>
-        <w:t xml:space="preserve">RSAs</w:t>
-      </w:r>
-      <w:r>
-        <w:t xml:space="preserve"> </w:t>
-      </w:r>
-      <w:r>
-        <w:t xml:space="preserve">(shares issued upfront at grant, unvested portion subject to repurchase; perquisite = FMV−price at allotment).</w:t>
+        <w:t xml:space="preserve">Built:</w:t>
+      </w:r>
+      <w:r>
+        <w:t xml:space="preserve"> </w:t>
+      </w:r>
+      <w:r>
+        <w:t xml:space="preserve">per-employee grants, cliff + linear monthly vesting, time-based tracking.</w:t>
       </w:r>
       <w:r>
         <w:t xml:space="preserve"> </w:t>
@@ -2937,51 +3006,92 @@
           <w:i/>
           <w:iCs/>
         </w:rPr>
-        <w:t xml:space="preserve">Remaining:</w:t>
-      </w:r>
-      <w:r>
-        <w:t xml:space="preserve"> </w:t>
-      </w:r>
-      <w:r>
-        <w:t xml:space="preserve">grant letters, milestone vesting, acceleration on exit, RSA repurchase-on-exit automation.</w:t>
-      </w:r>
-    </w:p>
-    <w:p>
-      <w:pPr>
-        <w:pStyle w:val="Compact"/>
-        <w:numPr>
-          <w:ilvl w:val="0"/>
-          <w:numId w:val="1007"/>
-        </w:numPr>
-      </w:pPr>
-      <w:r>
-        <w:rPr>
-          <w:b/>
-          <w:bCs/>
-        </w:rPr>
-        <w:t xml:space="preserve">FR-D-3 (M)</w:t>
-      </w:r>
-      <w:r>
-        <w:t xml:space="preserve"> </w:t>
-      </w:r>
-      <w:r>
-        <w:t xml:space="preserve">✅ Employee self-service: portal shows granted/vested/exercised/exercisable, strike, current FMV and unrealised gain;</w:t>
-      </w:r>
-      <w:r>
-        <w:t xml:space="preserve"> </w:t>
-      </w:r>
-      <w:r>
-        <w:rPr>
-          <w:b/>
-          <w:bCs/>
-        </w:rPr>
-        <w:t xml:space="preserve">self-serve exercise requests</w:t>
-      </w:r>
-      <w:r>
-        <w:t xml:space="preserve"> </w:t>
-      </w:r>
-      <w:r>
-        <w:t xml:space="preserve">(v1.3) — employees request exercise in the portal (validated against vested-minus-exercised-minus-pending), the company approves into a chosen class (the real exercise lands on the ledger, perquisite computed) or rejects; perquisite (FMV − strike) computed on exercise.</w:t>
+        <w:t xml:space="preserve">(v1.4)</w:t>
+      </w:r>
+      <w:r>
+        <w:t xml:space="preserve"> </w:t>
+      </w:r>
+      <w:r>
+        <w:rPr>
+          <w:b/>
+          <w:bCs/>
+        </w:rPr>
+        <w:t xml:space="preserve">Three award types</w:t>
+      </w:r>
+      <w:r>
+        <w:t xml:space="preserve"> </w:t>
+      </w:r>
+      <w:r>
+        <w:t xml:space="preserve">on one vesting model (</w:t>
+      </w:r>
+      <w:r>
+        <w:rPr>
+          <w:rStyle w:val="VerbatimChar"/>
+        </w:rPr>
+        <w:t xml:space="preserve">grant_type</w:t>
+      </w:r>
+      <w:r>
+        <w:t xml:space="preserve">, Alembic</w:t>
+      </w:r>
+      <w:r>
+        <w:t xml:space="preserve"> </w:t>
+      </w:r>
+      <w:r>
+        <w:rPr>
+          <w:rStyle w:val="VerbatimChar"/>
+        </w:rPr>
+        <w:t xml:space="preserve">e1a3c5b7d9f0</w:t>
+      </w:r>
+      <w:r>
+        <w:t xml:space="preserve">):</w:t>
+      </w:r>
+      <w:r>
+        <w:t xml:space="preserve"> </w:t>
+      </w:r>
+      <w:r>
+        <w:rPr>
+          <w:b/>
+          <w:bCs/>
+        </w:rPr>
+        <w:t xml:space="preserve">options</w:t>
+      </w:r>
+      <w:r>
+        <w:t xml:space="preserve"> </w:t>
+      </w:r>
+      <w:r>
+        <w:t xml:space="preserve">(vest → exercise at strike; perquisite = FMV−strike at exercise),</w:t>
+      </w:r>
+      <w:r>
+        <w:t xml:space="preserve"> </w:t>
+      </w:r>
+      <w:r>
+        <w:rPr>
+          <w:b/>
+          <w:bCs/>
+        </w:rPr>
+        <w:t xml:space="preserve">RSUs</w:t>
+      </w:r>
+      <w:r>
+        <w:t xml:space="preserve"> </w:t>
+      </w:r>
+      <w:r>
+        <w:t xml:space="preserve">(no strike; vest → settle to shares for no consideration; perquisite = full FMV at settlement, per Sec 17(2) at vesting), and</w:t>
+      </w:r>
+      <w:r>
+        <w:t xml:space="preserve"> </w:t>
+      </w:r>
+      <w:r>
+        <w:rPr>
+          <w:b/>
+          <w:bCs/>
+        </w:rPr>
+        <w:t xml:space="preserve">RSAs</w:t>
+      </w:r>
+      <w:r>
+        <w:t xml:space="preserve"> </w:t>
+      </w:r>
+      <w:r>
+        <w:t xml:space="preserve">(shares issued upfront at grant, unvested portion subject to repurchase; perquisite = FMV−price at allotment).</w:t>
       </w:r>
       <w:r>
         <w:t xml:space="preserve"> </w:t>
@@ -2991,23 +3101,13 @@
           <w:i/>
           <w:iCs/>
         </w:rPr>
-        <w:t xml:space="preserve">(v1.3)</w:t>
-      </w:r>
-      <w:r>
-        <w:t xml:space="preserve"> </w:t>
-      </w:r>
-      <w:r>
-        <w:rPr>
-          <w:b/>
-          <w:bCs/>
-        </w:rPr>
-        <w:t xml:space="preserve">Vesting projection</w:t>
-      </w:r>
-      <w:r>
-        <w:t xml:space="preserve"> </w:t>
-      </w:r>
-      <w:r>
-        <w:t xml:space="preserve">— the portal equity view leads with vesting-progress %, a vested/unvested progress bar, the estimated 100%-vesting date, and the next scheduled vest events per grant.</w:t>
+        <w:t xml:space="preserve">Remaining:</w:t>
+      </w:r>
+      <w:r>
+        <w:t xml:space="preserve"> </w:t>
+      </w:r>
+      <w:r>
+        <w:t xml:space="preserve">grant letters, milestone vesting, acceleration on exit, RSA repurchase-on-exit automation.</w:t>
       </w:r>
     </w:p>
     <w:p>
@@ -3023,13 +3123,29 @@
           <w:b/>
           <w:bCs/>
         </w:rPr>
-        <w:t xml:space="preserve">FR-D-4 (P2)</w:t>
-      </w:r>
-      <w:r>
-        <w:t xml:space="preserve"> </w:t>
-      </w:r>
-      <w:r>
-        <w:t xml:space="preserve">◐</w:t>
+        <w:t xml:space="preserve">FR-D-3 (M)</w:t>
+      </w:r>
+      <w:r>
+        <w:t xml:space="preserve"> </w:t>
+      </w:r>
+      <w:r>
+        <w:t xml:space="preserve">✅ Employee self-service: portal shows granted/vested/exercised/exercisable, strike, current FMV and unrealised gain;</w:t>
+      </w:r>
+      <w:r>
+        <w:t xml:space="preserve"> </w:t>
+      </w:r>
+      <w:r>
+        <w:rPr>
+          <w:b/>
+          <w:bCs/>
+        </w:rPr>
+        <w:t xml:space="preserve">self-serve exercise requests</w:t>
+      </w:r>
+      <w:r>
+        <w:t xml:space="preserve"> </w:t>
+      </w:r>
+      <w:r>
+        <w:t xml:space="preserve">(v1.3) — employees request exercise in the portal (validated against vested-minus-exercised-minus-pending), the company approves into a chosen class (the real exercise lands on the ledger, perquisite computed) or rejects; perquisite (FMV − strike) computed on exercise.</w:t>
       </w:r>
       <w:r>
         <w:t xml:space="preserve"> </w:t>
@@ -3039,13 +3155,45 @@
           <w:i/>
           <w:iCs/>
         </w:rPr>
-        <w:t xml:space="preserve">(largely promoted)</w:t>
-      </w:r>
-      <w:r>
-        <w:t xml:space="preserve"> </w:t>
-      </w:r>
-      <w:r>
-        <w:t xml:space="preserve">Exercise.</w:t>
+        <w:t xml:space="preserve">(v1.3)</w:t>
+      </w:r>
+      <w:r>
+        <w:t xml:space="preserve"> </w:t>
+      </w:r>
+      <w:r>
+        <w:rPr>
+          <w:b/>
+          <w:bCs/>
+        </w:rPr>
+        <w:t xml:space="preserve">Vesting projection</w:t>
+      </w:r>
+      <w:r>
+        <w:t xml:space="preserve"> </w:t>
+      </w:r>
+      <w:r>
+        <w:t xml:space="preserve">— the portal equity view leads with vesting-progress %, a vested/unvested progress bar, the estimated 100%-vesting date, and the next scheduled vest events per grant.</w:t>
+      </w:r>
+    </w:p>
+    <w:p>
+      <w:pPr>
+        <w:pStyle w:val="Compact"/>
+        <w:numPr>
+          <w:ilvl w:val="0"/>
+          <w:numId w:val="1007"/>
+        </w:numPr>
+      </w:pPr>
+      <w:r>
+        <w:rPr>
+          <w:b/>
+          <w:bCs/>
+        </w:rPr>
+        <w:t xml:space="preserve">FR-D-4 (P2)</w:t>
+      </w:r>
+      <w:r>
+        <w:t xml:space="preserve"> </w:t>
+      </w:r>
+      <w:r>
+        <w:t xml:space="preserve">◐</w:t>
       </w:r>
       <w:r>
         <w:t xml:space="preserve"> </w:t>
@@ -3055,29 +3203,13 @@
           <w:i/>
           <w:iCs/>
         </w:rPr>
-        <w:t xml:space="preserve">Built:</w:t>
-      </w:r>
-      <w:r>
-        <w:t xml:space="preserve"> </w:t>
-      </w:r>
-      <w:r>
-        <w:t xml:space="preserve">exercise → cap-table issuance;</w:t>
-      </w:r>
-      <w:r>
-        <w:t xml:space="preserve"> </w:t>
-      </w:r>
-      <w:r>
-        <w:rPr>
-          <w:b/>
-          <w:bCs/>
-        </w:rPr>
-        <w:t xml:space="preserve">cashless exercise</w:t>
-      </w:r>
-      <w:r>
-        <w:t xml:space="preserve"> </w:t>
-      </w:r>
-      <w:r>
-        <w:t xml:space="preserve">(net shares after withholding to cover strike; gross consumed from grant).</w:t>
+        <w:t xml:space="preserve">(largely promoted)</w:t>
+      </w:r>
+      <w:r>
+        <w:t xml:space="preserve"> </w:t>
+      </w:r>
+      <w:r>
+        <w:t xml:space="preserve">Exercise.</w:t>
       </w:r>
       <w:r>
         <w:t xml:space="preserve"> </w:t>
@@ -3087,35 +3219,29 @@
           <w:i/>
           <w:iCs/>
         </w:rPr>
-        <w:t xml:space="preserve">Remaining:</w:t>
-      </w:r>
-      <w:r>
-        <w:t xml:space="preserve"> </w:t>
-      </w:r>
-      <w:r>
-        <w:t xml:space="preserve">loan-funded and leaver scenarios.</w:t>
-      </w:r>
-    </w:p>
-    <w:p>
-      <w:pPr>
-        <w:pStyle w:val="Compact"/>
-        <w:numPr>
-          <w:ilvl w:val="0"/>
-          <w:numId w:val="1007"/>
-        </w:numPr>
-      </w:pPr>
-      <w:r>
-        <w:rPr>
-          <w:b/>
-          <w:bCs/>
-        </w:rPr>
-        <w:t xml:space="preserve">FR-D-5 (P2)</w:t>
-      </w:r>
-      <w:r>
-        <w:t xml:space="preserve"> </w:t>
-      </w:r>
-      <w:r>
-        <w:t xml:space="preserve">✅</w:t>
+        <w:t xml:space="preserve">Built:</w:t>
+      </w:r>
+      <w:r>
+        <w:t xml:space="preserve"> </w:t>
+      </w:r>
+      <w:r>
+        <w:t xml:space="preserve">exercise → cap-table issuance;</w:t>
+      </w:r>
+      <w:r>
+        <w:t xml:space="preserve"> </w:t>
+      </w:r>
+      <w:r>
+        <w:rPr>
+          <w:b/>
+          <w:bCs/>
+        </w:rPr>
+        <w:t xml:space="preserve">cashless exercise</w:t>
+      </w:r>
+      <w:r>
+        <w:t xml:space="preserve"> </w:t>
+      </w:r>
+      <w:r>
+        <w:t xml:space="preserve">(net shares after withholding to cover strike; gross consumed from grant);</w:t>
       </w:r>
       <w:r>
         <w:t xml:space="preserve"> </w:t>
@@ -3125,6 +3251,79 @@
           <w:i/>
           <w:iCs/>
         </w:rPr>
+        <w:t xml:space="preserve">(v1.4)</w:t>
+      </w:r>
+      <w:r>
+        <w:t xml:space="preserve"> </w:t>
+      </w:r>
+      <w:r>
+        <w:rPr>
+          <w:b/>
+          <w:bCs/>
+        </w:rPr>
+        <w:t xml:space="preserve">exercise windows</w:t>
+      </w:r>
+      <w:r>
+        <w:t xml:space="preserve"> </w:t>
+      </w:r>
+      <w:r>
+        <w:t xml:space="preserve">— opt-in open/upcoming/closed periods (</w:t>
+      </w:r>
+      <w:r>
+        <w:rPr>
+          <w:rStyle w:val="VerbatimChar"/>
+        </w:rPr>
+        <w:t xml:space="preserve">exercise_windows</w:t>
+      </w:r>
+      <w:r>
+        <w:t xml:space="preserve">); once an entity defines any, exercise requests are gated to an open window, else unrestricted.</w:t>
+      </w:r>
+      <w:r>
+        <w:t xml:space="preserve"> </w:t>
+      </w:r>
+      <w:r>
+        <w:rPr>
+          <w:i/>
+          <w:iCs/>
+        </w:rPr>
+        <w:t xml:space="preserve">Remaining:</w:t>
+      </w:r>
+      <w:r>
+        <w:t xml:space="preserve"> </w:t>
+      </w:r>
+      <w:r>
+        <w:t xml:space="preserve">loan-funded and leaver scenarios.</w:t>
+      </w:r>
+    </w:p>
+    <w:p>
+      <w:pPr>
+        <w:pStyle w:val="Compact"/>
+        <w:numPr>
+          <w:ilvl w:val="0"/>
+          <w:numId w:val="1007"/>
+        </w:numPr>
+      </w:pPr>
+      <w:r>
+        <w:rPr>
+          <w:b/>
+          <w:bCs/>
+        </w:rPr>
+        <w:t xml:space="preserve">FR-D-5 (P2)</w:t>
+      </w:r>
+      <w:r>
+        <w:t xml:space="preserve"> </w:t>
+      </w:r>
+      <w:r>
+        <w:t xml:space="preserve">✅</w:t>
+      </w:r>
+      <w:r>
+        <w:t xml:space="preserve"> </w:t>
+      </w:r>
+      <w:r>
+        <w:rPr>
+          <w:i/>
+          <w:iCs/>
+        </w:rPr>
         <w:t xml:space="preserve">(promoted — implemented)</w:t>
       </w:r>
       <w:r>
@@ -3153,7 +3352,90 @@
         <w:t xml:space="preserve"> </w:t>
       </w:r>
       <w:r>
-        <w:t xml:space="preserve">○ Option-holder buyback / liquidity events.</w:t>
+        <w:t xml:space="preserve">✅</w:t>
+      </w:r>
+      <w:r>
+        <w:t xml:space="preserve"> </w:t>
+      </w:r>
+      <w:r>
+        <w:rPr>
+          <w:i/>
+          <w:iCs/>
+        </w:rPr>
+        <w:t xml:space="preserve">(v1.4)</w:t>
+      </w:r>
+      <w:r>
+        <w:t xml:space="preserve"> </w:t>
+      </w:r>
+      <w:r>
+        <w:t xml:space="preserve">Option-holder buyback / liquidity events — see</w:t>
+      </w:r>
+      <w:r>
+        <w:t xml:space="preserve"> </w:t>
+      </w:r>
+      <w:r>
+        <w:rPr>
+          <w:b/>
+          <w:bCs/>
+        </w:rPr>
+        <w:t xml:space="preserve">FR-C-13</w:t>
+      </w:r>
+      <w:r>
+        <w:t xml:space="preserve"> </w:t>
+      </w:r>
+      <w:r>
+        <w:t xml:space="preserve">(company-run buyback/tender windows; holders tender vested shares, settlement writes cap-table buybacks).</w:t>
+      </w:r>
+    </w:p>
+    <w:p>
+      <w:pPr>
+        <w:pStyle w:val="Compact"/>
+        <w:numPr>
+          <w:ilvl w:val="0"/>
+          <w:numId w:val="1007"/>
+        </w:numPr>
+      </w:pPr>
+      <w:r>
+        <w:rPr>
+          <w:b/>
+          <w:bCs/>
+        </w:rPr>
+        <w:t xml:space="preserve">FR-D-7 (M — added v1.4, recurring competitor gap)</w:t>
+      </w:r>
+      <w:r>
+        <w:t xml:space="preserve"> </w:t>
+      </w:r>
+      <w:r>
+        <w:t xml:space="preserve">✅</w:t>
+      </w:r>
+      <w:r>
+        <w:t xml:space="preserve"> </w:t>
+      </w:r>
+      <w:r>
+        <w:rPr>
+          <w:b/>
+          <w:bCs/>
+        </w:rPr>
+        <w:t xml:space="preserve">Share-based-payment expense (Ind AS 102)</w:t>
+      </w:r>
+      <w:r>
+        <w:t xml:space="preserve">: grant-date fair value — Black-Scholes for options (spot = FMV at grant + user-supplied volatility / risk-free rate / expected life / dividend yield), full FMV for RSUs/RSAs — amortised straight-line over the vesting term, aggregated per Indian financial year, with recognised-to-date vs unrecognised totals and an expense-report document. Grants with no FMV at grant date are surfaced as unpriced.</w:t>
+      </w:r>
+      <w:r>
+        <w:t xml:space="preserve"> </w:t>
+      </w:r>
+      <w:r>
+        <w:rPr>
+          <w:i/>
+          <w:iCs/>
+        </w:rPr>
+        <w:t xml:space="preserve">Remaining:</w:t>
+      </w:r>
+      <w:r>
+        <w:t xml:space="preserve"> </w:t>
+      </w:r>
+      <w:r>
+        <w:t xml:space="preserve">forfeiture true-ups, graded per-tranche curves.</w:t>
       </w:r>
     </w:p>
     <w:bookmarkEnd w:id="22"/>
@@ -5455,13 +5737,58 @@
           <w:b/>
           <w:bCs/>
         </w:rPr>
-        <w:t xml:space="preserve">FR-J-9 (P2)</w:t>
+        <w:t xml:space="preserve">FR-J-11 (M — added v1.4, Mantle gap)</w:t>
       </w:r>
       <w:r>
         <w:t xml:space="preserve"> </w:t>
       </w:r>
       <w:r>
         <w:t xml:space="preserve">✅</w:t>
+      </w:r>
+      <w:r>
+        <w:t xml:space="preserve"> </w:t>
+      </w:r>
+      <w:r>
+        <w:rPr>
+          <w:b/>
+          <w:bCs/>
+        </w:rPr>
+        <w:t xml:space="preserve">Schedule of Investments &amp; LP look-through</w:t>
+      </w:r>
+      <w:r>
+        <w:t xml:space="preserve">: a GP-facing</w:t>
+      </w:r>
+      <w:r>
+        <w:t xml:space="preserve"> </w:t>
+      </w:r>
+      <w:r>
+        <w:rPr>
+          <w:b/>
+          <w:bCs/>
+        </w:rPr>
+        <w:t xml:space="preserve">SOI</w:t>
+      </w:r>
+      <w:r>
+        <w:t xml:space="preserve"> </w:t>
+      </w:r>
+      <w:r>
+        <w:t xml:space="preserve">— per holding cost, fair-value mark, MOIC, unrealised gain and % of NAV, with portfolio totals and a generated SOI statement document; and LP-facing</w:t>
+      </w:r>
+      <w:r>
+        <w:t xml:space="preserve"> </w:t>
+      </w:r>
+      <w:r>
+        <w:rPr>
+          <w:b/>
+          <w:bCs/>
+        </w:rPr>
+        <w:t xml:space="preserve">look-through</w:t>
+      </w:r>
+      <w:r>
+        <w:t xml:space="preserve"> </w:t>
+      </w:r>
+      <w:r>
+        <w:t xml:space="preserve">in the portal — each LP's pro-rata slice (paid-in share, falling back to commitment share) of every underlying holding at the fund's own marks, so an LP sees</w:t>
       </w:r>
       <w:r>
         <w:t xml:space="preserve"> </w:t>
@@ -5471,6 +5798,60 @@
           <w:i/>
           <w:iCs/>
         </w:rPr>
+        <w:t xml:space="preserve">through</w:t>
+      </w:r>
+      <w:r>
+        <w:t xml:space="preserve"> </w:t>
+      </w:r>
+      <w:r>
+        <w:t xml:space="preserve">their fund position to the companies it exposes them to. Uses the fund's reported marks only — no portfolio-company privacy boundary crossed.</w:t>
+      </w:r>
+      <w:r>
+        <w:t xml:space="preserve"> </w:t>
+      </w:r>
+      <w:r>
+        <w:rPr>
+          <w:i/>
+          <w:iCs/>
+        </w:rPr>
+        <w:t xml:space="preserve">Remaining:</w:t>
+      </w:r>
+      <w:r>
+        <w:t xml:space="preserve"> </w:t>
+      </w:r>
+      <w:r>
+        <w:t xml:space="preserve">multi-level fund-of-funds look-through (one level today).</w:t>
+      </w:r>
+    </w:p>
+    <w:p>
+      <w:pPr>
+        <w:pStyle w:val="Compact"/>
+        <w:numPr>
+          <w:ilvl w:val="0"/>
+          <w:numId w:val="1013"/>
+        </w:numPr>
+      </w:pPr>
+      <w:r>
+        <w:rPr>
+          <w:b/>
+          <w:bCs/>
+        </w:rPr>
+        <w:t xml:space="preserve">FR-J-9 (P2)</w:t>
+      </w:r>
+      <w:r>
+        <w:t xml:space="preserve"> </w:t>
+      </w:r>
+      <w:r>
+        <w:t xml:space="preserve">✅</w:t>
+      </w:r>
+      <w:r>
+        <w:t xml:space="preserve"> </w:t>
+      </w:r>
+      <w:r>
+        <w:rPr>
+          <w:i/>
+          <w:iCs/>
+        </w:rPr>
         <w:t xml:space="preserve">(promoted — implemented)</w:t>
       </w:r>
       <w:r>
@@ -5640,13 +6021,99 @@
           <w:b/>
           <w:bCs/>
         </w:rPr>
-        <w:t xml:space="preserve">FR-K-3 (P2)</w:t>
-      </w:r>
-      <w:r>
-        <w:t xml:space="preserve"> </w:t>
-      </w:r>
-      <w:r>
-        <w:t xml:space="preserve">◐ Self-service documents: shared data-room documents listed in the portal (expiry-enforced).</w:t>
+        <w:t xml:space="preserve">FR-K-3 (M — added v1.4, Ledgy gap)</w:t>
+      </w:r>
+      <w:r>
+        <w:t xml:space="preserve"> </w:t>
+      </w:r>
+      <w:r>
+        <w:t xml:space="preserve">✅</w:t>
+      </w:r>
+      <w:r>
+        <w:t xml:space="preserve"> </w:t>
+      </w:r>
+      <w:r>
+        <w:rPr>
+          <w:b/>
+          <w:bCs/>
+        </w:rPr>
+        <w:t xml:space="preserve">Employee equity views</w:t>
+      </w:r>
+      <w:r>
+        <w:t xml:space="preserve">: an</w:t>
+      </w:r>
+      <w:r>
+        <w:t xml:space="preserve"> </w:t>
+      </w:r>
+      <w:r>
+        <w:rPr>
+          <w:b/>
+          <w:bCs/>
+        </w:rPr>
+        <w:t xml:space="preserve">equity hero</w:t>
+      </w:r>
+      <w:r>
+        <w:t xml:space="preserve"> </w:t>
+      </w:r>
+      <w:r>
+        <w:t xml:space="preserve">framing the portal ESOP section — today's value (vested units at intrinsic value for options, full FMV for RSUs/RSAs), max potential value of the whole grant, a vested/unvested bar, and next-vest / fully-vested dates; and a</w:t>
+      </w:r>
+      <w:r>
+        <w:t xml:space="preserve"> </w:t>
+      </w:r>
+      <w:r>
+        <w:rPr>
+          <w:b/>
+          <w:bCs/>
+        </w:rPr>
+        <w:t xml:space="preserve">per-grant detail</w:t>
+      </w:r>
+      <w:r>
+        <w:t xml:space="preserve"> </w:t>
+      </w:r>
+      <w:r>
+        <w:t xml:space="preserve">(</w:t>
+      </w:r>
+      <w:r>
+        <w:rPr>
+          <w:rStyle w:val="VerbatimChar"/>
+        </w:rPr>
+        <w:t xml:space="preserve">GET /portal/grants/{id}/detail</w:t>
+      </w:r>
+      <w:r>
+        <w:t xml:space="preserve">, own-grant only) with three value stats, a</w:t>
+      </w:r>
+      <w:r>
+        <w:t xml:space="preserve"> </w:t>
+      </w:r>
+      <w:r>
+        <w:rPr>
+          <w:b/>
+          <w:bCs/>
+        </w:rPr>
+        <w:t xml:space="preserve">vesting-status segment bar</w:t>
+      </w:r>
+      <w:r>
+        <w:t xml:space="preserve"> </w:t>
+      </w:r>
+      <w:r>
+        <w:t xml:space="preserve">(exercised/settled · vested · unvested) and a</w:t>
+      </w:r>
+      <w:r>
+        <w:t xml:space="preserve"> </w:t>
+      </w:r>
+      <w:r>
+        <w:rPr>
+          <w:b/>
+          <w:bCs/>
+        </w:rPr>
+        <w:t xml:space="preserve">vesting timeline</w:t>
+      </w:r>
+      <w:r>
+        <w:t xml:space="preserve"> </w:t>
+      </w:r>
+      <w:r>
+        <w:t xml:space="preserve">(start → past events collapsed → a</w:t>
       </w:r>
       <w:r>
         <w:t xml:space="preserve"> </w:t>
@@ -5656,13 +6123,13 @@
           <w:i/>
           <w:iCs/>
         </w:rPr>
-        <w:t xml:space="preserve">Remaining:</w:t>
-      </w:r>
-      <w:r>
-        <w:t xml:space="preserve"> </w:t>
-      </w:r>
-      <w:r>
-        <w:t xml:space="preserve">statements/certificates/tax-doc downloads.</w:t>
+        <w:t xml:space="preserve">today</w:t>
+      </w:r>
+      <w:r>
+        <w:t xml:space="preserve"> </w:t>
+      </w:r>
+      <w:r>
+        <w:t xml:space="preserve">marker → upcoming events → fully vested) from a computed month-by-month schedule.</w:t>
       </w:r>
     </w:p>
     <w:p>
@@ -5678,13 +6145,13 @@
           <w:b/>
           <w:bCs/>
         </w:rPr>
-        <w:t xml:space="preserve">FR-K-4 (P2)</w:t>
-      </w:r>
-      <w:r>
-        <w:t xml:space="preserve"> </w:t>
-      </w:r>
-      <w:r>
-        <w:t xml:space="preserve">◐ Q&amp;A: data-room diligence Q&amp;A.</w:t>
+        <w:t xml:space="preserve">FR-K-3 (P2)</w:t>
+      </w:r>
+      <w:r>
+        <w:t xml:space="preserve"> </w:t>
+      </w:r>
+      <w:r>
+        <w:t xml:space="preserve">◐ Self-service documents: shared data-room documents listed in the portal (expiry-enforced).</w:t>
       </w:r>
       <w:r>
         <w:t xml:space="preserve"> </w:t>
@@ -5700,6 +6167,44 @@
         <w:t xml:space="preserve"> </w:t>
       </w:r>
       <w:r>
+        <w:t xml:space="preserve">statements/certificates/tax-doc downloads.</w:t>
+      </w:r>
+    </w:p>
+    <w:p>
+      <w:pPr>
+        <w:pStyle w:val="Compact"/>
+        <w:numPr>
+          <w:ilvl w:val="0"/>
+          <w:numId w:val="1014"/>
+        </w:numPr>
+      </w:pPr>
+      <w:r>
+        <w:rPr>
+          <w:b/>
+          <w:bCs/>
+        </w:rPr>
+        <w:t xml:space="preserve">FR-K-4 (P2)</w:t>
+      </w:r>
+      <w:r>
+        <w:t xml:space="preserve"> </w:t>
+      </w:r>
+      <w:r>
+        <w:t xml:space="preserve">◐ Q&amp;A: data-room diligence Q&amp;A.</w:t>
+      </w:r>
+      <w:r>
+        <w:t xml:space="preserve"> </w:t>
+      </w:r>
+      <w:r>
+        <w:rPr>
+          <w:i/>
+          <w:iCs/>
+        </w:rPr>
+        <w:t xml:space="preserve">Remaining:</w:t>
+      </w:r>
+      <w:r>
+        <w:t xml:space="preserve"> </w:t>
+      </w:r>
+      <w:r>
         <w:t xml:space="preserve">general secure messaging.</w:t>
       </w:r>
     </w:p>
@@ -5822,6 +6327,71 @@
       </w:r>
       <w:r>
         <w:t xml:space="preserve">: Form 64C generated per LP from the FY's distribution ledger (auto-visible in the LP portal beside statements) and fund-level Form 64D, per section 115UB / rule 12CB.</w:t>
+      </w:r>
+    </w:p>
+    <w:p>
+      <w:pPr>
+        <w:pStyle w:val="Compact"/>
+        <w:numPr>
+          <w:ilvl w:val="0"/>
+          <w:numId w:val="1014"/>
+        </w:numPr>
+      </w:pPr>
+      <w:r>
+        <w:rPr>
+          <w:b/>
+          <w:bCs/>
+        </w:rPr>
+        <w:t xml:space="preserve">FR-K-8 (M — added v1.4, trica gap)</w:t>
+      </w:r>
+      <w:r>
+        <w:t xml:space="preserve"> </w:t>
+      </w:r>
+      <w:r>
+        <w:t xml:space="preserve">✅</w:t>
+      </w:r>
+      <w:r>
+        <w:t xml:space="preserve"> </w:t>
+      </w:r>
+      <w:r>
+        <w:rPr>
+          <w:b/>
+          <w:bCs/>
+        </w:rPr>
+        <w:t xml:space="preserve">Periodic investor report</w:t>
+      </w:r>
+      <w:r>
+        <w:t xml:space="preserve">: a live metrics snapshot assembled from the entity's own records (shares issued, stakeholders, capital raised, current FMV, open rounds, options granted, cash/burn/runway, overdue compliance) combined with founder-entered highlights into a generated report document, shareable via a data room.</w:t>
+      </w:r>
+      <w:r>
+        <w:t xml:space="preserve"> </w:t>
+      </w:r>
+      <w:r>
+        <w:rPr>
+          <w:rStyle w:val="VerbatimChar"/>
+        </w:rPr>
+        <w:t xml:space="preserve">GET /investor-report/preview</w:t>
+      </w:r>
+      <w:r>
+        <w:t xml:space="preserve"> </w:t>
+      </w:r>
+      <w:r>
+        <w:t xml:space="preserve">for the metrics;</w:t>
+      </w:r>
+      <w:r>
+        <w:t xml:space="preserve"> </w:t>
+      </w:r>
+      <w:r>
+        <w:rPr>
+          <w:rStyle w:val="VerbatimChar"/>
+        </w:rPr>
+        <w:t xml:space="preserve">POST /investor-reports</w:t>
+      </w:r>
+      <w:r>
+        <w:t xml:space="preserve"> </w:t>
+      </w:r>
+      <w:r>
+        <w:t xml:space="preserve">to generate.</w:t>
       </w:r>
     </w:p>
     <w:bookmarkEnd w:id="29"/>
@@ -15026,6 +15596,704 @@
       </w:r>
       <w:r>
         <w:t xml:space="preserve">template). 209 backend tests.</w:t>
+      </w:r>
+    </w:p>
+    <w:p>
+      <w:pPr>
+        <w:pStyle w:val="Compact"/>
+        <w:numPr>
+          <w:ilvl w:val="0"/>
+          <w:numId w:val="1030"/>
+        </w:numPr>
+      </w:pPr>
+      <w:r>
+        <w:rPr>
+          <w:b/>
+          <w:bCs/>
+        </w:rPr>
+        <w:t xml:space="preserve">Visual-language pass</w:t>
+      </w:r>
+      <w:r>
+        <w:t xml:space="preserve"> </w:t>
+      </w:r>
+      <w:r>
+        <w:t xml:space="preserve">(2026-07-16, cross-competitor inspiration, presentation-only): reusable primitives to move surfaces beyond bare tables/numbers —</w:t>
+      </w:r>
+      <w:r>
+        <w:t xml:space="preserve"> </w:t>
+      </w:r>
+      <w:r>
+        <w:rPr>
+          <w:b/>
+          <w:bCs/>
+        </w:rPr>
+        <w:t xml:space="preserve">EmptyState</w:t>
+      </w:r>
+      <w:r>
+        <w:t xml:space="preserve"> </w:t>
+      </w:r>
+      <w:r>
+        <w:t xml:space="preserve">(icon + title + hint + action) replacing "No X yet." across Cap Table, ESOP, Documents, Team, Investors, Data Room and Diligence;</w:t>
+      </w:r>
+      <w:r>
+        <w:t xml:space="preserve"> </w:t>
+      </w:r>
+      <w:r>
+        <w:rPr>
+          <w:b/>
+          <w:bCs/>
+        </w:rPr>
+        <w:t xml:space="preserve">ProgressRing</w:t>
+      </w:r>
+      <w:r>
+        <w:t xml:space="preserve"> </w:t>
+      </w:r>
+      <w:r>
+        <w:t xml:space="preserve">circular gauges for the diligence readiness score and compliance health;</w:t>
+      </w:r>
+      <w:r>
+        <w:t xml:space="preserve"> </w:t>
+      </w:r>
+      <w:r>
+        <w:rPr>
+          <w:b/>
+          <w:bCs/>
+        </w:rPr>
+        <w:t xml:space="preserve">BarChart</w:t>
+      </w:r>
+      <w:r>
+        <w:t xml:space="preserve"> </w:t>
+      </w:r>
+      <w:r>
+        <w:t xml:space="preserve">rendering the liquidation waterfall as horizontal payout bars instead of a number table;</w:t>
+      </w:r>
+      <w:r>
+        <w:t xml:space="preserve"> </w:t>
+      </w:r>
+      <w:r>
+        <w:rPr>
+          <w:b/>
+          <w:bCs/>
+        </w:rPr>
+        <w:t xml:space="preserve">PageHeader</w:t>
+      </w:r>
+      <w:r>
+        <w:t xml:space="preserve"> </w:t>
+      </w:r>
+      <w:r>
+        <w:t xml:space="preserve">(icon · title · subtitle · action) on the Team tab; and</w:t>
+      </w:r>
+      <w:r>
+        <w:t xml:space="preserve"> </w:t>
+      </w:r>
+      <w:r>
+        <w:rPr>
+          <w:b/>
+          <w:bCs/>
+        </w:rPr>
+        <w:t xml:space="preserve">metric icons</w:t>
+      </w:r>
+      <w:r>
+        <w:t xml:space="preserve"> </w:t>
+      </w:r>
+      <w:r>
+        <w:t xml:space="preserve">on</w:t>
+      </w:r>
+      <w:r>
+        <w:t xml:space="preserve"> </w:t>
+      </w:r>
+      <w:r>
+        <w:rPr>
+          <w:rStyle w:val="VerbatimChar"/>
+        </w:rPr>
+        <w:t xml:space="preserve">Stat</w:t>
+      </w:r>
+      <w:r>
+        <w:t xml:space="preserve"> </w:t>
+      </w:r>
+      <w:r>
+        <w:t xml:space="preserve">cards (ESOP overview). No backend/schema change.</w:t>
+      </w:r>
+    </w:p>
+    <w:p>
+      <w:pPr>
+        <w:pStyle w:val="Compact"/>
+        <w:numPr>
+          <w:ilvl w:val="0"/>
+          <w:numId w:val="1030"/>
+        </w:numPr>
+      </w:pPr>
+      <w:r>
+        <w:rPr>
+          <w:b/>
+          <w:bCs/>
+        </w:rPr>
+        <w:t xml:space="preserve">trica visual batch</w:t>
+      </w:r>
+      <w:r>
+        <w:t xml:space="preserve"> </w:t>
+      </w:r>
+      <w:r>
+        <w:t xml:space="preserve">(2026-07-16):</w:t>
+      </w:r>
+      <w:r>
+        <w:t xml:space="preserve"> </w:t>
+      </w:r>
+      <w:r>
+        <w:rPr>
+          <w:b/>
+          <w:bCs/>
+        </w:rPr>
+        <w:t xml:space="preserve">ESOP overview dashboard</w:t>
+      </w:r>
+      <w:r>
+        <w:t xml:space="preserve"> </w:t>
+      </w:r>
+      <w:r>
+        <w:t xml:space="preserve">(FR-D-1) atop the ESOP tab — pool-usage hero stats, option-state tiles (vested/exercised/exercisable/unvested), a pool-composition donut and a top-grants leaderboard, from a read-only</w:t>
+      </w:r>
+      <w:r>
+        <w:t xml:space="preserve"> </w:t>
+      </w:r>
+      <w:r>
+        <w:rPr>
+          <w:rStyle w:val="VerbatimChar"/>
+        </w:rPr>
+        <w:t xml:space="preserve">GET /esop/overview</w:t>
+      </w:r>
+      <w:r>
+        <w:t xml:space="preserve"> </w:t>
+      </w:r>
+      <w:r>
+        <w:t xml:space="preserve">aggregation; and</w:t>
+      </w:r>
+      <w:r>
+        <w:t xml:space="preserve"> </w:t>
+      </w:r>
+      <w:r>
+        <w:rPr>
+          <w:b/>
+          <w:bCs/>
+        </w:rPr>
+        <w:t xml:space="preserve">info tooltips</w:t>
+      </w:r>
+      <w:r>
+        <w:t xml:space="preserve"> </w:t>
+      </w:r>
+      <w:r>
+        <w:t xml:space="preserve">on stat cards (</w:t>
+      </w:r>
+      <w:r>
+        <w:rPr>
+          <w:rStyle w:val="VerbatimChar"/>
+        </w:rPr>
+        <w:t xml:space="preserve">Stat</w:t>
+      </w:r>
+      <w:r>
+        <w:t xml:space="preserve"> </w:t>
+      </w:r>
+      <w:r>
+        <w:t xml:space="preserve">gained an optional</w:t>
+      </w:r>
+      <w:r>
+        <w:t xml:space="preserve"> </w:t>
+      </w:r>
+      <w:r>
+        <w:rPr>
+          <w:rStyle w:val="VerbatimChar"/>
+        </w:rPr>
+        <w:t xml:space="preserve">hint</w:t>
+      </w:r>
+      <w:r>
+        <w:t xml:space="preserve">, applied across the Dashboard, Portal and ESOP overview). No schema change. 261 backend tests.</w:t>
+      </w:r>
+    </w:p>
+    <w:p>
+      <w:pPr>
+        <w:pStyle w:val="Compact"/>
+        <w:numPr>
+          <w:ilvl w:val="0"/>
+          <w:numId w:val="1030"/>
+        </w:numPr>
+      </w:pPr>
+      <w:r>
+        <w:rPr>
+          <w:b/>
+          <w:bCs/>
+        </w:rPr>
+        <w:t xml:space="preserve">trica functional batch</w:t>
+      </w:r>
+      <w:r>
+        <w:t xml:space="preserve"> </w:t>
+      </w:r>
+      <w:r>
+        <w:t xml:space="preserve">(2026-07-16):</w:t>
+      </w:r>
+      <w:r>
+        <w:t xml:space="preserve"> </w:t>
+      </w:r>
+      <w:r>
+        <w:rPr>
+          <w:b/>
+          <w:bCs/>
+        </w:rPr>
+        <w:t xml:space="preserve">Ind AS 102 ESOP expense report</w:t>
+      </w:r>
+      <w:r>
+        <w:t xml:space="preserve"> </w:t>
+      </w:r>
+      <w:r>
+        <w:t xml:space="preserve">(new FR-D-7 ✅) — grant-date fair value (Black-Scholes for options, full FMV for RSU/RSA) amortised straight-line over vesting, aggregated by Indian financial year, with recognised/unrecognised totals and a generated report document (</w:t>
+      </w:r>
+      <w:r>
+        <w:rPr>
+          <w:rStyle w:val="VerbatimChar"/>
+        </w:rPr>
+        <w:t xml:space="preserve">services/sbp.py</w:t>
+      </w:r>
+      <w:r>
+        <w:t xml:space="preserve">,</w:t>
+      </w:r>
+      <w:r>
+        <w:t xml:space="preserve"> </w:t>
+      </w:r>
+      <w:r>
+        <w:rPr>
+          <w:rStyle w:val="VerbatimChar"/>
+        </w:rPr>
+        <w:t xml:space="preserve">esop_expense</w:t>
+      </w:r>
+      <w:r>
+        <w:t xml:space="preserve"> </w:t>
+      </w:r>
+      <w:r>
+        <w:t xml:space="preserve">template; the fifth competitor to flag SBP expensing);</w:t>
+      </w:r>
+      <w:r>
+        <w:t xml:space="preserve"> </w:t>
+      </w:r>
+      <w:r>
+        <w:rPr>
+          <w:b/>
+          <w:bCs/>
+        </w:rPr>
+        <w:t xml:space="preserve">periodic investor report</w:t>
+      </w:r>
+      <w:r>
+        <w:t xml:space="preserve"> </w:t>
+      </w:r>
+      <w:r>
+        <w:t xml:space="preserve">(new FR-K-8 ✅) — live metrics snapshot (cap table, valuation, runway, compliance) + founder highlights → report document (</w:t>
+      </w:r>
+      <w:r>
+        <w:rPr>
+          <w:rStyle w:val="VerbatimChar"/>
+        </w:rPr>
+        <w:t xml:space="preserve">services/reporting.py</w:t>
+      </w:r>
+      <w:r>
+        <w:t xml:space="preserve">, reuses the dashboard + runway services);</w:t>
+      </w:r>
+      <w:r>
+        <w:t xml:space="preserve"> </w:t>
+      </w:r>
+      <w:r>
+        <w:rPr>
+          <w:b/>
+          <w:bCs/>
+        </w:rPr>
+        <w:t xml:space="preserve">ESOP adoption pack</w:t>
+      </w:r>
+      <w:r>
+        <w:t xml:space="preserve"> </w:t>
+      </w:r>
+      <w:r>
+        <w:t xml:space="preserve">(FR-D-1) — one-click board resolution + EGM notice (s.62(1)(b) special resolution) + ESOP policy (</w:t>
+      </w:r>
+      <w:r>
+        <w:rPr>
+          <w:rStyle w:val="VerbatimChar"/>
+        </w:rPr>
+        <w:t xml:space="preserve">esop.generate_scheme_pack</w:t>
+      </w:r>
+      <w:r>
+        <w:t xml:space="preserve">,</w:t>
+      </w:r>
+      <w:r>
+        <w:t xml:space="preserve"> </w:t>
+      </w:r>
+      <w:r>
+        <w:rPr>
+          <w:rStyle w:val="VerbatimChar"/>
+        </w:rPr>
+        <w:t xml:space="preserve">esop_egm_notice</w:t>
+      </w:r>
+      <w:r>
+        <w:t xml:space="preserve">/</w:t>
+      </w:r>
+      <w:r>
+        <w:rPr>
+          <w:rStyle w:val="VerbatimChar"/>
+        </w:rPr>
+        <w:t xml:space="preserve">esop_policy</w:t>
+      </w:r>
+      <w:r>
+        <w:t xml:space="preserve"> </w:t>
+      </w:r>
+      <w:r>
+        <w:t xml:space="preserve">templates). No schema change (all document-generation over existing data). 259 backend tests.</w:t>
+      </w:r>
+    </w:p>
+    <w:p>
+      <w:pPr>
+        <w:pStyle w:val="Compact"/>
+        <w:numPr>
+          <w:ilvl w:val="0"/>
+          <w:numId w:val="1030"/>
+        </w:numPr>
+      </w:pPr>
+      <w:r>
+        <w:rPr>
+          <w:b/>
+          <w:bCs/>
+        </w:rPr>
+        <w:t xml:space="preserve">Ledgy functional batch</w:t>
+      </w:r>
+      <w:r>
+        <w:t xml:space="preserve"> </w:t>
+      </w:r>
+      <w:r>
+        <w:t xml:space="preserve">(2026-07-16):</w:t>
+      </w:r>
+      <w:r>
+        <w:t xml:space="preserve"> </w:t>
+      </w:r>
+      <w:r>
+        <w:rPr>
+          <w:b/>
+          <w:bCs/>
+        </w:rPr>
+        <w:t xml:space="preserve">exercise windows</w:t>
+      </w:r>
+      <w:r>
+        <w:t xml:space="preserve"> </w:t>
+      </w:r>
+      <w:r>
+        <w:t xml:space="preserve">(FR-D-4) — opt-in open/upcoming/closed periods (</w:t>
+      </w:r>
+      <w:r>
+        <w:rPr>
+          <w:rStyle w:val="VerbatimChar"/>
+        </w:rPr>
+        <w:t xml:space="preserve">exercise_windows</w:t>
+      </w:r>
+      <w:r>
+        <w:t xml:space="preserve">) that gate exercise requests once defined; and</w:t>
+      </w:r>
+      <w:r>
+        <w:t xml:space="preserve"> </w:t>
+      </w:r>
+      <w:r>
+        <w:rPr>
+          <w:b/>
+          <w:bCs/>
+        </w:rPr>
+        <w:t xml:space="preserve">company liquidity / buyback-tender windows</w:t>
+      </w:r>
+      <w:r>
+        <w:t xml:space="preserve"> </w:t>
+      </w:r>
+      <w:r>
+        <w:t xml:space="preserve">(new FR-C-13 ✅) —</w:t>
+      </w:r>
+      <w:r>
+        <w:t xml:space="preserve"> </w:t>
+      </w:r>
+      <w:r>
+        <w:rPr>
+          <w:rStyle w:val="VerbatimChar"/>
+        </w:rPr>
+        <w:t xml:space="preserve">liquidity_events</w:t>
+      </w:r>
+      <w:r>
+        <w:t xml:space="preserve"> </w:t>
+      </w:r>
+      <w:r>
+        <w:t xml:space="preserve">+</w:t>
+      </w:r>
+      <w:r>
+        <w:t xml:space="preserve"> </w:t>
+      </w:r>
+      <w:r>
+        <w:rPr>
+          <w:rStyle w:val="VerbatimChar"/>
+        </w:rPr>
+        <w:t xml:space="preserve">tenders</w:t>
+      </w:r>
+      <w:r>
+        <w:t xml:space="preserve">: admin opens a fixed-price window, holders tender from the portal, settlement writes cap-table buybacks; Alembic</w:t>
+      </w:r>
+      <w:r>
+        <w:t xml:space="preserve"> </w:t>
+      </w:r>
+      <w:r>
+        <w:rPr>
+          <w:rStyle w:val="VerbatimChar"/>
+        </w:rPr>
+        <w:t xml:space="preserve">f3c5e7a9b1d2</w:t>
+      </w:r>
+      <w:r>
+        <w:t xml:space="preserve">, new routes/models</w:t>
+      </w:r>
+      <w:r>
+        <w:t xml:space="preserve"> </w:t>
+      </w:r>
+      <w:r>
+        <w:rPr>
+          <w:rStyle w:val="VerbatimChar"/>
+        </w:rPr>
+        <w:t xml:space="preserve">liquidity</w:t>
+      </w:r>
+      <w:r>
+        <w:t xml:space="preserve">, Esop exercise-windows card, CapTableHub</w:t>
+      </w:r>
+      <w:r>
+        <w:t xml:space="preserve"> </w:t>
+      </w:r>
+      <w:r>
+        <w:rPr>
+          <w:b/>
+          <w:bCs/>
+        </w:rPr>
+        <w:t xml:space="preserve">Liquidity</w:t>
+      </w:r>
+      <w:r>
+        <w:t xml:space="preserve"> </w:t>
+      </w:r>
+      <w:r>
+        <w:t xml:space="preserve">sub-tab, portal tender UI. 252 backend tests.</w:t>
+      </w:r>
+    </w:p>
+    <w:p>
+      <w:pPr>
+        <w:pStyle w:val="Compact"/>
+        <w:numPr>
+          <w:ilvl w:val="0"/>
+          <w:numId w:val="1030"/>
+        </w:numPr>
+      </w:pPr>
+      <w:r>
+        <w:rPr>
+          <w:b/>
+          <w:bCs/>
+        </w:rPr>
+        <w:t xml:space="preserve">Ledgy visual batch</w:t>
+      </w:r>
+      <w:r>
+        <w:t xml:space="preserve"> </w:t>
+      </w:r>
+      <w:r>
+        <w:t xml:space="preserve">(2026-07-16): employee</w:t>
+      </w:r>
+      <w:r>
+        <w:t xml:space="preserve"> </w:t>
+      </w:r>
+      <w:r>
+        <w:rPr>
+          <w:b/>
+          <w:bCs/>
+        </w:rPr>
+        <w:t xml:space="preserve">equity hero</w:t>
+      </w:r>
+      <w:r>
+        <w:t xml:space="preserve"> </w:t>
+      </w:r>
+      <w:r>
+        <w:t xml:space="preserve">(today's value / max potential value / vested-bar / next-vest &amp; fully-vested dates) reframing the portal ESOP section, and a</w:t>
+      </w:r>
+      <w:r>
+        <w:t xml:space="preserve"> </w:t>
+      </w:r>
+      <w:r>
+        <w:rPr>
+          <w:b/>
+          <w:bCs/>
+        </w:rPr>
+        <w:t xml:space="preserve">per-grant detail view</w:t>
+      </w:r>
+      <w:r>
+        <w:t xml:space="preserve"> </w:t>
+      </w:r>
+      <w:r>
+        <w:t xml:space="preserve">(new FR-K-3 ✅) — three value stats, a vesting-status segment bar (exercised/settled · vested · unvested, reusing StackedBar) and a vesting timeline with a</w:t>
+      </w:r>
+      <w:r>
+        <w:t xml:space="preserve"> </w:t>
+      </w:r>
+      <w:r>
+        <w:rPr>
+          <w:i/>
+          <w:iCs/>
+        </w:rPr>
+        <w:t xml:space="preserve">today</w:t>
+      </w:r>
+      <w:r>
+        <w:t xml:space="preserve"> </w:t>
+      </w:r>
+      <w:r>
+        <w:t xml:space="preserve">marker, from</w:t>
+      </w:r>
+      <w:r>
+        <w:t xml:space="preserve"> </w:t>
+      </w:r>
+      <w:r>
+        <w:rPr>
+          <w:rStyle w:val="VerbatimChar"/>
+        </w:rPr>
+        <w:t xml:space="preserve">esop.grant_value_summary</w:t>
+      </w:r>
+      <w:r>
+        <w:t xml:space="preserve"> </w:t>
+      </w:r>
+      <w:r>
+        <w:t xml:space="preserve">+</w:t>
+      </w:r>
+      <w:r>
+        <w:t xml:space="preserve"> </w:t>
+      </w:r>
+      <w:r>
+        <w:rPr>
+          <w:rStyle w:val="VerbatimChar"/>
+        </w:rPr>
+        <w:t xml:space="preserve">grant_schedule</w:t>
+      </w:r>
+      <w:r>
+        <w:t xml:space="preserve"> </w:t>
+      </w:r>
+      <w:r>
+        <w:t xml:space="preserve">and a</w:t>
+      </w:r>
+      <w:r>
+        <w:t xml:space="preserve"> </w:t>
+      </w:r>
+      <w:r>
+        <w:rPr>
+          <w:rStyle w:val="VerbatimChar"/>
+        </w:rPr>
+        <w:t xml:space="preserve">GET /portal/grants/{id}/detail</w:t>
+      </w:r>
+      <w:r>
+        <w:t xml:space="preserve"> </w:t>
+      </w:r>
+      <w:r>
+        <w:t xml:space="preserve">endpoint (own-grant only). Value model: intrinsic (FMV−strike) per unit for options, full FMV for RSUs/RSAs. No schema change. 248 backend tests.</w:t>
+      </w:r>
+    </w:p>
+    <w:p>
+      <w:pPr>
+        <w:pStyle w:val="Compact"/>
+        <w:numPr>
+          <w:ilvl w:val="0"/>
+          <w:numId w:val="1030"/>
+        </w:numPr>
+      </w:pPr>
+      <w:r>
+        <w:rPr>
+          <w:b/>
+          <w:bCs/>
+        </w:rPr>
+        <w:t xml:space="preserve">Mantle functional batch 2</w:t>
+      </w:r>
+      <w:r>
+        <w:t xml:space="preserve"> </w:t>
+      </w:r>
+      <w:r>
+        <w:t xml:space="preserve">(2026-07-16):</w:t>
+      </w:r>
+      <w:r>
+        <w:t xml:space="preserve"> </w:t>
+      </w:r>
+      <w:r>
+        <w:rPr>
+          <w:b/>
+          <w:bCs/>
+        </w:rPr>
+        <w:t xml:space="preserve">fund look-through / Schedule of Investments</w:t>
+      </w:r>
+      <w:r>
+        <w:t xml:space="preserve"> </w:t>
+      </w:r>
+      <w:r>
+        <w:t xml:space="preserve">(new FR-J-11 ✅) — GP-facing SOI (cost / mark / MOIC / %NAV / unrealised gain per holding + totals + generated statement document, new</w:t>
+      </w:r>
+      <w:r>
+        <w:t xml:space="preserve"> </w:t>
+      </w:r>
+      <w:r>
+        <w:rPr>
+          <w:rStyle w:val="VerbatimChar"/>
+        </w:rPr>
+        <w:t xml:space="preserve">soi_statement</w:t>
+      </w:r>
+      <w:r>
+        <w:t xml:space="preserve"> </w:t>
+      </w:r>
+      <w:r>
+        <w:t xml:space="preserve">template) via</w:t>
+      </w:r>
+      <w:r>
+        <w:t xml:space="preserve"> </w:t>
+      </w:r>
+      <w:r>
+        <w:rPr>
+          <w:rStyle w:val="VerbatimChar"/>
+        </w:rPr>
+        <w:t xml:space="preserve">GET /funds/{id}/soi</w:t>
+      </w:r>
+      <w:r>
+        <w:t xml:space="preserve">; LP-facing look-through folded into the portal (</w:t>
+      </w:r>
+      <w:r>
+        <w:rPr>
+          <w:rStyle w:val="VerbatimChar"/>
+        </w:rPr>
+        <w:t xml:space="preserve">look_through</w:t>
+      </w:r>
+      <w:r>
+        <w:t xml:space="preserve"> </w:t>
+      </w:r>
+      <w:r>
+        <w:t xml:space="preserve">per fund) showing each LP's pro-rata exposure to the underlying holdings at the fund's own marks. No schema change (read-only over existing portfolio marks). Incidental: removed a pre-existing unused</w:t>
+      </w:r>
+      <w:r>
+        <w:t xml:space="preserve"> </w:t>
+      </w:r>
+      <w:r>
+        <w:rPr>
+          <w:rStyle w:val="VerbatimChar"/>
+        </w:rPr>
+        <w:t xml:space="preserve">CENTS</w:t>
+      </w:r>
+      <w:r>
+        <w:t xml:space="preserve"> </w:t>
+      </w:r>
+      <w:r>
+        <w:t xml:space="preserve">import in</w:t>
+      </w:r>
+      <w:r>
+        <w:t xml:space="preserve"> </w:t>
+      </w:r>
+      <w:r>
+        <w:rPr>
+          <w:rStyle w:val="VerbatimChar"/>
+        </w:rPr>
+        <w:t xml:space="preserve">services/fund.py</w:t>
+      </w:r>
+      <w:r>
+        <w:t xml:space="preserve"> </w:t>
+      </w:r>
+      <w:r>
+        <w:t xml:space="preserve">surfaced by ruff. 242 backend tests.</w:t>
       </w:r>
     </w:p>
     <w:p>

--- a/REQUIREMENTS.docx
+++ b/REQUIREMENTS.docx
@@ -1590,7 +1590,62 @@
         <w:t xml:space="preserve"> </w:t>
       </w:r>
       <w:r>
-        <w:t xml:space="preserve">email+password JWT auth (signup/login/me/refresh) with password policy (min 8), failed-login rate limiting (5 per 5 min, reset on success), and fail-fast boot if the default JWT secret is used outside dev/test; investor/LP/employee access granted by email match without tenant membership.</w:t>
+        <w:t xml:space="preserve">email+password JWT auth (signup/login/me/refresh) with password policy (min 8), failed-login rate limiting (5 per 5 min, reset on success), and fail-fast boot if the default JWT secret is used outside dev/test; investor/LP/employee access granted by email match without tenant membership,</w:t>
+      </w:r>
+      <w:r>
+        <w:t xml:space="preserve"> </w:t>
+      </w:r>
+      <w:r>
+        <w:rPr>
+          <w:b/>
+          <w:bCs/>
+        </w:rPr>
+        <w:t xml:space="preserve">now gated on email verification</w:t>
+      </w:r>
+      <w:r>
+        <w:t xml:space="preserve"> </w:t>
+      </w:r>
+      <w:r>
+        <w:t xml:space="preserve">(</w:t>
+      </w:r>
+      <w:r>
+        <w:rPr>
+          <w:rStyle w:val="VerbatimChar"/>
+        </w:rPr>
+        <w:t xml:space="preserve">email_verified</w:t>
+      </w:r>
+      <w:r>
+        <w:t xml:space="preserve"> </w:t>
+      </w:r>
+      <w:r>
+        <w:t xml:space="preserve">+</w:t>
+      </w:r>
+      <w:r>
+        <w:t xml:space="preserve"> </w:t>
+      </w:r>
+      <w:r>
+        <w:rPr>
+          <w:rStyle w:val="VerbatimChar"/>
+        </w:rPr>
+        <w:t xml:space="preserve">/auth/verify-email</w:t>
+      </w:r>
+      <w:r>
+        <w:t xml:space="preserve"> </w:t>
+      </w:r>
+      <w:r>
+        <w:t xml:space="preserve">+</w:t>
+      </w:r>
+      <w:r>
+        <w:t xml:space="preserve"> </w:t>
+      </w:r>
+      <w:r>
+        <w:rPr>
+          <w:rStyle w:val="VerbatimChar"/>
+        </w:rPr>
+        <w:t xml:space="preserve">PAPER_EMAIL_VERIFICATION_REQUIRED</w:t>
+      </w:r>
+      <w:r>
+        <w:t xml:space="preserve">, dev-off/prod-on) so an unverified pre-registered email cannot inherit another party's access.</w:t>
       </w:r>
       <w:r>
         <w:t xml:space="preserve"> </w:t>
@@ -1606,7 +1661,7 @@
         <w:t xml:space="preserve"> </w:t>
       </w:r>
       <w:r>
-        <w:t xml:space="preserve">OTP/SSO (OIDC), invite emails. ⛔ partially (SSO/OTP need providers).</w:t>
+        <w:t xml:space="preserve">OTP/SSO (OIDC) and the transactional-email delivery of the verification token (currently logged). ⛔ partially (SSO/OTP and email transport need providers).</w:t>
       </w:r>
     </w:p>
     <w:p>
@@ -14651,6 +14706,711 @@
           <w:b/>
           <w:bCs/>
         </w:rPr>
+        <w:t xml:space="preserve">v1.4 (2026-07-16)</w:t>
+      </w:r>
+      <w:r>
+        <w:t xml:space="preserve"> </w:t>
+      </w:r>
+      <w:r>
+        <w:t xml:space="preserve">— full-round review remediation (security + quality, no new features):</w:t>
+      </w:r>
+    </w:p>
+    <w:p>
+      <w:pPr>
+        <w:pStyle w:val="Compact"/>
+        <w:numPr>
+          <w:ilvl w:val="0"/>
+          <w:numId w:val="1030"/>
+        </w:numPr>
+      </w:pPr>
+      <w:r>
+        <w:rPr>
+          <w:b/>
+          <w:bCs/>
+        </w:rPr>
+        <w:t xml:space="preserve">Email verification gate</w:t>
+      </w:r>
+      <w:r>
+        <w:t xml:space="preserve"> </w:t>
+      </w:r>
+      <w:r>
+        <w:t xml:space="preserve">(FR-A-3, SEC review H-1): email-matched cross-tenant access (investor portal, LP statements, advisor console, data-room documents) now resolves only for a user who has proven ownership of their email.</w:t>
+      </w:r>
+      <w:r>
+        <w:t xml:space="preserve"> </w:t>
+      </w:r>
+      <w:r>
+        <w:rPr>
+          <w:rStyle w:val="VerbatimChar"/>
+        </w:rPr>
+        <w:t xml:space="preserve">users.email_verified</w:t>
+      </w:r>
+      <w:r>
+        <w:t xml:space="preserve"> </w:t>
+      </w:r>
+      <w:r>
+        <w:t xml:space="preserve">+</w:t>
+      </w:r>
+      <w:r>
+        <w:t xml:space="preserve"> </w:t>
+      </w:r>
+      <w:r>
+        <w:rPr>
+          <w:rStyle w:val="VerbatimChar"/>
+        </w:rPr>
+        <w:t xml:space="preserve">email_verification_token</w:t>
+      </w:r>
+      <w:r>
+        <w:t xml:space="preserve"> </w:t>
+      </w:r>
+      <w:r>
+        <w:t xml:space="preserve">(Alembic</w:t>
+      </w:r>
+      <w:r>
+        <w:t xml:space="preserve"> </w:t>
+      </w:r>
+      <w:r>
+        <w:rPr>
+          <w:rStyle w:val="VerbatimChar"/>
+        </w:rPr>
+        <w:t xml:space="preserve">f4d6c8e0a2b4</w:t>
+      </w:r>
+      <w:r>
+        <w:t xml:space="preserve">),</w:t>
+      </w:r>
+      <w:r>
+        <w:t xml:space="preserve"> </w:t>
+      </w:r>
+      <w:r>
+        <w:rPr>
+          <w:rStyle w:val="VerbatimChar"/>
+        </w:rPr>
+        <w:t xml:space="preserve">POST /auth/verify-email</w:t>
+      </w:r>
+      <w:r>
+        <w:t xml:space="preserve">, and a</w:t>
+      </w:r>
+      <w:r>
+        <w:t xml:space="preserve"> </w:t>
+      </w:r>
+      <w:r>
+        <w:rPr>
+          <w:rStyle w:val="VerbatimChar"/>
+        </w:rPr>
+        <w:t xml:space="preserve">PAPER_EMAIL_VERIFICATION_REQUIRED</w:t>
+      </w:r>
+      <w:r>
+        <w:t xml:space="preserve"> </w:t>
+      </w:r>
+      <w:r>
+        <w:t xml:space="preserve">flag (off in dev so signups verify immediately — mirrors</w:t>
+      </w:r>
+      <w:r>
+        <w:t xml:space="preserve"> </w:t>
+      </w:r>
+      <w:r>
+        <w:rPr>
+          <w:rStyle w:val="VerbatimChar"/>
+        </w:rPr>
+        <w:t xml:space="preserve">auto_create_tables</w:t>
+      </w:r>
+      <w:r>
+        <w:t xml:space="preserve">; on in prod). Enforced in</w:t>
+      </w:r>
+      <w:r>
+        <w:t xml:space="preserve"> </w:t>
+      </w:r>
+      <w:r>
+        <w:rPr>
+          <w:rStyle w:val="VerbatimChar"/>
+        </w:rPr>
+        <w:t xml:space="preserve">deps._entity_role</w:t>
+      </w:r>
+      <w:r>
+        <w:t xml:space="preserve"> </w:t>
+      </w:r>
+      <w:r>
+        <w:t xml:space="preserve">(advisor branch) and a</w:t>
+      </w:r>
+      <w:r>
+        <w:t xml:space="preserve"> </w:t>
+      </w:r>
+      <w:r>
+        <w:rPr>
+          <w:rStyle w:val="VerbatimChar"/>
+        </w:rPr>
+        <w:t xml:space="preserve">require_verified_email</w:t>
+      </w:r>
+      <w:r>
+        <w:t xml:space="preserve"> </w:t>
+      </w:r>
+      <w:r>
+        <w:t xml:space="preserve">dependency on all</w:t>
+      </w:r>
+      <w:r>
+        <w:t xml:space="preserve"> </w:t>
+      </w:r>
+      <w:r>
+        <w:rPr>
+          <w:rStyle w:val="VerbatimChar"/>
+        </w:rPr>
+        <w:t xml:space="preserve">/portal*</w:t>
+      </w:r>
+      <w:r>
+        <w:t xml:space="preserve"> </w:t>
+      </w:r>
+      <w:r>
+        <w:t xml:space="preserve">+ advisor routes.</w:t>
+      </w:r>
+    </w:p>
+    <w:p>
+      <w:pPr>
+        <w:pStyle w:val="Compact"/>
+        <w:numPr>
+          <w:ilvl w:val="0"/>
+          <w:numId w:val="1030"/>
+        </w:numPr>
+      </w:pPr>
+      <w:r>
+        <w:rPr>
+          <w:b/>
+          <w:bCs/>
+        </w:rPr>
+        <w:t xml:space="preserve">Admin-only access delegation</w:t>
+      </w:r>
+      <w:r>
+        <w:t xml:space="preserve"> </w:t>
+      </w:r>
+      <w:r>
+        <w:t xml:space="preserve">(SEC review M-1): granting/revoking external advisor access and granting investor-portal access now require owner/admin (new</w:t>
+      </w:r>
+      <w:r>
+        <w:t xml:space="preserve"> </w:t>
+      </w:r>
+      <w:r>
+        <w:rPr>
+          <w:rStyle w:val="VerbatimChar"/>
+        </w:rPr>
+        <w:t xml:space="preserve">deps.require_admin</w:t>
+      </w:r>
+      <w:r>
+        <w:t xml:space="preserve">), not any write role — a member-level advisor can no longer create a durable second foothold.</w:t>
+      </w:r>
+    </w:p>
+    <w:p>
+      <w:pPr>
+        <w:pStyle w:val="Compact"/>
+        <w:numPr>
+          <w:ilvl w:val="0"/>
+          <w:numId w:val="1030"/>
+        </w:numPr>
+      </w:pPr>
+      <w:r>
+        <w:rPr>
+          <w:b/>
+          <w:bCs/>
+        </w:rPr>
+        <w:t xml:space="preserve">Readable API errors</w:t>
+      </w:r>
+      <w:r>
+        <w:t xml:space="preserve">: the web client now formats FastAPI 422 validation</w:t>
+      </w:r>
+      <w:r>
+        <w:t xml:space="preserve"> </w:t>
+      </w:r>
+      <w:r>
+        <w:rPr>
+          <w:rStyle w:val="VerbatimChar"/>
+        </w:rPr>
+        <w:t xml:space="preserve">detail</w:t>
+      </w:r>
+      <w:r>
+        <w:t xml:space="preserve"> </w:t>
+      </w:r>
+      <w:r>
+        <w:t xml:space="preserve">lists into</w:t>
+      </w:r>
+      <w:r>
+        <w:t xml:space="preserve"> </w:t>
+      </w:r>
+      <w:r>
+        <w:rPr>
+          <w:rStyle w:val="VerbatimChar"/>
+        </w:rPr>
+        <w:t xml:space="preserve">field: message</w:t>
+      </w:r>
+      <w:r>
+        <w:t xml:space="preserve"> </w:t>
+      </w:r>
+      <w:r>
+        <w:t xml:space="preserve">instead of rendering</w:t>
+      </w:r>
+      <w:r>
+        <w:t xml:space="preserve"> </w:t>
+      </w:r>
+      <w:r>
+        <w:rPr>
+          <w:rStyle w:val="VerbatimChar"/>
+        </w:rPr>
+        <w:t xml:space="preserve">[object Object]</w:t>
+      </w:r>
+      <w:r>
+        <w:t xml:space="preserve">.</w:t>
+      </w:r>
+    </w:p>
+    <w:p>
+      <w:pPr>
+        <w:pStyle w:val="Compact"/>
+        <w:numPr>
+          <w:ilvl w:val="0"/>
+          <w:numId w:val="1030"/>
+        </w:numPr>
+      </w:pPr>
+      <w:r>
+        <w:rPr>
+          <w:b/>
+          <w:bCs/>
+        </w:rPr>
+        <w:t xml:space="preserve">In-app prompt dialog</w:t>
+      </w:r>
+      <w:r>
+        <w:t xml:space="preserve">:</w:t>
+      </w:r>
+      <w:r>
+        <w:t xml:space="preserve"> </w:t>
+      </w:r>
+      <w:r>
+        <w:rPr>
+          <w:rStyle w:val="VerbatimChar"/>
+        </w:rPr>
+        <w:t xml:space="preserve">window.prompt()</w:t>
+      </w:r>
+      <w:r>
+        <w:t xml:space="preserve"> </w:t>
+      </w:r>
+      <w:r>
+        <w:t xml:space="preserve">(blocked in embedded browsers/webviews — the incorporation "Mark filed"/"Record CIN", data-room answer, and other flows dead-ended) replaced by a promise-based in-app modal (</w:t>
+      </w:r>
+      <w:r>
+        <w:rPr>
+          <w:rStyle w:val="VerbatimChar"/>
+        </w:rPr>
+        <w:t xml:space="preserve">uiPrompt</w:t>
+      </w:r>
+      <w:r>
+        <w:t xml:space="preserve">), across 8 files.</w:t>
+      </w:r>
+    </w:p>
+    <w:p>
+      <w:pPr>
+        <w:pStyle w:val="Compact"/>
+        <w:numPr>
+          <w:ilvl w:val="0"/>
+          <w:numId w:val="1030"/>
+        </w:numPr>
+      </w:pPr>
+      <w:r>
+        <w:rPr>
+          <w:b/>
+          <w:bCs/>
+        </w:rPr>
+        <w:t xml:space="preserve">Quality/consistency</w:t>
+      </w:r>
+      <w:r>
+        <w:t xml:space="preserve">: single-source</w:t>
+      </w:r>
+      <w:r>
+        <w:t xml:space="preserve"> </w:t>
+      </w:r>
+      <w:r>
+        <w:rPr>
+          <w:rStyle w:val="VerbatimChar"/>
+        </w:rPr>
+        <w:t xml:space="preserve">services/fy.py</w:t>
+      </w:r>
+      <w:r>
+        <w:t xml:space="preserve"> </w:t>
+      </w:r>
+      <w:r>
+        <w:t xml:space="preserve">for Indian-FY math (label format unified to</w:t>
+      </w:r>
+      <w:r>
+        <w:t xml:space="preserve"> </w:t>
+      </w:r>
+      <w:r>
+        <w:rPr>
+          <w:rStyle w:val="VerbatimChar"/>
+        </w:rPr>
+        <w:t xml:space="preserve">FY{end}</w:t>
+      </w:r>
+      <w:r>
+        <w:t xml:space="preserve"> </w:t>
+      </w:r>
+      <w:r>
+        <w:t xml:space="preserve">across ESOP expense / compliance / fund tax statements; removed 4 re-implementations of the Apr–Mar rule); frontend</w:t>
+      </w:r>
+      <w:r>
+        <w:t xml:space="preserve"> </w:t>
+      </w:r>
+      <w:r>
+        <w:rPr>
+          <w:rStyle w:val="VerbatimChar"/>
+        </w:rPr>
+        <w:t xml:space="preserve">lib/format.ts</w:t>
+      </w:r>
+      <w:r>
+        <w:t xml:space="preserve"> </w:t>
+      </w:r>
+      <w:r>
+        <w:t xml:space="preserve">(</w:t>
+      </w:r>
+      <w:r>
+        <w:rPr>
+          <w:rStyle w:val="VerbatimChar"/>
+        </w:rPr>
+        <w:t xml:space="preserve">fmtMoney</w:t>
+      </w:r>
+      <w:r>
+        <w:t xml:space="preserve">/</w:t>
+      </w:r>
+      <w:r>
+        <w:rPr>
+          <w:rStyle w:val="VerbatimChar"/>
+        </w:rPr>
+        <w:t xml:space="preserve">fmtInt</w:t>
+      </w:r>
+      <w:r>
+        <w:t xml:space="preserve">) with the two disagreeing private helpers consolidated and the portal value hero migrated; shared</w:t>
+      </w:r>
+      <w:r>
+        <w:t xml:space="preserve"> </w:t>
+      </w:r>
+      <w:r>
+        <w:rPr>
+          <w:rStyle w:val="VerbatimChar"/>
+        </w:rPr>
+        <w:t xml:space="preserve">useResource</w:t>
+      </w:r>
+      <w:r>
+        <w:t xml:space="preserve"> </w:t>
+      </w:r>
+      <w:r>
+        <w:t xml:space="preserve">hook added and Portal's private</w:t>
+      </w:r>
+      <w:r>
+        <w:t xml:space="preserve"> </w:t>
+      </w:r>
+      <w:r>
+        <w:rPr>
+          <w:rStyle w:val="VerbatimChar"/>
+        </w:rPr>
+        <w:t xml:space="preserve">useGuard</w:t>
+      </w:r>
+      <w:r>
+        <w:t xml:space="preserve"> </w:t>
+      </w:r>
+      <w:r>
+        <w:t xml:space="preserve">re-implementation removed. Dead-code sweep: removed</w:t>
+      </w:r>
+      <w:r>
+        <w:t xml:space="preserve"> </w:t>
+      </w:r>
+      <w:r>
+        <w:rPr>
+          <w:rStyle w:val="VerbatimChar"/>
+        </w:rPr>
+        <w:t xml:space="preserve">MembershipOut</w:t>
+      </w:r>
+      <w:r>
+        <w:t xml:space="preserve"> </w:t>
+      </w:r>
+      <w:r>
+        <w:t xml:space="preserve">schema, 6 unused API-client methods, 4 unused imports. 266 backend tests, 7 frontend tests.</w:t>
+      </w:r>
+    </w:p>
+    <w:p>
+      <w:pPr>
+        <w:pStyle w:val="Compact"/>
+        <w:numPr>
+          <w:ilvl w:val="0"/>
+          <w:numId w:val="1030"/>
+        </w:numPr>
+      </w:pPr>
+      <w:r>
+        <w:rPr>
+          <w:b/>
+          <w:bCs/>
+        </w:rPr>
+        <w:t xml:space="preserve">UI modernization pass</w:t>
+      </w:r>
+      <w:r>
+        <w:t xml:space="preserve"> </w:t>
+      </w:r>
+      <w:r>
+        <w:t xml:space="preserve">(presentation-only, all in</w:t>
+      </w:r>
+      <w:r>
+        <w:t xml:space="preserve"> </w:t>
+      </w:r>
+      <w:r>
+        <w:rPr>
+          <w:rStyle w:val="VerbatimChar"/>
+        </w:rPr>
+        <w:t xml:space="preserve">styles.css</w:t>
+      </w:r>
+      <w:r>
+        <w:t xml:space="preserve"> </w:t>
+      </w:r>
+      <w:r>
+        <w:t xml:space="preserve">+ small components): modern</w:t>
+      </w:r>
+      <w:r>
+        <w:t xml:space="preserve"> </w:t>
+      </w:r>
+      <w:r>
+        <w:rPr>
+          <w:b/>
+          <w:bCs/>
+        </w:rPr>
+        <w:t xml:space="preserve">design tokens</w:t>
+      </w:r>
+      <w:r>
+        <w:t xml:space="preserve"> </w:t>
+      </w:r>
+      <w:r>
+        <w:t xml:space="preserve">— system-ui body font (replacing Calibri), a shadow/radius scale, soft card elevation, global transitions, branded focus rings, and modern data tables (uppercase muted headers, horizontal rules only,</w:t>
+      </w:r>
+      <w:r>
+        <w:t xml:space="preserve"> </w:t>
+      </w:r>
+      <w:r>
+        <w:rPr>
+          <w:rStyle w:val="VerbatimChar"/>
+        </w:rPr>
+        <w:t xml:space="preserve">tabular-nums</w:t>
+      </w:r>
+      <w:r>
+        <w:t xml:space="preserve">, row hover);</w:t>
+      </w:r>
+      <w:r>
+        <w:t xml:space="preserve"> </w:t>
+      </w:r>
+      <w:r>
+        <w:rPr>
+          <w:b/>
+          <w:bCs/>
+        </w:rPr>
+        <w:t xml:space="preserve">responsive top bar</w:t>
+      </w:r>
+      <w:r>
+        <w:t xml:space="preserve"> </w:t>
+      </w:r>
+      <w:r>
+        <w:t xml:space="preserve">(wraps + hides tagline on small screens, fixing a real mobile horizontal-scroll bug);</w:t>
+      </w:r>
+      <w:r>
+        <w:t xml:space="preserve"> </w:t>
+      </w:r>
+      <w:r>
+        <w:rPr>
+          <w:b/>
+          <w:bCs/>
+        </w:rPr>
+        <w:t xml:space="preserve">toast notifications</w:t>
+      </w:r>
+      <w:r>
+        <w:t xml:space="preserve"> </w:t>
+      </w:r>
+      <w:r>
+        <w:t xml:space="preserve">(</w:t>
+      </w:r>
+      <w:r>
+        <w:rPr>
+          <w:rStyle w:val="VerbatimChar"/>
+        </w:rPr>
+        <w:t xml:space="preserve">components/Toast.tsx</w:t>
+      </w:r>
+      <w:r>
+        <w:t xml:space="preserve">, fired via a</w:t>
+      </w:r>
+      <w:r>
+        <w:t xml:space="preserve"> </w:t>
+      </w:r>
+      <w:r>
+        <w:rPr>
+          <w:rStyle w:val="VerbatimChar"/>
+        </w:rPr>
+        <w:t xml:space="preserve">useGuard(fn, successMsg)</w:t>
+      </w:r>
+      <w:r>
+        <w:t xml:space="preserve"> </w:t>
+      </w:r>
+      <w:r>
+        <w:t xml:space="preserve">chokepoint);</w:t>
+      </w:r>
+      <w:r>
+        <w:t xml:space="preserve"> </w:t>
+      </w:r>
+      <w:r>
+        <w:rPr>
+          <w:b/>
+          <w:bCs/>
+        </w:rPr>
+        <w:t xml:space="preserve">skeleton loaders</w:t>
+      </w:r>
+      <w:r>
+        <w:t xml:space="preserve"> </w:t>
+      </w:r>
+      <w:r>
+        <w:t xml:space="preserve">(</w:t>
+      </w:r>
+      <w:r>
+        <w:rPr>
+          <w:rStyle w:val="VerbatimChar"/>
+        </w:rPr>
+        <w:t xml:space="preserve">components/Skeleton.tsx</w:t>
+      </w:r>
+      <w:r>
+        <w:t xml:space="preserve">, in the portal); and sharper</w:t>
+      </w:r>
+      <w:r>
+        <w:t xml:space="preserve"> </w:t>
+      </w:r>
+      <w:r>
+        <w:rPr>
+          <w:b/>
+          <w:bCs/>
+        </w:rPr>
+        <w:t xml:space="preserve">KPI stat tiles</w:t>
+      </w:r>
+      <w:r>
+        <w:t xml:space="preserve">.</w:t>
+      </w:r>
+      <w:r>
+        <w:t xml:space="preserve"> </w:t>
+      </w:r>
+      <w:r>
+        <w:rPr>
+          <w:b/>
+          <w:bCs/>
+        </w:rPr>
+        <w:t xml:space="preserve">Dark mode</w:t>
+      </w:r>
+      <w:r>
+        <w:t xml:space="preserve">: full token-based theming (</w:t>
+      </w:r>
+      <w:r>
+        <w:rPr>
+          <w:rStyle w:val="VerbatimChar"/>
+        </w:rPr>
+        <w:t xml:space="preserve">--heading</w:t>
+      </w:r>
+      <w:r>
+        <w:t xml:space="preserve">/</w:t>
+      </w:r>
+      <w:r>
+        <w:rPr>
+          <w:rStyle w:val="VerbatimChar"/>
+        </w:rPr>
+        <w:t xml:space="preserve">--panel</w:t>
+      </w:r>
+      <w:r>
+        <w:t xml:space="preserve"> </w:t>
+      </w:r>
+      <w:r>
+        <w:t xml:space="preserve">split so brand surfaces stay green while heading text and panels flip), an OS-preference default with a persisted top-bar toggle (</w:t>
+      </w:r>
+      <w:r>
+        <w:rPr>
+          <w:rStyle w:val="VerbatimChar"/>
+        </w:rPr>
+        <w:t xml:space="preserve">data-theme</w:t>
+      </w:r>
+      <w:r>
+        <w:t xml:space="preserve"> </w:t>
+      </w:r>
+      <w:r>
+        <w:t xml:space="preserve">on</w:t>
+      </w:r>
+      <w:r>
+        <w:t xml:space="preserve"> </w:t>
+      </w:r>
+      <w:r>
+        <w:rPr>
+          <w:rStyle w:val="VerbatimChar"/>
+        </w:rPr>
+        <w:t xml:space="preserve">&lt;html&gt;</w:t>
+      </w:r>
+      <w:r>
+        <w:t xml:space="preserve">), verified readable across headings, tables, badges, popovers and inputs.</w:t>
+      </w:r>
+      <w:r>
+        <w:t xml:space="preserve"> </w:t>
+      </w:r>
+      <w:r>
+        <w:rPr>
+          <w:b/>
+          <w:bCs/>
+        </w:rPr>
+        <w:t xml:space="preserve">Consistency rollout</w:t>
+      </w:r>
+      <w:r>
+        <w:t xml:space="preserve">: the shared</w:t>
+      </w:r>
+      <w:r>
+        <w:t xml:space="preserve"> </w:t>
+      </w:r>
+      <w:r>
+        <w:rPr>
+          <w:rStyle w:val="VerbatimChar"/>
+        </w:rPr>
+        <w:t xml:space="preserve">EmptyState</w:t>
+      </w:r>
+      <w:r>
+        <w:t xml:space="preserve"> </w:t>
+      </w:r>
+      <w:r>
+        <w:t xml:space="preserve">(icon + title + hint) replaced hand-rolled "None yet." text across ~15 more feature/page surfaces (Governance, Fundraising, Workflows, Fund, SPV, Admin, Advisors, Compliance, Contracts, Services, Valuations, cap-table timeline, Activity, Entities, Tenants, Advisor console, portal updates); a</w:t>
+      </w:r>
+      <w:r>
+        <w:t xml:space="preserve"> </w:t>
+      </w:r>
+      <w:r>
+        <w:rPr>
+          <w:b/>
+          <w:bCs/>
+        </w:rPr>
+        <w:t xml:space="preserve">branded, centered login screen</w:t>
+      </w:r>
+      <w:r>
+        <w:t xml:space="preserve">; and</w:t>
+      </w:r>
+      <w:r>
+        <w:t xml:space="preserve"> </w:t>
+      </w:r>
+      <w:r>
+        <w:rPr>
+          <w:b/>
+          <w:bCs/>
+        </w:rPr>
+        <w:t xml:space="preserve">success toasts</w:t>
+      </w:r>
+      <w:r>
+        <w:t xml:space="preserve"> </w:t>
+      </w:r>
+      <w:r>
+        <w:t xml:space="preserve">wired into the core create flows (cap-table issue/add, valuations, fundraising round/commitment/term-sheet/close, governance, team).</w:t>
+      </w:r>
+    </w:p>
+    <w:p>
+      <w:pPr>
+        <w:pStyle w:val="FirstParagraph"/>
+      </w:pPr>
+      <w:r>
+        <w:rPr>
+          <w:b/>
+          <w:bCs/>
+        </w:rPr>
         <w:t xml:space="preserve">v1.3 (2026-07-14)</w:t>
       </w:r>
       <w:r>
@@ -14665,7 +15425,7 @@
         <w:pStyle w:val="Compact"/>
         <w:numPr>
           <w:ilvl w:val="0"/>
-          <w:numId w:val="1030"/>
+          <w:numId w:val="1031"/>
         </w:numPr>
       </w:pPr>
       <w:r>
@@ -14746,7 +15506,7 @@
         <w:pStyle w:val="Compact"/>
         <w:numPr>
           <w:ilvl w:val="0"/>
-          <w:numId w:val="1030"/>
+          <w:numId w:val="1031"/>
         </w:numPr>
       </w:pPr>
       <w:r>
@@ -14780,7 +15540,7 @@
         <w:pStyle w:val="Compact"/>
         <w:numPr>
           <w:ilvl w:val="0"/>
-          <w:numId w:val="1030"/>
+          <w:numId w:val="1031"/>
         </w:numPr>
       </w:pPr>
       <w:r>
@@ -14841,7 +15601,7 @@
         <w:pStyle w:val="Compact"/>
         <w:numPr>
           <w:ilvl w:val="0"/>
-          <w:numId w:val="1030"/>
+          <w:numId w:val="1031"/>
         </w:numPr>
       </w:pPr>
       <w:r>
@@ -14873,7 +15633,7 @@
         <w:pStyle w:val="Compact"/>
         <w:numPr>
           <w:ilvl w:val="0"/>
-          <w:numId w:val="1030"/>
+          <w:numId w:val="1031"/>
         </w:numPr>
       </w:pPr>
       <w:r>
@@ -14967,7 +15727,7 @@
         <w:pStyle w:val="Compact"/>
         <w:numPr>
           <w:ilvl w:val="0"/>
-          <w:numId w:val="1030"/>
+          <w:numId w:val="1031"/>
         </w:numPr>
       </w:pPr>
       <w:r>
@@ -15033,7 +15793,7 @@
         <w:pStyle w:val="Compact"/>
         <w:numPr>
           <w:ilvl w:val="0"/>
-          <w:numId w:val="1030"/>
+          <w:numId w:val="1031"/>
         </w:numPr>
       </w:pPr>
       <w:r>
@@ -15071,7 +15831,7 @@
         <w:pStyle w:val="Compact"/>
         <w:numPr>
           <w:ilvl w:val="0"/>
-          <w:numId w:val="1030"/>
+          <w:numId w:val="1031"/>
         </w:numPr>
       </w:pPr>
       <w:r>
@@ -15105,7 +15865,7 @@
         <w:pStyle w:val="Compact"/>
         <w:numPr>
           <w:ilvl w:val="0"/>
-          <w:numId w:val="1030"/>
+          <w:numId w:val="1031"/>
         </w:numPr>
       </w:pPr>
       <w:r>
@@ -15139,7 +15899,7 @@
         <w:pStyle w:val="Compact"/>
         <w:numPr>
           <w:ilvl w:val="0"/>
-          <w:numId w:val="1030"/>
+          <w:numId w:val="1031"/>
         </w:numPr>
       </w:pPr>
       <w:r>
@@ -15170,7 +15930,7 @@
         <w:pStyle w:val="Compact"/>
         <w:numPr>
           <w:ilvl w:val="0"/>
-          <w:numId w:val="1030"/>
+          <w:numId w:val="1031"/>
         </w:numPr>
       </w:pPr>
       <w:r>
@@ -15251,7 +16011,7 @@
         <w:pStyle w:val="Compact"/>
         <w:numPr>
           <w:ilvl w:val="0"/>
-          <w:numId w:val="1030"/>
+          <w:numId w:val="1031"/>
         </w:numPr>
       </w:pPr>
       <w:r>
@@ -15332,7 +16092,7 @@
         <w:pStyle w:val="Compact"/>
         <w:numPr>
           <w:ilvl w:val="0"/>
-          <w:numId w:val="1030"/>
+          <w:numId w:val="1031"/>
         </w:numPr>
       </w:pPr>
       <w:r>
@@ -15354,7 +16114,7 @@
         <w:pStyle w:val="Compact"/>
         <w:numPr>
           <w:ilvl w:val="0"/>
-          <w:numId w:val="1030"/>
+          <w:numId w:val="1031"/>
         </w:numPr>
       </w:pPr>
       <w:r>
@@ -15455,7 +16215,7 @@
         <w:pStyle w:val="Compact"/>
         <w:numPr>
           <w:ilvl w:val="0"/>
-          <w:numId w:val="1030"/>
+          <w:numId w:val="1031"/>
         </w:numPr>
       </w:pPr>
       <w:r>
@@ -15603,7 +16363,7 @@
         <w:pStyle w:val="Compact"/>
         <w:numPr>
           <w:ilvl w:val="0"/>
-          <w:numId w:val="1030"/>
+          <w:numId w:val="1031"/>
         </w:numPr>
       </w:pPr>
       <w:r>
@@ -15720,7 +16480,7 @@
         <w:pStyle w:val="Compact"/>
         <w:numPr>
           <w:ilvl w:val="0"/>
-          <w:numId w:val="1030"/>
+          <w:numId w:val="1031"/>
         </w:numPr>
       </w:pPr>
       <w:r>
@@ -15813,7 +16573,7 @@
         <w:pStyle w:val="Compact"/>
         <w:numPr>
           <w:ilvl w:val="0"/>
-          <w:numId w:val="1030"/>
+          <w:numId w:val="1031"/>
         </w:numPr>
       </w:pPr>
       <w:r>
@@ -15949,7 +16709,7 @@
         <w:pStyle w:val="Compact"/>
         <w:numPr>
           <w:ilvl w:val="0"/>
-          <w:numId w:val="1030"/>
+          <w:numId w:val="1031"/>
         </w:numPr>
       </w:pPr>
       <w:r>
@@ -16079,7 +16839,7 @@
         <w:pStyle w:val="Compact"/>
         <w:numPr>
           <w:ilvl w:val="0"/>
-          <w:numId w:val="1030"/>
+          <w:numId w:val="1031"/>
         </w:numPr>
       </w:pPr>
       <w:r>
@@ -16194,7 +16954,7 @@
         <w:pStyle w:val="Compact"/>
         <w:numPr>
           <w:ilvl w:val="0"/>
-          <w:numId w:val="1030"/>
+          <w:numId w:val="1031"/>
         </w:numPr>
       </w:pPr>
       <w:r>
@@ -16301,7 +17061,7 @@
         <w:pStyle w:val="Compact"/>
         <w:numPr>
           <w:ilvl w:val="0"/>
-          <w:numId w:val="1030"/>
+          <w:numId w:val="1031"/>
         </w:numPr>
       </w:pPr>
       <w:r>
@@ -16436,7 +17196,7 @@
         <w:pStyle w:val="Compact"/>
         <w:numPr>
           <w:ilvl w:val="0"/>
-          <w:numId w:val="1030"/>
+          <w:numId w:val="1031"/>
         </w:numPr>
       </w:pPr>
       <w:r>
@@ -16598,7 +17358,7 @@
         <w:pStyle w:val="Compact"/>
         <w:numPr>
           <w:ilvl w:val="0"/>
-          <w:numId w:val="1030"/>
+          <w:numId w:val="1031"/>
         </w:numPr>
       </w:pPr>
       <w:r>
@@ -16703,7 +17463,7 @@
         <w:pStyle w:val="Compact"/>
         <w:numPr>
           <w:ilvl w:val="0"/>
-          <w:numId w:val="1030"/>
+          <w:numId w:val="1031"/>
         </w:numPr>
       </w:pPr>
       <w:r>
@@ -16849,7 +17609,7 @@
         <w:pStyle w:val="Compact"/>
         <w:numPr>
           <w:ilvl w:val="0"/>
-          <w:numId w:val="1030"/>
+          <w:numId w:val="1031"/>
         </w:numPr>
       </w:pPr>
       <w:r>
@@ -16991,7 +17751,7 @@
         <w:pStyle w:val="Compact"/>
         <w:numPr>
           <w:ilvl w:val="0"/>
-          <w:numId w:val="1031"/>
+          <w:numId w:val="1032"/>
         </w:numPr>
       </w:pPr>
       <w:r>
@@ -17024,7 +17784,7 @@
         <w:pStyle w:val="Compact"/>
         <w:numPr>
           <w:ilvl w:val="0"/>
-          <w:numId w:val="1031"/>
+          <w:numId w:val="1032"/>
         </w:numPr>
       </w:pPr>
       <w:r>
@@ -17036,7 +17796,7 @@
         <w:pStyle w:val="Compact"/>
         <w:numPr>
           <w:ilvl w:val="0"/>
-          <w:numId w:val="1031"/>
+          <w:numId w:val="1032"/>
         </w:numPr>
       </w:pPr>
       <w:r>
@@ -17064,7 +17824,7 @@
         <w:pStyle w:val="Compact"/>
         <w:numPr>
           <w:ilvl w:val="0"/>
-          <w:numId w:val="1031"/>
+          <w:numId w:val="1032"/>
         </w:numPr>
       </w:pPr>
       <w:r>
@@ -17095,7 +17855,7 @@
         <w:pStyle w:val="Compact"/>
         <w:numPr>
           <w:ilvl w:val="0"/>
-          <w:numId w:val="1031"/>
+          <w:numId w:val="1032"/>
         </w:numPr>
       </w:pPr>
       <w:r>
@@ -17141,7 +17901,7 @@
         <w:pStyle w:val="Compact"/>
         <w:numPr>
           <w:ilvl w:val="0"/>
-          <w:numId w:val="1032"/>
+          <w:numId w:val="1033"/>
         </w:numPr>
       </w:pPr>
       <w:r>
@@ -17160,7 +17920,7 @@
         <w:pStyle w:val="Compact"/>
         <w:numPr>
           <w:ilvl w:val="0"/>
-          <w:numId w:val="1032"/>
+          <w:numId w:val="1033"/>
         </w:numPr>
       </w:pPr>
       <w:r>
@@ -17179,7 +17939,7 @@
         <w:pStyle w:val="Compact"/>
         <w:numPr>
           <w:ilvl w:val="0"/>
-          <w:numId w:val="1032"/>
+          <w:numId w:val="1033"/>
         </w:numPr>
       </w:pPr>
       <w:r>
@@ -17198,7 +17958,7 @@
         <w:pStyle w:val="Compact"/>
         <w:numPr>
           <w:ilvl w:val="0"/>
-          <w:numId w:val="1032"/>
+          <w:numId w:val="1033"/>
         </w:numPr>
       </w:pPr>
       <w:r>
@@ -17243,7 +18003,7 @@
         <w:pStyle w:val="Compact"/>
         <w:numPr>
           <w:ilvl w:val="0"/>
-          <w:numId w:val="1033"/>
+          <w:numId w:val="1034"/>
         </w:numPr>
       </w:pPr>
       <w:r>
@@ -17255,7 +18015,7 @@
         <w:pStyle w:val="Compact"/>
         <w:numPr>
           <w:ilvl w:val="0"/>
-          <w:numId w:val="1033"/>
+          <w:numId w:val="1034"/>
         </w:numPr>
       </w:pPr>
       <w:r>
@@ -17290,7 +18050,7 @@
         <w:pStyle w:val="Compact"/>
         <w:numPr>
           <w:ilvl w:val="0"/>
-          <w:numId w:val="1033"/>
+          <w:numId w:val="1034"/>
         </w:numPr>
       </w:pPr>
       <w:r>
@@ -17302,7 +18062,7 @@
         <w:pStyle w:val="Compact"/>
         <w:numPr>
           <w:ilvl w:val="0"/>
-          <w:numId w:val="1033"/>
+          <w:numId w:val="1034"/>
         </w:numPr>
       </w:pPr>
       <w:r>
@@ -17314,7 +18074,7 @@
         <w:pStyle w:val="Compact"/>
         <w:numPr>
           <w:ilvl w:val="0"/>
-          <w:numId w:val="1033"/>
+          <w:numId w:val="1034"/>
         </w:numPr>
       </w:pPr>
       <w:r>
@@ -17342,7 +18102,7 @@
         <w:pStyle w:val="Compact"/>
         <w:numPr>
           <w:ilvl w:val="0"/>
-          <w:numId w:val="1033"/>
+          <w:numId w:val="1034"/>
         </w:numPr>
       </w:pPr>
       <w:r>
@@ -17385,7 +18145,7 @@
         <w:pStyle w:val="Compact"/>
         <w:numPr>
           <w:ilvl w:val="0"/>
-          <w:numId w:val="1033"/>
+          <w:numId w:val="1034"/>
         </w:numPr>
       </w:pPr>
       <w:r>
@@ -17397,7 +18157,7 @@
         <w:pStyle w:val="Compact"/>
         <w:numPr>
           <w:ilvl w:val="0"/>
-          <w:numId w:val="1033"/>
+          <w:numId w:val="1034"/>
         </w:numPr>
       </w:pPr>
       <w:r>
@@ -18044,6 +18804,9 @@
     <w:abstractNumId w:val="991"/>
   </w:num>
   <w:num w:numId="1033">
+    <w:abstractNumId w:val="991"/>
+  </w:num>
+  <w:num w:numId="1034">
     <w:abstractNumId w:val="991"/>
   </w:num>
 </w:numbering>

--- a/REQUIREMENTS.docx
+++ b/REQUIREMENTS.docx
@@ -5891,6 +5891,445 @@
           <w:b/>
           <w:bCs/>
         </w:rPr>
+        <w:t xml:space="preserve">FR-J-14 (M — added v1.5, Carta fund gap)</w:t>
+      </w:r>
+      <w:r>
+        <w:t xml:space="preserve"> </w:t>
+      </w:r>
+      <w:r>
+        <w:t xml:space="preserve">✅</w:t>
+      </w:r>
+      <w:r>
+        <w:t xml:space="preserve"> </w:t>
+      </w:r>
+      <w:r>
+        <w:rPr>
+          <w:b/>
+          <w:bCs/>
+        </w:rPr>
+        <w:t xml:space="preserve">Fund financial statements</w:t>
+      </w:r>
+      <w:r>
+        <w:t xml:space="preserve"> </w:t>
+      </w:r>
+      <w:r>
+        <w:t xml:space="preserve">(no GL export): since-inception</w:t>
+      </w:r>
+      <w:r>
+        <w:t xml:space="preserve"> </w:t>
+      </w:r>
+      <w:r>
+        <w:rPr>
+          <w:b/>
+          <w:bCs/>
+        </w:rPr>
+        <w:t xml:space="preserve">statement of operations</w:t>
+      </w:r>
+      <w:r>
+        <w:t xml:space="preserve">,</w:t>
+      </w:r>
+      <w:r>
+        <w:t xml:space="preserve"> </w:t>
+      </w:r>
+      <w:r>
+        <w:rPr>
+          <w:b/>
+          <w:bCs/>
+        </w:rPr>
+        <w:t xml:space="preserve">cash flows</w:t>
+      </w:r>
+      <w:r>
+        <w:t xml:space="preserve">,</w:t>
+      </w:r>
+      <w:r>
+        <w:t xml:space="preserve"> </w:t>
+      </w:r>
+      <w:r>
+        <w:rPr>
+          <w:b/>
+          <w:bCs/>
+        </w:rPr>
+        <w:t xml:space="preserve">assets &amp; liabilities</w:t>
+      </w:r>
+      <w:r>
+        <w:t xml:space="preserve"> </w:t>
+      </w:r>
+      <w:r>
+        <w:t xml:space="preserve">and a</w:t>
+      </w:r>
+      <w:r>
+        <w:t xml:space="preserve"> </w:t>
+      </w:r>
+      <w:r>
+        <w:rPr>
+          <w:b/>
+          <w:bCs/>
+        </w:rPr>
+        <w:t xml:space="preserve">partners'-capital roll-forward</w:t>
+      </w:r>
+      <w:r>
+        <w:t xml:space="preserve">, derived from the drawdown/distribution/fee ledgers and portfolio marks — designed so</w:t>
+      </w:r>
+      <w:r>
+        <w:t xml:space="preserve"> </w:t>
+      </w:r>
+      <w:r>
+        <w:rPr>
+          <w:b/>
+          <w:bCs/>
+        </w:rPr>
+        <w:t xml:space="preserve">net assets ties to ending partners' capital</w:t>
+      </w:r>
+      <w:r>
+        <w:t xml:space="preserve"> </w:t>
+      </w:r>
+      <w:r>
+        <w:t xml:space="preserve">by construction (a</w:t>
+      </w:r>
+      <w:r>
+        <w:t xml:space="preserve"> </w:t>
+      </w:r>
+      <w:r>
+        <w:rPr>
+          <w:rStyle w:val="VerbatimChar"/>
+        </w:rPr>
+        <w:t xml:space="preserve">balances</w:t>
+      </w:r>
+      <w:r>
+        <w:t xml:space="preserve"> </w:t>
+      </w:r>
+      <w:r>
+        <w:t xml:space="preserve">check is surfaced). Also generates a</w:t>
+      </w:r>
+      <w:r>
+        <w:t xml:space="preserve"> </w:t>
+      </w:r>
+      <w:r>
+        <w:rPr>
+          <w:rStyle w:val="VerbatimChar"/>
+        </w:rPr>
+        <w:t xml:space="preserve">fund_financials</w:t>
+      </w:r>
+      <w:r>
+        <w:t xml:space="preserve"> </w:t>
+      </w:r>
+      <w:r>
+        <w:t xml:space="preserve">statement document.</w:t>
+      </w:r>
+      <w:r>
+        <w:t xml:space="preserve"> </w:t>
+      </w:r>
+      <w:r>
+        <w:rPr>
+          <w:rStyle w:val="VerbatimChar"/>
+        </w:rPr>
+        <w:t xml:space="preserve">GET /funds/{id}/financials</w:t>
+      </w:r>
+      <w:r>
+        <w:t xml:space="preserve">,</w:t>
+      </w:r>
+      <w:r>
+        <w:t xml:space="preserve"> </w:t>
+      </w:r>
+      <w:r>
+        <w:rPr>
+          <w:rStyle w:val="VerbatimChar"/>
+        </w:rPr>
+        <w:t xml:space="preserve">POST /funds/{id}/financials/report</w:t>
+      </w:r>
+      <w:r>
+        <w:t xml:space="preserve">. Documented simplifications: cash is a derived plug (no bank ledger), realised gains aren't split from marks, no accrued liabilities; a management view, not audited GAAP.</w:t>
+      </w:r>
+      <w:r>
+        <w:t xml:space="preserve"> </w:t>
+      </w:r>
+      <w:r>
+        <w:rPr>
+          <w:i/>
+          <w:iCs/>
+        </w:rPr>
+        <w:t xml:space="preserve">Explicitly out of scope for now (per product decision):</w:t>
+      </w:r>
+      <w:r>
+        <w:t xml:space="preserve"> </w:t>
+      </w:r>
+      <w:r>
+        <w:t xml:space="preserve">GL export (Tally/Zoho). No schema change (pure projection).</w:t>
+      </w:r>
+    </w:p>
+    <w:p>
+      <w:pPr>
+        <w:pStyle w:val="Compact"/>
+        <w:numPr>
+          <w:ilvl w:val="0"/>
+          <w:numId w:val="1013"/>
+        </w:numPr>
+      </w:pPr>
+      <w:r>
+        <w:rPr>
+          <w:b/>
+          <w:bCs/>
+        </w:rPr>
+        <w:t xml:space="preserve">FR-J-13 (M — added v1.5, Carta fund gap)</w:t>
+      </w:r>
+      <w:r>
+        <w:t xml:space="preserve"> </w:t>
+      </w:r>
+      <w:r>
+        <w:t xml:space="preserve">✅</w:t>
+      </w:r>
+      <w:r>
+        <w:t xml:space="preserve"> </w:t>
+      </w:r>
+      <w:r>
+        <w:rPr>
+          <w:b/>
+          <w:bCs/>
+        </w:rPr>
+        <w:t xml:space="preserve">Portfolio-company monitoring</w:t>
+      </w:r>
+      <w:r>
+        <w:t xml:space="preserve">: per-portfolio-company operating KPIs reported per period (revenue, cash, monthly burn, headcount, note; append-only, latest-by-as-of drives the dashboard) with derived</w:t>
+      </w:r>
+      <w:r>
+        <w:t xml:space="preserve"> </w:t>
+      </w:r>
+      <w:r>
+        <w:rPr>
+          <w:b/>
+          <w:bCs/>
+        </w:rPr>
+        <w:t xml:space="preserve">runway</w:t>
+      </w:r>
+      <w:r>
+        <w:t xml:space="preserve"> </w:t>
+      </w:r>
+      <w:r>
+        <w:t xml:space="preserve">(cash ÷ burn), period-over-period</w:t>
+      </w:r>
+      <w:r>
+        <w:t xml:space="preserve"> </w:t>
+      </w:r>
+      <w:r>
+        <w:rPr>
+          <w:b/>
+          <w:bCs/>
+        </w:rPr>
+        <w:t xml:space="preserve">revenue growth</w:t>
+      </w:r>
+      <w:r>
+        <w:t xml:space="preserve">, and a</w:t>
+      </w:r>
+      <w:r>
+        <w:t xml:space="preserve"> </w:t>
+      </w:r>
+      <w:r>
+        <w:rPr>
+          <w:b/>
+          <w:bCs/>
+        </w:rPr>
+        <w:t xml:space="preserve">low-runway flag</w:t>
+      </w:r>
+      <w:r>
+        <w:t xml:space="preserve"> </w:t>
+      </w:r>
+      <w:r>
+        <w:t xml:space="preserve">(&lt; 6 months); a fund-level health roll-up (companies reporting, summed latest revenue &amp; cash, count low on runway) and a per-company revenue</w:t>
+      </w:r>
+      <w:r>
+        <w:t xml:space="preserve"> </w:t>
+      </w:r>
+      <w:r>
+        <w:rPr>
+          <w:b/>
+          <w:bCs/>
+        </w:rPr>
+        <w:t xml:space="preserve">trend chart</w:t>
+      </w:r>
+      <w:r>
+        <w:t xml:space="preserve">.</w:t>
+      </w:r>
+      <w:r>
+        <w:t xml:space="preserve"> </w:t>
+      </w:r>
+      <w:r>
+        <w:rPr>
+          <w:rStyle w:val="VerbatimChar"/>
+        </w:rPr>
+        <w:t xml:space="preserve">POST/GET /funds/{id}/portfolio/{iid}/kpis</w:t>
+      </w:r>
+      <w:r>
+        <w:t xml:space="preserve">,</w:t>
+      </w:r>
+      <w:r>
+        <w:t xml:space="preserve"> </w:t>
+      </w:r>
+      <w:r>
+        <w:rPr>
+          <w:rStyle w:val="VerbatimChar"/>
+        </w:rPr>
+        <w:t xml:space="preserve">GET /funds/{id}/portfolio-monitoring</w:t>
+      </w:r>
+      <w:r>
+        <w:t xml:space="preserve">.</w:t>
+      </w:r>
+      <w:r>
+        <w:t xml:space="preserve"> </w:t>
+      </w:r>
+      <w:r>
+        <w:rPr>
+          <w:i/>
+          <w:iCs/>
+        </w:rPr>
+        <w:t xml:space="preserve">Remaining:</w:t>
+      </w:r>
+      <w:r>
+        <w:t xml:space="preserve"> </w:t>
+      </w:r>
+      <w:r>
+        <w:t xml:space="preserve">company self-service data requests; multi-metric charts; export.</w:t>
+      </w:r>
+    </w:p>
+    <w:p>
+      <w:pPr>
+        <w:pStyle w:val="Compact"/>
+        <w:numPr>
+          <w:ilvl w:val="0"/>
+          <w:numId w:val="1013"/>
+        </w:numPr>
+      </w:pPr>
+      <w:r>
+        <w:rPr>
+          <w:b/>
+          <w:bCs/>
+        </w:rPr>
+        <w:t xml:space="preserve">FR-J-12 (M — added v1.5, Carta fund gap)</w:t>
+      </w:r>
+      <w:r>
+        <w:t xml:space="preserve"> </w:t>
+      </w:r>
+      <w:r>
+        <w:t xml:space="preserve">✅</w:t>
+      </w:r>
+      <w:r>
+        <w:t xml:space="preserve"> </w:t>
+      </w:r>
+      <w:r>
+        <w:rPr>
+          <w:b/>
+          <w:bCs/>
+        </w:rPr>
+        <w:t xml:space="preserve">Fund forecasting / portfolio construction</w:t>
+      </w:r>
+      <w:r>
+        <w:t xml:space="preserve">: a per-fund construction model — investable capital (fund size − lifetime management fees − estimated expenses), initial-cheque vs</w:t>
+      </w:r>
+      <w:r>
+        <w:t xml:space="preserve"> </w:t>
+      </w:r>
+      <w:r>
+        <w:rPr>
+          <w:b/>
+          <w:bCs/>
+        </w:rPr>
+        <w:t xml:space="preserve">reserve</w:t>
+      </w:r>
+      <w:r>
+        <w:t xml:space="preserve"> </w:t>
+      </w:r>
+      <w:r>
+        <w:t xml:space="preserve">split, implied number of initial deals, average entry ownership, projected</w:t>
+      </w:r>
+      <w:r>
+        <w:t xml:space="preserve"> </w:t>
+      </w:r>
+      <w:r>
+        <w:rPr>
+          <w:b/>
+          <w:bCs/>
+        </w:rPr>
+        <w:t xml:space="preserve">gross / net TVPI</w:t>
+      </w:r>
+      <w:r>
+        <w:t xml:space="preserve"> </w:t>
+      </w:r>
+      <w:r>
+        <w:t xml:space="preserve">and an approximate net IRR, plus year-by-year</w:t>
+      </w:r>
+      <w:r>
+        <w:t xml:space="preserve"> </w:t>
+      </w:r>
+      <w:r>
+        <w:rPr>
+          <w:b/>
+          <w:bCs/>
+        </w:rPr>
+        <w:t xml:space="preserve">deployment pacing</w:t>
+      </w:r>
+      <w:r>
+        <w:t xml:space="preserve"> </w:t>
+      </w:r>
+      <w:r>
+        <w:t xml:space="preserve">across the investment period — with</w:t>
+      </w:r>
+      <w:r>
+        <w:t xml:space="preserve"> </w:t>
+      </w:r>
+      <w:r>
+        <w:rPr>
+          <w:b/>
+          <w:bCs/>
+        </w:rPr>
+        <w:t xml:space="preserve">plan-vs-actual</w:t>
+      </w:r>
+      <w:r>
+        <w:t xml:space="preserve"> </w:t>
+      </w:r>
+      <w:r>
+        <w:t xml:space="preserve">read live from the portfolio and LP ledgers (committed vs target, deployed vs initial capital, deals vs plan). Fee % and carry % are read from the Fund so terms stay single-source. All figures are a planning model (documented simplifications: flat fee accrual, hurdle ignored in the carry projection, timing-free IRR).</w:t>
+      </w:r>
+      <w:r>
+        <w:t xml:space="preserve"> </w:t>
+      </w:r>
+      <w:r>
+        <w:rPr>
+          <w:rStyle w:val="VerbatimChar"/>
+        </w:rPr>
+        <w:t xml:space="preserve">GET/PUT /funds/{id}/plan</w:t>
+      </w:r>
+      <w:r>
+        <w:t xml:space="preserve">.</w:t>
+      </w:r>
+      <w:r>
+        <w:t xml:space="preserve"> </w:t>
+      </w:r>
+      <w:r>
+        <w:rPr>
+          <w:i/>
+          <w:iCs/>
+        </w:rPr>
+        <w:t xml:space="preserve">Remaining:</w:t>
+      </w:r>
+      <w:r>
+        <w:t xml:space="preserve"> </w:t>
+      </w:r>
+      <w:r>
+        <w:t xml:space="preserve">stage-based reserve strategies; scenario/sensitivity comparison.</w:t>
+      </w:r>
+    </w:p>
+    <w:p>
+      <w:pPr>
+        <w:pStyle w:val="Compact"/>
+        <w:numPr>
+          <w:ilvl w:val="0"/>
+          <w:numId w:val="1013"/>
+        </w:numPr>
+      </w:pPr>
+      <w:r>
+        <w:rPr>
+          <w:b/>
+          <w:bCs/>
+        </w:rPr>
         <w:t xml:space="preserve">FR-J-9 (P2)</w:t>
       </w:r>
       <w:r>
@@ -11946,6 +12385,104 @@
             </w:pPr>
             <w:r>
               <w:t xml:space="preserve">portfolio</w:t>
+            </w:r>
+          </w:p>
+        </w:tc>
+      </w:tr>
+      <w:tr>
+        <w:tc>
+          <w:tcPr/>
+          <w:p>
+            <w:pPr>
+              <w:pStyle w:val="Compact"/>
+            </w:pPr>
+            <w:r>
+              <w:rPr>
+                <w:b/>
+                <w:bCs/>
+              </w:rPr>
+              <w:t xml:space="preserve">FundPlan</w:t>
+            </w:r>
+            <w:r>
+              <w:t xml:space="preserve"> </w:t>
+            </w:r>
+            <w:r>
+              <w:rPr>
+                <w:i/>
+                <w:iCs/>
+              </w:rPr>
+              <w:t xml:space="preserve">(v1.5)</w:t>
+            </w:r>
+          </w:p>
+        </w:tc>
+        <w:tc>
+          <w:tcPr/>
+          <w:p>
+            <w:pPr>
+              <w:pStyle w:val="Compact"/>
+            </w:pPr>
+            <w:r>
+              <w:t xml:space="preserve">fund_id (1—1), fund size, life/investment-period yrs, expenses, reserve %, avg cheque, avg entry post-money, projected gross MOIC</w:t>
+            </w:r>
+          </w:p>
+        </w:tc>
+        <w:tc>
+          <w:tcPr/>
+          <w:p>
+            <w:pPr>
+              <w:pStyle w:val="Compact"/>
+            </w:pPr>
+            <w:r>
+              <w:t xml:space="preserve">construction/forecast inputs; all outputs derived</w:t>
+            </w:r>
+          </w:p>
+        </w:tc>
+      </w:tr>
+      <w:tr>
+        <w:tc>
+          <w:tcPr/>
+          <w:p>
+            <w:pPr>
+              <w:pStyle w:val="Compact"/>
+            </w:pPr>
+            <w:r>
+              <w:rPr>
+                <w:b/>
+                <w:bCs/>
+              </w:rPr>
+              <w:t xml:space="preserve">PortfolioKPI</w:t>
+            </w:r>
+            <w:r>
+              <w:t xml:space="preserve"> </w:t>
+            </w:r>
+            <w:r>
+              <w:rPr>
+                <w:i/>
+                <w:iCs/>
+              </w:rPr>
+              <w:t xml:space="preserve">(v1.5)</w:t>
+            </w:r>
+          </w:p>
+        </w:tc>
+        <w:tc>
+          <w:tcPr/>
+          <w:p>
+            <w:pPr>
+              <w:pStyle w:val="Compact"/>
+            </w:pPr>
+            <w:r>
+              <w:t xml:space="preserve">investment_id, fund_id, period_label, as_of, revenue, cash, monthly_burn, headcount</w:t>
+            </w:r>
+          </w:p>
+        </w:tc>
+        <w:tc>
+          <w:tcPr/>
+          <w:p>
+            <w:pPr>
+              <w:pStyle w:val="Compact"/>
+            </w:pPr>
+            <w:r>
+              <w:t xml:space="preserve">append-only per-period ops KPIs; runway/growth derived</w:t>
             </w:r>
           </w:p>
         </w:tc>
@@ -14706,6 +15243,400 @@
           <w:b/>
           <w:bCs/>
         </w:rPr>
+        <w:t xml:space="preserve">v1.5 (2026-07-20)</w:t>
+      </w:r>
+      <w:r>
+        <w:t xml:space="preserve"> </w:t>
+      </w:r>
+      <w:r>
+        <w:t xml:space="preserve">— VC/fund depth (Carta competitive gap analysis, fund side):</w:t>
+      </w:r>
+    </w:p>
+    <w:p>
+      <w:pPr>
+        <w:pStyle w:val="Compact"/>
+        <w:numPr>
+          <w:ilvl w:val="0"/>
+          <w:numId w:val="1030"/>
+        </w:numPr>
+      </w:pPr>
+      <w:r>
+        <w:rPr>
+          <w:b/>
+          <w:bCs/>
+        </w:rPr>
+        <w:t xml:space="preserve">FR-J-12 Fund forecasting / portfolio construction</w:t>
+      </w:r>
+      <w:r>
+        <w:t xml:space="preserve"> </w:t>
+      </w:r>
+      <w:r>
+        <w:t xml:space="preserve">✅ — new</w:t>
+      </w:r>
+      <w:r>
+        <w:t xml:space="preserve"> </w:t>
+      </w:r>
+      <w:r>
+        <w:rPr>
+          <w:rStyle w:val="VerbatimChar"/>
+        </w:rPr>
+        <w:t xml:space="preserve">FundPlan</w:t>
+      </w:r>
+      <w:r>
+        <w:t xml:space="preserve"> </w:t>
+      </w:r>
+      <w:r>
+        <w:t xml:space="preserve">(one per fund, Alembic</w:t>
+      </w:r>
+      <w:r>
+        <w:t xml:space="preserve"> </w:t>
+      </w:r>
+      <w:r>
+        <w:rPr>
+          <w:rStyle w:val="VerbatimChar"/>
+        </w:rPr>
+        <w:t xml:space="preserve">a1b2c3d4e5f6</w:t>
+      </w:r>
+      <w:r>
+        <w:t xml:space="preserve">; dev picks it up via</w:t>
+      </w:r>
+      <w:r>
+        <w:t xml:space="preserve"> </w:t>
+      </w:r>
+      <w:r>
+        <w:rPr>
+          <w:rStyle w:val="VerbatimChar"/>
+        </w:rPr>
+        <w:t xml:space="preserve">create_all</w:t>
+      </w:r>
+      <w:r>
+        <w:t xml:space="preserve">). Backend</w:t>
+      </w:r>
+      <w:r>
+        <w:t xml:space="preserve"> </w:t>
+      </w:r>
+      <w:r>
+        <w:rPr>
+          <w:rStyle w:val="VerbatimChar"/>
+        </w:rPr>
+        <w:t xml:space="preserve">services/fund.py::compute_plan</w:t>
+      </w:r>
+      <w:r>
+        <w:t xml:space="preserve"> </w:t>
+      </w:r>
+      <w:r>
+        <w:t xml:space="preserve">derives investable capital, initial-vs-reserve split, #deals, avg entry ownership, projected gross/net TVPI + approx net IRR, and year-by-year deployment pacing, with plan-vs-actual from the live portfolio/LP ledgers;</w:t>
+      </w:r>
+      <w:r>
+        <w:t xml:space="preserve"> </w:t>
+      </w:r>
+      <w:r>
+        <w:rPr>
+          <w:rStyle w:val="VerbatimChar"/>
+        </w:rPr>
+        <w:t xml:space="preserve">GET/PUT /funds/{id}/plan</w:t>
+      </w:r>
+      <w:r>
+        <w:t xml:space="preserve">. Frontend</w:t>
+      </w:r>
+      <w:r>
+        <w:t xml:space="preserve"> </w:t>
+      </w:r>
+      <w:r>
+        <w:rPr>
+          <w:rStyle w:val="VerbatimChar"/>
+        </w:rPr>
+        <w:t xml:space="preserve">features/FundForecast.tsx</w:t>
+      </w:r>
+      <w:r>
+        <w:t xml:space="preserve"> </w:t>
+      </w:r>
+      <w:r>
+        <w:t xml:space="preserve">(editable model + Stat tiles + pacing bars + plan-vs-actual progress) mounted in the Fund workspace. 7 new tests (</w:t>
+      </w:r>
+      <w:r>
+        <w:rPr>
+          <w:rStyle w:val="VerbatimChar"/>
+        </w:rPr>
+        <w:t xml:space="preserve">test_fund_plan.py</w:t>
+      </w:r>
+      <w:r>
+        <w:t xml:space="preserve">). Fee/carry read from the Fund (single source).</w:t>
+      </w:r>
+    </w:p>
+    <w:p>
+      <w:pPr>
+        <w:pStyle w:val="Compact"/>
+        <w:numPr>
+          <w:ilvl w:val="0"/>
+          <w:numId w:val="1030"/>
+        </w:numPr>
+      </w:pPr>
+      <w:r>
+        <w:rPr>
+          <w:b/>
+          <w:bCs/>
+        </w:rPr>
+        <w:t xml:space="preserve">FR-J-13 Portfolio-company monitoring</w:t>
+      </w:r>
+      <w:r>
+        <w:t xml:space="preserve"> </w:t>
+      </w:r>
+      <w:r>
+        <w:t xml:space="preserve">✅ — new</w:t>
+      </w:r>
+      <w:r>
+        <w:t xml:space="preserve"> </w:t>
+      </w:r>
+      <w:r>
+        <w:rPr>
+          <w:rStyle w:val="VerbatimChar"/>
+        </w:rPr>
+        <w:t xml:space="preserve">PortfolioKPI</w:t>
+      </w:r>
+      <w:r>
+        <w:t xml:space="preserve"> </w:t>
+      </w:r>
+      <w:r>
+        <w:t xml:space="preserve">(append-only per-period ops KPIs per portfolio company, Alembic</w:t>
+      </w:r>
+      <w:r>
+        <w:t xml:space="preserve"> </w:t>
+      </w:r>
+      <w:r>
+        <w:rPr>
+          <w:rStyle w:val="VerbatimChar"/>
+        </w:rPr>
+        <w:t xml:space="preserve">b2c3d4e5f6a7</w:t>
+      </w:r>
+      <w:r>
+        <w:t xml:space="preserve">). Backend</w:t>
+      </w:r>
+      <w:r>
+        <w:t xml:space="preserve"> </w:t>
+      </w:r>
+      <w:r>
+        <w:rPr>
+          <w:rStyle w:val="VerbatimChar"/>
+        </w:rPr>
+        <w:t xml:space="preserve">services/fund.py::portfolio_monitoring</w:t>
+      </w:r>
+      <w:r>
+        <w:t xml:space="preserve"> </w:t>
+      </w:r>
+      <w:r>
+        <w:t xml:space="preserve">computes runway (cash ÷ burn), period-over-period revenue growth, low-runway flag (&lt; 6 mo) and a fund-level roll-up;</w:t>
+      </w:r>
+      <w:r>
+        <w:t xml:space="preserve"> </w:t>
+      </w:r>
+      <w:r>
+        <w:rPr>
+          <w:rStyle w:val="VerbatimChar"/>
+        </w:rPr>
+        <w:t xml:space="preserve">POST/GET /funds/{id}/portfolio/{iid}/kpis</w:t>
+      </w:r>
+      <w:r>
+        <w:t xml:space="preserve">,</w:t>
+      </w:r>
+      <w:r>
+        <w:t xml:space="preserve"> </w:t>
+      </w:r>
+      <w:r>
+        <w:rPr>
+          <w:rStyle w:val="VerbatimChar"/>
+        </w:rPr>
+        <w:t xml:space="preserve">GET /funds/{id}/portfolio-monitoring</w:t>
+      </w:r>
+      <w:r>
+        <w:t xml:space="preserve">. Frontend</w:t>
+      </w:r>
+      <w:r>
+        <w:t xml:space="preserve"> </w:t>
+      </w:r>
+      <w:r>
+        <w:rPr>
+          <w:rStyle w:val="VerbatimChar"/>
+        </w:rPr>
+        <w:t xml:space="preserve">features/PortfolioMonitoring.tsx</w:t>
+      </w:r>
+      <w:r>
+        <w:t xml:space="preserve"> </w:t>
+      </w:r>
+      <w:r>
+        <w:t xml:space="preserve">(roll-up Stat tiles + KPI-report form + company table with growth ▲/▼ &amp; runway badge + revenue trend via</w:t>
+      </w:r>
+      <w:r>
+        <w:t xml:space="preserve"> </w:t>
+      </w:r>
+      <w:r>
+        <w:rPr>
+          <w:rStyle w:val="VerbatimChar"/>
+        </w:rPr>
+        <w:t xml:space="preserve">LineChart</w:t>
+      </w:r>
+      <w:r>
+        <w:t xml:space="preserve">) in the Fund workspace. 3 new tests (</w:t>
+      </w:r>
+      <w:r>
+        <w:rPr>
+          <w:rStyle w:val="VerbatimChar"/>
+        </w:rPr>
+        <w:t xml:space="preserve">test_portfolio_kpis.py</w:t>
+      </w:r>
+      <w:r>
+        <w:t xml:space="preserve">).</w:t>
+      </w:r>
+    </w:p>
+    <w:p>
+      <w:pPr>
+        <w:pStyle w:val="Compact"/>
+        <w:numPr>
+          <w:ilvl w:val="0"/>
+          <w:numId w:val="1030"/>
+        </w:numPr>
+      </w:pPr>
+      <w:r>
+        <w:rPr>
+          <w:b/>
+          <w:bCs/>
+        </w:rPr>
+        <w:t xml:space="preserve">FR-J-14 Fund financial statements</w:t>
+      </w:r>
+      <w:r>
+        <w:t xml:space="preserve"> </w:t>
+      </w:r>
+      <w:r>
+        <w:t xml:space="preserve">✅ —</w:t>
+      </w:r>
+      <w:r>
+        <w:t xml:space="preserve"> </w:t>
+      </w:r>
+      <w:r>
+        <w:rPr>
+          <w:rStyle w:val="VerbatimChar"/>
+        </w:rPr>
+        <w:t xml:space="preserve">services/fund.py::fund_financials</w:t>
+      </w:r>
+      <w:r>
+        <w:t xml:space="preserve"> </w:t>
+      </w:r>
+      <w:r>
+        <w:t xml:space="preserve">derives a since-inception statement of operations, cash flows, assets &amp; liabilities and partners'-capital roll-forward from the existing ledgers + marks, tying out (net assets == ending partners' capital,</w:t>
+      </w:r>
+      <w:r>
+        <w:t xml:space="preserve"> </w:t>
+      </w:r>
+      <w:r>
+        <w:rPr>
+          <w:rStyle w:val="VerbatimChar"/>
+        </w:rPr>
+        <w:t xml:space="preserve">balances</w:t>
+      </w:r>
+      <w:r>
+        <w:t xml:space="preserve"> </w:t>
+      </w:r>
+      <w:r>
+        <w:t xml:space="preserve">flag); new</w:t>
+      </w:r>
+      <w:r>
+        <w:t xml:space="preserve"> </w:t>
+      </w:r>
+      <w:r>
+        <w:rPr>
+          <w:rStyle w:val="VerbatimChar"/>
+        </w:rPr>
+        <w:t xml:space="preserve">fund_financials</w:t>
+      </w:r>
+      <w:r>
+        <w:t xml:space="preserve"> </w:t>
+      </w:r>
+      <w:r>
+        <w:t xml:space="preserve">document template;</w:t>
+      </w:r>
+      <w:r>
+        <w:t xml:space="preserve"> </w:t>
+      </w:r>
+      <w:r>
+        <w:rPr>
+          <w:rStyle w:val="VerbatimChar"/>
+        </w:rPr>
+        <w:t xml:space="preserve">GET /funds/{id}/financials</w:t>
+      </w:r>
+      <w:r>
+        <w:t xml:space="preserve">,</w:t>
+      </w:r>
+      <w:r>
+        <w:t xml:space="preserve"> </w:t>
+      </w:r>
+      <w:r>
+        <w:rPr>
+          <w:rStyle w:val="VerbatimChar"/>
+        </w:rPr>
+        <w:t xml:space="preserve">POST /funds/{id}/financials/report</w:t>
+      </w:r>
+      <w:r>
+        <w:t xml:space="preserve">. Frontend</w:t>
+      </w:r>
+      <w:r>
+        <w:t xml:space="preserve"> </w:t>
+      </w:r>
+      <w:r>
+        <w:rPr>
+          <w:rStyle w:val="VerbatimChar"/>
+        </w:rPr>
+        <w:t xml:space="preserve">features/FundFinancials.tsx</w:t>
+      </w:r>
+      <w:r>
+        <w:t xml:space="preserve"> </w:t>
+      </w:r>
+      <w:r>
+        <w:t xml:space="preserve">(four statement tables + ✓balances badge + generate-statement) in the Fund workspace. No schema change. 3 new tests (</w:t>
+      </w:r>
+      <w:r>
+        <w:rPr>
+          <w:rStyle w:val="VerbatimChar"/>
+        </w:rPr>
+        <w:t xml:space="preserve">test_fund_financials.py</w:t>
+      </w:r>
+      <w:r>
+        <w:t xml:space="preserve">). Per product decision,</w:t>
+      </w:r>
+      <w:r>
+        <w:t xml:space="preserve"> </w:t>
+      </w:r>
+      <w:r>
+        <w:rPr>
+          <w:b/>
+          <w:bCs/>
+        </w:rPr>
+        <w:t xml:space="preserve">GL export (Tally/Zoho) intentionally excluded</w:t>
+      </w:r>
+      <w:r>
+        <w:t xml:space="preserve">.</w:t>
+      </w:r>
+    </w:p>
+    <w:p>
+      <w:pPr>
+        <w:pStyle w:val="Compact"/>
+        <w:numPr>
+          <w:ilvl w:val="0"/>
+          <w:numId w:val="1030"/>
+        </w:numPr>
+      </w:pPr>
+      <w:r>
+        <w:t xml:space="preserve">Prioritised Carta fund-side items #1, #2 and #3 all done. (Remaining from the Carta review, not yet scheduled: subsequent-close equalisation, LP/deal CRM depth, SEBI-compliant independent valuation, deeper LP self-service / money movement.)</w:t>
+      </w:r>
+    </w:p>
+    <w:p>
+      <w:pPr>
+        <w:pStyle w:val="FirstParagraph"/>
+      </w:pPr>
+      <w:r>
+        <w:rPr>
+          <w:b/>
+          <w:bCs/>
+        </w:rPr>
         <w:t xml:space="preserve">v1.4 (2026-07-16)</w:t>
       </w:r>
       <w:r>
@@ -14720,7 +15651,7 @@
         <w:pStyle w:val="Compact"/>
         <w:numPr>
           <w:ilvl w:val="0"/>
-          <w:numId w:val="1030"/>
+          <w:numId w:val="1031"/>
         </w:numPr>
       </w:pPr>
       <w:r>
@@ -14868,7 +15799,7 @@
         <w:pStyle w:val="Compact"/>
         <w:numPr>
           <w:ilvl w:val="0"/>
-          <w:numId w:val="1030"/>
+          <w:numId w:val="1031"/>
         </w:numPr>
       </w:pPr>
       <w:r>
@@ -14902,7 +15833,7 @@
         <w:pStyle w:val="Compact"/>
         <w:numPr>
           <w:ilvl w:val="0"/>
-          <w:numId w:val="1030"/>
+          <w:numId w:val="1031"/>
         </w:numPr>
       </w:pPr>
       <w:r>
@@ -14963,7 +15894,7 @@
         <w:pStyle w:val="Compact"/>
         <w:numPr>
           <w:ilvl w:val="0"/>
-          <w:numId w:val="1030"/>
+          <w:numId w:val="1031"/>
         </w:numPr>
       </w:pPr>
       <w:r>
@@ -15006,7 +15937,7 @@
         <w:pStyle w:val="Compact"/>
         <w:numPr>
           <w:ilvl w:val="0"/>
-          <w:numId w:val="1030"/>
+          <w:numId w:val="1031"/>
         </w:numPr>
       </w:pPr>
       <w:r>
@@ -15133,7 +16064,7 @@
         <w:pStyle w:val="Compact"/>
         <w:numPr>
           <w:ilvl w:val="0"/>
-          <w:numId w:val="1030"/>
+          <w:numId w:val="1031"/>
         </w:numPr>
       </w:pPr>
       <w:r>
@@ -15425,7 +16356,7 @@
         <w:pStyle w:val="Compact"/>
         <w:numPr>
           <w:ilvl w:val="0"/>
-          <w:numId w:val="1031"/>
+          <w:numId w:val="1032"/>
         </w:numPr>
       </w:pPr>
       <w:r>
@@ -15506,7 +16437,7 @@
         <w:pStyle w:val="Compact"/>
         <w:numPr>
           <w:ilvl w:val="0"/>
-          <w:numId w:val="1031"/>
+          <w:numId w:val="1032"/>
         </w:numPr>
       </w:pPr>
       <w:r>
@@ -15540,7 +16471,7 @@
         <w:pStyle w:val="Compact"/>
         <w:numPr>
           <w:ilvl w:val="0"/>
-          <w:numId w:val="1031"/>
+          <w:numId w:val="1032"/>
         </w:numPr>
       </w:pPr>
       <w:r>
@@ -15601,7 +16532,7 @@
         <w:pStyle w:val="Compact"/>
         <w:numPr>
           <w:ilvl w:val="0"/>
-          <w:numId w:val="1031"/>
+          <w:numId w:val="1032"/>
         </w:numPr>
       </w:pPr>
       <w:r>
@@ -15633,7 +16564,7 @@
         <w:pStyle w:val="Compact"/>
         <w:numPr>
           <w:ilvl w:val="0"/>
-          <w:numId w:val="1031"/>
+          <w:numId w:val="1032"/>
         </w:numPr>
       </w:pPr>
       <w:r>
@@ -15727,7 +16658,7 @@
         <w:pStyle w:val="Compact"/>
         <w:numPr>
           <w:ilvl w:val="0"/>
-          <w:numId w:val="1031"/>
+          <w:numId w:val="1032"/>
         </w:numPr>
       </w:pPr>
       <w:r>
@@ -15793,7 +16724,7 @@
         <w:pStyle w:val="Compact"/>
         <w:numPr>
           <w:ilvl w:val="0"/>
-          <w:numId w:val="1031"/>
+          <w:numId w:val="1032"/>
         </w:numPr>
       </w:pPr>
       <w:r>
@@ -15831,7 +16762,7 @@
         <w:pStyle w:val="Compact"/>
         <w:numPr>
           <w:ilvl w:val="0"/>
-          <w:numId w:val="1031"/>
+          <w:numId w:val="1032"/>
         </w:numPr>
       </w:pPr>
       <w:r>
@@ -15865,7 +16796,7 @@
         <w:pStyle w:val="Compact"/>
         <w:numPr>
           <w:ilvl w:val="0"/>
-          <w:numId w:val="1031"/>
+          <w:numId w:val="1032"/>
         </w:numPr>
       </w:pPr>
       <w:r>
@@ -15899,7 +16830,7 @@
         <w:pStyle w:val="Compact"/>
         <w:numPr>
           <w:ilvl w:val="0"/>
-          <w:numId w:val="1031"/>
+          <w:numId w:val="1032"/>
         </w:numPr>
       </w:pPr>
       <w:r>
@@ -15930,7 +16861,7 @@
         <w:pStyle w:val="Compact"/>
         <w:numPr>
           <w:ilvl w:val="0"/>
-          <w:numId w:val="1031"/>
+          <w:numId w:val="1032"/>
         </w:numPr>
       </w:pPr>
       <w:r>
@@ -16011,7 +16942,7 @@
         <w:pStyle w:val="Compact"/>
         <w:numPr>
           <w:ilvl w:val="0"/>
-          <w:numId w:val="1031"/>
+          <w:numId w:val="1032"/>
         </w:numPr>
       </w:pPr>
       <w:r>
@@ -16092,7 +17023,7 @@
         <w:pStyle w:val="Compact"/>
         <w:numPr>
           <w:ilvl w:val="0"/>
-          <w:numId w:val="1031"/>
+          <w:numId w:val="1032"/>
         </w:numPr>
       </w:pPr>
       <w:r>
@@ -16114,7 +17045,7 @@
         <w:pStyle w:val="Compact"/>
         <w:numPr>
           <w:ilvl w:val="0"/>
-          <w:numId w:val="1031"/>
+          <w:numId w:val="1032"/>
         </w:numPr>
       </w:pPr>
       <w:r>
@@ -16215,7 +17146,7 @@
         <w:pStyle w:val="Compact"/>
         <w:numPr>
           <w:ilvl w:val="0"/>
-          <w:numId w:val="1031"/>
+          <w:numId w:val="1032"/>
         </w:numPr>
       </w:pPr>
       <w:r>
@@ -16363,7 +17294,7 @@
         <w:pStyle w:val="Compact"/>
         <w:numPr>
           <w:ilvl w:val="0"/>
-          <w:numId w:val="1031"/>
+          <w:numId w:val="1032"/>
         </w:numPr>
       </w:pPr>
       <w:r>
@@ -16480,7 +17411,7 @@
         <w:pStyle w:val="Compact"/>
         <w:numPr>
           <w:ilvl w:val="0"/>
-          <w:numId w:val="1031"/>
+          <w:numId w:val="1032"/>
         </w:numPr>
       </w:pPr>
       <w:r>
@@ -16573,7 +17504,7 @@
         <w:pStyle w:val="Compact"/>
         <w:numPr>
           <w:ilvl w:val="0"/>
-          <w:numId w:val="1031"/>
+          <w:numId w:val="1032"/>
         </w:numPr>
       </w:pPr>
       <w:r>
@@ -16709,7 +17640,7 @@
         <w:pStyle w:val="Compact"/>
         <w:numPr>
           <w:ilvl w:val="0"/>
-          <w:numId w:val="1031"/>
+          <w:numId w:val="1032"/>
         </w:numPr>
       </w:pPr>
       <w:r>
@@ -16839,7 +17770,7 @@
         <w:pStyle w:val="Compact"/>
         <w:numPr>
           <w:ilvl w:val="0"/>
-          <w:numId w:val="1031"/>
+          <w:numId w:val="1032"/>
         </w:numPr>
       </w:pPr>
       <w:r>
@@ -16954,7 +17885,7 @@
         <w:pStyle w:val="Compact"/>
         <w:numPr>
           <w:ilvl w:val="0"/>
-          <w:numId w:val="1031"/>
+          <w:numId w:val="1032"/>
         </w:numPr>
       </w:pPr>
       <w:r>
@@ -17061,7 +17992,7 @@
         <w:pStyle w:val="Compact"/>
         <w:numPr>
           <w:ilvl w:val="0"/>
-          <w:numId w:val="1031"/>
+          <w:numId w:val="1032"/>
         </w:numPr>
       </w:pPr>
       <w:r>
@@ -17196,7 +18127,7 @@
         <w:pStyle w:val="Compact"/>
         <w:numPr>
           <w:ilvl w:val="0"/>
-          <w:numId w:val="1031"/>
+          <w:numId w:val="1032"/>
         </w:numPr>
       </w:pPr>
       <w:r>
@@ -17358,7 +18289,7 @@
         <w:pStyle w:val="Compact"/>
         <w:numPr>
           <w:ilvl w:val="0"/>
-          <w:numId w:val="1031"/>
+          <w:numId w:val="1032"/>
         </w:numPr>
       </w:pPr>
       <w:r>
@@ -17463,7 +18394,7 @@
         <w:pStyle w:val="Compact"/>
         <w:numPr>
           <w:ilvl w:val="0"/>
-          <w:numId w:val="1031"/>
+          <w:numId w:val="1032"/>
         </w:numPr>
       </w:pPr>
       <w:r>
@@ -17609,7 +18540,7 @@
         <w:pStyle w:val="Compact"/>
         <w:numPr>
           <w:ilvl w:val="0"/>
-          <w:numId w:val="1031"/>
+          <w:numId w:val="1032"/>
         </w:numPr>
       </w:pPr>
       <w:r>
@@ -17751,7 +18682,7 @@
         <w:pStyle w:val="Compact"/>
         <w:numPr>
           <w:ilvl w:val="0"/>
-          <w:numId w:val="1032"/>
+          <w:numId w:val="1033"/>
         </w:numPr>
       </w:pPr>
       <w:r>
@@ -17784,7 +18715,7 @@
         <w:pStyle w:val="Compact"/>
         <w:numPr>
           <w:ilvl w:val="0"/>
-          <w:numId w:val="1032"/>
+          <w:numId w:val="1033"/>
         </w:numPr>
       </w:pPr>
       <w:r>
@@ -17796,7 +18727,7 @@
         <w:pStyle w:val="Compact"/>
         <w:numPr>
           <w:ilvl w:val="0"/>
-          <w:numId w:val="1032"/>
+          <w:numId w:val="1033"/>
         </w:numPr>
       </w:pPr>
       <w:r>
@@ -17824,7 +18755,7 @@
         <w:pStyle w:val="Compact"/>
         <w:numPr>
           <w:ilvl w:val="0"/>
-          <w:numId w:val="1032"/>
+          <w:numId w:val="1033"/>
         </w:numPr>
       </w:pPr>
       <w:r>
@@ -17855,7 +18786,7 @@
         <w:pStyle w:val="Compact"/>
         <w:numPr>
           <w:ilvl w:val="0"/>
-          <w:numId w:val="1032"/>
+          <w:numId w:val="1033"/>
         </w:numPr>
       </w:pPr>
       <w:r>
@@ -17901,7 +18832,7 @@
         <w:pStyle w:val="Compact"/>
         <w:numPr>
           <w:ilvl w:val="0"/>
-          <w:numId w:val="1033"/>
+          <w:numId w:val="1034"/>
         </w:numPr>
       </w:pPr>
       <w:r>
@@ -17920,7 +18851,7 @@
         <w:pStyle w:val="Compact"/>
         <w:numPr>
           <w:ilvl w:val="0"/>
-          <w:numId w:val="1033"/>
+          <w:numId w:val="1034"/>
         </w:numPr>
       </w:pPr>
       <w:r>
@@ -17939,7 +18870,7 @@
         <w:pStyle w:val="Compact"/>
         <w:numPr>
           <w:ilvl w:val="0"/>
-          <w:numId w:val="1033"/>
+          <w:numId w:val="1034"/>
         </w:numPr>
       </w:pPr>
       <w:r>
@@ -17958,7 +18889,7 @@
         <w:pStyle w:val="Compact"/>
         <w:numPr>
           <w:ilvl w:val="0"/>
-          <w:numId w:val="1033"/>
+          <w:numId w:val="1034"/>
         </w:numPr>
       </w:pPr>
       <w:r>
@@ -18003,7 +18934,7 @@
         <w:pStyle w:val="Compact"/>
         <w:numPr>
           <w:ilvl w:val="0"/>
-          <w:numId w:val="1034"/>
+          <w:numId w:val="1035"/>
         </w:numPr>
       </w:pPr>
       <w:r>
@@ -18015,7 +18946,7 @@
         <w:pStyle w:val="Compact"/>
         <w:numPr>
           <w:ilvl w:val="0"/>
-          <w:numId w:val="1034"/>
+          <w:numId w:val="1035"/>
         </w:numPr>
       </w:pPr>
       <w:r>
@@ -18050,7 +18981,7 @@
         <w:pStyle w:val="Compact"/>
         <w:numPr>
           <w:ilvl w:val="0"/>
-          <w:numId w:val="1034"/>
+          <w:numId w:val="1035"/>
         </w:numPr>
       </w:pPr>
       <w:r>
@@ -18062,7 +18993,7 @@
         <w:pStyle w:val="Compact"/>
         <w:numPr>
           <w:ilvl w:val="0"/>
-          <w:numId w:val="1034"/>
+          <w:numId w:val="1035"/>
         </w:numPr>
       </w:pPr>
       <w:r>
@@ -18074,7 +19005,7 @@
         <w:pStyle w:val="Compact"/>
         <w:numPr>
           <w:ilvl w:val="0"/>
-          <w:numId w:val="1034"/>
+          <w:numId w:val="1035"/>
         </w:numPr>
       </w:pPr>
       <w:r>
@@ -18102,7 +19033,7 @@
         <w:pStyle w:val="Compact"/>
         <w:numPr>
           <w:ilvl w:val="0"/>
-          <w:numId w:val="1034"/>
+          <w:numId w:val="1035"/>
         </w:numPr>
       </w:pPr>
       <w:r>
@@ -18145,7 +19076,7 @@
         <w:pStyle w:val="Compact"/>
         <w:numPr>
           <w:ilvl w:val="0"/>
-          <w:numId w:val="1034"/>
+          <w:numId w:val="1035"/>
         </w:numPr>
       </w:pPr>
       <w:r>
@@ -18157,7 +19088,7 @@
         <w:pStyle w:val="Compact"/>
         <w:numPr>
           <w:ilvl w:val="0"/>
-          <w:numId w:val="1034"/>
+          <w:numId w:val="1035"/>
         </w:numPr>
       </w:pPr>
       <w:r>
@@ -18807,6 +19738,9 @@
     <w:abstractNumId w:val="991"/>
   </w:num>
   <w:num w:numId="1034">
+    <w:abstractNumId w:val="991"/>
+  </w:num>
+  <w:num w:numId="1035">
     <w:abstractNumId w:val="991"/>
   </w:num>
 </w:numbering>

--- a/REQUIREMENTS.docx
+++ b/REQUIREMENTS.docx
@@ -5891,6 +5891,168 @@
           <w:b/>
           <w:bCs/>
         </w:rPr>
+        <w:t xml:space="preserve">FR-J-15 (M — added v1.6, Carta fund gap)</w:t>
+      </w:r>
+      <w:r>
+        <w:t xml:space="preserve"> </w:t>
+      </w:r>
+      <w:r>
+        <w:t xml:space="preserve">✅</w:t>
+      </w:r>
+      <w:r>
+        <w:t xml:space="preserve"> </w:t>
+      </w:r>
+      <w:r>
+        <w:rPr>
+          <w:b/>
+          <w:bCs/>
+        </w:rPr>
+        <w:t xml:space="preserve">SEBI-compliant independent portfolio valuation</w:t>
+      </w:r>
+      <w:r>
+        <w:t xml:space="preserve">: a fund</w:t>
+      </w:r>
+      <w:r>
+        <w:t xml:space="preserve"> </w:t>
+      </w:r>
+      <w:r>
+        <w:rPr>
+          <w:b/>
+          <w:bCs/>
+        </w:rPr>
+        <w:t xml:space="preserve">valuation policy</w:t>
+      </w:r>
+      <w:r>
+        <w:t xml:space="preserve"> </w:t>
+      </w:r>
+      <w:r>
+        <w:t xml:space="preserve">(appointed independent valuer + revaluation frequency in months) and per-holding</w:t>
+      </w:r>
+      <w:r>
+        <w:t xml:space="preserve"> </w:t>
+      </w:r>
+      <w:r>
+        <w:rPr>
+          <w:b/>
+          <w:bCs/>
+        </w:rPr>
+        <w:t xml:space="preserve">valuation records</w:t>
+      </w:r>
+      <w:r>
+        <w:t xml:space="preserve"> </w:t>
+      </w:r>
+      <w:r>
+        <w:t xml:space="preserve">(fair value, as-of, methodology — IPEV market/recent-txn, DCF, NAV, cost — valuer, independence flag, note; append-only history, latest by as-of becomes the holding's mark so NAV/SoI/performance stay in sync). A valuation dashboard flags holdings</w:t>
+      </w:r>
+      <w:r>
+        <w:t xml:space="preserve"> </w:t>
+      </w:r>
+      <w:r>
+        <w:rPr>
+          <w:b/>
+          <w:bCs/>
+        </w:rPr>
+        <w:t xml:space="preserve">stale</w:t>
+      </w:r>
+      <w:r>
+        <w:t xml:space="preserve"> </w:t>
+      </w:r>
+      <w:r>
+        <w:t xml:space="preserve">against the policy frequency, rolls up valued/independent/stale counts, and generates a</w:t>
+      </w:r>
+      <w:r>
+        <w:t xml:space="preserve"> </w:t>
+      </w:r>
+      <w:r>
+        <w:rPr>
+          <w:rStyle w:val="VerbatimChar"/>
+        </w:rPr>
+        <w:t xml:space="preserve">fund_valuation</w:t>
+      </w:r>
+      <w:r>
+        <w:t xml:space="preserve"> </w:t>
+      </w:r>
+      <w:r>
+        <w:t xml:space="preserve">report document.</w:t>
+      </w:r>
+      <w:r>
+        <w:t xml:space="preserve"> </w:t>
+      </w:r>
+      <w:r>
+        <w:rPr>
+          <w:rStyle w:val="VerbatimChar"/>
+        </w:rPr>
+        <w:t xml:space="preserve">PUT /funds/{id}/valuation-policy</w:t>
+      </w:r>
+      <w:r>
+        <w:t xml:space="preserve">,</w:t>
+      </w:r>
+      <w:r>
+        <w:t xml:space="preserve"> </w:t>
+      </w:r>
+      <w:r>
+        <w:rPr>
+          <w:rStyle w:val="VerbatimChar"/>
+        </w:rPr>
+        <w:t xml:space="preserve">POST/GET /funds/{id}/portfolio/{iid}/valuations</w:t>
+      </w:r>
+      <w:r>
+        <w:t xml:space="preserve">,</w:t>
+      </w:r>
+      <w:r>
+        <w:t xml:space="preserve"> </w:t>
+      </w:r>
+      <w:r>
+        <w:rPr>
+          <w:rStyle w:val="VerbatimChar"/>
+        </w:rPr>
+        <w:t xml:space="preserve">GET /funds/{id}/valuations</w:t>
+      </w:r>
+      <w:r>
+        <w:t xml:space="preserve">,</w:t>
+      </w:r>
+      <w:r>
+        <w:t xml:space="preserve"> </w:t>
+      </w:r>
+      <w:r>
+        <w:rPr>
+          <w:rStyle w:val="VerbatimChar"/>
+        </w:rPr>
+        <w:t xml:space="preserve">POST /funds/{id}/valuations/report</w:t>
+      </w:r>
+      <w:r>
+        <w:t xml:space="preserve">. An India-native differentiator (SEBI AIF independent-valuation duty that global tools don't localise).</w:t>
+      </w:r>
+      <w:r>
+        <w:t xml:space="preserve"> </w:t>
+      </w:r>
+      <w:r>
+        <w:rPr>
+          <w:i/>
+          <w:iCs/>
+        </w:rPr>
+        <w:t xml:space="preserve">Remaining:</w:t>
+      </w:r>
+      <w:r>
+        <w:t xml:space="preserve"> </w:t>
+      </w:r>
+      <w:r>
+        <w:t xml:space="preserve">valuer e-sign/attestation; multi-valuer reconciliation.</w:t>
+      </w:r>
+    </w:p>
+    <w:p>
+      <w:pPr>
+        <w:pStyle w:val="Compact"/>
+        <w:numPr>
+          <w:ilvl w:val="0"/>
+          <w:numId w:val="1013"/>
+        </w:numPr>
+      </w:pPr>
+      <w:r>
+        <w:rPr>
+          <w:b/>
+          <w:bCs/>
+        </w:rPr>
         <w:t xml:space="preserve">FR-J-14 (M — added v1.5, Carta fund gap)</w:t>
       </w:r>
       <w:r>
@@ -12483,6 +12645,55 @@
             </w:pPr>
             <w:r>
               <w:t xml:space="preserve">append-only per-period ops KPIs; runway/growth derived</w:t>
+            </w:r>
+          </w:p>
+        </w:tc>
+      </w:tr>
+      <w:tr>
+        <w:tc>
+          <w:tcPr/>
+          <w:p>
+            <w:pPr>
+              <w:pStyle w:val="Compact"/>
+            </w:pPr>
+            <w:r>
+              <w:rPr>
+                <w:b/>
+                <w:bCs/>
+              </w:rPr>
+              <w:t xml:space="preserve">PortfolioValuation</w:t>
+            </w:r>
+            <w:r>
+              <w:t xml:space="preserve"> </w:t>
+            </w:r>
+            <w:r>
+              <w:rPr>
+                <w:i/>
+                <w:iCs/>
+              </w:rPr>
+              <w:t xml:space="preserve">(v1.6)</w:t>
+            </w:r>
+          </w:p>
+        </w:tc>
+        <w:tc>
+          <w:tcPr/>
+          <w:p>
+            <w:pPr>
+              <w:pStyle w:val="Compact"/>
+            </w:pPr>
+            <w:r>
+              <w:t xml:space="preserve">investment_id, fund_id, as_of, value, methodology, valuer, is_independent</w:t>
+            </w:r>
+          </w:p>
+        </w:tc>
+        <w:tc>
+          <w:tcPr/>
+          <w:p>
+            <w:pPr>
+              <w:pStyle w:val="Compact"/>
+            </w:pPr>
+            <w:r>
+              <w:t xml:space="preserve">append-only; latest updates the holding mark. Fund gains valuer_name + valuation_frequency_months (policy)</w:t>
             </w:r>
           </w:p>
         </w:tc>
@@ -15243,6 +15454,253 @@
           <w:b/>
           <w:bCs/>
         </w:rPr>
+        <w:t xml:space="preserve">v1.6 (2026-07-20)</w:t>
+      </w:r>
+      <w:r>
+        <w:t xml:space="preserve"> </w:t>
+      </w:r>
+      <w:r>
+        <w:t xml:space="preserve">— Carta fund gap #4:</w:t>
+      </w:r>
+    </w:p>
+    <w:p>
+      <w:pPr>
+        <w:pStyle w:val="Compact"/>
+        <w:numPr>
+          <w:ilvl w:val="0"/>
+          <w:numId w:val="1030"/>
+        </w:numPr>
+      </w:pPr>
+      <w:r>
+        <w:rPr>
+          <w:b/>
+          <w:bCs/>
+        </w:rPr>
+        <w:t xml:space="preserve">FR-J-15 SEBI-compliant independent portfolio valuation</w:t>
+      </w:r>
+      <w:r>
+        <w:t xml:space="preserve"> </w:t>
+      </w:r>
+      <w:r>
+        <w:t xml:space="preserve">✅ — new</w:t>
+      </w:r>
+      <w:r>
+        <w:t xml:space="preserve"> </w:t>
+      </w:r>
+      <w:r>
+        <w:rPr>
+          <w:rStyle w:val="VerbatimChar"/>
+        </w:rPr>
+        <w:t xml:space="preserve">PortfolioValuation</w:t>
+      </w:r>
+      <w:r>
+        <w:t xml:space="preserve"> </w:t>
+      </w:r>
+      <w:r>
+        <w:t xml:space="preserve">(append-only per-holding valuations; Alembic</w:t>
+      </w:r>
+      <w:r>
+        <w:t xml:space="preserve"> </w:t>
+      </w:r>
+      <w:r>
+        <w:rPr>
+          <w:rStyle w:val="VerbatimChar"/>
+        </w:rPr>
+        <w:t xml:space="preserve">c3d4e5f6a7b8</w:t>
+      </w:r>
+      <w:r>
+        <w:t xml:space="preserve">, which also adds</w:t>
+      </w:r>
+      <w:r>
+        <w:t xml:space="preserve"> </w:t>
+      </w:r>
+      <w:r>
+        <w:rPr>
+          <w:rStyle w:val="VerbatimChar"/>
+        </w:rPr>
+        <w:t xml:space="preserve">funds.valuer_name</w:t>
+      </w:r>
+      <w:r>
+        <w:t xml:space="preserve"> </w:t>
+      </w:r>
+      <w:r>
+        <w:t xml:space="preserve">+</w:t>
+      </w:r>
+      <w:r>
+        <w:t xml:space="preserve"> </w:t>
+      </w:r>
+      <w:r>
+        <w:rPr>
+          <w:rStyle w:val="VerbatimChar"/>
+        </w:rPr>
+        <w:t xml:space="preserve">funds.valuation_frequency_months</w:t>
+      </w:r>
+      <w:r>
+        <w:t xml:space="preserve">).</w:t>
+      </w:r>
+      <w:r>
+        <w:t xml:space="preserve"> </w:t>
+      </w:r>
+      <w:r>
+        <w:rPr>
+          <w:rStyle w:val="VerbatimChar"/>
+        </w:rPr>
+        <w:t xml:space="preserve">services/fund.py</w:t>
+      </w:r>
+      <w:r>
+        <w:t xml:space="preserve">:</w:t>
+      </w:r>
+      <w:r>
+        <w:t xml:space="preserve"> </w:t>
+      </w:r>
+      <w:r>
+        <w:rPr>
+          <w:rStyle w:val="VerbatimChar"/>
+        </w:rPr>
+        <w:t xml:space="preserve">set_valuation_policy</w:t>
+      </w:r>
+      <w:r>
+        <w:t xml:space="preserve">,</w:t>
+      </w:r>
+      <w:r>
+        <w:t xml:space="preserve"> </w:t>
+      </w:r>
+      <w:r>
+        <w:rPr>
+          <w:rStyle w:val="VerbatimChar"/>
+        </w:rPr>
+        <w:t xml:space="preserve">record_valuation</w:t>
+      </w:r>
+      <w:r>
+        <w:t xml:space="preserve"> </w:t>
+      </w:r>
+      <w:r>
+        <w:t xml:space="preserve">(latest by as-of rolls into</w:t>
+      </w:r>
+      <w:r>
+        <w:t xml:space="preserve"> </w:t>
+      </w:r>
+      <w:r>
+        <w:rPr>
+          <w:rStyle w:val="VerbatimChar"/>
+        </w:rPr>
+        <w:t xml:space="preserve">PortfolioInvestment.current_value</w:t>
+      </w:r>
+      <w:r>
+        <w:t xml:space="preserve">, keeping NAV/SoI/perf in sync),</w:t>
+      </w:r>
+      <w:r>
+        <w:t xml:space="preserve"> </w:t>
+      </w:r>
+      <w:r>
+        <w:rPr>
+          <w:rStyle w:val="VerbatimChar"/>
+        </w:rPr>
+        <w:t xml:space="preserve">valuation_summary</w:t>
+      </w:r>
+      <w:r>
+        <w:t xml:space="preserve"> </w:t>
+      </w:r>
+      <w:r>
+        <w:t xml:space="preserve">(staleness vs policy frequency + valued/independent/stale roll-ups); new</w:t>
+      </w:r>
+      <w:r>
+        <w:t xml:space="preserve"> </w:t>
+      </w:r>
+      <w:r>
+        <w:rPr>
+          <w:rStyle w:val="VerbatimChar"/>
+        </w:rPr>
+        <w:t xml:space="preserve">fund_valuation</w:t>
+      </w:r>
+      <w:r>
+        <w:t xml:space="preserve"> </w:t>
+      </w:r>
+      <w:r>
+        <w:t xml:space="preserve">document template. Routes</w:t>
+      </w:r>
+      <w:r>
+        <w:t xml:space="preserve"> </w:t>
+      </w:r>
+      <w:r>
+        <w:rPr>
+          <w:rStyle w:val="VerbatimChar"/>
+        </w:rPr>
+        <w:t xml:space="preserve">PUT /funds/{id}/valuation-policy</w:t>
+      </w:r>
+      <w:r>
+        <w:t xml:space="preserve">,</w:t>
+      </w:r>
+      <w:r>
+        <w:t xml:space="preserve"> </w:t>
+      </w:r>
+      <w:r>
+        <w:rPr>
+          <w:rStyle w:val="VerbatimChar"/>
+        </w:rPr>
+        <w:t xml:space="preserve">POST/GET /funds/{id}/portfolio/{iid}/valuations</w:t>
+      </w:r>
+      <w:r>
+        <w:t xml:space="preserve">,</w:t>
+      </w:r>
+      <w:r>
+        <w:t xml:space="preserve"> </w:t>
+      </w:r>
+      <w:r>
+        <w:rPr>
+          <w:rStyle w:val="VerbatimChar"/>
+        </w:rPr>
+        <w:t xml:space="preserve">GET /funds/{id}/valuations</w:t>
+      </w:r>
+      <w:r>
+        <w:t xml:space="preserve">,</w:t>
+      </w:r>
+      <w:r>
+        <w:t xml:space="preserve"> </w:t>
+      </w:r>
+      <w:r>
+        <w:rPr>
+          <w:rStyle w:val="VerbatimChar"/>
+        </w:rPr>
+        <w:t xml:space="preserve">POST /funds/{id}/valuations/report</w:t>
+      </w:r>
+      <w:r>
+        <w:t xml:space="preserve">. Frontend</w:t>
+      </w:r>
+      <w:r>
+        <w:t xml:space="preserve"> </w:t>
+      </w:r>
+      <w:r>
+        <w:rPr>
+          <w:rStyle w:val="VerbatimChar"/>
+        </w:rPr>
+        <w:t xml:space="preserve">features/FundValuations.tsx</w:t>
+      </w:r>
+      <w:r>
+        <w:t xml:space="preserve"> </w:t>
+      </w:r>
+      <w:r>
+        <w:t xml:space="preserve">(policy editor, roll-up tiles, per-holding table with methodology/valuer/independent + stale badges, per-holding value form, report) mounted in the Fund workspace. 3 tests (</w:t>
+      </w:r>
+      <w:r>
+        <w:rPr>
+          <w:rStyle w:val="VerbatimChar"/>
+        </w:rPr>
+        <w:t xml:space="preserve">test_portfolio_valuations.py</w:t>
+      </w:r>
+      <w:r>
+        <w:t xml:space="preserve">). The India-native item where Paper exceeds Carta. (Remaining Carta gaps: subsequent-close equalisation, LP/deal-CRM depth, deeper LP self-service / money movement.)</w:t>
+      </w:r>
+    </w:p>
+    <w:p>
+      <w:pPr>
+        <w:pStyle w:val="FirstParagraph"/>
+      </w:pPr>
+      <w:r>
+        <w:rPr>
+          <w:b/>
+          <w:bCs/>
+        </w:rPr>
         <w:t xml:space="preserve">v1.5 (2026-07-20)</w:t>
       </w:r>
       <w:r>
@@ -15257,7 +15715,7 @@
         <w:pStyle w:val="Compact"/>
         <w:numPr>
           <w:ilvl w:val="0"/>
-          <w:numId w:val="1030"/>
+          <w:numId w:val="1031"/>
         </w:numPr>
       </w:pPr>
       <w:r>
@@ -15369,7 +15827,7 @@
         <w:pStyle w:val="Compact"/>
         <w:numPr>
           <w:ilvl w:val="0"/>
-          <w:numId w:val="1030"/>
+          <w:numId w:val="1031"/>
         </w:numPr>
       </w:pPr>
       <w:r>
@@ -15493,7 +15951,7 @@
         <w:pStyle w:val="Compact"/>
         <w:numPr>
           <w:ilvl w:val="0"/>
-          <w:numId w:val="1030"/>
+          <w:numId w:val="1031"/>
         </w:numPr>
       </w:pPr>
       <w:r>
@@ -15621,7 +16079,7 @@
         <w:pStyle w:val="Compact"/>
         <w:numPr>
           <w:ilvl w:val="0"/>
-          <w:numId w:val="1030"/>
+          <w:numId w:val="1031"/>
         </w:numPr>
       </w:pPr>
       <w:r>
@@ -15651,7 +16109,7 @@
         <w:pStyle w:val="Compact"/>
         <w:numPr>
           <w:ilvl w:val="0"/>
-          <w:numId w:val="1031"/>
+          <w:numId w:val="1032"/>
         </w:numPr>
       </w:pPr>
       <w:r>
@@ -15799,7 +16257,7 @@
         <w:pStyle w:val="Compact"/>
         <w:numPr>
           <w:ilvl w:val="0"/>
-          <w:numId w:val="1031"/>
+          <w:numId w:val="1032"/>
         </w:numPr>
       </w:pPr>
       <w:r>
@@ -15833,7 +16291,7 @@
         <w:pStyle w:val="Compact"/>
         <w:numPr>
           <w:ilvl w:val="0"/>
-          <w:numId w:val="1031"/>
+          <w:numId w:val="1032"/>
         </w:numPr>
       </w:pPr>
       <w:r>
@@ -15894,7 +16352,7 @@
         <w:pStyle w:val="Compact"/>
         <w:numPr>
           <w:ilvl w:val="0"/>
-          <w:numId w:val="1031"/>
+          <w:numId w:val="1032"/>
         </w:numPr>
       </w:pPr>
       <w:r>
@@ -15937,7 +16395,7 @@
         <w:pStyle w:val="Compact"/>
         <w:numPr>
           <w:ilvl w:val="0"/>
-          <w:numId w:val="1031"/>
+          <w:numId w:val="1032"/>
         </w:numPr>
       </w:pPr>
       <w:r>
@@ -16064,7 +16522,7 @@
         <w:pStyle w:val="Compact"/>
         <w:numPr>
           <w:ilvl w:val="0"/>
-          <w:numId w:val="1031"/>
+          <w:numId w:val="1032"/>
         </w:numPr>
       </w:pPr>
       <w:r>
@@ -16356,7 +16814,7 @@
         <w:pStyle w:val="Compact"/>
         <w:numPr>
           <w:ilvl w:val="0"/>
-          <w:numId w:val="1032"/>
+          <w:numId w:val="1033"/>
         </w:numPr>
       </w:pPr>
       <w:r>
@@ -16437,7 +16895,7 @@
         <w:pStyle w:val="Compact"/>
         <w:numPr>
           <w:ilvl w:val="0"/>
-          <w:numId w:val="1032"/>
+          <w:numId w:val="1033"/>
         </w:numPr>
       </w:pPr>
       <w:r>
@@ -16471,7 +16929,7 @@
         <w:pStyle w:val="Compact"/>
         <w:numPr>
           <w:ilvl w:val="0"/>
-          <w:numId w:val="1032"/>
+          <w:numId w:val="1033"/>
         </w:numPr>
       </w:pPr>
       <w:r>
@@ -16532,7 +16990,7 @@
         <w:pStyle w:val="Compact"/>
         <w:numPr>
           <w:ilvl w:val="0"/>
-          <w:numId w:val="1032"/>
+          <w:numId w:val="1033"/>
         </w:numPr>
       </w:pPr>
       <w:r>
@@ -16564,7 +17022,7 @@
         <w:pStyle w:val="Compact"/>
         <w:numPr>
           <w:ilvl w:val="0"/>
-          <w:numId w:val="1032"/>
+          <w:numId w:val="1033"/>
         </w:numPr>
       </w:pPr>
       <w:r>
@@ -16658,7 +17116,7 @@
         <w:pStyle w:val="Compact"/>
         <w:numPr>
           <w:ilvl w:val="0"/>
-          <w:numId w:val="1032"/>
+          <w:numId w:val="1033"/>
         </w:numPr>
       </w:pPr>
       <w:r>
@@ -16724,7 +17182,7 @@
         <w:pStyle w:val="Compact"/>
         <w:numPr>
           <w:ilvl w:val="0"/>
-          <w:numId w:val="1032"/>
+          <w:numId w:val="1033"/>
         </w:numPr>
       </w:pPr>
       <w:r>
@@ -16762,7 +17220,7 @@
         <w:pStyle w:val="Compact"/>
         <w:numPr>
           <w:ilvl w:val="0"/>
-          <w:numId w:val="1032"/>
+          <w:numId w:val="1033"/>
         </w:numPr>
       </w:pPr>
       <w:r>
@@ -16796,7 +17254,7 @@
         <w:pStyle w:val="Compact"/>
         <w:numPr>
           <w:ilvl w:val="0"/>
-          <w:numId w:val="1032"/>
+          <w:numId w:val="1033"/>
         </w:numPr>
       </w:pPr>
       <w:r>
@@ -16830,7 +17288,7 @@
         <w:pStyle w:val="Compact"/>
         <w:numPr>
           <w:ilvl w:val="0"/>
-          <w:numId w:val="1032"/>
+          <w:numId w:val="1033"/>
         </w:numPr>
       </w:pPr>
       <w:r>
@@ -16861,7 +17319,7 @@
         <w:pStyle w:val="Compact"/>
         <w:numPr>
           <w:ilvl w:val="0"/>
-          <w:numId w:val="1032"/>
+          <w:numId w:val="1033"/>
         </w:numPr>
       </w:pPr>
       <w:r>
@@ -16942,7 +17400,7 @@
         <w:pStyle w:val="Compact"/>
         <w:numPr>
           <w:ilvl w:val="0"/>
-          <w:numId w:val="1032"/>
+          <w:numId w:val="1033"/>
         </w:numPr>
       </w:pPr>
       <w:r>
@@ -17023,7 +17481,7 @@
         <w:pStyle w:val="Compact"/>
         <w:numPr>
           <w:ilvl w:val="0"/>
-          <w:numId w:val="1032"/>
+          <w:numId w:val="1033"/>
         </w:numPr>
       </w:pPr>
       <w:r>
@@ -17045,7 +17503,7 @@
         <w:pStyle w:val="Compact"/>
         <w:numPr>
           <w:ilvl w:val="0"/>
-          <w:numId w:val="1032"/>
+          <w:numId w:val="1033"/>
         </w:numPr>
       </w:pPr>
       <w:r>
@@ -17146,7 +17604,7 @@
         <w:pStyle w:val="Compact"/>
         <w:numPr>
           <w:ilvl w:val="0"/>
-          <w:numId w:val="1032"/>
+          <w:numId w:val="1033"/>
         </w:numPr>
       </w:pPr>
       <w:r>
@@ -17294,7 +17752,7 @@
         <w:pStyle w:val="Compact"/>
         <w:numPr>
           <w:ilvl w:val="0"/>
-          <w:numId w:val="1032"/>
+          <w:numId w:val="1033"/>
         </w:numPr>
       </w:pPr>
       <w:r>
@@ -17411,7 +17869,7 @@
         <w:pStyle w:val="Compact"/>
         <w:numPr>
           <w:ilvl w:val="0"/>
-          <w:numId w:val="1032"/>
+          <w:numId w:val="1033"/>
         </w:numPr>
       </w:pPr>
       <w:r>
@@ -17504,7 +17962,7 @@
         <w:pStyle w:val="Compact"/>
         <w:numPr>
           <w:ilvl w:val="0"/>
-          <w:numId w:val="1032"/>
+          <w:numId w:val="1033"/>
         </w:numPr>
       </w:pPr>
       <w:r>
@@ -17640,7 +18098,7 @@
         <w:pStyle w:val="Compact"/>
         <w:numPr>
           <w:ilvl w:val="0"/>
-          <w:numId w:val="1032"/>
+          <w:numId w:val="1033"/>
         </w:numPr>
       </w:pPr>
       <w:r>
@@ -17770,7 +18228,7 @@
         <w:pStyle w:val="Compact"/>
         <w:numPr>
           <w:ilvl w:val="0"/>
-          <w:numId w:val="1032"/>
+          <w:numId w:val="1033"/>
         </w:numPr>
       </w:pPr>
       <w:r>
@@ -17885,7 +18343,7 @@
         <w:pStyle w:val="Compact"/>
         <w:numPr>
           <w:ilvl w:val="0"/>
-          <w:numId w:val="1032"/>
+          <w:numId w:val="1033"/>
         </w:numPr>
       </w:pPr>
       <w:r>
@@ -17992,7 +18450,7 @@
         <w:pStyle w:val="Compact"/>
         <w:numPr>
           <w:ilvl w:val="0"/>
-          <w:numId w:val="1032"/>
+          <w:numId w:val="1033"/>
         </w:numPr>
       </w:pPr>
       <w:r>
@@ -18127,7 +18585,7 @@
         <w:pStyle w:val="Compact"/>
         <w:numPr>
           <w:ilvl w:val="0"/>
-          <w:numId w:val="1032"/>
+          <w:numId w:val="1033"/>
         </w:numPr>
       </w:pPr>
       <w:r>
@@ -18289,7 +18747,7 @@
         <w:pStyle w:val="Compact"/>
         <w:numPr>
           <w:ilvl w:val="0"/>
-          <w:numId w:val="1032"/>
+          <w:numId w:val="1033"/>
         </w:numPr>
       </w:pPr>
       <w:r>
@@ -18394,7 +18852,7 @@
         <w:pStyle w:val="Compact"/>
         <w:numPr>
           <w:ilvl w:val="0"/>
-          <w:numId w:val="1032"/>
+          <w:numId w:val="1033"/>
         </w:numPr>
       </w:pPr>
       <w:r>
@@ -18540,7 +18998,7 @@
         <w:pStyle w:val="Compact"/>
         <w:numPr>
           <w:ilvl w:val="0"/>
-          <w:numId w:val="1032"/>
+          <w:numId w:val="1033"/>
         </w:numPr>
       </w:pPr>
       <w:r>
@@ -18682,7 +19140,7 @@
         <w:pStyle w:val="Compact"/>
         <w:numPr>
           <w:ilvl w:val="0"/>
-          <w:numId w:val="1033"/>
+          <w:numId w:val="1034"/>
         </w:numPr>
       </w:pPr>
       <w:r>
@@ -18715,7 +19173,7 @@
         <w:pStyle w:val="Compact"/>
         <w:numPr>
           <w:ilvl w:val="0"/>
-          <w:numId w:val="1033"/>
+          <w:numId w:val="1034"/>
         </w:numPr>
       </w:pPr>
       <w:r>
@@ -18727,7 +19185,7 @@
         <w:pStyle w:val="Compact"/>
         <w:numPr>
           <w:ilvl w:val="0"/>
-          <w:numId w:val="1033"/>
+          <w:numId w:val="1034"/>
         </w:numPr>
       </w:pPr>
       <w:r>
@@ -18755,7 +19213,7 @@
         <w:pStyle w:val="Compact"/>
         <w:numPr>
           <w:ilvl w:val="0"/>
-          <w:numId w:val="1033"/>
+          <w:numId w:val="1034"/>
         </w:numPr>
       </w:pPr>
       <w:r>
@@ -18786,7 +19244,7 @@
         <w:pStyle w:val="Compact"/>
         <w:numPr>
           <w:ilvl w:val="0"/>
-          <w:numId w:val="1033"/>
+          <w:numId w:val="1034"/>
         </w:numPr>
       </w:pPr>
       <w:r>
@@ -18832,7 +19290,7 @@
         <w:pStyle w:val="Compact"/>
         <w:numPr>
           <w:ilvl w:val="0"/>
-          <w:numId w:val="1034"/>
+          <w:numId w:val="1035"/>
         </w:numPr>
       </w:pPr>
       <w:r>
@@ -18851,7 +19309,7 @@
         <w:pStyle w:val="Compact"/>
         <w:numPr>
           <w:ilvl w:val="0"/>
-          <w:numId w:val="1034"/>
+          <w:numId w:val="1035"/>
         </w:numPr>
       </w:pPr>
       <w:r>
@@ -18870,7 +19328,7 @@
         <w:pStyle w:val="Compact"/>
         <w:numPr>
           <w:ilvl w:val="0"/>
-          <w:numId w:val="1034"/>
+          <w:numId w:val="1035"/>
         </w:numPr>
       </w:pPr>
       <w:r>
@@ -18889,7 +19347,7 @@
         <w:pStyle w:val="Compact"/>
         <w:numPr>
           <w:ilvl w:val="0"/>
-          <w:numId w:val="1034"/>
+          <w:numId w:val="1035"/>
         </w:numPr>
       </w:pPr>
       <w:r>
@@ -18934,7 +19392,7 @@
         <w:pStyle w:val="Compact"/>
         <w:numPr>
           <w:ilvl w:val="0"/>
-          <w:numId w:val="1035"/>
+          <w:numId w:val="1036"/>
         </w:numPr>
       </w:pPr>
       <w:r>
@@ -18946,7 +19404,7 @@
         <w:pStyle w:val="Compact"/>
         <w:numPr>
           <w:ilvl w:val="0"/>
-          <w:numId w:val="1035"/>
+          <w:numId w:val="1036"/>
         </w:numPr>
       </w:pPr>
       <w:r>
@@ -18981,7 +19439,7 @@
         <w:pStyle w:val="Compact"/>
         <w:numPr>
           <w:ilvl w:val="0"/>
-          <w:numId w:val="1035"/>
+          <w:numId w:val="1036"/>
         </w:numPr>
       </w:pPr>
       <w:r>
@@ -18993,7 +19451,7 @@
         <w:pStyle w:val="Compact"/>
         <w:numPr>
           <w:ilvl w:val="0"/>
-          <w:numId w:val="1035"/>
+          <w:numId w:val="1036"/>
         </w:numPr>
       </w:pPr>
       <w:r>
@@ -19005,7 +19463,7 @@
         <w:pStyle w:val="Compact"/>
         <w:numPr>
           <w:ilvl w:val="0"/>
-          <w:numId w:val="1035"/>
+          <w:numId w:val="1036"/>
         </w:numPr>
       </w:pPr>
       <w:r>
@@ -19033,7 +19491,7 @@
         <w:pStyle w:val="Compact"/>
         <w:numPr>
           <w:ilvl w:val="0"/>
-          <w:numId w:val="1035"/>
+          <w:numId w:val="1036"/>
         </w:numPr>
       </w:pPr>
       <w:r>
@@ -19076,7 +19534,7 @@
         <w:pStyle w:val="Compact"/>
         <w:numPr>
           <w:ilvl w:val="0"/>
-          <w:numId w:val="1035"/>
+          <w:numId w:val="1036"/>
         </w:numPr>
       </w:pPr>
       <w:r>
@@ -19088,7 +19546,7 @@
         <w:pStyle w:val="Compact"/>
         <w:numPr>
           <w:ilvl w:val="0"/>
-          <w:numId w:val="1035"/>
+          <w:numId w:val="1036"/>
         </w:numPr>
       </w:pPr>
       <w:r>
@@ -19741,6 +20199,9 @@
     <w:abstractNumId w:val="991"/>
   </w:num>
   <w:num w:numId="1035">
+    <w:abstractNumId w:val="991"/>
+  </w:num>
+  <w:num w:numId="1036">
     <w:abstractNumId w:val="991"/>
   </w:num>
 </w:numbering>

--- a/REQUIREMENTS.docx
+++ b/REQUIREMENTS.docx
@@ -5891,6 +5891,168 @@
           <w:b/>
           <w:bCs/>
         </w:rPr>
+        <w:t xml:space="preserve">FR-J-16 (M — added v1.6, Carta fund gap)</w:t>
+      </w:r>
+      <w:r>
+        <w:t xml:space="preserve"> </w:t>
+      </w:r>
+      <w:r>
+        <w:t xml:space="preserve">✅</w:t>
+      </w:r>
+      <w:r>
+        <w:t xml:space="preserve"> </w:t>
+      </w:r>
+      <w:r>
+        <w:rPr>
+          <w:b/>
+          <w:bCs/>
+        </w:rPr>
+        <w:t xml:space="preserve">LP-fundraising CRM</w:t>
+      </w:r>
+      <w:r>
+        <w:t xml:space="preserve">: the GP-side pipeline for raising the fund</w:t>
+      </w:r>
+      <w:r>
+        <w:t xml:space="preserve"> </w:t>
+      </w:r>
+      <w:r>
+        <w:rPr>
+          <w:i/>
+          <w:iCs/>
+        </w:rPr>
+        <w:t xml:space="preserve">from</w:t>
+      </w:r>
+      <w:r>
+        <w:t xml:space="preserve"> </w:t>
+      </w:r>
+      <w:r>
+        <w:t xml:space="preserve">prospective LPs (distinct from the deal pipeline, which deploys capital). Prospects carry firm, kind (institutional / family office / HNI / fund-of-funds), target cheque and a stage (prospect → contacted → meeting → diligence → soft-circled → committed / passed);</w:t>
+      </w:r>
+      <w:r>
+        <w:t xml:space="preserve"> </w:t>
+      </w:r>
+      <w:r>
+        <w:rPr>
+          <w:b/>
+          <w:bCs/>
+        </w:rPr>
+        <w:t xml:space="preserve">converting</w:t>
+      </w:r>
+      <w:r>
+        <w:t xml:space="preserve"> </w:t>
+      </w:r>
+      <w:r>
+        <w:t xml:space="preserve">a won prospect creates an</w:t>
+      </w:r>
+      <w:r>
+        <w:t xml:space="preserve"> </w:t>
+      </w:r>
+      <w:r>
+        <w:rPr>
+          <w:rStyle w:val="VerbatimChar"/>
+        </w:rPr>
+        <w:t xml:space="preserve">LP</w:t>
+      </w:r>
+      <w:r>
+        <w:t xml:space="preserve"> </w:t>
+      </w:r>
+      <w:r>
+        <w:t xml:space="preserve">with their commitment (idempotent-guarded). A fundraise summary shows committed (actual LP capital) vs</w:t>
+      </w:r>
+      <w:r>
+        <w:t xml:space="preserve"> </w:t>
+      </w:r>
+      <w:r>
+        <w:rPr>
+          <w:b/>
+          <w:bCs/>
+        </w:rPr>
+        <w:t xml:space="preserve">target corpus</w:t>
+      </w:r>
+      <w:r>
+        <w:t xml:space="preserve"> </w:t>
+      </w:r>
+      <w:r>
+        <w:t xml:space="preserve">with progress, soft-circled and active-pipeline totals, and a per-stage breakdown.</w:t>
+      </w:r>
+      <w:r>
+        <w:t xml:space="preserve"> </w:t>
+      </w:r>
+      <w:r>
+        <w:rPr>
+          <w:rStyle w:val="VerbatimChar"/>
+        </w:rPr>
+        <w:t xml:space="preserve">GET /funds/{id}/fundraise</w:t>
+      </w:r>
+      <w:r>
+        <w:t xml:space="preserve">,</w:t>
+      </w:r>
+      <w:r>
+        <w:t xml:space="preserve"> </w:t>
+      </w:r>
+      <w:r>
+        <w:rPr>
+          <w:rStyle w:val="VerbatimChar"/>
+        </w:rPr>
+        <w:t xml:space="preserve">POST /funds/{id}/prospects</w:t>
+      </w:r>
+      <w:r>
+        <w:t xml:space="preserve">,</w:t>
+      </w:r>
+      <w:r>
+        <w:t xml:space="preserve"> </w:t>
+      </w:r>
+      <w:r>
+        <w:rPr>
+          <w:rStyle w:val="VerbatimChar"/>
+        </w:rPr>
+        <w:t xml:space="preserve">POST /funds/{id}/prospects/{pid}/stage</w:t>
+      </w:r>
+      <w:r>
+        <w:t xml:space="preserve">,</w:t>
+      </w:r>
+      <w:r>
+        <w:t xml:space="preserve"> </w:t>
+      </w:r>
+      <w:r>
+        <w:rPr>
+          <w:rStyle w:val="VerbatimChar"/>
+        </w:rPr>
+        <w:t xml:space="preserve">POST /funds/{id}/prospects/{pid}/convert</w:t>
+      </w:r>
+      <w:r>
+        <w:t xml:space="preserve">.</w:t>
+      </w:r>
+      <w:r>
+        <w:t xml:space="preserve"> </w:t>
+      </w:r>
+      <w:r>
+        <w:rPr>
+          <w:i/>
+          <w:iCs/>
+        </w:rPr>
+        <w:t xml:space="preserve">Remaining:</w:t>
+      </w:r>
+      <w:r>
+        <w:t xml:space="preserve"> </w:t>
+      </w:r>
+      <w:r>
+        <w:t xml:space="preserve">per-prospect activity log / documents; email capture.</w:t>
+      </w:r>
+    </w:p>
+    <w:p>
+      <w:pPr>
+        <w:pStyle w:val="Compact"/>
+        <w:numPr>
+          <w:ilvl w:val="0"/>
+          <w:numId w:val="1013"/>
+        </w:numPr>
+      </w:pPr>
+      <w:r>
+        <w:rPr>
+          <w:b/>
+          <w:bCs/>
+        </w:rPr>
         <w:t xml:space="preserve">FR-J-15 (M — added v1.6, Carta fund gap)</w:t>
       </w:r>
       <w:r>
@@ -12694,6 +12856,55 @@
             </w:pPr>
             <w:r>
               <w:t xml:space="preserve">append-only; latest updates the holding mark. Fund gains valuer_name + valuation_frequency_months (policy)</w:t>
+            </w:r>
+          </w:p>
+        </w:tc>
+      </w:tr>
+      <w:tr>
+        <w:tc>
+          <w:tcPr/>
+          <w:p>
+            <w:pPr>
+              <w:pStyle w:val="Compact"/>
+            </w:pPr>
+            <w:r>
+              <w:rPr>
+                <w:b/>
+                <w:bCs/>
+              </w:rPr>
+              <w:t xml:space="preserve">LPProspect</w:t>
+            </w:r>
+            <w:r>
+              <w:t xml:space="preserve"> </w:t>
+            </w:r>
+            <w:r>
+              <w:rPr>
+                <w:i/>
+                <w:iCs/>
+              </w:rPr>
+              <w:t xml:space="preserve">(v1.6)</w:t>
+            </w:r>
+          </w:p>
+        </w:tc>
+        <w:tc>
+          <w:tcPr/>
+          <w:p>
+            <w:pPr>
+              <w:pStyle w:val="Compact"/>
+            </w:pPr>
+            <w:r>
+              <w:t xml:space="preserve">fund_id, name, firm, kind, stage, target_commitment, lp_id</w:t>
+            </w:r>
+          </w:p>
+        </w:tc>
+        <w:tc>
+          <w:tcPr/>
+          <w:p>
+            <w:pPr>
+              <w:pStyle w:val="Compact"/>
+            </w:pPr>
+            <w:r>
+              <w:t xml:space="preserve">fund-raising pipeline; converting creates an LP</w:t>
             </w:r>
           </w:p>
         </w:tc>
@@ -15460,7 +15671,134 @@
         <w:t xml:space="preserve"> </w:t>
       </w:r>
       <w:r>
-        <w:t xml:space="preserve">— Carta fund gap #4:</w:t>
+        <w:t xml:space="preserve">— Carta fund gaps #4–#5:</w:t>
+      </w:r>
+    </w:p>
+    <w:p>
+      <w:pPr>
+        <w:pStyle w:val="Compact"/>
+        <w:numPr>
+          <w:ilvl w:val="0"/>
+          <w:numId w:val="1030"/>
+        </w:numPr>
+      </w:pPr>
+      <w:r>
+        <w:rPr>
+          <w:b/>
+          <w:bCs/>
+        </w:rPr>
+        <w:t xml:space="preserve">FR-J-16 LP-fundraising CRM</w:t>
+      </w:r>
+      <w:r>
+        <w:t xml:space="preserve"> </w:t>
+      </w:r>
+      <w:r>
+        <w:t xml:space="preserve">✅ — new</w:t>
+      </w:r>
+      <w:r>
+        <w:t xml:space="preserve"> </w:t>
+      </w:r>
+      <w:r>
+        <w:rPr>
+          <w:rStyle w:val="VerbatimChar"/>
+        </w:rPr>
+        <w:t xml:space="preserve">LPProspect</w:t>
+      </w:r>
+      <w:r>
+        <w:t xml:space="preserve"> </w:t>
+      </w:r>
+      <w:r>
+        <w:t xml:space="preserve">(Alembic</w:t>
+      </w:r>
+      <w:r>
+        <w:t xml:space="preserve"> </w:t>
+      </w:r>
+      <w:r>
+        <w:rPr>
+          <w:rStyle w:val="VerbatimChar"/>
+        </w:rPr>
+        <w:t xml:space="preserve">d4e5f6a7b8c9</w:t>
+      </w:r>
+      <w:r>
+        <w:t xml:space="preserve">): a GP-side pipeline for raising the fund from prospective LPs, with stages and convert-to-LP;</w:t>
+      </w:r>
+      <w:r>
+        <w:t xml:space="preserve"> </w:t>
+      </w:r>
+      <w:r>
+        <w:rPr>
+          <w:rStyle w:val="VerbatimChar"/>
+        </w:rPr>
+        <w:t xml:space="preserve">services/fund.py::add_prospect/set_prospect_stage/convert_prospect_to_lp/fundraise_summary</w:t>
+      </w:r>
+      <w:r>
+        <w:t xml:space="preserve">; routes under</w:t>
+      </w:r>
+      <w:r>
+        <w:t xml:space="preserve"> </w:t>
+      </w:r>
+      <w:r>
+        <w:rPr>
+          <w:rStyle w:val="VerbatimChar"/>
+        </w:rPr>
+        <w:t xml:space="preserve">/funds/{id}/prospects</w:t>
+      </w:r>
+      <w:r>
+        <w:t xml:space="preserve"> </w:t>
+      </w:r>
+      <w:r>
+        <w:t xml:space="preserve">+</w:t>
+      </w:r>
+      <w:r>
+        <w:t xml:space="preserve"> </w:t>
+      </w:r>
+      <w:r>
+        <w:rPr>
+          <w:rStyle w:val="VerbatimChar"/>
+        </w:rPr>
+        <w:t xml:space="preserve">/funds/{id}/fundraise</w:t>
+      </w:r>
+      <w:r>
+        <w:t xml:space="preserve">. Frontend</w:t>
+      </w:r>
+      <w:r>
+        <w:t xml:space="preserve"> </w:t>
+      </w:r>
+      <w:r>
+        <w:rPr>
+          <w:rStyle w:val="VerbatimChar"/>
+        </w:rPr>
+        <w:t xml:space="preserve">features/FundRaise.tsx</w:t>
+      </w:r>
+      <w:r>
+        <w:t xml:space="preserve"> </w:t>
+      </w:r>
+      <w:r>
+        <w:t xml:space="preserve">(summary tiles, progress-to-corpus bar, add-prospect form, pipeline table with stage select + convert) in the Fund workspace. 3 tests (</w:t>
+      </w:r>
+      <w:r>
+        <w:rPr>
+          <w:rStyle w:val="VerbatimChar"/>
+        </w:rPr>
+        <w:t xml:space="preserve">test_lp_prospects.py</w:t>
+      </w:r>
+      <w:r>
+        <w:t xml:space="preserve">). (Frontend api method names namespaced</w:t>
+      </w:r>
+      <w:r>
+        <w:t xml:space="preserve"> </w:t>
+      </w:r>
+      <w:r>
+        <w:rPr>
+          <w:rStyle w:val="VerbatimChar"/>
+        </w:rPr>
+        <w:t xml:space="preserve">addLpProspect</w:t>
+      </w:r>
+      <w:r>
+        <w:t xml:space="preserve"> </w:t>
+      </w:r>
+      <w:r>
+        <w:t xml:space="preserve">etc. to avoid clashing with the startup investor-funnel methods.)</w:t>
       </w:r>
     </w:p>
     <w:p>

--- a/REQUIREMENTS.docx
+++ b/REQUIREMENTS.docx
@@ -5891,6 +5891,125 @@
           <w:b/>
           <w:bCs/>
         </w:rPr>
+        <w:t xml:space="preserve">FR-J-17 (M — added v1.6, Carta fund gap)</w:t>
+      </w:r>
+      <w:r>
+        <w:t xml:space="preserve"> </w:t>
+      </w:r>
+      <w:r>
+        <w:t xml:space="preserve">✅</w:t>
+      </w:r>
+      <w:r>
+        <w:t xml:space="preserve"> </w:t>
+      </w:r>
+      <w:r>
+        <w:rPr>
+          <w:b/>
+          <w:bCs/>
+        </w:rPr>
+        <w:t xml:space="preserve">Deal-CRM depth</w:t>
+      </w:r>
+      <w:r>
+        <w:t xml:space="preserve">: relationship intelligence on the deal pipeline — per-deal</w:t>
+      </w:r>
+      <w:r>
+        <w:t xml:space="preserve"> </w:t>
+      </w:r>
+      <w:r>
+        <w:rPr>
+          <w:b/>
+          <w:bCs/>
+        </w:rPr>
+        <w:t xml:space="preserve">contacts</w:t>
+      </w:r>
+      <w:r>
+        <w:t xml:space="preserve"> </w:t>
+      </w:r>
+      <w:r>
+        <w:t xml:space="preserve">(name, role, email) and a dated</w:t>
+      </w:r>
+      <w:r>
+        <w:t xml:space="preserve"> </w:t>
+      </w:r>
+      <w:r>
+        <w:rPr>
+          <w:b/>
+          <w:bCs/>
+        </w:rPr>
+        <w:t xml:space="preserve">activity timeline</w:t>
+      </w:r>
+      <w:r>
+        <w:t xml:space="preserve"> </w:t>
+      </w:r>
+      <w:r>
+        <w:t xml:space="preserve">(note / meeting / call / email, newest-first, append-only). Expandable per-deal panel in the pipeline.</w:t>
+      </w:r>
+      <w:r>
+        <w:t xml:space="preserve"> </w:t>
+      </w:r>
+      <w:r>
+        <w:rPr>
+          <w:rStyle w:val="VerbatimChar"/>
+        </w:rPr>
+        <w:t xml:space="preserve">GET /deals/{id}/crm</w:t>
+      </w:r>
+      <w:r>
+        <w:t xml:space="preserve">,</w:t>
+      </w:r>
+      <w:r>
+        <w:t xml:space="preserve"> </w:t>
+      </w:r>
+      <w:r>
+        <w:rPr>
+          <w:rStyle w:val="VerbatimChar"/>
+        </w:rPr>
+        <w:t xml:space="preserve">POST /deals/{id}/contacts</w:t>
+      </w:r>
+      <w:r>
+        <w:t xml:space="preserve">,</w:t>
+      </w:r>
+      <w:r>
+        <w:t xml:space="preserve"> </w:t>
+      </w:r>
+      <w:r>
+        <w:rPr>
+          <w:rStyle w:val="VerbatimChar"/>
+        </w:rPr>
+        <w:t xml:space="preserve">POST /deals/{id}/activities</w:t>
+      </w:r>
+      <w:r>
+        <w:t xml:space="preserve">.</w:t>
+      </w:r>
+      <w:r>
+        <w:t xml:space="preserve"> </w:t>
+      </w:r>
+      <w:r>
+        <w:rPr>
+          <w:i/>
+          <w:iCs/>
+        </w:rPr>
+        <w:t xml:space="preserve">Remaining:</w:t>
+      </w:r>
+      <w:r>
+        <w:t xml:space="preserve"> </w:t>
+      </w:r>
+      <w:r>
+        <w:t xml:space="preserve">email/calendar sync; relationship-path mapping.</w:t>
+      </w:r>
+    </w:p>
+    <w:p>
+      <w:pPr>
+        <w:pStyle w:val="Compact"/>
+        <w:numPr>
+          <w:ilvl w:val="0"/>
+          <w:numId w:val="1013"/>
+        </w:numPr>
+      </w:pPr>
+      <w:r>
+        <w:rPr>
+          <w:b/>
+          <w:bCs/>
+        </w:rPr>
         <w:t xml:space="preserve">FR-J-16 (M — added v1.6, Carta fund gap)</w:t>
       </w:r>
       <w:r>
@@ -12905,6 +13024,55 @@
             </w:pPr>
             <w:r>
               <w:t xml:space="preserve">fund-raising pipeline; converting creates an LP</w:t>
+            </w:r>
+          </w:p>
+        </w:tc>
+      </w:tr>
+      <w:tr>
+        <w:tc>
+          <w:tcPr/>
+          <w:p>
+            <w:pPr>
+              <w:pStyle w:val="Compact"/>
+            </w:pPr>
+            <w:r>
+              <w:rPr>
+                <w:b/>
+                <w:bCs/>
+              </w:rPr>
+              <w:t xml:space="preserve">DealContact / DealActivity</w:t>
+            </w:r>
+            <w:r>
+              <w:t xml:space="preserve"> </w:t>
+            </w:r>
+            <w:r>
+              <w:rPr>
+                <w:i/>
+                <w:iCs/>
+              </w:rPr>
+              <w:t xml:space="preserve">(v1.6)</w:t>
+            </w:r>
+          </w:p>
+        </w:tc>
+        <w:tc>
+          <w:tcPr/>
+          <w:p>
+            <w:pPr>
+              <w:pStyle w:val="Compact"/>
+            </w:pPr>
+            <w:r>
+              <w:t xml:space="preserve">deal_id; name/role/email · kind/body/occurred_on</w:t>
+            </w:r>
+          </w:p>
+        </w:tc>
+        <w:tc>
+          <w:tcPr/>
+          <w:p>
+            <w:pPr>
+              <w:pStyle w:val="Compact"/>
+            </w:pPr>
+            <w:r>
+              <w:t xml:space="preserve">deal-CRM relationship intelligence + activity timeline</w:t>
             </w:r>
           </w:p>
         </w:tc>
@@ -15671,7 +15839,131 @@
         <w:t xml:space="preserve"> </w:t>
       </w:r>
       <w:r>
-        <w:t xml:space="preserve">— Carta fund gaps #4–#5:</w:t>
+        <w:t xml:space="preserve">— Carta fund gaps #4–#6:</w:t>
+      </w:r>
+    </w:p>
+    <w:p>
+      <w:pPr>
+        <w:pStyle w:val="Compact"/>
+        <w:numPr>
+          <w:ilvl w:val="0"/>
+          <w:numId w:val="1030"/>
+        </w:numPr>
+      </w:pPr>
+      <w:r>
+        <w:rPr>
+          <w:b/>
+          <w:bCs/>
+        </w:rPr>
+        <w:t xml:space="preserve">FR-J-17 Deal-CRM depth</w:t>
+      </w:r>
+      <w:r>
+        <w:t xml:space="preserve"> </w:t>
+      </w:r>
+      <w:r>
+        <w:t xml:space="preserve">✅ — new</w:t>
+      </w:r>
+      <w:r>
+        <w:t xml:space="preserve"> </w:t>
+      </w:r>
+      <w:r>
+        <w:rPr>
+          <w:rStyle w:val="VerbatimChar"/>
+        </w:rPr>
+        <w:t xml:space="preserve">DealContact</w:t>
+      </w:r>
+      <w:r>
+        <w:t xml:space="preserve"> </w:t>
+      </w:r>
+      <w:r>
+        <w:t xml:space="preserve">+</w:t>
+      </w:r>
+      <w:r>
+        <w:t xml:space="preserve"> </w:t>
+      </w:r>
+      <w:r>
+        <w:rPr>
+          <w:rStyle w:val="VerbatimChar"/>
+        </w:rPr>
+        <w:t xml:space="preserve">DealActivity</w:t>
+      </w:r>
+      <w:r>
+        <w:t xml:space="preserve"> </w:t>
+      </w:r>
+      <w:r>
+        <w:t xml:space="preserve">(Alembic</w:t>
+      </w:r>
+      <w:r>
+        <w:t xml:space="preserve"> </w:t>
+      </w:r>
+      <w:r>
+        <w:rPr>
+          <w:rStyle w:val="VerbatimChar"/>
+        </w:rPr>
+        <w:t xml:space="preserve">e5f6a7b8c9d0</w:t>
+      </w:r>
+      <w:r>
+        <w:t xml:space="preserve">): per-deal contacts and a dated activity timeline on the existing deal pipeline. Routes</w:t>
+      </w:r>
+      <w:r>
+        <w:t xml:space="preserve"> </w:t>
+      </w:r>
+      <w:r>
+        <w:rPr>
+          <w:rStyle w:val="VerbatimChar"/>
+        </w:rPr>
+        <w:t xml:space="preserve">GET /deals/{id}/crm</w:t>
+      </w:r>
+      <w:r>
+        <w:t xml:space="preserve">,</w:t>
+      </w:r>
+      <w:r>
+        <w:t xml:space="preserve"> </w:t>
+      </w:r>
+      <w:r>
+        <w:rPr>
+          <w:rStyle w:val="VerbatimChar"/>
+        </w:rPr>
+        <w:t xml:space="preserve">POST /deals/{id}/contacts</w:t>
+      </w:r>
+      <w:r>
+        <w:t xml:space="preserve">,</w:t>
+      </w:r>
+      <w:r>
+        <w:t xml:space="preserve"> </w:t>
+      </w:r>
+      <w:r>
+        <w:rPr>
+          <w:rStyle w:val="VerbatimChar"/>
+        </w:rPr>
+        <w:t xml:space="preserve">POST /deals/{id}/activities</w:t>
+      </w:r>
+      <w:r>
+        <w:t xml:space="preserve">. Frontend: expandable per-deal CRM panel in</w:t>
+      </w:r>
+      <w:r>
+        <w:t xml:space="preserve"> </w:t>
+      </w:r>
+      <w:r>
+        <w:rPr>
+          <w:rStyle w:val="VerbatimChar"/>
+        </w:rPr>
+        <w:t xml:space="preserve">features/DealPipeline.tsx</w:t>
+      </w:r>
+      <w:r>
+        <w:t xml:space="preserve"> </w:t>
+      </w:r>
+      <w:r>
+        <w:t xml:space="preserve">(contacts list + add, activity timeline + log). 3 tests (</w:t>
+      </w:r>
+      <w:r>
+        <w:rPr>
+          <w:rStyle w:val="VerbatimChar"/>
+        </w:rPr>
+        <w:t xml:space="preserve">test_deal_crm.py</w:t>
+      </w:r>
+      <w:r>
+        <w:t xml:space="preserve">).</w:t>
       </w:r>
     </w:p>
     <w:p>

--- a/REQUIREMENTS.docx
+++ b/REQUIREMENTS.docx
@@ -5891,6 +5891,158 @@
           <w:b/>
           <w:bCs/>
         </w:rPr>
+        <w:t xml:space="preserve">FR-J-18 (M — added v1.6, Carta fund gap)</w:t>
+      </w:r>
+      <w:r>
+        <w:t xml:space="preserve"> </w:t>
+      </w:r>
+      <w:r>
+        <w:t xml:space="preserve">✅</w:t>
+      </w:r>
+      <w:r>
+        <w:t xml:space="preserve"> </w:t>
+      </w:r>
+      <w:r>
+        <w:rPr>
+          <w:b/>
+          <w:bCs/>
+        </w:rPr>
+        <w:t xml:space="preserve">LP self-service — consolidated view + online capital-call notices</w:t>
+      </w:r>
+      <w:r>
+        <w:t xml:space="preserve">: the portal shows a</w:t>
+      </w:r>
+      <w:r>
+        <w:t xml:space="preserve"> </w:t>
+      </w:r>
+      <w:r>
+        <w:rPr>
+          <w:b/>
+          <w:bCs/>
+        </w:rPr>
+        <w:t xml:space="preserve">consolidated LP position across every fund</w:t>
+      </w:r>
+      <w:r>
+        <w:t xml:space="preserve"> </w:t>
+      </w:r>
+      <w:r>
+        <w:t xml:space="preserve">(committed / drawn / uncalled / distributed /</w:t>
+      </w:r>
+      <w:r>
+        <w:t xml:space="preserve"> </w:t>
+      </w:r>
+      <w:r>
+        <w:rPr>
+          <w:b/>
+          <w:bCs/>
+        </w:rPr>
+        <w:t xml:space="preserve">NAV of the LP's units</w:t>
+      </w:r>
+      <w:r>
+        <w:t xml:space="preserve"> </w:t>
+      </w:r>
+      <w:r>
+        <w:t xml:space="preserve">via the unitised model / pending-call count) and, per fund, the LP's</w:t>
+      </w:r>
+      <w:r>
+        <w:t xml:space="preserve"> </w:t>
+      </w:r>
+      <w:r>
+        <w:rPr>
+          <w:b/>
+          <w:bCs/>
+        </w:rPr>
+        <w:t xml:space="preserve">capital-call notices</w:t>
+      </w:r>
+      <w:r>
+        <w:t xml:space="preserve"> </w:t>
+      </w:r>
+      <w:r>
+        <w:t xml:space="preserve">(call no., purpose, due date, amount, paid / pending /</w:t>
+      </w:r>
+      <w:r>
+        <w:t xml:space="preserve"> </w:t>
+      </w:r>
+      <w:r>
+        <w:rPr>
+          <w:b/>
+          <w:bCs/>
+        </w:rPr>
+        <w:t xml:space="preserve">overdue</w:t>
+      </w:r>
+      <w:r>
+        <w:t xml:space="preserve"> </w:t>
+      </w:r>
+      <w:r>
+        <w:t xml:space="preserve">status) which the LP can</w:t>
+      </w:r>
+      <w:r>
+        <w:t xml:space="preserve"> </w:t>
+      </w:r>
+      <w:r>
+        <w:rPr>
+          <w:b/>
+          <w:bCs/>
+        </w:rPr>
+        <w:t xml:space="preserve">acknowledge</w:t>
+      </w:r>
+      <w:r>
+        <w:t xml:space="preserve"> </w:t>
+      </w:r>
+      <w:r>
+        <w:t xml:space="preserve">online (idempotent, email-scoped); the GP sees acknowledgement status per notice in the Fund workspace (</w:t>
+      </w:r>
+      <w:r>
+        <w:rPr>
+          <w:rStyle w:val="VerbatimChar"/>
+        </w:rPr>
+        <w:t xml:space="preserve">drawdown_notices.acknowledged_at</w:t>
+      </w:r>
+      <w:r>
+        <w:t xml:space="preserve">).</w:t>
+      </w:r>
+      <w:r>
+        <w:t xml:space="preserve"> </w:t>
+      </w:r>
+      <w:r>
+        <w:rPr>
+          <w:rStyle w:val="VerbatimChar"/>
+        </w:rPr>
+        <w:t xml:space="preserve">POST /portal/notices/{id}/ack</w:t>
+      </w:r>
+      <w:r>
+        <w:t xml:space="preserve">.</w:t>
+      </w:r>
+      <w:r>
+        <w:t xml:space="preserve"> </w:t>
+      </w:r>
+      <w:r>
+        <w:rPr>
+          <w:i/>
+          <w:iCs/>
+        </w:rPr>
+        <w:t xml:space="preserve">Explicitly out of scope (integration-blocked):</w:t>
+      </w:r>
+      <w:r>
+        <w:t xml:space="preserve"> </w:t>
+      </w:r>
+      <w:r>
+        <w:t xml:space="preserve">money movement — collecting drawdowns / paying distributions via NACH/UPI needs live payment rails.</w:t>
+      </w:r>
+    </w:p>
+    <w:p>
+      <w:pPr>
+        <w:pStyle w:val="Compact"/>
+        <w:numPr>
+          <w:ilvl w:val="0"/>
+          <w:numId w:val="1013"/>
+        </w:numPr>
+      </w:pPr>
+      <w:r>
+        <w:rPr>
+          <w:b/>
+          <w:bCs/>
+        </w:rPr>
         <w:t xml:space="preserve">FR-J-17 (M — added v1.6, Carta fund gap)</w:t>
       </w:r>
       <w:r>
@@ -15839,7 +15991,140 @@
         <w:t xml:space="preserve"> </w:t>
       </w:r>
       <w:r>
-        <w:t xml:space="preserve">— Carta fund gaps #4–#6:</w:t>
+        <w:t xml:space="preserve">— Carta fund gaps #4–#7:</w:t>
+      </w:r>
+    </w:p>
+    <w:p>
+      <w:pPr>
+        <w:pStyle w:val="Compact"/>
+        <w:numPr>
+          <w:ilvl w:val="0"/>
+          <w:numId w:val="1030"/>
+        </w:numPr>
+      </w:pPr>
+      <w:r>
+        <w:rPr>
+          <w:b/>
+          <w:bCs/>
+        </w:rPr>
+        <w:t xml:space="preserve">FR-J-18 LP self-service</w:t>
+      </w:r>
+      <w:r>
+        <w:t xml:space="preserve"> </w:t>
+      </w:r>
+      <w:r>
+        <w:t xml:space="preserve">✅ —</w:t>
+      </w:r>
+      <w:r>
+        <w:t xml:space="preserve"> </w:t>
+      </w:r>
+      <w:r>
+        <w:rPr>
+          <w:rStyle w:val="VerbatimChar"/>
+        </w:rPr>
+        <w:t xml:space="preserve">drawdown_notices.acknowledged_at</w:t>
+      </w:r>
+      <w:r>
+        <w:t xml:space="preserve"> </w:t>
+      </w:r>
+      <w:r>
+        <w:t xml:space="preserve">(Alembic</w:t>
+      </w:r>
+      <w:r>
+        <w:t xml:space="preserve"> </w:t>
+      </w:r>
+      <w:r>
+        <w:rPr>
+          <w:rStyle w:val="VerbatimChar"/>
+        </w:rPr>
+        <w:t xml:space="preserve">f6a7b8c9d0e1</w:t>
+      </w:r>
+      <w:r>
+        <w:t xml:space="preserve">); portal payload gains</w:t>
+      </w:r>
+      <w:r>
+        <w:t xml:space="preserve"> </w:t>
+      </w:r>
+      <w:r>
+        <w:rPr>
+          <w:rStyle w:val="VerbatimChar"/>
+        </w:rPr>
+        <w:t xml:space="preserve">lp_summary</w:t>
+      </w:r>
+      <w:r>
+        <w:t xml:space="preserve"> </w:t>
+      </w:r>
+      <w:r>
+        <w:t xml:space="preserve">(consolidated cross-fund LP position incl. NAV of units) and per-fund</w:t>
+      </w:r>
+      <w:r>
+        <w:t xml:space="preserve"> </w:t>
+      </w:r>
+      <w:r>
+        <w:rPr>
+          <w:rStyle w:val="VerbatimChar"/>
+        </w:rPr>
+        <w:t xml:space="preserve">capital_calls</w:t>
+      </w:r>
+      <w:r>
+        <w:t xml:space="preserve"> </w:t>
+      </w:r>
+      <w:r>
+        <w:t xml:space="preserve">(notices w/ purpose, due date, overdue flag);</w:t>
+      </w:r>
+      <w:r>
+        <w:t xml:space="preserve"> </w:t>
+      </w:r>
+      <w:r>
+        <w:rPr>
+          <w:rStyle w:val="VerbatimChar"/>
+        </w:rPr>
+        <w:t xml:space="preserve">POST /portal/notices/{id}/ack</w:t>
+      </w:r>
+      <w:r>
+        <w:t xml:space="preserve"> </w:t>
+      </w:r>
+      <w:r>
+        <w:t xml:space="preserve">(email-scoped, idempotent); GP capital-calls table shows acknowledgement. Frontend:</w:t>
+      </w:r>
+      <w:r>
+        <w:t xml:space="preserve"> </w:t>
+      </w:r>
+      <w:r>
+        <w:rPr>
+          <w:rStyle w:val="VerbatimChar"/>
+        </w:rPr>
+        <w:t xml:space="preserve">Portal.tsx</w:t>
+      </w:r>
+      <w:r>
+        <w:t xml:space="preserve"> </w:t>
+      </w:r>
+      <w:r>
+        <w:t xml:space="preserve">LP-position tile row + notices table with Acknowledge;</w:t>
+      </w:r>
+      <w:r>
+        <w:t xml:space="preserve"> </w:t>
+      </w:r>
+      <w:r>
+        <w:rPr>
+          <w:rStyle w:val="VerbatimChar"/>
+        </w:rPr>
+        <w:t xml:space="preserve">Fund.tsx</w:t>
+      </w:r>
+      <w:r>
+        <w:t xml:space="preserve"> </w:t>
+      </w:r>
+      <w:r>
+        <w:t xml:space="preserve">ack badges. 3 tests (</w:t>
+      </w:r>
+      <w:r>
+        <w:rPr>
+          <w:rStyle w:val="VerbatimChar"/>
+        </w:rPr>
+        <w:t xml:space="preserve">test_lp_selfservice.py</w:t>
+      </w:r>
+      <w:r>
+        <w:t xml:space="preserve">). Money movement (NACH/UPI) explicitly excluded — integration-blocked.</w:t>
       </w:r>
     </w:p>
     <w:p>

--- a/REQUIREMENTS.docx
+++ b/REQUIREMENTS.docx
@@ -15992,6 +15992,95 @@
       </w:r>
       <w:r>
         <w:t xml:space="preserve">— Carta fund gaps #4–#7:</w:t>
+      </w:r>
+    </w:p>
+    <w:p>
+      <w:pPr>
+        <w:pStyle w:val="Compact"/>
+        <w:numPr>
+          <w:ilvl w:val="0"/>
+          <w:numId w:val="1030"/>
+        </w:numPr>
+      </w:pPr>
+      <w:r>
+        <w:rPr>
+          <w:b/>
+          <w:bCs/>
+        </w:rPr>
+        <w:t xml:space="preserve">Fund workspace QA pass</w:t>
+      </w:r>
+      <w:r>
+        <w:t xml:space="preserve"> </w:t>
+      </w:r>
+      <w:r>
+        <w:t xml:space="preserve">(presentation-only, after the batch): the Fund tab's 13 stacked sections reorganised into</w:t>
+      </w:r>
+      <w:r>
+        <w:t xml:space="preserve"> </w:t>
+      </w:r>
+      <w:r>
+        <w:rPr>
+          <w:b/>
+          <w:bCs/>
+        </w:rPr>
+        <w:t xml:space="preserve">six sub-tabs</w:t>
+      </w:r>
+      <w:r>
+        <w:t xml:space="preserve"> </w:t>
+      </w:r>
+      <w:r>
+        <w:t xml:space="preserve">(Capital &amp; LPs · LP fundraise · Portfolio · Deal pipeline · Plan &amp; forecast · Financials) following the CapTableHub pattern, with the fund summary card always visible above; all legacy raw</w:t>
+      </w:r>
+      <w:r>
+        <w:t xml:space="preserve"> </w:t>
+      </w:r>
+      <w:r>
+        <w:rPr>
+          <w:rStyle w:val="VerbatimChar"/>
+        </w:rPr>
+        <w:t xml:space="preserve">₹{...}</w:t>
+      </w:r>
+      <w:r>
+        <w:t xml:space="preserve"> </w:t>
+      </w:r>
+      <w:r>
+        <w:t xml:space="preserve">interpolation in Fund/DealPipeline routed through</w:t>
+      </w:r>
+      <w:r>
+        <w:t xml:space="preserve"> </w:t>
+      </w:r>
+      <w:r>
+        <w:rPr>
+          <w:rStyle w:val="VerbatimChar"/>
+        </w:rPr>
+        <w:t xml:space="preserve">fmtMoney</w:t>
+      </w:r>
+      <w:r>
+        <w:t xml:space="preserve">/</w:t>
+      </w:r>
+      <w:r>
+        <w:rPr>
+          <w:rStyle w:val="VerbatimChar"/>
+        </w:rPr>
+        <w:t xml:space="preserve">fmtInt</w:t>
+      </w:r>
+      <w:r>
+        <w:t xml:space="preserve"> </w:t>
+      </w:r>
+      <w:r>
+        <w:t xml:space="preserve">(lakh/crore grouping); drawdown-notice table gained a header; portfolio/capital-accounts empties now use</w:t>
+      </w:r>
+      <w:r>
+        <w:t xml:space="preserve"> </w:t>
+      </w:r>
+      <w:r>
+        <w:rPr>
+          <w:rStyle w:val="VerbatimChar"/>
+        </w:rPr>
+        <w:t xml:space="preserve">EmptyState</w:t>
+      </w:r>
+      <w:r>
+        <w:t xml:space="preserve">; success toasts wired on the remaining fund actions. No backend changes.</w:t>
       </w:r>
     </w:p>
     <w:p>

--- a/REQUIREMENTS.docx
+++ b/REQUIREMENTS.docx
@@ -15992,6 +15992,73 @@
       </w:r>
       <w:r>
         <w:t xml:space="preserve">— Carta fund gaps #4–#7:</w:t>
+      </w:r>
+    </w:p>
+    <w:p>
+      <w:pPr>
+        <w:pStyle w:val="Compact"/>
+        <w:numPr>
+          <w:ilvl w:val="0"/>
+          <w:numId w:val="1030"/>
+        </w:numPr>
+      </w:pPr>
+      <w:r>
+        <w:rPr>
+          <w:b/>
+          <w:bCs/>
+        </w:rPr>
+        <w:t xml:space="preserve">App-wide money-format sweep + deep-linkable Fund sub-tabs</w:t>
+      </w:r>
+      <w:r>
+        <w:t xml:space="preserve"> </w:t>
+      </w:r>
+      <w:r>
+        <w:t xml:space="preserve">(presentation-only): the remaining ~60 raw</w:t>
+      </w:r>
+      <w:r>
+        <w:t xml:space="preserve"> </w:t>
+      </w:r>
+      <w:r>
+        <w:rPr>
+          <w:rStyle w:val="VerbatimChar"/>
+        </w:rPr>
+        <w:t xml:space="preserve">₹{...}</w:t>
+      </w:r>
+      <w:r>
+        <w:t xml:space="preserve"> </w:t>
+      </w:r>
+      <w:r>
+        <w:t xml:space="preserve">interpolations across 21 files (Portal, Fundraising, CapTable(+Advanced), ESOP, SPV, scenario/valuation tools, registers, pipeline, Invest page …) routed through</w:t>
+      </w:r>
+      <w:r>
+        <w:t xml:space="preserve"> </w:t>
+      </w:r>
+      <w:r>
+        <w:rPr>
+          <w:rStyle w:val="VerbatimChar"/>
+        </w:rPr>
+        <w:t xml:space="preserve">fmtMoney</w:t>
+      </w:r>
+      <w:r>
+        <w:t xml:space="preserve"> </w:t>
+      </w:r>
+      <w:r>
+        <w:t xml:space="preserve">(lakh/crore grouping; per-share prices now ≤2dp — the dashboard FMV test updated accordingly); the Fund workspace honours</w:t>
+      </w:r>
+      <w:r>
+        <w:t xml:space="preserve"> </w:t>
+      </w:r>
+      <w:r>
+        <w:rPr>
+          <w:rStyle w:val="VerbatimChar"/>
+        </w:rPr>
+        <w:t xml:space="preserve">?tab=fund&amp;sub=&lt;key&gt;</w:t>
+      </w:r>
+      <w:r>
+        <w:t xml:space="preserve"> </w:t>
+      </w:r>
+      <w:r>
+        <w:t xml:space="preserve">deep links (command palette / shared URLs).</w:t>
       </w:r>
     </w:p>
     <w:p>

--- a/REQUIREMENTS.docx
+++ b/REQUIREMENTS.docx
@@ -5891,6 +5891,184 @@
           <w:b/>
           <w:bCs/>
         </w:rPr>
+        <w:t xml:space="preserve">FR-J-19 (M — added v1.7, Vestberry gap)</w:t>
+      </w:r>
+      <w:r>
+        <w:t xml:space="preserve"> </w:t>
+      </w:r>
+      <w:r>
+        <w:t xml:space="preserve">✅</w:t>
+      </w:r>
+      <w:r>
+        <w:t xml:space="preserve"> </w:t>
+      </w:r>
+      <w:r>
+        <w:rPr>
+          <w:b/>
+          <w:bCs/>
+        </w:rPr>
+        <w:t xml:space="preserve">KPI reporting requests (investee self-service)</w:t>
+      </w:r>
+      <w:r>
+        <w:t xml:space="preserve">: the GP asks each portfolio company's</w:t>
+      </w:r>
+      <w:r>
+        <w:t xml:space="preserve"> </w:t>
+      </w:r>
+      <w:r>
+        <w:rPr>
+          <w:b/>
+          <w:bCs/>
+        </w:rPr>
+        <w:t xml:space="preserve">reporting contact</w:t>
+      </w:r>
+      <w:r>
+        <w:t xml:space="preserve"> </w:t>
+      </w:r>
+      <w:r>
+        <w:t xml:space="preserve">(email stored on the investment) for a KPI period; the contact sees the request in</w:t>
+      </w:r>
+      <w:r>
+        <w:t xml:space="preserve"> </w:t>
+      </w:r>
+      <w:r>
+        <w:rPr>
+          <w:b/>
+          <w:bCs/>
+        </w:rPr>
+        <w:t xml:space="preserve">their portal</w:t>
+      </w:r>
+      <w:r>
+        <w:t xml:space="preserve"> </w:t>
+      </w:r>
+      <w:r>
+        <w:t xml:space="preserve">(plus an in-app notification if they have an account) with due date and overdue flag, submits revenue/cash/burn/headcount, and the GP</w:t>
+      </w:r>
+      <w:r>
+        <w:t xml:space="preserve"> </w:t>
+      </w:r>
+      <w:r>
+        <w:rPr>
+          <w:b/>
+          <w:bCs/>
+        </w:rPr>
+        <w:t xml:space="preserve">accepts</w:t>
+      </w:r>
+      <w:r>
+        <w:t xml:space="preserve"> </w:t>
+      </w:r>
+      <w:r>
+        <w:t xml:space="preserve">the submission into</w:t>
+      </w:r>
+      <w:r>
+        <w:t xml:space="preserve"> </w:t>
+      </w:r>
+      <w:r>
+        <w:rPr>
+          <w:rStyle w:val="VerbatimChar"/>
+        </w:rPr>
+        <w:t xml:space="preserve">PortfolioKPI</w:t>
+      </w:r>
+      <w:r>
+        <w:t xml:space="preserve"> </w:t>
+      </w:r>
+      <w:r>
+        <w:t xml:space="preserve">(or</w:t>
+      </w:r>
+      <w:r>
+        <w:t xml:space="preserve"> </w:t>
+      </w:r>
+      <w:r>
+        <w:rPr>
+          <w:b/>
+          <w:bCs/>
+        </w:rPr>
+        <w:t xml:space="preserve">reopens</w:t>
+      </w:r>
+      <w:r>
+        <w:t xml:space="preserve"> </w:t>
+      </w:r>
+      <w:r>
+        <w:t xml:space="preserve">it for resubmission). Request lifecycle pending → submitted → accepted, email-scoped submission, 409 double-submit/accept guards.</w:t>
+      </w:r>
+      <w:r>
+        <w:t xml:space="preserve"> </w:t>
+      </w:r>
+      <w:r>
+        <w:rPr>
+          <w:rStyle w:val="VerbatimChar"/>
+        </w:rPr>
+        <w:t xml:space="preserve">POST /funds/{id}/portfolio/{iid}/kpi-requests</w:t>
+      </w:r>
+      <w:r>
+        <w:t xml:space="preserve">,</w:t>
+      </w:r>
+      <w:r>
+        <w:t xml:space="preserve"> </w:t>
+      </w:r>
+      <w:r>
+        <w:rPr>
+          <w:rStyle w:val="VerbatimChar"/>
+        </w:rPr>
+        <w:t xml:space="preserve">GET /funds/{id}/kpi-requests</w:t>
+      </w:r>
+      <w:r>
+        <w:t xml:space="preserve">,</w:t>
+      </w:r>
+      <w:r>
+        <w:t xml:space="preserve"> </w:t>
+      </w:r>
+      <w:r>
+        <w:rPr>
+          <w:rStyle w:val="VerbatimChar"/>
+        </w:rPr>
+        <w:t xml:space="preserve">POST .../accept|reopen</w:t>
+      </w:r>
+      <w:r>
+        <w:t xml:space="preserve">, portal</w:t>
+      </w:r>
+      <w:r>
+        <w:t xml:space="preserve"> </w:t>
+      </w:r>
+      <w:r>
+        <w:rPr>
+          <w:rStyle w:val="VerbatimChar"/>
+        </w:rPr>
+        <w:t xml:space="preserve">POST /portal/kpi-requests/{id}/submit</w:t>
+      </w:r>
+      <w:r>
+        <w:t xml:space="preserve">.</w:t>
+      </w:r>
+      <w:r>
+        <w:t xml:space="preserve"> </w:t>
+      </w:r>
+      <w:r>
+        <w:rPr>
+          <w:i/>
+          <w:iCs/>
+        </w:rPr>
+        <w:t xml:space="preserve">Remaining:</w:t>
+      </w:r>
+      <w:r>
+        <w:t xml:space="preserve"> </w:t>
+      </w:r>
+      <w:r>
+        <w:t xml:space="preserve">recurring request schedules; custom-metric requests (FR-J-21 planned).</w:t>
+      </w:r>
+    </w:p>
+    <w:p>
+      <w:pPr>
+        <w:pStyle w:val="Compact"/>
+        <w:numPr>
+          <w:ilvl w:val="0"/>
+          <w:numId w:val="1013"/>
+        </w:numPr>
+      </w:pPr>
+      <w:r>
+        <w:rPr>
+          <w:b/>
+          <w:bCs/>
+        </w:rPr>
         <w:t xml:space="preserve">FR-J-18 (M — added v1.6, Carta fund gap)</w:t>
       </w:r>
       <w:r>
@@ -13225,6 +13403,55 @@
             </w:pPr>
             <w:r>
               <w:t xml:space="preserve">deal-CRM relationship intelligence + activity timeline</w:t>
+            </w:r>
+          </w:p>
+        </w:tc>
+      </w:tr>
+      <w:tr>
+        <w:tc>
+          <w:tcPr/>
+          <w:p>
+            <w:pPr>
+              <w:pStyle w:val="Compact"/>
+            </w:pPr>
+            <w:r>
+              <w:rPr>
+                <w:b/>
+                <w:bCs/>
+              </w:rPr>
+              <w:t xml:space="preserve">KPIRequest</w:t>
+            </w:r>
+            <w:r>
+              <w:t xml:space="preserve"> </w:t>
+            </w:r>
+            <w:r>
+              <w:rPr>
+                <w:i/>
+                <w:iCs/>
+              </w:rPr>
+              <w:t xml:space="preserve">(v1.7)</w:t>
+            </w:r>
+          </w:p>
+        </w:tc>
+        <w:tc>
+          <w:tcPr/>
+          <w:p>
+            <w:pPr>
+              <w:pStyle w:val="Compact"/>
+            </w:pPr>
+            <w:r>
+              <w:t xml:space="preserve">investment_id, fund_id, period_label, as_of, due_date, contact_email, status, submitted values, kpi_id</w:t>
+            </w:r>
+          </w:p>
+        </w:tc>
+        <w:tc>
+          <w:tcPr/>
+          <w:p>
+            <w:pPr>
+              <w:pStyle w:val="Compact"/>
+            </w:pPr>
+            <w:r>
+              <w:t xml:space="preserve">investee self-reporting; PortfolioInvestment gains contact_email</w:t>
             </w:r>
           </w:p>
         </w:tc>
@@ -15985,6 +16212,163 @@
           <w:b/>
           <w:bCs/>
         </w:rPr>
+        <w:t xml:space="preserve">v1.7 (2026-07-20)</w:t>
+      </w:r>
+      <w:r>
+        <w:t xml:space="preserve"> </w:t>
+      </w:r>
+      <w:r>
+        <w:t xml:space="preserve">— portfolio intelligence (Vestberry competitive gap analysis, fund side):</w:t>
+      </w:r>
+    </w:p>
+    <w:p>
+      <w:pPr>
+        <w:pStyle w:val="Compact"/>
+        <w:numPr>
+          <w:ilvl w:val="0"/>
+          <w:numId w:val="1030"/>
+        </w:numPr>
+      </w:pPr>
+      <w:r>
+        <w:rPr>
+          <w:b/>
+          <w:bCs/>
+        </w:rPr>
+        <w:t xml:space="preserve">FR-J-19 KPI reporting requests</w:t>
+      </w:r>
+      <w:r>
+        <w:t xml:space="preserve"> </w:t>
+      </w:r>
+      <w:r>
+        <w:t xml:space="preserve">✅ — new</w:t>
+      </w:r>
+      <w:r>
+        <w:t xml:space="preserve"> </w:t>
+      </w:r>
+      <w:r>
+        <w:rPr>
+          <w:rStyle w:val="VerbatimChar"/>
+        </w:rPr>
+        <w:t xml:space="preserve">KPIRequest</w:t>
+      </w:r>
+      <w:r>
+        <w:t xml:space="preserve"> </w:t>
+      </w:r>
+      <w:r>
+        <w:t xml:space="preserve">+</w:t>
+      </w:r>
+      <w:r>
+        <w:t xml:space="preserve"> </w:t>
+      </w:r>
+      <w:r>
+        <w:rPr>
+          <w:rStyle w:val="VerbatimChar"/>
+        </w:rPr>
+        <w:t xml:space="preserve">portfolio_investments.contact_email</w:t>
+      </w:r>
+      <w:r>
+        <w:t xml:space="preserve"> </w:t>
+      </w:r>
+      <w:r>
+        <w:t xml:space="preserve">(Alembic</w:t>
+      </w:r>
+      <w:r>
+        <w:t xml:space="preserve"> </w:t>
+      </w:r>
+      <w:r>
+        <w:rPr>
+          <w:rStyle w:val="VerbatimChar"/>
+        </w:rPr>
+        <w:t xml:space="preserve">a7b8c9d0e1f2</w:t>
+      </w:r>
+      <w:r>
+        <w:t xml:space="preserve">). GP requests a period from the company's reporting contact (in-app notification via the existing</w:t>
+      </w:r>
+      <w:r>
+        <w:t xml:space="preserve"> </w:t>
+      </w:r>
+      <w:r>
+        <w:rPr>
+          <w:rStyle w:val="VerbatimChar"/>
+        </w:rPr>
+        <w:t xml:space="preserve">notify</w:t>
+      </w:r>
+      <w:r>
+        <w:t xml:space="preserve"> </w:t>
+      </w:r>
+      <w:r>
+        <w:t xml:space="preserve">service); the contact submits from their portal (email-scoped, 409 on double-submit); GP accepts into</w:t>
+      </w:r>
+      <w:r>
+        <w:t xml:space="preserve"> </w:t>
+      </w:r>
+      <w:r>
+        <w:rPr>
+          <w:rStyle w:val="VerbatimChar"/>
+        </w:rPr>
+        <w:t xml:space="preserve">PortfolioKPI</w:t>
+      </w:r>
+      <w:r>
+        <w:t xml:space="preserve"> </w:t>
+      </w:r>
+      <w:r>
+        <w:t xml:space="preserve">(linking</w:t>
+      </w:r>
+      <w:r>
+        <w:t xml:space="preserve"> </w:t>
+      </w:r>
+      <w:r>
+        <w:rPr>
+          <w:rStyle w:val="VerbatimChar"/>
+        </w:rPr>
+        <w:t xml:space="preserve">kpi_id</w:t>
+      </w:r>
+      <w:r>
+        <w:t xml:space="preserve">) or reopens for resubmission; overdue flags against the due date. Frontend: request form + requests table (status/submitted-values/Accept/Reopen) in</w:t>
+      </w:r>
+      <w:r>
+        <w:t xml:space="preserve"> </w:t>
+      </w:r>
+      <w:r>
+        <w:rPr>
+          <w:rStyle w:val="VerbatimChar"/>
+        </w:rPr>
+        <w:t xml:space="preserve">PortfolioMonitoring.tsx</w:t>
+      </w:r>
+      <w:r>
+        <w:t xml:space="preserve">; "KPI requests from your investors" card with submit form in</w:t>
+      </w:r>
+      <w:r>
+        <w:t xml:space="preserve"> </w:t>
+      </w:r>
+      <w:r>
+        <w:rPr>
+          <w:rStyle w:val="VerbatimChar"/>
+        </w:rPr>
+        <w:t xml:space="preserve">Portal.tsx</w:t>
+      </w:r>
+      <w:r>
+        <w:t xml:space="preserve">. 3 tests (</w:t>
+      </w:r>
+      <w:r>
+        <w:rPr>
+          <w:rStyle w:val="VerbatimChar"/>
+        </w:rPr>
+        <w:t xml:space="preserve">test_kpi_requests.py</w:t>
+      </w:r>
+      <w:r>
+        <w:t xml:space="preserve">). Next per the Vestberry review: signals (#2), tear sheets (#3).</w:t>
+      </w:r>
+    </w:p>
+    <w:p>
+      <w:pPr>
+        <w:pStyle w:val="FirstParagraph"/>
+      </w:pPr>
+      <w:r>
+        <w:rPr>
+          <w:b/>
+          <w:bCs/>
+        </w:rPr>
         <w:t xml:space="preserve">v1.6 (2026-07-20)</w:t>
       </w:r>
       <w:r>
@@ -15999,7 +16383,7 @@
         <w:pStyle w:val="Compact"/>
         <w:numPr>
           <w:ilvl w:val="0"/>
-          <w:numId w:val="1030"/>
+          <w:numId w:val="1031"/>
         </w:numPr>
       </w:pPr>
       <w:r>
@@ -16066,7 +16450,7 @@
         <w:pStyle w:val="Compact"/>
         <w:numPr>
           <w:ilvl w:val="0"/>
-          <w:numId w:val="1030"/>
+          <w:numId w:val="1031"/>
         </w:numPr>
       </w:pPr>
       <w:r>
@@ -16155,7 +16539,7 @@
         <w:pStyle w:val="Compact"/>
         <w:numPr>
           <w:ilvl w:val="0"/>
-          <w:numId w:val="1030"/>
+          <w:numId w:val="1031"/>
         </w:numPr>
       </w:pPr>
       <w:r>
@@ -16288,7 +16672,7 @@
         <w:pStyle w:val="Compact"/>
         <w:numPr>
           <w:ilvl w:val="0"/>
-          <w:numId w:val="1030"/>
+          <w:numId w:val="1031"/>
         </w:numPr>
       </w:pPr>
       <w:r>
@@ -16412,7 +16796,7 @@
         <w:pStyle w:val="Compact"/>
         <w:numPr>
           <w:ilvl w:val="0"/>
-          <w:numId w:val="1030"/>
+          <w:numId w:val="1031"/>
         </w:numPr>
       </w:pPr>
       <w:r>
@@ -16539,7 +16923,7 @@
         <w:pStyle w:val="Compact"/>
         <w:numPr>
           <w:ilvl w:val="0"/>
-          <w:numId w:val="1030"/>
+          <w:numId w:val="1031"/>
         </w:numPr>
       </w:pPr>
       <w:r>
@@ -16786,7 +17170,7 @@
         <w:pStyle w:val="Compact"/>
         <w:numPr>
           <w:ilvl w:val="0"/>
-          <w:numId w:val="1031"/>
+          <w:numId w:val="1032"/>
         </w:numPr>
       </w:pPr>
       <w:r>
@@ -16898,7 +17282,7 @@
         <w:pStyle w:val="Compact"/>
         <w:numPr>
           <w:ilvl w:val="0"/>
-          <w:numId w:val="1031"/>
+          <w:numId w:val="1032"/>
         </w:numPr>
       </w:pPr>
       <w:r>
@@ -17022,7 +17406,7 @@
         <w:pStyle w:val="Compact"/>
         <w:numPr>
           <w:ilvl w:val="0"/>
-          <w:numId w:val="1031"/>
+          <w:numId w:val="1032"/>
         </w:numPr>
       </w:pPr>
       <w:r>
@@ -17150,7 +17534,7 @@
         <w:pStyle w:val="Compact"/>
         <w:numPr>
           <w:ilvl w:val="0"/>
-          <w:numId w:val="1031"/>
+          <w:numId w:val="1032"/>
         </w:numPr>
       </w:pPr>
       <w:r>
@@ -17180,7 +17564,7 @@
         <w:pStyle w:val="Compact"/>
         <w:numPr>
           <w:ilvl w:val="0"/>
-          <w:numId w:val="1032"/>
+          <w:numId w:val="1033"/>
         </w:numPr>
       </w:pPr>
       <w:r>
@@ -17328,7 +17712,7 @@
         <w:pStyle w:val="Compact"/>
         <w:numPr>
           <w:ilvl w:val="0"/>
-          <w:numId w:val="1032"/>
+          <w:numId w:val="1033"/>
         </w:numPr>
       </w:pPr>
       <w:r>
@@ -17362,7 +17746,7 @@
         <w:pStyle w:val="Compact"/>
         <w:numPr>
           <w:ilvl w:val="0"/>
-          <w:numId w:val="1032"/>
+          <w:numId w:val="1033"/>
         </w:numPr>
       </w:pPr>
       <w:r>
@@ -17423,7 +17807,7 @@
         <w:pStyle w:val="Compact"/>
         <w:numPr>
           <w:ilvl w:val="0"/>
-          <w:numId w:val="1032"/>
+          <w:numId w:val="1033"/>
         </w:numPr>
       </w:pPr>
       <w:r>
@@ -17466,7 +17850,7 @@
         <w:pStyle w:val="Compact"/>
         <w:numPr>
           <w:ilvl w:val="0"/>
-          <w:numId w:val="1032"/>
+          <w:numId w:val="1033"/>
         </w:numPr>
       </w:pPr>
       <w:r>
@@ -17593,7 +17977,7 @@
         <w:pStyle w:val="Compact"/>
         <w:numPr>
           <w:ilvl w:val="0"/>
-          <w:numId w:val="1032"/>
+          <w:numId w:val="1033"/>
         </w:numPr>
       </w:pPr>
       <w:r>
@@ -17885,7 +18269,7 @@
         <w:pStyle w:val="Compact"/>
         <w:numPr>
           <w:ilvl w:val="0"/>
-          <w:numId w:val="1033"/>
+          <w:numId w:val="1034"/>
         </w:numPr>
       </w:pPr>
       <w:r>
@@ -17966,7 +18350,7 @@
         <w:pStyle w:val="Compact"/>
         <w:numPr>
           <w:ilvl w:val="0"/>
-          <w:numId w:val="1033"/>
+          <w:numId w:val="1034"/>
         </w:numPr>
       </w:pPr>
       <w:r>
@@ -18000,7 +18384,7 @@
         <w:pStyle w:val="Compact"/>
         <w:numPr>
           <w:ilvl w:val="0"/>
-          <w:numId w:val="1033"/>
+          <w:numId w:val="1034"/>
         </w:numPr>
       </w:pPr>
       <w:r>
@@ -18061,7 +18445,7 @@
         <w:pStyle w:val="Compact"/>
         <w:numPr>
           <w:ilvl w:val="0"/>
-          <w:numId w:val="1033"/>
+          <w:numId w:val="1034"/>
         </w:numPr>
       </w:pPr>
       <w:r>
@@ -18093,7 +18477,7 @@
         <w:pStyle w:val="Compact"/>
         <w:numPr>
           <w:ilvl w:val="0"/>
-          <w:numId w:val="1033"/>
+          <w:numId w:val="1034"/>
         </w:numPr>
       </w:pPr>
       <w:r>
@@ -18187,7 +18571,7 @@
         <w:pStyle w:val="Compact"/>
         <w:numPr>
           <w:ilvl w:val="0"/>
-          <w:numId w:val="1033"/>
+          <w:numId w:val="1034"/>
         </w:numPr>
       </w:pPr>
       <w:r>
@@ -18253,7 +18637,7 @@
         <w:pStyle w:val="Compact"/>
         <w:numPr>
           <w:ilvl w:val="0"/>
-          <w:numId w:val="1033"/>
+          <w:numId w:val="1034"/>
         </w:numPr>
       </w:pPr>
       <w:r>
@@ -18291,7 +18675,7 @@
         <w:pStyle w:val="Compact"/>
         <w:numPr>
           <w:ilvl w:val="0"/>
-          <w:numId w:val="1033"/>
+          <w:numId w:val="1034"/>
         </w:numPr>
       </w:pPr>
       <w:r>
@@ -18325,7 +18709,7 @@
         <w:pStyle w:val="Compact"/>
         <w:numPr>
           <w:ilvl w:val="0"/>
-          <w:numId w:val="1033"/>
+          <w:numId w:val="1034"/>
         </w:numPr>
       </w:pPr>
       <w:r>
@@ -18359,7 +18743,7 @@
         <w:pStyle w:val="Compact"/>
         <w:numPr>
           <w:ilvl w:val="0"/>
-          <w:numId w:val="1033"/>
+          <w:numId w:val="1034"/>
         </w:numPr>
       </w:pPr>
       <w:r>
@@ -18390,7 +18774,7 @@
         <w:pStyle w:val="Compact"/>
         <w:numPr>
           <w:ilvl w:val="0"/>
-          <w:numId w:val="1033"/>
+          <w:numId w:val="1034"/>
         </w:numPr>
       </w:pPr>
       <w:r>
@@ -18471,7 +18855,7 @@
         <w:pStyle w:val="Compact"/>
         <w:numPr>
           <w:ilvl w:val="0"/>
-          <w:numId w:val="1033"/>
+          <w:numId w:val="1034"/>
         </w:numPr>
       </w:pPr>
       <w:r>
@@ -18552,7 +18936,7 @@
         <w:pStyle w:val="Compact"/>
         <w:numPr>
           <w:ilvl w:val="0"/>
-          <w:numId w:val="1033"/>
+          <w:numId w:val="1034"/>
         </w:numPr>
       </w:pPr>
       <w:r>
@@ -18574,7 +18958,7 @@
         <w:pStyle w:val="Compact"/>
         <w:numPr>
           <w:ilvl w:val="0"/>
-          <w:numId w:val="1033"/>
+          <w:numId w:val="1034"/>
         </w:numPr>
       </w:pPr>
       <w:r>
@@ -18675,7 +19059,7 @@
         <w:pStyle w:val="Compact"/>
         <w:numPr>
           <w:ilvl w:val="0"/>
-          <w:numId w:val="1033"/>
+          <w:numId w:val="1034"/>
         </w:numPr>
       </w:pPr>
       <w:r>
@@ -18823,7 +19207,7 @@
         <w:pStyle w:val="Compact"/>
         <w:numPr>
           <w:ilvl w:val="0"/>
-          <w:numId w:val="1033"/>
+          <w:numId w:val="1034"/>
         </w:numPr>
       </w:pPr>
       <w:r>
@@ -18940,7 +19324,7 @@
         <w:pStyle w:val="Compact"/>
         <w:numPr>
           <w:ilvl w:val="0"/>
-          <w:numId w:val="1033"/>
+          <w:numId w:val="1034"/>
         </w:numPr>
       </w:pPr>
       <w:r>
@@ -19033,7 +19417,7 @@
         <w:pStyle w:val="Compact"/>
         <w:numPr>
           <w:ilvl w:val="0"/>
-          <w:numId w:val="1033"/>
+          <w:numId w:val="1034"/>
         </w:numPr>
       </w:pPr>
       <w:r>
@@ -19169,7 +19553,7 @@
         <w:pStyle w:val="Compact"/>
         <w:numPr>
           <w:ilvl w:val="0"/>
-          <w:numId w:val="1033"/>
+          <w:numId w:val="1034"/>
         </w:numPr>
       </w:pPr>
       <w:r>
@@ -19299,7 +19683,7 @@
         <w:pStyle w:val="Compact"/>
         <w:numPr>
           <w:ilvl w:val="0"/>
-          <w:numId w:val="1033"/>
+          <w:numId w:val="1034"/>
         </w:numPr>
       </w:pPr>
       <w:r>
@@ -19414,7 +19798,7 @@
         <w:pStyle w:val="Compact"/>
         <w:numPr>
           <w:ilvl w:val="0"/>
-          <w:numId w:val="1033"/>
+          <w:numId w:val="1034"/>
         </w:numPr>
       </w:pPr>
       <w:r>
@@ -19521,7 +19905,7 @@
         <w:pStyle w:val="Compact"/>
         <w:numPr>
           <w:ilvl w:val="0"/>
-          <w:numId w:val="1033"/>
+          <w:numId w:val="1034"/>
         </w:numPr>
       </w:pPr>
       <w:r>
@@ -19656,7 +20040,7 @@
         <w:pStyle w:val="Compact"/>
         <w:numPr>
           <w:ilvl w:val="0"/>
-          <w:numId w:val="1033"/>
+          <w:numId w:val="1034"/>
         </w:numPr>
       </w:pPr>
       <w:r>
@@ -19818,7 +20202,7 @@
         <w:pStyle w:val="Compact"/>
         <w:numPr>
           <w:ilvl w:val="0"/>
-          <w:numId w:val="1033"/>
+          <w:numId w:val="1034"/>
         </w:numPr>
       </w:pPr>
       <w:r>
@@ -19923,7 +20307,7 @@
         <w:pStyle w:val="Compact"/>
         <w:numPr>
           <w:ilvl w:val="0"/>
-          <w:numId w:val="1033"/>
+          <w:numId w:val="1034"/>
         </w:numPr>
       </w:pPr>
       <w:r>
@@ -20069,7 +20453,7 @@
         <w:pStyle w:val="Compact"/>
         <w:numPr>
           <w:ilvl w:val="0"/>
-          <w:numId w:val="1033"/>
+          <w:numId w:val="1034"/>
         </w:numPr>
       </w:pPr>
       <w:r>
@@ -20211,7 +20595,7 @@
         <w:pStyle w:val="Compact"/>
         <w:numPr>
           <w:ilvl w:val="0"/>
-          <w:numId w:val="1034"/>
+          <w:numId w:val="1035"/>
         </w:numPr>
       </w:pPr>
       <w:r>
@@ -20244,7 +20628,7 @@
         <w:pStyle w:val="Compact"/>
         <w:numPr>
           <w:ilvl w:val="0"/>
-          <w:numId w:val="1034"/>
+          <w:numId w:val="1035"/>
         </w:numPr>
       </w:pPr>
       <w:r>
@@ -20256,7 +20640,7 @@
         <w:pStyle w:val="Compact"/>
         <w:numPr>
           <w:ilvl w:val="0"/>
-          <w:numId w:val="1034"/>
+          <w:numId w:val="1035"/>
         </w:numPr>
       </w:pPr>
       <w:r>
@@ -20284,7 +20668,7 @@
         <w:pStyle w:val="Compact"/>
         <w:numPr>
           <w:ilvl w:val="0"/>
-          <w:numId w:val="1034"/>
+          <w:numId w:val="1035"/>
         </w:numPr>
       </w:pPr>
       <w:r>
@@ -20315,7 +20699,7 @@
         <w:pStyle w:val="Compact"/>
         <w:numPr>
           <w:ilvl w:val="0"/>
-          <w:numId w:val="1034"/>
+          <w:numId w:val="1035"/>
         </w:numPr>
       </w:pPr>
       <w:r>
@@ -20361,7 +20745,7 @@
         <w:pStyle w:val="Compact"/>
         <w:numPr>
           <w:ilvl w:val="0"/>
-          <w:numId w:val="1035"/>
+          <w:numId w:val="1036"/>
         </w:numPr>
       </w:pPr>
       <w:r>
@@ -20380,7 +20764,7 @@
         <w:pStyle w:val="Compact"/>
         <w:numPr>
           <w:ilvl w:val="0"/>
-          <w:numId w:val="1035"/>
+          <w:numId w:val="1036"/>
         </w:numPr>
       </w:pPr>
       <w:r>
@@ -20399,7 +20783,7 @@
         <w:pStyle w:val="Compact"/>
         <w:numPr>
           <w:ilvl w:val="0"/>
-          <w:numId w:val="1035"/>
+          <w:numId w:val="1036"/>
         </w:numPr>
       </w:pPr>
       <w:r>
@@ -20418,7 +20802,7 @@
         <w:pStyle w:val="Compact"/>
         <w:numPr>
           <w:ilvl w:val="0"/>
-          <w:numId w:val="1035"/>
+          <w:numId w:val="1036"/>
         </w:numPr>
       </w:pPr>
       <w:r>
@@ -20463,7 +20847,7 @@
         <w:pStyle w:val="Compact"/>
         <w:numPr>
           <w:ilvl w:val="0"/>
-          <w:numId w:val="1036"/>
+          <w:numId w:val="1037"/>
         </w:numPr>
       </w:pPr>
       <w:r>
@@ -20475,7 +20859,7 @@
         <w:pStyle w:val="Compact"/>
         <w:numPr>
           <w:ilvl w:val="0"/>
-          <w:numId w:val="1036"/>
+          <w:numId w:val="1037"/>
         </w:numPr>
       </w:pPr>
       <w:r>
@@ -20510,7 +20894,7 @@
         <w:pStyle w:val="Compact"/>
         <w:numPr>
           <w:ilvl w:val="0"/>
-          <w:numId w:val="1036"/>
+          <w:numId w:val="1037"/>
         </w:numPr>
       </w:pPr>
       <w:r>
@@ -20522,7 +20906,7 @@
         <w:pStyle w:val="Compact"/>
         <w:numPr>
           <w:ilvl w:val="0"/>
-          <w:numId w:val="1036"/>
+          <w:numId w:val="1037"/>
         </w:numPr>
       </w:pPr>
       <w:r>
@@ -20534,7 +20918,7 @@
         <w:pStyle w:val="Compact"/>
         <w:numPr>
           <w:ilvl w:val="0"/>
-          <w:numId w:val="1036"/>
+          <w:numId w:val="1037"/>
         </w:numPr>
       </w:pPr>
       <w:r>
@@ -20562,7 +20946,7 @@
         <w:pStyle w:val="Compact"/>
         <w:numPr>
           <w:ilvl w:val="0"/>
-          <w:numId w:val="1036"/>
+          <w:numId w:val="1037"/>
         </w:numPr>
       </w:pPr>
       <w:r>
@@ -20605,7 +20989,7 @@
         <w:pStyle w:val="Compact"/>
         <w:numPr>
           <w:ilvl w:val="0"/>
-          <w:numId w:val="1036"/>
+          <w:numId w:val="1037"/>
         </w:numPr>
       </w:pPr>
       <w:r>
@@ -20617,7 +21001,7 @@
         <w:pStyle w:val="Compact"/>
         <w:numPr>
           <w:ilvl w:val="0"/>
-          <w:numId w:val="1036"/>
+          <w:numId w:val="1037"/>
         </w:numPr>
       </w:pPr>
       <w:r>
@@ -21273,6 +21657,9 @@
     <w:abstractNumId w:val="991"/>
   </w:num>
   <w:num w:numId="1036">
+    <w:abstractNumId w:val="991"/>
+  </w:num>
+  <w:num w:numId="1037">
     <w:abstractNumId w:val="991"/>
   </w:num>
 </w:numbering>

--- a/REQUIREMENTS.docx
+++ b/REQUIREMENTS.docx
@@ -5891,6 +5891,149 @@
           <w:b/>
           <w:bCs/>
         </w:rPr>
+        <w:t xml:space="preserve">FR-J-20 (M — added v1.7, Vestberry gap)</w:t>
+      </w:r>
+      <w:r>
+        <w:t xml:space="preserve"> </w:t>
+      </w:r>
+      <w:r>
+        <w:t xml:space="preserve">✅</w:t>
+      </w:r>
+      <w:r>
+        <w:t xml:space="preserve"> </w:t>
+      </w:r>
+      <w:r>
+        <w:rPr>
+          <w:b/>
+          <w:bCs/>
+        </w:rPr>
+        <w:t xml:space="preserve">Portfolio signals</w:t>
+      </w:r>
+      <w:r>
+        <w:t xml:space="preserve">: rules-based early warning derived from the KPI history and marks —</w:t>
+      </w:r>
+      <w:r>
+        <w:t xml:space="preserve"> </w:t>
+      </w:r>
+      <w:r>
+        <w:rPr>
+          <w:b/>
+          <w:bCs/>
+        </w:rPr>
+        <w:t xml:space="preserve">revenue decline</w:t>
+      </w:r>
+      <w:r>
+        <w:t xml:space="preserve"> </w:t>
+      </w:r>
+      <w:r>
+        <w:t xml:space="preserve">period-over-period (high severity beyond 20%),</w:t>
+      </w:r>
+      <w:r>
+        <w:t xml:space="preserve"> </w:t>
+      </w:r>
+      <w:r>
+        <w:rPr>
+          <w:b/>
+          <w:bCs/>
+        </w:rPr>
+        <w:t xml:space="preserve">low runway</w:t>
+      </w:r>
+      <w:r>
+        <w:t xml:space="preserve"> </w:t>
+      </w:r>
+      <w:r>
+        <w:t xml:space="preserve">(&lt; 6 months),</w:t>
+      </w:r>
+      <w:r>
+        <w:t xml:space="preserve"> </w:t>
+      </w:r>
+      <w:r>
+        <w:rPr>
+          <w:b/>
+          <w:bCs/>
+        </w:rPr>
+        <w:t xml:space="preserve">mark below cost</w:t>
+      </w:r>
+      <w:r>
+        <w:t xml:space="preserve"> </w:t>
+      </w:r>
+      <w:r>
+        <w:t xml:space="preserve">(impairment %),</w:t>
+      </w:r>
+      <w:r>
+        <w:t xml:space="preserve"> </w:t>
+      </w:r>
+      <w:r>
+        <w:rPr>
+          <w:b/>
+          <w:bCs/>
+        </w:rPr>
+        <w:t xml:space="preserve">reporting gone silent</w:t>
+      </w:r>
+      <w:r>
+        <w:t xml:space="preserve"> </w:t>
+      </w:r>
+      <w:r>
+        <w:t xml:space="preserve">(&gt; 6 months since the last period; "never reported" info) — plus the positive signal,</w:t>
+      </w:r>
+      <w:r>
+        <w:t xml:space="preserve"> </w:t>
+      </w:r>
+      <w:r>
+        <w:rPr>
+          <w:b/>
+          <w:bCs/>
+        </w:rPr>
+        <w:t xml:space="preserve">follow-on candidates</w:t>
+      </w:r>
+      <w:r>
+        <w:t xml:space="preserve"> </w:t>
+      </w:r>
+      <w:r>
+        <w:t xml:space="preserve">(growing revenue with ≥ 12 months runway, feeding the FR-J-12 reserves decision). Severity roll-ups (high / warn / info / positive / all-clear) and per-company signal rows, worst first. Pure derivation, no schema.</w:t>
+      </w:r>
+      <w:r>
+        <w:t xml:space="preserve"> </w:t>
+      </w:r>
+      <w:r>
+        <w:rPr>
+          <w:rStyle w:val="VerbatimChar"/>
+        </w:rPr>
+        <w:t xml:space="preserve">GET /funds/{id}/signals</w:t>
+      </w:r>
+      <w:r>
+        <w:t xml:space="preserve">.</w:t>
+      </w:r>
+      <w:r>
+        <w:t xml:space="preserve"> </w:t>
+      </w:r>
+      <w:r>
+        <w:rPr>
+          <w:i/>
+          <w:iCs/>
+        </w:rPr>
+        <w:t xml:space="preserve">Remaining:</w:t>
+      </w:r>
+      <w:r>
+        <w:t xml:space="preserve"> </w:t>
+      </w:r>
+      <w:r>
+        <w:t xml:space="preserve">signal thresholds per fund; notification digests.</w:t>
+      </w:r>
+    </w:p>
+    <w:p>
+      <w:pPr>
+        <w:pStyle w:val="Compact"/>
+        <w:numPr>
+          <w:ilvl w:val="0"/>
+          <w:numId w:val="1013"/>
+        </w:numPr>
+      </w:pPr>
+      <w:r>
+        <w:rPr>
+          <w:b/>
+          <w:bCs/>
+        </w:rPr>
         <w:t xml:space="preserve">FR-J-19 (M — added v1.7, Vestberry gap)</w:t>
       </w:r>
       <w:r>
@@ -16219,6 +16362,91 @@
       </w:r>
       <w:r>
         <w:t xml:space="preserve">— portfolio intelligence (Vestberry competitive gap analysis, fund side):</w:t>
+      </w:r>
+    </w:p>
+    <w:p>
+      <w:pPr>
+        <w:pStyle w:val="Compact"/>
+        <w:numPr>
+          <w:ilvl w:val="0"/>
+          <w:numId w:val="1030"/>
+        </w:numPr>
+      </w:pPr>
+      <w:r>
+        <w:rPr>
+          <w:b/>
+          <w:bCs/>
+        </w:rPr>
+        <w:t xml:space="preserve">FR-J-20 Portfolio signals</w:t>
+      </w:r>
+      <w:r>
+        <w:t xml:space="preserve"> </w:t>
+      </w:r>
+      <w:r>
+        <w:t xml:space="preserve">✅ —</w:t>
+      </w:r>
+      <w:r>
+        <w:t xml:space="preserve"> </w:t>
+      </w:r>
+      <w:r>
+        <w:rPr>
+          <w:rStyle w:val="VerbatimChar"/>
+        </w:rPr>
+        <w:t xml:space="preserve">services/fund.py::portfolio_signals</w:t>
+      </w:r>
+      <w:r>
+        <w:t xml:space="preserve"> </w:t>
+      </w:r>
+      <w:r>
+        <w:t xml:space="preserve">(rules: revenue decline w/ 20% high threshold, runway &lt; 6 mo, mark below cost, silent &gt; 183 days, follow-on = growth + runway ≥ 12 mo; amounts in signal text formatted lakh/crore via</w:t>
+      </w:r>
+      <w:r>
+        <w:t xml:space="preserve"> </w:t>
+      </w:r>
+      <w:r>
+        <w:rPr>
+          <w:rStyle w:val="VerbatimChar"/>
+        </w:rPr>
+        <w:t xml:space="preserve">_inr</w:t>
+      </w:r>
+      <w:r>
+        <w:t xml:space="preserve">);</w:t>
+      </w:r>
+      <w:r>
+        <w:t xml:space="preserve"> </w:t>
+      </w:r>
+      <w:r>
+        <w:rPr>
+          <w:rStyle w:val="VerbatimChar"/>
+        </w:rPr>
+        <w:t xml:space="preserve">GET /funds/{id}/signals</w:t>
+      </w:r>
+      <w:r>
+        <w:t xml:space="preserve">;</w:t>
+      </w:r>
+      <w:r>
+        <w:t xml:space="preserve"> </w:t>
+      </w:r>
+      <w:r>
+        <w:rPr>
+          <w:rStyle w:val="VerbatimChar"/>
+        </w:rPr>
+        <w:t xml:space="preserve">features/FundSignals.tsx</w:t>
+      </w:r>
+      <w:r>
+        <w:t xml:space="preserve"> </w:t>
+      </w:r>
+      <w:r>
+        <w:t xml:space="preserve">(severity tiles + worst-first signal table, healthy empty state) at the top of the Portfolio sub-tab. No schema change. 3 tests (</w:t>
+      </w:r>
+      <w:r>
+        <w:rPr>
+          <w:rStyle w:val="VerbatimChar"/>
+        </w:rPr>
+        <w:t xml:space="preserve">test_portfolio_signals.py</w:t>
+      </w:r>
+      <w:r>
+        <w:t xml:space="preserve">).</w:t>
       </w:r>
     </w:p>
     <w:p>

--- a/REQUIREMENTS.docx
+++ b/REQUIREMENTS.docx
@@ -5891,7 +5891,7 @@
           <w:b/>
           <w:bCs/>
         </w:rPr>
-        <w:t xml:space="preserve">FR-J-20 (M — added v1.7, Vestberry gap)</w:t>
+        <w:t xml:space="preserve">FR-J-21 (M — added v1.7, Vestberry gap)</w:t>
       </w:r>
       <w:r>
         <w:t xml:space="preserve"> </w:t>
@@ -5907,99 +5907,83 @@
           <w:b/>
           <w:bCs/>
         </w:rPr>
-        <w:t xml:space="preserve">Portfolio signals</w:t>
-      </w:r>
-      <w:r>
-        <w:t xml:space="preserve">: rules-based early warning derived from the KPI history and marks —</w:t>
-      </w:r>
-      <w:r>
-        <w:t xml:space="preserve"> </w:t>
-      </w:r>
-      <w:r>
-        <w:rPr>
-          <w:b/>
-          <w:bCs/>
-        </w:rPr>
-        <w:t xml:space="preserve">revenue decline</w:t>
-      </w:r>
-      <w:r>
-        <w:t xml:space="preserve"> </w:t>
-      </w:r>
-      <w:r>
-        <w:t xml:space="preserve">period-over-period (high severity beyond 20%),</w:t>
-      </w:r>
-      <w:r>
-        <w:t xml:space="preserve"> </w:t>
-      </w:r>
-      <w:r>
-        <w:rPr>
-          <w:b/>
-          <w:bCs/>
-        </w:rPr>
-        <w:t xml:space="preserve">low runway</w:t>
-      </w:r>
-      <w:r>
-        <w:t xml:space="preserve"> </w:t>
-      </w:r>
-      <w:r>
-        <w:t xml:space="preserve">(&lt; 6 months),</w:t>
-      </w:r>
-      <w:r>
-        <w:t xml:space="preserve"> </w:t>
-      </w:r>
-      <w:r>
-        <w:rPr>
-          <w:b/>
-          <w:bCs/>
-        </w:rPr>
-        <w:t xml:space="preserve">mark below cost</w:t>
-      </w:r>
-      <w:r>
-        <w:t xml:space="preserve"> </w:t>
-      </w:r>
-      <w:r>
-        <w:t xml:space="preserve">(impairment %),</w:t>
-      </w:r>
-      <w:r>
-        <w:t xml:space="preserve"> </w:t>
-      </w:r>
-      <w:r>
-        <w:rPr>
-          <w:b/>
-          <w:bCs/>
-        </w:rPr>
-        <w:t xml:space="preserve">reporting gone silent</w:t>
-      </w:r>
-      <w:r>
-        <w:t xml:space="preserve"> </w:t>
-      </w:r>
-      <w:r>
-        <w:t xml:space="preserve">(&gt; 6 months since the last period; "never reported" info) — plus the positive signal,</w:t>
-      </w:r>
-      <w:r>
-        <w:t xml:space="preserve"> </w:t>
-      </w:r>
-      <w:r>
-        <w:rPr>
-          <w:b/>
-          <w:bCs/>
-        </w:rPr>
-        <w:t xml:space="preserve">follow-on candidates</w:t>
-      </w:r>
-      <w:r>
-        <w:t xml:space="preserve"> </w:t>
-      </w:r>
-      <w:r>
-        <w:t xml:space="preserve">(growing revenue with ≥ 12 months runway, feeding the FR-J-12 reserves decision). Severity roll-ups (high / warn / info / positive / all-clear) and per-company signal rows, worst first. Pure derivation, no schema.</w:t>
-      </w:r>
-      <w:r>
-        <w:t xml:space="preserve"> </w:t>
-      </w:r>
-      <w:r>
-        <w:rPr>
-          <w:rStyle w:val="VerbatimChar"/>
-        </w:rPr>
-        <w:t xml:space="preserve">GET /funds/{id}/signals</w:t>
+        <w:t xml:space="preserve">Company tear sheets</w:t>
+      </w:r>
+      <w:r>
+        <w:t xml:space="preserve">: a one-pager document per portfolio company generated in one click from the Portfolio table — investment summary (instrument, invested, ownership, reporting contact),</w:t>
+      </w:r>
+      <w:r>
+        <w:t xml:space="preserve"> </w:t>
+      </w:r>
+      <w:r>
+        <w:rPr>
+          <w:b/>
+          <w:bCs/>
+        </w:rPr>
+        <w:t xml:space="preserve">value &amp; MOIC</w:t>
+      </w:r>
+      <w:r>
+        <w:t xml:space="preserve"> </w:t>
+      </w:r>
+      <w:r>
+        <w:t xml:space="preserve">(cost, fair value, unrealised gain), the</w:t>
+      </w:r>
+      <w:r>
+        <w:t xml:space="preserve"> </w:t>
+      </w:r>
+      <w:r>
+        <w:rPr>
+          <w:b/>
+          <w:bCs/>
+        </w:rPr>
+        <w:t xml:space="preserve">latest valuation</w:t>
+      </w:r>
+      <w:r>
+        <w:t xml:space="preserve"> </w:t>
+      </w:r>
+      <w:r>
+        <w:t xml:space="preserve">(value, methodology, valuer, independence, as-of — or "fund's own mark" when only a mark exists), the</w:t>
+      </w:r>
+      <w:r>
+        <w:t xml:space="preserve"> </w:t>
+      </w:r>
+      <w:r>
+        <w:rPr>
+          <w:b/>
+          <w:bCs/>
+        </w:rPr>
+        <w:t xml:space="preserve">KPI trend</w:t>
+      </w:r>
+      <w:r>
+        <w:t xml:space="preserve"> </w:t>
+      </w:r>
+      <w:r>
+        <w:t xml:space="preserve">(last 4 periods, newest first, with runway) and the company's</w:t>
+      </w:r>
+      <w:r>
+        <w:t xml:space="preserve"> </w:t>
+      </w:r>
+      <w:r>
+        <w:rPr>
+          <w:b/>
+          <w:bCs/>
+        </w:rPr>
+        <w:t xml:space="preserve">active signals</w:t>
+      </w:r>
+      <w:r>
+        <w:t xml:space="preserve"> </w:t>
+      </w:r>
+      <w:r>
+        <w:t xml:space="preserve">from FR-J-20 (or a healthy note) — composed entirely from the monitoring/valuation/signals services, amounts lakh/crore-formatted. Lands in the entity's Documents (PDF-renderable like all documents).</w:t>
+      </w:r>
+      <w:r>
+        <w:t xml:space="preserve"> </w:t>
+      </w:r>
+      <w:r>
+        <w:rPr>
+          <w:rStyle w:val="VerbatimChar"/>
+        </w:rPr>
+        <w:t xml:space="preserve">POST /funds/{id}/portfolio/{iid}/tear-sheet</w:t>
       </w:r>
       <w:r>
         <w:t xml:space="preserve">.</w:t>
@@ -6018,7 +6002,7 @@
         <w:t xml:space="preserve"> </w:t>
       </w:r>
       <w:r>
-        <w:t xml:space="preserve">signal thresholds per fund; notification digests.</w:t>
+        <w:t xml:space="preserve">custom sections/branding; batch generation for the whole portfolio.</w:t>
       </w:r>
     </w:p>
     <w:p>
@@ -6034,7 +6018,7 @@
           <w:b/>
           <w:bCs/>
         </w:rPr>
-        <w:t xml:space="preserve">FR-J-19 (M — added v1.7, Vestberry gap)</w:t>
+        <w:t xml:space="preserve">FR-J-20 (M — added v1.7, Vestberry gap)</w:t>
       </w:r>
       <w:r>
         <w:t xml:space="preserve"> </w:t>
@@ -6050,134 +6034,99 @@
           <w:b/>
           <w:bCs/>
         </w:rPr>
-        <w:t xml:space="preserve">KPI reporting requests (investee self-service)</w:t>
-      </w:r>
-      <w:r>
-        <w:t xml:space="preserve">: the GP asks each portfolio company's</w:t>
-      </w:r>
-      <w:r>
-        <w:t xml:space="preserve"> </w:t>
-      </w:r>
-      <w:r>
-        <w:rPr>
-          <w:b/>
-          <w:bCs/>
-        </w:rPr>
-        <w:t xml:space="preserve">reporting contact</w:t>
-      </w:r>
-      <w:r>
-        <w:t xml:space="preserve"> </w:t>
-      </w:r>
-      <w:r>
-        <w:t xml:space="preserve">(email stored on the investment) for a KPI period; the contact sees the request in</w:t>
-      </w:r>
-      <w:r>
-        <w:t xml:space="preserve"> </w:t>
-      </w:r>
-      <w:r>
-        <w:rPr>
-          <w:b/>
-          <w:bCs/>
-        </w:rPr>
-        <w:t xml:space="preserve">their portal</w:t>
-      </w:r>
-      <w:r>
-        <w:t xml:space="preserve"> </w:t>
-      </w:r>
-      <w:r>
-        <w:t xml:space="preserve">(plus an in-app notification if they have an account) with due date and overdue flag, submits revenue/cash/burn/headcount, and the GP</w:t>
-      </w:r>
-      <w:r>
-        <w:t xml:space="preserve"> </w:t>
-      </w:r>
-      <w:r>
-        <w:rPr>
-          <w:b/>
-          <w:bCs/>
-        </w:rPr>
-        <w:t xml:space="preserve">accepts</w:t>
-      </w:r>
-      <w:r>
-        <w:t xml:space="preserve"> </w:t>
-      </w:r>
-      <w:r>
-        <w:t xml:space="preserve">the submission into</w:t>
-      </w:r>
-      <w:r>
-        <w:t xml:space="preserve"> </w:t>
-      </w:r>
-      <w:r>
-        <w:rPr>
-          <w:rStyle w:val="VerbatimChar"/>
-        </w:rPr>
-        <w:t xml:space="preserve">PortfolioKPI</w:t>
-      </w:r>
-      <w:r>
-        <w:t xml:space="preserve"> </w:t>
-      </w:r>
-      <w:r>
-        <w:t xml:space="preserve">(or</w:t>
-      </w:r>
-      <w:r>
-        <w:t xml:space="preserve"> </w:t>
-      </w:r>
-      <w:r>
-        <w:rPr>
-          <w:b/>
-          <w:bCs/>
-        </w:rPr>
-        <w:t xml:space="preserve">reopens</w:t>
-      </w:r>
-      <w:r>
-        <w:t xml:space="preserve"> </w:t>
-      </w:r>
-      <w:r>
-        <w:t xml:space="preserve">it for resubmission). Request lifecycle pending → submitted → accepted, email-scoped submission, 409 double-submit/accept guards.</w:t>
-      </w:r>
-      <w:r>
-        <w:t xml:space="preserve"> </w:t>
-      </w:r>
-      <w:r>
-        <w:rPr>
-          <w:rStyle w:val="VerbatimChar"/>
-        </w:rPr>
-        <w:t xml:space="preserve">POST /funds/{id}/portfolio/{iid}/kpi-requests</w:t>
-      </w:r>
-      <w:r>
-        <w:t xml:space="preserve">,</w:t>
-      </w:r>
-      <w:r>
-        <w:t xml:space="preserve"> </w:t>
-      </w:r>
-      <w:r>
-        <w:rPr>
-          <w:rStyle w:val="VerbatimChar"/>
-        </w:rPr>
-        <w:t xml:space="preserve">GET /funds/{id}/kpi-requests</w:t>
-      </w:r>
-      <w:r>
-        <w:t xml:space="preserve">,</w:t>
-      </w:r>
-      <w:r>
-        <w:t xml:space="preserve"> </w:t>
-      </w:r>
-      <w:r>
-        <w:rPr>
-          <w:rStyle w:val="VerbatimChar"/>
-        </w:rPr>
-        <w:t xml:space="preserve">POST .../accept|reopen</w:t>
-      </w:r>
-      <w:r>
-        <w:t xml:space="preserve">, portal</w:t>
-      </w:r>
-      <w:r>
-        <w:t xml:space="preserve"> </w:t>
-      </w:r>
-      <w:r>
-        <w:rPr>
-          <w:rStyle w:val="VerbatimChar"/>
-        </w:rPr>
-        <w:t xml:space="preserve">POST /portal/kpi-requests/{id}/submit</w:t>
+        <w:t xml:space="preserve">Portfolio signals</w:t>
+      </w:r>
+      <w:r>
+        <w:t xml:space="preserve">: rules-based early warning derived from the KPI history and marks —</w:t>
+      </w:r>
+      <w:r>
+        <w:t xml:space="preserve"> </w:t>
+      </w:r>
+      <w:r>
+        <w:rPr>
+          <w:b/>
+          <w:bCs/>
+        </w:rPr>
+        <w:t xml:space="preserve">revenue decline</w:t>
+      </w:r>
+      <w:r>
+        <w:t xml:space="preserve"> </w:t>
+      </w:r>
+      <w:r>
+        <w:t xml:space="preserve">period-over-period (high severity beyond 20%),</w:t>
+      </w:r>
+      <w:r>
+        <w:t xml:space="preserve"> </w:t>
+      </w:r>
+      <w:r>
+        <w:rPr>
+          <w:b/>
+          <w:bCs/>
+        </w:rPr>
+        <w:t xml:space="preserve">low runway</w:t>
+      </w:r>
+      <w:r>
+        <w:t xml:space="preserve"> </w:t>
+      </w:r>
+      <w:r>
+        <w:t xml:space="preserve">(&lt; 6 months),</w:t>
+      </w:r>
+      <w:r>
+        <w:t xml:space="preserve"> </w:t>
+      </w:r>
+      <w:r>
+        <w:rPr>
+          <w:b/>
+          <w:bCs/>
+        </w:rPr>
+        <w:t xml:space="preserve">mark below cost</w:t>
+      </w:r>
+      <w:r>
+        <w:t xml:space="preserve"> </w:t>
+      </w:r>
+      <w:r>
+        <w:t xml:space="preserve">(impairment %),</w:t>
+      </w:r>
+      <w:r>
+        <w:t xml:space="preserve"> </w:t>
+      </w:r>
+      <w:r>
+        <w:rPr>
+          <w:b/>
+          <w:bCs/>
+        </w:rPr>
+        <w:t xml:space="preserve">reporting gone silent</w:t>
+      </w:r>
+      <w:r>
+        <w:t xml:space="preserve"> </w:t>
+      </w:r>
+      <w:r>
+        <w:t xml:space="preserve">(&gt; 6 months since the last period; "never reported" info) — plus the positive signal,</w:t>
+      </w:r>
+      <w:r>
+        <w:t xml:space="preserve"> </w:t>
+      </w:r>
+      <w:r>
+        <w:rPr>
+          <w:b/>
+          <w:bCs/>
+        </w:rPr>
+        <w:t xml:space="preserve">follow-on candidates</w:t>
+      </w:r>
+      <w:r>
+        <w:t xml:space="preserve"> </w:t>
+      </w:r>
+      <w:r>
+        <w:t xml:space="preserve">(growing revenue with ≥ 12 months runway, feeding the FR-J-12 reserves decision). Severity roll-ups (high / warn / info / positive / all-clear) and per-company signal rows, worst first. Pure derivation, no schema.</w:t>
+      </w:r>
+      <w:r>
+        <w:t xml:space="preserve"> </w:t>
+      </w:r>
+      <w:r>
+        <w:rPr>
+          <w:rStyle w:val="VerbatimChar"/>
+        </w:rPr>
+        <w:t xml:space="preserve">GET /funds/{id}/signals</w:t>
       </w:r>
       <w:r>
         <w:t xml:space="preserve">.</w:t>
@@ -6196,7 +6145,185 @@
         <w:t xml:space="preserve"> </w:t>
       </w:r>
       <w:r>
-        <w:t xml:space="preserve">recurring request schedules; custom-metric requests (FR-J-21 planned).</w:t>
+        <w:t xml:space="preserve">signal thresholds per fund; notification digests.</w:t>
+      </w:r>
+    </w:p>
+    <w:p>
+      <w:pPr>
+        <w:pStyle w:val="Compact"/>
+        <w:numPr>
+          <w:ilvl w:val="0"/>
+          <w:numId w:val="1013"/>
+        </w:numPr>
+      </w:pPr>
+      <w:r>
+        <w:rPr>
+          <w:b/>
+          <w:bCs/>
+        </w:rPr>
+        <w:t xml:space="preserve">FR-J-19 (M — added v1.7, Vestberry gap)</w:t>
+      </w:r>
+      <w:r>
+        <w:t xml:space="preserve"> </w:t>
+      </w:r>
+      <w:r>
+        <w:t xml:space="preserve">✅</w:t>
+      </w:r>
+      <w:r>
+        <w:t xml:space="preserve"> </w:t>
+      </w:r>
+      <w:r>
+        <w:rPr>
+          <w:b/>
+          <w:bCs/>
+        </w:rPr>
+        <w:t xml:space="preserve">KPI reporting requests (investee self-service)</w:t>
+      </w:r>
+      <w:r>
+        <w:t xml:space="preserve">: the GP asks each portfolio company's</w:t>
+      </w:r>
+      <w:r>
+        <w:t xml:space="preserve"> </w:t>
+      </w:r>
+      <w:r>
+        <w:rPr>
+          <w:b/>
+          <w:bCs/>
+        </w:rPr>
+        <w:t xml:space="preserve">reporting contact</w:t>
+      </w:r>
+      <w:r>
+        <w:t xml:space="preserve"> </w:t>
+      </w:r>
+      <w:r>
+        <w:t xml:space="preserve">(email stored on the investment) for a KPI period; the contact sees the request in</w:t>
+      </w:r>
+      <w:r>
+        <w:t xml:space="preserve"> </w:t>
+      </w:r>
+      <w:r>
+        <w:rPr>
+          <w:b/>
+          <w:bCs/>
+        </w:rPr>
+        <w:t xml:space="preserve">their portal</w:t>
+      </w:r>
+      <w:r>
+        <w:t xml:space="preserve"> </w:t>
+      </w:r>
+      <w:r>
+        <w:t xml:space="preserve">(plus an in-app notification if they have an account) with due date and overdue flag, submits revenue/cash/burn/headcount, and the GP</w:t>
+      </w:r>
+      <w:r>
+        <w:t xml:space="preserve"> </w:t>
+      </w:r>
+      <w:r>
+        <w:rPr>
+          <w:b/>
+          <w:bCs/>
+        </w:rPr>
+        <w:t xml:space="preserve">accepts</w:t>
+      </w:r>
+      <w:r>
+        <w:t xml:space="preserve"> </w:t>
+      </w:r>
+      <w:r>
+        <w:t xml:space="preserve">the submission into</w:t>
+      </w:r>
+      <w:r>
+        <w:t xml:space="preserve"> </w:t>
+      </w:r>
+      <w:r>
+        <w:rPr>
+          <w:rStyle w:val="VerbatimChar"/>
+        </w:rPr>
+        <w:t xml:space="preserve">PortfolioKPI</w:t>
+      </w:r>
+      <w:r>
+        <w:t xml:space="preserve"> </w:t>
+      </w:r>
+      <w:r>
+        <w:t xml:space="preserve">(or</w:t>
+      </w:r>
+      <w:r>
+        <w:t xml:space="preserve"> </w:t>
+      </w:r>
+      <w:r>
+        <w:rPr>
+          <w:b/>
+          <w:bCs/>
+        </w:rPr>
+        <w:t xml:space="preserve">reopens</w:t>
+      </w:r>
+      <w:r>
+        <w:t xml:space="preserve"> </w:t>
+      </w:r>
+      <w:r>
+        <w:t xml:space="preserve">it for resubmission). Request lifecycle pending → submitted → accepted, email-scoped submission, 409 double-submit/accept guards.</w:t>
+      </w:r>
+      <w:r>
+        <w:t xml:space="preserve"> </w:t>
+      </w:r>
+      <w:r>
+        <w:rPr>
+          <w:rStyle w:val="VerbatimChar"/>
+        </w:rPr>
+        <w:t xml:space="preserve">POST /funds/{id}/portfolio/{iid}/kpi-requests</w:t>
+      </w:r>
+      <w:r>
+        <w:t xml:space="preserve">,</w:t>
+      </w:r>
+      <w:r>
+        <w:t xml:space="preserve"> </w:t>
+      </w:r>
+      <w:r>
+        <w:rPr>
+          <w:rStyle w:val="VerbatimChar"/>
+        </w:rPr>
+        <w:t xml:space="preserve">GET /funds/{id}/kpi-requests</w:t>
+      </w:r>
+      <w:r>
+        <w:t xml:space="preserve">,</w:t>
+      </w:r>
+      <w:r>
+        <w:t xml:space="preserve"> </w:t>
+      </w:r>
+      <w:r>
+        <w:rPr>
+          <w:rStyle w:val="VerbatimChar"/>
+        </w:rPr>
+        <w:t xml:space="preserve">POST .../accept|reopen</w:t>
+      </w:r>
+      <w:r>
+        <w:t xml:space="preserve">, portal</w:t>
+      </w:r>
+      <w:r>
+        <w:t xml:space="preserve"> </w:t>
+      </w:r>
+      <w:r>
+        <w:rPr>
+          <w:rStyle w:val="VerbatimChar"/>
+        </w:rPr>
+        <w:t xml:space="preserve">POST /portal/kpi-requests/{id}/submit</w:t>
+      </w:r>
+      <w:r>
+        <w:t xml:space="preserve">.</w:t>
+      </w:r>
+      <w:r>
+        <w:t xml:space="preserve"> </w:t>
+      </w:r>
+      <w:r>
+        <w:rPr>
+          <w:i/>
+          <w:iCs/>
+        </w:rPr>
+        <w:t xml:space="preserve">Remaining:</w:t>
+      </w:r>
+      <w:r>
+        <w:t xml:space="preserve"> </w:t>
+      </w:r>
+      <w:r>
+        <w:t xml:space="preserve">recurring request schedules; custom-metric requests (FR-J-22 planned).</w:t>
       </w:r>
     </w:p>
     <w:p>
@@ -16362,6 +16489,79 @@
       </w:r>
       <w:r>
         <w:t xml:space="preserve">— portfolio intelligence (Vestberry competitive gap analysis, fund side):</w:t>
+      </w:r>
+    </w:p>
+    <w:p>
+      <w:pPr>
+        <w:pStyle w:val="Compact"/>
+        <w:numPr>
+          <w:ilvl w:val="0"/>
+          <w:numId w:val="1030"/>
+        </w:numPr>
+      </w:pPr>
+      <w:r>
+        <w:rPr>
+          <w:b/>
+          <w:bCs/>
+        </w:rPr>
+        <w:t xml:space="preserve">FR-J-21 Company tear sheets</w:t>
+      </w:r>
+      <w:r>
+        <w:t xml:space="preserve"> </w:t>
+      </w:r>
+      <w:r>
+        <w:t xml:space="preserve">✅ —</w:t>
+      </w:r>
+      <w:r>
+        <w:t xml:space="preserve"> </w:t>
+      </w:r>
+      <w:r>
+        <w:rPr>
+          <w:rStyle w:val="VerbatimChar"/>
+        </w:rPr>
+        <w:t xml:space="preserve">tear_sheet</w:t>
+      </w:r>
+      <w:r>
+        <w:t xml:space="preserve"> </w:t>
+      </w:r>
+      <w:r>
+        <w:t xml:space="preserve">document template +</w:t>
+      </w:r>
+      <w:r>
+        <w:t xml:space="preserve"> </w:t>
+      </w:r>
+      <w:r>
+        <w:rPr>
+          <w:rStyle w:val="VerbatimChar"/>
+        </w:rPr>
+        <w:t xml:space="preserve">POST /funds/{id}/portfolio/{iid}/tear-sheet</w:t>
+      </w:r>
+      <w:r>
+        <w:t xml:space="preserve"> </w:t>
+      </w:r>
+      <w:r>
+        <w:t xml:space="preserve">composing investment / value &amp; MOIC / latest valuation / KPI trend (last 4, newest first) / active signals from the existing monitoring, valuation and signals services (amounts via</w:t>
+      </w:r>
+      <w:r>
+        <w:t xml:space="preserve"> </w:t>
+      </w:r>
+      <w:r>
+        <w:rPr>
+          <w:rStyle w:val="VerbatimChar"/>
+        </w:rPr>
+        <w:t xml:space="preserve">_inr</w:t>
+      </w:r>
+      <w:r>
+        <w:t xml:space="preserve">); "Tear sheet" button per row in the Fund Portfolio table. No schema change. 3 tests (</w:t>
+      </w:r>
+      <w:r>
+        <w:rPr>
+          <w:rStyle w:val="VerbatimChar"/>
+        </w:rPr>
+        <w:t xml:space="preserve">test_tear_sheet.py</w:t>
+      </w:r>
+      <w:r>
+        <w:t xml:space="preserve">).</w:t>
       </w:r>
     </w:p>
     <w:p>

--- a/REQUIREMENTS.docx
+++ b/REQUIREMENTS.docx
@@ -5891,7 +5891,7 @@
           <w:b/>
           <w:bCs/>
         </w:rPr>
-        <w:t xml:space="preserve">FR-J-21 (M — added v1.7, Vestberry gap)</w:t>
+        <w:t xml:space="preserve">FR-J-22 (M — added v1.7, Vestberry gap)</w:t>
       </w:r>
       <w:r>
         <w:t xml:space="preserve"> </w:t>
@@ -5907,86 +5907,105 @@
           <w:b/>
           <w:bCs/>
         </w:rPr>
-        <w:t xml:space="preserve">Company tear sheets</w:t>
-      </w:r>
-      <w:r>
-        <w:t xml:space="preserve">: a one-pager document per portfolio company generated in one click from the Portfolio table — investment summary (instrument, invested, ownership, reporting contact),</w:t>
-      </w:r>
-      <w:r>
-        <w:t xml:space="preserve"> </w:t>
-      </w:r>
-      <w:r>
-        <w:rPr>
-          <w:b/>
-          <w:bCs/>
-        </w:rPr>
-        <w:t xml:space="preserve">value &amp; MOIC</w:t>
-      </w:r>
-      <w:r>
-        <w:t xml:space="preserve"> </w:t>
-      </w:r>
-      <w:r>
-        <w:t xml:space="preserve">(cost, fair value, unrealised gain), the</w:t>
-      </w:r>
-      <w:r>
-        <w:t xml:space="preserve"> </w:t>
-      </w:r>
-      <w:r>
-        <w:rPr>
-          <w:b/>
-          <w:bCs/>
-        </w:rPr>
-        <w:t xml:space="preserve">latest valuation</w:t>
-      </w:r>
-      <w:r>
-        <w:t xml:space="preserve"> </w:t>
-      </w:r>
-      <w:r>
-        <w:t xml:space="preserve">(value, methodology, valuer, independence, as-of — or "fund's own mark" when only a mark exists), the</w:t>
-      </w:r>
-      <w:r>
-        <w:t xml:space="preserve"> </w:t>
-      </w:r>
-      <w:r>
-        <w:rPr>
-          <w:b/>
-          <w:bCs/>
-        </w:rPr>
-        <w:t xml:space="preserve">KPI trend</w:t>
-      </w:r>
-      <w:r>
-        <w:t xml:space="preserve"> </w:t>
-      </w:r>
-      <w:r>
-        <w:t xml:space="preserve">(last 4 periods, newest first, with runway) and the company's</w:t>
-      </w:r>
-      <w:r>
-        <w:t xml:space="preserve"> </w:t>
-      </w:r>
-      <w:r>
-        <w:rPr>
-          <w:b/>
-          <w:bCs/>
-        </w:rPr>
-        <w:t xml:space="preserve">active signals</w:t>
-      </w:r>
-      <w:r>
-        <w:t xml:space="preserve"> </w:t>
-      </w:r>
-      <w:r>
-        <w:t xml:space="preserve">from FR-J-20 (or a healthy note) — composed entirely from the monitoring/valuation/signals services, amounts lakh/crore-formatted. Lands in the entity's Documents (PDF-renderable like all documents).</w:t>
-      </w:r>
-      <w:r>
-        <w:t xml:space="preserve"> </w:t>
-      </w:r>
-      <w:r>
-        <w:rPr>
-          <w:rStyle w:val="VerbatimChar"/>
-        </w:rPr>
-        <w:t xml:space="preserve">POST /funds/{id}/portfolio/{iid}/tear-sheet</w:t>
-      </w:r>
-      <w:r>
-        <w:t xml:space="preserve">.</w:t>
+        <w:t xml:space="preserve">Quarterly LP report pack</w:t>
+      </w:r>
+      <w:r>
+        <w:t xml:space="preserve">: a one-click quarterly report document per fund — fund snapshot (committed / drawn / uncalled / distributed), since-inception</w:t>
+      </w:r>
+      <w:r>
+        <w:t xml:space="preserve"> </w:t>
+      </w:r>
+      <w:r>
+        <w:rPr>
+          <w:b/>
+          <w:bCs/>
+        </w:rPr>
+        <w:t xml:space="preserve">performance</w:t>
+      </w:r>
+      <w:r>
+        <w:t xml:space="preserve"> </w:t>
+      </w:r>
+      <w:r>
+        <w:t xml:space="preserve">(NAV, NAV per unit, DPI / RVPI / TVPI / XIRR),</w:t>
+      </w:r>
+      <w:r>
+        <w:t xml:space="preserve"> </w:t>
+      </w:r>
+      <w:r>
+        <w:rPr>
+          <w:b/>
+          <w:bCs/>
+        </w:rPr>
+        <w:t xml:space="preserve">activity this period</w:t>
+      </w:r>
+      <w:r>
+        <w:t xml:space="preserve"> </w:t>
+      </w:r>
+      <w:r>
+        <w:t xml:space="preserve">(capital calls by due date and distributions by date falling in the reporting window, with amounts and carry), the</w:t>
+      </w:r>
+      <w:r>
+        <w:t xml:space="preserve"> </w:t>
+      </w:r>
+      <w:r>
+        <w:rPr>
+          <w:b/>
+          <w:bCs/>
+        </w:rPr>
+        <w:t xml:space="preserve">Schedule of Investments</w:t>
+      </w:r>
+      <w:r>
+        <w:t xml:space="preserve"> </w:t>
+      </w:r>
+      <w:r>
+        <w:t xml:space="preserve">with totals, and</w:t>
+      </w:r>
+      <w:r>
+        <w:t xml:space="preserve"> </w:t>
+      </w:r>
+      <w:r>
+        <w:rPr>
+          <w:b/>
+          <w:bCs/>
+        </w:rPr>
+        <w:t xml:space="preserve">valuation status</w:t>
+      </w:r>
+      <w:r>
+        <w:t xml:space="preserve"> </w:t>
+      </w:r>
+      <w:r>
+        <w:t xml:space="preserve">vs the FR-J-15 policy — composed entirely from the existing capital-accounts / performance / SOI / valuation services, amounts lakh/crore-formatted, unaudited-figures disclaimer. The report</w:t>
+      </w:r>
+      <w:r>
+        <w:t xml:space="preserve"> </w:t>
+      </w:r>
+      <w:r>
+        <w:rPr>
+          <w:b/>
+          <w:bCs/>
+        </w:rPr>
+        <w:t xml:space="preserve">surfaces automatically in every LP's portal</w:t>
+      </w:r>
+      <w:r>
+        <w:t xml:space="preserve"> </w:t>
+      </w:r>
+      <w:r>
+        <w:t xml:space="preserve">statements list (fund-wide, alongside their personal capital-account statements and Form 64C).</w:t>
+      </w:r>
+      <w:r>
+        <w:t xml:space="preserve"> </w:t>
+      </w:r>
+      <w:r>
+        <w:rPr>
+          <w:rStyle w:val="VerbatimChar"/>
+        </w:rPr>
+        <w:t xml:space="preserve">POST /funds/{id}/lp-report</w:t>
+      </w:r>
+      <w:r>
+        <w:t xml:space="preserve"> </w:t>
+      </w:r>
+      <w:r>
+        <w:t xml:space="preserve">(period label + start/end; 400 on inverted period).</w:t>
       </w:r>
       <w:r>
         <w:t xml:space="preserve"> </w:t>
@@ -6002,7 +6021,7 @@
         <w:t xml:space="preserve"> </w:t>
       </w:r>
       <w:r>
-        <w:t xml:space="preserve">custom sections/branding; batch generation for the whole portfolio.</w:t>
+        <w:t xml:space="preserve">per-LP personalised section (their capital account inside the pack); scheduled quarterly runs; PDF branding.</w:t>
       </w:r>
     </w:p>
     <w:p>
@@ -6018,7 +6037,7 @@
           <w:b/>
           <w:bCs/>
         </w:rPr>
-        <w:t xml:space="preserve">FR-J-20 (M — added v1.7, Vestberry gap)</w:t>
+        <w:t xml:space="preserve">FR-J-21 (M — added v1.7, Vestberry gap)</w:t>
       </w:r>
       <w:r>
         <w:t xml:space="preserve"> </w:t>
@@ -6034,99 +6053,83 @@
           <w:b/>
           <w:bCs/>
         </w:rPr>
-        <w:t xml:space="preserve">Portfolio signals</w:t>
-      </w:r>
-      <w:r>
-        <w:t xml:space="preserve">: rules-based early warning derived from the KPI history and marks —</w:t>
-      </w:r>
-      <w:r>
-        <w:t xml:space="preserve"> </w:t>
-      </w:r>
-      <w:r>
-        <w:rPr>
-          <w:b/>
-          <w:bCs/>
-        </w:rPr>
-        <w:t xml:space="preserve">revenue decline</w:t>
-      </w:r>
-      <w:r>
-        <w:t xml:space="preserve"> </w:t>
-      </w:r>
-      <w:r>
-        <w:t xml:space="preserve">period-over-period (high severity beyond 20%),</w:t>
-      </w:r>
-      <w:r>
-        <w:t xml:space="preserve"> </w:t>
-      </w:r>
-      <w:r>
-        <w:rPr>
-          <w:b/>
-          <w:bCs/>
-        </w:rPr>
-        <w:t xml:space="preserve">low runway</w:t>
-      </w:r>
-      <w:r>
-        <w:t xml:space="preserve"> </w:t>
-      </w:r>
-      <w:r>
-        <w:t xml:space="preserve">(&lt; 6 months),</w:t>
-      </w:r>
-      <w:r>
-        <w:t xml:space="preserve"> </w:t>
-      </w:r>
-      <w:r>
-        <w:rPr>
-          <w:b/>
-          <w:bCs/>
-        </w:rPr>
-        <w:t xml:space="preserve">mark below cost</w:t>
-      </w:r>
-      <w:r>
-        <w:t xml:space="preserve"> </w:t>
-      </w:r>
-      <w:r>
-        <w:t xml:space="preserve">(impairment %),</w:t>
-      </w:r>
-      <w:r>
-        <w:t xml:space="preserve"> </w:t>
-      </w:r>
-      <w:r>
-        <w:rPr>
-          <w:b/>
-          <w:bCs/>
-        </w:rPr>
-        <w:t xml:space="preserve">reporting gone silent</w:t>
-      </w:r>
-      <w:r>
-        <w:t xml:space="preserve"> </w:t>
-      </w:r>
-      <w:r>
-        <w:t xml:space="preserve">(&gt; 6 months since the last period; "never reported" info) — plus the positive signal,</w:t>
-      </w:r>
-      <w:r>
-        <w:t xml:space="preserve"> </w:t>
-      </w:r>
-      <w:r>
-        <w:rPr>
-          <w:b/>
-          <w:bCs/>
-        </w:rPr>
-        <w:t xml:space="preserve">follow-on candidates</w:t>
-      </w:r>
-      <w:r>
-        <w:t xml:space="preserve"> </w:t>
-      </w:r>
-      <w:r>
-        <w:t xml:space="preserve">(growing revenue with ≥ 12 months runway, feeding the FR-J-12 reserves decision). Severity roll-ups (high / warn / info / positive / all-clear) and per-company signal rows, worst first. Pure derivation, no schema.</w:t>
-      </w:r>
-      <w:r>
-        <w:t xml:space="preserve"> </w:t>
-      </w:r>
-      <w:r>
-        <w:rPr>
-          <w:rStyle w:val="VerbatimChar"/>
-        </w:rPr>
-        <w:t xml:space="preserve">GET /funds/{id}/signals</w:t>
+        <w:t xml:space="preserve">Company tear sheets</w:t>
+      </w:r>
+      <w:r>
+        <w:t xml:space="preserve">: a one-pager document per portfolio company generated in one click from the Portfolio table — investment summary (instrument, invested, ownership, reporting contact),</w:t>
+      </w:r>
+      <w:r>
+        <w:t xml:space="preserve"> </w:t>
+      </w:r>
+      <w:r>
+        <w:rPr>
+          <w:b/>
+          <w:bCs/>
+        </w:rPr>
+        <w:t xml:space="preserve">value &amp; MOIC</w:t>
+      </w:r>
+      <w:r>
+        <w:t xml:space="preserve"> </w:t>
+      </w:r>
+      <w:r>
+        <w:t xml:space="preserve">(cost, fair value, unrealised gain), the</w:t>
+      </w:r>
+      <w:r>
+        <w:t xml:space="preserve"> </w:t>
+      </w:r>
+      <w:r>
+        <w:rPr>
+          <w:b/>
+          <w:bCs/>
+        </w:rPr>
+        <w:t xml:space="preserve">latest valuation</w:t>
+      </w:r>
+      <w:r>
+        <w:t xml:space="preserve"> </w:t>
+      </w:r>
+      <w:r>
+        <w:t xml:space="preserve">(value, methodology, valuer, independence, as-of — or "fund's own mark" when only a mark exists), the</w:t>
+      </w:r>
+      <w:r>
+        <w:t xml:space="preserve"> </w:t>
+      </w:r>
+      <w:r>
+        <w:rPr>
+          <w:b/>
+          <w:bCs/>
+        </w:rPr>
+        <w:t xml:space="preserve">KPI trend</w:t>
+      </w:r>
+      <w:r>
+        <w:t xml:space="preserve"> </w:t>
+      </w:r>
+      <w:r>
+        <w:t xml:space="preserve">(last 4 periods, newest first, with runway) and the company's</w:t>
+      </w:r>
+      <w:r>
+        <w:t xml:space="preserve"> </w:t>
+      </w:r>
+      <w:r>
+        <w:rPr>
+          <w:b/>
+          <w:bCs/>
+        </w:rPr>
+        <w:t xml:space="preserve">active signals</w:t>
+      </w:r>
+      <w:r>
+        <w:t xml:space="preserve"> </w:t>
+      </w:r>
+      <w:r>
+        <w:t xml:space="preserve">from FR-J-20 (or a healthy note) — composed entirely from the monitoring/valuation/signals services, amounts lakh/crore-formatted. Lands in the entity's Documents (PDF-renderable like all documents).</w:t>
+      </w:r>
+      <w:r>
+        <w:t xml:space="preserve"> </w:t>
+      </w:r>
+      <w:r>
+        <w:rPr>
+          <w:rStyle w:val="VerbatimChar"/>
+        </w:rPr>
+        <w:t xml:space="preserve">POST /funds/{id}/portfolio/{iid}/tear-sheet</w:t>
       </w:r>
       <w:r>
         <w:t xml:space="preserve">.</w:t>
@@ -6145,7 +6148,7 @@
         <w:t xml:space="preserve"> </w:t>
       </w:r>
       <w:r>
-        <w:t xml:space="preserve">signal thresholds per fund; notification digests.</w:t>
+        <w:t xml:space="preserve">custom sections/branding; batch generation for the whole portfolio.</w:t>
       </w:r>
     </w:p>
     <w:p>
@@ -6161,7 +6164,7 @@
           <w:b/>
           <w:bCs/>
         </w:rPr>
-        <w:t xml:space="preserve">FR-J-19 (M — added v1.7, Vestberry gap)</w:t>
+        <w:t xml:space="preserve">FR-J-20 (M — added v1.7, Vestberry gap)</w:t>
       </w:r>
       <w:r>
         <w:t xml:space="preserve"> </w:t>
@@ -6177,134 +6180,99 @@
           <w:b/>
           <w:bCs/>
         </w:rPr>
-        <w:t xml:space="preserve">KPI reporting requests (investee self-service)</w:t>
-      </w:r>
-      <w:r>
-        <w:t xml:space="preserve">: the GP asks each portfolio company's</w:t>
-      </w:r>
-      <w:r>
-        <w:t xml:space="preserve"> </w:t>
-      </w:r>
-      <w:r>
-        <w:rPr>
-          <w:b/>
-          <w:bCs/>
-        </w:rPr>
-        <w:t xml:space="preserve">reporting contact</w:t>
-      </w:r>
-      <w:r>
-        <w:t xml:space="preserve"> </w:t>
-      </w:r>
-      <w:r>
-        <w:t xml:space="preserve">(email stored on the investment) for a KPI period; the contact sees the request in</w:t>
-      </w:r>
-      <w:r>
-        <w:t xml:space="preserve"> </w:t>
-      </w:r>
-      <w:r>
-        <w:rPr>
-          <w:b/>
-          <w:bCs/>
-        </w:rPr>
-        <w:t xml:space="preserve">their portal</w:t>
-      </w:r>
-      <w:r>
-        <w:t xml:space="preserve"> </w:t>
-      </w:r>
-      <w:r>
-        <w:t xml:space="preserve">(plus an in-app notification if they have an account) with due date and overdue flag, submits revenue/cash/burn/headcount, and the GP</w:t>
-      </w:r>
-      <w:r>
-        <w:t xml:space="preserve"> </w:t>
-      </w:r>
-      <w:r>
-        <w:rPr>
-          <w:b/>
-          <w:bCs/>
-        </w:rPr>
-        <w:t xml:space="preserve">accepts</w:t>
-      </w:r>
-      <w:r>
-        <w:t xml:space="preserve"> </w:t>
-      </w:r>
-      <w:r>
-        <w:t xml:space="preserve">the submission into</w:t>
-      </w:r>
-      <w:r>
-        <w:t xml:space="preserve"> </w:t>
-      </w:r>
-      <w:r>
-        <w:rPr>
-          <w:rStyle w:val="VerbatimChar"/>
-        </w:rPr>
-        <w:t xml:space="preserve">PortfolioKPI</w:t>
-      </w:r>
-      <w:r>
-        <w:t xml:space="preserve"> </w:t>
-      </w:r>
-      <w:r>
-        <w:t xml:space="preserve">(or</w:t>
-      </w:r>
-      <w:r>
-        <w:t xml:space="preserve"> </w:t>
-      </w:r>
-      <w:r>
-        <w:rPr>
-          <w:b/>
-          <w:bCs/>
-        </w:rPr>
-        <w:t xml:space="preserve">reopens</w:t>
-      </w:r>
-      <w:r>
-        <w:t xml:space="preserve"> </w:t>
-      </w:r>
-      <w:r>
-        <w:t xml:space="preserve">it for resubmission). Request lifecycle pending → submitted → accepted, email-scoped submission, 409 double-submit/accept guards.</w:t>
-      </w:r>
-      <w:r>
-        <w:t xml:space="preserve"> </w:t>
-      </w:r>
-      <w:r>
-        <w:rPr>
-          <w:rStyle w:val="VerbatimChar"/>
-        </w:rPr>
-        <w:t xml:space="preserve">POST /funds/{id}/portfolio/{iid}/kpi-requests</w:t>
-      </w:r>
-      <w:r>
-        <w:t xml:space="preserve">,</w:t>
-      </w:r>
-      <w:r>
-        <w:t xml:space="preserve"> </w:t>
-      </w:r>
-      <w:r>
-        <w:rPr>
-          <w:rStyle w:val="VerbatimChar"/>
-        </w:rPr>
-        <w:t xml:space="preserve">GET /funds/{id}/kpi-requests</w:t>
-      </w:r>
-      <w:r>
-        <w:t xml:space="preserve">,</w:t>
-      </w:r>
-      <w:r>
-        <w:t xml:space="preserve"> </w:t>
-      </w:r>
-      <w:r>
-        <w:rPr>
-          <w:rStyle w:val="VerbatimChar"/>
-        </w:rPr>
-        <w:t xml:space="preserve">POST .../accept|reopen</w:t>
-      </w:r>
-      <w:r>
-        <w:t xml:space="preserve">, portal</w:t>
-      </w:r>
-      <w:r>
-        <w:t xml:space="preserve"> </w:t>
-      </w:r>
-      <w:r>
-        <w:rPr>
-          <w:rStyle w:val="VerbatimChar"/>
-        </w:rPr>
-        <w:t xml:space="preserve">POST /portal/kpi-requests/{id}/submit</w:t>
+        <w:t xml:space="preserve">Portfolio signals</w:t>
+      </w:r>
+      <w:r>
+        <w:t xml:space="preserve">: rules-based early warning derived from the KPI history and marks —</w:t>
+      </w:r>
+      <w:r>
+        <w:t xml:space="preserve"> </w:t>
+      </w:r>
+      <w:r>
+        <w:rPr>
+          <w:b/>
+          <w:bCs/>
+        </w:rPr>
+        <w:t xml:space="preserve">revenue decline</w:t>
+      </w:r>
+      <w:r>
+        <w:t xml:space="preserve"> </w:t>
+      </w:r>
+      <w:r>
+        <w:t xml:space="preserve">period-over-period (high severity beyond 20%),</w:t>
+      </w:r>
+      <w:r>
+        <w:t xml:space="preserve"> </w:t>
+      </w:r>
+      <w:r>
+        <w:rPr>
+          <w:b/>
+          <w:bCs/>
+        </w:rPr>
+        <w:t xml:space="preserve">low runway</w:t>
+      </w:r>
+      <w:r>
+        <w:t xml:space="preserve"> </w:t>
+      </w:r>
+      <w:r>
+        <w:t xml:space="preserve">(&lt; 6 months),</w:t>
+      </w:r>
+      <w:r>
+        <w:t xml:space="preserve"> </w:t>
+      </w:r>
+      <w:r>
+        <w:rPr>
+          <w:b/>
+          <w:bCs/>
+        </w:rPr>
+        <w:t xml:space="preserve">mark below cost</w:t>
+      </w:r>
+      <w:r>
+        <w:t xml:space="preserve"> </w:t>
+      </w:r>
+      <w:r>
+        <w:t xml:space="preserve">(impairment %),</w:t>
+      </w:r>
+      <w:r>
+        <w:t xml:space="preserve"> </w:t>
+      </w:r>
+      <w:r>
+        <w:rPr>
+          <w:b/>
+          <w:bCs/>
+        </w:rPr>
+        <w:t xml:space="preserve">reporting gone silent</w:t>
+      </w:r>
+      <w:r>
+        <w:t xml:space="preserve"> </w:t>
+      </w:r>
+      <w:r>
+        <w:t xml:space="preserve">(&gt; 6 months since the last period; "never reported" info) — plus the positive signal,</w:t>
+      </w:r>
+      <w:r>
+        <w:t xml:space="preserve"> </w:t>
+      </w:r>
+      <w:r>
+        <w:rPr>
+          <w:b/>
+          <w:bCs/>
+        </w:rPr>
+        <w:t xml:space="preserve">follow-on candidates</w:t>
+      </w:r>
+      <w:r>
+        <w:t xml:space="preserve"> </w:t>
+      </w:r>
+      <w:r>
+        <w:t xml:space="preserve">(growing revenue with ≥ 12 months runway, feeding the FR-J-12 reserves decision). Severity roll-ups (high / warn / info / positive / all-clear) and per-company signal rows, worst first. Pure derivation, no schema.</w:t>
+      </w:r>
+      <w:r>
+        <w:t xml:space="preserve"> </w:t>
+      </w:r>
+      <w:r>
+        <w:rPr>
+          <w:rStyle w:val="VerbatimChar"/>
+        </w:rPr>
+        <w:t xml:space="preserve">GET /funds/{id}/signals</w:t>
       </w:r>
       <w:r>
         <w:t xml:space="preserve">.</w:t>
@@ -6323,7 +6291,185 @@
         <w:t xml:space="preserve"> </w:t>
       </w:r>
       <w:r>
-        <w:t xml:space="preserve">recurring request schedules; custom-metric requests (FR-J-22 planned).</w:t>
+        <w:t xml:space="preserve">signal thresholds per fund; notification digests.</w:t>
+      </w:r>
+    </w:p>
+    <w:p>
+      <w:pPr>
+        <w:pStyle w:val="Compact"/>
+        <w:numPr>
+          <w:ilvl w:val="0"/>
+          <w:numId w:val="1013"/>
+        </w:numPr>
+      </w:pPr>
+      <w:r>
+        <w:rPr>
+          <w:b/>
+          <w:bCs/>
+        </w:rPr>
+        <w:t xml:space="preserve">FR-J-19 (M — added v1.7, Vestberry gap)</w:t>
+      </w:r>
+      <w:r>
+        <w:t xml:space="preserve"> </w:t>
+      </w:r>
+      <w:r>
+        <w:t xml:space="preserve">✅</w:t>
+      </w:r>
+      <w:r>
+        <w:t xml:space="preserve"> </w:t>
+      </w:r>
+      <w:r>
+        <w:rPr>
+          <w:b/>
+          <w:bCs/>
+        </w:rPr>
+        <w:t xml:space="preserve">KPI reporting requests (investee self-service)</w:t>
+      </w:r>
+      <w:r>
+        <w:t xml:space="preserve">: the GP asks each portfolio company's</w:t>
+      </w:r>
+      <w:r>
+        <w:t xml:space="preserve"> </w:t>
+      </w:r>
+      <w:r>
+        <w:rPr>
+          <w:b/>
+          <w:bCs/>
+        </w:rPr>
+        <w:t xml:space="preserve">reporting contact</w:t>
+      </w:r>
+      <w:r>
+        <w:t xml:space="preserve"> </w:t>
+      </w:r>
+      <w:r>
+        <w:t xml:space="preserve">(email stored on the investment) for a KPI period; the contact sees the request in</w:t>
+      </w:r>
+      <w:r>
+        <w:t xml:space="preserve"> </w:t>
+      </w:r>
+      <w:r>
+        <w:rPr>
+          <w:b/>
+          <w:bCs/>
+        </w:rPr>
+        <w:t xml:space="preserve">their portal</w:t>
+      </w:r>
+      <w:r>
+        <w:t xml:space="preserve"> </w:t>
+      </w:r>
+      <w:r>
+        <w:t xml:space="preserve">(plus an in-app notification if they have an account) with due date and overdue flag, submits revenue/cash/burn/headcount, and the GP</w:t>
+      </w:r>
+      <w:r>
+        <w:t xml:space="preserve"> </w:t>
+      </w:r>
+      <w:r>
+        <w:rPr>
+          <w:b/>
+          <w:bCs/>
+        </w:rPr>
+        <w:t xml:space="preserve">accepts</w:t>
+      </w:r>
+      <w:r>
+        <w:t xml:space="preserve"> </w:t>
+      </w:r>
+      <w:r>
+        <w:t xml:space="preserve">the submission into</w:t>
+      </w:r>
+      <w:r>
+        <w:t xml:space="preserve"> </w:t>
+      </w:r>
+      <w:r>
+        <w:rPr>
+          <w:rStyle w:val="VerbatimChar"/>
+        </w:rPr>
+        <w:t xml:space="preserve">PortfolioKPI</w:t>
+      </w:r>
+      <w:r>
+        <w:t xml:space="preserve"> </w:t>
+      </w:r>
+      <w:r>
+        <w:t xml:space="preserve">(or</w:t>
+      </w:r>
+      <w:r>
+        <w:t xml:space="preserve"> </w:t>
+      </w:r>
+      <w:r>
+        <w:rPr>
+          <w:b/>
+          <w:bCs/>
+        </w:rPr>
+        <w:t xml:space="preserve">reopens</w:t>
+      </w:r>
+      <w:r>
+        <w:t xml:space="preserve"> </w:t>
+      </w:r>
+      <w:r>
+        <w:t xml:space="preserve">it for resubmission). Request lifecycle pending → submitted → accepted, email-scoped submission, 409 double-submit/accept guards.</w:t>
+      </w:r>
+      <w:r>
+        <w:t xml:space="preserve"> </w:t>
+      </w:r>
+      <w:r>
+        <w:rPr>
+          <w:rStyle w:val="VerbatimChar"/>
+        </w:rPr>
+        <w:t xml:space="preserve">POST /funds/{id}/portfolio/{iid}/kpi-requests</w:t>
+      </w:r>
+      <w:r>
+        <w:t xml:space="preserve">,</w:t>
+      </w:r>
+      <w:r>
+        <w:t xml:space="preserve"> </w:t>
+      </w:r>
+      <w:r>
+        <w:rPr>
+          <w:rStyle w:val="VerbatimChar"/>
+        </w:rPr>
+        <w:t xml:space="preserve">GET /funds/{id}/kpi-requests</w:t>
+      </w:r>
+      <w:r>
+        <w:t xml:space="preserve">,</w:t>
+      </w:r>
+      <w:r>
+        <w:t xml:space="preserve"> </w:t>
+      </w:r>
+      <w:r>
+        <w:rPr>
+          <w:rStyle w:val="VerbatimChar"/>
+        </w:rPr>
+        <w:t xml:space="preserve">POST .../accept|reopen</w:t>
+      </w:r>
+      <w:r>
+        <w:t xml:space="preserve">, portal</w:t>
+      </w:r>
+      <w:r>
+        <w:t xml:space="preserve"> </w:t>
+      </w:r>
+      <w:r>
+        <w:rPr>
+          <w:rStyle w:val="VerbatimChar"/>
+        </w:rPr>
+        <w:t xml:space="preserve">POST /portal/kpi-requests/{id}/submit</w:t>
+      </w:r>
+      <w:r>
+        <w:t xml:space="preserve">.</w:t>
+      </w:r>
+      <w:r>
+        <w:t xml:space="preserve"> </w:t>
+      </w:r>
+      <w:r>
+        <w:rPr>
+          <w:i/>
+          <w:iCs/>
+        </w:rPr>
+        <w:t xml:space="preserve">Remaining:</w:t>
+      </w:r>
+      <w:r>
+        <w:t xml:space="preserve"> </w:t>
+      </w:r>
+      <w:r>
+        <w:t xml:space="preserve">recurring request schedules; custom-metric requests (FR-J-23 planned).</w:t>
       </w:r>
     </w:p>
     <w:p>
@@ -16489,6 +16635,97 @@
       </w:r>
       <w:r>
         <w:t xml:space="preserve">— portfolio intelligence (Vestberry competitive gap analysis, fund side):</w:t>
+      </w:r>
+    </w:p>
+    <w:p>
+      <w:pPr>
+        <w:pStyle w:val="Compact"/>
+        <w:numPr>
+          <w:ilvl w:val="0"/>
+          <w:numId w:val="1030"/>
+        </w:numPr>
+      </w:pPr>
+      <w:r>
+        <w:rPr>
+          <w:b/>
+          <w:bCs/>
+        </w:rPr>
+        <w:t xml:space="preserve">FR-J-22 Quarterly LP report pack</w:t>
+      </w:r>
+      <w:r>
+        <w:t xml:space="preserve"> </w:t>
+      </w:r>
+      <w:r>
+        <w:t xml:space="preserve">✅ —</w:t>
+      </w:r>
+      <w:r>
+        <w:t xml:space="preserve"> </w:t>
+      </w:r>
+      <w:r>
+        <w:rPr>
+          <w:rStyle w:val="VerbatimChar"/>
+        </w:rPr>
+        <w:t xml:space="preserve">lp_report</w:t>
+      </w:r>
+      <w:r>
+        <w:t xml:space="preserve"> </w:t>
+      </w:r>
+      <w:r>
+        <w:t xml:space="preserve">document template +</w:t>
+      </w:r>
+      <w:r>
+        <w:t xml:space="preserve"> </w:t>
+      </w:r>
+      <w:r>
+        <w:rPr>
+          <w:rStyle w:val="VerbatimChar"/>
+        </w:rPr>
+        <w:t xml:space="preserve">POST /funds/{id}/lp-report</w:t>
+      </w:r>
+      <w:r>
+        <w:t xml:space="preserve"> </w:t>
+      </w:r>
+      <w:r>
+        <w:t xml:space="preserve">(period label + start/end) composing fund snapshot / performance / period activity (new</w:t>
+      </w:r>
+      <w:r>
+        <w:t xml:space="preserve"> </w:t>
+      </w:r>
+      <w:r>
+        <w:rPr>
+          <w:rStyle w:val="VerbatimChar"/>
+        </w:rPr>
+        <w:t xml:space="preserve">services/fund.py::period_activity</w:t>
+      </w:r>
+      <w:r>
+        <w:t xml:space="preserve"> </w:t>
+      </w:r>
+      <w:r>
+        <w:t xml:space="preserve">— calls by due date, distributions by date, created-date fallback) / SOI / valuation status; surfaces fund-wide in every LP's portal statements (portal statements query gains an OR arm on subject_type</w:t>
+      </w:r>
+      <w:r>
+        <w:t xml:space="preserve"> </w:t>
+      </w:r>
+      <w:r>
+        <w:rPr>
+          <w:rStyle w:val="VerbatimChar"/>
+        </w:rPr>
+        <w:t xml:space="preserve">lp_report</w:t>
+      </w:r>
+      <w:r>
+        <w:t xml:space="preserve"> </w:t>
+      </w:r>
+      <w:r>
+        <w:t xml:space="preserve">+ subject_id fund). "Quarterly LP report" button on Capital accounts (defaults to the current quarter, FY-quarter label derived from the end date). No schema change. 3 tests (</w:t>
+      </w:r>
+      <w:r>
+        <w:rPr>
+          <w:rStyle w:val="VerbatimChar"/>
+        </w:rPr>
+        <w:t xml:space="preserve">test_lp_report.py</w:t>
+      </w:r>
+      <w:r>
+        <w:t xml:space="preserve">).</w:t>
       </w:r>
     </w:p>
     <w:p>

--- a/REQUIREMENTS.docx
+++ b/REQUIREMENTS.docx
@@ -5891,7 +5891,7 @@
           <w:b/>
           <w:bCs/>
         </w:rPr>
-        <w:t xml:space="preserve">FR-J-22 (M — added v1.7, Vestberry gap)</w:t>
+        <w:t xml:space="preserve">FR-J-24 (M — added v1.7, Vestberry gap)</w:t>
       </w:r>
       <w:r>
         <w:t xml:space="preserve"> </w:t>
@@ -5907,105 +5907,39 @@
           <w:b/>
           <w:bCs/>
         </w:rPr>
-        <w:t xml:space="preserve">Quarterly LP report pack</w:t>
-      </w:r>
-      <w:r>
-        <w:t xml:space="preserve">: a one-click quarterly report document per fund — fund snapshot (committed / drawn / uncalled / distributed), since-inception</w:t>
-      </w:r>
-      <w:r>
-        <w:t xml:space="preserve"> </w:t>
-      </w:r>
-      <w:r>
-        <w:rPr>
-          <w:b/>
-          <w:bCs/>
-        </w:rPr>
-        <w:t xml:space="preserve">performance</w:t>
-      </w:r>
-      <w:r>
-        <w:t xml:space="preserve"> </w:t>
-      </w:r>
-      <w:r>
-        <w:t xml:space="preserve">(NAV, NAV per unit, DPI / RVPI / TVPI / XIRR),</w:t>
-      </w:r>
-      <w:r>
-        <w:t xml:space="preserve"> </w:t>
-      </w:r>
-      <w:r>
-        <w:rPr>
-          <w:b/>
-          <w:bCs/>
-        </w:rPr>
-        <w:t xml:space="preserve">activity this period</w:t>
-      </w:r>
-      <w:r>
-        <w:t xml:space="preserve"> </w:t>
-      </w:r>
-      <w:r>
-        <w:t xml:space="preserve">(capital calls by due date and distributions by date falling in the reporting window, with amounts and carry), the</w:t>
-      </w:r>
-      <w:r>
-        <w:t xml:space="preserve"> </w:t>
-      </w:r>
-      <w:r>
-        <w:rPr>
-          <w:b/>
-          <w:bCs/>
-        </w:rPr>
-        <w:t xml:space="preserve">Schedule of Investments</w:t>
-      </w:r>
-      <w:r>
-        <w:t xml:space="preserve"> </w:t>
-      </w:r>
-      <w:r>
-        <w:t xml:space="preserve">with totals, and</w:t>
-      </w:r>
-      <w:r>
-        <w:t xml:space="preserve"> </w:t>
-      </w:r>
-      <w:r>
-        <w:rPr>
-          <w:b/>
-          <w:bCs/>
-        </w:rPr>
-        <w:t xml:space="preserve">valuation status</w:t>
-      </w:r>
-      <w:r>
-        <w:t xml:space="preserve"> </w:t>
-      </w:r>
-      <w:r>
-        <w:t xml:space="preserve">vs the FR-J-15 policy — composed entirely from the existing capital-accounts / performance / SOI / valuation services, amounts lakh/crore-formatted, unaudited-figures disclaimer. The report</w:t>
-      </w:r>
-      <w:r>
-        <w:t xml:space="preserve"> </w:t>
-      </w:r>
-      <w:r>
-        <w:rPr>
-          <w:b/>
-          <w:bCs/>
-        </w:rPr>
-        <w:t xml:space="preserve">surfaces automatically in every LP's portal</w:t>
-      </w:r>
-      <w:r>
-        <w:t xml:space="preserve"> </w:t>
-      </w:r>
-      <w:r>
-        <w:t xml:space="preserve">statements list (fund-wide, alongside their personal capital-account statements and Form 64C).</w:t>
-      </w:r>
-      <w:r>
-        <w:t xml:space="preserve"> </w:t>
-      </w:r>
-      <w:r>
-        <w:rPr>
-          <w:rStyle w:val="VerbatimChar"/>
-        </w:rPr>
-        <w:t xml:space="preserve">POST /funds/{id}/lp-report</w:t>
-      </w:r>
-      <w:r>
-        <w:t xml:space="preserve"> </w:t>
-      </w:r>
-      <w:r>
-        <w:t xml:space="preserve">(period label + start/end; 400 on inverted period).</w:t>
+        <w:t xml:space="preserve">Internal benchmarking (portfolio medians)</w:t>
+      </w:r>
+      <w:r>
+        <w:t xml:space="preserve">: each portfolio company's latest period side-by-side on the core metrics (revenue, revenue growth %, monthly burn, runway, headcount)</w:t>
+      </w:r>
+      <w:r>
+        <w:t xml:space="preserve"> </w:t>
+      </w:r>
+      <w:r>
+        <w:rPr>
+          <w:b/>
+          <w:bCs/>
+        </w:rPr>
+        <w:t xml:space="preserve">and every custom metric from FR-J-23</w:t>
+      </w:r>
+      <w:r>
+        <w:t xml:space="preserve">, against the</w:t>
+      </w:r>
+      <w:r>
+        <w:t xml:space="preserve"> </w:t>
+      </w:r>
+      <w:r>
+        <w:rPr>
+          <w:b/>
+          <w:bCs/>
+        </w:rPr>
+        <w:t xml:space="preserve">portfolio median</w:t>
+      </w:r>
+      <w:r>
+        <w:t xml:space="preserve"> </w:t>
+      </w:r>
+      <w:r>
+        <w:t xml:space="preserve">per metric, with above/below markers. Answers "is this company normal</w:t>
       </w:r>
       <w:r>
         <w:t xml:space="preserve"> </w:t>
@@ -6015,121 +5949,19 @@
           <w:i/>
           <w:iCs/>
         </w:rPr>
-        <w:t xml:space="preserve">Remaining:</w:t>
-      </w:r>
-      <w:r>
-        <w:t xml:space="preserve"> </w:t>
-      </w:r>
-      <w:r>
-        <w:t xml:space="preserve">per-LP personalised section (their capital account inside the pack); scheduled quarterly runs; PDF branding.</w:t>
-      </w:r>
-    </w:p>
-    <w:p>
-      <w:pPr>
-        <w:pStyle w:val="Compact"/>
-        <w:numPr>
-          <w:ilvl w:val="0"/>
-          <w:numId w:val="1013"/>
-        </w:numPr>
-      </w:pPr>
-      <w:r>
-        <w:rPr>
-          <w:b/>
-          <w:bCs/>
-        </w:rPr>
-        <w:t xml:space="preserve">FR-J-21 (M — added v1.7, Vestberry gap)</w:t>
-      </w:r>
-      <w:r>
-        <w:t xml:space="preserve"> </w:t>
-      </w:r>
-      <w:r>
-        <w:t xml:space="preserve">✅</w:t>
-      </w:r>
-      <w:r>
-        <w:t xml:space="preserve"> </w:t>
-      </w:r>
-      <w:r>
-        <w:rPr>
-          <w:b/>
-          <w:bCs/>
-        </w:rPr>
-        <w:t xml:space="preserve">Company tear sheets</w:t>
-      </w:r>
-      <w:r>
-        <w:t xml:space="preserve">: a one-pager document per portfolio company generated in one click from the Portfolio table — investment summary (instrument, invested, ownership, reporting contact),</w:t>
-      </w:r>
-      <w:r>
-        <w:t xml:space="preserve"> </w:t>
-      </w:r>
-      <w:r>
-        <w:rPr>
-          <w:b/>
-          <w:bCs/>
-        </w:rPr>
-        <w:t xml:space="preserve">value &amp; MOIC</w:t>
-      </w:r>
-      <w:r>
-        <w:t xml:space="preserve"> </w:t>
-      </w:r>
-      <w:r>
-        <w:t xml:space="preserve">(cost, fair value, unrealised gain), the</w:t>
-      </w:r>
-      <w:r>
-        <w:t xml:space="preserve"> </w:t>
-      </w:r>
-      <w:r>
-        <w:rPr>
-          <w:b/>
-          <w:bCs/>
-        </w:rPr>
-        <w:t xml:space="preserve">latest valuation</w:t>
-      </w:r>
-      <w:r>
-        <w:t xml:space="preserve"> </w:t>
-      </w:r>
-      <w:r>
-        <w:t xml:space="preserve">(value, methodology, valuer, independence, as-of — or "fund's own mark" when only a mark exists), the</w:t>
-      </w:r>
-      <w:r>
-        <w:t xml:space="preserve"> </w:t>
-      </w:r>
-      <w:r>
-        <w:rPr>
-          <w:b/>
-          <w:bCs/>
-        </w:rPr>
-        <w:t xml:space="preserve">KPI trend</w:t>
-      </w:r>
-      <w:r>
-        <w:t xml:space="preserve"> </w:t>
-      </w:r>
-      <w:r>
-        <w:t xml:space="preserve">(last 4 periods, newest first, with runway) and the company's</w:t>
-      </w:r>
-      <w:r>
-        <w:t xml:space="preserve"> </w:t>
-      </w:r>
-      <w:r>
-        <w:rPr>
-          <w:b/>
-          <w:bCs/>
-        </w:rPr>
-        <w:t xml:space="preserve">active signals</w:t>
-      </w:r>
-      <w:r>
-        <w:t xml:space="preserve"> </w:t>
-      </w:r>
-      <w:r>
-        <w:t xml:space="preserve">from FR-J-20 (or a healthy note) — composed entirely from the monitoring/valuation/signals services, amounts lakh/crore-formatted. Lands in the entity's Documents (PDF-renderable like all documents).</w:t>
-      </w:r>
-      <w:r>
-        <w:t xml:space="preserve"> </w:t>
-      </w:r>
-      <w:r>
-        <w:rPr>
-          <w:rStyle w:val="VerbatimChar"/>
-        </w:rPr>
-        <w:t xml:space="preserve">POST /funds/{id}/portfolio/{iid}/tear-sheet</w:t>
+        <w:t xml:space="preserve">for this portfolio</w:t>
+      </w:r>
+      <w:r>
+        <w:t xml:space="preserve">" without external comps data (which is why external benchmarks stay out of scope). Pure derivation over the monitoring data, no schema.</w:t>
+      </w:r>
+      <w:r>
+        <w:t xml:space="preserve"> </w:t>
+      </w:r>
+      <w:r>
+        <w:rPr>
+          <w:rStyle w:val="VerbatimChar"/>
+        </w:rPr>
+        <w:t xml:space="preserve">GET /funds/{id}/benchmarks</w:t>
       </w:r>
       <w:r>
         <w:t xml:space="preserve">.</w:t>
@@ -6148,7 +5980,7 @@
         <w:t xml:space="preserve"> </w:t>
       </w:r>
       <w:r>
-        <w:t xml:space="preserve">custom sections/branding; batch generation for the whole portfolio.</w:t>
+        <w:t xml:space="preserve">quartiles; cohort filters (by vintage/sector).</w:t>
       </w:r>
     </w:p>
     <w:p>
@@ -6164,7 +5996,7 @@
           <w:b/>
           <w:bCs/>
         </w:rPr>
-        <w:t xml:space="preserve">FR-J-20 (M — added v1.7, Vestberry gap)</w:t>
+        <w:t xml:space="preserve">FR-J-23 (M — added v1.7, Vestberry gap)</w:t>
       </w:r>
       <w:r>
         <w:t xml:space="preserve"> </w:t>
@@ -6180,102 +6012,53 @@
           <w:b/>
           <w:bCs/>
         </w:rPr>
-        <w:t xml:space="preserve">Portfolio signals</w:t>
-      </w:r>
-      <w:r>
-        <w:t xml:space="preserve">: rules-based early warning derived from the KPI history and marks —</w:t>
-      </w:r>
-      <w:r>
-        <w:t xml:space="preserve"> </w:t>
-      </w:r>
-      <w:r>
-        <w:rPr>
-          <w:b/>
-          <w:bCs/>
-        </w:rPr>
-        <w:t xml:space="preserve">revenue decline</w:t>
-      </w:r>
-      <w:r>
-        <w:t xml:space="preserve"> </w:t>
-      </w:r>
-      <w:r>
-        <w:t xml:space="preserve">period-over-period (high severity beyond 20%),</w:t>
-      </w:r>
-      <w:r>
-        <w:t xml:space="preserve"> </w:t>
-      </w:r>
-      <w:r>
-        <w:rPr>
-          <w:b/>
-          <w:bCs/>
-        </w:rPr>
-        <w:t xml:space="preserve">low runway</w:t>
-      </w:r>
-      <w:r>
-        <w:t xml:space="preserve"> </w:t>
-      </w:r>
-      <w:r>
-        <w:t xml:space="preserve">(&lt; 6 months),</w:t>
-      </w:r>
-      <w:r>
-        <w:t xml:space="preserve"> </w:t>
-      </w:r>
-      <w:r>
-        <w:rPr>
-          <w:b/>
-          <w:bCs/>
-        </w:rPr>
-        <w:t xml:space="preserve">mark below cost</w:t>
-      </w:r>
-      <w:r>
-        <w:t xml:space="preserve"> </w:t>
-      </w:r>
-      <w:r>
-        <w:t xml:space="preserve">(impairment %),</w:t>
-      </w:r>
-      <w:r>
-        <w:t xml:space="preserve"> </w:t>
-      </w:r>
-      <w:r>
-        <w:rPr>
-          <w:b/>
-          <w:bCs/>
-        </w:rPr>
-        <w:t xml:space="preserve">reporting gone silent</w:t>
-      </w:r>
-      <w:r>
-        <w:t xml:space="preserve"> </w:t>
-      </w:r>
-      <w:r>
-        <w:t xml:space="preserve">(&gt; 6 months since the last period; "never reported" info) — plus the positive signal,</w:t>
-      </w:r>
-      <w:r>
-        <w:t xml:space="preserve"> </w:t>
-      </w:r>
-      <w:r>
-        <w:rPr>
-          <w:b/>
-          <w:bCs/>
-        </w:rPr>
-        <w:t xml:space="preserve">follow-on candidates</w:t>
-      </w:r>
-      <w:r>
-        <w:t xml:space="preserve"> </w:t>
-      </w:r>
-      <w:r>
-        <w:t xml:space="preserve">(growing revenue with ≥ 12 months runway, feeding the FR-J-12 reserves decision). Severity roll-ups (high / warn / info / positive / all-clear) and per-company signal rows, worst first. Pure derivation, no schema.</w:t>
-      </w:r>
-      <w:r>
-        <w:t xml:space="preserve"> </w:t>
-      </w:r>
-      <w:r>
-        <w:rPr>
-          <w:rStyle w:val="VerbatimChar"/>
-        </w:rPr>
-        <w:t xml:space="preserve">GET /funds/{id}/signals</w:t>
-      </w:r>
-      <w:r>
-        <w:t xml:space="preserve">.</w:t>
+        <w:t xml:space="preserve">Custom KPI definitions + ESG presets</w:t>
+      </w:r>
+      <w:r>
+        <w:t xml:space="preserve">: a fund defines its own metrics (label + unit ₹/number/%; key auto-slugged from the label) collected alongside the core KPIs — with one-click</w:t>
+      </w:r>
+      <w:r>
+        <w:t xml:space="preserve"> </w:t>
+      </w:r>
+      <w:r>
+        <w:rPr>
+          <w:b/>
+          <w:bCs/>
+        </w:rPr>
+        <w:t xml:space="preserve">ESG presets</w:t>
+      </w:r>
+      <w:r>
+        <w:t xml:space="preserve"> </w:t>
+      </w:r>
+      <w:r>
+        <w:t xml:space="preserve">(female headcount %, independent directors %, GHG emissions, energy use, CSR spend — rules-as-data). Values are captured per period on the KPI report (stored as JSON on the period, filtered to defined keys) and flow into monitoring and FR-J-24 benchmarking. Deleting a definition keeps historical values, they just stop being shown.</w:t>
+      </w:r>
+      <w:r>
+        <w:t xml:space="preserve"> </w:t>
+      </w:r>
+      <w:r>
+        <w:rPr>
+          <w:rStyle w:val="VerbatimChar"/>
+        </w:rPr>
+        <w:t xml:space="preserve">GET/POST /funds/{id}/kpi-definitions</w:t>
+      </w:r>
+      <w:r>
+        <w:t xml:space="preserve">,</w:t>
+      </w:r>
+      <w:r>
+        <w:t xml:space="preserve"> </w:t>
+      </w:r>
+      <w:r>
+        <w:rPr>
+          <w:rStyle w:val="VerbatimChar"/>
+        </w:rPr>
+        <w:t xml:space="preserve">DELETE .../{id}</w:t>
+      </w:r>
+      <w:r>
+        <w:t xml:space="preserve"> </w:t>
+      </w:r>
+      <w:r>
+        <w:t xml:space="preserve">(409 duplicate key).</w:t>
       </w:r>
       <w:r>
         <w:t xml:space="preserve"> </w:t>
@@ -6291,7 +6074,7 @@
         <w:t xml:space="preserve"> </w:t>
       </w:r>
       <w:r>
-        <w:t xml:space="preserve">signal thresholds per fund; notification digests.</w:t>
+        <w:t xml:space="preserve">custom metrics on portal KPI requests (investee self-reporting); per-metric trend charts.</w:t>
       </w:r>
     </w:p>
     <w:p>
@@ -6307,7 +6090,7 @@
           <w:b/>
           <w:bCs/>
         </w:rPr>
-        <w:t xml:space="preserve">FR-J-19 (M — added v1.7, Vestberry gap)</w:t>
+        <w:t xml:space="preserve">FR-J-22 (M — added v1.7, Vestberry gap)</w:t>
       </w:r>
       <w:r>
         <w:t xml:space="preserve"> </w:t>
@@ -6323,137 +6106,105 @@
           <w:b/>
           <w:bCs/>
         </w:rPr>
-        <w:t xml:space="preserve">KPI reporting requests (investee self-service)</w:t>
-      </w:r>
-      <w:r>
-        <w:t xml:space="preserve">: the GP asks each portfolio company's</w:t>
-      </w:r>
-      <w:r>
-        <w:t xml:space="preserve"> </w:t>
-      </w:r>
-      <w:r>
-        <w:rPr>
-          <w:b/>
-          <w:bCs/>
-        </w:rPr>
-        <w:t xml:space="preserve">reporting contact</w:t>
-      </w:r>
-      <w:r>
-        <w:t xml:space="preserve"> </w:t>
-      </w:r>
-      <w:r>
-        <w:t xml:space="preserve">(email stored on the investment) for a KPI period; the contact sees the request in</w:t>
-      </w:r>
-      <w:r>
-        <w:t xml:space="preserve"> </w:t>
-      </w:r>
-      <w:r>
-        <w:rPr>
-          <w:b/>
-          <w:bCs/>
-        </w:rPr>
-        <w:t xml:space="preserve">their portal</w:t>
-      </w:r>
-      <w:r>
-        <w:t xml:space="preserve"> </w:t>
-      </w:r>
-      <w:r>
-        <w:t xml:space="preserve">(plus an in-app notification if they have an account) with due date and overdue flag, submits revenue/cash/burn/headcount, and the GP</w:t>
-      </w:r>
-      <w:r>
-        <w:t xml:space="preserve"> </w:t>
-      </w:r>
-      <w:r>
-        <w:rPr>
-          <w:b/>
-          <w:bCs/>
-        </w:rPr>
-        <w:t xml:space="preserve">accepts</w:t>
-      </w:r>
-      <w:r>
-        <w:t xml:space="preserve"> </w:t>
-      </w:r>
-      <w:r>
-        <w:t xml:space="preserve">the submission into</w:t>
-      </w:r>
-      <w:r>
-        <w:t xml:space="preserve"> </w:t>
-      </w:r>
-      <w:r>
-        <w:rPr>
-          <w:rStyle w:val="VerbatimChar"/>
-        </w:rPr>
-        <w:t xml:space="preserve">PortfolioKPI</w:t>
-      </w:r>
-      <w:r>
-        <w:t xml:space="preserve"> </w:t>
-      </w:r>
-      <w:r>
-        <w:t xml:space="preserve">(or</w:t>
-      </w:r>
-      <w:r>
-        <w:t xml:space="preserve"> </w:t>
-      </w:r>
-      <w:r>
-        <w:rPr>
-          <w:b/>
-          <w:bCs/>
-        </w:rPr>
-        <w:t xml:space="preserve">reopens</w:t>
-      </w:r>
-      <w:r>
-        <w:t xml:space="preserve"> </w:t>
-      </w:r>
-      <w:r>
-        <w:t xml:space="preserve">it for resubmission). Request lifecycle pending → submitted → accepted, email-scoped submission, 409 double-submit/accept guards.</w:t>
-      </w:r>
-      <w:r>
-        <w:t xml:space="preserve"> </w:t>
-      </w:r>
-      <w:r>
-        <w:rPr>
-          <w:rStyle w:val="VerbatimChar"/>
-        </w:rPr>
-        <w:t xml:space="preserve">POST /funds/{id}/portfolio/{iid}/kpi-requests</w:t>
-      </w:r>
-      <w:r>
-        <w:t xml:space="preserve">,</w:t>
-      </w:r>
-      <w:r>
-        <w:t xml:space="preserve"> </w:t>
-      </w:r>
-      <w:r>
-        <w:rPr>
-          <w:rStyle w:val="VerbatimChar"/>
-        </w:rPr>
-        <w:t xml:space="preserve">GET /funds/{id}/kpi-requests</w:t>
-      </w:r>
-      <w:r>
-        <w:t xml:space="preserve">,</w:t>
-      </w:r>
-      <w:r>
-        <w:t xml:space="preserve"> </w:t>
-      </w:r>
-      <w:r>
-        <w:rPr>
-          <w:rStyle w:val="VerbatimChar"/>
-        </w:rPr>
-        <w:t xml:space="preserve">POST .../accept|reopen</w:t>
-      </w:r>
-      <w:r>
-        <w:t xml:space="preserve">, portal</w:t>
-      </w:r>
-      <w:r>
-        <w:t xml:space="preserve"> </w:t>
-      </w:r>
-      <w:r>
-        <w:rPr>
-          <w:rStyle w:val="VerbatimChar"/>
-        </w:rPr>
-        <w:t xml:space="preserve">POST /portal/kpi-requests/{id}/submit</w:t>
-      </w:r>
-      <w:r>
-        <w:t xml:space="preserve">.</w:t>
+        <w:t xml:space="preserve">Quarterly LP report pack</w:t>
+      </w:r>
+      <w:r>
+        <w:t xml:space="preserve">: a one-click quarterly report document per fund — fund snapshot (committed / drawn / uncalled / distributed), since-inception</w:t>
+      </w:r>
+      <w:r>
+        <w:t xml:space="preserve"> </w:t>
+      </w:r>
+      <w:r>
+        <w:rPr>
+          <w:b/>
+          <w:bCs/>
+        </w:rPr>
+        <w:t xml:space="preserve">performance</w:t>
+      </w:r>
+      <w:r>
+        <w:t xml:space="preserve"> </w:t>
+      </w:r>
+      <w:r>
+        <w:t xml:space="preserve">(NAV, NAV per unit, DPI / RVPI / TVPI / XIRR),</w:t>
+      </w:r>
+      <w:r>
+        <w:t xml:space="preserve"> </w:t>
+      </w:r>
+      <w:r>
+        <w:rPr>
+          <w:b/>
+          <w:bCs/>
+        </w:rPr>
+        <w:t xml:space="preserve">activity this period</w:t>
+      </w:r>
+      <w:r>
+        <w:t xml:space="preserve"> </w:t>
+      </w:r>
+      <w:r>
+        <w:t xml:space="preserve">(capital calls by due date and distributions by date falling in the reporting window, with amounts and carry), the</w:t>
+      </w:r>
+      <w:r>
+        <w:t xml:space="preserve"> </w:t>
+      </w:r>
+      <w:r>
+        <w:rPr>
+          <w:b/>
+          <w:bCs/>
+        </w:rPr>
+        <w:t xml:space="preserve">Schedule of Investments</w:t>
+      </w:r>
+      <w:r>
+        <w:t xml:space="preserve"> </w:t>
+      </w:r>
+      <w:r>
+        <w:t xml:space="preserve">with totals, and</w:t>
+      </w:r>
+      <w:r>
+        <w:t xml:space="preserve"> </w:t>
+      </w:r>
+      <w:r>
+        <w:rPr>
+          <w:b/>
+          <w:bCs/>
+        </w:rPr>
+        <w:t xml:space="preserve">valuation status</w:t>
+      </w:r>
+      <w:r>
+        <w:t xml:space="preserve"> </w:t>
+      </w:r>
+      <w:r>
+        <w:t xml:space="preserve">vs the FR-J-15 policy — composed entirely from the existing capital-accounts / performance / SOI / valuation services, amounts lakh/crore-formatted, unaudited-figures disclaimer. The report</w:t>
+      </w:r>
+      <w:r>
+        <w:t xml:space="preserve"> </w:t>
+      </w:r>
+      <w:r>
+        <w:rPr>
+          <w:b/>
+          <w:bCs/>
+        </w:rPr>
+        <w:t xml:space="preserve">surfaces automatically in every LP's portal</w:t>
+      </w:r>
+      <w:r>
+        <w:t xml:space="preserve"> </w:t>
+      </w:r>
+      <w:r>
+        <w:t xml:space="preserve">statements list (fund-wide, alongside their personal capital-account statements and Form 64C).</w:t>
+      </w:r>
+      <w:r>
+        <w:t xml:space="preserve"> </w:t>
+      </w:r>
+      <w:r>
+        <w:rPr>
+          <w:rStyle w:val="VerbatimChar"/>
+        </w:rPr>
+        <w:t xml:space="preserve">POST /funds/{id}/lp-report</w:t>
+      </w:r>
+      <w:r>
+        <w:t xml:space="preserve"> </w:t>
+      </w:r>
+      <w:r>
+        <w:t xml:space="preserve">(period label + start/end; 400 on inverted period).</w:t>
       </w:r>
       <w:r>
         <w:t xml:space="preserve"> </w:t>
@@ -6469,7 +6220,468 @@
         <w:t xml:space="preserve"> </w:t>
       </w:r>
       <w:r>
-        <w:t xml:space="preserve">recurring request schedules; custom-metric requests (FR-J-23 planned).</w:t>
+        <w:t xml:space="preserve">per-LP personalised section (their capital account inside the pack); scheduled quarterly runs; PDF branding.</w:t>
+      </w:r>
+    </w:p>
+    <w:p>
+      <w:pPr>
+        <w:pStyle w:val="Compact"/>
+        <w:numPr>
+          <w:ilvl w:val="0"/>
+          <w:numId w:val="1013"/>
+        </w:numPr>
+      </w:pPr>
+      <w:r>
+        <w:rPr>
+          <w:b/>
+          <w:bCs/>
+        </w:rPr>
+        <w:t xml:space="preserve">FR-J-21 (M — added v1.7, Vestberry gap)</w:t>
+      </w:r>
+      <w:r>
+        <w:t xml:space="preserve"> </w:t>
+      </w:r>
+      <w:r>
+        <w:t xml:space="preserve">✅</w:t>
+      </w:r>
+      <w:r>
+        <w:t xml:space="preserve"> </w:t>
+      </w:r>
+      <w:r>
+        <w:rPr>
+          <w:b/>
+          <w:bCs/>
+        </w:rPr>
+        <w:t xml:space="preserve">Company tear sheets</w:t>
+      </w:r>
+      <w:r>
+        <w:t xml:space="preserve">: a one-pager document per portfolio company generated in one click from the Portfolio table — investment summary (instrument, invested, ownership, reporting contact),</w:t>
+      </w:r>
+      <w:r>
+        <w:t xml:space="preserve"> </w:t>
+      </w:r>
+      <w:r>
+        <w:rPr>
+          <w:b/>
+          <w:bCs/>
+        </w:rPr>
+        <w:t xml:space="preserve">value &amp; MOIC</w:t>
+      </w:r>
+      <w:r>
+        <w:t xml:space="preserve"> </w:t>
+      </w:r>
+      <w:r>
+        <w:t xml:space="preserve">(cost, fair value, unrealised gain), the</w:t>
+      </w:r>
+      <w:r>
+        <w:t xml:space="preserve"> </w:t>
+      </w:r>
+      <w:r>
+        <w:rPr>
+          <w:b/>
+          <w:bCs/>
+        </w:rPr>
+        <w:t xml:space="preserve">latest valuation</w:t>
+      </w:r>
+      <w:r>
+        <w:t xml:space="preserve"> </w:t>
+      </w:r>
+      <w:r>
+        <w:t xml:space="preserve">(value, methodology, valuer, independence, as-of — or "fund's own mark" when only a mark exists), the</w:t>
+      </w:r>
+      <w:r>
+        <w:t xml:space="preserve"> </w:t>
+      </w:r>
+      <w:r>
+        <w:rPr>
+          <w:b/>
+          <w:bCs/>
+        </w:rPr>
+        <w:t xml:space="preserve">KPI trend</w:t>
+      </w:r>
+      <w:r>
+        <w:t xml:space="preserve"> </w:t>
+      </w:r>
+      <w:r>
+        <w:t xml:space="preserve">(last 4 periods, newest first, with runway) and the company's</w:t>
+      </w:r>
+      <w:r>
+        <w:t xml:space="preserve"> </w:t>
+      </w:r>
+      <w:r>
+        <w:rPr>
+          <w:b/>
+          <w:bCs/>
+        </w:rPr>
+        <w:t xml:space="preserve">active signals</w:t>
+      </w:r>
+      <w:r>
+        <w:t xml:space="preserve"> </w:t>
+      </w:r>
+      <w:r>
+        <w:t xml:space="preserve">from FR-J-20 (or a healthy note) — composed entirely from the monitoring/valuation/signals services, amounts lakh/crore-formatted. Lands in the entity's Documents (PDF-renderable like all documents).</w:t>
+      </w:r>
+      <w:r>
+        <w:t xml:space="preserve"> </w:t>
+      </w:r>
+      <w:r>
+        <w:rPr>
+          <w:rStyle w:val="VerbatimChar"/>
+        </w:rPr>
+        <w:t xml:space="preserve">POST /funds/{id}/portfolio/{iid}/tear-sheet</w:t>
+      </w:r>
+      <w:r>
+        <w:t xml:space="preserve">.</w:t>
+      </w:r>
+      <w:r>
+        <w:t xml:space="preserve"> </w:t>
+      </w:r>
+      <w:r>
+        <w:rPr>
+          <w:i/>
+          <w:iCs/>
+        </w:rPr>
+        <w:t xml:space="preserve">Remaining:</w:t>
+      </w:r>
+      <w:r>
+        <w:t xml:space="preserve"> </w:t>
+      </w:r>
+      <w:r>
+        <w:t xml:space="preserve">custom sections/branding; batch generation for the whole portfolio.</w:t>
+      </w:r>
+    </w:p>
+    <w:p>
+      <w:pPr>
+        <w:pStyle w:val="Compact"/>
+        <w:numPr>
+          <w:ilvl w:val="0"/>
+          <w:numId w:val="1013"/>
+        </w:numPr>
+      </w:pPr>
+      <w:r>
+        <w:rPr>
+          <w:b/>
+          <w:bCs/>
+        </w:rPr>
+        <w:t xml:space="preserve">FR-J-20 (M — added v1.7, Vestberry gap)</w:t>
+      </w:r>
+      <w:r>
+        <w:t xml:space="preserve"> </w:t>
+      </w:r>
+      <w:r>
+        <w:t xml:space="preserve">✅</w:t>
+      </w:r>
+      <w:r>
+        <w:t xml:space="preserve"> </w:t>
+      </w:r>
+      <w:r>
+        <w:rPr>
+          <w:b/>
+          <w:bCs/>
+        </w:rPr>
+        <w:t xml:space="preserve">Portfolio signals</w:t>
+      </w:r>
+      <w:r>
+        <w:t xml:space="preserve">: rules-based early warning derived from the KPI history and marks —</w:t>
+      </w:r>
+      <w:r>
+        <w:t xml:space="preserve"> </w:t>
+      </w:r>
+      <w:r>
+        <w:rPr>
+          <w:b/>
+          <w:bCs/>
+        </w:rPr>
+        <w:t xml:space="preserve">revenue decline</w:t>
+      </w:r>
+      <w:r>
+        <w:t xml:space="preserve"> </w:t>
+      </w:r>
+      <w:r>
+        <w:t xml:space="preserve">period-over-period (high severity beyond 20%),</w:t>
+      </w:r>
+      <w:r>
+        <w:t xml:space="preserve"> </w:t>
+      </w:r>
+      <w:r>
+        <w:rPr>
+          <w:b/>
+          <w:bCs/>
+        </w:rPr>
+        <w:t xml:space="preserve">low runway</w:t>
+      </w:r>
+      <w:r>
+        <w:t xml:space="preserve"> </w:t>
+      </w:r>
+      <w:r>
+        <w:t xml:space="preserve">(&lt; 6 months),</w:t>
+      </w:r>
+      <w:r>
+        <w:t xml:space="preserve"> </w:t>
+      </w:r>
+      <w:r>
+        <w:rPr>
+          <w:b/>
+          <w:bCs/>
+        </w:rPr>
+        <w:t xml:space="preserve">mark below cost</w:t>
+      </w:r>
+      <w:r>
+        <w:t xml:space="preserve"> </w:t>
+      </w:r>
+      <w:r>
+        <w:t xml:space="preserve">(impairment %),</w:t>
+      </w:r>
+      <w:r>
+        <w:t xml:space="preserve"> </w:t>
+      </w:r>
+      <w:r>
+        <w:rPr>
+          <w:b/>
+          <w:bCs/>
+        </w:rPr>
+        <w:t xml:space="preserve">reporting gone silent</w:t>
+      </w:r>
+      <w:r>
+        <w:t xml:space="preserve"> </w:t>
+      </w:r>
+      <w:r>
+        <w:t xml:space="preserve">(&gt; 6 months since the last period; "never reported" info) — plus the positive signal,</w:t>
+      </w:r>
+      <w:r>
+        <w:t xml:space="preserve"> </w:t>
+      </w:r>
+      <w:r>
+        <w:rPr>
+          <w:b/>
+          <w:bCs/>
+        </w:rPr>
+        <w:t xml:space="preserve">follow-on candidates</w:t>
+      </w:r>
+      <w:r>
+        <w:t xml:space="preserve"> </w:t>
+      </w:r>
+      <w:r>
+        <w:t xml:space="preserve">(growing revenue with ≥ 12 months runway, feeding the FR-J-12 reserves decision). Severity roll-ups (high / warn / info / positive / all-clear) and per-company signal rows, worst first. Pure derivation, no schema.</w:t>
+      </w:r>
+      <w:r>
+        <w:t xml:space="preserve"> </w:t>
+      </w:r>
+      <w:r>
+        <w:rPr>
+          <w:rStyle w:val="VerbatimChar"/>
+        </w:rPr>
+        <w:t xml:space="preserve">GET /funds/{id}/signals</w:t>
+      </w:r>
+      <w:r>
+        <w:t xml:space="preserve">.</w:t>
+      </w:r>
+      <w:r>
+        <w:t xml:space="preserve"> </w:t>
+      </w:r>
+      <w:r>
+        <w:rPr>
+          <w:i/>
+          <w:iCs/>
+        </w:rPr>
+        <w:t xml:space="preserve">Remaining:</w:t>
+      </w:r>
+      <w:r>
+        <w:t xml:space="preserve"> </w:t>
+      </w:r>
+      <w:r>
+        <w:t xml:space="preserve">signal thresholds per fund; notification digests.</w:t>
+      </w:r>
+    </w:p>
+    <w:p>
+      <w:pPr>
+        <w:pStyle w:val="Compact"/>
+        <w:numPr>
+          <w:ilvl w:val="0"/>
+          <w:numId w:val="1013"/>
+        </w:numPr>
+      </w:pPr>
+      <w:r>
+        <w:rPr>
+          <w:b/>
+          <w:bCs/>
+        </w:rPr>
+        <w:t xml:space="preserve">FR-J-19 (M — added v1.7, Vestberry gap)</w:t>
+      </w:r>
+      <w:r>
+        <w:t xml:space="preserve"> </w:t>
+      </w:r>
+      <w:r>
+        <w:t xml:space="preserve">✅</w:t>
+      </w:r>
+      <w:r>
+        <w:t xml:space="preserve"> </w:t>
+      </w:r>
+      <w:r>
+        <w:rPr>
+          <w:b/>
+          <w:bCs/>
+        </w:rPr>
+        <w:t xml:space="preserve">KPI reporting requests (investee self-service)</w:t>
+      </w:r>
+      <w:r>
+        <w:t xml:space="preserve">: the GP asks each portfolio company's</w:t>
+      </w:r>
+      <w:r>
+        <w:t xml:space="preserve"> </w:t>
+      </w:r>
+      <w:r>
+        <w:rPr>
+          <w:b/>
+          <w:bCs/>
+        </w:rPr>
+        <w:t xml:space="preserve">reporting contact</w:t>
+      </w:r>
+      <w:r>
+        <w:t xml:space="preserve"> </w:t>
+      </w:r>
+      <w:r>
+        <w:t xml:space="preserve">(email stored on the investment) for a KPI period; the contact sees the request in</w:t>
+      </w:r>
+      <w:r>
+        <w:t xml:space="preserve"> </w:t>
+      </w:r>
+      <w:r>
+        <w:rPr>
+          <w:b/>
+          <w:bCs/>
+        </w:rPr>
+        <w:t xml:space="preserve">their portal</w:t>
+      </w:r>
+      <w:r>
+        <w:t xml:space="preserve"> </w:t>
+      </w:r>
+      <w:r>
+        <w:t xml:space="preserve">(plus an in-app notification if they have an account) with due date and overdue flag, submits revenue/cash/burn/headcount, and the GP</w:t>
+      </w:r>
+      <w:r>
+        <w:t xml:space="preserve"> </w:t>
+      </w:r>
+      <w:r>
+        <w:rPr>
+          <w:b/>
+          <w:bCs/>
+        </w:rPr>
+        <w:t xml:space="preserve">accepts</w:t>
+      </w:r>
+      <w:r>
+        <w:t xml:space="preserve"> </w:t>
+      </w:r>
+      <w:r>
+        <w:t xml:space="preserve">the submission into</w:t>
+      </w:r>
+      <w:r>
+        <w:t xml:space="preserve"> </w:t>
+      </w:r>
+      <w:r>
+        <w:rPr>
+          <w:rStyle w:val="VerbatimChar"/>
+        </w:rPr>
+        <w:t xml:space="preserve">PortfolioKPI</w:t>
+      </w:r>
+      <w:r>
+        <w:t xml:space="preserve"> </w:t>
+      </w:r>
+      <w:r>
+        <w:t xml:space="preserve">(or</w:t>
+      </w:r>
+      <w:r>
+        <w:t xml:space="preserve"> </w:t>
+      </w:r>
+      <w:r>
+        <w:rPr>
+          <w:b/>
+          <w:bCs/>
+        </w:rPr>
+        <w:t xml:space="preserve">reopens</w:t>
+      </w:r>
+      <w:r>
+        <w:t xml:space="preserve"> </w:t>
+      </w:r>
+      <w:r>
+        <w:t xml:space="preserve">it for resubmission). Request lifecycle pending → submitted → accepted, email-scoped submission, 409 double-submit/accept guards.</w:t>
+      </w:r>
+      <w:r>
+        <w:t xml:space="preserve"> </w:t>
+      </w:r>
+      <w:r>
+        <w:rPr>
+          <w:rStyle w:val="VerbatimChar"/>
+        </w:rPr>
+        <w:t xml:space="preserve">POST /funds/{id}/portfolio/{iid}/kpi-requests</w:t>
+      </w:r>
+      <w:r>
+        <w:t xml:space="preserve">,</w:t>
+      </w:r>
+      <w:r>
+        <w:t xml:space="preserve"> </w:t>
+      </w:r>
+      <w:r>
+        <w:rPr>
+          <w:rStyle w:val="VerbatimChar"/>
+        </w:rPr>
+        <w:t xml:space="preserve">GET /funds/{id}/kpi-requests</w:t>
+      </w:r>
+      <w:r>
+        <w:t xml:space="preserve">,</w:t>
+      </w:r>
+      <w:r>
+        <w:t xml:space="preserve"> </w:t>
+      </w:r>
+      <w:r>
+        <w:rPr>
+          <w:rStyle w:val="VerbatimChar"/>
+        </w:rPr>
+        <w:t xml:space="preserve">POST .../accept|reopen</w:t>
+      </w:r>
+      <w:r>
+        <w:t xml:space="preserve">, portal</w:t>
+      </w:r>
+      <w:r>
+        <w:t xml:space="preserve"> </w:t>
+      </w:r>
+      <w:r>
+        <w:rPr>
+          <w:rStyle w:val="VerbatimChar"/>
+        </w:rPr>
+        <w:t xml:space="preserve">POST /portal/kpi-requests/{id}/submit</w:t>
+      </w:r>
+      <w:r>
+        <w:t xml:space="preserve">.</w:t>
+      </w:r>
+      <w:r>
+        <w:t xml:space="preserve"> </w:t>
+      </w:r>
+      <w:r>
+        <w:rPr>
+          <w:i/>
+          <w:iCs/>
+        </w:rPr>
+        <w:t xml:space="preserve">Remaining:</w:t>
+      </w:r>
+      <w:r>
+        <w:t xml:space="preserve"> </w:t>
+      </w:r>
+      <w:r>
+        <w:t xml:space="preserve">recurring request schedules; custom-metric requests (see FR-J-23</w:t>
+      </w:r>
+      <w:r>
+        <w:t xml:space="preserve"> </w:t>
+      </w:r>
+      <w:r>
+        <w:rPr>
+          <w:i/>
+          <w:iCs/>
+        </w:rPr>
+        <w:t xml:space="preserve">Remaining</w:t>
+      </w:r>
+      <w:r>
+        <w:t xml:space="preserve">).</w:t>
       </w:r>
     </w:p>
     <w:p>
@@ -13868,6 +14080,64 @@
             </w:pPr>
             <w:r>
               <w:t xml:space="preserve">investee self-reporting; PortfolioInvestment gains contact_email</w:t>
+            </w:r>
+          </w:p>
+        </w:tc>
+      </w:tr>
+      <w:tr>
+        <w:tc>
+          <w:tcPr/>
+          <w:p>
+            <w:pPr>
+              <w:pStyle w:val="Compact"/>
+            </w:pPr>
+            <w:r>
+              <w:rPr>
+                <w:b/>
+                <w:bCs/>
+              </w:rPr>
+              <w:t xml:space="preserve">KPIDefinition</w:t>
+            </w:r>
+            <w:r>
+              <w:t xml:space="preserve"> </w:t>
+            </w:r>
+            <w:r>
+              <w:rPr>
+                <w:i/>
+                <w:iCs/>
+              </w:rPr>
+              <w:t xml:space="preserve">(v1.7)</w:t>
+            </w:r>
+          </w:p>
+        </w:tc>
+        <w:tc>
+          <w:tcPr/>
+          <w:p>
+            <w:pPr>
+              <w:pStyle w:val="Compact"/>
+            </w:pPr>
+            <w:r>
+              <w:t xml:space="preserve">fund_id, key (unique per fund), label, unit (inr/number/pct)</w:t>
+            </w:r>
+          </w:p>
+        </w:tc>
+        <w:tc>
+          <w:tcPr/>
+          <w:p>
+            <w:pPr>
+              <w:pStyle w:val="Compact"/>
+            </w:pPr>
+            <w:r>
+              <w:t xml:space="preserve">fund-defined custom metrics incl. ESG presets; values stored as JSON (</w:t>
+            </w:r>
+            <w:r>
+              <w:rPr>
+                <w:rStyle w:val="VerbatimChar"/>
+              </w:rPr>
+              <w:t xml:space="preserve">custom</w:t>
+            </w:r>
+            <w:r>
+              <w:t xml:space="preserve">) on PortfolioKPI</w:t>
             </w:r>
           </w:p>
         </w:tc>
@@ -16635,6 +16905,224 @@
       </w:r>
       <w:r>
         <w:t xml:space="preserve">— portfolio intelligence (Vestberry competitive gap analysis, fund side):</w:t>
+      </w:r>
+    </w:p>
+    <w:p>
+      <w:pPr>
+        <w:pStyle w:val="Compact"/>
+        <w:numPr>
+          <w:ilvl w:val="0"/>
+          <w:numId w:val="1030"/>
+        </w:numPr>
+      </w:pPr>
+      <w:r>
+        <w:rPr>
+          <w:b/>
+          <w:bCs/>
+        </w:rPr>
+        <w:t xml:space="preserve">FR-J-23 Custom KPI definitions + ESG presets</w:t>
+      </w:r>
+      <w:r>
+        <w:t xml:space="preserve"> </w:t>
+      </w:r>
+      <w:r>
+        <w:t xml:space="preserve">✅ — new</w:t>
+      </w:r>
+      <w:r>
+        <w:t xml:space="preserve"> </w:t>
+      </w:r>
+      <w:r>
+        <w:rPr>
+          <w:rStyle w:val="VerbatimChar"/>
+        </w:rPr>
+        <w:t xml:space="preserve">KPIDefinition</w:t>
+      </w:r>
+      <w:r>
+        <w:t xml:space="preserve"> </w:t>
+      </w:r>
+      <w:r>
+        <w:t xml:space="preserve">+</w:t>
+      </w:r>
+      <w:r>
+        <w:t xml:space="preserve"> </w:t>
+      </w:r>
+      <w:r>
+        <w:rPr>
+          <w:rStyle w:val="VerbatimChar"/>
+        </w:rPr>
+        <w:t xml:space="preserve">portfolio_kpis.custom</w:t>
+      </w:r>
+      <w:r>
+        <w:t xml:space="preserve"> </w:t>
+      </w:r>
+      <w:r>
+        <w:t xml:space="preserve">JSON (Alembic</w:t>
+      </w:r>
+      <w:r>
+        <w:t xml:space="preserve"> </w:t>
+      </w:r>
+      <w:r>
+        <w:rPr>
+          <w:rStyle w:val="VerbatimChar"/>
+        </w:rPr>
+        <w:t xml:space="preserve">b8c9d0e1f2a3</w:t>
+      </w:r>
+      <w:r>
+        <w:t xml:space="preserve">).</w:t>
+      </w:r>
+      <w:r>
+        <w:t xml:space="preserve"> </w:t>
+      </w:r>
+      <w:r>
+        <w:rPr>
+          <w:rStyle w:val="VerbatimChar"/>
+        </w:rPr>
+        <w:t xml:space="preserve">services/fund.py</w:t>
+      </w:r>
+      <w:r>
+        <w:t xml:space="preserve">: ESG_KPI_PRESETS rules-as-data, create (slug key from label, presets pass their key; 409 dup) / list / delete;</w:t>
+      </w:r>
+      <w:r>
+        <w:t xml:space="preserve"> </w:t>
+      </w:r>
+      <w:r>
+        <w:rPr>
+          <w:rStyle w:val="VerbatimChar"/>
+        </w:rPr>
+        <w:t xml:space="preserve">add_kpi</w:t>
+      </w:r>
+      <w:r>
+        <w:t xml:space="preserve"> </w:t>
+      </w:r>
+      <w:r>
+        <w:t xml:space="preserve">filters custom values to defined keys;</w:t>
+      </w:r>
+      <w:r>
+        <w:t xml:space="preserve"> </w:t>
+      </w:r>
+      <w:r>
+        <w:rPr>
+          <w:rStyle w:val="VerbatimChar"/>
+        </w:rPr>
+        <w:t xml:space="preserve">_kpi_view</w:t>
+      </w:r>
+      <w:r>
+        <w:t xml:space="preserve"> </w:t>
+      </w:r>
+      <w:r>
+        <w:t xml:space="preserve">exposes</w:t>
+      </w:r>
+      <w:r>
+        <w:t xml:space="preserve"> </w:t>
+      </w:r>
+      <w:r>
+        <w:rPr>
+          <w:rStyle w:val="VerbatimChar"/>
+        </w:rPr>
+        <w:t xml:space="preserve">custom</w:t>
+      </w:r>
+      <w:r>
+        <w:t xml:space="preserve">. Frontend: "Custom metrics" panel in</w:t>
+      </w:r>
+      <w:r>
+        <w:t xml:space="preserve"> </w:t>
+      </w:r>
+      <w:r>
+        <w:rPr>
+          <w:rStyle w:val="VerbatimChar"/>
+        </w:rPr>
+        <w:t xml:space="preserve">PortfolioMonitoring.tsx</w:t>
+      </w:r>
+      <w:r>
+        <w:t xml:space="preserve"> </w:t>
+      </w:r>
+      <w:r>
+        <w:t xml:space="preserve">(definition chips w/ remove, add form, one-click ESG preset buttons) and per-definition inputs on the Report KPIs form. 3 tests (</w:t>
+      </w:r>
+      <w:r>
+        <w:rPr>
+          <w:rStyle w:val="VerbatimChar"/>
+        </w:rPr>
+        <w:t xml:space="preserve">test_custom_kpis.py</w:t>
+      </w:r>
+      <w:r>
+        <w:t xml:space="preserve">, incl. FR-J-24).</w:t>
+      </w:r>
+    </w:p>
+    <w:p>
+      <w:pPr>
+        <w:pStyle w:val="Compact"/>
+        <w:numPr>
+          <w:ilvl w:val="0"/>
+          <w:numId w:val="1030"/>
+        </w:numPr>
+      </w:pPr>
+      <w:r>
+        <w:rPr>
+          <w:b/>
+          <w:bCs/>
+        </w:rPr>
+        <w:t xml:space="preserve">FR-J-24 Internal benchmarking</w:t>
+      </w:r>
+      <w:r>
+        <w:t xml:space="preserve"> </w:t>
+      </w:r>
+      <w:r>
+        <w:t xml:space="preserve">✅ —</w:t>
+      </w:r>
+      <w:r>
+        <w:t xml:space="preserve"> </w:t>
+      </w:r>
+      <w:r>
+        <w:rPr>
+          <w:rStyle w:val="VerbatimChar"/>
+        </w:rPr>
+        <w:t xml:space="preserve">services/fund.py::portfolio_benchmarks</w:t>
+      </w:r>
+      <w:r>
+        <w:t xml:space="preserve"> </w:t>
+      </w:r>
+      <w:r>
+        <w:t xml:space="preserve">(companies × core+custom metrics from each latest period,</w:t>
+      </w:r>
+      <w:r>
+        <w:t xml:space="preserve"> </w:t>
+      </w:r>
+      <w:r>
+        <w:rPr>
+          <w:rStyle w:val="VerbatimChar"/>
+        </w:rPr>
+        <w:t xml:space="preserve">statistics.median</w:t>
+      </w:r>
+      <w:r>
+        <w:t xml:space="preserve"> </w:t>
+      </w:r>
+      <w:r>
+        <w:t xml:space="preserve">per metric);</w:t>
+      </w:r>
+      <w:r>
+        <w:t xml:space="preserve"> </w:t>
+      </w:r>
+      <w:r>
+        <w:rPr>
+          <w:rStyle w:val="VerbatimChar"/>
+        </w:rPr>
+        <w:t xml:space="preserve">GET /funds/{id}/benchmarks</w:t>
+      </w:r>
+      <w:r>
+        <w:t xml:space="preserve">; benchmark table with ▲/▼-vs-median markers and a median footer row in</w:t>
+      </w:r>
+      <w:r>
+        <w:t xml:space="preserve"> </w:t>
+      </w:r>
+      <w:r>
+        <w:rPr>
+          <w:rStyle w:val="VerbatimChar"/>
+        </w:rPr>
+        <w:t xml:space="preserve">PortfolioMonitoring.tsx</w:t>
+      </w:r>
+      <w:r>
+        <w:t xml:space="preserve">. Pure derivation.</w:t>
       </w:r>
     </w:p>
     <w:p>

--- a/REQUIREMENTS.docx
+++ b/REQUIREMENTS.docx
@@ -16905,6 +16905,252 @@
       </w:r>
       <w:r>
         <w:t xml:space="preserve">— portfolio intelligence (Vestberry competitive gap analysis, fund side):</w:t>
+      </w:r>
+    </w:p>
+    <w:p>
+      <w:pPr>
+        <w:pStyle w:val="Compact"/>
+        <w:numPr>
+          <w:ilvl w:val="0"/>
+          <w:numId w:val="1030"/>
+        </w:numPr>
+      </w:pPr>
+      <w:r>
+        <w:rPr>
+          <w:b/>
+          <w:bCs/>
+        </w:rPr>
+        <w:t xml:space="preserve">Vestberry visual batch (fund side)</w:t>
+      </w:r>
+      <w:r>
+        <w:t xml:space="preserve"> </w:t>
+      </w:r>
+      <w:r>
+        <w:t xml:space="preserve">✅ — from a visual analysis of vestberry.com product screenshots: (1) the fund summary header rebuilt as a</w:t>
+      </w:r>
+      <w:r>
+        <w:t xml:space="preserve"> </w:t>
+      </w:r>
+      <w:r>
+        <w:rPr>
+          <w:b/>
+          <w:bCs/>
+        </w:rPr>
+        <w:t xml:space="preserve">stat-tile grid with sparklines</w:t>
+      </w:r>
+      <w:r>
+        <w:t xml:space="preserve"> </w:t>
+      </w:r>
+      <w:r>
+        <w:t xml:space="preserve">(Committed / Drawn / Uncalled / Distributed / NAV / TVPI / DPI / RVPI / XIRR / NAV-per-unit; trends fed by a new pure-derivation</w:t>
+      </w:r>
+      <w:r>
+        <w:t xml:space="preserve"> </w:t>
+      </w:r>
+      <w:r>
+        <w:rPr>
+          <w:rStyle w:val="VerbatimChar"/>
+        </w:rPr>
+        <w:t xml:space="preserve">GET /funds/{id}/performance-series</w:t>
+      </w:r>
+      <w:r>
+        <w:t xml:space="preserve"> </w:t>
+      </w:r>
+      <w:r>
+        <w:t xml:space="preserve">— NAV/DPI/RVPI/TVPI at each ledger-event date, positions valued at the latest mark or valuation dated on or before each point; 2 tests</w:t>
+      </w:r>
+      <w:r>
+        <w:t xml:space="preserve"> </w:t>
+      </w:r>
+      <w:r>
+        <w:rPr>
+          <w:rStyle w:val="VerbatimChar"/>
+        </w:rPr>
+        <w:t xml:space="preserve">test_performance_series.py</w:t>
+      </w:r>
+      <w:r>
+        <w:t xml:space="preserve">); (2) monitoring table gains a</w:t>
+      </w:r>
+      <w:r>
+        <w:t xml:space="preserve"> </w:t>
+      </w:r>
+      <w:r>
+        <w:rPr>
+          <w:b/>
+          <w:bCs/>
+        </w:rPr>
+        <w:t xml:space="preserve">0–10 risk-score chip</w:t>
+      </w:r>
+      <w:r>
+        <w:t xml:space="preserve"> </w:t>
+      </w:r>
+      <w:r>
+        <w:t xml:space="preserve">(severity-weighted from FR-J-20 signals), company</w:t>
+      </w:r>
+      <w:r>
+        <w:t xml:space="preserve"> </w:t>
+      </w:r>
+      <w:r>
+        <w:rPr>
+          <w:b/>
+          <w:bCs/>
+        </w:rPr>
+        <w:t xml:space="preserve">avatar chips</w:t>
+      </w:r>
+      <w:r>
+        <w:t xml:space="preserve"> </w:t>
+      </w:r>
+      <w:r>
+        <w:t xml:space="preserve">and a</w:t>
+      </w:r>
+      <w:r>
+        <w:t xml:space="preserve"> </w:t>
+      </w:r>
+      <w:r>
+        <w:rPr>
+          <w:b/>
+          <w:bCs/>
+        </w:rPr>
+        <w:t xml:space="preserve">stale-reporting tint</w:t>
+      </w:r>
+      <w:r>
+        <w:t xml:space="preserve"> </w:t>
+      </w:r>
+      <w:r>
+        <w:t xml:space="preserve">on the latest period (&gt; 6 months); (3) signals table rows carry full-row</w:t>
+      </w:r>
+      <w:r>
+        <w:t xml:space="preserve"> </w:t>
+      </w:r>
+      <w:r>
+        <w:rPr>
+          <w:b/>
+          <w:bCs/>
+        </w:rPr>
+        <w:t xml:space="preserve">severity tints</w:t>
+      </w:r>
+      <w:r>
+        <w:t xml:space="preserve"> </w:t>
+      </w:r>
+      <w:r>
+        <w:t xml:space="preserve">(attention-list style); (4)</w:t>
+      </w:r>
+      <w:r>
+        <w:t xml:space="preserve"> </w:t>
+      </w:r>
+      <w:r>
+        <w:rPr>
+          <w:b/>
+          <w:bCs/>
+        </w:rPr>
+        <w:t xml:space="preserve">portfolio revenue overlay</w:t>
+      </w:r>
+      <w:r>
+        <w:t xml:space="preserve"> </w:t>
+      </w:r>
+      <w:r>
+        <w:t xml:space="preserve">— all companies on one multi-series line chart; (5) benchmark</w:t>
+      </w:r>
+      <w:r>
+        <w:t xml:space="preserve"> </w:t>
+      </w:r>
+      <w:r>
+        <w:rPr>
+          <w:b/>
+          <w:bCs/>
+        </w:rPr>
+        <w:t xml:space="preserve">range strips</w:t>
+      </w:r>
+      <w:r>
+        <w:t xml:space="preserve"> </w:t>
+      </w:r>
+      <w:r>
+        <w:t xml:space="preserve">— min–median–max per metric with a marker per company; (6) new</w:t>
+      </w:r>
+      <w:r>
+        <w:t xml:space="preserve"> </w:t>
+      </w:r>
+      <w:r>
+        <w:rPr>
+          <w:rStyle w:val="VerbatimChar"/>
+        </w:rPr>
+        <w:t xml:space="preserve">ColumnChart</w:t>
+      </w:r>
+      <w:r>
+        <w:t xml:space="preserve"> </w:t>
+      </w:r>
+      <w:r>
+        <w:t xml:space="preserve">component —</w:t>
+      </w:r>
+      <w:r>
+        <w:t xml:space="preserve"> </w:t>
+      </w:r>
+      <w:r>
+        <w:rPr>
+          <w:b/>
+          <w:bCs/>
+        </w:rPr>
+        <w:t xml:space="preserve">stacked waterfall columns</w:t>
+      </w:r>
+      <w:r>
+        <w:t xml:space="preserve"> </w:t>
+      </w:r>
+      <w:r>
+        <w:t xml:space="preserve">per distribution (RoC / pref / LP profit / GP carry). New components:</w:t>
+      </w:r>
+      <w:r>
+        <w:t xml:space="preserve"> </w:t>
+      </w:r>
+      <w:r>
+        <w:rPr>
+          <w:rStyle w:val="VerbatimChar"/>
+        </w:rPr>
+        <w:t xml:space="preserve">Sparkline</w:t>
+      </w:r>
+      <w:r>
+        <w:t xml:space="preserve"> </w:t>
+      </w:r>
+      <w:r>
+        <w:t xml:space="preserve">(also available on</w:t>
+      </w:r>
+      <w:r>
+        <w:t xml:space="preserve"> </w:t>
+      </w:r>
+      <w:r>
+        <w:rPr>
+          <w:rStyle w:val="VerbatimChar"/>
+        </w:rPr>
+        <w:t xml:space="preserve">Stat</w:t>
+      </w:r>
+      <w:r>
+        <w:t xml:space="preserve"> </w:t>
+      </w:r>
+      <w:r>
+        <w:t xml:space="preserve">via</w:t>
+      </w:r>
+      <w:r>
+        <w:t xml:space="preserve"> </w:t>
+      </w:r>
+      <w:r>
+        <w:rPr>
+          <w:rStyle w:val="VerbatimChar"/>
+        </w:rPr>
+        <w:t xml:space="preserve">spark</w:t>
+      </w:r>
+      <w:r>
+        <w:t xml:space="preserve">),</w:t>
+      </w:r>
+      <w:r>
+        <w:t xml:space="preserve"> </w:t>
+      </w:r>
+      <w:r>
+        <w:rPr>
+          <w:rStyle w:val="VerbatimChar"/>
+        </w:rPr>
+        <w:t xml:space="preserve">ColumnChart</w:t>
+      </w:r>
+      <w:r>
+        <w:t xml:space="preserve">. Skipped by design: left-rail nav, AI assistant (env-blocked), FX registry (INR-native), report-customisation dropdowns.</w:t>
       </w:r>
     </w:p>
     <w:p>

--- a/REQUIREMENTS.docx
+++ b/REQUIREMENTS.docx
@@ -6849,7 +6849,7 @@
           <w:b/>
           <w:bCs/>
         </w:rPr>
-        <w:t xml:space="preserve">FR-J-17 (M — added v1.6, Carta fund gap)</w:t>
+        <w:t xml:space="preserve">FR-J-17 (M — added v1.6, Carta fund gap; extended v1.7, 4Degrees gaps)</w:t>
       </w:r>
       <w:r>
         <w:t xml:space="preserve"> </w:t>
@@ -6900,7 +6900,109 @@
         <w:t xml:space="preserve"> </w:t>
       </w:r>
       <w:r>
-        <w:t xml:space="preserve">(note / meeting / call / email, newest-first, append-only). Expandable per-deal panel in the pipeline.</w:t>
+        <w:t xml:space="preserve">(note / meeting / call / email, newest-first, append-only, kind icons), with activities optionally</w:t>
+      </w:r>
+      <w:r>
+        <w:t xml:space="preserve"> </w:t>
+      </w:r>
+      <w:r>
+        <w:rPr>
+          <w:b/>
+          <w:bCs/>
+        </w:rPr>
+        <w:t xml:space="preserve">attributed to a contact</w:t>
+      </w:r>
+      <w:r>
+        <w:t xml:space="preserve">. Derived</w:t>
+      </w:r>
+      <w:r>
+        <w:t xml:space="preserve"> </w:t>
+      </w:r>
+      <w:r>
+        <w:rPr>
+          <w:b/>
+          <w:bCs/>
+        </w:rPr>
+        <w:t xml:space="preserve">relationship strength</w:t>
+      </w:r>
+      <w:r>
+        <w:t xml:space="preserve"> </w:t>
+      </w:r>
+      <w:r>
+        <w:t xml:space="preserve">(0–100, rules-based: touch frequency + recency over 6 months) per deal and per contact, shown as mini pies.</w:t>
+      </w:r>
+      <w:r>
+        <w:t xml:space="preserve"> </w:t>
+      </w:r>
+      <w:r>
+        <w:rPr>
+          <w:b/>
+          <w:bCs/>
+        </w:rPr>
+        <w:t xml:space="preserve">Deal source</w:t>
+      </w:r>
+      <w:r>
+        <w:t xml:space="preserve"> </w:t>
+      </w:r>
+      <w:r>
+        <w:t xml:space="preserve">(who referred it) feeds a top-deal-sources chart;</w:t>
+      </w:r>
+      <w:r>
+        <w:t xml:space="preserve"> </w:t>
+      </w:r>
+      <w:r>
+        <w:rPr>
+          <w:b/>
+          <w:bCs/>
+        </w:rPr>
+        <w:t xml:space="preserve">follow-up reminders</w:t>
+      </w:r>
+      <w:r>
+        <w:t xml:space="preserve"> </w:t>
+      </w:r>
+      <w:r>
+        <w:t xml:space="preserve">(</w:t>
+      </w:r>
+      <w:r>
+        <w:rPr>
+          <w:rStyle w:val="VerbatimChar"/>
+        </w:rPr>
+        <w:t xml:space="preserve">next_followup_on</w:t>
+      </w:r>
+      <w:r>
+        <w:t xml:space="preserve">) flag overdue deals in the pipeline and surface red in the entity Tasks hub. The pipeline renders as a</w:t>
+      </w:r>
+      <w:r>
+        <w:t xml:space="preserve"> </w:t>
+      </w:r>
+      <w:r>
+        <w:rPr>
+          <w:b/>
+          <w:bCs/>
+        </w:rPr>
+        <w:t xml:space="preserve">kanban board</w:t>
+      </w:r>
+      <w:r>
+        <w:t xml:space="preserve"> </w:t>
+      </w:r>
+      <w:r>
+        <w:t xml:space="preserve">(stage columns, cards with sector chip, cheque, contact avatars; Board/Table toggle) with a</w:t>
+      </w:r>
+      <w:r>
+        <w:t xml:space="preserve"> </w:t>
+      </w:r>
+      <w:r>
+        <w:rPr>
+          <w:b/>
+          <w:bCs/>
+        </w:rPr>
+        <w:t xml:space="preserve">pipeline analytics</w:t>
+      </w:r>
+      <w:r>
+        <w:t xml:space="preserve"> </w:t>
+      </w:r>
+      <w:r>
+        <w:t xml:space="preserve">snapshot (deals-by-stage columns w/ counts + value, sector donut, top active deals, top sources).</w:t>
       </w:r>
       <w:r>
         <w:t xml:space="preserve"> </w:t>
@@ -6921,7 +7023,7 @@
         <w:rPr>
           <w:rStyle w:val="VerbatimChar"/>
         </w:rPr>
-        <w:t xml:space="preserve">POST /deals/{id}/contacts</w:t>
+        <w:t xml:space="preserve">POST /deals/{id}/contacts|activities</w:t>
       </w:r>
       <w:r>
         <w:t xml:space="preserve">,</w:t>
@@ -6933,7 +7035,7 @@
         <w:rPr>
           <w:rStyle w:val="VerbatimChar"/>
         </w:rPr>
-        <w:t xml:space="preserve">POST /deals/{id}/activities</w:t>
+        <w:t xml:space="preserve">PUT /deals/{id}/followup</w:t>
       </w:r>
       <w:r>
         <w:t xml:space="preserve">.</w:t>
@@ -6946,13 +7048,13 @@
           <w:i/>
           <w:iCs/>
         </w:rPr>
-        <w:t xml:space="preserve">Remaining:</w:t>
-      </w:r>
-      <w:r>
-        <w:t xml:space="preserve"> </w:t>
-      </w:r>
-      <w:r>
-        <w:t xml:space="preserve">email/calendar sync; relationship-path mapping.</w:t>
+        <w:t xml:space="preserve">Remaining (integration-blocked, by design):</w:t>
+      </w:r>
+      <w:r>
+        <w:t xml:space="preserve"> </w:t>
+      </w:r>
+      <w:r>
+        <w:t xml:space="preserve">email/calendar sync, LinkedIn capture, data enrichment; relationship-path mapping across deals.</w:t>
       </w:r>
     </w:p>
     <w:p>
@@ -16905,6 +17007,190 @@
       </w:r>
       <w:r>
         <w:t xml:space="preserve">— portfolio intelligence (Vestberry competitive gap analysis, fund side):</w:t>
+      </w:r>
+    </w:p>
+    <w:p>
+      <w:pPr>
+        <w:pStyle w:val="Compact"/>
+        <w:numPr>
+          <w:ilvl w:val="0"/>
+          <w:numId w:val="1030"/>
+        </w:numPr>
+      </w:pPr>
+      <w:r>
+        <w:rPr>
+          <w:b/>
+          <w:bCs/>
+        </w:rPr>
+        <w:t xml:space="preserve">4Degrees batch (deal-CRM intelligence, FR-J-17 extended)</w:t>
+      </w:r>
+      <w:r>
+        <w:t xml:space="preserve"> </w:t>
+      </w:r>
+      <w:r>
+        <w:t xml:space="preserve">✅ — from a visual analysis of 4degrees.ai (relationship-intelligence CRM):</w:t>
+      </w:r>
+      <w:r>
+        <w:t xml:space="preserve"> </w:t>
+      </w:r>
+      <w:r>
+        <w:rPr>
+          <w:b/>
+          <w:bCs/>
+        </w:rPr>
+        <w:t xml:space="preserve">kanban deal board</w:t>
+      </w:r>
+      <w:r>
+        <w:t xml:space="preserve"> </w:t>
+      </w:r>
+      <w:r>
+        <w:t xml:space="preserve">(stage columns, cards w/ sector chip, cheque, contact avatars; Board/Table toggle) +</w:t>
+      </w:r>
+      <w:r>
+        <w:t xml:space="preserve"> </w:t>
+      </w:r>
+      <w:r>
+        <w:rPr>
+          <w:b/>
+          <w:bCs/>
+        </w:rPr>
+        <w:t xml:space="preserve">pipeline analytics</w:t>
+      </w:r>
+      <w:r>
+        <w:t xml:space="preserve"> </w:t>
+      </w:r>
+      <w:r>
+        <w:t xml:space="preserve">(deals-by-stage</w:t>
+      </w:r>
+      <w:r>
+        <w:t xml:space="preserve"> </w:t>
+      </w:r>
+      <w:r>
+        <w:rPr>
+          <w:rStyle w:val="VerbatimChar"/>
+        </w:rPr>
+        <w:t xml:space="preserve">ColumnChart</w:t>
+      </w:r>
+      <w:r>
+        <w:t xml:space="preserve">, sector donut, top active deals, top deal sources — client-side over the deals list);</w:t>
+      </w:r>
+      <w:r>
+        <w:t xml:space="preserve"> </w:t>
+      </w:r>
+      <w:r>
+        <w:rPr>
+          <w:b/>
+          <w:bCs/>
+        </w:rPr>
+        <w:t xml:space="preserve">relationship strength</w:t>
+      </w:r>
+      <w:r>
+        <w:t xml:space="preserve"> </w:t>
+      </w:r>
+      <w:r>
+        <w:t xml:space="preserve">0–100 (route-level derivation: 15/touch to 60 + recency 40 fading over 183 days) per deal and per contact w/ conic-gradient mini pies;</w:t>
+      </w:r>
+      <w:r>
+        <w:t xml:space="preserve"> </w:t>
+      </w:r>
+      <w:r>
+        <w:rPr>
+          <w:b/>
+          <w:bCs/>
+        </w:rPr>
+        <w:t xml:space="preserve">activity→contact attribution</w:t>
+      </w:r>
+      <w:r>
+        <w:t xml:space="preserve"> </w:t>
+      </w:r>
+      <w:r>
+        <w:t xml:space="preserve">(</w:t>
+      </w:r>
+      <w:r>
+        <w:rPr>
+          <w:rStyle w:val="VerbatimChar"/>
+        </w:rPr>
+        <w:t xml:space="preserve">deal_activities.contact_id</w:t>
+      </w:r>
+      <w:r>
+        <w:t xml:space="preserve">, validated per deal) and kind icons;</w:t>
+      </w:r>
+      <w:r>
+        <w:t xml:space="preserve"> </w:t>
+      </w:r>
+      <w:r>
+        <w:rPr>
+          <w:b/>
+          <w:bCs/>
+        </w:rPr>
+        <w:t xml:space="preserve">deal source</w:t>
+      </w:r>
+      <w:r>
+        <w:t xml:space="preserve"> </w:t>
+      </w:r>
+      <w:r>
+        <w:t xml:space="preserve">+</w:t>
+      </w:r>
+      <w:r>
+        <w:t xml:space="preserve"> </w:t>
+      </w:r>
+      <w:r>
+        <w:rPr>
+          <w:b/>
+          <w:bCs/>
+        </w:rPr>
+        <w:t xml:space="preserve">follow-up reminders</w:t>
+      </w:r>
+      <w:r>
+        <w:t xml:space="preserve"> </w:t>
+      </w:r>
+      <w:r>
+        <w:t xml:space="preserve">(</w:t>
+      </w:r>
+      <w:r>
+        <w:rPr>
+          <w:rStyle w:val="VerbatimChar"/>
+        </w:rPr>
+        <w:t xml:space="preserve">fund_deals.source</w:t>
+      </w:r>
+      <w:r>
+        <w:t xml:space="preserve">,</w:t>
+      </w:r>
+      <w:r>
+        <w:t xml:space="preserve"> </w:t>
+      </w:r>
+      <w:r>
+        <w:rPr>
+          <w:rStyle w:val="VerbatimChar"/>
+        </w:rPr>
+        <w:t xml:space="preserve">fund_deals.next_followup_on</w:t>
+      </w:r>
+      <w:r>
+        <w:t xml:space="preserve"> </w:t>
+      </w:r>
+      <w:r>
+        <w:t xml:space="preserve">— Alembic</w:t>
+      </w:r>
+      <w:r>
+        <w:t xml:space="preserve"> </w:t>
+      </w:r>
+      <w:r>
+        <w:rPr>
+          <w:rStyle w:val="VerbatimChar"/>
+        </w:rPr>
+        <w:t xml:space="preserve">c9d0e1f2a3b4</w:t>
+      </w:r>
+      <w:r>
+        <w:t xml:space="preserve">; overdue → 🔔 in pipeline + red Tasks-hub entry). 3 tests (</w:t>
+      </w:r>
+      <w:r>
+        <w:rPr>
+          <w:rStyle w:val="VerbatimChar"/>
+        </w:rPr>
+        <w:t xml:space="preserve">test_deal_intelligence.py</w:t>
+      </w:r>
+      <w:r>
+        <w:t xml:space="preserve">). Skipped as integration-blocked: email/calendar capture, LinkedIn extension, data enrichment, Salesforce sync.</w:t>
       </w:r>
     </w:p>
     <w:p>

--- a/REQUIREMENTS.docx
+++ b/REQUIREMENTS.docx
@@ -7210,13 +7210,116 @@
           <w:i/>
           <w:iCs/>
         </w:rPr>
+        <w:t xml:space="preserve">Extended v1.7 (4Degrees gap):</w:t>
+      </w:r>
+      <w:r>
+        <w:t xml:space="preserve"> </w:t>
+      </w:r>
+      <w:r>
+        <w:t xml:space="preserve">per-prospect</w:t>
+      </w:r>
+      <w:r>
+        <w:t xml:space="preserve"> </w:t>
+      </w:r>
+      <w:r>
+        <w:rPr>
+          <w:b/>
+          <w:bCs/>
+        </w:rPr>
+        <w:t xml:space="preserve">CRM depth</w:t>
+      </w:r>
+      <w:r>
+        <w:t xml:space="preserve"> </w:t>
+      </w:r>
+      <w:r>
+        <w:t xml:space="preserve">mirroring the deal pipeline — dated activity timeline (</w:t>
+      </w:r>
+      <w:r>
+        <w:rPr>
+          <w:rStyle w:val="VerbatimChar"/>
+        </w:rPr>
+        <w:t xml:space="preserve">lp_prospect_activities</w:t>
+      </w:r>
+      <w:r>
+        <w:t xml:space="preserve">), derived</w:t>
+      </w:r>
+      <w:r>
+        <w:t xml:space="preserve"> </w:t>
+      </w:r>
+      <w:r>
+        <w:rPr>
+          <w:b/>
+          <w:bCs/>
+        </w:rPr>
+        <w:t xml:space="preserve">relationship strength</w:t>
+      </w:r>
+      <w:r>
+        <w:t xml:space="preserve">, and</w:t>
+      </w:r>
+      <w:r>
+        <w:t xml:space="preserve"> </w:t>
+      </w:r>
+      <w:r>
+        <w:rPr>
+          <w:b/>
+          <w:bCs/>
+        </w:rPr>
+        <w:t xml:space="preserve">follow-up reminders</w:t>
+      </w:r>
+      <w:r>
+        <w:t xml:space="preserve"> </w:t>
+      </w:r>
+      <w:r>
+        <w:t xml:space="preserve">(</w:t>
+      </w:r>
+      <w:r>
+        <w:rPr>
+          <w:rStyle w:val="VerbatimChar"/>
+        </w:rPr>
+        <w:t xml:space="preserve">lp_prospects.next_followup_on</w:t>
+      </w:r>
+      <w:r>
+        <w:t xml:space="preserve">; overdue → 🔔 in the pipeline + red Tasks-hub entry, cleared by converting).</w:t>
+      </w:r>
+      <w:r>
+        <w:t xml:space="preserve"> </w:t>
+      </w:r>
+      <w:r>
+        <w:rPr>
+          <w:rStyle w:val="VerbatimChar"/>
+        </w:rPr>
+        <w:t xml:space="preserve">GET/POST .../prospects/{pid}/crm|activities</w:t>
+      </w:r>
+      <w:r>
+        <w:t xml:space="preserve">,</w:t>
+      </w:r>
+      <w:r>
+        <w:t xml:space="preserve"> </w:t>
+      </w:r>
+      <w:r>
+        <w:rPr>
+          <w:rStyle w:val="VerbatimChar"/>
+        </w:rPr>
+        <w:t xml:space="preserve">PUT .../followup</w:t>
+      </w:r>
+      <w:r>
+        <w:t xml:space="preserve">.</w:t>
+      </w:r>
+      <w:r>
+        <w:t xml:space="preserve"> </w:t>
+      </w:r>
+      <w:r>
+        <w:rPr>
+          <w:i/>
+          <w:iCs/>
+        </w:rPr>
         <w:t xml:space="preserve">Remaining:</w:t>
       </w:r>
       <w:r>
         <w:t xml:space="preserve"> </w:t>
       </w:r>
       <w:r>
-        <w:t xml:space="preserve">per-prospect activity log / documents; email capture.</w:t>
+        <w:t xml:space="preserve">per-prospect documents; email capture.</w:t>
       </w:r>
     </w:p>
     <w:p>
@@ -17007,6 +17110,275 @@
       </w:r>
       <w:r>
         <w:t xml:space="preserve">— portfolio intelligence (Vestberry competitive gap analysis, fund side):</w:t>
+      </w:r>
+    </w:p>
+    <w:p>
+      <w:pPr>
+        <w:pStyle w:val="Compact"/>
+        <w:numPr>
+          <w:ilvl w:val="0"/>
+          <w:numId w:val="1030"/>
+        </w:numPr>
+      </w:pPr>
+      <w:r>
+        <w:rPr>
+          <w:b/>
+          <w:bCs/>
+        </w:rPr>
+        <w:t xml:space="preserve">4Degrees functional batch (relationship intelligence, FR-J-16/17 extended)</w:t>
+      </w:r>
+      <w:r>
+        <w:t xml:space="preserve"> </w:t>
+      </w:r>
+      <w:r>
+        <w:t xml:space="preserve">✅ — (1)</w:t>
+      </w:r>
+      <w:r>
+        <w:t xml:space="preserve"> </w:t>
+      </w:r>
+      <w:r>
+        <w:rPr>
+          <w:b/>
+          <w:bCs/>
+        </w:rPr>
+        <w:t xml:space="preserve">LP-fundraise CRM depth</w:t>
+      </w:r>
+      <w:r>
+        <w:t xml:space="preserve">:</w:t>
+      </w:r>
+      <w:r>
+        <w:t xml:space="preserve"> </w:t>
+      </w:r>
+      <w:r>
+        <w:rPr>
+          <w:rStyle w:val="VerbatimChar"/>
+        </w:rPr>
+        <w:t xml:space="preserve">LPProspectActivity</w:t>
+      </w:r>
+      <w:r>
+        <w:t xml:space="preserve"> </w:t>
+      </w:r>
+      <w:r>
+        <w:t xml:space="preserve">+</w:t>
+      </w:r>
+      <w:r>
+        <w:t xml:space="preserve"> </w:t>
+      </w:r>
+      <w:r>
+        <w:rPr>
+          <w:rStyle w:val="VerbatimChar"/>
+        </w:rPr>
+        <w:t xml:space="preserve">lp_prospects.next_followup_on</w:t>
+      </w:r>
+      <w:r>
+        <w:t xml:space="preserve"> </w:t>
+      </w:r>
+      <w:r>
+        <w:t xml:space="preserve">(Alembic</w:t>
+      </w:r>
+      <w:r>
+        <w:t xml:space="preserve"> </w:t>
+      </w:r>
+      <w:r>
+        <w:rPr>
+          <w:rStyle w:val="VerbatimChar"/>
+        </w:rPr>
+        <w:t xml:space="preserve">d0e1f2a3b4c5</w:t>
+      </w:r>
+      <w:r>
+        <w:t xml:space="preserve">) — per-prospect activity timeline, relationship strength and follow-up reminders in</w:t>
+      </w:r>
+      <w:r>
+        <w:t xml:space="preserve"> </w:t>
+      </w:r>
+      <w:r>
+        <w:rPr>
+          <w:rStyle w:val="VerbatimChar"/>
+        </w:rPr>
+        <w:t xml:space="preserve">FundRaise.tsx</w:t>
+      </w:r>
+      <w:r>
+        <w:t xml:space="preserve">, overdue → 🔔 + red</w:t>
+      </w:r>
+      <w:r>
+        <w:t xml:space="preserve"> </w:t>
+      </w:r>
+      <w:r>
+        <w:rPr>
+          <w:rStyle w:val="VerbatimChar"/>
+        </w:rPr>
+        <w:t xml:space="preserve">lp_followup</w:t>
+      </w:r>
+      <w:r>
+        <w:t xml:space="preserve"> </w:t>
+      </w:r>
+      <w:r>
+        <w:t xml:space="preserve">Tasks-hub entry (cleared by converting); (2)</w:t>
+      </w:r>
+      <w:r>
+        <w:t xml:space="preserve"> </w:t>
+      </w:r>
+      <w:r>
+        <w:rPr>
+          <w:b/>
+          <w:bCs/>
+        </w:rPr>
+        <w:t xml:space="preserve">stale-deal triggers</w:t>
+      </w:r>
+      <w:r>
+        <w:t xml:space="preserve">:</w:t>
+      </w:r>
+      <w:r>
+        <w:t xml:space="preserve"> </w:t>
+      </w:r>
+      <w:r>
+        <w:rPr>
+          <w:rStyle w:val="VerbatimChar"/>
+        </w:rPr>
+        <w:t xml:space="preserve">fund_deals.stage_changed_at</w:t>
+      </w:r>
+      <w:r>
+        <w:t xml:space="preserve"> </w:t>
+      </w:r>
+      <w:r>
+        <w:t xml:space="preserve">(stamped on stage moves, created_at fallback) — "stale Nd" badge on board/table past</w:t>
+      </w:r>
+      <w:r>
+        <w:t xml:space="preserve"> </w:t>
+      </w:r>
+      <w:r>
+        <w:rPr>
+          <w:rStyle w:val="VerbatimChar"/>
+        </w:rPr>
+        <w:t xml:space="preserve">STALE_DEAL_DAYS=45</w:t>
+      </w:r>
+      <w:r>
+        <w:t xml:space="preserve"> </w:t>
+      </w:r>
+      <w:r>
+        <w:t xml:space="preserve">+ amber</w:t>
+      </w:r>
+      <w:r>
+        <w:t xml:space="preserve"> </w:t>
+      </w:r>
+      <w:r>
+        <w:rPr>
+          <w:rStyle w:val="VerbatimChar"/>
+        </w:rPr>
+        <w:t xml:space="preserve">deal_stale</w:t>
+      </w:r>
+      <w:r>
+        <w:t xml:space="preserve"> </w:t>
+      </w:r>
+      <w:r>
+        <w:t xml:space="preserve">Tasks-hub entry; (3)</w:t>
+      </w:r>
+      <w:r>
+        <w:t xml:space="preserve"> </w:t>
+      </w:r>
+      <w:r>
+        <w:rPr>
+          <w:b/>
+          <w:bCs/>
+        </w:rPr>
+        <w:t xml:space="preserve">firm network directory</w:t>
+      </w:r>
+      <w:r>
+        <w:t xml:space="preserve">:</w:t>
+      </w:r>
+      <w:r>
+        <w:t xml:space="preserve"> </w:t>
+      </w:r>
+      <w:r>
+        <w:rPr>
+          <w:rStyle w:val="VerbatimChar"/>
+        </w:rPr>
+        <w:t xml:space="preserve">GET /funds/{id}/network</w:t>
+      </w:r>
+      <w:r>
+        <w:t xml:space="preserve"> </w:t>
+      </w:r>
+      <w:r>
+        <w:t xml:space="preserve">— deal contacts + LP prospects deduped by email into one roster (links, max strength, last touch), searchable "who do we know at X"</w:t>
+      </w:r>
+      <w:r>
+        <w:t xml:space="preserve"> </w:t>
+      </w:r>
+      <w:r>
+        <w:rPr>
+          <w:rStyle w:val="VerbatimChar"/>
+        </w:rPr>
+        <w:t xml:space="preserve">FundNetwork.tsx</w:t>
+      </w:r>
+      <w:r>
+        <w:t xml:space="preserve"> </w:t>
+      </w:r>
+      <w:r>
+        <w:t xml:space="preserve">card on the Deal pipeline sub-tab; (4)</w:t>
+      </w:r>
+      <w:r>
+        <w:t xml:space="preserve"> </w:t>
+      </w:r>
+      <w:r>
+        <w:rPr>
+          <w:b/>
+          <w:bCs/>
+        </w:rPr>
+        <w:t xml:space="preserve">deals CSV import</w:t>
+      </w:r>
+      <w:r>
+        <w:t xml:space="preserve">:</w:t>
+      </w:r>
+      <w:r>
+        <w:t xml:space="preserve"> </w:t>
+      </w:r>
+      <w:r>
+        <w:rPr>
+          <w:rStyle w:val="VerbatimChar"/>
+        </w:rPr>
+        <w:t xml:space="preserve">POST /funds/{id}/deals/import</w:t>
+      </w:r>
+      <w:r>
+        <w:t xml:space="preserve"> </w:t>
+      </w:r>
+      <w:r>
+        <w:t xml:space="preserve">(validate/apply, template endpoint) + import panel on the pipeline.</w:t>
+      </w:r>
+      <w:r>
+        <w:t xml:space="preserve"> </w:t>
+      </w:r>
+      <w:r>
+        <w:rPr>
+          <w:rStyle w:val="VerbatimChar"/>
+        </w:rPr>
+        <w:t xml:space="preserve">StrengthPie</w:t>
+      </w:r>
+      <w:r>
+        <w:t xml:space="preserve"> </w:t>
+      </w:r>
+      <w:r>
+        <w:t xml:space="preserve">extracted to a shared component. 6 tests (</w:t>
+      </w:r>
+      <w:r>
+        <w:rPr>
+          <w:rStyle w:val="VerbatimChar"/>
+        </w:rPr>
+        <w:t xml:space="preserve">test_fundraise_crm.py</w:t>
+      </w:r>
+      <w:r>
+        <w:t xml:space="preserve">,</w:t>
+      </w:r>
+      <w:r>
+        <w:t xml:space="preserve"> </w:t>
+      </w:r>
+      <w:r>
+        <w:rPr>
+          <w:rStyle w:val="VerbatimChar"/>
+        </w:rPr>
+        <w:t xml:space="preserve">test_network_and_import.py</w:t>
+      </w:r>
+      <w:r>
+        <w:t xml:space="preserve">).</w:t>
       </w:r>
     </w:p>
     <w:p>

--- a/REQUIREMENTS.docx
+++ b/REQUIREMENTS.docx
@@ -8083,29 +8083,74 @@
           <w:b/>
           <w:bCs/>
         </w:rPr>
-        <w:t xml:space="preserve">FR-K-2 (M)</w:t>
-      </w:r>
-      <w:r>
-        <w:t xml:space="preserve"> </w:t>
-      </w:r>
-      <w:r>
-        <w:t xml:space="preserve">◐ Investor updates: publish + view per entity.</w:t>
-      </w:r>
-      <w:r>
-        <w:t xml:space="preserve"> </w:t>
-      </w:r>
-      <w:r>
-        <w:rPr>
-          <w:i/>
-          <w:iCs/>
-        </w:rPr>
-        <w:t xml:space="preserve">Remaining:</w:t>
-      </w:r>
-      <w:r>
-        <w:t xml:space="preserve"> </w:t>
-      </w:r>
-      <w:r>
-        <w:t xml:space="preserve">acknowledgement tracking.</w:t>
+        <w:t xml:space="preserve">FR-K-2 (M — extended v1.7, Visible gap)</w:t>
+      </w:r>
+      <w:r>
+        <w:t xml:space="preserve"> </w:t>
+      </w:r>
+      <w:r>
+        <w:t xml:space="preserve">✅</w:t>
+      </w:r>
+      <w:r>
+        <w:t xml:space="preserve"> </w:t>
+      </w:r>
+      <w:r>
+        <w:rPr>
+          <w:b/>
+          <w:bCs/>
+        </w:rPr>
+        <w:t xml:space="preserve">Structured investor updates</w:t>
+      </w:r>
+      <w:r>
+        <w:t xml:space="preserve">: Visible-style update composer with period label, highlights / lowlights / asks sections alongside the narrative body; a</w:t>
+      </w:r>
+      <w:r>
+        <w:t xml:space="preserve"> </w:t>
+      </w:r>
+      <w:r>
+        <w:rPr>
+          <w:b/>
+          <w:bCs/>
+        </w:rPr>
+        <w:t xml:space="preserve">live metrics snapshot</w:t>
+      </w:r>
+      <w:r>
+        <w:t xml:space="preserve"> </w:t>
+      </w:r>
+      <w:r>
+        <w:t xml:space="preserve">(FR-K-8 metrics) is frozen onto the update at publish time;</w:t>
+      </w:r>
+      <w:r>
+        <w:t xml:space="preserve"> </w:t>
+      </w:r>
+      <w:r>
+        <w:rPr>
+          <w:b/>
+          <w:bCs/>
+        </w:rPr>
+        <w:t xml:space="preserve">draft → published lifecycle</w:t>
+      </w:r>
+      <w:r>
+        <w:t xml:space="preserve"> </w:t>
+      </w:r>
+      <w:r>
+        <w:t xml:space="preserve">(drafts editable, invisible in the portal, published updates immutable); and</w:t>
+      </w:r>
+      <w:r>
+        <w:t xml:space="preserve"> </w:t>
+      </w:r>
+      <w:r>
+        <w:rPr>
+          <w:b/>
+          <w:bCs/>
+        </w:rPr>
+        <w:t xml:space="preserve">per-viewer engagement tracking</w:t>
+      </w:r>
+      <w:r>
+        <w:t xml:space="preserve"> </w:t>
+      </w:r>
+      <w:r>
+        <w:t xml:space="preserve">— invited investors open updates in their portal ("Read" records a view) and the company sees viewers × open counts per update.</w:t>
       </w:r>
     </w:p>
     <w:p>
@@ -17110,6 +17155,165 @@
       </w:r>
       <w:r>
         <w:t xml:space="preserve">— portfolio intelligence (Vestberry competitive gap analysis, fund side):</w:t>
+      </w:r>
+    </w:p>
+    <w:p>
+      <w:pPr>
+        <w:pStyle w:val="Compact"/>
+        <w:numPr>
+          <w:ilvl w:val="0"/>
+          <w:numId w:val="1030"/>
+        </w:numPr>
+      </w:pPr>
+      <w:r>
+        <w:rPr>
+          <w:b/>
+          <w:bCs/>
+        </w:rPr>
+        <w:t xml:space="preserve">Visible #1 — structured investor updates (FR-K-2 extended, Visible.vc gap analysis, startup side)</w:t>
+      </w:r>
+      <w:r>
+        <w:t xml:space="preserve"> </w:t>
+      </w:r>
+      <w:r>
+        <w:t xml:space="preserve">✅ —</w:t>
+      </w:r>
+      <w:r>
+        <w:t xml:space="preserve"> </w:t>
+      </w:r>
+      <w:r>
+        <w:rPr>
+          <w:rStyle w:val="VerbatimChar"/>
+        </w:rPr>
+        <w:t xml:space="preserve">investor_updates</w:t>
+      </w:r>
+      <w:r>
+        <w:t xml:space="preserve"> </w:t>
+      </w:r>
+      <w:r>
+        <w:t xml:space="preserve">gains period label, highlights/lowlights/asks sections, a frozen</w:t>
+      </w:r>
+      <w:r>
+        <w:t xml:space="preserve"> </w:t>
+      </w:r>
+      <w:r>
+        <w:rPr>
+          <w:b/>
+          <w:bCs/>
+        </w:rPr>
+        <w:t xml:space="preserve">metrics snapshot</w:t>
+      </w:r>
+      <w:r>
+        <w:t xml:space="preserve"> </w:t>
+      </w:r>
+      <w:r>
+        <w:t xml:space="preserve">(the FR-K-8 live metrics, JSON-sanitised) stamped at publish, and a</w:t>
+      </w:r>
+      <w:r>
+        <w:t xml:space="preserve"> </w:t>
+      </w:r>
+      <w:r>
+        <w:rPr>
+          <w:b/>
+          <w:bCs/>
+        </w:rPr>
+        <w:t xml:space="preserve">draft → published lifecycle</w:t>
+      </w:r>
+      <w:r>
+        <w:t xml:space="preserve"> </w:t>
+      </w:r>
+      <w:r>
+        <w:t xml:space="preserve">(</w:t>
+      </w:r>
+      <w:r>
+        <w:rPr>
+          <w:rStyle w:val="VerbatimChar"/>
+        </w:rPr>
+        <w:t xml:space="preserve">PUT /investor-updates/{id}</w:t>
+      </w:r>
+      <w:r>
+        <w:t xml:space="preserve"> </w:t>
+      </w:r>
+      <w:r>
+        <w:t xml:space="preserve">edits drafts only,</w:t>
+      </w:r>
+      <w:r>
+        <w:t xml:space="preserve"> </w:t>
+      </w:r>
+      <w:r>
+        <w:rPr>
+          <w:rStyle w:val="VerbatimChar"/>
+        </w:rPr>
+        <w:t xml:space="preserve">POST /investor-updates/{id}/publish</w:t>
+      </w:r>
+      <w:r>
+        <w:t xml:space="preserve">, 409 on published); new</w:t>
+      </w:r>
+      <w:r>
+        <w:t xml:space="preserve"> </w:t>
+      </w:r>
+      <w:r>
+        <w:rPr>
+          <w:rStyle w:val="VerbatimChar"/>
+        </w:rPr>
+        <w:t xml:space="preserve">investor_update_views</w:t>
+      </w:r>
+      <w:r>
+        <w:t xml:space="preserve"> </w:t>
+      </w:r>
+      <w:r>
+        <w:t xml:space="preserve">—</w:t>
+      </w:r>
+      <w:r>
+        <w:t xml:space="preserve"> </w:t>
+      </w:r>
+      <w:r>
+        <w:rPr>
+          <w:rStyle w:val="VerbatimChar"/>
+        </w:rPr>
+        <w:t xml:space="preserve">POST /portal/updates/{id}/view</w:t>
+      </w:r>
+      <w:r>
+        <w:t xml:space="preserve"> </w:t>
+      </w:r>
+      <w:r>
+        <w:t xml:space="preserve">(invited-investor-scoped) counts repeat opens per viewer, and the admin list returns per-update viewer/open engagement (Alembic</w:t>
+      </w:r>
+      <w:r>
+        <w:t xml:space="preserve"> </w:t>
+      </w:r>
+      <w:r>
+        <w:rPr>
+          <w:rStyle w:val="VerbatimChar"/>
+        </w:rPr>
+        <w:t xml:space="preserve">e1f2a3b4c5d6</w:t>
+      </w:r>
+      <w:r>
+        <w:t xml:space="preserve">). Frontend: structured composer with Publish / Save-draft / edit-draft in</w:t>
+      </w:r>
+      <w:r>
+        <w:t xml:space="preserve"> </w:t>
+      </w:r>
+      <w:r>
+        <w:rPr>
+          <w:rStyle w:val="VerbatimChar"/>
+        </w:rPr>
+        <w:t xml:space="preserve">Investors.tsx</w:t>
+      </w:r>
+      <w:r>
+        <w:t xml:space="preserve"> </w:t>
+      </w:r>
+      <w:r>
+        <w:t xml:space="preserve">+ status chips, section rows, metric chips and 👁 viewers·opens per update; portal updates become expandable "Read" cards (view recorded on open) with sections + metric chips. 3 tests (</w:t>
+      </w:r>
+      <w:r>
+        <w:rPr>
+          <w:rStyle w:val="VerbatimChar"/>
+        </w:rPr>
+        <w:t xml:space="preserve">test_investor_updates.py</w:t>
+      </w:r>
+      <w:r>
+        <w:t xml:space="preserve">).</w:t>
       </w:r>
     </w:p>
     <w:p>

--- a/REQUIREMENTS.docx
+++ b/REQUIREMENTS.docx
@@ -6484,13 +6484,99 @@
           <w:i/>
           <w:iCs/>
         </w:rPr>
+        <w:t xml:space="preserve">(extended v1.7, Visible gap)</w:t>
+      </w:r>
+      <w:r>
+        <w:t xml:space="preserve"> </w:t>
+      </w:r>
+      <w:r>
+        <w:rPr>
+          <w:b/>
+          <w:bCs/>
+        </w:rPr>
+        <w:t xml:space="preserve">Metric alerts</w:t>
+      </w:r>
+      <w:r>
+        <w:t xml:space="preserve"> </w:t>
+      </w:r>
+      <w:r>
+        <w:t xml:space="preserve">— fund-defined thresholds on any tracked metric (core KPIs, growth, runway, or</w:t>
+      </w:r>
+      <w:r>
+        <w:t xml:space="preserve"> </w:t>
+      </w:r>
+      <w:r>
+        <w:rPr>
+          <w:rStyle w:val="VerbatimChar"/>
+        </w:rPr>
+        <w:t xml:space="preserve">custom.&lt;key&gt;</w:t>
+      </w:r>
+      <w:r>
+        <w:t xml:space="preserve"> </w:t>
+      </w:r>
+      <w:r>
+        <w:t xml:space="preserve">definitions): rule = metric + falls-below/rises-above + threshold + severity (high/warn), evaluated on read against each company's latest period; breaches surface as</w:t>
+      </w:r>
+      <w:r>
+        <w:t xml:space="preserve"> </w:t>
+      </w:r>
+      <w:r>
+        <w:rPr>
+          <w:rStyle w:val="VerbatimChar"/>
+        </w:rPr>
+        <w:t xml:space="preserve">metric_alert</w:t>
+      </w:r>
+      <w:r>
+        <w:t xml:space="preserve"> </w:t>
+      </w:r>
+      <w:r>
+        <w:t xml:space="preserve">signals with the rule's severity (unit-aware formatting).</w:t>
+      </w:r>
+      <w:r>
+        <w:t xml:space="preserve"> </w:t>
+      </w:r>
+      <w:r>
+        <w:rPr>
+          <w:rStyle w:val="VerbatimChar"/>
+        </w:rPr>
+        <w:t xml:space="preserve">GET/POST/DELETE /funds/{id}/alert-rules</w:t>
+      </w:r>
+      <w:r>
+        <w:t xml:space="preserve"> </w:t>
+      </w:r>
+      <w:r>
+        <w:t xml:space="preserve">(GET returns the metric catalog shared with benchmarks); "Metric alerts" panel in</w:t>
+      </w:r>
+      <w:r>
+        <w:t xml:space="preserve"> </w:t>
+      </w:r>
+      <w:r>
+        <w:rPr>
+          <w:rStyle w:val="VerbatimChar"/>
+        </w:rPr>
+        <w:t xml:space="preserve">PortfolioMonitoring.tsx</w:t>
+      </w:r>
+      <w:r>
+        <w:t xml:space="preserve"> </w:t>
+      </w:r>
+      <w:r>
+        <w:t xml:space="preserve">(rule chips + add form).</w:t>
+      </w:r>
+      <w:r>
+        <w:t xml:space="preserve"> </w:t>
+      </w:r>
+      <w:r>
+        <w:rPr>
+          <w:i/>
+          <w:iCs/>
+        </w:rPr>
         <w:t xml:space="preserve">Remaining:</w:t>
       </w:r>
       <w:r>
         <w:t xml:space="preserve"> </w:t>
       </w:r>
       <w:r>
-        <w:t xml:space="preserve">signal thresholds per fund; notification digests.</w:t>
+        <w:t xml:space="preserve">notification digests.</w:t>
       </w:r>
     </w:p>
     <w:p>
@@ -17155,6 +17241,145 @@
       </w:r>
       <w:r>
         <w:t xml:space="preserve">— portfolio intelligence (Vestberry competitive gap analysis, fund side):</w:t>
+      </w:r>
+    </w:p>
+    <w:p>
+      <w:pPr>
+        <w:pStyle w:val="Compact"/>
+        <w:numPr>
+          <w:ilvl w:val="0"/>
+          <w:numId w:val="1030"/>
+        </w:numPr>
+      </w:pPr>
+      <w:r>
+        <w:rPr>
+          <w:b/>
+          <w:bCs/>
+        </w:rPr>
+        <w:t xml:space="preserve">Visible #2 — metric alerts (FR-J-20 extended, fund side)</w:t>
+      </w:r>
+      <w:r>
+        <w:t xml:space="preserve"> </w:t>
+      </w:r>
+      <w:r>
+        <w:t xml:space="preserve">✅ — new</w:t>
+      </w:r>
+      <w:r>
+        <w:t xml:space="preserve"> </w:t>
+      </w:r>
+      <w:r>
+        <w:rPr>
+          <w:rStyle w:val="VerbatimChar"/>
+        </w:rPr>
+        <w:t xml:space="preserve">MetricAlertRule</w:t>
+      </w:r>
+      <w:r>
+        <w:t xml:space="preserve"> </w:t>
+      </w:r>
+      <w:r>
+        <w:t xml:space="preserve">{fund, metric, lt/gt comparator, threshold, high/warn severity} (Alembic</w:t>
+      </w:r>
+      <w:r>
+        <w:t xml:space="preserve"> </w:t>
+      </w:r>
+      <w:r>
+        <w:rPr>
+          <w:rStyle w:val="VerbatimChar"/>
+        </w:rPr>
+        <w:t xml:space="preserve">f2a3b4c5d6e7</w:t>
+      </w:r>
+      <w:r>
+        <w:t xml:space="preserve">); evaluated inside</w:t>
+      </w:r>
+      <w:r>
+        <w:t xml:space="preserve"> </w:t>
+      </w:r>
+      <w:r>
+        <w:rPr>
+          <w:rStyle w:val="VerbatimChar"/>
+        </w:rPr>
+        <w:t xml:space="preserve">portfolio_signals</w:t>
+      </w:r>
+      <w:r>
+        <w:t xml:space="preserve"> </w:t>
+      </w:r>
+      <w:r>
+        <w:t xml:space="preserve">against each company's latest period over the shared metric catalog (</w:t>
+      </w:r>
+      <w:r>
+        <w:rPr>
+          <w:rStyle w:val="VerbatimChar"/>
+        </w:rPr>
+        <w:t xml:space="preserve">metric_options</w:t>
+      </w:r>
+      <w:r>
+        <w:t xml:space="preserve"> </w:t>
+      </w:r>
+      <w:r>
+        <w:t xml:space="preserve">— 5 core +</w:t>
+      </w:r>
+      <w:r>
+        <w:t xml:space="preserve"> </w:t>
+      </w:r>
+      <w:r>
+        <w:rPr>
+          <w:rStyle w:val="VerbatimChar"/>
+        </w:rPr>
+        <w:t xml:space="preserve">custom.&lt;key&gt;</w:t>
+      </w:r>
+      <w:r>
+        <w:t xml:space="preserve"> </w:t>
+      </w:r>
+      <w:r>
+        <w:t xml:space="preserve">definitions, now also feeding benchmarks); breaches emit</w:t>
+      </w:r>
+      <w:r>
+        <w:t xml:space="preserve"> </w:t>
+      </w:r>
+      <w:r>
+        <w:rPr>
+          <w:rStyle w:val="VerbatimChar"/>
+        </w:rPr>
+        <w:t xml:space="preserve">metric_alert</w:t>
+      </w:r>
+      <w:r>
+        <w:t xml:space="preserve"> </w:t>
+      </w:r>
+      <w:r>
+        <w:t xml:space="preserve">signals with the rule's severity and unit-aware text.</w:t>
+      </w:r>
+      <w:r>
+        <w:t xml:space="preserve"> </w:t>
+      </w:r>
+      <w:r>
+        <w:rPr>
+          <w:rStyle w:val="VerbatimChar"/>
+        </w:rPr>
+        <w:t xml:space="preserve">GET/POST/DELETE /funds/{id}/alert-rules</w:t>
+      </w:r>
+      <w:r>
+        <w:t xml:space="preserve">; "Metric alerts" panel (rule chips + metric/condition/threshold/severity form) in</w:t>
+      </w:r>
+      <w:r>
+        <w:t xml:space="preserve"> </w:t>
+      </w:r>
+      <w:r>
+        <w:rPr>
+          <w:rStyle w:val="VerbatimChar"/>
+        </w:rPr>
+        <w:t xml:space="preserve">PortfolioMonitoring.tsx</w:t>
+      </w:r>
+      <w:r>
+        <w:t xml:space="preserve">. 3 tests (</w:t>
+      </w:r>
+      <w:r>
+        <w:rPr>
+          <w:rStyle w:val="VerbatimChar"/>
+        </w:rPr>
+        <w:t xml:space="preserve">test_metric_alerts.py</w:t>
+      </w:r>
+      <w:r>
+        <w:t xml:space="preserve">).</w:t>
       </w:r>
     </w:p>
     <w:p>

--- a/REQUIREMENTS.docx
+++ b/REQUIREMENTS.docx
@@ -6748,13 +6748,144 @@
           <w:i/>
           <w:iCs/>
         </w:rPr>
+        <w:t xml:space="preserve">(extended v1.7, Visible gap)</w:t>
+      </w:r>
+      <w:r>
+        <w:t xml:space="preserve"> </w:t>
+      </w:r>
+      <w:r>
+        <w:rPr>
+          <w:b/>
+          <w:bCs/>
+        </w:rPr>
+        <w:t xml:space="preserve">Recurring schedules + no-login submission</w:t>
+      </w:r>
+      <w:r>
+        <w:t xml:space="preserve">: a per-company</w:t>
+      </w:r>
+      <w:r>
+        <w:t xml:space="preserve"> </w:t>
+      </w:r>
+      <w:r>
+        <w:rPr>
+          <w:b/>
+          <w:bCs/>
+        </w:rPr>
+        <w:t xml:space="preserve">request cadence</w:t>
+      </w:r>
+      <w:r>
+        <w:t xml:space="preserve"> </w:t>
+      </w:r>
+      <w:r>
+        <w:t xml:space="preserve">(monthly / quarterly) materialised on read — opening the requests list creates the request for the last completed period if missing (idempotent; quarters labelled as Indian-FY quarters, due = period end + 14 days); and every request mints a</w:t>
+      </w:r>
+      <w:r>
+        <w:t xml:space="preserve"> </w:t>
+      </w:r>
+      <w:r>
+        <w:rPr>
+          <w:b/>
+          <w:bCs/>
+        </w:rPr>
+        <w:t xml:space="preserve">secret link token</w:t>
+      </w:r>
+      <w:r>
+        <w:t xml:space="preserve"> </w:t>
+      </w:r>
+      <w:r>
+        <w:t xml:space="preserve">so the contact can submit</w:t>
+      </w:r>
+      <w:r>
+        <w:t xml:space="preserve"> </w:t>
+      </w:r>
+      <w:r>
+        <w:rPr>
+          <w:b/>
+          <w:bCs/>
+        </w:rPr>
+        <w:t xml:space="preserve">without a Paper account</w:t>
+      </w:r>
+      <w:r>
+        <w:t xml:space="preserve"> </w:t>
+      </w:r>
+      <w:r>
+        <w:t xml:space="preserve">via a public page (</w:t>
+      </w:r>
+      <w:r>
+        <w:rPr>
+          <w:rStyle w:val="VerbatimChar"/>
+        </w:rPr>
+        <w:t xml:space="preserve">/submit-kpis/{token}</w:t>
+      </w:r>
+      <w:r>
+        <w:t xml:space="preserve"> </w:t>
+      </w:r>
+      <w:r>
+        <w:t xml:space="preserve">→</w:t>
+      </w:r>
+      <w:r>
+        <w:t xml:space="preserve"> </w:t>
+      </w:r>
+      <w:r>
+        <w:rPr>
+          <w:rStyle w:val="VerbatimChar"/>
+        </w:rPr>
+        <w:t xml:space="preserve">GET/POST /public/kpi-requests/{token}[/submit]</w:t>
+      </w:r>
+      <w:r>
+        <w:t xml:space="preserve">, 404 unknown token, 409 resubmit) — Visible's "frictionless founder experience".</w:t>
+      </w:r>
+      <w:r>
+        <w:t xml:space="preserve"> </w:t>
+      </w:r>
+      <w:r>
+        <w:rPr>
+          <w:rStyle w:val="VerbatimChar"/>
+        </w:rPr>
+        <w:t xml:space="preserve">GET /funds/{id}/kpi-schedules</w:t>
+      </w:r>
+      <w:r>
+        <w:t xml:space="preserve">,</w:t>
+      </w:r>
+      <w:r>
+        <w:t xml:space="preserve"> </w:t>
+      </w:r>
+      <w:r>
+        <w:rPr>
+          <w:rStyle w:val="VerbatimChar"/>
+        </w:rPr>
+        <w:t xml:space="preserve">PUT/DELETE /funds/{id}/portfolio/{iid}/kpi-schedule</w:t>
+      </w:r>
+      <w:r>
+        <w:t xml:space="preserve">; "Make recurring" + schedule chips + per-request "Copy link" in</w:t>
+      </w:r>
+      <w:r>
+        <w:t xml:space="preserve"> </w:t>
+      </w:r>
+      <w:r>
+        <w:rPr>
+          <w:rStyle w:val="VerbatimChar"/>
+        </w:rPr>
+        <w:t xml:space="preserve">PortfolioMonitoring.tsx</w:t>
+      </w:r>
+      <w:r>
+        <w:t xml:space="preserve">.</w:t>
+      </w:r>
+      <w:r>
+        <w:t xml:space="preserve"> </w:t>
+      </w:r>
+      <w:r>
+        <w:rPr>
+          <w:i/>
+          <w:iCs/>
+        </w:rPr>
         <w:t xml:space="preserve">Remaining:</w:t>
       </w:r>
       <w:r>
         <w:t xml:space="preserve"> </w:t>
       </w:r>
       <w:r>
-        <w:t xml:space="preserve">recurring request schedules; custom-metric requests (see FR-J-23</w:t>
+        <w:t xml:space="preserve">custom-metric requests (see FR-J-23</w:t>
       </w:r>
       <w:r>
         <w:t xml:space="preserve"> </w:t>
@@ -17241,6 +17372,169 @@
       </w:r>
       <w:r>
         <w:t xml:space="preserve">— portfolio intelligence (Vestberry competitive gap analysis, fund side):</w:t>
+      </w:r>
+    </w:p>
+    <w:p>
+      <w:pPr>
+        <w:pStyle w:val="Compact"/>
+        <w:numPr>
+          <w:ilvl w:val="0"/>
+          <w:numId w:val="1030"/>
+        </w:numPr>
+      </w:pPr>
+      <w:r>
+        <w:rPr>
+          <w:b/>
+          <w:bCs/>
+        </w:rPr>
+        <w:t xml:space="preserve">Visible #3 — scheduled KPI requests + no-login submission (FR-J-19 extended, fund side)</w:t>
+      </w:r>
+      <w:r>
+        <w:t xml:space="preserve"> </w:t>
+      </w:r>
+      <w:r>
+        <w:t xml:space="preserve">✅ — new</w:t>
+      </w:r>
+      <w:r>
+        <w:t xml:space="preserve"> </w:t>
+      </w:r>
+      <w:r>
+        <w:rPr>
+          <w:rStyle w:val="VerbatimChar"/>
+        </w:rPr>
+        <w:t xml:space="preserve">KPIRequestSchedule</w:t>
+      </w:r>
+      <w:r>
+        <w:t xml:space="preserve"> </w:t>
+      </w:r>
+      <w:r>
+        <w:t xml:space="preserve">(one per investment, monthly/quarterly) +</w:t>
+      </w:r>
+      <w:r>
+        <w:t xml:space="preserve"> </w:t>
+      </w:r>
+      <w:r>
+        <w:rPr>
+          <w:rStyle w:val="VerbatimChar"/>
+        </w:rPr>
+        <w:t xml:space="preserve">kpi_requests.token</w:t>
+      </w:r>
+      <w:r>
+        <w:t xml:space="preserve"> </w:t>
+      </w:r>
+      <w:r>
+        <w:t xml:space="preserve">unique (Alembic</w:t>
+      </w:r>
+      <w:r>
+        <w:t xml:space="preserve"> </w:t>
+      </w:r>
+      <w:r>
+        <w:rPr>
+          <w:rStyle w:val="VerbatimChar"/>
+        </w:rPr>
+        <w:t xml:space="preserve">a3b4c5d6e7f8</w:t>
+      </w:r>
+      <w:r>
+        <w:t xml:space="preserve">).</w:t>
+      </w:r>
+      <w:r>
+        <w:t xml:space="preserve"> </w:t>
+      </w:r>
+      <w:r>
+        <w:rPr>
+          <w:rStyle w:val="VerbatimChar"/>
+        </w:rPr>
+        <w:t xml:space="preserve">ensure_scheduled_requests</w:t>
+      </w:r>
+      <w:r>
+        <w:t xml:space="preserve"> </w:t>
+      </w:r>
+      <w:r>
+        <w:t xml:space="preserve">materialises the last completed period's request on read of the requests list (idempotent by period label; Indian-FY quarter labels; due = period end + 14 days; skips companies without a reporting contact —</w:t>
+      </w:r>
+      <w:r>
+        <w:t xml:space="preserve"> </w:t>
+      </w:r>
+      <w:r>
+        <w:rPr>
+          <w:rStyle w:val="VerbatimChar"/>
+        </w:rPr>
+        <w:t xml:space="preserve">PUT .../kpi-schedule</w:t>
+      </w:r>
+      <w:r>
+        <w:t xml:space="preserve"> </w:t>
+      </w:r>
+      <w:r>
+        <w:t xml:space="preserve">400s until one is set). Every request now carries a secret token: public page</w:t>
+      </w:r>
+      <w:r>
+        <w:t xml:space="preserve"> </w:t>
+      </w:r>
+      <w:r>
+        <w:rPr>
+          <w:rStyle w:val="VerbatimChar"/>
+        </w:rPr>
+        <w:t xml:space="preserve">/submit-kpis/{token}</w:t>
+      </w:r>
+      <w:r>
+        <w:t xml:space="preserve"> </w:t>
+      </w:r>
+      <w:r>
+        <w:t xml:space="preserve">+ unauthenticated</w:t>
+      </w:r>
+      <w:r>
+        <w:t xml:space="preserve"> </w:t>
+      </w:r>
+      <w:r>
+        <w:rPr>
+          <w:rStyle w:val="VerbatimChar"/>
+        </w:rPr>
+        <w:t xml:space="preserve">GET/POST /public/kpi-requests/{token}[/submit]</w:t>
+      </w:r>
+      <w:r>
+        <w:t xml:space="preserve"> </w:t>
+      </w:r>
+      <w:r>
+        <w:t xml:space="preserve">let the contact report without an account (shared</w:t>
+      </w:r>
+      <w:r>
+        <w:t xml:space="preserve"> </w:t>
+      </w:r>
+      <w:r>
+        <w:rPr>
+          <w:rStyle w:val="VerbatimChar"/>
+        </w:rPr>
+        <w:t xml:space="preserve">submit_request_values</w:t>
+      </w:r>
+      <w:r>
+        <w:t xml:space="preserve"> </w:t>
+      </w:r>
+      <w:r>
+        <w:t xml:space="preserve">with the portal path). Frontend: "Make recurring" + schedule chips in the request panel, "Copy link" on pending requests, new</w:t>
+      </w:r>
+      <w:r>
+        <w:t xml:space="preserve"> </w:t>
+      </w:r>
+      <w:r>
+        <w:rPr>
+          <w:rStyle w:val="VerbatimChar"/>
+        </w:rPr>
+        <w:t xml:space="preserve">SubmitKpis.tsx</w:t>
+      </w:r>
+      <w:r>
+        <w:t xml:space="preserve"> </w:t>
+      </w:r>
+      <w:r>
+        <w:t xml:space="preserve">public page. 3 tests (</w:t>
+      </w:r>
+      <w:r>
+        <w:rPr>
+          <w:rStyle w:val="VerbatimChar"/>
+        </w:rPr>
+        <w:t xml:space="preserve">test_kpi_schedules.py</w:t>
+      </w:r>
+      <w:r>
+        <w:t xml:space="preserve">).</w:t>
       </w:r>
     </w:p>
     <w:p>

--- a/REQUIREMENTS.docx
+++ b/REQUIREMENTS.docx
@@ -5974,91 +5974,38 @@
           <w:i/>
           <w:iCs/>
         </w:rPr>
-        <w:t xml:space="preserve">Remaining:</w:t>
-      </w:r>
-      <w:r>
-        <w:t xml:space="preserve"> </w:t>
-      </w:r>
-      <w:r>
-        <w:t xml:space="preserve">quartiles; cohort filters (by vintage/sector).</w:t>
-      </w:r>
-    </w:p>
-    <w:p>
-      <w:pPr>
-        <w:pStyle w:val="Compact"/>
-        <w:numPr>
-          <w:ilvl w:val="0"/>
-          <w:numId w:val="1013"/>
-        </w:numPr>
-      </w:pPr>
-      <w:r>
-        <w:rPr>
-          <w:b/>
-          <w:bCs/>
-        </w:rPr>
-        <w:t xml:space="preserve">FR-J-23 (M — added v1.7, Vestberry gap)</w:t>
-      </w:r>
-      <w:r>
-        <w:t xml:space="preserve"> </w:t>
-      </w:r>
-      <w:r>
-        <w:t xml:space="preserve">✅</w:t>
-      </w:r>
-      <w:r>
-        <w:t xml:space="preserve"> </w:t>
-      </w:r>
-      <w:r>
-        <w:rPr>
-          <w:b/>
-          <w:bCs/>
-        </w:rPr>
-        <w:t xml:space="preserve">Custom KPI definitions + ESG presets</w:t>
-      </w:r>
-      <w:r>
-        <w:t xml:space="preserve">: a fund defines its own metrics (label + unit ₹/number/%; key auto-slugged from the label) collected alongside the core KPIs — with one-click</w:t>
-      </w:r>
-      <w:r>
-        <w:t xml:space="preserve"> </w:t>
-      </w:r>
-      <w:r>
-        <w:rPr>
-          <w:b/>
-          <w:bCs/>
-        </w:rPr>
-        <w:t xml:space="preserve">ESG presets</w:t>
-      </w:r>
-      <w:r>
-        <w:t xml:space="preserve"> </w:t>
-      </w:r>
-      <w:r>
-        <w:t xml:space="preserve">(female headcount %, independent directors %, GHG emissions, energy use, CSR spend — rules-as-data). Values are captured per period on the KPI report (stored as JSON on the period, filtered to defined keys) and flow into monitoring and FR-J-24 benchmarking. Deleting a definition keeps historical values, they just stop being shown.</w:t>
-      </w:r>
-      <w:r>
-        <w:t xml:space="preserve"> </w:t>
-      </w:r>
-      <w:r>
-        <w:rPr>
-          <w:rStyle w:val="VerbatimChar"/>
-        </w:rPr>
-        <w:t xml:space="preserve">GET/POST /funds/{id}/kpi-definitions</w:t>
-      </w:r>
-      <w:r>
-        <w:t xml:space="preserve">,</w:t>
-      </w:r>
-      <w:r>
-        <w:t xml:space="preserve"> </w:t>
-      </w:r>
-      <w:r>
-        <w:rPr>
-          <w:rStyle w:val="VerbatimChar"/>
-        </w:rPr>
-        <w:t xml:space="preserve">DELETE .../{id}</w:t>
-      </w:r>
-      <w:r>
-        <w:t xml:space="preserve"> </w:t>
-      </w:r>
-      <w:r>
-        <w:t xml:space="preserve">(409 duplicate key).</w:t>
+        <w:t xml:space="preserve">(extended v1.7, Visible gap)</w:t>
+      </w:r>
+      <w:r>
+        <w:t xml:space="preserve"> </w:t>
+      </w:r>
+      <w:r>
+        <w:rPr>
+          <w:b/>
+          <w:bCs/>
+        </w:rPr>
+        <w:t xml:space="preserve">Segment comparison</w:t>
+      </w:r>
+      <w:r>
+        <w:t xml:space="preserve"> </w:t>
+      </w:r>
+      <w:r>
+        <w:t xml:space="preserve">— investments carry a free-text</w:t>
+      </w:r>
+      <w:r>
+        <w:t xml:space="preserve"> </w:t>
+      </w:r>
+      <w:r>
+        <w:rPr>
+          <w:rStyle w:val="VerbatimChar"/>
+        </w:rPr>
+        <w:t xml:space="preserve">sector</w:t>
+      </w:r>
+      <w:r>
+        <w:t xml:space="preserve"> </w:t>
+      </w:r>
+      <w:r>
+        <w:t xml:space="preserve">tag; the benchmark payload adds per-segment cohorts (median per metric + company count per sector, untagged grouped as "—", hidden when only one cohort exists); sector chips on the monitoring table and a segment-medians table under the benchmark table.</w:t>
       </w:r>
       <w:r>
         <w:t xml:space="preserve"> </w:t>
@@ -6074,7 +6021,7 @@
         <w:t xml:space="preserve"> </w:t>
       </w:r>
       <w:r>
-        <w:t xml:space="preserve">custom metrics on portal KPI requests (investee self-reporting); per-metric trend charts.</w:t>
+        <w:t xml:space="preserve">quartiles; vintage cohorts.</w:t>
       </w:r>
     </w:p>
     <w:p>
@@ -6090,7 +6037,7 @@
           <w:b/>
           <w:bCs/>
         </w:rPr>
-        <w:t xml:space="preserve">FR-J-22 (M — added v1.7, Vestberry gap)</w:t>
+        <w:t xml:space="preserve">FR-J-23 (M — added v1.7, Vestberry gap)</w:t>
       </w:r>
       <w:r>
         <w:t xml:space="preserve"> </w:t>
@@ -6106,105 +6053,53 @@
           <w:b/>
           <w:bCs/>
         </w:rPr>
-        <w:t xml:space="preserve">Quarterly LP report pack</w:t>
-      </w:r>
-      <w:r>
-        <w:t xml:space="preserve">: a one-click quarterly report document per fund — fund snapshot (committed / drawn / uncalled / distributed), since-inception</w:t>
-      </w:r>
-      <w:r>
-        <w:t xml:space="preserve"> </w:t>
-      </w:r>
-      <w:r>
-        <w:rPr>
-          <w:b/>
-          <w:bCs/>
-        </w:rPr>
-        <w:t xml:space="preserve">performance</w:t>
-      </w:r>
-      <w:r>
-        <w:t xml:space="preserve"> </w:t>
-      </w:r>
-      <w:r>
-        <w:t xml:space="preserve">(NAV, NAV per unit, DPI / RVPI / TVPI / XIRR),</w:t>
-      </w:r>
-      <w:r>
-        <w:t xml:space="preserve"> </w:t>
-      </w:r>
-      <w:r>
-        <w:rPr>
-          <w:b/>
-          <w:bCs/>
-        </w:rPr>
-        <w:t xml:space="preserve">activity this period</w:t>
-      </w:r>
-      <w:r>
-        <w:t xml:space="preserve"> </w:t>
-      </w:r>
-      <w:r>
-        <w:t xml:space="preserve">(capital calls by due date and distributions by date falling in the reporting window, with amounts and carry), the</w:t>
-      </w:r>
-      <w:r>
-        <w:t xml:space="preserve"> </w:t>
-      </w:r>
-      <w:r>
-        <w:rPr>
-          <w:b/>
-          <w:bCs/>
-        </w:rPr>
-        <w:t xml:space="preserve">Schedule of Investments</w:t>
-      </w:r>
-      <w:r>
-        <w:t xml:space="preserve"> </w:t>
-      </w:r>
-      <w:r>
-        <w:t xml:space="preserve">with totals, and</w:t>
-      </w:r>
-      <w:r>
-        <w:t xml:space="preserve"> </w:t>
-      </w:r>
-      <w:r>
-        <w:rPr>
-          <w:b/>
-          <w:bCs/>
-        </w:rPr>
-        <w:t xml:space="preserve">valuation status</w:t>
-      </w:r>
-      <w:r>
-        <w:t xml:space="preserve"> </w:t>
-      </w:r>
-      <w:r>
-        <w:t xml:space="preserve">vs the FR-J-15 policy — composed entirely from the existing capital-accounts / performance / SOI / valuation services, amounts lakh/crore-formatted, unaudited-figures disclaimer. The report</w:t>
-      </w:r>
-      <w:r>
-        <w:t xml:space="preserve"> </w:t>
-      </w:r>
-      <w:r>
-        <w:rPr>
-          <w:b/>
-          <w:bCs/>
-        </w:rPr>
-        <w:t xml:space="preserve">surfaces automatically in every LP's portal</w:t>
-      </w:r>
-      <w:r>
-        <w:t xml:space="preserve"> </w:t>
-      </w:r>
-      <w:r>
-        <w:t xml:space="preserve">statements list (fund-wide, alongside their personal capital-account statements and Form 64C).</w:t>
-      </w:r>
-      <w:r>
-        <w:t xml:space="preserve"> </w:t>
-      </w:r>
-      <w:r>
-        <w:rPr>
-          <w:rStyle w:val="VerbatimChar"/>
-        </w:rPr>
-        <w:t xml:space="preserve">POST /funds/{id}/lp-report</w:t>
-      </w:r>
-      <w:r>
-        <w:t xml:space="preserve"> </w:t>
-      </w:r>
-      <w:r>
-        <w:t xml:space="preserve">(period label + start/end; 400 on inverted period).</w:t>
+        <w:t xml:space="preserve">Custom KPI definitions + ESG presets</w:t>
+      </w:r>
+      <w:r>
+        <w:t xml:space="preserve">: a fund defines its own metrics (label + unit ₹/number/%; key auto-slugged from the label) collected alongside the core KPIs — with one-click</w:t>
+      </w:r>
+      <w:r>
+        <w:t xml:space="preserve"> </w:t>
+      </w:r>
+      <w:r>
+        <w:rPr>
+          <w:b/>
+          <w:bCs/>
+        </w:rPr>
+        <w:t xml:space="preserve">ESG presets</w:t>
+      </w:r>
+      <w:r>
+        <w:t xml:space="preserve"> </w:t>
+      </w:r>
+      <w:r>
+        <w:t xml:space="preserve">(female headcount %, independent directors %, GHG emissions, energy use, CSR spend — rules-as-data). Values are captured per period on the KPI report (stored as JSON on the period, filtered to defined keys) and flow into monitoring and FR-J-24 benchmarking. Deleting a definition keeps historical values, they just stop being shown.</w:t>
+      </w:r>
+      <w:r>
+        <w:t xml:space="preserve"> </w:t>
+      </w:r>
+      <w:r>
+        <w:rPr>
+          <w:rStyle w:val="VerbatimChar"/>
+        </w:rPr>
+        <w:t xml:space="preserve">GET/POST /funds/{id}/kpi-definitions</w:t>
+      </w:r>
+      <w:r>
+        <w:t xml:space="preserve">,</w:t>
+      </w:r>
+      <w:r>
+        <w:t xml:space="preserve"> </w:t>
+      </w:r>
+      <w:r>
+        <w:rPr>
+          <w:rStyle w:val="VerbatimChar"/>
+        </w:rPr>
+        <w:t xml:space="preserve">DELETE .../{id}</w:t>
+      </w:r>
+      <w:r>
+        <w:t xml:space="preserve"> </w:t>
+      </w:r>
+      <w:r>
+        <w:t xml:space="preserve">(409 duplicate key).</w:t>
       </w:r>
       <w:r>
         <w:t xml:space="preserve"> </w:t>
@@ -6220,7 +6115,7 @@
         <w:t xml:space="preserve"> </w:t>
       </w:r>
       <w:r>
-        <w:t xml:space="preserve">per-LP personalised section (their capital account inside the pack); scheduled quarterly runs; PDF branding.</w:t>
+        <w:t xml:space="preserve">custom metrics on portal KPI requests (investee self-reporting); per-metric trend charts.</w:t>
       </w:r>
     </w:p>
     <w:p>
@@ -6236,7 +6131,7 @@
           <w:b/>
           <w:bCs/>
         </w:rPr>
-        <w:t xml:space="preserve">FR-J-21 (M — added v1.7, Vestberry gap)</w:t>
+        <w:t xml:space="preserve">FR-J-22 (M — added v1.7, Vestberry gap)</w:t>
       </w:r>
       <w:r>
         <w:t xml:space="preserve"> </w:t>
@@ -6252,86 +6147,105 @@
           <w:b/>
           <w:bCs/>
         </w:rPr>
-        <w:t xml:space="preserve">Company tear sheets</w:t>
-      </w:r>
-      <w:r>
-        <w:t xml:space="preserve">: a one-pager document per portfolio company generated in one click from the Portfolio table — investment summary (instrument, invested, ownership, reporting contact),</w:t>
-      </w:r>
-      <w:r>
-        <w:t xml:space="preserve"> </w:t>
-      </w:r>
-      <w:r>
-        <w:rPr>
-          <w:b/>
-          <w:bCs/>
-        </w:rPr>
-        <w:t xml:space="preserve">value &amp; MOIC</w:t>
-      </w:r>
-      <w:r>
-        <w:t xml:space="preserve"> </w:t>
-      </w:r>
-      <w:r>
-        <w:t xml:space="preserve">(cost, fair value, unrealised gain), the</w:t>
-      </w:r>
-      <w:r>
-        <w:t xml:space="preserve"> </w:t>
-      </w:r>
-      <w:r>
-        <w:rPr>
-          <w:b/>
-          <w:bCs/>
-        </w:rPr>
-        <w:t xml:space="preserve">latest valuation</w:t>
-      </w:r>
-      <w:r>
-        <w:t xml:space="preserve"> </w:t>
-      </w:r>
-      <w:r>
-        <w:t xml:space="preserve">(value, methodology, valuer, independence, as-of — or "fund's own mark" when only a mark exists), the</w:t>
-      </w:r>
-      <w:r>
-        <w:t xml:space="preserve"> </w:t>
-      </w:r>
-      <w:r>
-        <w:rPr>
-          <w:b/>
-          <w:bCs/>
-        </w:rPr>
-        <w:t xml:space="preserve">KPI trend</w:t>
-      </w:r>
-      <w:r>
-        <w:t xml:space="preserve"> </w:t>
-      </w:r>
-      <w:r>
-        <w:t xml:space="preserve">(last 4 periods, newest first, with runway) and the company's</w:t>
-      </w:r>
-      <w:r>
-        <w:t xml:space="preserve"> </w:t>
-      </w:r>
-      <w:r>
-        <w:rPr>
-          <w:b/>
-          <w:bCs/>
-        </w:rPr>
-        <w:t xml:space="preserve">active signals</w:t>
-      </w:r>
-      <w:r>
-        <w:t xml:space="preserve"> </w:t>
-      </w:r>
-      <w:r>
-        <w:t xml:space="preserve">from FR-J-20 (or a healthy note) — composed entirely from the monitoring/valuation/signals services, amounts lakh/crore-formatted. Lands in the entity's Documents (PDF-renderable like all documents).</w:t>
-      </w:r>
-      <w:r>
-        <w:t xml:space="preserve"> </w:t>
-      </w:r>
-      <w:r>
-        <w:rPr>
-          <w:rStyle w:val="VerbatimChar"/>
-        </w:rPr>
-        <w:t xml:space="preserve">POST /funds/{id}/portfolio/{iid}/tear-sheet</w:t>
-      </w:r>
-      <w:r>
-        <w:t xml:space="preserve">.</w:t>
+        <w:t xml:space="preserve">Quarterly LP report pack</w:t>
+      </w:r>
+      <w:r>
+        <w:t xml:space="preserve">: a one-click quarterly report document per fund — fund snapshot (committed / drawn / uncalled / distributed), since-inception</w:t>
+      </w:r>
+      <w:r>
+        <w:t xml:space="preserve"> </w:t>
+      </w:r>
+      <w:r>
+        <w:rPr>
+          <w:b/>
+          <w:bCs/>
+        </w:rPr>
+        <w:t xml:space="preserve">performance</w:t>
+      </w:r>
+      <w:r>
+        <w:t xml:space="preserve"> </w:t>
+      </w:r>
+      <w:r>
+        <w:t xml:space="preserve">(NAV, NAV per unit, DPI / RVPI / TVPI / XIRR),</w:t>
+      </w:r>
+      <w:r>
+        <w:t xml:space="preserve"> </w:t>
+      </w:r>
+      <w:r>
+        <w:rPr>
+          <w:b/>
+          <w:bCs/>
+        </w:rPr>
+        <w:t xml:space="preserve">activity this period</w:t>
+      </w:r>
+      <w:r>
+        <w:t xml:space="preserve"> </w:t>
+      </w:r>
+      <w:r>
+        <w:t xml:space="preserve">(capital calls by due date and distributions by date falling in the reporting window, with amounts and carry), the</w:t>
+      </w:r>
+      <w:r>
+        <w:t xml:space="preserve"> </w:t>
+      </w:r>
+      <w:r>
+        <w:rPr>
+          <w:b/>
+          <w:bCs/>
+        </w:rPr>
+        <w:t xml:space="preserve">Schedule of Investments</w:t>
+      </w:r>
+      <w:r>
+        <w:t xml:space="preserve"> </w:t>
+      </w:r>
+      <w:r>
+        <w:t xml:space="preserve">with totals, and</w:t>
+      </w:r>
+      <w:r>
+        <w:t xml:space="preserve"> </w:t>
+      </w:r>
+      <w:r>
+        <w:rPr>
+          <w:b/>
+          <w:bCs/>
+        </w:rPr>
+        <w:t xml:space="preserve">valuation status</w:t>
+      </w:r>
+      <w:r>
+        <w:t xml:space="preserve"> </w:t>
+      </w:r>
+      <w:r>
+        <w:t xml:space="preserve">vs the FR-J-15 policy — composed entirely from the existing capital-accounts / performance / SOI / valuation services, amounts lakh/crore-formatted, unaudited-figures disclaimer. The report</w:t>
+      </w:r>
+      <w:r>
+        <w:t xml:space="preserve"> </w:t>
+      </w:r>
+      <w:r>
+        <w:rPr>
+          <w:b/>
+          <w:bCs/>
+        </w:rPr>
+        <w:t xml:space="preserve">surfaces automatically in every LP's portal</w:t>
+      </w:r>
+      <w:r>
+        <w:t xml:space="preserve"> </w:t>
+      </w:r>
+      <w:r>
+        <w:t xml:space="preserve">statements list (fund-wide, alongside their personal capital-account statements and Form 64C).</w:t>
+      </w:r>
+      <w:r>
+        <w:t xml:space="preserve"> </w:t>
+      </w:r>
+      <w:r>
+        <w:rPr>
+          <w:rStyle w:val="VerbatimChar"/>
+        </w:rPr>
+        <w:t xml:space="preserve">POST /funds/{id}/lp-report</w:t>
+      </w:r>
+      <w:r>
+        <w:t xml:space="preserve"> </w:t>
+      </w:r>
+      <w:r>
+        <w:t xml:space="preserve">(period label + start/end; 400 on inverted period).</w:t>
       </w:r>
       <w:r>
         <w:t xml:space="preserve"> </w:t>
@@ -6347,7 +6261,7 @@
         <w:t xml:space="preserve"> </w:t>
       </w:r>
       <w:r>
-        <w:t xml:space="preserve">custom sections/branding; batch generation for the whole portfolio.</w:t>
+        <w:t xml:space="preserve">per-LP personalised section (their capital account inside the pack); scheduled quarterly runs; PDF branding.</w:t>
       </w:r>
     </w:p>
     <w:p>
@@ -6363,7 +6277,7 @@
           <w:b/>
           <w:bCs/>
         </w:rPr>
-        <w:t xml:space="preserve">FR-J-20 (M — added v1.7, Vestberry gap)</w:t>
+        <w:t xml:space="preserve">FR-J-21 (M — added v1.7, Vestberry gap)</w:t>
       </w:r>
       <w:r>
         <w:t xml:space="preserve"> </w:t>
@@ -6379,99 +6293,83 @@
           <w:b/>
           <w:bCs/>
         </w:rPr>
-        <w:t xml:space="preserve">Portfolio signals</w:t>
-      </w:r>
-      <w:r>
-        <w:t xml:space="preserve">: rules-based early warning derived from the KPI history and marks —</w:t>
-      </w:r>
-      <w:r>
-        <w:t xml:space="preserve"> </w:t>
-      </w:r>
-      <w:r>
-        <w:rPr>
-          <w:b/>
-          <w:bCs/>
-        </w:rPr>
-        <w:t xml:space="preserve">revenue decline</w:t>
-      </w:r>
-      <w:r>
-        <w:t xml:space="preserve"> </w:t>
-      </w:r>
-      <w:r>
-        <w:t xml:space="preserve">period-over-period (high severity beyond 20%),</w:t>
-      </w:r>
-      <w:r>
-        <w:t xml:space="preserve"> </w:t>
-      </w:r>
-      <w:r>
-        <w:rPr>
-          <w:b/>
-          <w:bCs/>
-        </w:rPr>
-        <w:t xml:space="preserve">low runway</w:t>
-      </w:r>
-      <w:r>
-        <w:t xml:space="preserve"> </w:t>
-      </w:r>
-      <w:r>
-        <w:t xml:space="preserve">(&lt; 6 months),</w:t>
-      </w:r>
-      <w:r>
-        <w:t xml:space="preserve"> </w:t>
-      </w:r>
-      <w:r>
-        <w:rPr>
-          <w:b/>
-          <w:bCs/>
-        </w:rPr>
-        <w:t xml:space="preserve">mark below cost</w:t>
-      </w:r>
-      <w:r>
-        <w:t xml:space="preserve"> </w:t>
-      </w:r>
-      <w:r>
-        <w:t xml:space="preserve">(impairment %),</w:t>
-      </w:r>
-      <w:r>
-        <w:t xml:space="preserve"> </w:t>
-      </w:r>
-      <w:r>
-        <w:rPr>
-          <w:b/>
-          <w:bCs/>
-        </w:rPr>
-        <w:t xml:space="preserve">reporting gone silent</w:t>
-      </w:r>
-      <w:r>
-        <w:t xml:space="preserve"> </w:t>
-      </w:r>
-      <w:r>
-        <w:t xml:space="preserve">(&gt; 6 months since the last period; "never reported" info) — plus the positive signal,</w:t>
-      </w:r>
-      <w:r>
-        <w:t xml:space="preserve"> </w:t>
-      </w:r>
-      <w:r>
-        <w:rPr>
-          <w:b/>
-          <w:bCs/>
-        </w:rPr>
-        <w:t xml:space="preserve">follow-on candidates</w:t>
-      </w:r>
-      <w:r>
-        <w:t xml:space="preserve"> </w:t>
-      </w:r>
-      <w:r>
-        <w:t xml:space="preserve">(growing revenue with ≥ 12 months runway, feeding the FR-J-12 reserves decision). Severity roll-ups (high / warn / info / positive / all-clear) and per-company signal rows, worst first. Pure derivation, no schema.</w:t>
-      </w:r>
-      <w:r>
-        <w:t xml:space="preserve"> </w:t>
-      </w:r>
-      <w:r>
-        <w:rPr>
-          <w:rStyle w:val="VerbatimChar"/>
-        </w:rPr>
-        <w:t xml:space="preserve">GET /funds/{id}/signals</w:t>
+        <w:t xml:space="preserve">Company tear sheets</w:t>
+      </w:r>
+      <w:r>
+        <w:t xml:space="preserve">: a one-pager document per portfolio company generated in one click from the Portfolio table — investment summary (instrument, invested, ownership, reporting contact),</w:t>
+      </w:r>
+      <w:r>
+        <w:t xml:space="preserve"> </w:t>
+      </w:r>
+      <w:r>
+        <w:rPr>
+          <w:b/>
+          <w:bCs/>
+        </w:rPr>
+        <w:t xml:space="preserve">value &amp; MOIC</w:t>
+      </w:r>
+      <w:r>
+        <w:t xml:space="preserve"> </w:t>
+      </w:r>
+      <w:r>
+        <w:t xml:space="preserve">(cost, fair value, unrealised gain), the</w:t>
+      </w:r>
+      <w:r>
+        <w:t xml:space="preserve"> </w:t>
+      </w:r>
+      <w:r>
+        <w:rPr>
+          <w:b/>
+          <w:bCs/>
+        </w:rPr>
+        <w:t xml:space="preserve">latest valuation</w:t>
+      </w:r>
+      <w:r>
+        <w:t xml:space="preserve"> </w:t>
+      </w:r>
+      <w:r>
+        <w:t xml:space="preserve">(value, methodology, valuer, independence, as-of — or "fund's own mark" when only a mark exists), the</w:t>
+      </w:r>
+      <w:r>
+        <w:t xml:space="preserve"> </w:t>
+      </w:r>
+      <w:r>
+        <w:rPr>
+          <w:b/>
+          <w:bCs/>
+        </w:rPr>
+        <w:t xml:space="preserve">KPI trend</w:t>
+      </w:r>
+      <w:r>
+        <w:t xml:space="preserve"> </w:t>
+      </w:r>
+      <w:r>
+        <w:t xml:space="preserve">(last 4 periods, newest first, with runway) and the company's</w:t>
+      </w:r>
+      <w:r>
+        <w:t xml:space="preserve"> </w:t>
+      </w:r>
+      <w:r>
+        <w:rPr>
+          <w:b/>
+          <w:bCs/>
+        </w:rPr>
+        <w:t xml:space="preserve">active signals</w:t>
+      </w:r>
+      <w:r>
+        <w:t xml:space="preserve"> </w:t>
+      </w:r>
+      <w:r>
+        <w:t xml:space="preserve">from FR-J-20 (or a healthy note) — composed entirely from the monitoring/valuation/signals services, amounts lakh/crore-formatted. Lands in the entity's Documents (PDF-renderable like all documents).</w:t>
+      </w:r>
+      <w:r>
+        <w:t xml:space="preserve"> </w:t>
+      </w:r>
+      <w:r>
+        <w:rPr>
+          <w:rStyle w:val="VerbatimChar"/>
+        </w:rPr>
+        <w:t xml:space="preserve">POST /funds/{id}/portfolio/{iid}/tear-sheet</w:t>
       </w:r>
       <w:r>
         <w:t xml:space="preserve">.</w:t>
@@ -6484,83 +6382,140 @@
           <w:i/>
           <w:iCs/>
         </w:rPr>
-        <w:t xml:space="preserve">(extended v1.7, Visible gap)</w:t>
-      </w:r>
-      <w:r>
-        <w:t xml:space="preserve"> </w:t>
-      </w:r>
-      <w:r>
-        <w:rPr>
-          <w:b/>
-          <w:bCs/>
-        </w:rPr>
-        <w:t xml:space="preserve">Metric alerts</w:t>
-      </w:r>
-      <w:r>
-        <w:t xml:space="preserve"> </w:t>
-      </w:r>
-      <w:r>
-        <w:t xml:space="preserve">— fund-defined thresholds on any tracked metric (core KPIs, growth, runway, or</w:t>
-      </w:r>
-      <w:r>
-        <w:t xml:space="preserve"> </w:t>
-      </w:r>
-      <w:r>
-        <w:rPr>
-          <w:rStyle w:val="VerbatimChar"/>
-        </w:rPr>
-        <w:t xml:space="preserve">custom.&lt;key&gt;</w:t>
-      </w:r>
-      <w:r>
-        <w:t xml:space="preserve"> </w:t>
-      </w:r>
-      <w:r>
-        <w:t xml:space="preserve">definitions): rule = metric + falls-below/rises-above + threshold + severity (high/warn), evaluated on read against each company's latest period; breaches surface as</w:t>
-      </w:r>
-      <w:r>
-        <w:t xml:space="preserve"> </w:t>
-      </w:r>
-      <w:r>
-        <w:rPr>
-          <w:rStyle w:val="VerbatimChar"/>
-        </w:rPr>
-        <w:t xml:space="preserve">metric_alert</w:t>
-      </w:r>
-      <w:r>
-        <w:t xml:space="preserve"> </w:t>
-      </w:r>
-      <w:r>
-        <w:t xml:space="preserve">signals with the rule's severity (unit-aware formatting).</w:t>
-      </w:r>
-      <w:r>
-        <w:t xml:space="preserve"> </w:t>
-      </w:r>
-      <w:r>
-        <w:rPr>
-          <w:rStyle w:val="VerbatimChar"/>
-        </w:rPr>
-        <w:t xml:space="preserve">GET/POST/DELETE /funds/{id}/alert-rules</w:t>
-      </w:r>
-      <w:r>
-        <w:t xml:space="preserve"> </w:t>
-      </w:r>
-      <w:r>
-        <w:t xml:space="preserve">(GET returns the metric catalog shared with benchmarks); "Metric alerts" panel in</w:t>
-      </w:r>
-      <w:r>
-        <w:t xml:space="preserve"> </w:t>
-      </w:r>
-      <w:r>
-        <w:rPr>
-          <w:rStyle w:val="VerbatimChar"/>
-        </w:rPr>
-        <w:t xml:space="preserve">PortfolioMonitoring.tsx</w:t>
-      </w:r>
-      <w:r>
-        <w:t xml:space="preserve"> </w:t>
-      </w:r>
-      <w:r>
-        <w:t xml:space="preserve">(rule chips + add form).</w:t>
+        <w:t xml:space="preserve">Remaining:</w:t>
+      </w:r>
+      <w:r>
+        <w:t xml:space="preserve"> </w:t>
+      </w:r>
+      <w:r>
+        <w:t xml:space="preserve">custom sections/branding; batch generation for the whole portfolio.</w:t>
+      </w:r>
+    </w:p>
+    <w:p>
+      <w:pPr>
+        <w:pStyle w:val="Compact"/>
+        <w:numPr>
+          <w:ilvl w:val="0"/>
+          <w:numId w:val="1013"/>
+        </w:numPr>
+      </w:pPr>
+      <w:r>
+        <w:rPr>
+          <w:b/>
+          <w:bCs/>
+        </w:rPr>
+        <w:t xml:space="preserve">FR-J-20 (M — added v1.7, Vestberry gap)</w:t>
+      </w:r>
+      <w:r>
+        <w:t xml:space="preserve"> </w:t>
+      </w:r>
+      <w:r>
+        <w:t xml:space="preserve">✅</w:t>
+      </w:r>
+      <w:r>
+        <w:t xml:space="preserve"> </w:t>
+      </w:r>
+      <w:r>
+        <w:rPr>
+          <w:b/>
+          <w:bCs/>
+        </w:rPr>
+        <w:t xml:space="preserve">Portfolio signals</w:t>
+      </w:r>
+      <w:r>
+        <w:t xml:space="preserve">: rules-based early warning derived from the KPI history and marks —</w:t>
+      </w:r>
+      <w:r>
+        <w:t xml:space="preserve"> </w:t>
+      </w:r>
+      <w:r>
+        <w:rPr>
+          <w:b/>
+          <w:bCs/>
+        </w:rPr>
+        <w:t xml:space="preserve">revenue decline</w:t>
+      </w:r>
+      <w:r>
+        <w:t xml:space="preserve"> </w:t>
+      </w:r>
+      <w:r>
+        <w:t xml:space="preserve">period-over-period (high severity beyond 20%),</w:t>
+      </w:r>
+      <w:r>
+        <w:t xml:space="preserve"> </w:t>
+      </w:r>
+      <w:r>
+        <w:rPr>
+          <w:b/>
+          <w:bCs/>
+        </w:rPr>
+        <w:t xml:space="preserve">low runway</w:t>
+      </w:r>
+      <w:r>
+        <w:t xml:space="preserve"> </w:t>
+      </w:r>
+      <w:r>
+        <w:t xml:space="preserve">(&lt; 6 months),</w:t>
+      </w:r>
+      <w:r>
+        <w:t xml:space="preserve"> </w:t>
+      </w:r>
+      <w:r>
+        <w:rPr>
+          <w:b/>
+          <w:bCs/>
+        </w:rPr>
+        <w:t xml:space="preserve">mark below cost</w:t>
+      </w:r>
+      <w:r>
+        <w:t xml:space="preserve"> </w:t>
+      </w:r>
+      <w:r>
+        <w:t xml:space="preserve">(impairment %),</w:t>
+      </w:r>
+      <w:r>
+        <w:t xml:space="preserve"> </w:t>
+      </w:r>
+      <w:r>
+        <w:rPr>
+          <w:b/>
+          <w:bCs/>
+        </w:rPr>
+        <w:t xml:space="preserve">reporting gone silent</w:t>
+      </w:r>
+      <w:r>
+        <w:t xml:space="preserve"> </w:t>
+      </w:r>
+      <w:r>
+        <w:t xml:space="preserve">(&gt; 6 months since the last period; "never reported" info) — plus the positive signal,</w:t>
+      </w:r>
+      <w:r>
+        <w:t xml:space="preserve"> </w:t>
+      </w:r>
+      <w:r>
+        <w:rPr>
+          <w:b/>
+          <w:bCs/>
+        </w:rPr>
+        <w:t xml:space="preserve">follow-on candidates</w:t>
+      </w:r>
+      <w:r>
+        <w:t xml:space="preserve"> </w:t>
+      </w:r>
+      <w:r>
+        <w:t xml:space="preserve">(growing revenue with ≥ 12 months runway, feeding the FR-J-12 reserves decision). Severity roll-ups (high / warn / info / positive / all-clear) and per-company signal rows, worst first. Pure derivation, no schema.</w:t>
+      </w:r>
+      <w:r>
+        <w:t xml:space="preserve"> </w:t>
+      </w:r>
+      <w:r>
+        <w:rPr>
+          <w:rStyle w:val="VerbatimChar"/>
+        </w:rPr>
+        <w:t xml:space="preserve">GET /funds/{id}/signals</w:t>
+      </w:r>
+      <w:r>
+        <w:t xml:space="preserve">.</w:t>
       </w:r>
       <w:r>
         <w:t xml:space="preserve"> </w:t>
@@ -6570,175 +6525,83 @@
           <w:i/>
           <w:iCs/>
         </w:rPr>
-        <w:t xml:space="preserve">Remaining:</w:t>
-      </w:r>
-      <w:r>
-        <w:t xml:space="preserve"> </w:t>
-      </w:r>
-      <w:r>
-        <w:t xml:space="preserve">notification digests.</w:t>
-      </w:r>
-    </w:p>
-    <w:p>
-      <w:pPr>
-        <w:pStyle w:val="Compact"/>
-        <w:numPr>
-          <w:ilvl w:val="0"/>
-          <w:numId w:val="1013"/>
-        </w:numPr>
-      </w:pPr>
-      <w:r>
-        <w:rPr>
-          <w:b/>
-          <w:bCs/>
-        </w:rPr>
-        <w:t xml:space="preserve">FR-J-19 (M — added v1.7, Vestberry gap)</w:t>
-      </w:r>
-      <w:r>
-        <w:t xml:space="preserve"> </w:t>
-      </w:r>
-      <w:r>
-        <w:t xml:space="preserve">✅</w:t>
-      </w:r>
-      <w:r>
-        <w:t xml:space="preserve"> </w:t>
-      </w:r>
-      <w:r>
-        <w:rPr>
-          <w:b/>
-          <w:bCs/>
-        </w:rPr>
-        <w:t xml:space="preserve">KPI reporting requests (investee self-service)</w:t>
-      </w:r>
-      <w:r>
-        <w:t xml:space="preserve">: the GP asks each portfolio company's</w:t>
-      </w:r>
-      <w:r>
-        <w:t xml:space="preserve"> </w:t>
-      </w:r>
-      <w:r>
-        <w:rPr>
-          <w:b/>
-          <w:bCs/>
-        </w:rPr>
-        <w:t xml:space="preserve">reporting contact</w:t>
-      </w:r>
-      <w:r>
-        <w:t xml:space="preserve"> </w:t>
-      </w:r>
-      <w:r>
-        <w:t xml:space="preserve">(email stored on the investment) for a KPI period; the contact sees the request in</w:t>
-      </w:r>
-      <w:r>
-        <w:t xml:space="preserve"> </w:t>
-      </w:r>
-      <w:r>
-        <w:rPr>
-          <w:b/>
-          <w:bCs/>
-        </w:rPr>
-        <w:t xml:space="preserve">their portal</w:t>
-      </w:r>
-      <w:r>
-        <w:t xml:space="preserve"> </w:t>
-      </w:r>
-      <w:r>
-        <w:t xml:space="preserve">(plus an in-app notification if they have an account) with due date and overdue flag, submits revenue/cash/burn/headcount, and the GP</w:t>
-      </w:r>
-      <w:r>
-        <w:t xml:space="preserve"> </w:t>
-      </w:r>
-      <w:r>
-        <w:rPr>
-          <w:b/>
-          <w:bCs/>
-        </w:rPr>
-        <w:t xml:space="preserve">accepts</w:t>
-      </w:r>
-      <w:r>
-        <w:t xml:space="preserve"> </w:t>
-      </w:r>
-      <w:r>
-        <w:t xml:space="preserve">the submission into</w:t>
-      </w:r>
-      <w:r>
-        <w:t xml:space="preserve"> </w:t>
-      </w:r>
-      <w:r>
-        <w:rPr>
-          <w:rStyle w:val="VerbatimChar"/>
-        </w:rPr>
-        <w:t xml:space="preserve">PortfolioKPI</w:t>
-      </w:r>
-      <w:r>
-        <w:t xml:space="preserve"> </w:t>
-      </w:r>
-      <w:r>
-        <w:t xml:space="preserve">(or</w:t>
-      </w:r>
-      <w:r>
-        <w:t xml:space="preserve"> </w:t>
-      </w:r>
-      <w:r>
-        <w:rPr>
-          <w:b/>
-          <w:bCs/>
-        </w:rPr>
-        <w:t xml:space="preserve">reopens</w:t>
-      </w:r>
-      <w:r>
-        <w:t xml:space="preserve"> </w:t>
-      </w:r>
-      <w:r>
-        <w:t xml:space="preserve">it for resubmission). Request lifecycle pending → submitted → accepted, email-scoped submission, 409 double-submit/accept guards.</w:t>
-      </w:r>
-      <w:r>
-        <w:t xml:space="preserve"> </w:t>
-      </w:r>
-      <w:r>
-        <w:rPr>
-          <w:rStyle w:val="VerbatimChar"/>
-        </w:rPr>
-        <w:t xml:space="preserve">POST /funds/{id}/portfolio/{iid}/kpi-requests</w:t>
-      </w:r>
-      <w:r>
-        <w:t xml:space="preserve">,</w:t>
-      </w:r>
-      <w:r>
-        <w:t xml:space="preserve"> </w:t>
-      </w:r>
-      <w:r>
-        <w:rPr>
-          <w:rStyle w:val="VerbatimChar"/>
-        </w:rPr>
-        <w:t xml:space="preserve">GET /funds/{id}/kpi-requests</w:t>
-      </w:r>
-      <w:r>
-        <w:t xml:space="preserve">,</w:t>
-      </w:r>
-      <w:r>
-        <w:t xml:space="preserve"> </w:t>
-      </w:r>
-      <w:r>
-        <w:rPr>
-          <w:rStyle w:val="VerbatimChar"/>
-        </w:rPr>
-        <w:t xml:space="preserve">POST .../accept|reopen</w:t>
-      </w:r>
-      <w:r>
-        <w:t xml:space="preserve">, portal</w:t>
-      </w:r>
-      <w:r>
-        <w:t xml:space="preserve"> </w:t>
-      </w:r>
-      <w:r>
-        <w:rPr>
-          <w:rStyle w:val="VerbatimChar"/>
-        </w:rPr>
-        <w:t xml:space="preserve">POST /portal/kpi-requests/{id}/submit</w:t>
-      </w:r>
-      <w:r>
-        <w:t xml:space="preserve">.</w:t>
+        <w:t xml:space="preserve">(extended v1.7, Visible gap)</w:t>
+      </w:r>
+      <w:r>
+        <w:t xml:space="preserve"> </w:t>
+      </w:r>
+      <w:r>
+        <w:rPr>
+          <w:b/>
+          <w:bCs/>
+        </w:rPr>
+        <w:t xml:space="preserve">Metric alerts</w:t>
+      </w:r>
+      <w:r>
+        <w:t xml:space="preserve"> </w:t>
+      </w:r>
+      <w:r>
+        <w:t xml:space="preserve">— fund-defined thresholds on any tracked metric (core KPIs, growth, runway, or</w:t>
+      </w:r>
+      <w:r>
+        <w:t xml:space="preserve"> </w:t>
+      </w:r>
+      <w:r>
+        <w:rPr>
+          <w:rStyle w:val="VerbatimChar"/>
+        </w:rPr>
+        <w:t xml:space="preserve">custom.&lt;key&gt;</w:t>
+      </w:r>
+      <w:r>
+        <w:t xml:space="preserve"> </w:t>
+      </w:r>
+      <w:r>
+        <w:t xml:space="preserve">definitions): rule = metric + falls-below/rises-above + threshold + severity (high/warn), evaluated on read against each company's latest period; breaches surface as</w:t>
+      </w:r>
+      <w:r>
+        <w:t xml:space="preserve"> </w:t>
+      </w:r>
+      <w:r>
+        <w:rPr>
+          <w:rStyle w:val="VerbatimChar"/>
+        </w:rPr>
+        <w:t xml:space="preserve">metric_alert</w:t>
+      </w:r>
+      <w:r>
+        <w:t xml:space="preserve"> </w:t>
+      </w:r>
+      <w:r>
+        <w:t xml:space="preserve">signals with the rule's severity (unit-aware formatting).</w:t>
+      </w:r>
+      <w:r>
+        <w:t xml:space="preserve"> </w:t>
+      </w:r>
+      <w:r>
+        <w:rPr>
+          <w:rStyle w:val="VerbatimChar"/>
+        </w:rPr>
+        <w:t xml:space="preserve">GET/POST/DELETE /funds/{id}/alert-rules</w:t>
+      </w:r>
+      <w:r>
+        <w:t xml:space="preserve"> </w:t>
+      </w:r>
+      <w:r>
+        <w:t xml:space="preserve">(GET returns the metric catalog shared with benchmarks); "Metric alerts" panel in</w:t>
+      </w:r>
+      <w:r>
+        <w:t xml:space="preserve"> </w:t>
+      </w:r>
+      <w:r>
+        <w:rPr>
+          <w:rStyle w:val="VerbatimChar"/>
+        </w:rPr>
+        <w:t xml:space="preserve">PortfolioMonitoring.tsx</w:t>
+      </w:r>
+      <w:r>
+        <w:t xml:space="preserve"> </w:t>
+      </w:r>
+      <w:r>
+        <w:t xml:space="preserve">(rule chips + add form).</w:t>
       </w:r>
       <w:r>
         <w:t xml:space="preserve"> </w:t>
@@ -6748,101 +6611,136 @@
           <w:i/>
           <w:iCs/>
         </w:rPr>
-        <w:t xml:space="preserve">(extended v1.7, Visible gap)</w:t>
-      </w:r>
-      <w:r>
-        <w:t xml:space="preserve"> </w:t>
-      </w:r>
-      <w:r>
-        <w:rPr>
-          <w:b/>
-          <w:bCs/>
-        </w:rPr>
-        <w:t xml:space="preserve">Recurring schedules + no-login submission</w:t>
-      </w:r>
-      <w:r>
-        <w:t xml:space="preserve">: a per-company</w:t>
-      </w:r>
-      <w:r>
-        <w:t xml:space="preserve"> </w:t>
-      </w:r>
-      <w:r>
-        <w:rPr>
-          <w:b/>
-          <w:bCs/>
-        </w:rPr>
-        <w:t xml:space="preserve">request cadence</w:t>
-      </w:r>
-      <w:r>
-        <w:t xml:space="preserve"> </w:t>
-      </w:r>
-      <w:r>
-        <w:t xml:space="preserve">(monthly / quarterly) materialised on read — opening the requests list creates the request for the last completed period if missing (idempotent; quarters labelled as Indian-FY quarters, due = period end + 14 days); and every request mints a</w:t>
-      </w:r>
-      <w:r>
-        <w:t xml:space="preserve"> </w:t>
-      </w:r>
-      <w:r>
-        <w:rPr>
-          <w:b/>
-          <w:bCs/>
-        </w:rPr>
-        <w:t xml:space="preserve">secret link token</w:t>
-      </w:r>
-      <w:r>
-        <w:t xml:space="preserve"> </w:t>
-      </w:r>
-      <w:r>
-        <w:t xml:space="preserve">so the contact can submit</w:t>
-      </w:r>
-      <w:r>
-        <w:t xml:space="preserve"> </w:t>
-      </w:r>
-      <w:r>
-        <w:rPr>
-          <w:b/>
-          <w:bCs/>
-        </w:rPr>
-        <w:t xml:space="preserve">without a Paper account</w:t>
-      </w:r>
-      <w:r>
-        <w:t xml:space="preserve"> </w:t>
-      </w:r>
-      <w:r>
-        <w:t xml:space="preserve">via a public page (</w:t>
-      </w:r>
-      <w:r>
-        <w:rPr>
-          <w:rStyle w:val="VerbatimChar"/>
-        </w:rPr>
-        <w:t xml:space="preserve">/submit-kpis/{token}</w:t>
-      </w:r>
-      <w:r>
-        <w:t xml:space="preserve"> </w:t>
-      </w:r>
-      <w:r>
-        <w:t xml:space="preserve">→</w:t>
-      </w:r>
-      <w:r>
-        <w:t xml:space="preserve"> </w:t>
-      </w:r>
-      <w:r>
-        <w:rPr>
-          <w:rStyle w:val="VerbatimChar"/>
-        </w:rPr>
-        <w:t xml:space="preserve">GET/POST /public/kpi-requests/{token}[/submit]</w:t>
-      </w:r>
-      <w:r>
-        <w:t xml:space="preserve">, 404 unknown token, 409 resubmit) — Visible's "frictionless founder experience".</w:t>
-      </w:r>
-      <w:r>
-        <w:t xml:space="preserve"> </w:t>
-      </w:r>
-      <w:r>
-        <w:rPr>
-          <w:rStyle w:val="VerbatimChar"/>
-        </w:rPr>
-        <w:t xml:space="preserve">GET /funds/{id}/kpi-schedules</w:t>
+        <w:t xml:space="preserve">Remaining:</w:t>
+      </w:r>
+      <w:r>
+        <w:t xml:space="preserve"> </w:t>
+      </w:r>
+      <w:r>
+        <w:t xml:space="preserve">notification digests.</w:t>
+      </w:r>
+    </w:p>
+    <w:p>
+      <w:pPr>
+        <w:pStyle w:val="Compact"/>
+        <w:numPr>
+          <w:ilvl w:val="0"/>
+          <w:numId w:val="1013"/>
+        </w:numPr>
+      </w:pPr>
+      <w:r>
+        <w:rPr>
+          <w:b/>
+          <w:bCs/>
+        </w:rPr>
+        <w:t xml:space="preserve">FR-J-19 (M — added v1.7, Vestberry gap)</w:t>
+      </w:r>
+      <w:r>
+        <w:t xml:space="preserve"> </w:t>
+      </w:r>
+      <w:r>
+        <w:t xml:space="preserve">✅</w:t>
+      </w:r>
+      <w:r>
+        <w:t xml:space="preserve"> </w:t>
+      </w:r>
+      <w:r>
+        <w:rPr>
+          <w:b/>
+          <w:bCs/>
+        </w:rPr>
+        <w:t xml:space="preserve">KPI reporting requests (investee self-service)</w:t>
+      </w:r>
+      <w:r>
+        <w:t xml:space="preserve">: the GP asks each portfolio company's</w:t>
+      </w:r>
+      <w:r>
+        <w:t xml:space="preserve"> </w:t>
+      </w:r>
+      <w:r>
+        <w:rPr>
+          <w:b/>
+          <w:bCs/>
+        </w:rPr>
+        <w:t xml:space="preserve">reporting contact</w:t>
+      </w:r>
+      <w:r>
+        <w:t xml:space="preserve"> </w:t>
+      </w:r>
+      <w:r>
+        <w:t xml:space="preserve">(email stored on the investment) for a KPI period; the contact sees the request in</w:t>
+      </w:r>
+      <w:r>
+        <w:t xml:space="preserve"> </w:t>
+      </w:r>
+      <w:r>
+        <w:rPr>
+          <w:b/>
+          <w:bCs/>
+        </w:rPr>
+        <w:t xml:space="preserve">their portal</w:t>
+      </w:r>
+      <w:r>
+        <w:t xml:space="preserve"> </w:t>
+      </w:r>
+      <w:r>
+        <w:t xml:space="preserve">(plus an in-app notification if they have an account) with due date and overdue flag, submits revenue/cash/burn/headcount, and the GP</w:t>
+      </w:r>
+      <w:r>
+        <w:t xml:space="preserve"> </w:t>
+      </w:r>
+      <w:r>
+        <w:rPr>
+          <w:b/>
+          <w:bCs/>
+        </w:rPr>
+        <w:t xml:space="preserve">accepts</w:t>
+      </w:r>
+      <w:r>
+        <w:t xml:space="preserve"> </w:t>
+      </w:r>
+      <w:r>
+        <w:t xml:space="preserve">the submission into</w:t>
+      </w:r>
+      <w:r>
+        <w:t xml:space="preserve"> </w:t>
+      </w:r>
+      <w:r>
+        <w:rPr>
+          <w:rStyle w:val="VerbatimChar"/>
+        </w:rPr>
+        <w:t xml:space="preserve">PortfolioKPI</w:t>
+      </w:r>
+      <w:r>
+        <w:t xml:space="preserve"> </w:t>
+      </w:r>
+      <w:r>
+        <w:t xml:space="preserve">(or</w:t>
+      </w:r>
+      <w:r>
+        <w:t xml:space="preserve"> </w:t>
+      </w:r>
+      <w:r>
+        <w:rPr>
+          <w:b/>
+          <w:bCs/>
+        </w:rPr>
+        <w:t xml:space="preserve">reopens</w:t>
+      </w:r>
+      <w:r>
+        <w:t xml:space="preserve"> </w:t>
+      </w:r>
+      <w:r>
+        <w:t xml:space="preserve">it for resubmission). Request lifecycle pending → submitted → accepted, email-scoped submission, 409 double-submit/accept guards.</w:t>
+      </w:r>
+      <w:r>
+        <w:t xml:space="preserve"> </w:t>
+      </w:r>
+      <w:r>
+        <w:rPr>
+          <w:rStyle w:val="VerbatimChar"/>
+        </w:rPr>
+        <w:t xml:space="preserve">POST /funds/{id}/portfolio/{iid}/kpi-requests</w:t>
       </w:r>
       <w:r>
         <w:t xml:space="preserve">,</w:t>
@@ -6854,19 +6752,31 @@
         <w:rPr>
           <w:rStyle w:val="VerbatimChar"/>
         </w:rPr>
-        <w:t xml:space="preserve">PUT/DELETE /funds/{id}/portfolio/{iid}/kpi-schedule</w:t>
-      </w:r>
-      <w:r>
-        <w:t xml:space="preserve">; "Make recurring" + schedule chips + per-request "Copy link" in</w:t>
-      </w:r>
-      <w:r>
-        <w:t xml:space="preserve"> </w:t>
-      </w:r>
-      <w:r>
-        <w:rPr>
-          <w:rStyle w:val="VerbatimChar"/>
-        </w:rPr>
-        <w:t xml:space="preserve">PortfolioMonitoring.tsx</w:t>
+        <w:t xml:space="preserve">GET /funds/{id}/kpi-requests</w:t>
+      </w:r>
+      <w:r>
+        <w:t xml:space="preserve">,</w:t>
+      </w:r>
+      <w:r>
+        <w:t xml:space="preserve"> </w:t>
+      </w:r>
+      <w:r>
+        <w:rPr>
+          <w:rStyle w:val="VerbatimChar"/>
+        </w:rPr>
+        <w:t xml:space="preserve">POST .../accept|reopen</w:t>
+      </w:r>
+      <w:r>
+        <w:t xml:space="preserve">, portal</w:t>
+      </w:r>
+      <w:r>
+        <w:t xml:space="preserve"> </w:t>
+      </w:r>
+      <w:r>
+        <w:rPr>
+          <w:rStyle w:val="VerbatimChar"/>
+        </w:rPr>
+        <w:t xml:space="preserve">POST /portal/kpi-requests/{id}/submit</w:t>
       </w:r>
       <w:r>
         <w:t xml:space="preserve">.</w:t>
@@ -6879,13 +6789,128 @@
           <w:i/>
           <w:iCs/>
         </w:rPr>
-        <w:t xml:space="preserve">Remaining:</w:t>
-      </w:r>
-      <w:r>
-        <w:t xml:space="preserve"> </w:t>
-      </w:r>
-      <w:r>
-        <w:t xml:space="preserve">custom-metric requests (see FR-J-23</w:t>
+        <w:t xml:space="preserve">(extended v1.7, Visible gap)</w:t>
+      </w:r>
+      <w:r>
+        <w:t xml:space="preserve"> </w:t>
+      </w:r>
+      <w:r>
+        <w:rPr>
+          <w:b/>
+          <w:bCs/>
+        </w:rPr>
+        <w:t xml:space="preserve">Recurring schedules + no-login submission</w:t>
+      </w:r>
+      <w:r>
+        <w:t xml:space="preserve">: a per-company</w:t>
+      </w:r>
+      <w:r>
+        <w:t xml:space="preserve"> </w:t>
+      </w:r>
+      <w:r>
+        <w:rPr>
+          <w:b/>
+          <w:bCs/>
+        </w:rPr>
+        <w:t xml:space="preserve">request cadence</w:t>
+      </w:r>
+      <w:r>
+        <w:t xml:space="preserve"> </w:t>
+      </w:r>
+      <w:r>
+        <w:t xml:space="preserve">(monthly / quarterly) materialised on read — opening the requests list creates the request for the last completed period if missing (idempotent; quarters labelled as Indian-FY quarters, due = period end + 14 days); and every request mints a</w:t>
+      </w:r>
+      <w:r>
+        <w:t xml:space="preserve"> </w:t>
+      </w:r>
+      <w:r>
+        <w:rPr>
+          <w:b/>
+          <w:bCs/>
+        </w:rPr>
+        <w:t xml:space="preserve">secret link token</w:t>
+      </w:r>
+      <w:r>
+        <w:t xml:space="preserve"> </w:t>
+      </w:r>
+      <w:r>
+        <w:t xml:space="preserve">so the contact can submit</w:t>
+      </w:r>
+      <w:r>
+        <w:t xml:space="preserve"> </w:t>
+      </w:r>
+      <w:r>
+        <w:rPr>
+          <w:b/>
+          <w:bCs/>
+        </w:rPr>
+        <w:t xml:space="preserve">without a Paper account</w:t>
+      </w:r>
+      <w:r>
+        <w:t xml:space="preserve"> </w:t>
+      </w:r>
+      <w:r>
+        <w:t xml:space="preserve">via a public page (</w:t>
+      </w:r>
+      <w:r>
+        <w:rPr>
+          <w:rStyle w:val="VerbatimChar"/>
+        </w:rPr>
+        <w:t xml:space="preserve">/submit-kpis/{token}</w:t>
+      </w:r>
+      <w:r>
+        <w:t xml:space="preserve"> </w:t>
+      </w:r>
+      <w:r>
+        <w:t xml:space="preserve">→</w:t>
+      </w:r>
+      <w:r>
+        <w:t xml:space="preserve"> </w:t>
+      </w:r>
+      <w:r>
+        <w:rPr>
+          <w:rStyle w:val="VerbatimChar"/>
+        </w:rPr>
+        <w:t xml:space="preserve">GET/POST /public/kpi-requests/{token}[/submit]</w:t>
+      </w:r>
+      <w:r>
+        <w:t xml:space="preserve">, 404 unknown token, 409 resubmit) — Visible's "frictionless founder experience".</w:t>
+      </w:r>
+      <w:r>
+        <w:t xml:space="preserve"> </w:t>
+      </w:r>
+      <w:r>
+        <w:rPr>
+          <w:rStyle w:val="VerbatimChar"/>
+        </w:rPr>
+        <w:t xml:space="preserve">GET /funds/{id}/kpi-schedules</w:t>
+      </w:r>
+      <w:r>
+        <w:t xml:space="preserve">,</w:t>
+      </w:r>
+      <w:r>
+        <w:t xml:space="preserve"> </w:t>
+      </w:r>
+      <w:r>
+        <w:rPr>
+          <w:rStyle w:val="VerbatimChar"/>
+        </w:rPr>
+        <w:t xml:space="preserve">PUT/DELETE /funds/{id}/portfolio/{iid}/kpi-schedule</w:t>
+      </w:r>
+      <w:r>
+        <w:t xml:space="preserve">; "Make recurring" + schedule chips + per-request "Copy link" in</w:t>
+      </w:r>
+      <w:r>
+        <w:t xml:space="preserve"> </w:t>
+      </w:r>
+      <w:r>
+        <w:rPr>
+          <w:rStyle w:val="VerbatimChar"/>
+        </w:rPr>
+        <w:t xml:space="preserve">PortfolioMonitoring.tsx</w:t>
+      </w:r>
+      <w:r>
+        <w:t xml:space="preserve">.</w:t>
       </w:r>
       <w:r>
         <w:t xml:space="preserve"> </w:t>
@@ -6895,146 +6920,13 @@
           <w:i/>
           <w:iCs/>
         </w:rPr>
-        <w:t xml:space="preserve">Remaining</w:t>
-      </w:r>
-      <w:r>
-        <w:t xml:space="preserve">).</w:t>
-      </w:r>
-    </w:p>
-    <w:p>
-      <w:pPr>
-        <w:pStyle w:val="Compact"/>
-        <w:numPr>
-          <w:ilvl w:val="0"/>
-          <w:numId w:val="1013"/>
-        </w:numPr>
-      </w:pPr>
-      <w:r>
-        <w:rPr>
-          <w:b/>
-          <w:bCs/>
-        </w:rPr>
-        <w:t xml:space="preserve">FR-J-18 (M — added v1.6, Carta fund gap)</w:t>
-      </w:r>
-      <w:r>
-        <w:t xml:space="preserve"> </w:t>
-      </w:r>
-      <w:r>
-        <w:t xml:space="preserve">✅</w:t>
-      </w:r>
-      <w:r>
-        <w:t xml:space="preserve"> </w:t>
-      </w:r>
-      <w:r>
-        <w:rPr>
-          <w:b/>
-          <w:bCs/>
-        </w:rPr>
-        <w:t xml:space="preserve">LP self-service — consolidated view + online capital-call notices</w:t>
-      </w:r>
-      <w:r>
-        <w:t xml:space="preserve">: the portal shows a</w:t>
-      </w:r>
-      <w:r>
-        <w:t xml:space="preserve"> </w:t>
-      </w:r>
-      <w:r>
-        <w:rPr>
-          <w:b/>
-          <w:bCs/>
-        </w:rPr>
-        <w:t xml:space="preserve">consolidated LP position across every fund</w:t>
-      </w:r>
-      <w:r>
-        <w:t xml:space="preserve"> </w:t>
-      </w:r>
-      <w:r>
-        <w:t xml:space="preserve">(committed / drawn / uncalled / distributed /</w:t>
-      </w:r>
-      <w:r>
-        <w:t xml:space="preserve"> </w:t>
-      </w:r>
-      <w:r>
-        <w:rPr>
-          <w:b/>
-          <w:bCs/>
-        </w:rPr>
-        <w:t xml:space="preserve">NAV of the LP's units</w:t>
-      </w:r>
-      <w:r>
-        <w:t xml:space="preserve"> </w:t>
-      </w:r>
-      <w:r>
-        <w:t xml:space="preserve">via the unitised model / pending-call count) and, per fund, the LP's</w:t>
-      </w:r>
-      <w:r>
-        <w:t xml:space="preserve"> </w:t>
-      </w:r>
-      <w:r>
-        <w:rPr>
-          <w:b/>
-          <w:bCs/>
-        </w:rPr>
-        <w:t xml:space="preserve">capital-call notices</w:t>
-      </w:r>
-      <w:r>
-        <w:t xml:space="preserve"> </w:t>
-      </w:r>
-      <w:r>
-        <w:t xml:space="preserve">(call no., purpose, due date, amount, paid / pending /</w:t>
-      </w:r>
-      <w:r>
-        <w:t xml:space="preserve"> </w:t>
-      </w:r>
-      <w:r>
-        <w:rPr>
-          <w:b/>
-          <w:bCs/>
-        </w:rPr>
-        <w:t xml:space="preserve">overdue</w:t>
-      </w:r>
-      <w:r>
-        <w:t xml:space="preserve"> </w:t>
-      </w:r>
-      <w:r>
-        <w:t xml:space="preserve">status) which the LP can</w:t>
-      </w:r>
-      <w:r>
-        <w:t xml:space="preserve"> </w:t>
-      </w:r>
-      <w:r>
-        <w:rPr>
-          <w:b/>
-          <w:bCs/>
-        </w:rPr>
-        <w:t xml:space="preserve">acknowledge</w:t>
-      </w:r>
-      <w:r>
-        <w:t xml:space="preserve"> </w:t>
-      </w:r>
-      <w:r>
-        <w:t xml:space="preserve">online (idempotent, email-scoped); the GP sees acknowledgement status per notice in the Fund workspace (</w:t>
-      </w:r>
-      <w:r>
-        <w:rPr>
-          <w:rStyle w:val="VerbatimChar"/>
-        </w:rPr>
-        <w:t xml:space="preserve">drawdown_notices.acknowledged_at</w:t>
-      </w:r>
-      <w:r>
-        <w:t xml:space="preserve">).</w:t>
-      </w:r>
-      <w:r>
-        <w:t xml:space="preserve"> </w:t>
-      </w:r>
-      <w:r>
-        <w:rPr>
-          <w:rStyle w:val="VerbatimChar"/>
-        </w:rPr>
-        <w:t xml:space="preserve">POST /portal/notices/{id}/ack</w:t>
-      </w:r>
-      <w:r>
-        <w:t xml:space="preserve">.</w:t>
+        <w:t xml:space="preserve">Remaining:</w:t>
+      </w:r>
+      <w:r>
+        <w:t xml:space="preserve"> </w:t>
+      </w:r>
+      <w:r>
+        <w:t xml:space="preserve">custom-metric requests (see FR-J-23</w:t>
       </w:r>
       <w:r>
         <w:t xml:space="preserve"> </w:t>
@@ -7044,13 +6936,10 @@
           <w:i/>
           <w:iCs/>
         </w:rPr>
-        <w:t xml:space="preserve">Explicitly out of scope (integration-blocked):</w:t>
-      </w:r>
-      <w:r>
-        <w:t xml:space="preserve"> </w:t>
-      </w:r>
-      <w:r>
-        <w:t xml:space="preserve">money movement — collecting drawdowns / paying distributions via NACH/UPI needs live payment rails.</w:t>
+        <w:t xml:space="preserve">Remaining</w:t>
+      </w:r>
+      <w:r>
+        <w:t xml:space="preserve">).</w:t>
       </w:r>
     </w:p>
     <w:p>
@@ -7066,7 +6955,7 @@
           <w:b/>
           <w:bCs/>
         </w:rPr>
-        <w:t xml:space="preserve">FR-J-17 (M — added v1.6, Carta fund gap; extended v1.7, 4Degrees gaps)</w:t>
+        <w:t xml:space="preserve">FR-J-18 (M — added v1.6, Carta fund gap)</w:t>
       </w:r>
       <w:r>
         <w:t xml:space="preserve"> </w:t>
@@ -7082,177 +6971,108 @@
           <w:b/>
           <w:bCs/>
         </w:rPr>
-        <w:t xml:space="preserve">Deal-CRM depth</w:t>
-      </w:r>
-      <w:r>
-        <w:t xml:space="preserve">: relationship intelligence on the deal pipeline — per-deal</w:t>
-      </w:r>
-      <w:r>
-        <w:t xml:space="preserve"> </w:t>
-      </w:r>
-      <w:r>
-        <w:rPr>
-          <w:b/>
-          <w:bCs/>
-        </w:rPr>
-        <w:t xml:space="preserve">contacts</w:t>
-      </w:r>
-      <w:r>
-        <w:t xml:space="preserve"> </w:t>
-      </w:r>
-      <w:r>
-        <w:t xml:space="preserve">(name, role, email) and a dated</w:t>
-      </w:r>
-      <w:r>
-        <w:t xml:space="preserve"> </w:t>
-      </w:r>
-      <w:r>
-        <w:rPr>
-          <w:b/>
-          <w:bCs/>
-        </w:rPr>
-        <w:t xml:space="preserve">activity timeline</w:t>
-      </w:r>
-      <w:r>
-        <w:t xml:space="preserve"> </w:t>
-      </w:r>
-      <w:r>
-        <w:t xml:space="preserve">(note / meeting / call / email, newest-first, append-only, kind icons), with activities optionally</w:t>
-      </w:r>
-      <w:r>
-        <w:t xml:space="preserve"> </w:t>
-      </w:r>
-      <w:r>
-        <w:rPr>
-          <w:b/>
-          <w:bCs/>
-        </w:rPr>
-        <w:t xml:space="preserve">attributed to a contact</w:t>
-      </w:r>
-      <w:r>
-        <w:t xml:space="preserve">. Derived</w:t>
-      </w:r>
-      <w:r>
-        <w:t xml:space="preserve"> </w:t>
-      </w:r>
-      <w:r>
-        <w:rPr>
-          <w:b/>
-          <w:bCs/>
-        </w:rPr>
-        <w:t xml:space="preserve">relationship strength</w:t>
-      </w:r>
-      <w:r>
-        <w:t xml:space="preserve"> </w:t>
-      </w:r>
-      <w:r>
-        <w:t xml:space="preserve">(0–100, rules-based: touch frequency + recency over 6 months) per deal and per contact, shown as mini pies.</w:t>
-      </w:r>
-      <w:r>
-        <w:t xml:space="preserve"> </w:t>
-      </w:r>
-      <w:r>
-        <w:rPr>
-          <w:b/>
-          <w:bCs/>
-        </w:rPr>
-        <w:t xml:space="preserve">Deal source</w:t>
-      </w:r>
-      <w:r>
-        <w:t xml:space="preserve"> </w:t>
-      </w:r>
-      <w:r>
-        <w:t xml:space="preserve">(who referred it) feeds a top-deal-sources chart;</w:t>
-      </w:r>
-      <w:r>
-        <w:t xml:space="preserve"> </w:t>
-      </w:r>
-      <w:r>
-        <w:rPr>
-          <w:b/>
-          <w:bCs/>
-        </w:rPr>
-        <w:t xml:space="preserve">follow-up reminders</w:t>
-      </w:r>
-      <w:r>
-        <w:t xml:space="preserve"> </w:t>
-      </w:r>
-      <w:r>
-        <w:t xml:space="preserve">(</w:t>
-      </w:r>
-      <w:r>
-        <w:rPr>
-          <w:rStyle w:val="VerbatimChar"/>
-        </w:rPr>
-        <w:t xml:space="preserve">next_followup_on</w:t>
-      </w:r>
-      <w:r>
-        <w:t xml:space="preserve">) flag overdue deals in the pipeline and surface red in the entity Tasks hub. The pipeline renders as a</w:t>
-      </w:r>
-      <w:r>
-        <w:t xml:space="preserve"> </w:t>
-      </w:r>
-      <w:r>
-        <w:rPr>
-          <w:b/>
-          <w:bCs/>
-        </w:rPr>
-        <w:t xml:space="preserve">kanban board</w:t>
-      </w:r>
-      <w:r>
-        <w:t xml:space="preserve"> </w:t>
-      </w:r>
-      <w:r>
-        <w:t xml:space="preserve">(stage columns, cards with sector chip, cheque, contact avatars; Board/Table toggle) with a</w:t>
-      </w:r>
-      <w:r>
-        <w:t xml:space="preserve"> </w:t>
-      </w:r>
-      <w:r>
-        <w:rPr>
-          <w:b/>
-          <w:bCs/>
-        </w:rPr>
-        <w:t xml:space="preserve">pipeline analytics</w:t>
-      </w:r>
-      <w:r>
-        <w:t xml:space="preserve"> </w:t>
-      </w:r>
-      <w:r>
-        <w:t xml:space="preserve">snapshot (deals-by-stage columns w/ counts + value, sector donut, top active deals, top sources).</w:t>
-      </w:r>
-      <w:r>
-        <w:t xml:space="preserve"> </w:t>
-      </w:r>
-      <w:r>
-        <w:rPr>
-          <w:rStyle w:val="VerbatimChar"/>
-        </w:rPr>
-        <w:t xml:space="preserve">GET /deals/{id}/crm</w:t>
-      </w:r>
-      <w:r>
-        <w:t xml:space="preserve">,</w:t>
-      </w:r>
-      <w:r>
-        <w:t xml:space="preserve"> </w:t>
-      </w:r>
-      <w:r>
-        <w:rPr>
-          <w:rStyle w:val="VerbatimChar"/>
-        </w:rPr>
-        <w:t xml:space="preserve">POST /deals/{id}/contacts|activities</w:t>
-      </w:r>
-      <w:r>
-        <w:t xml:space="preserve">,</w:t>
-      </w:r>
-      <w:r>
-        <w:t xml:space="preserve"> </w:t>
-      </w:r>
-      <w:r>
-        <w:rPr>
-          <w:rStyle w:val="VerbatimChar"/>
-        </w:rPr>
-        <w:t xml:space="preserve">PUT /deals/{id}/followup</w:t>
+        <w:t xml:space="preserve">LP self-service — consolidated view + online capital-call notices</w:t>
+      </w:r>
+      <w:r>
+        <w:t xml:space="preserve">: the portal shows a</w:t>
+      </w:r>
+      <w:r>
+        <w:t xml:space="preserve"> </w:t>
+      </w:r>
+      <w:r>
+        <w:rPr>
+          <w:b/>
+          <w:bCs/>
+        </w:rPr>
+        <w:t xml:space="preserve">consolidated LP position across every fund</w:t>
+      </w:r>
+      <w:r>
+        <w:t xml:space="preserve"> </w:t>
+      </w:r>
+      <w:r>
+        <w:t xml:space="preserve">(committed / drawn / uncalled / distributed /</w:t>
+      </w:r>
+      <w:r>
+        <w:t xml:space="preserve"> </w:t>
+      </w:r>
+      <w:r>
+        <w:rPr>
+          <w:b/>
+          <w:bCs/>
+        </w:rPr>
+        <w:t xml:space="preserve">NAV of the LP's units</w:t>
+      </w:r>
+      <w:r>
+        <w:t xml:space="preserve"> </w:t>
+      </w:r>
+      <w:r>
+        <w:t xml:space="preserve">via the unitised model / pending-call count) and, per fund, the LP's</w:t>
+      </w:r>
+      <w:r>
+        <w:t xml:space="preserve"> </w:t>
+      </w:r>
+      <w:r>
+        <w:rPr>
+          <w:b/>
+          <w:bCs/>
+        </w:rPr>
+        <w:t xml:space="preserve">capital-call notices</w:t>
+      </w:r>
+      <w:r>
+        <w:t xml:space="preserve"> </w:t>
+      </w:r>
+      <w:r>
+        <w:t xml:space="preserve">(call no., purpose, due date, amount, paid / pending /</w:t>
+      </w:r>
+      <w:r>
+        <w:t xml:space="preserve"> </w:t>
+      </w:r>
+      <w:r>
+        <w:rPr>
+          <w:b/>
+          <w:bCs/>
+        </w:rPr>
+        <w:t xml:space="preserve">overdue</w:t>
+      </w:r>
+      <w:r>
+        <w:t xml:space="preserve"> </w:t>
+      </w:r>
+      <w:r>
+        <w:t xml:space="preserve">status) which the LP can</w:t>
+      </w:r>
+      <w:r>
+        <w:t xml:space="preserve"> </w:t>
+      </w:r>
+      <w:r>
+        <w:rPr>
+          <w:b/>
+          <w:bCs/>
+        </w:rPr>
+        <w:t xml:space="preserve">acknowledge</w:t>
+      </w:r>
+      <w:r>
+        <w:t xml:space="preserve"> </w:t>
+      </w:r>
+      <w:r>
+        <w:t xml:space="preserve">online (idempotent, email-scoped); the GP sees acknowledgement status per notice in the Fund workspace (</w:t>
+      </w:r>
+      <w:r>
+        <w:rPr>
+          <w:rStyle w:val="VerbatimChar"/>
+        </w:rPr>
+        <w:t xml:space="preserve">drawdown_notices.acknowledged_at</w:t>
+      </w:r>
+      <w:r>
+        <w:t xml:space="preserve">).</w:t>
+      </w:r>
+      <w:r>
+        <w:t xml:space="preserve"> </w:t>
+      </w:r>
+      <w:r>
+        <w:rPr>
+          <w:rStyle w:val="VerbatimChar"/>
+        </w:rPr>
+        <w:t xml:space="preserve">POST /portal/notices/{id}/ack</w:t>
       </w:r>
       <w:r>
         <w:t xml:space="preserve">.</w:t>
@@ -7265,13 +7085,13 @@
           <w:i/>
           <w:iCs/>
         </w:rPr>
-        <w:t xml:space="preserve">Remaining (integration-blocked, by design):</w:t>
-      </w:r>
-      <w:r>
-        <w:t xml:space="preserve"> </w:t>
-      </w:r>
-      <w:r>
-        <w:t xml:space="preserve">email/calendar sync, LinkedIn capture, data enrichment; relationship-path mapping across deals.</w:t>
+        <w:t xml:space="preserve">Explicitly out of scope (integration-blocked):</w:t>
+      </w:r>
+      <w:r>
+        <w:t xml:space="preserve"> </w:t>
+      </w:r>
+      <w:r>
+        <w:t xml:space="preserve">money movement — collecting drawdowns / paying distributions via NACH/UPI needs live payment rails.</w:t>
       </w:r>
     </w:p>
     <w:p>
@@ -7287,7 +7107,7 @@
           <w:b/>
           <w:bCs/>
         </w:rPr>
-        <w:t xml:space="preserve">FR-J-16 (M — added v1.6, Carta fund gap)</w:t>
+        <w:t xml:space="preserve">FR-J-17 (M — added v1.6, Carta fund gap; extended v1.7, 4Degrees gaps)</w:t>
       </w:r>
       <w:r>
         <w:t xml:space="preserve"> </w:t>
@@ -7303,10 +7123,180 @@
           <w:b/>
           <w:bCs/>
         </w:rPr>
-        <w:t xml:space="preserve">LP-fundraising CRM</w:t>
-      </w:r>
-      <w:r>
-        <w:t xml:space="preserve">: the GP-side pipeline for raising the fund</w:t>
+        <w:t xml:space="preserve">Deal-CRM depth</w:t>
+      </w:r>
+      <w:r>
+        <w:t xml:space="preserve">: relationship intelligence on the deal pipeline — per-deal</w:t>
+      </w:r>
+      <w:r>
+        <w:t xml:space="preserve"> </w:t>
+      </w:r>
+      <w:r>
+        <w:rPr>
+          <w:b/>
+          <w:bCs/>
+        </w:rPr>
+        <w:t xml:space="preserve">contacts</w:t>
+      </w:r>
+      <w:r>
+        <w:t xml:space="preserve"> </w:t>
+      </w:r>
+      <w:r>
+        <w:t xml:space="preserve">(name, role, email) and a dated</w:t>
+      </w:r>
+      <w:r>
+        <w:t xml:space="preserve"> </w:t>
+      </w:r>
+      <w:r>
+        <w:rPr>
+          <w:b/>
+          <w:bCs/>
+        </w:rPr>
+        <w:t xml:space="preserve">activity timeline</w:t>
+      </w:r>
+      <w:r>
+        <w:t xml:space="preserve"> </w:t>
+      </w:r>
+      <w:r>
+        <w:t xml:space="preserve">(note / meeting / call / email, newest-first, append-only, kind icons), with activities optionally</w:t>
+      </w:r>
+      <w:r>
+        <w:t xml:space="preserve"> </w:t>
+      </w:r>
+      <w:r>
+        <w:rPr>
+          <w:b/>
+          <w:bCs/>
+        </w:rPr>
+        <w:t xml:space="preserve">attributed to a contact</w:t>
+      </w:r>
+      <w:r>
+        <w:t xml:space="preserve">. Derived</w:t>
+      </w:r>
+      <w:r>
+        <w:t xml:space="preserve"> </w:t>
+      </w:r>
+      <w:r>
+        <w:rPr>
+          <w:b/>
+          <w:bCs/>
+        </w:rPr>
+        <w:t xml:space="preserve">relationship strength</w:t>
+      </w:r>
+      <w:r>
+        <w:t xml:space="preserve"> </w:t>
+      </w:r>
+      <w:r>
+        <w:t xml:space="preserve">(0–100, rules-based: touch frequency + recency over 6 months) per deal and per contact, shown as mini pies.</w:t>
+      </w:r>
+      <w:r>
+        <w:t xml:space="preserve"> </w:t>
+      </w:r>
+      <w:r>
+        <w:rPr>
+          <w:b/>
+          <w:bCs/>
+        </w:rPr>
+        <w:t xml:space="preserve">Deal source</w:t>
+      </w:r>
+      <w:r>
+        <w:t xml:space="preserve"> </w:t>
+      </w:r>
+      <w:r>
+        <w:t xml:space="preserve">(who referred it) feeds a top-deal-sources chart;</w:t>
+      </w:r>
+      <w:r>
+        <w:t xml:space="preserve"> </w:t>
+      </w:r>
+      <w:r>
+        <w:rPr>
+          <w:b/>
+          <w:bCs/>
+        </w:rPr>
+        <w:t xml:space="preserve">follow-up reminders</w:t>
+      </w:r>
+      <w:r>
+        <w:t xml:space="preserve"> </w:t>
+      </w:r>
+      <w:r>
+        <w:t xml:space="preserve">(</w:t>
+      </w:r>
+      <w:r>
+        <w:rPr>
+          <w:rStyle w:val="VerbatimChar"/>
+        </w:rPr>
+        <w:t xml:space="preserve">next_followup_on</w:t>
+      </w:r>
+      <w:r>
+        <w:t xml:space="preserve">) flag overdue deals in the pipeline and surface red in the entity Tasks hub. The pipeline renders as a</w:t>
+      </w:r>
+      <w:r>
+        <w:t xml:space="preserve"> </w:t>
+      </w:r>
+      <w:r>
+        <w:rPr>
+          <w:b/>
+          <w:bCs/>
+        </w:rPr>
+        <w:t xml:space="preserve">kanban board</w:t>
+      </w:r>
+      <w:r>
+        <w:t xml:space="preserve"> </w:t>
+      </w:r>
+      <w:r>
+        <w:t xml:space="preserve">(stage columns, cards with sector chip, cheque, contact avatars; Board/Table toggle) with a</w:t>
+      </w:r>
+      <w:r>
+        <w:t xml:space="preserve"> </w:t>
+      </w:r>
+      <w:r>
+        <w:rPr>
+          <w:b/>
+          <w:bCs/>
+        </w:rPr>
+        <w:t xml:space="preserve">pipeline analytics</w:t>
+      </w:r>
+      <w:r>
+        <w:t xml:space="preserve"> </w:t>
+      </w:r>
+      <w:r>
+        <w:t xml:space="preserve">snapshot (deals-by-stage columns w/ counts + value, sector donut, top active deals, top sources).</w:t>
+      </w:r>
+      <w:r>
+        <w:t xml:space="preserve"> </w:t>
+      </w:r>
+      <w:r>
+        <w:rPr>
+          <w:rStyle w:val="VerbatimChar"/>
+        </w:rPr>
+        <w:t xml:space="preserve">GET /deals/{id}/crm</w:t>
+      </w:r>
+      <w:r>
+        <w:t xml:space="preserve">,</w:t>
+      </w:r>
+      <w:r>
+        <w:t xml:space="preserve"> </w:t>
+      </w:r>
+      <w:r>
+        <w:rPr>
+          <w:rStyle w:val="VerbatimChar"/>
+        </w:rPr>
+        <w:t xml:space="preserve">POST /deals/{id}/contacts|activities</w:t>
+      </w:r>
+      <w:r>
+        <w:t xml:space="preserve">,</w:t>
+      </w:r>
+      <w:r>
+        <w:t xml:space="preserve"> </w:t>
+      </w:r>
+      <w:r>
+        <w:rPr>
+          <w:rStyle w:val="VerbatimChar"/>
+        </w:rPr>
+        <w:t xml:space="preserve">PUT /deals/{id}/followup</w:t>
+      </w:r>
+      <w:r>
+        <w:t xml:space="preserve">.</w:t>
       </w:r>
       <w:r>
         <w:t xml:space="preserve"> </w:t>
@@ -7316,108 +7306,48 @@
           <w:i/>
           <w:iCs/>
         </w:rPr>
-        <w:t xml:space="preserve">from</w:t>
-      </w:r>
-      <w:r>
-        <w:t xml:space="preserve"> </w:t>
-      </w:r>
-      <w:r>
-        <w:t xml:space="preserve">prospective LPs (distinct from the deal pipeline, which deploys capital). Prospects carry firm, kind (institutional / family office / HNI / fund-of-funds), target cheque and a stage (prospect → contacted → meeting → diligence → soft-circled → committed / passed);</w:t>
-      </w:r>
-      <w:r>
-        <w:t xml:space="preserve"> </w:t>
-      </w:r>
-      <w:r>
-        <w:rPr>
-          <w:b/>
-          <w:bCs/>
-        </w:rPr>
-        <w:t xml:space="preserve">converting</w:t>
-      </w:r>
-      <w:r>
-        <w:t xml:space="preserve"> </w:t>
-      </w:r>
-      <w:r>
-        <w:t xml:space="preserve">a won prospect creates an</w:t>
-      </w:r>
-      <w:r>
-        <w:t xml:space="preserve"> </w:t>
-      </w:r>
-      <w:r>
-        <w:rPr>
-          <w:rStyle w:val="VerbatimChar"/>
-        </w:rPr>
-        <w:t xml:space="preserve">LP</w:t>
-      </w:r>
-      <w:r>
-        <w:t xml:space="preserve"> </w:t>
-      </w:r>
-      <w:r>
-        <w:t xml:space="preserve">with their commitment (idempotent-guarded). A fundraise summary shows committed (actual LP capital) vs</w:t>
-      </w:r>
-      <w:r>
-        <w:t xml:space="preserve"> </w:t>
-      </w:r>
-      <w:r>
-        <w:rPr>
-          <w:b/>
-          <w:bCs/>
-        </w:rPr>
-        <w:t xml:space="preserve">target corpus</w:t>
-      </w:r>
-      <w:r>
-        <w:t xml:space="preserve"> </w:t>
-      </w:r>
-      <w:r>
-        <w:t xml:space="preserve">with progress, soft-circled and active-pipeline totals, and a per-stage breakdown.</w:t>
-      </w:r>
-      <w:r>
-        <w:t xml:space="preserve"> </w:t>
-      </w:r>
-      <w:r>
-        <w:rPr>
-          <w:rStyle w:val="VerbatimChar"/>
-        </w:rPr>
-        <w:t xml:space="preserve">GET /funds/{id}/fundraise</w:t>
-      </w:r>
-      <w:r>
-        <w:t xml:space="preserve">,</w:t>
-      </w:r>
-      <w:r>
-        <w:t xml:space="preserve"> </w:t>
-      </w:r>
-      <w:r>
-        <w:rPr>
-          <w:rStyle w:val="VerbatimChar"/>
-        </w:rPr>
-        <w:t xml:space="preserve">POST /funds/{id}/prospects</w:t>
-      </w:r>
-      <w:r>
-        <w:t xml:space="preserve">,</w:t>
-      </w:r>
-      <w:r>
-        <w:t xml:space="preserve"> </w:t>
-      </w:r>
-      <w:r>
-        <w:rPr>
-          <w:rStyle w:val="VerbatimChar"/>
-        </w:rPr>
-        <w:t xml:space="preserve">POST /funds/{id}/prospects/{pid}/stage</w:t>
-      </w:r>
-      <w:r>
-        <w:t xml:space="preserve">,</w:t>
-      </w:r>
-      <w:r>
-        <w:t xml:space="preserve"> </w:t>
-      </w:r>
-      <w:r>
-        <w:rPr>
-          <w:rStyle w:val="VerbatimChar"/>
-        </w:rPr>
-        <w:t xml:space="preserve">POST /funds/{id}/prospects/{pid}/convert</w:t>
-      </w:r>
-      <w:r>
-        <w:t xml:space="preserve">.</w:t>
+        <w:t xml:space="preserve">Remaining (integration-blocked, by design):</w:t>
+      </w:r>
+      <w:r>
+        <w:t xml:space="preserve"> </w:t>
+      </w:r>
+      <w:r>
+        <w:t xml:space="preserve">email/calendar sync, LinkedIn capture, data enrichment; relationship-path mapping across deals.</w:t>
+      </w:r>
+    </w:p>
+    <w:p>
+      <w:pPr>
+        <w:pStyle w:val="Compact"/>
+        <w:numPr>
+          <w:ilvl w:val="0"/>
+          <w:numId w:val="1013"/>
+        </w:numPr>
+      </w:pPr>
+      <w:r>
+        <w:rPr>
+          <w:b/>
+          <w:bCs/>
+        </w:rPr>
+        <w:t xml:space="preserve">FR-J-16 (M — added v1.6, Carta fund gap)</w:t>
+      </w:r>
+      <w:r>
+        <w:t xml:space="preserve"> </w:t>
+      </w:r>
+      <w:r>
+        <w:t xml:space="preserve">✅</w:t>
+      </w:r>
+      <w:r>
+        <w:t xml:space="preserve"> </w:t>
+      </w:r>
+      <w:r>
+        <w:rPr>
+          <w:b/>
+          <w:bCs/>
+        </w:rPr>
+        <w:t xml:space="preserve">LP-fundraising CRM</w:t>
+      </w:r>
+      <w:r>
+        <w:t xml:space="preserve">: the GP-side pipeline for raising the fund</w:t>
       </w:r>
       <w:r>
         <w:t xml:space="preserve"> </w:t>
@@ -7427,85 +7357,69 @@
           <w:i/>
           <w:iCs/>
         </w:rPr>
-        <w:t xml:space="preserve">Extended v1.7 (4Degrees gap):</w:t>
-      </w:r>
-      <w:r>
-        <w:t xml:space="preserve"> </w:t>
-      </w:r>
-      <w:r>
-        <w:t xml:space="preserve">per-prospect</w:t>
-      </w:r>
-      <w:r>
-        <w:t xml:space="preserve"> </w:t>
-      </w:r>
-      <w:r>
-        <w:rPr>
-          <w:b/>
-          <w:bCs/>
-        </w:rPr>
-        <w:t xml:space="preserve">CRM depth</w:t>
-      </w:r>
-      <w:r>
-        <w:t xml:space="preserve"> </w:t>
-      </w:r>
-      <w:r>
-        <w:t xml:space="preserve">mirroring the deal pipeline — dated activity timeline (</w:t>
-      </w:r>
-      <w:r>
-        <w:rPr>
-          <w:rStyle w:val="VerbatimChar"/>
-        </w:rPr>
-        <w:t xml:space="preserve">lp_prospect_activities</w:t>
-      </w:r>
-      <w:r>
-        <w:t xml:space="preserve">), derived</w:t>
-      </w:r>
-      <w:r>
-        <w:t xml:space="preserve"> </w:t>
-      </w:r>
-      <w:r>
-        <w:rPr>
-          <w:b/>
-          <w:bCs/>
-        </w:rPr>
-        <w:t xml:space="preserve">relationship strength</w:t>
-      </w:r>
-      <w:r>
-        <w:t xml:space="preserve">, and</w:t>
-      </w:r>
-      <w:r>
-        <w:t xml:space="preserve"> </w:t>
-      </w:r>
-      <w:r>
-        <w:rPr>
-          <w:b/>
-          <w:bCs/>
-        </w:rPr>
-        <w:t xml:space="preserve">follow-up reminders</w:t>
-      </w:r>
-      <w:r>
-        <w:t xml:space="preserve"> </w:t>
-      </w:r>
-      <w:r>
-        <w:t xml:space="preserve">(</w:t>
-      </w:r>
-      <w:r>
-        <w:rPr>
-          <w:rStyle w:val="VerbatimChar"/>
-        </w:rPr>
-        <w:t xml:space="preserve">lp_prospects.next_followup_on</w:t>
-      </w:r>
-      <w:r>
-        <w:t xml:space="preserve">; overdue → 🔔 in the pipeline + red Tasks-hub entry, cleared by converting).</w:t>
-      </w:r>
-      <w:r>
-        <w:t xml:space="preserve"> </w:t>
-      </w:r>
-      <w:r>
-        <w:rPr>
-          <w:rStyle w:val="VerbatimChar"/>
-        </w:rPr>
-        <w:t xml:space="preserve">GET/POST .../prospects/{pid}/crm|activities</w:t>
+        <w:t xml:space="preserve">from</w:t>
+      </w:r>
+      <w:r>
+        <w:t xml:space="preserve"> </w:t>
+      </w:r>
+      <w:r>
+        <w:t xml:space="preserve">prospective LPs (distinct from the deal pipeline, which deploys capital). Prospects carry firm, kind (institutional / family office / HNI / fund-of-funds), target cheque and a stage (prospect → contacted → meeting → diligence → soft-circled → committed / passed);</w:t>
+      </w:r>
+      <w:r>
+        <w:t xml:space="preserve"> </w:t>
+      </w:r>
+      <w:r>
+        <w:rPr>
+          <w:b/>
+          <w:bCs/>
+        </w:rPr>
+        <w:t xml:space="preserve">converting</w:t>
+      </w:r>
+      <w:r>
+        <w:t xml:space="preserve"> </w:t>
+      </w:r>
+      <w:r>
+        <w:t xml:space="preserve">a won prospect creates an</w:t>
+      </w:r>
+      <w:r>
+        <w:t xml:space="preserve"> </w:t>
+      </w:r>
+      <w:r>
+        <w:rPr>
+          <w:rStyle w:val="VerbatimChar"/>
+        </w:rPr>
+        <w:t xml:space="preserve">LP</w:t>
+      </w:r>
+      <w:r>
+        <w:t xml:space="preserve"> </w:t>
+      </w:r>
+      <w:r>
+        <w:t xml:space="preserve">with their commitment (idempotent-guarded). A fundraise summary shows committed (actual LP capital) vs</w:t>
+      </w:r>
+      <w:r>
+        <w:t xml:space="preserve"> </w:t>
+      </w:r>
+      <w:r>
+        <w:rPr>
+          <w:b/>
+          <w:bCs/>
+        </w:rPr>
+        <w:t xml:space="preserve">target corpus</w:t>
+      </w:r>
+      <w:r>
+        <w:t xml:space="preserve"> </w:t>
+      </w:r>
+      <w:r>
+        <w:t xml:space="preserve">with progress, soft-circled and active-pipeline totals, and a per-stage breakdown.</w:t>
+      </w:r>
+      <w:r>
+        <w:t xml:space="preserve"> </w:t>
+      </w:r>
+      <w:r>
+        <w:rPr>
+          <w:rStyle w:val="VerbatimChar"/>
+        </w:rPr>
+        <w:t xml:space="preserve">GET /funds/{id}/fundraise</w:t>
       </w:r>
       <w:r>
         <w:t xml:space="preserve">,</w:t>
@@ -7517,7 +7431,31 @@
         <w:rPr>
           <w:rStyle w:val="VerbatimChar"/>
         </w:rPr>
-        <w:t xml:space="preserve">PUT .../followup</w:t>
+        <w:t xml:space="preserve">POST /funds/{id}/prospects</w:t>
+      </w:r>
+      <w:r>
+        <w:t xml:space="preserve">,</w:t>
+      </w:r>
+      <w:r>
+        <w:t xml:space="preserve"> </w:t>
+      </w:r>
+      <w:r>
+        <w:rPr>
+          <w:rStyle w:val="VerbatimChar"/>
+        </w:rPr>
+        <w:t xml:space="preserve">POST /funds/{id}/prospects/{pid}/stage</w:t>
+      </w:r>
+      <w:r>
+        <w:t xml:space="preserve">,</w:t>
+      </w:r>
+      <w:r>
+        <w:t xml:space="preserve"> </w:t>
+      </w:r>
+      <w:r>
+        <w:rPr>
+          <w:rStyle w:val="VerbatimChar"/>
+        </w:rPr>
+        <w:t xml:space="preserve">POST /funds/{id}/prospects/{pid}/convert</w:t>
       </w:r>
       <w:r>
         <w:t xml:space="preserve">.</w:t>
@@ -7530,120 +7468,85 @@
           <w:i/>
           <w:iCs/>
         </w:rPr>
-        <w:t xml:space="preserve">Remaining:</w:t>
-      </w:r>
-      <w:r>
-        <w:t xml:space="preserve"> </w:t>
-      </w:r>
-      <w:r>
-        <w:t xml:space="preserve">per-prospect documents; email capture.</w:t>
-      </w:r>
-    </w:p>
-    <w:p>
-      <w:pPr>
-        <w:pStyle w:val="Compact"/>
-        <w:numPr>
-          <w:ilvl w:val="0"/>
-          <w:numId w:val="1013"/>
-        </w:numPr>
-      </w:pPr>
-      <w:r>
-        <w:rPr>
-          <w:b/>
-          <w:bCs/>
-        </w:rPr>
-        <w:t xml:space="preserve">FR-J-15 (M — added v1.6, Carta fund gap)</w:t>
-      </w:r>
-      <w:r>
-        <w:t xml:space="preserve"> </w:t>
-      </w:r>
-      <w:r>
-        <w:t xml:space="preserve">✅</w:t>
-      </w:r>
-      <w:r>
-        <w:t xml:space="preserve"> </w:t>
-      </w:r>
-      <w:r>
-        <w:rPr>
-          <w:b/>
-          <w:bCs/>
-        </w:rPr>
-        <w:t xml:space="preserve">SEBI-compliant independent portfolio valuation</w:t>
-      </w:r>
-      <w:r>
-        <w:t xml:space="preserve">: a fund</w:t>
-      </w:r>
-      <w:r>
-        <w:t xml:space="preserve"> </w:t>
-      </w:r>
-      <w:r>
-        <w:rPr>
-          <w:b/>
-          <w:bCs/>
-        </w:rPr>
-        <w:t xml:space="preserve">valuation policy</w:t>
-      </w:r>
-      <w:r>
-        <w:t xml:space="preserve"> </w:t>
-      </w:r>
-      <w:r>
-        <w:t xml:space="preserve">(appointed independent valuer + revaluation frequency in months) and per-holding</w:t>
-      </w:r>
-      <w:r>
-        <w:t xml:space="preserve"> </w:t>
-      </w:r>
-      <w:r>
-        <w:rPr>
-          <w:b/>
-          <w:bCs/>
-        </w:rPr>
-        <w:t xml:space="preserve">valuation records</w:t>
-      </w:r>
-      <w:r>
-        <w:t xml:space="preserve"> </w:t>
-      </w:r>
-      <w:r>
-        <w:t xml:space="preserve">(fair value, as-of, methodology — IPEV market/recent-txn, DCF, NAV, cost — valuer, independence flag, note; append-only history, latest by as-of becomes the holding's mark so NAV/SoI/performance stay in sync). A valuation dashboard flags holdings</w:t>
-      </w:r>
-      <w:r>
-        <w:t xml:space="preserve"> </w:t>
-      </w:r>
-      <w:r>
-        <w:rPr>
-          <w:b/>
-          <w:bCs/>
-        </w:rPr>
-        <w:t xml:space="preserve">stale</w:t>
-      </w:r>
-      <w:r>
-        <w:t xml:space="preserve"> </w:t>
-      </w:r>
-      <w:r>
-        <w:t xml:space="preserve">against the policy frequency, rolls up valued/independent/stale counts, and generates a</w:t>
-      </w:r>
-      <w:r>
-        <w:t xml:space="preserve"> </w:t>
-      </w:r>
-      <w:r>
-        <w:rPr>
-          <w:rStyle w:val="VerbatimChar"/>
-        </w:rPr>
-        <w:t xml:space="preserve">fund_valuation</w:t>
-      </w:r>
-      <w:r>
-        <w:t xml:space="preserve"> </w:t>
-      </w:r>
-      <w:r>
-        <w:t xml:space="preserve">report document.</w:t>
-      </w:r>
-      <w:r>
-        <w:t xml:space="preserve"> </w:t>
-      </w:r>
-      <w:r>
-        <w:rPr>
-          <w:rStyle w:val="VerbatimChar"/>
-        </w:rPr>
-        <w:t xml:space="preserve">PUT /funds/{id}/valuation-policy</w:t>
+        <w:t xml:space="preserve">Extended v1.7 (4Degrees gap):</w:t>
+      </w:r>
+      <w:r>
+        <w:t xml:space="preserve"> </w:t>
+      </w:r>
+      <w:r>
+        <w:t xml:space="preserve">per-prospect</w:t>
+      </w:r>
+      <w:r>
+        <w:t xml:space="preserve"> </w:t>
+      </w:r>
+      <w:r>
+        <w:rPr>
+          <w:b/>
+          <w:bCs/>
+        </w:rPr>
+        <w:t xml:space="preserve">CRM depth</w:t>
+      </w:r>
+      <w:r>
+        <w:t xml:space="preserve"> </w:t>
+      </w:r>
+      <w:r>
+        <w:t xml:space="preserve">mirroring the deal pipeline — dated activity timeline (</w:t>
+      </w:r>
+      <w:r>
+        <w:rPr>
+          <w:rStyle w:val="VerbatimChar"/>
+        </w:rPr>
+        <w:t xml:space="preserve">lp_prospect_activities</w:t>
+      </w:r>
+      <w:r>
+        <w:t xml:space="preserve">), derived</w:t>
+      </w:r>
+      <w:r>
+        <w:t xml:space="preserve"> </w:t>
+      </w:r>
+      <w:r>
+        <w:rPr>
+          <w:b/>
+          <w:bCs/>
+        </w:rPr>
+        <w:t xml:space="preserve">relationship strength</w:t>
+      </w:r>
+      <w:r>
+        <w:t xml:space="preserve">, and</w:t>
+      </w:r>
+      <w:r>
+        <w:t xml:space="preserve"> </w:t>
+      </w:r>
+      <w:r>
+        <w:rPr>
+          <w:b/>
+          <w:bCs/>
+        </w:rPr>
+        <w:t xml:space="preserve">follow-up reminders</w:t>
+      </w:r>
+      <w:r>
+        <w:t xml:space="preserve"> </w:t>
+      </w:r>
+      <w:r>
+        <w:t xml:space="preserve">(</w:t>
+      </w:r>
+      <w:r>
+        <w:rPr>
+          <w:rStyle w:val="VerbatimChar"/>
+        </w:rPr>
+        <w:t xml:space="preserve">lp_prospects.next_followup_on</w:t>
+      </w:r>
+      <w:r>
+        <w:t xml:space="preserve">; overdue → 🔔 in the pipeline + red Tasks-hub entry, cleared by converting).</w:t>
+      </w:r>
+      <w:r>
+        <w:t xml:space="preserve"> </w:t>
+      </w:r>
+      <w:r>
+        <w:rPr>
+          <w:rStyle w:val="VerbatimChar"/>
+        </w:rPr>
+        <w:t xml:space="preserve">GET/POST .../prospects/{pid}/crm|activities</w:t>
       </w:r>
       <w:r>
         <w:t xml:space="preserve">,</w:t>
@@ -7655,34 +7558,10 @@
         <w:rPr>
           <w:rStyle w:val="VerbatimChar"/>
         </w:rPr>
-        <w:t xml:space="preserve">POST/GET /funds/{id}/portfolio/{iid}/valuations</w:t>
-      </w:r>
-      <w:r>
-        <w:t xml:space="preserve">,</w:t>
-      </w:r>
-      <w:r>
-        <w:t xml:space="preserve"> </w:t>
-      </w:r>
-      <w:r>
-        <w:rPr>
-          <w:rStyle w:val="VerbatimChar"/>
-        </w:rPr>
-        <w:t xml:space="preserve">GET /funds/{id}/valuations</w:t>
-      </w:r>
-      <w:r>
-        <w:t xml:space="preserve">,</w:t>
-      </w:r>
-      <w:r>
-        <w:t xml:space="preserve"> </w:t>
-      </w:r>
-      <w:r>
-        <w:rPr>
-          <w:rStyle w:val="VerbatimChar"/>
-        </w:rPr>
-        <w:t xml:space="preserve">POST /funds/{id}/valuations/report</w:t>
-      </w:r>
-      <w:r>
-        <w:t xml:space="preserve">. An India-native differentiator (SEBI AIF independent-valuation duty that global tools don't localise).</w:t>
+        <w:t xml:space="preserve">PUT .../followup</w:t>
+      </w:r>
+      <w:r>
+        <w:t xml:space="preserve">.</w:t>
       </w:r>
       <w:r>
         <w:t xml:space="preserve"> </w:t>
@@ -7698,7 +7577,7 @@
         <w:t xml:space="preserve"> </w:t>
       </w:r>
       <w:r>
-        <w:t xml:space="preserve">valuer e-sign/attestation; multi-valuer reconciliation.</w:t>
+        <w:t xml:space="preserve">per-prospect documents; email capture.</w:t>
       </w:r>
     </w:p>
     <w:p>
@@ -7714,7 +7593,7 @@
           <w:b/>
           <w:bCs/>
         </w:rPr>
-        <w:t xml:space="preserve">FR-J-14 (M — added v1.5, Carta fund gap)</w:t>
+        <w:t xml:space="preserve">FR-J-15 (M — added v1.6, Carta fund gap)</w:t>
       </w:r>
       <w:r>
         <w:t xml:space="preserve"> </w:t>
@@ -7730,23 +7609,82 @@
           <w:b/>
           <w:bCs/>
         </w:rPr>
-        <w:t xml:space="preserve">Fund financial statements</w:t>
-      </w:r>
-      <w:r>
-        <w:t xml:space="preserve"> </w:t>
-      </w:r>
-      <w:r>
-        <w:t xml:space="preserve">(no GL export): since-inception</w:t>
-      </w:r>
-      <w:r>
-        <w:t xml:space="preserve"> </w:t>
-      </w:r>
-      <w:r>
-        <w:rPr>
-          <w:b/>
-          <w:bCs/>
-        </w:rPr>
-        <w:t xml:space="preserve">statement of operations</w:t>
+        <w:t xml:space="preserve">SEBI-compliant independent portfolio valuation</w:t>
+      </w:r>
+      <w:r>
+        <w:t xml:space="preserve">: a fund</w:t>
+      </w:r>
+      <w:r>
+        <w:t xml:space="preserve"> </w:t>
+      </w:r>
+      <w:r>
+        <w:rPr>
+          <w:b/>
+          <w:bCs/>
+        </w:rPr>
+        <w:t xml:space="preserve">valuation policy</w:t>
+      </w:r>
+      <w:r>
+        <w:t xml:space="preserve"> </w:t>
+      </w:r>
+      <w:r>
+        <w:t xml:space="preserve">(appointed independent valuer + revaluation frequency in months) and per-holding</w:t>
+      </w:r>
+      <w:r>
+        <w:t xml:space="preserve"> </w:t>
+      </w:r>
+      <w:r>
+        <w:rPr>
+          <w:b/>
+          <w:bCs/>
+        </w:rPr>
+        <w:t xml:space="preserve">valuation records</w:t>
+      </w:r>
+      <w:r>
+        <w:t xml:space="preserve"> </w:t>
+      </w:r>
+      <w:r>
+        <w:t xml:space="preserve">(fair value, as-of, methodology — IPEV market/recent-txn, DCF, NAV, cost — valuer, independence flag, note; append-only history, latest by as-of becomes the holding's mark so NAV/SoI/performance stay in sync). A valuation dashboard flags holdings</w:t>
+      </w:r>
+      <w:r>
+        <w:t xml:space="preserve"> </w:t>
+      </w:r>
+      <w:r>
+        <w:rPr>
+          <w:b/>
+          <w:bCs/>
+        </w:rPr>
+        <w:t xml:space="preserve">stale</w:t>
+      </w:r>
+      <w:r>
+        <w:t xml:space="preserve"> </w:t>
+      </w:r>
+      <w:r>
+        <w:t xml:space="preserve">against the policy frequency, rolls up valued/independent/stale counts, and generates a</w:t>
+      </w:r>
+      <w:r>
+        <w:t xml:space="preserve"> </w:t>
+      </w:r>
+      <w:r>
+        <w:rPr>
+          <w:rStyle w:val="VerbatimChar"/>
+        </w:rPr>
+        <w:t xml:space="preserve">fund_valuation</w:t>
+      </w:r>
+      <w:r>
+        <w:t xml:space="preserve"> </w:t>
+      </w:r>
+      <w:r>
+        <w:t xml:space="preserve">report document.</w:t>
+      </w:r>
+      <w:r>
+        <w:t xml:space="preserve"> </w:t>
+      </w:r>
+      <w:r>
+        <w:rPr>
+          <w:rStyle w:val="VerbatimChar"/>
+        </w:rPr>
+        <w:t xml:space="preserve">PUT /funds/{id}/valuation-policy</w:t>
       </w:r>
       <w:r>
         <w:t xml:space="preserve">,</w:t>
@@ -7756,10 +7694,9 @@
       </w:r>
       <w:r>
         <w:rPr>
-          <w:b/>
-          <w:bCs/>
-        </w:rPr>
-        <w:t xml:space="preserve">cash flows</w:t>
+          <w:rStyle w:val="VerbatimChar"/>
+        </w:rPr>
+        <w:t xml:space="preserve">POST/GET /funds/{id}/portfolio/{iid}/valuations</w:t>
       </w:r>
       <w:r>
         <w:t xml:space="preserve">,</w:t>
@@ -7769,84 +7706,9 @@
       </w:r>
       <w:r>
         <w:rPr>
-          <w:b/>
-          <w:bCs/>
-        </w:rPr>
-        <w:t xml:space="preserve">assets &amp; liabilities</w:t>
-      </w:r>
-      <w:r>
-        <w:t xml:space="preserve"> </w:t>
-      </w:r>
-      <w:r>
-        <w:t xml:space="preserve">and a</w:t>
-      </w:r>
-      <w:r>
-        <w:t xml:space="preserve"> </w:t>
-      </w:r>
-      <w:r>
-        <w:rPr>
-          <w:b/>
-          <w:bCs/>
-        </w:rPr>
-        <w:t xml:space="preserve">partners'-capital roll-forward</w:t>
-      </w:r>
-      <w:r>
-        <w:t xml:space="preserve">, derived from the drawdown/distribution/fee ledgers and portfolio marks — designed so</w:t>
-      </w:r>
-      <w:r>
-        <w:t xml:space="preserve"> </w:t>
-      </w:r>
-      <w:r>
-        <w:rPr>
-          <w:b/>
-          <w:bCs/>
-        </w:rPr>
-        <w:t xml:space="preserve">net assets ties to ending partners' capital</w:t>
-      </w:r>
-      <w:r>
-        <w:t xml:space="preserve"> </w:t>
-      </w:r>
-      <w:r>
-        <w:t xml:space="preserve">by construction (a</w:t>
-      </w:r>
-      <w:r>
-        <w:t xml:space="preserve"> </w:t>
-      </w:r>
-      <w:r>
-        <w:rPr>
-          <w:rStyle w:val="VerbatimChar"/>
-        </w:rPr>
-        <w:t xml:space="preserve">balances</w:t>
-      </w:r>
-      <w:r>
-        <w:t xml:space="preserve"> </w:t>
-      </w:r>
-      <w:r>
-        <w:t xml:space="preserve">check is surfaced). Also generates a</w:t>
-      </w:r>
-      <w:r>
-        <w:t xml:space="preserve"> </w:t>
-      </w:r>
-      <w:r>
-        <w:rPr>
-          <w:rStyle w:val="VerbatimChar"/>
-        </w:rPr>
-        <w:t xml:space="preserve">fund_financials</w:t>
-      </w:r>
-      <w:r>
-        <w:t xml:space="preserve"> </w:t>
-      </w:r>
-      <w:r>
-        <w:t xml:space="preserve">statement document.</w:t>
-      </w:r>
-      <w:r>
-        <w:t xml:space="preserve"> </w:t>
-      </w:r>
-      <w:r>
-        <w:rPr>
-          <w:rStyle w:val="VerbatimChar"/>
-        </w:rPr>
-        <w:t xml:space="preserve">GET /funds/{id}/financials</w:t>
+          <w:rStyle w:val="VerbatimChar"/>
+        </w:rPr>
+        <w:t xml:space="preserve">GET /funds/{id}/valuations</w:t>
       </w:r>
       <w:r>
         <w:t xml:space="preserve">,</w:t>
@@ -7858,10 +7720,10 @@
         <w:rPr>
           <w:rStyle w:val="VerbatimChar"/>
         </w:rPr>
-        <w:t xml:space="preserve">POST /funds/{id}/financials/report</w:t>
-      </w:r>
-      <w:r>
-        <w:t xml:space="preserve">. Documented simplifications: cash is a derived plug (no bank ledger), realised gains aren't split from marks, no accrued liabilities; a management view, not audited GAAP.</w:t>
+        <w:t xml:space="preserve">POST /funds/{id}/valuations/report</w:t>
+      </w:r>
+      <w:r>
+        <w:t xml:space="preserve">. An India-native differentiator (SEBI AIF independent-valuation duty that global tools don't localise).</w:t>
       </w:r>
       <w:r>
         <w:t xml:space="preserve"> </w:t>
@@ -7871,13 +7733,13 @@
           <w:i/>
           <w:iCs/>
         </w:rPr>
-        <w:t xml:space="preserve">Explicitly out of scope for now (per product decision):</w:t>
-      </w:r>
-      <w:r>
-        <w:t xml:space="preserve"> </w:t>
-      </w:r>
-      <w:r>
-        <w:t xml:space="preserve">GL export (Tally/Zoho). No schema change (pure projection).</w:t>
+        <w:t xml:space="preserve">Remaining:</w:t>
+      </w:r>
+      <w:r>
+        <w:t xml:space="preserve"> </w:t>
+      </w:r>
+      <w:r>
+        <w:t xml:space="preserve">valuer e-sign/attestation; multi-valuer reconciliation.</w:t>
       </w:r>
     </w:p>
     <w:p>
@@ -7893,7 +7755,7 @@
           <w:b/>
           <w:bCs/>
         </w:rPr>
-        <w:t xml:space="preserve">FR-J-13 (M — added v1.5, Carta fund gap)</w:t>
+        <w:t xml:space="preserve">FR-J-14 (M — added v1.5, Carta fund gap)</w:t>
       </w:r>
       <w:r>
         <w:t xml:space="preserve"> </w:t>
@@ -7909,77 +7771,23 @@
           <w:b/>
           <w:bCs/>
         </w:rPr>
-        <w:t xml:space="preserve">Portfolio-company monitoring</w:t>
-      </w:r>
-      <w:r>
-        <w:t xml:space="preserve">: per-portfolio-company operating KPIs reported per period (revenue, cash, monthly burn, headcount, note; append-only, latest-by-as-of drives the dashboard) with derived</w:t>
-      </w:r>
-      <w:r>
-        <w:t xml:space="preserve"> </w:t>
-      </w:r>
-      <w:r>
-        <w:rPr>
-          <w:b/>
-          <w:bCs/>
-        </w:rPr>
-        <w:t xml:space="preserve">runway</w:t>
-      </w:r>
-      <w:r>
-        <w:t xml:space="preserve"> </w:t>
-      </w:r>
-      <w:r>
-        <w:t xml:space="preserve">(cash ÷ burn), period-over-period</w:t>
-      </w:r>
-      <w:r>
-        <w:t xml:space="preserve"> </w:t>
-      </w:r>
-      <w:r>
-        <w:rPr>
-          <w:b/>
-          <w:bCs/>
-        </w:rPr>
-        <w:t xml:space="preserve">revenue growth</w:t>
-      </w:r>
-      <w:r>
-        <w:t xml:space="preserve">, and a</w:t>
-      </w:r>
-      <w:r>
-        <w:t xml:space="preserve"> </w:t>
-      </w:r>
-      <w:r>
-        <w:rPr>
-          <w:b/>
-          <w:bCs/>
-        </w:rPr>
-        <w:t xml:space="preserve">low-runway flag</w:t>
-      </w:r>
-      <w:r>
-        <w:t xml:space="preserve"> </w:t>
-      </w:r>
-      <w:r>
-        <w:t xml:space="preserve">(&lt; 6 months); a fund-level health roll-up (companies reporting, summed latest revenue &amp; cash, count low on runway) and a per-company revenue</w:t>
-      </w:r>
-      <w:r>
-        <w:t xml:space="preserve"> </w:t>
-      </w:r>
-      <w:r>
-        <w:rPr>
-          <w:b/>
-          <w:bCs/>
-        </w:rPr>
-        <w:t xml:space="preserve">trend chart</w:t>
-      </w:r>
-      <w:r>
-        <w:t xml:space="preserve">.</w:t>
-      </w:r>
-      <w:r>
-        <w:t xml:space="preserve"> </w:t>
-      </w:r>
-      <w:r>
-        <w:rPr>
-          <w:rStyle w:val="VerbatimChar"/>
-        </w:rPr>
-        <w:t xml:space="preserve">POST/GET /funds/{id}/portfolio/{iid}/kpis</w:t>
+        <w:t xml:space="preserve">Fund financial statements</w:t>
+      </w:r>
+      <w:r>
+        <w:t xml:space="preserve"> </w:t>
+      </w:r>
+      <w:r>
+        <w:t xml:space="preserve">(no GL export): since-inception</w:t>
+      </w:r>
+      <w:r>
+        <w:t xml:space="preserve"> </w:t>
+      </w:r>
+      <w:r>
+        <w:rPr>
+          <w:b/>
+          <w:bCs/>
+        </w:rPr>
+        <w:t xml:space="preserve">statement of operations</w:t>
       </w:r>
       <w:r>
         <w:t xml:space="preserve">,</w:t>
@@ -7989,12 +7797,112 @@
       </w:r>
       <w:r>
         <w:rPr>
-          <w:rStyle w:val="VerbatimChar"/>
-        </w:rPr>
-        <w:t xml:space="preserve">GET /funds/{id}/portfolio-monitoring</w:t>
-      </w:r>
-      <w:r>
-        <w:t xml:space="preserve">.</w:t>
+          <w:b/>
+          <w:bCs/>
+        </w:rPr>
+        <w:t xml:space="preserve">cash flows</w:t>
+      </w:r>
+      <w:r>
+        <w:t xml:space="preserve">,</w:t>
+      </w:r>
+      <w:r>
+        <w:t xml:space="preserve"> </w:t>
+      </w:r>
+      <w:r>
+        <w:rPr>
+          <w:b/>
+          <w:bCs/>
+        </w:rPr>
+        <w:t xml:space="preserve">assets &amp; liabilities</w:t>
+      </w:r>
+      <w:r>
+        <w:t xml:space="preserve"> </w:t>
+      </w:r>
+      <w:r>
+        <w:t xml:space="preserve">and a</w:t>
+      </w:r>
+      <w:r>
+        <w:t xml:space="preserve"> </w:t>
+      </w:r>
+      <w:r>
+        <w:rPr>
+          <w:b/>
+          <w:bCs/>
+        </w:rPr>
+        <w:t xml:space="preserve">partners'-capital roll-forward</w:t>
+      </w:r>
+      <w:r>
+        <w:t xml:space="preserve">, derived from the drawdown/distribution/fee ledgers and portfolio marks — designed so</w:t>
+      </w:r>
+      <w:r>
+        <w:t xml:space="preserve"> </w:t>
+      </w:r>
+      <w:r>
+        <w:rPr>
+          <w:b/>
+          <w:bCs/>
+        </w:rPr>
+        <w:t xml:space="preserve">net assets ties to ending partners' capital</w:t>
+      </w:r>
+      <w:r>
+        <w:t xml:space="preserve"> </w:t>
+      </w:r>
+      <w:r>
+        <w:t xml:space="preserve">by construction (a</w:t>
+      </w:r>
+      <w:r>
+        <w:t xml:space="preserve"> </w:t>
+      </w:r>
+      <w:r>
+        <w:rPr>
+          <w:rStyle w:val="VerbatimChar"/>
+        </w:rPr>
+        <w:t xml:space="preserve">balances</w:t>
+      </w:r>
+      <w:r>
+        <w:t xml:space="preserve"> </w:t>
+      </w:r>
+      <w:r>
+        <w:t xml:space="preserve">check is surfaced). Also generates a</w:t>
+      </w:r>
+      <w:r>
+        <w:t xml:space="preserve"> </w:t>
+      </w:r>
+      <w:r>
+        <w:rPr>
+          <w:rStyle w:val="VerbatimChar"/>
+        </w:rPr>
+        <w:t xml:space="preserve">fund_financials</w:t>
+      </w:r>
+      <w:r>
+        <w:t xml:space="preserve"> </w:t>
+      </w:r>
+      <w:r>
+        <w:t xml:space="preserve">statement document.</w:t>
+      </w:r>
+      <w:r>
+        <w:t xml:space="preserve"> </w:t>
+      </w:r>
+      <w:r>
+        <w:rPr>
+          <w:rStyle w:val="VerbatimChar"/>
+        </w:rPr>
+        <w:t xml:space="preserve">GET /funds/{id}/financials</w:t>
+      </w:r>
+      <w:r>
+        <w:t xml:space="preserve">,</w:t>
+      </w:r>
+      <w:r>
+        <w:t xml:space="preserve"> </w:t>
+      </w:r>
+      <w:r>
+        <w:rPr>
+          <w:rStyle w:val="VerbatimChar"/>
+        </w:rPr>
+        <w:t xml:space="preserve">POST /funds/{id}/financials/report</w:t>
+      </w:r>
+      <w:r>
+        <w:t xml:space="preserve">. Documented simplifications: cash is a derived plug (no bank ledger), realised gains aren't split from marks, no accrued liabilities; a management view, not audited GAAP.</w:t>
       </w:r>
       <w:r>
         <w:t xml:space="preserve"> </w:t>
@@ -8004,6 +7912,139 @@
           <w:i/>
           <w:iCs/>
         </w:rPr>
+        <w:t xml:space="preserve">Explicitly out of scope for now (per product decision):</w:t>
+      </w:r>
+      <w:r>
+        <w:t xml:space="preserve"> </w:t>
+      </w:r>
+      <w:r>
+        <w:t xml:space="preserve">GL export (Tally/Zoho). No schema change (pure projection).</w:t>
+      </w:r>
+    </w:p>
+    <w:p>
+      <w:pPr>
+        <w:pStyle w:val="Compact"/>
+        <w:numPr>
+          <w:ilvl w:val="0"/>
+          <w:numId w:val="1013"/>
+        </w:numPr>
+      </w:pPr>
+      <w:r>
+        <w:rPr>
+          <w:b/>
+          <w:bCs/>
+        </w:rPr>
+        <w:t xml:space="preserve">FR-J-13 (M — added v1.5, Carta fund gap)</w:t>
+      </w:r>
+      <w:r>
+        <w:t xml:space="preserve"> </w:t>
+      </w:r>
+      <w:r>
+        <w:t xml:space="preserve">✅</w:t>
+      </w:r>
+      <w:r>
+        <w:t xml:space="preserve"> </w:t>
+      </w:r>
+      <w:r>
+        <w:rPr>
+          <w:b/>
+          <w:bCs/>
+        </w:rPr>
+        <w:t xml:space="preserve">Portfolio-company monitoring</w:t>
+      </w:r>
+      <w:r>
+        <w:t xml:space="preserve">: per-portfolio-company operating KPIs reported per period (revenue, cash, monthly burn, headcount, note; append-only, latest-by-as-of drives the dashboard) with derived</w:t>
+      </w:r>
+      <w:r>
+        <w:t xml:space="preserve"> </w:t>
+      </w:r>
+      <w:r>
+        <w:rPr>
+          <w:b/>
+          <w:bCs/>
+        </w:rPr>
+        <w:t xml:space="preserve">runway</w:t>
+      </w:r>
+      <w:r>
+        <w:t xml:space="preserve"> </w:t>
+      </w:r>
+      <w:r>
+        <w:t xml:space="preserve">(cash ÷ burn), period-over-period</w:t>
+      </w:r>
+      <w:r>
+        <w:t xml:space="preserve"> </w:t>
+      </w:r>
+      <w:r>
+        <w:rPr>
+          <w:b/>
+          <w:bCs/>
+        </w:rPr>
+        <w:t xml:space="preserve">revenue growth</w:t>
+      </w:r>
+      <w:r>
+        <w:t xml:space="preserve">, and a</w:t>
+      </w:r>
+      <w:r>
+        <w:t xml:space="preserve"> </w:t>
+      </w:r>
+      <w:r>
+        <w:rPr>
+          <w:b/>
+          <w:bCs/>
+        </w:rPr>
+        <w:t xml:space="preserve">low-runway flag</w:t>
+      </w:r>
+      <w:r>
+        <w:t xml:space="preserve"> </w:t>
+      </w:r>
+      <w:r>
+        <w:t xml:space="preserve">(&lt; 6 months); a fund-level health roll-up (companies reporting, summed latest revenue &amp; cash, count low on runway) and a per-company revenue</w:t>
+      </w:r>
+      <w:r>
+        <w:t xml:space="preserve"> </w:t>
+      </w:r>
+      <w:r>
+        <w:rPr>
+          <w:b/>
+          <w:bCs/>
+        </w:rPr>
+        <w:t xml:space="preserve">trend chart</w:t>
+      </w:r>
+      <w:r>
+        <w:t xml:space="preserve">.</w:t>
+      </w:r>
+      <w:r>
+        <w:t xml:space="preserve"> </w:t>
+      </w:r>
+      <w:r>
+        <w:rPr>
+          <w:rStyle w:val="VerbatimChar"/>
+        </w:rPr>
+        <w:t xml:space="preserve">POST/GET /funds/{id}/portfolio/{iid}/kpis</w:t>
+      </w:r>
+      <w:r>
+        <w:t xml:space="preserve">,</w:t>
+      </w:r>
+      <w:r>
+        <w:t xml:space="preserve"> </w:t>
+      </w:r>
+      <w:r>
+        <w:rPr>
+          <w:rStyle w:val="VerbatimChar"/>
+        </w:rPr>
+        <w:t xml:space="preserve">GET /funds/{id}/portfolio-monitoring</w:t>
+      </w:r>
+      <w:r>
+        <w:t xml:space="preserve">.</w:t>
+      </w:r>
+      <w:r>
+        <w:t xml:space="preserve"> </w:t>
+      </w:r>
+      <w:r>
+        <w:rPr>
+          <w:i/>
+          <w:iCs/>
+        </w:rPr>
         <w:t xml:space="preserve">Remaining:</w:t>
       </w:r>
       <w:r>
@@ -8119,6 +8160,56 @@
           <w:rStyle w:val="VerbatimChar"/>
         </w:rPr>
         <w:t xml:space="preserve">GET/PUT /funds/{id}/plan</w:t>
+      </w:r>
+      <w:r>
+        <w:t xml:space="preserve">.</w:t>
+      </w:r>
+      <w:r>
+        <w:t xml:space="preserve"> </w:t>
+      </w:r>
+      <w:r>
+        <w:rPr>
+          <w:i/>
+          <w:iCs/>
+        </w:rPr>
+        <w:t xml:space="preserve">(extended v1.7, Visible gap)</w:t>
+      </w:r>
+      <w:r>
+        <w:t xml:space="preserve"> </w:t>
+      </w:r>
+      <w:r>
+        <w:rPr>
+          <w:b/>
+          <w:bCs/>
+        </w:rPr>
+        <w:t xml:space="preserve">Variance report</w:t>
+      </w:r>
+      <w:r>
+        <w:t xml:space="preserve"> </w:t>
+      </w:r>
+      <w:r>
+        <w:t xml:space="preserve">— the plan payload adds a row-per-metric plan-vs-actual table with a signed variance %: committed capital, capital deployed to date (planned = even pacing × fund years elapsed since the first</w:t>
+      </w:r>
+      <w:r>
+        <w:t xml:space="preserve"> </w:t>
+      </w:r>
+      <w:r>
+        <w:rPr>
+          <w:rStyle w:val="VerbatimChar"/>
+        </w:rPr>
+        <w:t xml:space="preserve">invested_on</w:t>
+      </w:r>
+      <w:r>
+        <w:t xml:space="preserve">), average initial cheque, portfolio companies, gross MOIC (actual = fair value over cost, unmarked positions at cost) and net TVPI (actual from fund performance; blank until capital is paid in). Rendered under Plan-vs-actual in</w:t>
+      </w:r>
+      <w:r>
+        <w:t xml:space="preserve"> </w:t>
+      </w:r>
+      <w:r>
+        <w:rPr>
+          <w:rStyle w:val="VerbatimChar"/>
+        </w:rPr>
+        <w:t xml:space="preserve">FundForecast.tsx</w:t>
       </w:r>
       <w:r>
         <w:t xml:space="preserve">.</w:t>
@@ -17372,6 +17463,138 @@
       </w:r>
       <w:r>
         <w:t xml:space="preserve">— portfolio intelligence (Vestberry competitive gap analysis, fund side):</w:t>
+      </w:r>
+    </w:p>
+    <w:p>
+      <w:pPr>
+        <w:pStyle w:val="Compact"/>
+        <w:numPr>
+          <w:ilvl w:val="0"/>
+          <w:numId w:val="1030"/>
+        </w:numPr>
+      </w:pPr>
+      <w:r>
+        <w:rPr>
+          <w:b/>
+          <w:bCs/>
+        </w:rPr>
+        <w:t xml:space="preserve">Visible #4 — portfolio segments + variance report (FR-J-24 / FR-J-12 extended, fund side)</w:t>
+      </w:r>
+      <w:r>
+        <w:t xml:space="preserve"> </w:t>
+      </w:r>
+      <w:r>
+        <w:t xml:space="preserve">✅ —</w:t>
+      </w:r>
+      <w:r>
+        <w:t xml:space="preserve"> </w:t>
+      </w:r>
+      <w:r>
+        <w:rPr>
+          <w:rStyle w:val="VerbatimChar"/>
+        </w:rPr>
+        <w:t xml:space="preserve">portfolio_investments.sector</w:t>
+      </w:r>
+      <w:r>
+        <w:t xml:space="preserve"> </w:t>
+      </w:r>
+      <w:r>
+        <w:t xml:space="preserve">free-text segment tag (Alembic</w:t>
+      </w:r>
+      <w:r>
+        <w:t xml:space="preserve"> </w:t>
+      </w:r>
+      <w:r>
+        <w:rPr>
+          <w:rStyle w:val="VerbatimChar"/>
+        </w:rPr>
+        <w:t xml:space="preserve">b4c5d6e7f8a9</w:t>
+      </w:r>
+      <w:r>
+        <w:t xml:space="preserve">; add-investment form input, chips on the monitoring table):</w:t>
+      </w:r>
+      <w:r>
+        <w:t xml:space="preserve"> </w:t>
+      </w:r>
+      <w:r>
+        <w:rPr>
+          <w:rStyle w:val="VerbatimChar"/>
+        </w:rPr>
+        <w:t xml:space="preserve">portfolio_benchmarks</w:t>
+      </w:r>
+      <w:r>
+        <w:t xml:space="preserve"> </w:t>
+      </w:r>
+      <w:r>
+        <w:t xml:space="preserve">adds per-sector</w:t>
+      </w:r>
+      <w:r>
+        <w:t xml:space="preserve"> </w:t>
+      </w:r>
+      <w:r>
+        <w:rPr>
+          <w:b/>
+          <w:bCs/>
+        </w:rPr>
+        <w:t xml:space="preserve">cohort medians</w:t>
+      </w:r>
+      <w:r>
+        <w:t xml:space="preserve"> </w:t>
+      </w:r>
+      <w:r>
+        <w:t xml:space="preserve">(company count + median per metric, hidden with a single cohort) rendered as a segment-comparison table; and</w:t>
+      </w:r>
+      <w:r>
+        <w:t xml:space="preserve"> </w:t>
+      </w:r>
+      <w:r>
+        <w:rPr>
+          <w:rStyle w:val="VerbatimChar"/>
+        </w:rPr>
+        <w:t xml:space="preserve">compute_plan</w:t>
+      </w:r>
+      <w:r>
+        <w:t xml:space="preserve"> </w:t>
+      </w:r>
+      <w:r>
+        <w:t xml:space="preserve">gains a</w:t>
+      </w:r>
+      <w:r>
+        <w:t xml:space="preserve"> </w:t>
+      </w:r>
+      <w:r>
+        <w:rPr>
+          <w:b/>
+          <w:bCs/>
+        </w:rPr>
+        <w:t xml:space="preserve">variance</w:t>
+      </w:r>
+      <w:r>
+        <w:t xml:space="preserve"> </w:t>
+      </w:r>
+      <w:r>
+        <w:t xml:space="preserve">block — plan vs live ledgers per metric (committed, deployed-to-date vs even pacing since first investment, avg cheque, deal count, gross MOIC at fair-value-over-cost, net TVPI) with signed variance %, rendered as a table in</w:t>
+      </w:r>
+      <w:r>
+        <w:t xml:space="preserve"> </w:t>
+      </w:r>
+      <w:r>
+        <w:rPr>
+          <w:rStyle w:val="VerbatimChar"/>
+        </w:rPr>
+        <w:t xml:space="preserve">FundForecast.tsx</w:t>
+      </w:r>
+      <w:r>
+        <w:t xml:space="preserve">. 3 tests (</w:t>
+      </w:r>
+      <w:r>
+        <w:rPr>
+          <w:rStyle w:val="VerbatimChar"/>
+        </w:rPr>
+        <w:t xml:space="preserve">test_segments_variance.py</w:t>
+      </w:r>
+      <w:r>
+        <w:t xml:space="preserve">).</w:t>
       </w:r>
     </w:p>
     <w:p>

--- a/REQUIREMENTS.docx
+++ b/REQUIREMENTS.docx
@@ -5891,6 +5891,125 @@
           <w:b/>
           <w:bCs/>
         </w:rPr>
+        <w:t xml:space="preserve">FR-J-25 (M — added v1.7, Visible gap)</w:t>
+      </w:r>
+      <w:r>
+        <w:t xml:space="preserve"> </w:t>
+      </w:r>
+      <w:r>
+        <w:t xml:space="preserve">✅</w:t>
+      </w:r>
+      <w:r>
+        <w:t xml:space="preserve"> </w:t>
+      </w:r>
+      <w:r>
+        <w:rPr>
+          <w:b/>
+          <w:bCs/>
+        </w:rPr>
+        <w:t xml:space="preserve">DDQ answer bank</w:t>
+      </w:r>
+      <w:r>
+        <w:t xml:space="preserve">: a per-fund due-diligence Q&amp;A repository — LP questionnaire questions answered once and reused, organised by category, seeded from</w:t>
+      </w:r>
+      <w:r>
+        <w:t xml:space="preserve"> </w:t>
+      </w:r>
+      <w:r>
+        <w:rPr>
+          <w:b/>
+          <w:bCs/>
+        </w:rPr>
+        <w:t xml:space="preserve">standard-question presets</w:t>
+      </w:r>
+      <w:r>
+        <w:t xml:space="preserve"> </w:t>
+      </w:r>
+      <w:r>
+        <w:t xml:space="preserve">(firm, fund terms, track record, SEBI compliance, valuation policy, conflicts, service providers, ESG), duplicate questions rejected, and exportable as a</w:t>
+      </w:r>
+      <w:r>
+        <w:t xml:space="preserve"> </w:t>
+      </w:r>
+      <w:r>
+        <w:rPr>
+          <w:b/>
+          <w:bCs/>
+        </w:rPr>
+        <w:t xml:space="preserve">DDQ Responses document</w:t>
+      </w:r>
+      <w:r>
+        <w:t xml:space="preserve"> </w:t>
+      </w:r>
+      <w:r>
+        <w:t xml:space="preserve">with category sections (unanswered questions marked "response pending").</w:t>
+      </w:r>
+      <w:r>
+        <w:t xml:space="preserve"> </w:t>
+      </w:r>
+      <w:r>
+        <w:rPr>
+          <w:rStyle w:val="VerbatimChar"/>
+        </w:rPr>
+        <w:t xml:space="preserve">GET/POST /funds/{id}/ddq</w:t>
+      </w:r>
+      <w:r>
+        <w:t xml:space="preserve">,</w:t>
+      </w:r>
+      <w:r>
+        <w:t xml:space="preserve"> </w:t>
+      </w:r>
+      <w:r>
+        <w:rPr>
+          <w:rStyle w:val="VerbatimChar"/>
+        </w:rPr>
+        <w:t xml:space="preserve">PUT/DELETE .../{entry_id}</w:t>
+      </w:r>
+      <w:r>
+        <w:t xml:space="preserve">,</w:t>
+      </w:r>
+      <w:r>
+        <w:t xml:space="preserve"> </w:t>
+      </w:r>
+      <w:r>
+        <w:rPr>
+          <w:rStyle w:val="VerbatimChar"/>
+        </w:rPr>
+        <w:t xml:space="preserve">POST /funds/{id}/ddq/report</w:t>
+      </w:r>
+      <w:r>
+        <w:t xml:space="preserve">.</w:t>
+      </w:r>
+      <w:r>
+        <w:t xml:space="preserve"> </w:t>
+      </w:r>
+      <w:r>
+        <w:rPr>
+          <w:i/>
+          <w:iCs/>
+        </w:rPr>
+        <w:t xml:space="preserve">Remaining:</w:t>
+      </w:r>
+      <w:r>
+        <w:t xml:space="preserve"> </w:t>
+      </w:r>
+      <w:r>
+        <w:t xml:space="preserve">per-LP questionnaire instances; mapping an incoming LP DDQ onto bank answers.</w:t>
+      </w:r>
+    </w:p>
+    <w:p>
+      <w:pPr>
+        <w:pStyle w:val="Compact"/>
+        <w:numPr>
+          <w:ilvl w:val="0"/>
+          <w:numId w:val="1013"/>
+        </w:numPr>
+      </w:pPr>
+      <w:r>
+        <w:rPr>
+          <w:b/>
+          <w:bCs/>
+        </w:rPr>
         <w:t xml:space="preserve">FR-J-24 (M — added v1.7, Vestberry gap)</w:t>
       </w:r>
       <w:r>
@@ -17463,6 +17582,175 @@
       </w:r>
       <w:r>
         <w:t xml:space="preserve">— portfolio intelligence (Vestberry competitive gap analysis, fund side):</w:t>
+      </w:r>
+    </w:p>
+    <w:p>
+      <w:pPr>
+        <w:pStyle w:val="Compact"/>
+        <w:numPr>
+          <w:ilvl w:val="0"/>
+          <w:numId w:val="1030"/>
+        </w:numPr>
+      </w:pPr>
+      <w:r>
+        <w:rPr>
+          <w:b/>
+          <w:bCs/>
+        </w:rPr>
+        <w:t xml:space="preserve">FR-J-25 (M — added v1.7, Visible gap) — Visible #5 — DDQ answer bank (fund side)</w:t>
+      </w:r>
+      <w:r>
+        <w:t xml:space="preserve"> </w:t>
+      </w:r>
+      <w:r>
+        <w:t xml:space="preserve">✅ — new</w:t>
+      </w:r>
+      <w:r>
+        <w:t xml:space="preserve"> </w:t>
+      </w:r>
+      <w:r>
+        <w:rPr>
+          <w:rStyle w:val="VerbatimChar"/>
+        </w:rPr>
+        <w:t xml:space="preserve">DDQEntry</w:t>
+      </w:r>
+      <w:r>
+        <w:t xml:space="preserve"> </w:t>
+      </w:r>
+      <w:r>
+        <w:t xml:space="preserve">{fund, category, question (409 duplicate per fund), answer} (Alembic</w:t>
+      </w:r>
+      <w:r>
+        <w:t xml:space="preserve"> </w:t>
+      </w:r>
+      <w:r>
+        <w:rPr>
+          <w:rStyle w:val="VerbatimChar"/>
+        </w:rPr>
+        <w:t xml:space="preserve">c5d6e7f8a9b0</w:t>
+      </w:r>
+      <w:r>
+        <w:t xml:space="preserve">): a per-fund due-diligence Q&amp;A repository — answer LP questionnaire questions once, reuse everywhere — with</w:t>
+      </w:r>
+      <w:r>
+        <w:t xml:space="preserve"> </w:t>
+      </w:r>
+      <w:r>
+        <w:rPr>
+          <w:b/>
+          <w:bCs/>
+        </w:rPr>
+        <w:t xml:space="preserve">10 standard-question presets</w:t>
+      </w:r>
+      <w:r>
+        <w:t xml:space="preserve"> </w:t>
+      </w:r>
+      <w:r>
+        <w:t xml:space="preserve">(rules-as-data: firm, fund terms, track record, SEBI compliance, valuation policy, conflicts, service providers, ESG) and a generated</w:t>
+      </w:r>
+      <w:r>
+        <w:t xml:space="preserve"> </w:t>
+      </w:r>
+      <w:r>
+        <w:rPr>
+          <w:b/>
+          <w:bCs/>
+        </w:rPr>
+        <w:t xml:space="preserve">DDQ Responses document</w:t>
+      </w:r>
+      <w:r>
+        <w:t xml:space="preserve"> </w:t>
+      </w:r>
+      <w:r>
+        <w:t xml:space="preserve">(</w:t>
+      </w:r>
+      <w:r>
+        <w:rPr>
+          <w:rStyle w:val="VerbatimChar"/>
+        </w:rPr>
+        <w:t xml:space="preserve">ddq</w:t>
+      </w:r>
+      <w:r>
+        <w:t xml:space="preserve"> </w:t>
+      </w:r>
+      <w:r>
+        <w:t xml:space="preserve">template, category sections, unanswered marked "response pending").</w:t>
+      </w:r>
+      <w:r>
+        <w:t xml:space="preserve"> </w:t>
+      </w:r>
+      <w:r>
+        <w:rPr>
+          <w:rStyle w:val="VerbatimChar"/>
+        </w:rPr>
+        <w:t xml:space="preserve">GET/POST /funds/{id}/ddq</w:t>
+      </w:r>
+      <w:r>
+        <w:t xml:space="preserve">,</w:t>
+      </w:r>
+      <w:r>
+        <w:t xml:space="preserve"> </w:t>
+      </w:r>
+      <w:r>
+        <w:rPr>
+          <w:rStyle w:val="VerbatimChar"/>
+        </w:rPr>
+        <w:t xml:space="preserve">PUT/DELETE .../{entry_id}</w:t>
+      </w:r>
+      <w:r>
+        <w:t xml:space="preserve">,</w:t>
+      </w:r>
+      <w:r>
+        <w:t xml:space="preserve"> </w:t>
+      </w:r>
+      <w:r>
+        <w:rPr>
+          <w:rStyle w:val="VerbatimChar"/>
+        </w:rPr>
+        <w:t xml:space="preserve">POST /funds/{id}/ddq/report</w:t>
+      </w:r>
+      <w:r>
+        <w:t xml:space="preserve">.</w:t>
+      </w:r>
+      <w:r>
+        <w:t xml:space="preserve"> </w:t>
+      </w:r>
+      <w:r>
+        <w:rPr>
+          <w:rStyle w:val="VerbatimChar"/>
+        </w:rPr>
+        <w:t xml:space="preserve">FundDDQ.tsx</w:t>
+      </w:r>
+      <w:r>
+        <w:t xml:space="preserve"> </w:t>
+      </w:r>
+      <w:r>
+        <w:t xml:space="preserve">card on the LP-fundraise sub-tab (grouped Q&amp;A, answered counter, inline answer editor, preset buttons). 3 tests (</w:t>
+      </w:r>
+      <w:r>
+        <w:rPr>
+          <w:rStyle w:val="VerbatimChar"/>
+        </w:rPr>
+        <w:t xml:space="preserve">test_ddq.py</w:t>
+      </w:r>
+      <w:r>
+        <w:t xml:space="preserve">).</w:t>
+      </w:r>
+      <w:r>
+        <w:t xml:space="preserve"> </w:t>
+      </w:r>
+      <w:r>
+        <w:rPr>
+          <w:i/>
+          <w:iCs/>
+        </w:rPr>
+        <w:t xml:space="preserve">Remaining:</w:t>
+      </w:r>
+      <w:r>
+        <w:t xml:space="preserve"> </w:t>
+      </w:r>
+      <w:r>
+        <w:t xml:space="preserve">per-LP questionnaire instances; import an LP's DDQ and map questions to bank answers.</w:t>
       </w:r>
     </w:p>
     <w:p>

--- a/REQUIREMENTS.docx
+++ b/REQUIREMENTS.docx
@@ -6131,16 +6131,42 @@
       </w:r>
       <w:r>
         <w:rPr>
+          <w:b/>
+          <w:bCs/>
+        </w:rPr>
+        <w:t xml:space="preserve">Quartiles</w:t>
+      </w:r>
+      <w:r>
+        <w:t xml:space="preserve"> </w:t>
+      </w:r>
+      <w:r>
+        <w:rPr>
           <w:i/>
           <w:iCs/>
         </w:rPr>
+        <w:t xml:space="preserve">(v1.7 visual batch)</w:t>
+      </w:r>
+      <w:r>
+        <w:t xml:space="preserve"> </w:t>
+      </w:r>
+      <w:r>
+        <w:t xml:space="preserve">— per-metric distribution stats (min / Q1 / median / Q3 / max / total / reporters) as Q1/Q3 ticks on the range strips and a Distribution table.</w:t>
+      </w:r>
+      <w:r>
+        <w:t xml:space="preserve"> </w:t>
+      </w:r>
+      <w:r>
+        <w:rPr>
+          <w:i/>
+          <w:iCs/>
+        </w:rPr>
         <w:t xml:space="preserve">Remaining:</w:t>
       </w:r>
       <w:r>
         <w:t xml:space="preserve"> </w:t>
       </w:r>
       <w:r>
-        <w:t xml:space="preserve">quartiles; vintage cohorts.</w:t>
+        <w:t xml:space="preserve">vintage cohorts.</w:t>
       </w:r>
     </w:p>
     <w:p>
@@ -17582,6 +17608,222 @@
       </w:r>
       <w:r>
         <w:t xml:space="preserve">— portfolio intelligence (Vestberry competitive gap analysis, fund side):</w:t>
+      </w:r>
+    </w:p>
+    <w:p>
+      <w:pPr>
+        <w:pStyle w:val="Compact"/>
+        <w:numPr>
+          <w:ilvl w:val="0"/>
+          <w:numId w:val="1030"/>
+        </w:numPr>
+      </w:pPr>
+      <w:r>
+        <w:rPr>
+          <w:b/>
+          <w:bCs/>
+        </w:rPr>
+        <w:t xml:space="preserve">Visible visual batch (fund + startup side)</w:t>
+      </w:r>
+      <w:r>
+        <w:t xml:space="preserve"> </w:t>
+      </w:r>
+      <w:r>
+        <w:t xml:space="preserve">✅ — from a visual analysis of visible.vc product screenshots: (1)</w:t>
+      </w:r>
+      <w:r>
+        <w:t xml:space="preserve"> </w:t>
+      </w:r>
+      <w:r>
+        <w:rPr>
+          <w:b/>
+          <w:bCs/>
+        </w:rPr>
+        <w:t xml:space="preserve">dual delta pills on stat tiles</w:t>
+      </w:r>
+      <w:r>
+        <w:t xml:space="preserve"> </w:t>
+      </w:r>
+      <w:r>
+        <w:t xml:space="preserve">(</w:t>
+      </w:r>
+      <w:r>
+        <w:rPr>
+          <w:rStyle w:val="VerbatimChar"/>
+        </w:rPr>
+        <w:t xml:space="preserve">Stat</w:t>
+      </w:r>
+      <w:r>
+        <w:t xml:space="preserve"> </w:t>
+      </w:r>
+      <w:r>
+        <w:t xml:space="preserve">gains</w:t>
+      </w:r>
+      <w:r>
+        <w:t xml:space="preserve"> </w:t>
+      </w:r>
+      <w:r>
+        <w:rPr>
+          <w:rStyle w:val="VerbatimChar"/>
+        </w:rPr>
+        <w:t xml:space="preserve">deltas</w:t>
+      </w:r>
+      <w:r>
+        <w:t xml:space="preserve">) — fund header NAV/TVPI/DPI/RVPI show ▲/▼ vs-last-quarter / vs-last-year from the performance series (since-inception fallback for young funds), and monitoring's revenue total shows vs-prior-period; (2)</w:t>
+      </w:r>
+      <w:r>
+        <w:t xml:space="preserve"> </w:t>
+      </w:r>
+      <w:r>
+        <w:rPr>
+          <w:b/>
+          <w:bCs/>
+        </w:rPr>
+        <w:t xml:space="preserve">benchmark quartiles</w:t>
+      </w:r>
+      <w:r>
+        <w:t xml:space="preserve"> </w:t>
+      </w:r>
+      <w:r>
+        <w:t xml:space="preserve">(clears FR-J-24</w:t>
+      </w:r>
+      <w:r>
+        <w:t xml:space="preserve"> </w:t>
+      </w:r>
+      <w:r>
+        <w:rPr>
+          <w:i/>
+          <w:iCs/>
+        </w:rPr>
+        <w:t xml:space="preserve">Remaining: quartiles</w:t>
+      </w:r>
+      <w:r>
+        <w:t xml:space="preserve">) —</w:t>
+      </w:r>
+      <w:r>
+        <w:t xml:space="preserve"> </w:t>
+      </w:r>
+      <w:r>
+        <w:rPr>
+          <w:rStyle w:val="VerbatimChar"/>
+        </w:rPr>
+        <w:t xml:space="preserve">portfolio_benchmarks</w:t>
+      </w:r>
+      <w:r>
+        <w:t xml:space="preserve"> </w:t>
+      </w:r>
+      <w:r>
+        <w:t xml:space="preserve">adds per-metric</w:t>
+      </w:r>
+      <w:r>
+        <w:t xml:space="preserve"> </w:t>
+      </w:r>
+      <w:r>
+        <w:rPr>
+          <w:rStyle w:val="VerbatimChar"/>
+        </w:rPr>
+        <w:t xml:space="preserve">stats</w:t>
+      </w:r>
+      <w:r>
+        <w:t xml:space="preserve"> </w:t>
+      </w:r>
+      <w:r>
+        <w:t xml:space="preserve">(min/Q1/median/Q3/max/total/reporters,</w:t>
+      </w:r>
+      <w:r>
+        <w:t xml:space="preserve"> </w:t>
+      </w:r>
+      <w:r>
+        <w:rPr>
+          <w:rStyle w:val="VerbatimChar"/>
+        </w:rPr>
+        <w:t xml:space="preserve">statistics.quantiles</w:t>
+      </w:r>
+      <w:r>
+        <w:t xml:space="preserve"> </w:t>
+      </w:r>
+      <w:r>
+        <w:t xml:space="preserve">inclusive), rendered as dotted Q1/Q3 ticks on the range strips + a Distribution table; (3)</w:t>
+      </w:r>
+      <w:r>
+        <w:t xml:space="preserve"> </w:t>
+      </w:r>
+      <w:r>
+        <w:rPr>
+          <w:b/>
+          <w:bCs/>
+        </w:rPr>
+        <w:t xml:space="preserve">on-screen tear sheet</w:t>
+      </w:r>
+      <w:r>
+        <w:t xml:space="preserve"> </w:t>
+      </w:r>
+      <w:r>
+        <w:t xml:space="preserve">—</w:t>
+      </w:r>
+      <w:r>
+        <w:t xml:space="preserve"> </w:t>
+      </w:r>
+      <w:r>
+        <w:rPr>
+          <w:rStyle w:val="VerbatimChar"/>
+        </w:rPr>
+        <w:t xml:space="preserve">TearSheet.tsx</w:t>
+      </w:r>
+      <w:r>
+        <w:t xml:space="preserve"> </w:t>
+      </w:r>
+      <w:r>
+        <w:t xml:space="preserve">panel per portfolio row (Avatar header band, invested/FV/MOIC/ownership/%-of-NAV/runway tiles, revenue &amp; growth combo chart, latest-period line incl. custom metrics, active signals; document generator kept); (4) new</w:t>
+      </w:r>
+      <w:r>
+        <w:t xml:space="preserve"> </w:t>
+      </w:r>
+      <w:r>
+        <w:rPr>
+          <w:rStyle w:val="VerbatimChar"/>
+          <w:b/>
+          <w:bCs/>
+        </w:rPr>
+        <w:t xml:space="preserve">ComboChart</w:t>
+      </w:r>
+      <w:r>
+        <w:t xml:space="preserve"> </w:t>
+      </w:r>
+      <w:r>
+        <w:t xml:space="preserve">component (bars + right-axis % line, dependency-free SVG); (5)</w:t>
+      </w:r>
+      <w:r>
+        <w:t xml:space="preserve"> </w:t>
+      </w:r>
+      <w:r>
+        <w:rPr>
+          <w:b/>
+          <w:bCs/>
+        </w:rPr>
+        <w:t xml:space="preserve">stage summary rails + stage-tinted dots</w:t>
+      </w:r>
+      <w:r>
+        <w:t xml:space="preserve"> </w:t>
+      </w:r>
+      <w:r>
+        <w:t xml:space="preserve">on the LP-fundraise pipeline (per-stage target + count chips) and the startup investor funnel (per-stage value + count from the pipeline summary); (6)</w:t>
+      </w:r>
+      <w:r>
+        <w:t xml:space="preserve"> </w:t>
+      </w:r>
+      <w:r>
+        <w:rPr>
+          <w:b/>
+          <w:bCs/>
+        </w:rPr>
+        <w:t xml:space="preserve">update live preview</w:t>
+      </w:r>
+      <w:r>
+        <w:t xml:space="preserve"> </w:t>
+      </w:r>
+      <w:r>
+        <w:t xml:space="preserve">— the FR-K-2 composer renders the update as investors will see it (sections + metric chips, "frozen at publish" note). Backend change is (2) only.</w:t>
       </w:r>
     </w:p>
     <w:p>

--- a/REQUIREMENTS.docx
+++ b/REQUIREMENTS.docx
@@ -17608,6 +17608,198 @@
       </w:r>
       <w:r>
         <w:t xml:space="preserve">— portfolio intelligence (Vestberry competitive gap analysis, fund side):</w:t>
+      </w:r>
+    </w:p>
+    <w:p>
+      <w:pPr>
+        <w:pStyle w:val="Compact"/>
+        <w:numPr>
+          <w:ilvl w:val="0"/>
+          <w:numId w:val="1030"/>
+        </w:numPr>
+      </w:pPr>
+      <w:r>
+        <w:rPr>
+          <w:b/>
+          <w:bCs/>
+        </w:rPr>
+        <w:t xml:space="preserve">Rundit visual batch (fund + startup side)</w:t>
+      </w:r>
+      <w:r>
+        <w:t xml:space="preserve"> </w:t>
+      </w:r>
+      <w:r>
+        <w:t xml:space="preserve">✅ — from a visual analysis of rundit.com product screenshots: (1)</w:t>
+      </w:r>
+      <w:r>
+        <w:t xml:space="preserve"> </w:t>
+      </w:r>
+      <w:r>
+        <w:rPr>
+          <w:b/>
+          <w:bCs/>
+        </w:rPr>
+        <w:t xml:space="preserve">web-native LP report view</w:t>
+      </w:r>
+      <w:r>
+        <w:t xml:space="preserve"> </w:t>
+      </w:r>
+      <w:r>
+        <w:t xml:space="preserve">(extends FR-J-22/FR-J-18) — the quarterly report as a magazine-style page (serif hero figures with growth arrows, activity list, per-company blocks with ownership / invested / fair value / MOIC / holding years and a</w:t>
+      </w:r>
+      <w:r>
+        <w:t xml:space="preserve"> </w:t>
+      </w:r>
+      <w:r>
+        <w:rPr>
+          <w:b/>
+          <w:bCs/>
+        </w:rPr>
+        <w:t xml:space="preserve">FV-growth pill</w:t>
+      </w:r>
+      <w:r>
+        <w:t xml:space="preserve">, valuation status) via new</w:t>
+      </w:r>
+      <w:r>
+        <w:t xml:space="preserve"> </w:t>
+      </w:r>
+      <w:r>
+        <w:rPr>
+          <w:rStyle w:val="VerbatimChar"/>
+        </w:rPr>
+        <w:t xml:space="preserve">lp_report_data</w:t>
+      </w:r>
+      <w:r>
+        <w:t xml:space="preserve"> </w:t>
+      </w:r>
+      <w:r>
+        <w:t xml:space="preserve">+</w:t>
+      </w:r>
+      <w:r>
+        <w:t xml:space="preserve"> </w:t>
+      </w:r>
+      <w:r>
+        <w:rPr>
+          <w:rStyle w:val="VerbatimChar"/>
+        </w:rPr>
+        <w:t xml:space="preserve">GET /funds/{id}/lp-report/preview</w:t>
+      </w:r>
+      <w:r>
+        <w:t xml:space="preserve"> </w:t>
+      </w:r>
+      <w:r>
+        <w:t xml:space="preserve">(GP, defaults to the last completed quarter) and LP-scoped</w:t>
+      </w:r>
+      <w:r>
+        <w:t xml:space="preserve"> </w:t>
+      </w:r>
+      <w:r>
+        <w:rPr>
+          <w:rStyle w:val="VerbatimChar"/>
+        </w:rPr>
+        <w:t xml:space="preserve">GET /portal/funds/{id}/lp-report</w:t>
+      </w:r>
+      <w:r>
+        <w:t xml:space="preserve">; "Report view" toggle beside the report generator and a "Quarterly report" button on every portal fund card (shared</w:t>
+      </w:r>
+      <w:r>
+        <w:t xml:space="preserve"> </w:t>
+      </w:r>
+      <w:r>
+        <w:rPr>
+          <w:rStyle w:val="VerbatimChar"/>
+        </w:rPr>
+        <w:t xml:space="preserve">LpReportView</w:t>
+      </w:r>
+      <w:r>
+        <w:t xml:space="preserve"> </w:t>
+      </w:r>
+      <w:r>
+        <w:t xml:space="preserve">component; the document export stays); (2)</w:t>
+      </w:r>
+      <w:r>
+        <w:t xml:space="preserve"> </w:t>
+      </w:r>
+      <w:r>
+        <w:rPr>
+          <w:b/>
+          <w:bCs/>
+        </w:rPr>
+        <w:t xml:space="preserve">pinned summary rows</w:t>
+      </w:r>
+      <w:r>
+        <w:t xml:space="preserve"> </w:t>
+      </w:r>
+      <w:r>
+        <w:t xml:space="preserve">— TOTAL / AVERAGE / MEDIAN rows atop the benchmark matrix (</w:t>
+      </w:r>
+      <w:r>
+        <w:rPr>
+          <w:rStyle w:val="VerbatimChar"/>
+        </w:rPr>
+        <w:t xml:space="preserve">stats</w:t>
+      </w:r>
+      <w:r>
+        <w:t xml:space="preserve"> </w:t>
+      </w:r>
+      <w:r>
+        <w:t xml:space="preserve">gains</w:t>
+      </w:r>
+      <w:r>
+        <w:t xml:space="preserve"> </w:t>
+      </w:r>
+      <w:r>
+        <w:rPr>
+          <w:rStyle w:val="VerbatimChar"/>
+        </w:rPr>
+        <w:t xml:space="preserve">avg</w:t>
+      </w:r>
+      <w:r>
+        <w:t xml:space="preserve">); (3)</w:t>
+      </w:r>
+      <w:r>
+        <w:t xml:space="preserve"> </w:t>
+      </w:r>
+      <w:r>
+        <w:rPr>
+          <w:b/>
+          <w:bCs/>
+        </w:rPr>
+        <w:t xml:space="preserve">reporting-status roster</w:t>
+      </w:r>
+      <w:r>
+        <w:t xml:space="preserve"> </w:t>
+      </w:r>
+      <w:r>
+        <w:t xml:space="preserve">— per-company chips in Monitoring (✓ latest period / requested / submitted / overdue / never reported); (4)</w:t>
+      </w:r>
+      <w:r>
+        <w:t xml:space="preserve"> </w:t>
+      </w:r>
+      <w:r>
+        <w:rPr>
+          <w:b/>
+          <w:bCs/>
+        </w:rPr>
+        <w:t xml:space="preserve">update engagement roll-up</w:t>
+      </w:r>
+      <w:r>
+        <w:t xml:space="preserve"> </w:t>
+      </w:r>
+      <w:r>
+        <w:t xml:space="preserve">— an ALL-UPDATES + per-update table (recipients × opened × opening rate) over the FR-K-2 view tracking. 1 test (preview + portal scoping in</w:t>
+      </w:r>
+      <w:r>
+        <w:t xml:space="preserve"> </w:t>
+      </w:r>
+      <w:r>
+        <w:rPr>
+          <w:rStyle w:val="VerbatimChar"/>
+        </w:rPr>
+        <w:t xml:space="preserve">test_lp_report.py</w:t>
+      </w:r>
+      <w:r>
+        <w:t xml:space="preserve">).</w:t>
       </w:r>
     </w:p>
     <w:p>

--- a/REQUIREMENTS.docx
+++ b/REQUIREMENTS.docx
@@ -17608,6 +17608,198 @@
       </w:r>
       <w:r>
         <w:t xml:space="preserve">— portfolio intelligence (Vestberry competitive gap analysis, fund side):</w:t>
+      </w:r>
+    </w:p>
+    <w:p>
+      <w:pPr>
+        <w:pStyle w:val="Compact"/>
+        <w:numPr>
+          <w:ilvl w:val="0"/>
+          <w:numId w:val="1030"/>
+        </w:numPr>
+      </w:pPr>
+      <w:r>
+        <w:rPr>
+          <w:b/>
+          <w:bCs/>
+        </w:rPr>
+        <w:t xml:space="preserve">Rundit functional batch (fund + startup side)</w:t>
+      </w:r>
+      <w:r>
+        <w:t xml:space="preserve"> </w:t>
+      </w:r>
+      <w:r>
+        <w:t xml:space="preserve">✅ — (1)</w:t>
+      </w:r>
+      <w:r>
+        <w:t xml:space="preserve"> </w:t>
+      </w:r>
+      <w:r>
+        <w:rPr>
+          <w:b/>
+          <w:bCs/>
+        </w:rPr>
+        <w:t xml:space="preserve">follow-on investment rounds</w:t>
+      </w:r>
+      <w:r>
+        <w:t xml:space="preserve">: new</w:t>
+      </w:r>
+      <w:r>
+        <w:t xml:space="preserve"> </w:t>
+      </w:r>
+      <w:r>
+        <w:rPr>
+          <w:rStyle w:val="VerbatimChar"/>
+        </w:rPr>
+        <w:t xml:space="preserve">InvestmentRound</w:t>
+      </w:r>
+      <w:r>
+        <w:t xml:space="preserve"> </w:t>
+      </w:r>
+      <w:r>
+        <w:t xml:space="preserve">— per-round history (label, instrument, amount, date, note) under each portfolio company; the parent investment's amount stays the running total cost so SOI / NAV / financials are untouched (</w:t>
+      </w:r>
+      <w:r>
+        <w:rPr>
+          <w:rStyle w:val="VerbatimChar"/>
+        </w:rPr>
+        <w:t xml:space="preserve">GET/POST /funds/{id}/portfolio/{iid}/rounds</w:t>
+      </w:r>
+      <w:r>
+        <w:t xml:space="preserve">; "Investment history" + add-follow-on in the tear-sheet panel); (2)</w:t>
+      </w:r>
+      <w:r>
+        <w:t xml:space="preserve"> </w:t>
+      </w:r>
+      <w:r>
+        <w:rPr>
+          <w:b/>
+          <w:bCs/>
+        </w:rPr>
+        <w:t xml:space="preserve">fund expense ledger</w:t>
+      </w:r>
+      <w:r>
+        <w:t xml:space="preserve">: new</w:t>
+      </w:r>
+      <w:r>
+        <w:t xml:space="preserve"> </w:t>
+      </w:r>
+      <w:r>
+        <w:rPr>
+          <w:rStyle w:val="VerbatimChar"/>
+        </w:rPr>
+        <w:t xml:space="preserve">FundExpense</w:t>
+      </w:r>
+      <w:r>
+        <w:t xml:space="preserve"> </w:t>
+      </w:r>
+      <w:r>
+        <w:t xml:space="preserve">(date, category legal/audit/administration/diligence/other, amount, note) — actual expenses now reduce net-operations and derived cash in the FR-J-14 financial statements, which still tie out ("Expense ledger" section under Financial statements); (3)</w:t>
+      </w:r>
+      <w:r>
+        <w:t xml:space="preserve"> </w:t>
+      </w:r>
+      <w:r>
+        <w:rPr>
+          <w:b/>
+          <w:bCs/>
+        </w:rPr>
+        <w:t xml:space="preserve">team notes on portfolio companies</w:t>
+      </w:r>
+      <w:r>
+        <w:t xml:space="preserve">: new</w:t>
+      </w:r>
+      <w:r>
+        <w:t xml:space="preserve"> </w:t>
+      </w:r>
+      <w:r>
+        <w:rPr>
+          <w:rStyle w:val="VerbatimChar"/>
+        </w:rPr>
+        <w:t xml:space="preserve">CompanyNote</w:t>
+      </w:r>
+      <w:r>
+        <w:t xml:space="preserve"> </w:t>
+      </w:r>
+      <w:r>
+        <w:t xml:space="preserve">— internal comments with author attribution, never shown to LPs or the company ("Team notes" in the tear-sheet panel); (4)</w:t>
+      </w:r>
+      <w:r>
+        <w:t xml:space="preserve"> </w:t>
+      </w:r>
+      <w:r>
+        <w:rPr>
+          <w:b/>
+          <w:bCs/>
+        </w:rPr>
+        <w:t xml:space="preserve">CSV exports</w:t>
+      </w:r>
+      <w:r>
+        <w:t xml:space="preserve">:</w:t>
+      </w:r>
+      <w:r>
+        <w:t xml:space="preserve"> </w:t>
+      </w:r>
+      <w:r>
+        <w:rPr>
+          <w:rStyle w:val="VerbatimChar"/>
+        </w:rPr>
+        <w:t xml:space="preserve">GET /funds/{id}/export/holdings|capital-accounts|kpis</w:t>
+      </w:r>
+      <w:r>
+        <w:t xml:space="preserve"> </w:t>
+      </w:r>
+      <w:r>
+        <w:t xml:space="preserve">(Content-Disposition downloads; Export buttons on SOI, Capital accounts and Monitoring); (5)</w:t>
+      </w:r>
+      <w:r>
+        <w:t xml:space="preserve"> </w:t>
+      </w:r>
+      <w:r>
+        <w:rPr>
+          <w:b/>
+          <w:bCs/>
+        </w:rPr>
+        <w:t xml:space="preserve">investor-update audiences (FR-K-2 extended)</w:t>
+      </w:r>
+      <w:r>
+        <w:t xml:space="preserve">:</w:t>
+      </w:r>
+      <w:r>
+        <w:t xml:space="preserve"> </w:t>
+      </w:r>
+      <w:r>
+        <w:rPr>
+          <w:rStyle w:val="VerbatimChar"/>
+        </w:rPr>
+        <w:t xml:space="preserve">investor_updates.audience</w:t>
+      </w:r>
+      <w:r>
+        <w:t xml:space="preserve"> </w:t>
+      </w:r>
+      <w:r>
+        <w:t xml:space="preserve">optional email list — restricted updates are invisible to (and unviewable by) investors outside the list; audience multi-select in the composer, "→ N investors" chip, engagement recipients honour the audience. Alembic</w:t>
+      </w:r>
+      <w:r>
+        <w:t xml:space="preserve"> </w:t>
+      </w:r>
+      <w:r>
+        <w:rPr>
+          <w:rStyle w:val="VerbatimChar"/>
+        </w:rPr>
+        <w:t xml:space="preserve">d6e7f8a9b0c1</w:t>
+      </w:r>
+      <w:r>
+        <w:t xml:space="preserve">. 5 tests (</w:t>
+      </w:r>
+      <w:r>
+        <w:rPr>
+          <w:rStyle w:val="VerbatimChar"/>
+        </w:rPr>
+        <w:t xml:space="preserve">test_rundit_functional.py</w:t>
+      </w:r>
+      <w:r>
+        <w:t xml:space="preserve">).</w:t>
       </w:r>
     </w:p>
     <w:p>

--- a/REQUIREMENTS.docx
+++ b/REQUIREMENTS.docx
@@ -17608,6 +17608,166 @@
       </w:r>
       <w:r>
         <w:t xml:space="preserve">— portfolio intelligence (Vestberry competitive gap analysis, fund side):</w:t>
+      </w:r>
+    </w:p>
+    <w:p>
+      <w:pPr>
+        <w:pStyle w:val="Compact"/>
+        <w:numPr>
+          <w:ilvl w:val="0"/>
+          <w:numId w:val="1030"/>
+        </w:numPr>
+      </w:pPr>
+      <w:r>
+        <w:rPr>
+          <w:b/>
+          <w:bCs/>
+        </w:rPr>
+        <w:t xml:space="preserve">QA / polish pass (Visible + Rundit batches)</w:t>
+      </w:r>
+      <w:r>
+        <w:t xml:space="preserve"> </w:t>
+      </w:r>
+      <w:r>
+        <w:t xml:space="preserve">✅ — two-agent correctness review of the recent build-out; the four flagged suspect areas (report-period month arithmetic, follow-on running-total vs delta, expense-sign in</w:t>
+      </w:r>
+      <w:r>
+        <w:t xml:space="preserve"> </w:t>
+      </w:r>
+      <w:r>
+        <w:rPr>
+          <w:rStyle w:val="VerbatimChar"/>
+        </w:rPr>
+        <w:t xml:space="preserve">fund_financials</w:t>
+      </w:r>
+      <w:r>
+        <w:t xml:space="preserve">, benchmark quartile math) all verified correct. Fixes: (1)</w:t>
+      </w:r>
+      <w:r>
+        <w:t xml:space="preserve"> </w:t>
+      </w:r>
+      <w:r>
+        <w:rPr>
+          <w:rStyle w:val="VerbatimChar"/>
+        </w:rPr>
+        <w:t xml:space="preserve">delete_kpi_definition</w:t>
+      </w:r>
+      <w:r>
+        <w:t xml:space="preserve"> </w:t>
+      </w:r>
+      <w:r>
+        <w:t xml:space="preserve">now cascade-deletes any</w:t>
+      </w:r>
+      <w:r>
+        <w:t xml:space="preserve"> </w:t>
+      </w:r>
+      <w:r>
+        <w:rPr>
+          <w:rStyle w:val="VerbatimChar"/>
+        </w:rPr>
+        <w:t xml:space="preserve">MetricAlertRule</w:t>
+      </w:r>
+      <w:r>
+        <w:t xml:space="preserve"> </w:t>
+      </w:r>
+      <w:r>
+        <w:t xml:space="preserve">on</w:t>
+      </w:r>
+      <w:r>
+        <w:t xml:space="preserve"> </w:t>
+      </w:r>
+      <w:r>
+        <w:rPr>
+          <w:rStyle w:val="VerbatimChar"/>
+        </w:rPr>
+        <w:t xml:space="preserve">custom.&lt;key&gt;</w:t>
+      </w:r>
+      <w:r>
+        <w:t xml:space="preserve"> </w:t>
+      </w:r>
+      <w:r>
+        <w:t xml:space="preserve">so a deleted custom metric can't leave a silent no-op rule in the catalog; (2)</w:t>
+      </w:r>
+      <w:r>
+        <w:t xml:space="preserve"> </w:t>
+      </w:r>
+      <w:r>
+        <w:rPr>
+          <w:rStyle w:val="VerbatimChar"/>
+        </w:rPr>
+        <w:t xml:space="preserve">POST /portal/updates/{id}/view</w:t>
+      </w:r>
+      <w:r>
+        <w:t xml:space="preserve"> </w:t>
+      </w:r>
+      <w:r>
+        <w:t xml:space="preserve">engagement recording now works for fund LPs and SPV co-investors who see an update via fund/SPV membership (previously 404'd for lack of a company-level</w:t>
+      </w:r>
+      <w:r>
+        <w:t xml:space="preserve"> </w:t>
+      </w:r>
+      <w:r>
+        <w:rPr>
+          <w:rStyle w:val="VerbatimChar"/>
+        </w:rPr>
+        <w:t xml:space="preserve">InvestorAccess</w:t>
+      </w:r>
+      <w:r>
+        <w:t xml:space="preserve"> </w:t>
+      </w:r>
+      <w:r>
+        <w:t xml:space="preserve">row) — new</w:t>
+      </w:r>
+      <w:r>
+        <w:t xml:space="preserve"> </w:t>
+      </w:r>
+      <w:r>
+        <w:rPr>
+          <w:rStyle w:val="VerbatimChar"/>
+        </w:rPr>
+        <w:t xml:space="preserve">can_view_update</w:t>
+      </w:r>
+      <w:r>
+        <w:t xml:space="preserve"> </w:t>
+      </w:r>
+      <w:r>
+        <w:t xml:space="preserve">visibility helper mirrors the three portal surfacing paths; (3) frontend: duplicate React keys on the update-engagement table (keyed on</w:t>
+      </w:r>
+      <w:r>
+        <w:t xml:space="preserve"> </w:t>
+      </w:r>
+      <w:r>
+        <w:rPr>
+          <w:rStyle w:val="VerbatimChar"/>
+        </w:rPr>
+        <w:t xml:space="preserve">id</w:t>
+      </w:r>
+      <w:r>
+        <w:t xml:space="preserve">), numeric-input guards on the capital-call / distribution / add-investment buttons, and</w:t>
+      </w:r>
+      <w:r>
+        <w:t xml:space="preserve"> </w:t>
+      </w:r>
+      <w:r>
+        <w:rPr>
+          <w:rStyle w:val="VerbatimChar"/>
+        </w:rPr>
+        <w:t xml:space="preserve">window.alert</w:t>
+      </w:r>
+      <w:r>
+        <w:t xml:space="preserve"> </w:t>
+      </w:r>
+      <w:r>
+        <w:t xml:space="preserve">→ toast on report generation. 2 tests added (</w:t>
+      </w:r>
+      <w:r>
+        <w:rPr>
+          <w:rStyle w:val="VerbatimChar"/>
+        </w:rPr>
+        <w:t xml:space="preserve">test_rundit_functional.py</w:t>
+      </w:r>
+      <w:r>
+        <w:t xml:space="preserve">). No schema change.</w:t>
       </w:r>
     </w:p>
     <w:p>

--- a/REQUIREMENTS.docx
+++ b/REQUIREMENTS.docx
@@ -17601,6 +17601,546 @@
           <w:b/>
           <w:bCs/>
         </w:rPr>
+        <w:t xml:space="preserve">v1.8 (2026-07-21)</w:t>
+      </w:r>
+      <w:r>
+        <w:t xml:space="preserve"> </w:t>
+      </w:r>
+      <w:r>
+        <w:t xml:space="preserve">— simplicity pass (feature packs + navigation de-duplication, startup side):</w:t>
+      </w:r>
+    </w:p>
+    <w:p>
+      <w:pPr>
+        <w:pStyle w:val="Compact"/>
+        <w:numPr>
+          <w:ilvl w:val="0"/>
+          <w:numId w:val="1030"/>
+        </w:numPr>
+      </w:pPr>
+      <w:r>
+        <w:rPr>
+          <w:b/>
+          <w:bCs/>
+        </w:rPr>
+        <w:t xml:space="preserve">Feature packs (Starter / Growth / Scale)</w:t>
+      </w:r>
+      <w:r>
+        <w:t xml:space="preserve"> </w:t>
+      </w:r>
+      <w:r>
+        <w:t xml:space="preserve">✅ — a company workspace now carries a commercial</w:t>
+      </w:r>
+      <w:r>
+        <w:t xml:space="preserve"> </w:t>
+      </w:r>
+      <w:r>
+        <w:rPr>
+          <w:b/>
+          <w:bCs/>
+        </w:rPr>
+        <w:t xml:space="preserve">pack</w:t>
+      </w:r>
+      <w:r>
+        <w:t xml:space="preserve"> </w:t>
+      </w:r>
+      <w:r>
+        <w:t xml:space="preserve">(</w:t>
+      </w:r>
+      <w:r>
+        <w:rPr>
+          <w:rStyle w:val="VerbatimChar"/>
+        </w:rPr>
+        <w:t xml:space="preserve">legal_entities.pack</w:t>
+      </w:r>
+      <w:r>
+        <w:t xml:space="preserve">, Alembic</w:t>
+      </w:r>
+      <w:r>
+        <w:t xml:space="preserve"> </w:t>
+      </w:r>
+      <w:r>
+        <w:rPr>
+          <w:rStyle w:val="VerbatimChar"/>
+        </w:rPr>
+        <w:t xml:space="preserve">e7f8a9b0c1d2</w:t>
+      </w:r>
+      <w:r>
+        <w:t xml:space="preserve">) that is the single axis deciding which tabs and in-tab feature-parts are visible; the lifecycle</w:t>
+      </w:r>
+      <w:r>
+        <w:t xml:space="preserve"> </w:t>
+      </w:r>
+      <w:r>
+        <w:rPr>
+          <w:b/>
+          <w:bCs/>
+        </w:rPr>
+        <w:t xml:space="preserve">stage</w:t>
+      </w:r>
+      <w:r>
+        <w:t xml:space="preserve"> </w:t>
+      </w:r>
+      <w:r>
+        <w:t xml:space="preserve">is reduced to driving only the "what to do now" checklist and the suggested next step.</w:t>
+      </w:r>
+      <w:r>
+        <w:t xml:space="preserve"> </w:t>
+      </w:r>
+      <w:r>
+        <w:rPr>
+          <w:rStyle w:val="VerbatimChar"/>
+        </w:rPr>
+        <w:t xml:space="preserve">app/stages.py</w:t>
+      </w:r>
+      <w:r>
+        <w:t xml:space="preserve"> </w:t>
+      </w:r>
+      <w:r>
+        <w:t xml:space="preserve">gains</w:t>
+      </w:r>
+      <w:r>
+        <w:t xml:space="preserve"> </w:t>
+      </w:r>
+      <w:r>
+        <w:rPr>
+          <w:rStyle w:val="VerbatimChar"/>
+        </w:rPr>
+        <w:t xml:space="preserve">TAB_PACK</w:t>
+      </w:r>
+      <w:r>
+        <w:t xml:space="preserve"> </w:t>
+      </w:r>
+      <w:r>
+        <w:t xml:space="preserve">/</w:t>
+      </w:r>
+      <w:r>
+        <w:t xml:space="preserve"> </w:t>
+      </w:r>
+      <w:r>
+        <w:rPr>
+          <w:rStyle w:val="VerbatimChar"/>
+        </w:rPr>
+        <w:t xml:space="preserve">FEATURE_PACK</w:t>
+      </w:r>
+      <w:r>
+        <w:t xml:space="preserve"> </w:t>
+      </w:r>
+      <w:r>
+        <w:t xml:space="preserve">/</w:t>
+      </w:r>
+      <w:r>
+        <w:t xml:space="preserve"> </w:t>
+      </w:r>
+      <w:r>
+        <w:rPr>
+          <w:rStyle w:val="VerbatimChar"/>
+        </w:rPr>
+        <w:t xml:space="preserve">PACK_INFO</w:t>
+      </w:r>
+      <w:r>
+        <w:t xml:space="preserve"> </w:t>
+      </w:r>
+      <w:r>
+        <w:t xml:space="preserve">(cumulative starter ⊂ growth ⊂ scale) and</w:t>
+      </w:r>
+      <w:r>
+        <w:t xml:space="preserve"> </w:t>
+      </w:r>
+      <w:r>
+        <w:rPr>
+          <w:rStyle w:val="VerbatimChar"/>
+        </w:rPr>
+        <w:t xml:space="preserve">pack_for_stage</w:t>
+      </w:r>
+      <w:r>
+        <w:t xml:space="preserve">;</w:t>
+      </w:r>
+      <w:r>
+        <w:t xml:space="preserve"> </w:t>
+      </w:r>
+      <w:r>
+        <w:rPr>
+          <w:rStyle w:val="VerbatimChar"/>
+        </w:rPr>
+        <w:t xml:space="preserve">stage_guide</w:t>
+      </w:r>
+      <w:r>
+        <w:t xml:space="preserve"> </w:t>
+      </w:r>
+      <w:r>
+        <w:t xml:space="preserve">returns</w:t>
+      </w:r>
+      <w:r>
+        <w:t xml:space="preserve"> </w:t>
+      </w:r>
+      <w:r>
+        <w:rPr>
+          <w:rStyle w:val="VerbatimChar"/>
+        </w:rPr>
+        <w:t xml:space="preserve">pack</w:t>
+      </w:r>
+      <w:r>
+        <w:t xml:space="preserve"> </w:t>
+      </w:r>
+      <w:r>
+        <w:t xml:space="preserve">/</w:t>
+      </w:r>
+      <w:r>
+        <w:t xml:space="preserve"> </w:t>
+      </w:r>
+      <w:r>
+        <w:rPr>
+          <w:rStyle w:val="VerbatimChar"/>
+        </w:rPr>
+        <w:t xml:space="preserve">packs</w:t>
+      </w:r>
+      <w:r>
+        <w:t xml:space="preserve"> </w:t>
+      </w:r>
+      <w:r>
+        <w:t xml:space="preserve">/</w:t>
+      </w:r>
+      <w:r>
+        <w:t xml:space="preserve"> </w:t>
+      </w:r>
+      <w:r>
+        <w:rPr>
+          <w:rStyle w:val="VerbatimChar"/>
+        </w:rPr>
+        <w:t xml:space="preserve">suggested_pack</w:t>
+      </w:r>
+      <w:r>
+        <w:t xml:space="preserve"> </w:t>
+      </w:r>
+      <w:r>
+        <w:t xml:space="preserve">and now sources</w:t>
+      </w:r>
+      <w:r>
+        <w:t xml:space="preserve"> </w:t>
+      </w:r>
+      <w:r>
+        <w:rPr>
+          <w:rStyle w:val="VerbatimChar"/>
+        </w:rPr>
+        <w:t xml:space="preserve">tabs</w:t>
+      </w:r>
+      <w:r>
+        <w:t xml:space="preserve"> </w:t>
+      </w:r>
+      <w:r>
+        <w:t xml:space="preserve">+</w:t>
+      </w:r>
+      <w:r>
+        <w:t xml:space="preserve"> </w:t>
+      </w:r>
+      <w:r>
+        <w:rPr>
+          <w:rStyle w:val="VerbatimChar"/>
+        </w:rPr>
+        <w:t xml:space="preserve">features</w:t>
+      </w:r>
+      <w:r>
+        <w:t xml:space="preserve"> </w:t>
+      </w:r>
+      <w:r>
+        <w:t xml:space="preserve">from the pack. New</w:t>
+      </w:r>
+      <w:r>
+        <w:t xml:space="preserve"> </w:t>
+      </w:r>
+      <w:r>
+        <w:rPr>
+          <w:rStyle w:val="VerbatimChar"/>
+        </w:rPr>
+        <w:t xml:space="preserve">PUT /entities/{id}/pack</w:t>
+      </w:r>
+      <w:r>
+        <w:t xml:space="preserve"> </w:t>
+      </w:r>
+      <w:r>
+        <w:t xml:space="preserve">(companies only, 400 for funds/SPVs).</w:t>
+      </w:r>
+      <w:r>
+        <w:t xml:space="preserve"> </w:t>
+      </w:r>
+      <w:r>
+        <w:rPr>
+          <w:b/>
+          <w:bCs/>
+        </w:rPr>
+        <w:t xml:space="preserve">Starter</w:t>
+      </w:r>
+      <w:r>
+        <w:t xml:space="preserve"> </w:t>
+      </w:r>
+      <w:r>
+        <w:t xml:space="preserve">= day-one legal hygiene (dashboard, tasks, cap table, ESOP, team, governance, compliance, registers, documents, Startup India, marketplace);</w:t>
+      </w:r>
+      <w:r>
+        <w:t xml:space="preserve"> </w:t>
+      </w:r>
+      <w:r>
+        <w:rPr>
+          <w:b/>
+          <w:bCs/>
+        </w:rPr>
+        <w:t xml:space="preserve">Growth</w:t>
+      </w:r>
+      <w:r>
+        <w:t xml:space="preserve"> </w:t>
+      </w:r>
+      <w:r>
+        <w:t xml:space="preserve">adds raising (rounds &amp; SAFEs, valuations, diligence, investors, contracts, finance, advisors, data room);</w:t>
+      </w:r>
+      <w:r>
+        <w:t xml:space="preserve"> </w:t>
+      </w:r>
+      <w:r>
+        <w:rPr>
+          <w:b/>
+          <w:bCs/>
+        </w:rPr>
+        <w:t xml:space="preserve">Scale</w:t>
+      </w:r>
+      <w:r>
+        <w:t xml:space="preserve"> </w:t>
+      </w:r>
+      <w:r>
+        <w:t xml:space="preserve">adds advanced cap-table actions (waterfall, anti-dilution, demat, corporate actions), managed admin and fund/SPV administration. Frontend:</w:t>
+      </w:r>
+      <w:r>
+        <w:t xml:space="preserve"> </w:t>
+      </w:r>
+      <w:r>
+        <w:rPr>
+          <w:rStyle w:val="VerbatimChar"/>
+        </w:rPr>
+        <w:t xml:space="preserve">EntityDetail</w:t>
+      </w:r>
+      <w:r>
+        <w:t xml:space="preserve"> </w:t>
+      </w:r>
+      <w:r>
+        <w:t xml:space="preserve">gains a Plan selector + a suggested-pack banner beside the Stage picker; the "All features" toggle becomes "Show everything / Plan view". This</w:t>
+      </w:r>
+      <w:r>
+        <w:t xml:space="preserve"> </w:t>
+      </w:r>
+      <w:r>
+        <w:rPr>
+          <w:b/>
+          <w:bCs/>
+        </w:rPr>
+        <w:t xml:space="preserve">trims the day-one surface</w:t>
+      </w:r>
+      <w:r>
+        <w:t xml:space="preserve"> </w:t>
+      </w:r>
+      <w:r>
+        <w:t xml:space="preserve">and folds the old two-axis (stage-tabs + feature-flags) gating into one.</w:t>
+      </w:r>
+      <w:r>
+        <w:t xml:space="preserve"> </w:t>
+      </w:r>
+      <w:r>
+        <w:rPr>
+          <w:rStyle w:val="VerbatimChar"/>
+        </w:rPr>
+        <w:t xml:space="preserve">test_stage.py</w:t>
+      </w:r>
+      <w:r>
+        <w:t xml:space="preserve"> </w:t>
+      </w:r>
+      <w:r>
+        <w:t xml:space="preserve">/</w:t>
+      </w:r>
+      <w:r>
+        <w:t xml:space="preserve"> </w:t>
+      </w:r>
+      <w:r>
+        <w:rPr>
+          <w:rStyle w:val="VerbatimChar"/>
+        </w:rPr>
+        <w:t xml:space="preserve">test_journey.py</w:t>
+      </w:r>
+      <w:r>
+        <w:t xml:space="preserve"> </w:t>
+      </w:r>
+      <w:r>
+        <w:t xml:space="preserve">updated for the pack model.</w:t>
+      </w:r>
+    </w:p>
+    <w:p>
+      <w:pPr>
+        <w:pStyle w:val="Compact"/>
+        <w:numPr>
+          <w:ilvl w:val="0"/>
+          <w:numId w:val="1030"/>
+        </w:numPr>
+      </w:pPr>
+      <w:r>
+        <w:rPr>
+          <w:b/>
+          <w:bCs/>
+        </w:rPr>
+        <w:t xml:space="preserve">Navigation de-duplication</w:t>
+      </w:r>
+      <w:r>
+        <w:t xml:space="preserve"> </w:t>
+      </w:r>
+      <w:r>
+        <w:t xml:space="preserve">✅ — (1)</w:t>
+      </w:r>
+      <w:r>
+        <w:t xml:space="preserve"> </w:t>
+      </w:r>
+      <w:r>
+        <w:rPr>
+          <w:b/>
+          <w:bCs/>
+        </w:rPr>
+        <w:t xml:space="preserve">one word, "workspace"</w:t>
+      </w:r>
+      <w:r>
+        <w:t xml:space="preserve">, everywhere the tenant layer appears (was Workspaces / Organisations / organisation); (2)</w:t>
+      </w:r>
+      <w:r>
+        <w:t xml:space="preserve"> </w:t>
+      </w:r>
+      <w:r>
+        <w:rPr>
+          <w:b/>
+          <w:bCs/>
+        </w:rPr>
+        <w:t xml:space="preserve">Documents consolidated</w:t>
+      </w:r>
+      <w:r>
+        <w:t xml:space="preserve"> </w:t>
+      </w:r>
+      <w:r>
+        <w:t xml:space="preserve">— Files and Data Room fold into a single</w:t>
+      </w:r>
+      <w:r>
+        <w:t xml:space="preserve"> </w:t>
+      </w:r>
+      <w:r>
+        <w:rPr>
+          <w:b/>
+          <w:bCs/>
+        </w:rPr>
+        <w:t xml:space="preserve">Documents</w:t>
+      </w:r>
+      <w:r>
+        <w:t xml:space="preserve"> </w:t>
+      </w:r>
+      <w:r>
+        <w:t xml:space="preserve">tab with</w:t>
+      </w:r>
+      <w:r>
+        <w:t xml:space="preserve"> </w:t>
+      </w:r>
+      <w:r>
+        <w:rPr>
+          <w:b/>
+          <w:bCs/>
+        </w:rPr>
+        <w:t xml:space="preserve">Library</w:t>
+      </w:r>
+      <w:r>
+        <w:t xml:space="preserve"> </w:t>
+      </w:r>
+      <w:r>
+        <w:t xml:space="preserve">and</w:t>
+      </w:r>
+      <w:r>
+        <w:t xml:space="preserve"> </w:t>
+      </w:r>
+      <w:r>
+        <w:rPr>
+          <w:b/>
+          <w:bCs/>
+        </w:rPr>
+        <w:t xml:space="preserve">Data room</w:t>
+      </w:r>
+      <w:r>
+        <w:t xml:space="preserve"> </w:t>
+      </w:r>
+      <w:r>
+        <w:t xml:space="preserve">sub-views (data room gated to Growth), and tax-filing records move to</w:t>
+      </w:r>
+      <w:r>
+        <w:t xml:space="preserve"> </w:t>
+      </w:r>
+      <w:r>
+        <w:rPr>
+          <w:b/>
+          <w:bCs/>
+        </w:rPr>
+        <w:t xml:space="preserve">Compliance</w:t>
+      </w:r>
+      <w:r>
+        <w:t xml:space="preserve"> </w:t>
+      </w:r>
+      <w:r>
+        <w:t xml:space="preserve">("Tax filings"); (3)</w:t>
+      </w:r>
+      <w:r>
+        <w:t xml:space="preserve"> </w:t>
+      </w:r>
+      <w:r>
+        <w:rPr>
+          <w:b/>
+          <w:bCs/>
+        </w:rPr>
+        <w:t xml:space="preserve">Workflows removed</w:t>
+      </w:r>
+      <w:r>
+        <w:t xml:space="preserve"> </w:t>
+      </w:r>
+      <w:r>
+        <w:t xml:space="preserve">— the dashboard stage-checklist, incorporation wizard and Rounds &amp; SAFEs hub already drive those multi-step processes (frontend</w:t>
+      </w:r>
+      <w:r>
+        <w:t xml:space="preserve"> </w:t>
+      </w:r>
+      <w:r>
+        <w:rPr>
+          <w:rStyle w:val="VerbatimChar"/>
+        </w:rPr>
+        <w:t xml:space="preserve">Workflows.tsx</w:t>
+      </w:r>
+      <w:r>
+        <w:t xml:space="preserve"> </w:t>
+      </w:r>
+      <w:r>
+        <w:t xml:space="preserve">/</w:t>
+      </w:r>
+      <w:r>
+        <w:t xml:space="preserve"> </w:t>
+      </w:r>
+      <w:r>
+        <w:rPr>
+          <w:rStyle w:val="VerbatimChar"/>
+        </w:rPr>
+        <w:t xml:space="preserve">Files.tsx</w:t>
+      </w:r>
+      <w:r>
+        <w:t xml:space="preserve"> </w:t>
+      </w:r>
+      <w:r>
+        <w:t xml:space="preserve">deleted; command-palette and Getting-Started copy updated; the diligence readiness "data room" link now points at Documents). No new capability; three top-level tabs removed from the company workspace.</w:t>
+      </w:r>
+    </w:p>
+    <w:p>
+      <w:pPr>
+        <w:pStyle w:val="FirstParagraph"/>
+      </w:pPr>
+      <w:r>
+        <w:rPr>
+          <w:b/>
+          <w:bCs/>
+        </w:rPr>
         <w:t xml:space="preserve">v1.7 (2026-07-20)</w:t>
       </w:r>
       <w:r>
@@ -17615,7 +18155,7 @@
         <w:pStyle w:val="Compact"/>
         <w:numPr>
           <w:ilvl w:val="0"/>
-          <w:numId w:val="1030"/>
+          <w:numId w:val="1031"/>
         </w:numPr>
       </w:pPr>
       <w:r>
@@ -17775,7 +18315,7 @@
         <w:pStyle w:val="Compact"/>
         <w:numPr>
           <w:ilvl w:val="0"/>
-          <w:numId w:val="1030"/>
+          <w:numId w:val="1031"/>
         </w:numPr>
       </w:pPr>
       <w:r>
@@ -17967,7 +18507,7 @@
         <w:pStyle w:val="Compact"/>
         <w:numPr>
           <w:ilvl w:val="0"/>
-          <w:numId w:val="1030"/>
+          <w:numId w:val="1031"/>
         </w:numPr>
       </w:pPr>
       <w:r>
@@ -18159,7 +18699,7 @@
         <w:pStyle w:val="Compact"/>
         <w:numPr>
           <w:ilvl w:val="0"/>
-          <w:numId w:val="1030"/>
+          <w:numId w:val="1031"/>
         </w:numPr>
       </w:pPr>
       <w:r>
@@ -18375,7 +18915,7 @@
         <w:pStyle w:val="Compact"/>
         <w:numPr>
           <w:ilvl w:val="0"/>
-          <w:numId w:val="1030"/>
+          <w:numId w:val="1031"/>
         </w:numPr>
       </w:pPr>
       <w:r>
@@ -18544,7 +19084,7 @@
         <w:pStyle w:val="Compact"/>
         <w:numPr>
           <w:ilvl w:val="0"/>
-          <w:numId w:val="1030"/>
+          <w:numId w:val="1031"/>
         </w:numPr>
       </w:pPr>
       <w:r>
@@ -18676,7 +19216,7 @@
         <w:pStyle w:val="Compact"/>
         <w:numPr>
           <w:ilvl w:val="0"/>
-          <w:numId w:val="1030"/>
+          <w:numId w:val="1031"/>
         </w:numPr>
       </w:pPr>
       <w:r>
@@ -18839,7 +19379,7 @@
         <w:pStyle w:val="Compact"/>
         <w:numPr>
           <w:ilvl w:val="0"/>
-          <w:numId w:val="1030"/>
+          <w:numId w:val="1031"/>
         </w:numPr>
       </w:pPr>
       <w:r>
@@ -18978,7 +19518,7 @@
         <w:pStyle w:val="Compact"/>
         <w:numPr>
           <w:ilvl w:val="0"/>
-          <w:numId w:val="1030"/>
+          <w:numId w:val="1031"/>
         </w:numPr>
       </w:pPr>
       <w:r>
@@ -19137,7 +19677,7 @@
         <w:pStyle w:val="Compact"/>
         <w:numPr>
           <w:ilvl w:val="0"/>
-          <w:numId w:val="1030"/>
+          <w:numId w:val="1031"/>
         </w:numPr>
       </w:pPr>
       <w:r>
@@ -19406,7 +19946,7 @@
         <w:pStyle w:val="Compact"/>
         <w:numPr>
           <w:ilvl w:val="0"/>
-          <w:numId w:val="1030"/>
+          <w:numId w:val="1031"/>
         </w:numPr>
       </w:pPr>
       <w:r>
@@ -19590,7 +20130,7 @@
         <w:pStyle w:val="Compact"/>
         <w:numPr>
           <w:ilvl w:val="0"/>
-          <w:numId w:val="1030"/>
+          <w:numId w:val="1031"/>
         </w:numPr>
       </w:pPr>
       <w:r>
@@ -19836,7 +20376,7 @@
         <w:pStyle w:val="Compact"/>
         <w:numPr>
           <w:ilvl w:val="0"/>
-          <w:numId w:val="1030"/>
+          <w:numId w:val="1031"/>
         </w:numPr>
       </w:pPr>
       <w:r>
@@ -19978,7 +20518,7 @@
         <w:pStyle w:val="Compact"/>
         <w:numPr>
           <w:ilvl w:val="0"/>
-          <w:numId w:val="1030"/>
+          <w:numId w:val="1031"/>
         </w:numPr>
       </w:pPr>
       <w:r>
@@ -20054,7 +20594,7 @@
         <w:pStyle w:val="Compact"/>
         <w:numPr>
           <w:ilvl w:val="0"/>
-          <w:numId w:val="1030"/>
+          <w:numId w:val="1031"/>
         </w:numPr>
       </w:pPr>
       <w:r>
@@ -20145,7 +20685,7 @@
         <w:pStyle w:val="Compact"/>
         <w:numPr>
           <w:ilvl w:val="0"/>
-          <w:numId w:val="1030"/>
+          <w:numId w:val="1031"/>
         </w:numPr>
       </w:pPr>
       <w:r>
@@ -20218,7 +20758,7 @@
         <w:pStyle w:val="Compact"/>
         <w:numPr>
           <w:ilvl w:val="0"/>
-          <w:numId w:val="1030"/>
+          <w:numId w:val="1031"/>
         </w:numPr>
       </w:pPr>
       <w:r>
@@ -20303,7 +20843,7 @@
         <w:pStyle w:val="Compact"/>
         <w:numPr>
           <w:ilvl w:val="0"/>
-          <w:numId w:val="1030"/>
+          <w:numId w:val="1031"/>
         </w:numPr>
       </w:pPr>
       <w:r>
@@ -20460,7 +21000,7 @@
         <w:pStyle w:val="Compact"/>
         <w:numPr>
           <w:ilvl w:val="0"/>
-          <w:numId w:val="1031"/>
+          <w:numId w:val="1032"/>
         </w:numPr>
       </w:pPr>
       <w:r>
@@ -20527,7 +21067,7 @@
         <w:pStyle w:val="Compact"/>
         <w:numPr>
           <w:ilvl w:val="0"/>
-          <w:numId w:val="1031"/>
+          <w:numId w:val="1032"/>
         </w:numPr>
       </w:pPr>
       <w:r>
@@ -20616,7 +21156,7 @@
         <w:pStyle w:val="Compact"/>
         <w:numPr>
           <w:ilvl w:val="0"/>
-          <w:numId w:val="1031"/>
+          <w:numId w:val="1032"/>
         </w:numPr>
       </w:pPr>
       <w:r>
@@ -20749,7 +21289,7 @@
         <w:pStyle w:val="Compact"/>
         <w:numPr>
           <w:ilvl w:val="0"/>
-          <w:numId w:val="1031"/>
+          <w:numId w:val="1032"/>
         </w:numPr>
       </w:pPr>
       <w:r>
@@ -20873,7 +21413,7 @@
         <w:pStyle w:val="Compact"/>
         <w:numPr>
           <w:ilvl w:val="0"/>
-          <w:numId w:val="1031"/>
+          <w:numId w:val="1032"/>
         </w:numPr>
       </w:pPr>
       <w:r>
@@ -21000,7 +21540,7 @@
         <w:pStyle w:val="Compact"/>
         <w:numPr>
           <w:ilvl w:val="0"/>
-          <w:numId w:val="1031"/>
+          <w:numId w:val="1032"/>
         </w:numPr>
       </w:pPr>
       <w:r>
@@ -21247,7 +21787,7 @@
         <w:pStyle w:val="Compact"/>
         <w:numPr>
           <w:ilvl w:val="0"/>
-          <w:numId w:val="1032"/>
+          <w:numId w:val="1033"/>
         </w:numPr>
       </w:pPr>
       <w:r>
@@ -21359,7 +21899,7 @@
         <w:pStyle w:val="Compact"/>
         <w:numPr>
           <w:ilvl w:val="0"/>
-          <w:numId w:val="1032"/>
+          <w:numId w:val="1033"/>
         </w:numPr>
       </w:pPr>
       <w:r>
@@ -21483,7 +22023,7 @@
         <w:pStyle w:val="Compact"/>
         <w:numPr>
           <w:ilvl w:val="0"/>
-          <w:numId w:val="1032"/>
+          <w:numId w:val="1033"/>
         </w:numPr>
       </w:pPr>
       <w:r>
@@ -21611,7 +22151,7 @@
         <w:pStyle w:val="Compact"/>
         <w:numPr>
           <w:ilvl w:val="0"/>
-          <w:numId w:val="1032"/>
+          <w:numId w:val="1033"/>
         </w:numPr>
       </w:pPr>
       <w:r>
@@ -21641,7 +22181,7 @@
         <w:pStyle w:val="Compact"/>
         <w:numPr>
           <w:ilvl w:val="0"/>
-          <w:numId w:val="1033"/>
+          <w:numId w:val="1034"/>
         </w:numPr>
       </w:pPr>
       <w:r>
@@ -21789,7 +22329,7 @@
         <w:pStyle w:val="Compact"/>
         <w:numPr>
           <w:ilvl w:val="0"/>
-          <w:numId w:val="1033"/>
+          <w:numId w:val="1034"/>
         </w:numPr>
       </w:pPr>
       <w:r>
@@ -21823,7 +22363,7 @@
         <w:pStyle w:val="Compact"/>
         <w:numPr>
           <w:ilvl w:val="0"/>
-          <w:numId w:val="1033"/>
+          <w:numId w:val="1034"/>
         </w:numPr>
       </w:pPr>
       <w:r>
@@ -21884,7 +22424,7 @@
         <w:pStyle w:val="Compact"/>
         <w:numPr>
           <w:ilvl w:val="0"/>
-          <w:numId w:val="1033"/>
+          <w:numId w:val="1034"/>
         </w:numPr>
       </w:pPr>
       <w:r>
@@ -21927,7 +22467,7 @@
         <w:pStyle w:val="Compact"/>
         <w:numPr>
           <w:ilvl w:val="0"/>
-          <w:numId w:val="1033"/>
+          <w:numId w:val="1034"/>
         </w:numPr>
       </w:pPr>
       <w:r>
@@ -22054,7 +22594,7 @@
         <w:pStyle w:val="Compact"/>
         <w:numPr>
           <w:ilvl w:val="0"/>
-          <w:numId w:val="1033"/>
+          <w:numId w:val="1034"/>
         </w:numPr>
       </w:pPr>
       <w:r>
@@ -22346,7 +22886,7 @@
         <w:pStyle w:val="Compact"/>
         <w:numPr>
           <w:ilvl w:val="0"/>
-          <w:numId w:val="1034"/>
+          <w:numId w:val="1035"/>
         </w:numPr>
       </w:pPr>
       <w:r>
@@ -22427,7 +22967,7 @@
         <w:pStyle w:val="Compact"/>
         <w:numPr>
           <w:ilvl w:val="0"/>
-          <w:numId w:val="1034"/>
+          <w:numId w:val="1035"/>
         </w:numPr>
       </w:pPr>
       <w:r>
@@ -22461,7 +23001,7 @@
         <w:pStyle w:val="Compact"/>
         <w:numPr>
           <w:ilvl w:val="0"/>
-          <w:numId w:val="1034"/>
+          <w:numId w:val="1035"/>
         </w:numPr>
       </w:pPr>
       <w:r>
@@ -22522,7 +23062,7 @@
         <w:pStyle w:val="Compact"/>
         <w:numPr>
           <w:ilvl w:val="0"/>
-          <w:numId w:val="1034"/>
+          <w:numId w:val="1035"/>
         </w:numPr>
       </w:pPr>
       <w:r>
@@ -22554,7 +23094,7 @@
         <w:pStyle w:val="Compact"/>
         <w:numPr>
           <w:ilvl w:val="0"/>
-          <w:numId w:val="1034"/>
+          <w:numId w:val="1035"/>
         </w:numPr>
       </w:pPr>
       <w:r>
@@ -22648,7 +23188,7 @@
         <w:pStyle w:val="Compact"/>
         <w:numPr>
           <w:ilvl w:val="0"/>
-          <w:numId w:val="1034"/>
+          <w:numId w:val="1035"/>
         </w:numPr>
       </w:pPr>
       <w:r>
@@ -22714,7 +23254,7 @@
         <w:pStyle w:val="Compact"/>
         <w:numPr>
           <w:ilvl w:val="0"/>
-          <w:numId w:val="1034"/>
+          <w:numId w:val="1035"/>
         </w:numPr>
       </w:pPr>
       <w:r>
@@ -22752,7 +23292,7 @@
         <w:pStyle w:val="Compact"/>
         <w:numPr>
           <w:ilvl w:val="0"/>
-          <w:numId w:val="1034"/>
+          <w:numId w:val="1035"/>
         </w:numPr>
       </w:pPr>
       <w:r>
@@ -22786,7 +23326,7 @@
         <w:pStyle w:val="Compact"/>
         <w:numPr>
           <w:ilvl w:val="0"/>
-          <w:numId w:val="1034"/>
+          <w:numId w:val="1035"/>
         </w:numPr>
       </w:pPr>
       <w:r>
@@ -22820,7 +23360,7 @@
         <w:pStyle w:val="Compact"/>
         <w:numPr>
           <w:ilvl w:val="0"/>
-          <w:numId w:val="1034"/>
+          <w:numId w:val="1035"/>
         </w:numPr>
       </w:pPr>
       <w:r>
@@ -22851,7 +23391,7 @@
         <w:pStyle w:val="Compact"/>
         <w:numPr>
           <w:ilvl w:val="0"/>
-          <w:numId w:val="1034"/>
+          <w:numId w:val="1035"/>
         </w:numPr>
       </w:pPr>
       <w:r>
@@ -22932,7 +23472,7 @@
         <w:pStyle w:val="Compact"/>
         <w:numPr>
           <w:ilvl w:val="0"/>
-          <w:numId w:val="1034"/>
+          <w:numId w:val="1035"/>
         </w:numPr>
       </w:pPr>
       <w:r>
@@ -23013,7 +23553,7 @@
         <w:pStyle w:val="Compact"/>
         <w:numPr>
           <w:ilvl w:val="0"/>
-          <w:numId w:val="1034"/>
+          <w:numId w:val="1035"/>
         </w:numPr>
       </w:pPr>
       <w:r>
@@ -23035,7 +23575,7 @@
         <w:pStyle w:val="Compact"/>
         <w:numPr>
           <w:ilvl w:val="0"/>
-          <w:numId w:val="1034"/>
+          <w:numId w:val="1035"/>
         </w:numPr>
       </w:pPr>
       <w:r>
@@ -23136,7 +23676,7 @@
         <w:pStyle w:val="Compact"/>
         <w:numPr>
           <w:ilvl w:val="0"/>
-          <w:numId w:val="1034"/>
+          <w:numId w:val="1035"/>
         </w:numPr>
       </w:pPr>
       <w:r>
@@ -23284,7 +23824,7 @@
         <w:pStyle w:val="Compact"/>
         <w:numPr>
           <w:ilvl w:val="0"/>
-          <w:numId w:val="1034"/>
+          <w:numId w:val="1035"/>
         </w:numPr>
       </w:pPr>
       <w:r>
@@ -23401,7 +23941,7 @@
         <w:pStyle w:val="Compact"/>
         <w:numPr>
           <w:ilvl w:val="0"/>
-          <w:numId w:val="1034"/>
+          <w:numId w:val="1035"/>
         </w:numPr>
       </w:pPr>
       <w:r>
@@ -23494,7 +24034,7 @@
         <w:pStyle w:val="Compact"/>
         <w:numPr>
           <w:ilvl w:val="0"/>
-          <w:numId w:val="1034"/>
+          <w:numId w:val="1035"/>
         </w:numPr>
       </w:pPr>
       <w:r>
@@ -23630,7 +24170,7 @@
         <w:pStyle w:val="Compact"/>
         <w:numPr>
           <w:ilvl w:val="0"/>
-          <w:numId w:val="1034"/>
+          <w:numId w:val="1035"/>
         </w:numPr>
       </w:pPr>
       <w:r>
@@ -23760,7 +24300,7 @@
         <w:pStyle w:val="Compact"/>
         <w:numPr>
           <w:ilvl w:val="0"/>
-          <w:numId w:val="1034"/>
+          <w:numId w:val="1035"/>
         </w:numPr>
       </w:pPr>
       <w:r>
@@ -23875,7 +24415,7 @@
         <w:pStyle w:val="Compact"/>
         <w:numPr>
           <w:ilvl w:val="0"/>
-          <w:numId w:val="1034"/>
+          <w:numId w:val="1035"/>
         </w:numPr>
       </w:pPr>
       <w:r>
@@ -23982,7 +24522,7 @@
         <w:pStyle w:val="Compact"/>
         <w:numPr>
           <w:ilvl w:val="0"/>
-          <w:numId w:val="1034"/>
+          <w:numId w:val="1035"/>
         </w:numPr>
       </w:pPr>
       <w:r>
@@ -24117,7 +24657,7 @@
         <w:pStyle w:val="Compact"/>
         <w:numPr>
           <w:ilvl w:val="0"/>
-          <w:numId w:val="1034"/>
+          <w:numId w:val="1035"/>
         </w:numPr>
       </w:pPr>
       <w:r>
@@ -24279,7 +24819,7 @@
         <w:pStyle w:val="Compact"/>
         <w:numPr>
           <w:ilvl w:val="0"/>
-          <w:numId w:val="1034"/>
+          <w:numId w:val="1035"/>
         </w:numPr>
       </w:pPr>
       <w:r>
@@ -24384,7 +24924,7 @@
         <w:pStyle w:val="Compact"/>
         <w:numPr>
           <w:ilvl w:val="0"/>
-          <w:numId w:val="1034"/>
+          <w:numId w:val="1035"/>
         </w:numPr>
       </w:pPr>
       <w:r>
@@ -24530,7 +25070,7 @@
         <w:pStyle w:val="Compact"/>
         <w:numPr>
           <w:ilvl w:val="0"/>
-          <w:numId w:val="1034"/>
+          <w:numId w:val="1035"/>
         </w:numPr>
       </w:pPr>
       <w:r>
@@ -24672,7 +25212,7 @@
         <w:pStyle w:val="Compact"/>
         <w:numPr>
           <w:ilvl w:val="0"/>
-          <w:numId w:val="1035"/>
+          <w:numId w:val="1036"/>
         </w:numPr>
       </w:pPr>
       <w:r>
@@ -24705,7 +25245,7 @@
         <w:pStyle w:val="Compact"/>
         <w:numPr>
           <w:ilvl w:val="0"/>
-          <w:numId w:val="1035"/>
+          <w:numId w:val="1036"/>
         </w:numPr>
       </w:pPr>
       <w:r>
@@ -24717,7 +25257,7 @@
         <w:pStyle w:val="Compact"/>
         <w:numPr>
           <w:ilvl w:val="0"/>
-          <w:numId w:val="1035"/>
+          <w:numId w:val="1036"/>
         </w:numPr>
       </w:pPr>
       <w:r>
@@ -24745,7 +25285,7 @@
         <w:pStyle w:val="Compact"/>
         <w:numPr>
           <w:ilvl w:val="0"/>
-          <w:numId w:val="1035"/>
+          <w:numId w:val="1036"/>
         </w:numPr>
       </w:pPr>
       <w:r>
@@ -24776,7 +25316,7 @@
         <w:pStyle w:val="Compact"/>
         <w:numPr>
           <w:ilvl w:val="0"/>
-          <w:numId w:val="1035"/>
+          <w:numId w:val="1036"/>
         </w:numPr>
       </w:pPr>
       <w:r>
@@ -24822,7 +25362,7 @@
         <w:pStyle w:val="Compact"/>
         <w:numPr>
           <w:ilvl w:val="0"/>
-          <w:numId w:val="1036"/>
+          <w:numId w:val="1037"/>
         </w:numPr>
       </w:pPr>
       <w:r>
@@ -24841,7 +25381,7 @@
         <w:pStyle w:val="Compact"/>
         <w:numPr>
           <w:ilvl w:val="0"/>
-          <w:numId w:val="1036"/>
+          <w:numId w:val="1037"/>
         </w:numPr>
       </w:pPr>
       <w:r>
@@ -24860,7 +25400,7 @@
         <w:pStyle w:val="Compact"/>
         <w:numPr>
           <w:ilvl w:val="0"/>
-          <w:numId w:val="1036"/>
+          <w:numId w:val="1037"/>
         </w:numPr>
       </w:pPr>
       <w:r>
@@ -24879,7 +25419,7 @@
         <w:pStyle w:val="Compact"/>
         <w:numPr>
           <w:ilvl w:val="0"/>
-          <w:numId w:val="1036"/>
+          <w:numId w:val="1037"/>
         </w:numPr>
       </w:pPr>
       <w:r>
@@ -24924,7 +25464,7 @@
         <w:pStyle w:val="Compact"/>
         <w:numPr>
           <w:ilvl w:val="0"/>
-          <w:numId w:val="1037"/>
+          <w:numId w:val="1038"/>
         </w:numPr>
       </w:pPr>
       <w:r>
@@ -24936,7 +25476,7 @@
         <w:pStyle w:val="Compact"/>
         <w:numPr>
           <w:ilvl w:val="0"/>
-          <w:numId w:val="1037"/>
+          <w:numId w:val="1038"/>
         </w:numPr>
       </w:pPr>
       <w:r>
@@ -24971,7 +25511,7 @@
         <w:pStyle w:val="Compact"/>
         <w:numPr>
           <w:ilvl w:val="0"/>
-          <w:numId w:val="1037"/>
+          <w:numId w:val="1038"/>
         </w:numPr>
       </w:pPr>
       <w:r>
@@ -24983,7 +25523,7 @@
         <w:pStyle w:val="Compact"/>
         <w:numPr>
           <w:ilvl w:val="0"/>
-          <w:numId w:val="1037"/>
+          <w:numId w:val="1038"/>
         </w:numPr>
       </w:pPr>
       <w:r>
@@ -24995,7 +25535,7 @@
         <w:pStyle w:val="Compact"/>
         <w:numPr>
           <w:ilvl w:val="0"/>
-          <w:numId w:val="1037"/>
+          <w:numId w:val="1038"/>
         </w:numPr>
       </w:pPr>
       <w:r>
@@ -25023,7 +25563,7 @@
         <w:pStyle w:val="Compact"/>
         <w:numPr>
           <w:ilvl w:val="0"/>
-          <w:numId w:val="1037"/>
+          <w:numId w:val="1038"/>
         </w:numPr>
       </w:pPr>
       <w:r>
@@ -25066,7 +25606,7 @@
         <w:pStyle w:val="Compact"/>
         <w:numPr>
           <w:ilvl w:val="0"/>
-          <w:numId w:val="1037"/>
+          <w:numId w:val="1038"/>
         </w:numPr>
       </w:pPr>
       <w:r>
@@ -25078,7 +25618,7 @@
         <w:pStyle w:val="Compact"/>
         <w:numPr>
           <w:ilvl w:val="0"/>
-          <w:numId w:val="1037"/>
+          <w:numId w:val="1038"/>
         </w:numPr>
       </w:pPr>
       <w:r>
@@ -25737,6 +26277,9 @@
     <w:abstractNumId w:val="991"/>
   </w:num>
   <w:num w:numId="1037">
+    <w:abstractNumId w:val="991"/>
+  </w:num>
+  <w:num w:numId="1038">
     <w:abstractNumId w:val="991"/>
   </w:num>
 </w:numbering>

--- a/REQUIREMENTS.docx
+++ b/REQUIREMENTS.docx
@@ -17608,6 +17608,162 @@
       </w:r>
       <w:r>
         <w:t xml:space="preserve">— simplicity pass (feature packs + navigation de-duplication, startup side):</w:t>
+      </w:r>
+    </w:p>
+    <w:p>
+      <w:pPr>
+        <w:pStyle w:val="Compact"/>
+        <w:numPr>
+          <w:ilvl w:val="0"/>
+          <w:numId w:val="1030"/>
+        </w:numPr>
+      </w:pPr>
+      <w:r>
+        <w:rPr>
+          <w:b/>
+          <w:bCs/>
+        </w:rPr>
+        <w:t xml:space="preserve">Workspace / entity teardown (destructive, guarded)</w:t>
+      </w:r>
+      <w:r>
+        <w:t xml:space="preserve"> </w:t>
+      </w:r>
+      <w:r>
+        <w:t xml:space="preserve">✅ — a founder can now delete a workspace or an individual entity and everything that hangs off it.</w:t>
+      </w:r>
+      <w:r>
+        <w:t xml:space="preserve"> </w:t>
+      </w:r>
+      <w:r>
+        <w:rPr>
+          <w:rStyle w:val="VerbatimChar"/>
+        </w:rPr>
+        <w:t xml:space="preserve">services/teardown.py</w:t>
+      </w:r>
+      <w:r>
+        <w:t xml:space="preserve"> </w:t>
+      </w:r>
+      <w:r>
+        <w:t xml:space="preserve">walks the foreign-key graph from a root row (a</w:t>
+      </w:r>
+      <w:r>
+        <w:t xml:space="preserve"> </w:t>
+      </w:r>
+      <w:r>
+        <w:rPr>
+          <w:rStyle w:val="VerbatimChar"/>
+        </w:rPr>
+        <w:t xml:space="preserve">legal_entity</w:t>
+      </w:r>
+      <w:r>
+        <w:t xml:space="preserve">, or a</w:t>
+      </w:r>
+      <w:r>
+        <w:t xml:space="preserve"> </w:t>
+      </w:r>
+      <w:r>
+        <w:rPr>
+          <w:rStyle w:val="VerbatimChar"/>
+        </w:rPr>
+        <w:t xml:space="preserve">tenant</w:t>
+      </w:r>
+      <w:r>
+        <w:t xml:space="preserve">) and deletes the transitive closure of rows that reference it — so indirectly-owned records (an ESOP grant off a stakeholder, a round commitment, a drawdown notice) go too, with no hard-coded table list. The same closure powers a dry-run</w:t>
+      </w:r>
+      <w:r>
+        <w:t xml:space="preserve"> </w:t>
+      </w:r>
+      <w:r>
+        <w:rPr>
+          <w:b/>
+          <w:bCs/>
+        </w:rPr>
+        <w:t xml:space="preserve">preview</w:t>
+      </w:r>
+      <w:r>
+        <w:t xml:space="preserve"> </w:t>
+      </w:r>
+      <w:r>
+        <w:t xml:space="preserve">(row counts per area). Endpoints:</w:t>
+      </w:r>
+      <w:r>
+        <w:t xml:space="preserve"> </w:t>
+      </w:r>
+      <w:r>
+        <w:rPr>
+          <w:rStyle w:val="VerbatimChar"/>
+        </w:rPr>
+        <w:t xml:space="preserve">GET/POST /entities/{id}/teardown[-preview]</w:t>
+      </w:r>
+      <w:r>
+        <w:t xml:space="preserve">,</w:t>
+      </w:r>
+      <w:r>
+        <w:t xml:space="preserve"> </w:t>
+      </w:r>
+      <w:r>
+        <w:rPr>
+          <w:rStyle w:val="VerbatimChar"/>
+        </w:rPr>
+        <w:t xml:space="preserve">GET/POST /tenants/{id}/teardown[-preview]</w:t>
+      </w:r>
+      <w:r>
+        <w:t xml:space="preserve">.</w:t>
+      </w:r>
+      <w:r>
+        <w:t xml:space="preserve"> </w:t>
+      </w:r>
+      <w:r>
+        <w:rPr>
+          <w:b/>
+          <w:bCs/>
+        </w:rPr>
+        <w:t xml:space="preserve">Guards:</w:t>
+      </w:r>
+      <w:r>
+        <w:t xml:space="preserve"> </w:t>
+      </w:r>
+      <w:r>
+        <w:t xml:space="preserve">owner-only (403 otherwise) and a type-to-confirm — the request body must echo the exact name (400 on mismatch). Frontend</w:t>
+      </w:r>
+      <w:r>
+        <w:t xml:space="preserve"> </w:t>
+      </w:r>
+      <w:r>
+        <w:rPr>
+          <w:rStyle w:val="VerbatimChar"/>
+        </w:rPr>
+        <w:t xml:space="preserve">TeardownDialog</w:t>
+      </w:r>
+      <w:r>
+        <w:t xml:space="preserve"> </w:t>
+      </w:r>
+      <w:r>
+        <w:t xml:space="preserve">shows the preview breakdown and only enables the destructive button once the user types the name; wired into the Workspaces list and the Entities list. The safe empty-only</w:t>
+      </w:r>
+      <w:r>
+        <w:t xml:space="preserve"> </w:t>
+      </w:r>
+      <w:r>
+        <w:rPr>
+          <w:rStyle w:val="VerbatimChar"/>
+        </w:rPr>
+        <w:t xml:space="preserve">DELETE /tenants/{id}</w:t>
+      </w:r>
+      <w:r>
+        <w:t xml:space="preserve"> </w:t>
+      </w:r>
+      <w:r>
+        <w:t xml:space="preserve">stays as a quick primitive. 3 tests (</w:t>
+      </w:r>
+      <w:r>
+        <w:rPr>
+          <w:rStyle w:val="VerbatimChar"/>
+        </w:rPr>
+        <w:t xml:space="preserve">test_teardown.py</w:t>
+      </w:r>
+      <w:r>
+        <w:t xml:space="preserve">). No schema change.</w:t>
       </w:r>
     </w:p>
     <w:p>

--- a/REQUIREMENTS.docx
+++ b/REQUIREMENTS.docx
@@ -17608,6 +17608,208 @@
       </w:r>
       <w:r>
         <w:t xml:space="preserve">— simplicity pass (feature packs + navigation de-duplication, startup side):</w:t>
+      </w:r>
+    </w:p>
+    <w:p>
+      <w:pPr>
+        <w:pStyle w:val="Compact"/>
+        <w:numPr>
+          <w:ilvl w:val="0"/>
+          <w:numId w:val="1030"/>
+        </w:numPr>
+      </w:pPr>
+      <w:r>
+        <w:rPr>
+          <w:b/>
+          <w:bCs/>
+        </w:rPr>
+        <w:t xml:space="preserve">Fund-first workspace (fund side)</w:t>
+      </w:r>
+      <w:r>
+        <w:t xml:space="preserve"> </w:t>
+      </w:r>
+      <w:r>
+        <w:t xml:space="preserve">✅ — a fund entity no longer wears the startup workspace. (1)</w:t>
+      </w:r>
+      <w:r>
+        <w:t xml:space="preserve"> </w:t>
+      </w:r>
+      <w:r>
+        <w:rPr>
+          <w:b/>
+          <w:bCs/>
+        </w:rPr>
+        <w:t xml:space="preserve">Fund dashboard</w:t>
+      </w:r>
+      <w:r>
+        <w:t xml:space="preserve">:</w:t>
+      </w:r>
+      <w:r>
+        <w:t xml:space="preserve"> </w:t>
+      </w:r>
+      <w:r>
+        <w:rPr>
+          <w:rStyle w:val="VerbatimChar"/>
+        </w:rPr>
+        <w:t xml:space="preserve">FundDashboard</w:t>
+      </w:r>
+      <w:r>
+        <w:t xml:space="preserve"> </w:t>
+      </w:r>
+      <w:r>
+        <w:t xml:space="preserve">replaces the cap-table dashboard for</w:t>
+      </w:r>
+      <w:r>
+        <w:t xml:space="preserve"> </w:t>
+      </w:r>
+      <w:r>
+        <w:rPr>
+          <w:rStyle w:val="VerbatimChar"/>
+        </w:rPr>
+        <w:t xml:space="preserve">type == fund</w:t>
+      </w:r>
+      <w:r>
+        <w:t xml:space="preserve"> </w:t>
+      </w:r>
+      <w:r>
+        <w:t xml:space="preserve">— SEBI category + carry/hurdle/fee, committed/drawn/uncalled/distributed, NAV/TVPI/DPI, LP + portfolio-company counts, an overdue-compliance nudge and "Manage the fund" quick links (the</w:t>
+      </w:r>
+      <w:r>
+        <w:t xml:space="preserve"> </w:t>
+      </w:r>
+      <w:r>
+        <w:rPr>
+          <w:rStyle w:val="VerbatimChar"/>
+        </w:rPr>
+        <w:t xml:space="preserve">entity_dashboard</w:t>
+      </w:r>
+      <w:r>
+        <w:t xml:space="preserve"> </w:t>
+      </w:r>
+      <w:r>
+        <w:t xml:space="preserve">fund block was enriched with performance, terms, uncalled/distributed and portfolio count). No more "Shares issued 0 / Grant options / price ESOP grants" prompts for a fund. (2)</w:t>
+      </w:r>
+      <w:r>
+        <w:t xml:space="preserve"> </w:t>
+      </w:r>
+      <w:r>
+        <w:rPr>
+          <w:b/>
+          <w:bCs/>
+        </w:rPr>
+        <w:t xml:space="preserve">Promoted fund tabs</w:t>
+      </w:r>
+      <w:r>
+        <w:t xml:space="preserve">: the six Fund sub-tabs are now primary workspace tabs (Capital &amp; LPs · LP fundraise · Portfolio · Monitoring · Deal pipeline · Plan &amp; forecast · Financials) under a "Fund" group, instead of nesting inside one tab of the company nav (</w:t>
+      </w:r>
+      <w:r>
+        <w:rPr>
+          <w:rStyle w:val="VerbatimChar"/>
+        </w:rPr>
+        <w:t xml:space="preserve">Fund</w:t>
+      </w:r>
+      <w:r>
+        <w:t xml:space="preserve"> </w:t>
+      </w:r>
+      <w:r>
+        <w:t xml:space="preserve">gains</w:t>
+      </w:r>
+      <w:r>
+        <w:t xml:space="preserve"> </w:t>
+      </w:r>
+      <w:r>
+        <w:rPr>
+          <w:rStyle w:val="VerbatimChar"/>
+        </w:rPr>
+        <w:t xml:space="preserve">hideSubtabs</w:t>
+      </w:r>
+      <w:r>
+        <w:t xml:space="preserve">; new tab scope</w:t>
+      </w:r>
+      <w:r>
+        <w:t xml:space="preserve"> </w:t>
+      </w:r>
+      <w:r>
+        <w:rPr>
+          <w:rStyle w:val="VerbatimChar"/>
+        </w:rPr>
+        <w:t xml:space="preserve">fundonly</w:t>
+      </w:r>
+      <w:r>
+        <w:t xml:space="preserve">). (3)</w:t>
+      </w:r>
+      <w:r>
+        <w:t xml:space="preserve"> </w:t>
+      </w:r>
+      <w:r>
+        <w:rPr>
+          <w:b/>
+          <w:bCs/>
+        </w:rPr>
+        <w:t xml:space="preserve">Trimmed nav</w:t>
+      </w:r>
+      <w:r>
+        <w:t xml:space="preserve">: Cap Table and Valuations are now company-scoped, so the Ownership group disappears for funds. (4)</w:t>
+      </w:r>
+      <w:r>
+        <w:t xml:space="preserve"> </w:t>
+      </w:r>
+      <w:r>
+        <w:rPr>
+          <w:b/>
+          <w:bCs/>
+        </w:rPr>
+        <w:t xml:space="preserve">Portfolio split</w:t>
+      </w:r>
+      <w:r>
+        <w:t xml:space="preserve">: the ~10-section Portfolio page splits into</w:t>
+      </w:r>
+      <w:r>
+        <w:t xml:space="preserve"> </w:t>
+      </w:r>
+      <w:r>
+        <w:rPr>
+          <w:b/>
+          <w:bCs/>
+        </w:rPr>
+        <w:t xml:space="preserve">Portfolio</w:t>
+      </w:r>
+      <w:r>
+        <w:t xml:space="preserve"> </w:t>
+      </w:r>
+      <w:r>
+        <w:t xml:space="preserve">(signals, holdings, Schedule of Investments, independent valuation) and</w:t>
+      </w:r>
+      <w:r>
+        <w:t xml:space="preserve"> </w:t>
+      </w:r>
+      <w:r>
+        <w:rPr>
+          <w:b/>
+          <w:bCs/>
+        </w:rPr>
+        <w:t xml:space="preserve">Monitoring</w:t>
+      </w:r>
+      <w:r>
+        <w:t xml:space="preserve"> </w:t>
+      </w:r>
+      <w:r>
+        <w:t xml:space="preserve">(KPIs, benchmarks, alerts, KPI scheduling, DDQ). Legacy</w:t>
+      </w:r>
+      <w:r>
+        <w:t xml:space="preserve"> </w:t>
+      </w:r>
+      <w:r>
+        <w:rPr>
+          <w:rStyle w:val="VerbatimChar"/>
+        </w:rPr>
+        <w:t xml:space="preserve">?tab=fund[&amp;sub=]</w:t>
+      </w:r>
+      <w:r>
+        <w:t xml:space="preserve"> </w:t>
+      </w:r>
+      <w:r>
+        <w:t xml:space="preserve">deep links redirect to the promoted tabs. No schema change.</w:t>
       </w:r>
     </w:p>
     <w:p>

--- a/REQUIREMENTS.docx
+++ b/REQUIREMENTS.docx
@@ -17608,6 +17608,140 @@
       </w:r>
       <w:r>
         <w:t xml:space="preserve">— simplicity pass (feature packs + navigation de-duplication, startup side):</w:t>
+      </w:r>
+    </w:p>
+    <w:p>
+      <w:pPr>
+        <w:pStyle w:val="Compact"/>
+        <w:numPr>
+          <w:ilvl w:val="0"/>
+          <w:numId w:val="1030"/>
+        </w:numPr>
+      </w:pPr>
+      <w:r>
+        <w:rPr>
+          <w:b/>
+          <w:bCs/>
+        </w:rPr>
+        <w:t xml:space="preserve">Fund ↔ startup data flow (less friction)</w:t>
+      </w:r>
+      <w:r>
+        <w:t xml:space="preserve"> </w:t>
+      </w:r>
+      <w:r>
+        <w:t xml:space="preserve">✅ — (1) a fund's</w:t>
+      </w:r>
+      <w:r>
+        <w:t xml:space="preserve"> </w:t>
+      </w:r>
+      <w:r>
+        <w:rPr>
+          <w:b/>
+          <w:bCs/>
+        </w:rPr>
+        <w:t xml:space="preserve">"Investors" tab is relabelled "LP updates" and moved under the Fund group</w:t>
+      </w:r>
+      <w:r>
+        <w:t xml:space="preserve"> </w:t>
+      </w:r>
+      <w:r>
+        <w:t xml:space="preserve">for fund entities (it's the LP-update channel, not startup investor relations). (2) A portfolio holding can now be</w:t>
+      </w:r>
+      <w:r>
+        <w:t xml:space="preserve"> </w:t>
+      </w:r>
+      <w:r>
+        <w:rPr>
+          <w:b/>
+          <w:bCs/>
+        </w:rPr>
+        <w:t xml:space="preserve">linked to the portfolio company's own Paper entity</w:t>
+      </w:r>
+      <w:r>
+        <w:t xml:space="preserve"> </w:t>
+      </w:r>
+      <w:r>
+        <w:t xml:space="preserve">(</w:t>
+      </w:r>
+      <w:r>
+        <w:rPr>
+          <w:rStyle w:val="VerbatimChar"/>
+        </w:rPr>
+        <w:t xml:space="preserve">portfolio_investments.company_entity_id</w:t>
+      </w:r>
+      <w:r>
+        <w:t xml:space="preserve">, Alembic</w:t>
+      </w:r>
+      <w:r>
+        <w:t xml:space="preserve"> </w:t>
+      </w:r>
+      <w:r>
+        <w:rPr>
+          <w:rStyle w:val="VerbatimChar"/>
+        </w:rPr>
+        <w:t xml:space="preserve">f8a9b0c1d2e3</w:t>
+      </w:r>
+      <w:r>
+        <w:t xml:space="preserve">): the add-investment form offers a picker of companies the GP has access to (</w:t>
+      </w:r>
+      <w:r>
+        <w:rPr>
+          <w:rStyle w:val="VerbatimChar"/>
+        </w:rPr>
+        <w:t xml:space="preserve">GET /funds/{id}/linkable-companies</w:t>
+      </w:r>
+      <w:r>
+        <w:t xml:space="preserve">); linking syncs the company name and adds a</w:t>
+      </w:r>
+      <w:r>
+        <w:t xml:space="preserve"> </w:t>
+      </w:r>
+      <w:r>
+        <w:rPr>
+          <w:b/>
+          <w:bCs/>
+        </w:rPr>
+        <w:t xml:space="preserve">↗ open-workspace</w:t>
+      </w:r>
+      <w:r>
+        <w:t xml:space="preserve"> </w:t>
+      </w:r>
+      <w:r>
+        <w:t xml:space="preserve">jump. (3)</w:t>
+      </w:r>
+      <w:r>
+        <w:t xml:space="preserve"> </w:t>
+      </w:r>
+      <w:r>
+        <w:rPr>
+          <w:b/>
+          <w:bCs/>
+        </w:rPr>
+        <w:t xml:space="preserve">One-click "Pull financials"</w:t>
+      </w:r>
+      <w:r>
+        <w:t xml:space="preserve"> </w:t>
+      </w:r>
+      <w:r>
+        <w:t xml:space="preserve">(</w:t>
+      </w:r>
+      <w:r>
+        <w:rPr>
+          <w:rStyle w:val="VerbatimChar"/>
+        </w:rPr>
+        <w:t xml:space="preserve">POST /funds/{id}/portfolio/{iid}/pull-financials</w:t>
+      </w:r>
+      <w:r>
+        <w:t xml:space="preserve">) ingests the linked company's latest self-reported revenue / cash / burn (from its Finance module) as a portfolio-KPI period — no separate KPI-request round-trip — flowing straight into the fund's Monitoring, signals and benchmarks. Access is guarded: a fund can only link to / pull from companies whose workspace the GP is a member of. 3 tests (</w:t>
+      </w:r>
+      <w:r>
+        <w:rPr>
+          <w:rStyle w:val="VerbatimChar"/>
+        </w:rPr>
+        <w:t xml:space="preserve">test_portfolio_link.py</w:t>
+      </w:r>
+      <w:r>
+        <w:t xml:space="preserve">).</w:t>
       </w:r>
     </w:p>
     <w:p>

--- a/REQUIREMENTS.docx
+++ b/REQUIREMENTS.docx
@@ -17608,6 +17608,91 @@
       </w:r>
       <w:r>
         <w:t xml:space="preserve">— simplicity pass (feature packs + navigation de-duplication, startup side):</w:t>
+      </w:r>
+    </w:p>
+    <w:p>
+      <w:pPr>
+        <w:pStyle w:val="Compact"/>
+        <w:numPr>
+          <w:ilvl w:val="0"/>
+          <w:numId w:val="1030"/>
+        </w:numPr>
+      </w:pPr>
+      <w:r>
+        <w:rPr>
+          <w:b/>
+          <w:bCs/>
+        </w:rPr>
+        <w:t xml:space="preserve">Fund nav grouped by job</w:t>
+      </w:r>
+      <w:r>
+        <w:t xml:space="preserve"> </w:t>
+      </w:r>
+      <w:r>
+        <w:t xml:space="preserve">✅ — the flat 8-tab "Fund" group splits into three:</w:t>
+      </w:r>
+      <w:r>
+        <w:t xml:space="preserve"> </w:t>
+      </w:r>
+      <w:r>
+        <w:rPr>
+          <w:b/>
+          <w:bCs/>
+        </w:rPr>
+        <w:t xml:space="preserve">Fund management</w:t>
+      </w:r>
+      <w:r>
+        <w:t xml:space="preserve"> </w:t>
+      </w:r>
+      <w:r>
+        <w:t xml:space="preserve">(Capital &amp; LPs · LP fundraise · Plan &amp; forecast · Financials · LP updates),</w:t>
+      </w:r>
+      <w:r>
+        <w:t xml:space="preserve"> </w:t>
+      </w:r>
+      <w:r>
+        <w:rPr>
+          <w:b/>
+          <w:bCs/>
+        </w:rPr>
+        <w:t xml:space="preserve">Portfolio</w:t>
+      </w:r>
+      <w:r>
+        <w:t xml:space="preserve"> </w:t>
+      </w:r>
+      <w:r>
+        <w:t xml:space="preserve">(Deal pipeline · Holdings — the old Portfolio tab renamed), and</w:t>
+      </w:r>
+      <w:r>
+        <w:t xml:space="preserve"> </w:t>
+      </w:r>
+      <w:r>
+        <w:rPr>
+          <w:b/>
+          <w:bCs/>
+        </w:rPr>
+        <w:t xml:space="preserve">Monitoring</w:t>
+      </w:r>
+      <w:r>
+        <w:t xml:space="preserve"> </w:t>
+      </w:r>
+      <w:r>
+        <w:t xml:space="preserve">(portfolio-company KPIs/benchmarks/alerts). Frontend-only regrouping in</w:t>
+      </w:r>
+      <w:r>
+        <w:t xml:space="preserve"> </w:t>
+      </w:r>
+      <w:r>
+        <w:rPr>
+          <w:rStyle w:val="VerbatimChar"/>
+        </w:rPr>
+        <w:t xml:space="preserve">EntityDetail</w:t>
+      </w:r>
+      <w:r>
+        <w:t xml:space="preserve"> </w:t>
+      </w:r>
+      <w:r>
+        <w:t xml:space="preserve">TAB_DEFS/GROUPS; company navigation unchanged.</w:t>
       </w:r>
     </w:p>
     <w:p>

--- a/REQUIREMENTS.docx
+++ b/REQUIREMENTS.docx
@@ -17608,6 +17608,263 @@
       </w:r>
       <w:r>
         <w:t xml:space="preserve">— simplicity pass (feature packs + navigation de-duplication, startup side):</w:t>
+      </w:r>
+    </w:p>
+    <w:p>
+      <w:pPr>
+        <w:pStyle w:val="Compact"/>
+        <w:numPr>
+          <w:ilvl w:val="0"/>
+          <w:numId w:val="1030"/>
+        </w:numPr>
+      </w:pPr>
+      <w:r>
+        <w:rPr>
+          <w:b/>
+          <w:bCs/>
+        </w:rPr>
+        <w:t xml:space="preserve">Security + dead-code pass</w:t>
+      </w:r>
+      <w:r>
+        <w:t xml:space="preserve"> </w:t>
+      </w:r>
+      <w:r>
+        <w:t xml:space="preserve">✅ — two-agent review of the session's changes.</w:t>
+      </w:r>
+      <w:r>
+        <w:t xml:space="preserve"> </w:t>
+      </w:r>
+      <w:r>
+        <w:rPr>
+          <w:b/>
+          <w:bCs/>
+        </w:rPr>
+        <w:t xml:space="preserve">HIGH fixed:</w:t>
+      </w:r>
+      <w:r>
+        <w:t xml:space="preserve"> </w:t>
+      </w:r>
+      <w:r>
+        <w:t xml:space="preserve">the teardown FK-closure was tenant-blind — because</w:t>
+      </w:r>
+      <w:r>
+        <w:t xml:space="preserve"> </w:t>
+      </w:r>
+      <w:r>
+        <w:rPr>
+          <w:rStyle w:val="VerbatimChar"/>
+        </w:rPr>
+        <w:t xml:space="preserve">portfolio_investments.company_entity_id</w:t>
+      </w:r>
+      <w:r>
+        <w:t xml:space="preserve"> </w:t>
+      </w:r>
+      <w:r>
+        <w:t xml:space="preserve">and</w:t>
+      </w:r>
+      <w:r>
+        <w:t xml:space="preserve"> </w:t>
+      </w:r>
+      <w:r>
+        <w:rPr>
+          <w:rStyle w:val="VerbatimChar"/>
+        </w:rPr>
+        <w:t xml:space="preserve">spvs.portco_entity_id</w:t>
+      </w:r>
+      <w:r>
+        <w:t xml:space="preserve"> </w:t>
+      </w:r>
+      <w:r>
+        <w:t xml:space="preserve">are</w:t>
+      </w:r>
+      <w:r>
+        <w:t xml:space="preserve"> </w:t>
+      </w:r>
+      <w:r>
+        <w:rPr>
+          <w:i/>
+          <w:iCs/>
+        </w:rPr>
+        <w:t xml:space="preserve">cross-tenant</w:t>
+      </w:r>
+      <w:r>
+        <w:t xml:space="preserve"> </w:t>
+      </w:r>
+      <w:r>
+        <w:t xml:space="preserve">link FKs, tearing down a company could delete another tenant's fund/SPV records. The closure now excludes those link edges (</w:t>
+      </w:r>
+      <w:r>
+        <w:rPr>
+          <w:rStyle w:val="VerbatimChar"/>
+        </w:rPr>
+        <w:t xml:space="preserve">_LINK_FKS</w:t>
+      </w:r>
+      <w:r>
+        <w:t xml:space="preserve">) and nulls them (</w:t>
+      </w:r>
+      <w:r>
+        <w:rPr>
+          <w:rStyle w:val="VerbatimChar"/>
+        </w:rPr>
+        <w:t xml:space="preserve">_nullify_links</w:t>
+      </w:r>
+      <w:r>
+        <w:t xml:space="preserve">) instead, so the other tenant keeps its record; the preview no longer counts foreign rows.</w:t>
+      </w:r>
+      <w:r>
+        <w:t xml:space="preserve"> </w:t>
+      </w:r>
+      <w:r>
+        <w:rPr>
+          <w:b/>
+          <w:bCs/>
+        </w:rPr>
+        <w:t xml:space="preserve">Also:</w:t>
+      </w:r>
+      <w:r>
+        <w:t xml:space="preserve"> </w:t>
+      </w:r>
+      <w:r>
+        <w:t xml:space="preserve">CSV exports neutralise spreadsheet formula injection (</w:t>
+      </w:r>
+      <w:r>
+        <w:rPr>
+          <w:rStyle w:val="VerbatimChar"/>
+        </w:rPr>
+        <w:t xml:space="preserve">=</w:t>
+      </w:r>
+      <w:r>
+        <w:t xml:space="preserve">/</w:t>
+      </w:r>
+      <w:r>
+        <w:rPr>
+          <w:rStyle w:val="VerbatimChar"/>
+        </w:rPr>
+        <w:t xml:space="preserve">+</w:t>
+      </w:r>
+      <w:r>
+        <w:t xml:space="preserve">/</w:t>
+      </w:r>
+      <w:r>
+        <w:rPr>
+          <w:rStyle w:val="VerbatimChar"/>
+        </w:rPr>
+        <w:t xml:space="preserve">-</w:t>
+      </w:r>
+      <w:r>
+        <w:t xml:space="preserve">/</w:t>
+      </w:r>
+      <w:r>
+        <w:rPr>
+          <w:rStyle w:val="VerbatimChar"/>
+        </w:rPr>
+        <w:t xml:space="preserve">@</w:t>
+      </w:r>
+      <w:r>
+        <w:t xml:space="preserve"> </w:t>
+      </w:r>
+      <w:r>
+        <w:t xml:space="preserve">prefixing, with a real vector via linked company names);</w:t>
+      </w:r>
+      <w:r>
+        <w:t xml:space="preserve"> </w:t>
+      </w:r>
+      <w:r>
+        <w:rPr>
+          <w:rStyle w:val="VerbatimChar"/>
+        </w:rPr>
+        <w:t xml:space="preserve">PUT /entities/{id}/pack</w:t>
+      </w:r>
+      <w:r>
+        <w:t xml:space="preserve"> </w:t>
+      </w:r>
+      <w:r>
+        <w:t xml:space="preserve">is now owner/admin-only (it's the commercial tier); the empty-only</w:t>
+      </w:r>
+      <w:r>
+        <w:t xml:space="preserve"> </w:t>
+      </w:r>
+      <w:r>
+        <w:rPr>
+          <w:rStyle w:val="VerbatimChar"/>
+        </w:rPr>
+        <w:t xml:space="preserve">DELETE /tenants/{id}</w:t>
+      </w:r>
+      <w:r>
+        <w:t xml:space="preserve"> </w:t>
+      </w:r>
+      <w:r>
+        <w:t xml:space="preserve">also clears draft incorporations.</w:t>
+      </w:r>
+      <w:r>
+        <w:t xml:space="preserve"> </w:t>
+      </w:r>
+      <w:r>
+        <w:rPr>
+          <w:b/>
+          <w:bCs/>
+        </w:rPr>
+        <w:t xml:space="preserve">Dead code removed</w:t>
+      </w:r>
+      <w:r>
+        <w:t xml:space="preserve"> </w:t>
+      </w:r>
+      <w:r>
+        <w:t xml:space="preserve">(fallout from this session's deletions): orphaned Workflow API-client types/methods and</w:t>
+      </w:r>
+      <w:r>
+        <w:t xml:space="preserve"> </w:t>
+      </w:r>
+      <w:r>
+        <w:rPr>
+          <w:rStyle w:val="VerbatimChar"/>
+        </w:rPr>
+        <w:t xml:space="preserve">deleteTenant</w:t>
+      </w:r>
+      <w:r>
+        <w:t xml:space="preserve"> </w:t>
+      </w:r>
+      <w:r>
+        <w:t xml:space="preserve">in</w:t>
+      </w:r>
+      <w:r>
+        <w:t xml:space="preserve"> </w:t>
+      </w:r>
+      <w:r>
+        <w:rPr>
+          <w:rStyle w:val="VerbatimChar"/>
+        </w:rPr>
+        <w:t xml:space="preserve">api.ts</w:t>
+      </w:r>
+      <w:r>
+        <w:t xml:space="preserve">;</w:t>
+      </w:r>
+      <w:r>
+        <w:t xml:space="preserve"> </w:t>
+      </w:r>
+      <w:r>
+        <w:rPr>
+          <w:rStyle w:val="VerbatimChar"/>
+        </w:rPr>
+        <w:t xml:space="preserve">Fund</w:t>
+      </w:r>
+      <w:r>
+        <w:t xml:space="preserve">'s now-always-hidden internal sub-tab row +</w:t>
+      </w:r>
+      <w:r>
+        <w:t xml:space="preserve"> </w:t>
+      </w:r>
+      <w:r>
+        <w:rPr>
+          <w:rStyle w:val="VerbatimChar"/>
+        </w:rPr>
+        <w:t xml:space="preserve">hideSubtabs</w:t>
+      </w:r>
+      <w:r>
+        <w:t xml:space="preserve"> </w:t>
+      </w:r>
+      <w:r>
+        <w:t xml:space="preserve">prop (parent nav drives sub-tabs). 2 tests added (cross-tenant teardown safety, CSV injection); 350 pass.</w:t>
       </w:r>
     </w:p>
     <w:p>
